--- a/JavaDocs.docx
+++ b/JavaDocs.docx
@@ -518,8 +518,34 @@
           <w:sz w:val="24"/>
           <w:szCs w:val="24"/>
         </w:rPr>
-        <w:t xml:space="preserve"> = { S</w:t>
-      </w:r>
+        <w:t xml:space="preserve"> = </w:t>
+      </w:r>
+      <w:proofErr w:type="gramStart"/>
+      <w:r>
+        <w:rPr>
+          <w:rFonts w:ascii="Courier New" w:hAnsi="Courier New" w:cs="Courier New"/>
+          <w:sz w:val="24"/>
+          <w:szCs w:val="24"/>
+        </w:rPr>
+        <w:t>{</w:t>
+      </w:r>
+      <w:r>
+        <w:rPr>
+          <w:rFonts w:ascii="Courier New" w:hAnsi="Courier New" w:cs="Courier New"/>
+          <w:sz w:val="24"/>
+          <w:szCs w:val="24"/>
+        </w:rPr>
+        <w:t xml:space="preserve"> </w:t>
+      </w:r>
+      <w:r>
+        <w:rPr>
+          <w:rFonts w:ascii="Courier New" w:hAnsi="Courier New" w:cs="Courier New"/>
+          <w:sz w:val="24"/>
+          <w:szCs w:val="24"/>
+        </w:rPr>
+        <w:t>S</w:t>
+      </w:r>
+      <w:proofErr w:type="gramEnd"/>
       <w:r>
         <w:rPr>
           <w:rFonts w:ascii="Courier New" w:hAnsi="Courier New" w:cs="Courier New"/>
@@ -982,7 +1008,29 @@
           <w:szCs w:val="24"/>
           <w:lang w:eastAsia="en-ID"/>
         </w:rPr>
-        <w:t>x &lt; y ? x: y</w:t>
+        <w:t xml:space="preserve">x &lt; </w:t>
+      </w:r>
+      <w:proofErr w:type="gramStart"/>
+      <w:r>
+        <w:rPr>
+          <w:rFonts w:ascii="Courier New" w:eastAsia="Times New Roman" w:hAnsi="Courier New" w:cs="Courier New"/>
+          <w:color w:val="000000"/>
+          <w:sz w:val="24"/>
+          <w:szCs w:val="24"/>
+          <w:lang w:eastAsia="en-ID"/>
+        </w:rPr>
+        <w:t>y ?</w:t>
+      </w:r>
+      <w:proofErr w:type="gramEnd"/>
+      <w:r>
+        <w:rPr>
+          <w:rFonts w:ascii="Courier New" w:eastAsia="Times New Roman" w:hAnsi="Courier New" w:cs="Courier New"/>
+          <w:color w:val="000000"/>
+          <w:sz w:val="24"/>
+          <w:szCs w:val="24"/>
+          <w:lang w:eastAsia="en-ID"/>
+        </w:rPr>
+        <w:t xml:space="preserve"> x: y</w:t>
       </w:r>
     </w:p>
     <w:p>
@@ -1067,15 +1115,13 @@
         <w:spacing w:before="20" w:after="20" w:line="360" w:lineRule="atLeast"/>
         <w:jc w:val="both"/>
         <w:rPr>
-          <w:rFonts w:ascii="Courier" w:hAnsi="Courier"/>
-          <w:color w:val="000000"/>
-          <w:sz w:val="24"/>
-          <w:szCs w:val="24"/>
-        </w:rPr>
-      </w:pPr>
-      <w:r>
-        <w:rPr>
-          <w:rFonts w:ascii="Courier" w:hAnsi="Courier"/>
+          <w:color w:val="000000"/>
+          <w:sz w:val="24"/>
+          <w:szCs w:val="24"/>
+        </w:rPr>
+      </w:pPr>
+      <w:r>
+        <w:rPr>
           <w:color w:val="000000"/>
           <w:sz w:val="24"/>
           <w:szCs w:val="24"/>
@@ -1085,7 +1131,6 @@
       <w:proofErr w:type="spellStart"/>
       <w:r>
         <w:rPr>
-          <w:rFonts w:ascii="Courier" w:hAnsi="Courier"/>
           <w:color w:val="000000"/>
           <w:sz w:val="24"/>
           <w:szCs w:val="24"/>
@@ -1095,7 +1140,6 @@
       <w:proofErr w:type="spellEnd"/>
       <w:r>
         <w:rPr>
-          <w:rFonts w:ascii="Courier" w:hAnsi="Courier"/>
           <w:color w:val="000000"/>
           <w:sz w:val="24"/>
           <w:szCs w:val="24"/>
@@ -1105,7 +1149,6 @@
       <w:proofErr w:type="spellStart"/>
       <w:r>
         <w:rPr>
-          <w:rFonts w:ascii="Courier" w:hAnsi="Courier"/>
           <w:color w:val="000000"/>
           <w:sz w:val="24"/>
           <w:szCs w:val="24"/>
@@ -1115,7 +1158,6 @@
       <w:proofErr w:type="spellEnd"/>
       <w:r>
         <w:rPr>
-          <w:rFonts w:ascii="Courier" w:hAnsi="Courier"/>
           <w:color w:val="000000"/>
           <w:sz w:val="24"/>
           <w:szCs w:val="24"/>
@@ -1130,15 +1172,13 @@
         <w:ind w:left="400"/>
         <w:jc w:val="both"/>
         <w:rPr>
-          <w:rFonts w:ascii="Courier" w:hAnsi="Courier"/>
-          <w:color w:val="000000"/>
-          <w:sz w:val="24"/>
-          <w:szCs w:val="24"/>
-        </w:rPr>
-      </w:pPr>
-      <w:r>
-        <w:rPr>
-          <w:rFonts w:ascii="Courier" w:hAnsi="Courier"/>
+          <w:color w:val="000000"/>
+          <w:sz w:val="24"/>
+          <w:szCs w:val="24"/>
+        </w:rPr>
+      </w:pPr>
+      <w:r>
+        <w:rPr>
           <w:color w:val="000000"/>
           <w:sz w:val="24"/>
           <w:szCs w:val="24"/>
@@ -1153,15 +1193,13 @@
         <w:ind w:left="400"/>
         <w:jc w:val="both"/>
         <w:rPr>
-          <w:rFonts w:ascii="Courier" w:hAnsi="Courier"/>
-          <w:color w:val="000000"/>
-          <w:sz w:val="24"/>
-          <w:szCs w:val="24"/>
-        </w:rPr>
-      </w:pPr>
-      <w:r>
-        <w:rPr>
-          <w:rFonts w:ascii="Courier" w:hAnsi="Courier"/>
+          <w:color w:val="000000"/>
+          <w:sz w:val="24"/>
+          <w:szCs w:val="24"/>
+        </w:rPr>
+      </w:pPr>
+      <w:r>
+        <w:rPr>
           <w:color w:val="000000"/>
           <w:sz w:val="24"/>
           <w:szCs w:val="24"/>
@@ -1176,15 +1214,13 @@
         <w:ind w:left="400"/>
         <w:jc w:val="both"/>
         <w:rPr>
-          <w:rFonts w:ascii="Courier" w:hAnsi="Courier"/>
-          <w:color w:val="000000"/>
-          <w:sz w:val="24"/>
-          <w:szCs w:val="24"/>
-        </w:rPr>
-      </w:pPr>
-      <w:r>
-        <w:rPr>
-          <w:rFonts w:ascii="Courier" w:hAnsi="Courier"/>
+          <w:color w:val="000000"/>
+          <w:sz w:val="24"/>
+          <w:szCs w:val="24"/>
+        </w:rPr>
+      </w:pPr>
+      <w:r>
+        <w:rPr>
           <w:color w:val="000000"/>
           <w:sz w:val="24"/>
           <w:szCs w:val="24"/>
@@ -1199,15 +1235,13 @@
         <w:ind w:left="400"/>
         <w:jc w:val="both"/>
         <w:rPr>
-          <w:rFonts w:ascii="Courier" w:hAnsi="Courier"/>
-          <w:color w:val="000000"/>
-          <w:sz w:val="24"/>
-          <w:szCs w:val="24"/>
-        </w:rPr>
-      </w:pPr>
-      <w:r>
-        <w:rPr>
-          <w:rFonts w:ascii="Courier" w:hAnsi="Courier"/>
+          <w:color w:val="000000"/>
+          <w:sz w:val="24"/>
+          <w:szCs w:val="24"/>
+        </w:rPr>
+      </w:pPr>
+      <w:r>
+        <w:rPr>
           <w:color w:val="000000"/>
           <w:sz w:val="24"/>
           <w:szCs w:val="24"/>
@@ -1222,15 +1256,13 @@
         <w:ind w:left="400"/>
         <w:jc w:val="both"/>
         <w:rPr>
-          <w:rFonts w:ascii="Courier" w:hAnsi="Courier"/>
-          <w:color w:val="000000"/>
-          <w:sz w:val="24"/>
-          <w:szCs w:val="24"/>
-        </w:rPr>
-      </w:pPr>
-      <w:r>
-        <w:rPr>
-          <w:rFonts w:ascii="Courier" w:hAnsi="Courier"/>
+          <w:color w:val="000000"/>
+          <w:sz w:val="24"/>
+          <w:szCs w:val="24"/>
+        </w:rPr>
+      </w:pPr>
+      <w:r>
+        <w:rPr>
           <w:color w:val="000000"/>
           <w:sz w:val="24"/>
           <w:szCs w:val="24"/>
@@ -1244,20 +1276,18 @@
         <w:spacing w:before="20" w:after="20" w:line="360" w:lineRule="atLeast"/>
         <w:jc w:val="both"/>
         <w:rPr>
-          <w:rFonts w:ascii="Courier" w:hAnsi="Courier"/>
-          <w:color w:val="000000"/>
-          <w:sz w:val="24"/>
-          <w:szCs w:val="24"/>
-        </w:rPr>
-      </w:pPr>
-    </w:p>
-    <w:p>
-      <w:pPr>
-        <w:pStyle w:val="HTMLPreformatted"/>
-        <w:spacing w:before="20" w:after="20" w:line="360" w:lineRule="atLeast"/>
-        <w:jc w:val="both"/>
-        <w:rPr>
-          <w:rFonts w:ascii="Courier" w:hAnsi="Courier"/>
+          <w:color w:val="000000"/>
+          <w:sz w:val="24"/>
+          <w:szCs w:val="24"/>
+        </w:rPr>
+      </w:pPr>
+    </w:p>
+    <w:p>
+      <w:pPr>
+        <w:pStyle w:val="HTMLPreformatted"/>
+        <w:spacing w:before="20" w:after="20" w:line="360" w:lineRule="atLeast"/>
+        <w:jc w:val="both"/>
+        <w:rPr>
           <w:color w:val="000000"/>
           <w:sz w:val="24"/>
           <w:szCs w:val="24"/>
@@ -1266,6 +1296,8 @@
       <w:r>
         <w:rPr>
           <w:noProof/>
+          <w:sz w:val="24"/>
+          <w:szCs w:val="24"/>
         </w:rPr>
         <w:lastRenderedPageBreak/>
         <w:drawing>
@@ -1311,33 +1343,38 @@
         <w:spacing w:before="20" w:after="20" w:line="360" w:lineRule="atLeast"/>
         <w:jc w:val="both"/>
         <w:rPr>
-          <w:rFonts w:ascii="Courier" w:hAnsi="Courier"/>
-          <w:color w:val="000000"/>
-          <w:sz w:val="24"/>
-          <w:szCs w:val="24"/>
-        </w:rPr>
-      </w:pPr>
-    </w:p>
-    <w:p>
-      <w:pPr>
-        <w:pStyle w:val="HTMLPreformatted"/>
-        <w:spacing w:before="20" w:after="20" w:line="360" w:lineRule="atLeast"/>
-        <w:jc w:val="both"/>
-        <w:rPr>
-          <w:rFonts w:ascii="Courier" w:hAnsi="Courier"/>
-          <w:color w:val="000000"/>
-          <w:sz w:val="24"/>
-          <w:szCs w:val="24"/>
-        </w:rPr>
-      </w:pPr>
-      <w:r>
-        <w:rPr>
-          <w:rFonts w:ascii="Courier" w:hAnsi="Courier"/>
+          <w:color w:val="000000"/>
+          <w:sz w:val="24"/>
+          <w:szCs w:val="24"/>
+        </w:rPr>
+      </w:pPr>
+    </w:p>
+    <w:p>
+      <w:pPr>
+        <w:pStyle w:val="HTMLPreformatted"/>
+        <w:spacing w:before="20" w:after="20" w:line="360" w:lineRule="atLeast"/>
+        <w:jc w:val="both"/>
+        <w:rPr>
+          <w:color w:val="000000"/>
+          <w:sz w:val="24"/>
+          <w:szCs w:val="24"/>
+        </w:rPr>
+      </w:pPr>
+      <w:r>
+        <w:rPr>
           <w:color w:val="000000"/>
           <w:sz w:val="24"/>
           <w:szCs w:val="24"/>
         </w:rPr>
         <w:t>Strings</w:t>
+      </w:r>
+      <w:r>
+        <w:rPr>
+          <w:color w:val="000000"/>
+          <w:sz w:val="24"/>
+          <w:szCs w:val="24"/>
+        </w:rPr>
+        <w:t xml:space="preserve"> (Immutable)</w:t>
       </w:r>
     </w:p>
     <w:p>
@@ -1350,42 +1387,18 @@
         <w:spacing w:before="20" w:after="20" w:line="360" w:lineRule="atLeast"/>
         <w:jc w:val="both"/>
         <w:rPr>
-          <w:rFonts w:ascii="Courier" w:hAnsi="Courier"/>
-          <w:color w:val="000000"/>
-          <w:sz w:val="24"/>
-          <w:szCs w:val="24"/>
-        </w:rPr>
-      </w:pPr>
-      <w:r>
-        <w:rPr>
-          <w:rFonts w:ascii="Courier" w:hAnsi="Courier"/>
-          <w:color w:val="000000"/>
-          <w:sz w:val="24"/>
-          <w:szCs w:val="24"/>
-        </w:rPr>
-        <w:t>String e = “”;</w:t>
-      </w:r>
-    </w:p>
-    <w:p>
-      <w:pPr>
-        <w:pStyle w:val="HTMLPreformatted"/>
-        <w:spacing w:before="20" w:after="20" w:line="360" w:lineRule="atLeast"/>
-        <w:jc w:val="both"/>
-        <w:rPr>
-          <w:rFonts w:ascii="Courier" w:hAnsi="Courier"/>
-          <w:color w:val="000000"/>
-          <w:sz w:val="24"/>
-          <w:szCs w:val="24"/>
-        </w:rPr>
-      </w:pPr>
-      <w:r>
-        <w:rPr>
-          <w:rFonts w:ascii="Courier" w:hAnsi="Courier"/>
-          <w:color w:val="000000"/>
-          <w:sz w:val="24"/>
-          <w:szCs w:val="24"/>
-        </w:rPr>
-        <w:t>Substrings</w:t>
+          <w:color w:val="000000"/>
+          <w:sz w:val="24"/>
+          <w:szCs w:val="24"/>
+        </w:rPr>
+      </w:pPr>
+      <w:r>
+        <w:rPr>
+          <w:color w:val="000000"/>
+          <w:sz w:val="24"/>
+          <w:szCs w:val="24"/>
+        </w:rPr>
+        <w:t>strings are immutable, to change string use substring</w:t>
       </w:r>
     </w:p>
     <w:p>
@@ -1398,20 +1411,38 @@
         <w:spacing w:before="20" w:after="20" w:line="360" w:lineRule="atLeast"/>
         <w:jc w:val="both"/>
         <w:rPr>
-          <w:rFonts w:ascii="Courier" w:hAnsi="Courier"/>
-          <w:color w:val="000000"/>
-          <w:sz w:val="24"/>
-          <w:szCs w:val="24"/>
-        </w:rPr>
-      </w:pPr>
-      <w:r>
-        <w:rPr>
-          <w:rFonts w:ascii="Courier" w:hAnsi="Courier"/>
-          <w:color w:val="000000"/>
-          <w:sz w:val="24"/>
-          <w:szCs w:val="24"/>
-        </w:rPr>
-        <w:t>String greet = “hello”;</w:t>
+          <w:color w:val="000000"/>
+          <w:sz w:val="24"/>
+          <w:szCs w:val="24"/>
+        </w:rPr>
+      </w:pPr>
+      <w:r>
+        <w:rPr>
+          <w:color w:val="000000"/>
+          <w:sz w:val="24"/>
+          <w:szCs w:val="24"/>
+        </w:rPr>
+        <w:t>String e = “”;</w:t>
+      </w:r>
+    </w:p>
+    <w:p>
+      <w:pPr>
+        <w:pStyle w:val="HTMLPreformatted"/>
+        <w:spacing w:before="20" w:after="20" w:line="360" w:lineRule="atLeast"/>
+        <w:jc w:val="both"/>
+        <w:rPr>
+          <w:color w:val="000000"/>
+          <w:sz w:val="24"/>
+          <w:szCs w:val="24"/>
+        </w:rPr>
+      </w:pPr>
+      <w:r>
+        <w:rPr>
+          <w:color w:val="000000"/>
+          <w:sz w:val="24"/>
+          <w:szCs w:val="24"/>
+        </w:rPr>
+        <w:t>Substrings</w:t>
       </w:r>
     </w:p>
     <w:p>
@@ -1424,62 +1455,18 @@
         <w:spacing w:before="20" w:after="20" w:line="360" w:lineRule="atLeast"/>
         <w:jc w:val="both"/>
         <w:rPr>
-          <w:rFonts w:ascii="Courier" w:hAnsi="Courier"/>
-          <w:color w:val="000000"/>
-          <w:sz w:val="24"/>
-          <w:szCs w:val="24"/>
-        </w:rPr>
-      </w:pPr>
-      <w:r>
-        <w:rPr>
-          <w:rFonts w:ascii="Courier" w:hAnsi="Courier"/>
-          <w:color w:val="000000"/>
-          <w:sz w:val="24"/>
-          <w:szCs w:val="24"/>
-        </w:rPr>
-        <w:t xml:space="preserve">String s = </w:t>
-      </w:r>
-      <w:proofErr w:type="spellStart"/>
-      <w:r>
-        <w:rPr>
-          <w:rFonts w:ascii="Courier" w:hAnsi="Courier"/>
-          <w:color w:val="000000"/>
-          <w:sz w:val="24"/>
-          <w:szCs w:val="24"/>
-        </w:rPr>
-        <w:t>greet.substring</w:t>
-      </w:r>
-      <w:proofErr w:type="spellEnd"/>
-      <w:r>
-        <w:rPr>
-          <w:rFonts w:ascii="Courier" w:hAnsi="Courier"/>
-          <w:color w:val="000000"/>
-          <w:sz w:val="24"/>
-          <w:szCs w:val="24"/>
-        </w:rPr>
-        <w:t>(0, 3);</w:t>
-      </w:r>
-    </w:p>
-    <w:p>
-      <w:pPr>
-        <w:pStyle w:val="HTMLPreformatted"/>
-        <w:spacing w:before="20" w:after="20" w:line="360" w:lineRule="atLeast"/>
-        <w:jc w:val="both"/>
-        <w:rPr>
-          <w:rFonts w:ascii="Courier" w:hAnsi="Courier"/>
-          <w:color w:val="000000"/>
-          <w:sz w:val="24"/>
-          <w:szCs w:val="24"/>
-        </w:rPr>
-      </w:pPr>
-      <w:r>
-        <w:rPr>
-          <w:rFonts w:ascii="Courier" w:hAnsi="Courier"/>
-          <w:color w:val="000000"/>
-          <w:sz w:val="24"/>
-          <w:szCs w:val="24"/>
-        </w:rPr>
-        <w:t>Concatenation</w:t>
+          <w:color w:val="000000"/>
+          <w:sz w:val="24"/>
+          <w:szCs w:val="24"/>
+        </w:rPr>
+      </w:pPr>
+      <w:r>
+        <w:rPr>
+          <w:color w:val="000000"/>
+          <w:sz w:val="24"/>
+          <w:szCs w:val="24"/>
+        </w:rPr>
+        <w:t>String greet = “hello”;</w:t>
       </w:r>
     </w:p>
     <w:p>
@@ -1492,20 +1479,58 @@
         <w:spacing w:before="20" w:after="20" w:line="360" w:lineRule="atLeast"/>
         <w:jc w:val="both"/>
         <w:rPr>
-          <w:rFonts w:ascii="Courier" w:hAnsi="Courier"/>
-          <w:color w:val="000000"/>
-          <w:sz w:val="24"/>
-          <w:szCs w:val="24"/>
-        </w:rPr>
-      </w:pPr>
-      <w:r>
-        <w:rPr>
-          <w:rFonts w:ascii="Courier" w:hAnsi="Courier"/>
-          <w:color w:val="000000"/>
-          <w:sz w:val="24"/>
-          <w:szCs w:val="24"/>
-        </w:rPr>
-        <w:t>String a = “a”;</w:t>
+          <w:color w:val="000000"/>
+          <w:sz w:val="24"/>
+          <w:szCs w:val="24"/>
+        </w:rPr>
+      </w:pPr>
+      <w:r>
+        <w:rPr>
+          <w:color w:val="000000"/>
+          <w:sz w:val="24"/>
+          <w:szCs w:val="24"/>
+        </w:rPr>
+        <w:t xml:space="preserve">String s = </w:t>
+      </w:r>
+      <w:proofErr w:type="spellStart"/>
+      <w:proofErr w:type="gramStart"/>
+      <w:r>
+        <w:rPr>
+          <w:color w:val="000000"/>
+          <w:sz w:val="24"/>
+          <w:szCs w:val="24"/>
+        </w:rPr>
+        <w:t>greet.substring</w:t>
+      </w:r>
+      <w:proofErr w:type="spellEnd"/>
+      <w:proofErr w:type="gramEnd"/>
+      <w:r>
+        <w:rPr>
+          <w:color w:val="000000"/>
+          <w:sz w:val="24"/>
+          <w:szCs w:val="24"/>
+        </w:rPr>
+        <w:t>(0, 3);</w:t>
+      </w:r>
+    </w:p>
+    <w:p>
+      <w:pPr>
+        <w:pStyle w:val="HTMLPreformatted"/>
+        <w:spacing w:before="20" w:after="20" w:line="360" w:lineRule="atLeast"/>
+        <w:jc w:val="both"/>
+        <w:rPr>
+          <w:color w:val="000000"/>
+          <w:sz w:val="24"/>
+          <w:szCs w:val="24"/>
+        </w:rPr>
+      </w:pPr>
+      <w:r>
+        <w:rPr>
+          <w:color w:val="000000"/>
+          <w:sz w:val="24"/>
+          <w:szCs w:val="24"/>
+        </w:rPr>
+        <w:t>Concatenation</w:t>
       </w:r>
     </w:p>
     <w:p>
@@ -1518,20 +1543,18 @@
         <w:spacing w:before="20" w:after="20" w:line="360" w:lineRule="atLeast"/>
         <w:jc w:val="both"/>
         <w:rPr>
-          <w:rFonts w:ascii="Courier" w:hAnsi="Courier"/>
-          <w:color w:val="000000"/>
-          <w:sz w:val="24"/>
-          <w:szCs w:val="24"/>
-        </w:rPr>
-      </w:pPr>
-      <w:r>
-        <w:rPr>
-          <w:rFonts w:ascii="Courier" w:hAnsi="Courier"/>
-          <w:color w:val="000000"/>
-          <w:sz w:val="24"/>
-          <w:szCs w:val="24"/>
-        </w:rPr>
-        <w:t>String b = “b”;</w:t>
+          <w:color w:val="000000"/>
+          <w:sz w:val="24"/>
+          <w:szCs w:val="24"/>
+        </w:rPr>
+      </w:pPr>
+      <w:r>
+        <w:rPr>
+          <w:color w:val="000000"/>
+          <w:sz w:val="24"/>
+          <w:szCs w:val="24"/>
+        </w:rPr>
+        <w:t>String a = “a”;</w:t>
       </w:r>
     </w:p>
     <w:p>
@@ -1544,15 +1567,37 @@
         <w:spacing w:before="20" w:after="20" w:line="360" w:lineRule="atLeast"/>
         <w:jc w:val="both"/>
         <w:rPr>
-          <w:rFonts w:ascii="Courier" w:hAnsi="Courier"/>
-          <w:color w:val="000000"/>
-          <w:sz w:val="24"/>
-          <w:szCs w:val="24"/>
-        </w:rPr>
-      </w:pPr>
-      <w:r>
-        <w:rPr>
-          <w:rFonts w:ascii="Courier" w:hAnsi="Courier"/>
+          <w:color w:val="000000"/>
+          <w:sz w:val="24"/>
+          <w:szCs w:val="24"/>
+        </w:rPr>
+      </w:pPr>
+      <w:r>
+        <w:rPr>
+          <w:color w:val="000000"/>
+          <w:sz w:val="24"/>
+          <w:szCs w:val="24"/>
+        </w:rPr>
+        <w:t>String b = “b”;</w:t>
+      </w:r>
+    </w:p>
+    <w:p>
+      <w:pPr>
+        <w:pStyle w:val="HTMLPreformatted"/>
+        <w:numPr>
+          <w:ilvl w:val="0"/>
+          <w:numId w:val="1"/>
+        </w:numPr>
+        <w:spacing w:before="20" w:after="20" w:line="360" w:lineRule="atLeast"/>
+        <w:jc w:val="both"/>
+        <w:rPr>
+          <w:color w:val="000000"/>
+          <w:sz w:val="24"/>
+          <w:szCs w:val="24"/>
+        </w:rPr>
+      </w:pPr>
+      <w:r>
+        <w:rPr>
           <w:color w:val="000000"/>
           <w:sz w:val="24"/>
           <w:szCs w:val="24"/>
@@ -1566,15 +1611,552 @@
         <w:spacing w:before="20" w:after="20" w:line="360" w:lineRule="atLeast"/>
         <w:jc w:val="both"/>
         <w:rPr>
-          <w:rFonts w:ascii="Courier" w:hAnsi="Courier"/>
-          <w:color w:val="000000"/>
-          <w:sz w:val="24"/>
-          <w:szCs w:val="24"/>
-        </w:rPr>
-      </w:pPr>
-    </w:p>
-    <w:p>
-      <w:pPr>
+          <w:color w:val="000000"/>
+          <w:sz w:val="24"/>
+          <w:szCs w:val="24"/>
+        </w:rPr>
+      </w:pPr>
+      <w:r>
+        <w:rPr>
+          <w:color w:val="000000"/>
+          <w:sz w:val="24"/>
+          <w:szCs w:val="24"/>
+        </w:rPr>
+        <w:t>Testing strings for equality</w:t>
+      </w:r>
+    </w:p>
+    <w:p>
+      <w:pPr>
+        <w:pStyle w:val="HTMLPreformatted"/>
+        <w:numPr>
+          <w:ilvl w:val="0"/>
+          <w:numId w:val="1"/>
+        </w:numPr>
+        <w:spacing w:before="20" w:after="20" w:line="360" w:lineRule="atLeast"/>
+        <w:jc w:val="both"/>
+        <w:rPr>
+          <w:color w:val="000000"/>
+          <w:sz w:val="24"/>
+          <w:szCs w:val="24"/>
+        </w:rPr>
+      </w:pPr>
+      <w:r>
+        <w:rPr>
+          <w:color w:val="000000"/>
+          <w:sz w:val="24"/>
+          <w:szCs w:val="24"/>
+        </w:rPr>
+        <w:t>“</w:t>
+      </w:r>
+      <w:proofErr w:type="spellStart"/>
+      <w:r>
+        <w:rPr>
+          <w:color w:val="000000"/>
+          <w:sz w:val="24"/>
+          <w:szCs w:val="24"/>
+        </w:rPr>
+        <w:t>hello</w:t>
+      </w:r>
+      <w:proofErr w:type="gramStart"/>
+      <w:r>
+        <w:rPr>
+          <w:color w:val="000000"/>
+          <w:sz w:val="24"/>
+          <w:szCs w:val="24"/>
+        </w:rPr>
+        <w:t>”.equals</w:t>
+      </w:r>
+      <w:proofErr w:type="spellEnd"/>
+      <w:proofErr w:type="gramEnd"/>
+      <w:r>
+        <w:rPr>
+          <w:color w:val="000000"/>
+          <w:sz w:val="24"/>
+          <w:szCs w:val="24"/>
+        </w:rPr>
+        <w:t>(“hello”)</w:t>
+      </w:r>
+    </w:p>
+    <w:p>
+      <w:pPr>
+        <w:pStyle w:val="HTMLPreformatted"/>
+        <w:numPr>
+          <w:ilvl w:val="0"/>
+          <w:numId w:val="1"/>
+        </w:numPr>
+        <w:spacing w:before="20" w:after="20" w:line="360" w:lineRule="atLeast"/>
+        <w:jc w:val="both"/>
+        <w:rPr>
+          <w:color w:val="000000"/>
+          <w:sz w:val="24"/>
+          <w:szCs w:val="24"/>
+        </w:rPr>
+      </w:pPr>
+      <w:r>
+        <w:rPr>
+          <w:color w:val="000000"/>
+          <w:sz w:val="24"/>
+          <w:szCs w:val="24"/>
+        </w:rPr>
+        <w:t xml:space="preserve">Don’t use == to compare string. It only determines </w:t>
+      </w:r>
+      <w:proofErr w:type="spellStart"/>
+      <w:r>
+        <w:rPr>
+          <w:color w:val="000000"/>
+          <w:sz w:val="24"/>
+          <w:szCs w:val="24"/>
+        </w:rPr>
+        <w:t>wheter</w:t>
+      </w:r>
+      <w:proofErr w:type="spellEnd"/>
+      <w:r>
+        <w:rPr>
+          <w:color w:val="000000"/>
+          <w:sz w:val="24"/>
+          <w:szCs w:val="24"/>
+        </w:rPr>
+        <w:t xml:space="preserve"> or not the strings are stored in same location</w:t>
+      </w:r>
+    </w:p>
+    <w:p>
+      <w:pPr>
+        <w:pStyle w:val="HTMLPreformatted"/>
+        <w:spacing w:before="20" w:after="20" w:line="360" w:lineRule="atLeast"/>
+        <w:jc w:val="both"/>
+        <w:rPr>
+          <w:color w:val="000000"/>
+          <w:sz w:val="24"/>
+          <w:szCs w:val="24"/>
+        </w:rPr>
+      </w:pPr>
+      <w:r>
+        <w:rPr>
+          <w:color w:val="000000"/>
+          <w:sz w:val="24"/>
+          <w:szCs w:val="24"/>
+        </w:rPr>
+        <w:t>Empty and Null strings</w:t>
+      </w:r>
+    </w:p>
+    <w:p>
+      <w:pPr>
+        <w:pStyle w:val="HTMLPreformatted"/>
+        <w:numPr>
+          <w:ilvl w:val="0"/>
+          <w:numId w:val="1"/>
+        </w:numPr>
+        <w:spacing w:before="20" w:after="20" w:line="360" w:lineRule="atLeast"/>
+        <w:jc w:val="both"/>
+        <w:rPr>
+          <w:color w:val="000000"/>
+          <w:sz w:val="24"/>
+          <w:szCs w:val="24"/>
+        </w:rPr>
+      </w:pPr>
+      <w:r>
+        <w:rPr>
+          <w:color w:val="000000"/>
+          <w:sz w:val="24"/>
+          <w:szCs w:val="24"/>
+        </w:rPr>
+        <w:t>“</w:t>
+      </w:r>
+      <w:proofErr w:type="spellStart"/>
+      <w:r>
+        <w:rPr>
+          <w:color w:val="000000"/>
+          <w:sz w:val="24"/>
+          <w:szCs w:val="24"/>
+        </w:rPr>
+        <w:t>jack</w:t>
+      </w:r>
+      <w:proofErr w:type="gramStart"/>
+      <w:r>
+        <w:rPr>
+          <w:color w:val="000000"/>
+          <w:sz w:val="24"/>
+          <w:szCs w:val="24"/>
+        </w:rPr>
+        <w:t>”.length</w:t>
+      </w:r>
+      <w:proofErr w:type="spellEnd"/>
+      <w:proofErr w:type="gramEnd"/>
+      <w:r>
+        <w:rPr>
+          <w:color w:val="000000"/>
+          <w:sz w:val="24"/>
+          <w:szCs w:val="24"/>
+        </w:rPr>
+        <w:t>() == 0</w:t>
+      </w:r>
+    </w:p>
+    <w:p>
+      <w:pPr>
+        <w:pStyle w:val="HTMLPreformatted"/>
+        <w:numPr>
+          <w:ilvl w:val="0"/>
+          <w:numId w:val="1"/>
+        </w:numPr>
+        <w:spacing w:before="20" w:after="20" w:line="360" w:lineRule="atLeast"/>
+        <w:jc w:val="both"/>
+        <w:rPr>
+          <w:color w:val="000000"/>
+          <w:sz w:val="24"/>
+          <w:szCs w:val="24"/>
+        </w:rPr>
+      </w:pPr>
+      <w:r>
+        <w:rPr>
+          <w:color w:val="000000"/>
+          <w:sz w:val="24"/>
+          <w:szCs w:val="24"/>
+        </w:rPr>
+        <w:t>“</w:t>
+      </w:r>
+      <w:proofErr w:type="spellStart"/>
+      <w:r>
+        <w:rPr>
+          <w:color w:val="000000"/>
+          <w:sz w:val="24"/>
+          <w:szCs w:val="24"/>
+        </w:rPr>
+        <w:t>jack</w:t>
+      </w:r>
+      <w:proofErr w:type="gramStart"/>
+      <w:r>
+        <w:rPr>
+          <w:color w:val="000000"/>
+          <w:sz w:val="24"/>
+          <w:szCs w:val="24"/>
+        </w:rPr>
+        <w:t>”.equals</w:t>
+      </w:r>
+      <w:proofErr w:type="spellEnd"/>
+      <w:proofErr w:type="gramEnd"/>
+      <w:r>
+        <w:rPr>
+          <w:color w:val="000000"/>
+          <w:sz w:val="24"/>
+          <w:szCs w:val="24"/>
+        </w:rPr>
+        <w:t>(“”)</w:t>
+      </w:r>
+    </w:p>
+    <w:p>
+      <w:pPr>
+        <w:pStyle w:val="HTMLPreformatted"/>
+        <w:spacing w:before="20" w:after="20" w:line="360" w:lineRule="atLeast"/>
+        <w:ind w:left="720"/>
+        <w:jc w:val="both"/>
+        <w:rPr>
+          <w:color w:val="000000"/>
+          <w:sz w:val="24"/>
+          <w:szCs w:val="24"/>
+        </w:rPr>
+      </w:pPr>
+    </w:p>
+    <w:p>
+      <w:pPr>
+        <w:pStyle w:val="HTMLPreformatted"/>
+        <w:spacing w:before="20" w:after="20" w:line="360" w:lineRule="atLeast"/>
+        <w:jc w:val="both"/>
+        <w:rPr>
+          <w:color w:val="000000"/>
+          <w:sz w:val="24"/>
+          <w:szCs w:val="24"/>
+        </w:rPr>
+      </w:pPr>
+      <w:r>
+        <w:rPr>
+          <w:color w:val="000000"/>
+          <w:sz w:val="24"/>
+          <w:szCs w:val="24"/>
+        </w:rPr>
+        <w:lastRenderedPageBreak/>
+        <w:t>Code points and Code units</w:t>
+      </w:r>
+    </w:p>
+    <w:p>
+      <w:pPr>
+        <w:pStyle w:val="HTMLPreformatted"/>
+        <w:numPr>
+          <w:ilvl w:val="0"/>
+          <w:numId w:val="1"/>
+        </w:numPr>
+        <w:spacing w:before="20" w:after="20" w:line="360" w:lineRule="atLeast"/>
+        <w:rPr>
+          <w:color w:val="000000"/>
+          <w:sz w:val="24"/>
+          <w:szCs w:val="24"/>
+        </w:rPr>
+      </w:pPr>
+      <w:r>
+        <w:rPr>
+          <w:color w:val="000000"/>
+          <w:sz w:val="24"/>
+          <w:szCs w:val="24"/>
+        </w:rPr>
+        <w:t xml:space="preserve">int </w:t>
+      </w:r>
+      <w:proofErr w:type="spellStart"/>
+      <w:r>
+        <w:rPr>
+          <w:color w:val="000000"/>
+          <w:sz w:val="24"/>
+          <w:szCs w:val="24"/>
+        </w:rPr>
+        <w:t>cpCount</w:t>
+      </w:r>
+      <w:proofErr w:type="spellEnd"/>
+      <w:r>
+        <w:rPr>
+          <w:color w:val="000000"/>
+          <w:sz w:val="24"/>
+          <w:szCs w:val="24"/>
+        </w:rPr>
+        <w:t xml:space="preserve"> = </w:t>
+      </w:r>
+      <w:proofErr w:type="spellStart"/>
+      <w:proofErr w:type="gramStart"/>
+      <w:r>
+        <w:rPr>
+          <w:color w:val="000000"/>
+          <w:sz w:val="24"/>
+          <w:szCs w:val="24"/>
+        </w:rPr>
+        <w:t>greeting.codePointCount</w:t>
+      </w:r>
+      <w:proofErr w:type="spellEnd"/>
+      <w:proofErr w:type="gramEnd"/>
+      <w:r>
+        <w:rPr>
+          <w:color w:val="000000"/>
+          <w:sz w:val="24"/>
+          <w:szCs w:val="24"/>
+        </w:rPr>
+        <w:t xml:space="preserve">(0, </w:t>
+      </w:r>
+      <w:proofErr w:type="spellStart"/>
+      <w:r>
+        <w:rPr>
+          <w:color w:val="000000"/>
+          <w:sz w:val="24"/>
+          <w:szCs w:val="24"/>
+        </w:rPr>
+        <w:t>greeting.length</w:t>
+      </w:r>
+      <w:proofErr w:type="spellEnd"/>
+      <w:r>
+        <w:rPr>
+          <w:color w:val="000000"/>
+          <w:sz w:val="24"/>
+          <w:szCs w:val="24"/>
+        </w:rPr>
+        <w:t>());</w:t>
+      </w:r>
+    </w:p>
+    <w:p>
+      <w:pPr>
+        <w:pStyle w:val="HTMLPreformatted"/>
+        <w:numPr>
+          <w:ilvl w:val="0"/>
+          <w:numId w:val="1"/>
+        </w:numPr>
+        <w:spacing w:before="20" w:after="20" w:line="360" w:lineRule="atLeast"/>
+        <w:jc w:val="both"/>
+        <w:rPr>
+          <w:color w:val="000000"/>
+          <w:sz w:val="24"/>
+          <w:szCs w:val="24"/>
+        </w:rPr>
+      </w:pPr>
+      <w:r>
+        <w:rPr>
+          <w:color w:val="000000"/>
+          <w:sz w:val="24"/>
+          <w:szCs w:val="24"/>
+        </w:rPr>
+        <w:t>char first = “Hello</w:t>
+      </w:r>
+      <w:proofErr w:type="gramStart"/>
+      <w:r>
+        <w:rPr>
+          <w:color w:val="000000"/>
+          <w:sz w:val="24"/>
+          <w:szCs w:val="24"/>
+        </w:rPr>
+        <w:t>”.</w:t>
+      </w:r>
+      <w:proofErr w:type="spellStart"/>
+      <w:r>
+        <w:rPr>
+          <w:color w:val="000000"/>
+          <w:sz w:val="24"/>
+          <w:szCs w:val="24"/>
+        </w:rPr>
+        <w:t>charAt</w:t>
+      </w:r>
+      <w:proofErr w:type="spellEnd"/>
+      <w:proofErr w:type="gramEnd"/>
+      <w:r>
+        <w:rPr>
+          <w:color w:val="000000"/>
+          <w:sz w:val="24"/>
+          <w:szCs w:val="24"/>
+        </w:rPr>
+        <w:t>(0); // first is 'H'</w:t>
+      </w:r>
+    </w:p>
+    <w:p>
+      <w:pPr>
+        <w:pStyle w:val="HTMLPreformatted"/>
+        <w:spacing w:before="20" w:after="20" w:line="360" w:lineRule="atLeast"/>
+        <w:rPr>
+          <w:color w:val="000000"/>
+          <w:sz w:val="24"/>
+          <w:szCs w:val="24"/>
+        </w:rPr>
+      </w:pPr>
+      <w:r>
+        <w:rPr>
+          <w:color w:val="000000"/>
+          <w:sz w:val="24"/>
+          <w:szCs w:val="24"/>
+        </w:rPr>
+        <w:t>String API</w:t>
+      </w:r>
+    </w:p>
+    <w:p>
+      <w:pPr>
+        <w:pStyle w:val="HTMLPreformatted"/>
+        <w:spacing w:before="20" w:after="20" w:line="360" w:lineRule="atLeast"/>
+        <w:rPr>
+          <w:color w:val="000000"/>
+          <w:sz w:val="24"/>
+          <w:szCs w:val="24"/>
+        </w:rPr>
+      </w:pPr>
+      <w:r>
+        <w:rPr>
+          <w:color w:val="000000"/>
+          <w:sz w:val="24"/>
+          <w:szCs w:val="24"/>
+        </w:rPr>
+        <w:t>Building strings</w:t>
+      </w:r>
+    </w:p>
+    <w:p>
+      <w:pPr>
+        <w:pStyle w:val="HTMLPreformatted"/>
+        <w:numPr>
+          <w:ilvl w:val="0"/>
+          <w:numId w:val="1"/>
+        </w:numPr>
+        <w:spacing w:before="20" w:after="20" w:line="360" w:lineRule="atLeast"/>
+        <w:rPr>
+          <w:color w:val="000000"/>
+          <w:sz w:val="24"/>
+          <w:szCs w:val="24"/>
+        </w:rPr>
+      </w:pPr>
+      <w:r>
+        <w:rPr>
+          <w:color w:val="000000"/>
+          <w:sz w:val="24"/>
+          <w:szCs w:val="24"/>
+        </w:rPr>
+        <w:t>build up strings from shorter strings</w:t>
+      </w:r>
+    </w:p>
+    <w:p>
+      <w:pPr>
+        <w:pStyle w:val="HTMLPreformatted"/>
+        <w:numPr>
+          <w:ilvl w:val="0"/>
+          <w:numId w:val="1"/>
+        </w:numPr>
+        <w:spacing w:before="20" w:after="20" w:line="360" w:lineRule="atLeast"/>
+        <w:rPr>
+          <w:color w:val="000000"/>
+          <w:sz w:val="24"/>
+          <w:szCs w:val="24"/>
+        </w:rPr>
+      </w:pPr>
+      <w:r>
+        <w:rPr>
+          <w:color w:val="000000"/>
+          <w:sz w:val="24"/>
+          <w:szCs w:val="24"/>
+        </w:rPr>
+        <w:t>It would be inefficient to use string concatenation</w:t>
+      </w:r>
+    </w:p>
+    <w:p>
+      <w:pPr>
+        <w:pStyle w:val="HTMLPreformatted"/>
+        <w:numPr>
+          <w:ilvl w:val="0"/>
+          <w:numId w:val="1"/>
+        </w:numPr>
+        <w:spacing w:before="20" w:after="20" w:line="360" w:lineRule="atLeast"/>
+        <w:rPr>
+          <w:color w:val="000000"/>
+          <w:sz w:val="24"/>
+          <w:szCs w:val="24"/>
+        </w:rPr>
+      </w:pPr>
+      <w:r>
+        <w:rPr>
+          <w:color w:val="000000"/>
+          <w:sz w:val="24"/>
+          <w:szCs w:val="24"/>
+        </w:rPr>
+        <w:t>Using the </w:t>
+      </w:r>
+      <w:r>
+        <w:rPr>
+          <w:sz w:val="24"/>
+          <w:szCs w:val="24"/>
+        </w:rPr>
+        <w:t>StringBuilder</w:t>
+      </w:r>
+      <w:r>
+        <w:rPr>
+          <w:color w:val="000000"/>
+          <w:sz w:val="24"/>
+          <w:szCs w:val="24"/>
+        </w:rPr>
+        <w:t> class avoids this problem</w:t>
+      </w:r>
+    </w:p>
+    <w:p>
+      <w:pPr>
+        <w:pStyle w:val="HTMLPreformatted"/>
+        <w:spacing w:before="20" w:after="20" w:line="360" w:lineRule="atLeast"/>
+        <w:jc w:val="both"/>
+        <w:rPr>
+          <w:color w:val="000000"/>
+          <w:sz w:val="24"/>
+          <w:szCs w:val="24"/>
+        </w:rPr>
+      </w:pPr>
+      <w:r>
+        <w:rPr>
+          <w:color w:val="000000"/>
+          <w:sz w:val="24"/>
+          <w:szCs w:val="24"/>
+        </w:rPr>
+        <w:t>Input and output</w:t>
+      </w:r>
+    </w:p>
+    <w:p>
+      <w:pPr>
+        <w:pStyle w:val="ListParagraph"/>
+        <w:numPr>
+          <w:ilvl w:val="0"/>
+          <w:numId w:val="1"/>
+        </w:numPr>
         <w:tabs>
           <w:tab w:val="left" w:pos="916"/>
           <w:tab w:val="left" w:pos="1832"/>
@@ -1601,6 +2183,234 @@
           <w:sz w:val="24"/>
           <w:szCs w:val="24"/>
           <w:lang w:eastAsia="en-ID"/>
+        </w:rPr>
+      </w:pPr>
+      <w:proofErr w:type="spellStart"/>
+      <w:r>
+        <w:rPr>
+          <w:rFonts w:ascii="Courier New" w:eastAsia="Times New Roman" w:hAnsi="Courier New" w:cs="Courier New"/>
+          <w:color w:val="000000"/>
+          <w:sz w:val="24"/>
+          <w:szCs w:val="24"/>
+          <w:lang w:eastAsia="en-ID"/>
+        </w:rPr>
+        <w:t>System.out.print</w:t>
+      </w:r>
+      <w:proofErr w:type="spellEnd"/>
+      <w:r>
+        <w:rPr>
+          <w:rFonts w:ascii="Courier New" w:eastAsia="Times New Roman" w:hAnsi="Courier New" w:cs="Courier New"/>
+          <w:color w:val="000000"/>
+          <w:sz w:val="24"/>
+          <w:szCs w:val="24"/>
+          <w:lang w:eastAsia="en-ID"/>
+        </w:rPr>
+        <w:t>('What is your name? ');</w:t>
+      </w:r>
+    </w:p>
+    <w:p>
+      <w:pPr>
+        <w:pStyle w:val="ListParagraph"/>
+        <w:numPr>
+          <w:ilvl w:val="0"/>
+          <w:numId w:val="1"/>
+        </w:numPr>
+        <w:tabs>
+          <w:tab w:val="left" w:pos="916"/>
+          <w:tab w:val="left" w:pos="1832"/>
+          <w:tab w:val="left" w:pos="2748"/>
+          <w:tab w:val="left" w:pos="3664"/>
+          <w:tab w:val="left" w:pos="4580"/>
+          <w:tab w:val="left" w:pos="5496"/>
+          <w:tab w:val="left" w:pos="6412"/>
+          <w:tab w:val="left" w:pos="7328"/>
+          <w:tab w:val="left" w:pos="8244"/>
+          <w:tab w:val="left" w:pos="9160"/>
+          <w:tab w:val="left" w:pos="10076"/>
+          <w:tab w:val="left" w:pos="10992"/>
+          <w:tab w:val="left" w:pos="11908"/>
+          <w:tab w:val="left" w:pos="12824"/>
+          <w:tab w:val="left" w:pos="13740"/>
+          <w:tab w:val="left" w:pos="14656"/>
+        </w:tabs>
+        <w:spacing w:before="20" w:after="20" w:line="360" w:lineRule="atLeast"/>
+        <w:jc w:val="both"/>
+        <w:rPr>
+          <w:rFonts w:ascii="Courier New" w:eastAsia="Times New Roman" w:hAnsi="Courier New" w:cs="Courier New"/>
+          <w:color w:val="000000"/>
+          <w:sz w:val="24"/>
+          <w:szCs w:val="24"/>
+          <w:lang w:eastAsia="en-ID"/>
+        </w:rPr>
+      </w:pPr>
+      <w:r>
+        <w:rPr>
+          <w:rFonts w:ascii="Courier New" w:eastAsia="Times New Roman" w:hAnsi="Courier New" w:cs="Courier New"/>
+          <w:color w:val="000000"/>
+          <w:sz w:val="24"/>
+          <w:szCs w:val="24"/>
+          <w:lang w:eastAsia="en-ID"/>
+        </w:rPr>
+        <w:t xml:space="preserve">String name = </w:t>
+      </w:r>
+      <w:proofErr w:type="spellStart"/>
+      <w:proofErr w:type="gramStart"/>
+      <w:r>
+        <w:rPr>
+          <w:rFonts w:ascii="Courier New" w:eastAsia="Times New Roman" w:hAnsi="Courier New" w:cs="Courier New"/>
+          <w:color w:val="000000"/>
+          <w:sz w:val="24"/>
+          <w:szCs w:val="24"/>
+          <w:lang w:eastAsia="en-ID"/>
+        </w:rPr>
+        <w:t>in.nextLine</w:t>
+      </w:r>
+      <w:proofErr w:type="spellEnd"/>
+      <w:proofErr w:type="gramEnd"/>
+      <w:r>
+        <w:rPr>
+          <w:rFonts w:ascii="Courier New" w:eastAsia="Times New Roman" w:hAnsi="Courier New" w:cs="Courier New"/>
+          <w:color w:val="000000"/>
+          <w:sz w:val="24"/>
+          <w:szCs w:val="24"/>
+          <w:lang w:eastAsia="en-ID"/>
+        </w:rPr>
+        <w:t>();</w:t>
+      </w:r>
+    </w:p>
+    <w:p>
+      <w:pPr>
+        <w:pStyle w:val="ListParagraph"/>
+        <w:numPr>
+          <w:ilvl w:val="0"/>
+          <w:numId w:val="1"/>
+        </w:numPr>
+        <w:tabs>
+          <w:tab w:val="left" w:pos="916"/>
+          <w:tab w:val="left" w:pos="1832"/>
+          <w:tab w:val="left" w:pos="2748"/>
+          <w:tab w:val="left" w:pos="3664"/>
+          <w:tab w:val="left" w:pos="4580"/>
+          <w:tab w:val="left" w:pos="5496"/>
+          <w:tab w:val="left" w:pos="6412"/>
+          <w:tab w:val="left" w:pos="7328"/>
+          <w:tab w:val="left" w:pos="8244"/>
+          <w:tab w:val="left" w:pos="9160"/>
+          <w:tab w:val="left" w:pos="10076"/>
+          <w:tab w:val="left" w:pos="10992"/>
+          <w:tab w:val="left" w:pos="11908"/>
+          <w:tab w:val="left" w:pos="12824"/>
+          <w:tab w:val="left" w:pos="13740"/>
+          <w:tab w:val="left" w:pos="14656"/>
+        </w:tabs>
+        <w:spacing w:before="20" w:after="20" w:line="360" w:lineRule="atLeast"/>
+        <w:jc w:val="both"/>
+        <w:rPr>
+          <w:rFonts w:ascii="Courier New" w:hAnsi="Courier New" w:cs="Courier New"/>
+          <w:color w:val="000000"/>
+          <w:sz w:val="24"/>
+          <w:szCs w:val="24"/>
+        </w:rPr>
+      </w:pPr>
+      <w:proofErr w:type="spellStart"/>
+      <w:r>
+        <w:rPr>
+          <w:rFonts w:ascii="Courier New" w:eastAsia="Times New Roman" w:hAnsi="Courier New" w:cs="Courier New"/>
+          <w:color w:val="000000"/>
+          <w:sz w:val="24"/>
+          <w:szCs w:val="24"/>
+          <w:lang w:eastAsia="en-ID"/>
+        </w:rPr>
+        <w:t>System.out.println</w:t>
+      </w:r>
+      <w:proofErr w:type="spellEnd"/>
+      <w:r>
+        <w:rPr>
+          <w:rFonts w:ascii="Courier New" w:eastAsia="Times New Roman" w:hAnsi="Courier New" w:cs="Courier New"/>
+          <w:color w:val="000000"/>
+          <w:sz w:val="24"/>
+          <w:szCs w:val="24"/>
+          <w:lang w:eastAsia="en-ID"/>
+        </w:rPr>
+        <w:t>('Hello, ' + name</w:t>
+      </w:r>
+      <w:r>
+        <w:rPr>
+          <w:rFonts w:ascii="Courier New" w:eastAsia="Times New Roman" w:hAnsi="Courier New" w:cs="Courier New"/>
+          <w:color w:val="000000"/>
+          <w:sz w:val="24"/>
+          <w:szCs w:val="24"/>
+          <w:lang w:eastAsia="en-ID"/>
+        </w:rPr>
+        <w:t>)</w:t>
+      </w:r>
+    </w:p>
+    <w:p>
+      <w:pPr>
+        <w:tabs>
+          <w:tab w:val="left" w:pos="916"/>
+          <w:tab w:val="left" w:pos="1832"/>
+          <w:tab w:val="left" w:pos="2748"/>
+          <w:tab w:val="left" w:pos="3664"/>
+          <w:tab w:val="left" w:pos="4580"/>
+          <w:tab w:val="left" w:pos="5496"/>
+          <w:tab w:val="left" w:pos="6412"/>
+          <w:tab w:val="left" w:pos="7328"/>
+          <w:tab w:val="left" w:pos="8244"/>
+          <w:tab w:val="left" w:pos="9160"/>
+          <w:tab w:val="left" w:pos="10076"/>
+          <w:tab w:val="left" w:pos="10992"/>
+          <w:tab w:val="left" w:pos="11908"/>
+          <w:tab w:val="left" w:pos="12824"/>
+          <w:tab w:val="left" w:pos="13740"/>
+          <w:tab w:val="left" w:pos="14656"/>
+        </w:tabs>
+        <w:spacing w:before="20" w:after="20" w:line="360" w:lineRule="atLeast"/>
+        <w:jc w:val="both"/>
+        <w:rPr>
+          <w:rFonts w:ascii="Courier New" w:hAnsi="Courier New" w:cs="Courier New"/>
+          <w:color w:val="000000"/>
+          <w:sz w:val="24"/>
+          <w:szCs w:val="24"/>
+        </w:rPr>
+      </w:pPr>
+      <w:r>
+        <w:rPr>
+          <w:rFonts w:ascii="Courier New" w:hAnsi="Courier New" w:cs="Courier New"/>
+          <w:color w:val="000000"/>
+          <w:sz w:val="24"/>
+          <w:szCs w:val="24"/>
+        </w:rPr>
+        <w:t>Formatting output</w:t>
+      </w:r>
+    </w:p>
+    <w:p>
+      <w:pPr>
+        <w:tabs>
+          <w:tab w:val="left" w:pos="916"/>
+          <w:tab w:val="left" w:pos="1832"/>
+          <w:tab w:val="left" w:pos="2748"/>
+          <w:tab w:val="left" w:pos="3664"/>
+          <w:tab w:val="left" w:pos="4580"/>
+          <w:tab w:val="left" w:pos="5496"/>
+          <w:tab w:val="left" w:pos="6412"/>
+          <w:tab w:val="left" w:pos="7328"/>
+          <w:tab w:val="left" w:pos="8244"/>
+          <w:tab w:val="left" w:pos="9160"/>
+          <w:tab w:val="left" w:pos="10076"/>
+          <w:tab w:val="left" w:pos="10992"/>
+          <w:tab w:val="left" w:pos="11908"/>
+          <w:tab w:val="left" w:pos="12824"/>
+          <w:tab w:val="left" w:pos="13740"/>
+          <w:tab w:val="left" w:pos="14656"/>
+        </w:tabs>
+        <w:spacing w:before="20" w:after="20" w:line="360" w:lineRule="atLeast"/>
+        <w:jc w:val="both"/>
+        <w:rPr>
+          <w:rFonts w:ascii="Courier New" w:hAnsi="Courier New" w:cs="Courier New"/>
+          <w:color w:val="000000"/>
+          <w:sz w:val="24"/>
+          <w:szCs w:val="24"/>
         </w:rPr>
       </w:pPr>
     </w:p>
@@ -2219,6 +3029,19 @@
       <w:lang w:eastAsia="en-ID"/>
     </w:rPr>
   </w:style>
+  <w:style w:type="character" w:styleId="HTMLCode">
+    <w:name w:val="HTML Code"/>
+    <w:basedOn w:val="DefaultParagraphFont"/>
+    <w:uiPriority w:val="99"/>
+    <w:semiHidden/>
+    <w:unhideWhenUsed/>
+    <w:rsid w:val="001D21F7"/>
+    <w:rPr>
+      <w:rFonts w:ascii="Courier New" w:eastAsia="Times New Roman" w:hAnsi="Courier New" w:cs="Courier New"/>
+      <w:sz w:val="20"/>
+      <w:szCs w:val="20"/>
+    </w:rPr>
+  </w:style>
 </w:styles>
 </file>
 

--- a/JavaDocs.docx
+++ b/JavaDocs.docx
@@ -65,7 +65,6 @@
     </w:p>
     <w:p>
       <w:pPr>
-        <w:jc w:val="both"/>
         <w:rPr>
           <w:rFonts w:ascii="Courier New" w:hAnsi="Courier New" w:cs="Courier New"/>
           <w:sz w:val="24"/>
@@ -118,45 +117,34 @@
     </w:p>
     <w:p>
       <w:pPr>
-        <w:jc w:val="both"/>
-        <w:rPr>
-          <w:rFonts w:ascii="Courier New" w:hAnsi="Courier New" w:cs="Courier New"/>
-          <w:sz w:val="24"/>
-          <w:szCs w:val="24"/>
-        </w:rPr>
-      </w:pPr>
-    </w:p>
-    <w:p>
-      <w:pPr>
-        <w:jc w:val="both"/>
-        <w:rPr>
-          <w:rFonts w:ascii="Courier New" w:hAnsi="Courier New" w:cs="Courier New"/>
-          <w:sz w:val="24"/>
-          <w:szCs w:val="24"/>
-        </w:rPr>
-      </w:pPr>
-      <w:r>
-        <w:rPr>
-          <w:rFonts w:ascii="Courier New" w:hAnsi="Courier New" w:cs="Courier New"/>
-          <w:sz w:val="24"/>
-          <w:szCs w:val="24"/>
-        </w:rPr>
-        <w:t xml:space="preserve">char, </w:t>
-      </w:r>
-      <w:proofErr w:type="spellStart"/>
-      <w:r>
-        <w:rPr>
-          <w:rFonts w:ascii="Courier New" w:hAnsi="Courier New" w:cs="Courier New"/>
-          <w:sz w:val="24"/>
-          <w:szCs w:val="24"/>
-        </w:rPr>
-        <w:t>boolean</w:t>
-      </w:r>
-      <w:proofErr w:type="spellEnd"/>
-    </w:p>
-    <w:p>
-      <w:pPr>
-        <w:jc w:val="both"/>
+        <w:rPr>
+          <w:rFonts w:ascii="Courier New" w:hAnsi="Courier New" w:cs="Courier New"/>
+          <w:sz w:val="24"/>
+          <w:szCs w:val="24"/>
+        </w:rPr>
+      </w:pPr>
+    </w:p>
+    <w:p>
+      <w:pPr>
+        <w:spacing w:line="240" w:lineRule="auto"/>
+        <w:rPr>
+          <w:rFonts w:ascii="Courier New" w:hAnsi="Courier New" w:cs="Courier New"/>
+          <w:sz w:val="24"/>
+          <w:szCs w:val="24"/>
+        </w:rPr>
+      </w:pPr>
+      <w:r>
+        <w:rPr>
+          <w:rFonts w:ascii="Courier New" w:hAnsi="Courier New" w:cs="Courier New"/>
+          <w:sz w:val="24"/>
+          <w:szCs w:val="24"/>
+        </w:rPr>
+        <w:t>char, boolean</w:t>
+      </w:r>
+    </w:p>
+    <w:p>
+      <w:pPr>
+        <w:spacing w:line="240" w:lineRule="auto"/>
         <w:rPr>
           <w:rFonts w:ascii="Courier New" w:hAnsi="Courier New" w:cs="Courier New"/>
           <w:sz w:val="24"/>
@@ -179,7 +167,7 @@
           <w:ilvl w:val="0"/>
           <w:numId w:val="1"/>
         </w:numPr>
-        <w:jc w:val="both"/>
+        <w:spacing w:line="240" w:lineRule="auto"/>
         <w:rPr>
           <w:rFonts w:ascii="Courier New" w:hAnsi="Courier New" w:cs="Courier New"/>
           <w:sz w:val="24"/>
@@ -210,7 +198,7 @@
           <w:ilvl w:val="0"/>
           <w:numId w:val="1"/>
         </w:numPr>
-        <w:jc w:val="both"/>
+        <w:spacing w:line="240" w:lineRule="auto"/>
         <w:rPr>
           <w:rFonts w:ascii="Courier New" w:hAnsi="Courier New" w:cs="Courier New"/>
           <w:sz w:val="24"/>
@@ -241,30 +229,20 @@
           <w:ilvl w:val="0"/>
           <w:numId w:val="1"/>
         </w:numPr>
-        <w:jc w:val="both"/>
-        <w:rPr>
-          <w:rFonts w:ascii="Courier New" w:hAnsi="Courier New" w:cs="Courier New"/>
-          <w:sz w:val="24"/>
-          <w:szCs w:val="24"/>
-        </w:rPr>
-      </w:pPr>
-      <w:proofErr w:type="spellStart"/>
-      <w:r>
-        <w:rPr>
-          <w:rFonts w:ascii="Courier New" w:hAnsi="Courier New" w:cs="Courier New"/>
-          <w:sz w:val="24"/>
-          <w:szCs w:val="24"/>
-        </w:rPr>
-        <w:t>boolean</w:t>
-      </w:r>
-      <w:proofErr w:type="spellEnd"/>
-      <w:r>
-        <w:rPr>
-          <w:rFonts w:ascii="Courier New" w:hAnsi="Courier New" w:cs="Courier New"/>
-          <w:sz w:val="24"/>
-          <w:szCs w:val="24"/>
-        </w:rPr>
-        <w:t xml:space="preserve"> done</w:t>
+        <w:spacing w:line="240" w:lineRule="auto"/>
+        <w:rPr>
+          <w:rFonts w:ascii="Courier New" w:hAnsi="Courier New" w:cs="Courier New"/>
+          <w:sz w:val="24"/>
+          <w:szCs w:val="24"/>
+        </w:rPr>
+      </w:pPr>
+      <w:r>
+        <w:rPr>
+          <w:rFonts w:ascii="Courier New" w:hAnsi="Courier New" w:cs="Courier New"/>
+          <w:sz w:val="24"/>
+          <w:szCs w:val="24"/>
+        </w:rPr>
+        <w:t>boolean done</w:t>
       </w:r>
       <w:r>
         <w:rPr>
@@ -282,31 +260,21 @@
           <w:ilvl w:val="0"/>
           <w:numId w:val="1"/>
         </w:numPr>
-        <w:jc w:val="both"/>
-        <w:rPr>
-          <w:rFonts w:ascii="Courier New" w:hAnsi="Courier New" w:cs="Courier New"/>
-          <w:sz w:val="24"/>
-          <w:szCs w:val="24"/>
-        </w:rPr>
-      </w:pPr>
-      <w:r>
-        <w:rPr>
-          <w:rFonts w:ascii="Courier New" w:hAnsi="Courier New" w:cs="Courier New"/>
-          <w:sz w:val="24"/>
-          <w:szCs w:val="24"/>
-        </w:rPr>
-        <w:t xml:space="preserve">long </w:t>
-      </w:r>
-      <w:proofErr w:type="spellStart"/>
-      <w:r>
-        <w:rPr>
-          <w:rFonts w:ascii="Courier New" w:hAnsi="Courier New" w:cs="Courier New"/>
-          <w:sz w:val="24"/>
-          <w:szCs w:val="24"/>
-        </w:rPr>
-        <w:t>earthPopulation</w:t>
-      </w:r>
-      <w:proofErr w:type="spellEnd"/>
+        <w:spacing w:line="240" w:lineRule="auto"/>
+        <w:rPr>
+          <w:rFonts w:ascii="Courier New" w:hAnsi="Courier New" w:cs="Courier New"/>
+          <w:sz w:val="24"/>
+          <w:szCs w:val="24"/>
+        </w:rPr>
+      </w:pPr>
+      <w:r>
+        <w:rPr>
+          <w:rFonts w:ascii="Courier New" w:hAnsi="Courier New" w:cs="Courier New"/>
+          <w:sz w:val="24"/>
+          <w:szCs w:val="24"/>
+        </w:rPr>
+        <w:t>long earthPopulation</w:t>
+      </w:r>
       <w:r>
         <w:rPr>
           <w:rFonts w:ascii="Courier New" w:hAnsi="Courier New" w:cs="Courier New"/>
@@ -318,7 +286,7 @@
     </w:p>
     <w:p>
       <w:pPr>
-        <w:jc w:val="both"/>
+        <w:spacing w:line="240" w:lineRule="auto"/>
         <w:rPr>
           <w:rFonts w:ascii="Courier New" w:hAnsi="Courier New" w:cs="Courier New"/>
           <w:sz w:val="24"/>
@@ -341,7 +309,7 @@
           <w:ilvl w:val="0"/>
           <w:numId w:val="1"/>
         </w:numPr>
-        <w:jc w:val="both"/>
+        <w:spacing w:line="240" w:lineRule="auto"/>
         <w:rPr>
           <w:rFonts w:ascii="Courier New" w:hAnsi="Courier New" w:cs="Courier New"/>
           <w:sz w:val="24"/>
@@ -367,7 +335,7 @@
     </w:p>
     <w:p>
       <w:pPr>
-        <w:jc w:val="both"/>
+        <w:spacing w:line="240" w:lineRule="auto"/>
         <w:rPr>
           <w:rFonts w:ascii="Courier New" w:hAnsi="Courier New" w:cs="Courier New"/>
           <w:sz w:val="24"/>
@@ -390,7 +358,7 @@
           <w:ilvl w:val="0"/>
           <w:numId w:val="1"/>
         </w:numPr>
-        <w:jc w:val="both"/>
+        <w:spacing w:line="240" w:lineRule="auto"/>
         <w:rPr>
           <w:rFonts w:ascii="Courier New" w:hAnsi="Courier New" w:cs="Courier New"/>
           <w:sz w:val="24"/>
@@ -413,7 +381,7 @@
           <w:ilvl w:val="0"/>
           <w:numId w:val="1"/>
         </w:numPr>
-        <w:jc w:val="both"/>
+        <w:spacing w:line="240" w:lineRule="auto"/>
         <w:rPr>
           <w:rFonts w:ascii="Courier New" w:hAnsi="Courier New" w:cs="Courier New"/>
           <w:sz w:val="24"/>
@@ -431,7 +399,7 @@
     </w:p>
     <w:p>
       <w:pPr>
-        <w:jc w:val="both"/>
+        <w:spacing w:line="240" w:lineRule="auto"/>
         <w:rPr>
           <w:rFonts w:ascii="Courier New" w:hAnsi="Courier New" w:cs="Courier New"/>
           <w:sz w:val="24"/>
@@ -454,7 +422,7 @@
           <w:ilvl w:val="0"/>
           <w:numId w:val="1"/>
         </w:numPr>
-        <w:jc w:val="both"/>
+        <w:spacing w:line="240" w:lineRule="auto"/>
         <w:rPr>
           <w:rFonts w:ascii="Courier New" w:hAnsi="Courier New" w:cs="Courier New"/>
           <w:sz w:val="24"/>
@@ -477,23 +445,21 @@
           <w:ilvl w:val="0"/>
           <w:numId w:val="1"/>
         </w:numPr>
-        <w:jc w:val="both"/>
-        <w:rPr>
-          <w:rFonts w:ascii="Courier New" w:hAnsi="Courier New" w:cs="Courier New"/>
-          <w:sz w:val="24"/>
-          <w:szCs w:val="24"/>
-        </w:rPr>
-      </w:pPr>
-      <w:proofErr w:type="spellStart"/>
-      <w:r>
-        <w:rPr>
-          <w:rFonts w:ascii="Courier New" w:hAnsi="Courier New" w:cs="Courier New"/>
-          <w:sz w:val="24"/>
-          <w:szCs w:val="24"/>
-        </w:rPr>
-        <w:t>enum</w:t>
-      </w:r>
-      <w:proofErr w:type="spellEnd"/>
+        <w:spacing w:line="240" w:lineRule="auto"/>
+        <w:rPr>
+          <w:rFonts w:ascii="Courier New" w:hAnsi="Courier New" w:cs="Courier New"/>
+          <w:sz w:val="24"/>
+          <w:szCs w:val="24"/>
+        </w:rPr>
+      </w:pPr>
+      <w:r>
+        <w:rPr>
+          <w:rFonts w:ascii="Courier New" w:hAnsi="Courier New" w:cs="Courier New"/>
+          <w:sz w:val="24"/>
+          <w:szCs w:val="24"/>
+        </w:rPr>
+        <w:t>enum ShirtSize = {</w:t>
+      </w:r>
       <w:r>
         <w:rPr>
           <w:rFonts w:ascii="Courier New" w:hAnsi="Courier New" w:cs="Courier New"/>
@@ -502,41 +468,6 @@
         </w:rPr>
         <w:t xml:space="preserve"> </w:t>
       </w:r>
-      <w:proofErr w:type="spellStart"/>
-      <w:r>
-        <w:rPr>
-          <w:rFonts w:ascii="Courier New" w:hAnsi="Courier New" w:cs="Courier New"/>
-          <w:sz w:val="24"/>
-          <w:szCs w:val="24"/>
-        </w:rPr>
-        <w:t>ShirtSize</w:t>
-      </w:r>
-      <w:proofErr w:type="spellEnd"/>
-      <w:r>
-        <w:rPr>
-          <w:rFonts w:ascii="Courier New" w:hAnsi="Courier New" w:cs="Courier New"/>
-          <w:sz w:val="24"/>
-          <w:szCs w:val="24"/>
-        </w:rPr>
-        <w:t xml:space="preserve"> = </w:t>
-      </w:r>
-      <w:proofErr w:type="gramStart"/>
-      <w:r>
-        <w:rPr>
-          <w:rFonts w:ascii="Courier New" w:hAnsi="Courier New" w:cs="Courier New"/>
-          <w:sz w:val="24"/>
-          <w:szCs w:val="24"/>
-        </w:rPr>
-        <w:t>{</w:t>
-      </w:r>
-      <w:r>
-        <w:rPr>
-          <w:rFonts w:ascii="Courier New" w:hAnsi="Courier New" w:cs="Courier New"/>
-          <w:sz w:val="24"/>
-          <w:szCs w:val="24"/>
-        </w:rPr>
-        <w:t xml:space="preserve"> </w:t>
-      </w:r>
       <w:r>
         <w:rPr>
           <w:rFonts w:ascii="Courier New" w:hAnsi="Courier New" w:cs="Courier New"/>
@@ -545,7 +476,6 @@
         </w:rPr>
         <w:t>S</w:t>
       </w:r>
-      <w:proofErr w:type="gramEnd"/>
       <w:r>
         <w:rPr>
           <w:rFonts w:ascii="Courier New" w:hAnsi="Courier New" w:cs="Courier New"/>
@@ -562,39 +492,20 @@
           <w:ilvl w:val="0"/>
           <w:numId w:val="1"/>
         </w:numPr>
-        <w:jc w:val="both"/>
-        <w:rPr>
-          <w:rFonts w:ascii="Courier New" w:hAnsi="Courier New" w:cs="Courier New"/>
-          <w:sz w:val="24"/>
-          <w:szCs w:val="24"/>
-        </w:rPr>
-      </w:pPr>
-      <w:proofErr w:type="spellStart"/>
-      <w:r>
-        <w:rPr>
-          <w:rFonts w:ascii="Courier New" w:hAnsi="Courier New" w:cs="Courier New"/>
-          <w:sz w:val="24"/>
-          <w:szCs w:val="24"/>
-        </w:rPr>
-        <w:t>ShirtSize</w:t>
-      </w:r>
-      <w:proofErr w:type="spellEnd"/>
-      <w:r>
-        <w:rPr>
-          <w:rFonts w:ascii="Courier New" w:hAnsi="Courier New" w:cs="Courier New"/>
-          <w:sz w:val="24"/>
-          <w:szCs w:val="24"/>
-        </w:rPr>
-        <w:t xml:space="preserve"> s = </w:t>
-      </w:r>
-      <w:proofErr w:type="spellStart"/>
-      <w:r>
-        <w:rPr>
-          <w:rFonts w:ascii="Courier New" w:hAnsi="Courier New" w:cs="Courier New"/>
-          <w:sz w:val="24"/>
-          <w:szCs w:val="24"/>
-        </w:rPr>
-        <w:t>ShirtSize.</w:t>
+        <w:spacing w:line="240" w:lineRule="auto"/>
+        <w:rPr>
+          <w:rFonts w:ascii="Courier New" w:hAnsi="Courier New" w:cs="Courier New"/>
+          <w:sz w:val="24"/>
+          <w:szCs w:val="24"/>
+        </w:rPr>
+      </w:pPr>
+      <w:r>
+        <w:rPr>
+          <w:rFonts w:ascii="Courier New" w:hAnsi="Courier New" w:cs="Courier New"/>
+          <w:sz w:val="24"/>
+          <w:szCs w:val="24"/>
+        </w:rPr>
+        <w:t>ShirtSize s = ShirtSize.</w:t>
       </w:r>
       <w:r>
         <w:rPr>
@@ -604,7 +515,6 @@
         </w:rPr>
         <w:t>XL</w:t>
       </w:r>
-      <w:proofErr w:type="spellEnd"/>
       <w:r>
         <w:rPr>
           <w:rFonts w:ascii="Courier New" w:hAnsi="Courier New" w:cs="Courier New"/>
@@ -616,17 +526,15 @@
     </w:p>
     <w:p>
       <w:pPr>
-        <w:jc w:val="both"/>
-        <w:rPr>
-          <w:rFonts w:ascii="Courier New" w:hAnsi="Courier New" w:cs="Courier New"/>
-          <w:sz w:val="24"/>
-          <w:szCs w:val="24"/>
-        </w:rPr>
-      </w:pPr>
-    </w:p>
-    <w:p>
-      <w:pPr>
-        <w:jc w:val="both"/>
+        <w:rPr>
+          <w:rFonts w:ascii="Courier New" w:hAnsi="Courier New" w:cs="Courier New"/>
+          <w:sz w:val="24"/>
+          <w:szCs w:val="24"/>
+        </w:rPr>
+      </w:pPr>
+    </w:p>
+    <w:p>
+      <w:pPr>
         <w:rPr>
           <w:rFonts w:ascii="Courier New" w:hAnsi="Courier New" w:cs="Courier New"/>
           <w:sz w:val="24"/>
@@ -680,27 +588,25 @@
     </w:p>
     <w:p>
       <w:pPr>
-        <w:jc w:val="both"/>
-        <w:rPr>
-          <w:rFonts w:ascii="Courier New" w:hAnsi="Courier New" w:cs="Courier New"/>
-          <w:sz w:val="24"/>
-          <w:szCs w:val="24"/>
-        </w:rPr>
-      </w:pPr>
-    </w:p>
-    <w:p>
-      <w:pPr>
-        <w:jc w:val="both"/>
-        <w:rPr>
-          <w:rFonts w:ascii="Courier New" w:hAnsi="Courier New" w:cs="Courier New"/>
-          <w:sz w:val="24"/>
-          <w:szCs w:val="24"/>
-        </w:rPr>
-      </w:pPr>
-    </w:p>
-    <w:p>
-      <w:pPr>
-        <w:jc w:val="both"/>
+        <w:rPr>
+          <w:rFonts w:ascii="Courier New" w:hAnsi="Courier New" w:cs="Courier New"/>
+          <w:sz w:val="24"/>
+          <w:szCs w:val="24"/>
+        </w:rPr>
+      </w:pPr>
+    </w:p>
+    <w:p>
+      <w:pPr>
+        <w:rPr>
+          <w:rFonts w:ascii="Courier New" w:hAnsi="Courier New" w:cs="Courier New"/>
+          <w:sz w:val="24"/>
+          <w:szCs w:val="24"/>
+        </w:rPr>
+      </w:pPr>
+    </w:p>
+    <w:p>
+      <w:pPr>
+        <w:spacing w:line="240" w:lineRule="auto"/>
         <w:rPr>
           <w:rFonts w:ascii="Courier New" w:hAnsi="Courier New" w:cs="Courier New"/>
           <w:sz w:val="24"/>
@@ -741,8 +647,7 @@
           <w:tab w:val="left" w:pos="13740"/>
           <w:tab w:val="left" w:pos="14656"/>
         </w:tabs>
-        <w:spacing w:before="20" w:after="20" w:line="360" w:lineRule="atLeast"/>
-        <w:jc w:val="both"/>
+        <w:spacing w:before="20" w:after="20" w:line="240" w:lineRule="auto"/>
         <w:rPr>
           <w:rFonts w:ascii="Courier New" w:eastAsia="Times New Roman" w:hAnsi="Courier New" w:cs="Courier New"/>
           <w:color w:val="000000"/>
@@ -784,7 +689,6 @@
           <w:tab w:val="left" w:pos="14656"/>
         </w:tabs>
         <w:spacing w:before="20" w:after="20" w:line="360" w:lineRule="atLeast"/>
-        <w:jc w:val="both"/>
         <w:rPr>
           <w:rFonts w:ascii="Courier New" w:eastAsia="Times New Roman" w:hAnsi="Courier New" w:cs="Courier New"/>
           <w:color w:val="000000"/>
@@ -801,10 +705,30 @@
           <w:szCs w:val="24"/>
           <w:lang w:eastAsia="en-ID"/>
         </w:rPr>
-        <w:t xml:space="preserve">int </w:t>
-      </w:r>
-      <w:proofErr w:type="spellStart"/>
-      <w:r>
+        <w:t>int nx = (int) x;</w:t>
+      </w:r>
+    </w:p>
+    <w:p>
+      <w:pPr>
+        <w:tabs>
+          <w:tab w:val="left" w:pos="916"/>
+          <w:tab w:val="left" w:pos="1832"/>
+          <w:tab w:val="left" w:pos="2748"/>
+          <w:tab w:val="left" w:pos="3664"/>
+          <w:tab w:val="left" w:pos="4580"/>
+          <w:tab w:val="left" w:pos="5496"/>
+          <w:tab w:val="left" w:pos="6412"/>
+          <w:tab w:val="left" w:pos="7328"/>
+          <w:tab w:val="left" w:pos="8244"/>
+          <w:tab w:val="left" w:pos="9160"/>
+          <w:tab w:val="left" w:pos="10076"/>
+          <w:tab w:val="left" w:pos="10992"/>
+          <w:tab w:val="left" w:pos="11908"/>
+          <w:tab w:val="left" w:pos="12824"/>
+          <w:tab w:val="left" w:pos="13740"/>
+          <w:tab w:val="left" w:pos="14656"/>
+        </w:tabs>
+        <w:spacing w:before="20" w:after="20" w:line="360" w:lineRule="atLeast"/>
         <w:rPr>
           <w:rFonts w:ascii="Courier New" w:eastAsia="Times New Roman" w:hAnsi="Courier New" w:cs="Courier New"/>
           <w:color w:val="000000"/>
@@ -812,10 +736,29 @@
           <w:szCs w:val="24"/>
           <w:lang w:eastAsia="en-ID"/>
         </w:rPr>
-        <w:t>nx</w:t>
-      </w:r>
-      <w:proofErr w:type="spellEnd"/>
-      <w:r>
+      </w:pPr>
+    </w:p>
+    <w:p>
+      <w:pPr>
+        <w:tabs>
+          <w:tab w:val="left" w:pos="916"/>
+          <w:tab w:val="left" w:pos="1832"/>
+          <w:tab w:val="left" w:pos="2748"/>
+          <w:tab w:val="left" w:pos="3664"/>
+          <w:tab w:val="left" w:pos="4580"/>
+          <w:tab w:val="left" w:pos="5496"/>
+          <w:tab w:val="left" w:pos="6412"/>
+          <w:tab w:val="left" w:pos="7328"/>
+          <w:tab w:val="left" w:pos="8244"/>
+          <w:tab w:val="left" w:pos="9160"/>
+          <w:tab w:val="left" w:pos="10076"/>
+          <w:tab w:val="left" w:pos="10992"/>
+          <w:tab w:val="left" w:pos="11908"/>
+          <w:tab w:val="left" w:pos="12824"/>
+          <w:tab w:val="left" w:pos="13740"/>
+          <w:tab w:val="left" w:pos="14656"/>
+        </w:tabs>
+        <w:spacing w:before="20" w:after="20" w:line="360" w:lineRule="atLeast"/>
         <w:rPr>
           <w:rFonts w:ascii="Courier New" w:eastAsia="Times New Roman" w:hAnsi="Courier New" w:cs="Courier New"/>
           <w:color w:val="000000"/>
@@ -823,31 +766,8 @@
           <w:szCs w:val="24"/>
           <w:lang w:eastAsia="en-ID"/>
         </w:rPr>
-        <w:t xml:space="preserve"> = (int) x;</w:t>
-      </w:r>
-    </w:p>
-    <w:p>
-      <w:pPr>
-        <w:tabs>
-          <w:tab w:val="left" w:pos="916"/>
-          <w:tab w:val="left" w:pos="1832"/>
-          <w:tab w:val="left" w:pos="2748"/>
-          <w:tab w:val="left" w:pos="3664"/>
-          <w:tab w:val="left" w:pos="4580"/>
-          <w:tab w:val="left" w:pos="5496"/>
-          <w:tab w:val="left" w:pos="6412"/>
-          <w:tab w:val="left" w:pos="7328"/>
-          <w:tab w:val="left" w:pos="8244"/>
-          <w:tab w:val="left" w:pos="9160"/>
-          <w:tab w:val="left" w:pos="10076"/>
-          <w:tab w:val="left" w:pos="10992"/>
-          <w:tab w:val="left" w:pos="11908"/>
-          <w:tab w:val="left" w:pos="12824"/>
-          <w:tab w:val="left" w:pos="13740"/>
-          <w:tab w:val="left" w:pos="14656"/>
-        </w:tabs>
-        <w:spacing w:before="20" w:after="20" w:line="360" w:lineRule="atLeast"/>
-        <w:jc w:val="both"/>
+      </w:pPr>
+      <w:r>
         <w:rPr>
           <w:rFonts w:ascii="Courier New" w:eastAsia="Times New Roman" w:hAnsi="Courier New" w:cs="Courier New"/>
           <w:color w:val="000000"/>
@@ -855,30 +775,30 @@
           <w:szCs w:val="24"/>
           <w:lang w:eastAsia="en-ID"/>
         </w:rPr>
-      </w:pPr>
-    </w:p>
-    <w:p>
-      <w:pPr>
-        <w:tabs>
-          <w:tab w:val="left" w:pos="916"/>
-          <w:tab w:val="left" w:pos="1832"/>
-          <w:tab w:val="left" w:pos="2748"/>
-          <w:tab w:val="left" w:pos="3664"/>
-          <w:tab w:val="left" w:pos="4580"/>
-          <w:tab w:val="left" w:pos="5496"/>
-          <w:tab w:val="left" w:pos="6412"/>
-          <w:tab w:val="left" w:pos="7328"/>
-          <w:tab w:val="left" w:pos="8244"/>
-          <w:tab w:val="left" w:pos="9160"/>
-          <w:tab w:val="left" w:pos="10076"/>
-          <w:tab w:val="left" w:pos="10992"/>
-          <w:tab w:val="left" w:pos="11908"/>
-          <w:tab w:val="left" w:pos="12824"/>
-          <w:tab w:val="left" w:pos="13740"/>
-          <w:tab w:val="left" w:pos="14656"/>
-        </w:tabs>
-        <w:spacing w:before="20" w:after="20" w:line="360" w:lineRule="atLeast"/>
-        <w:jc w:val="both"/>
+        <w:t>assignment</w:t>
+      </w:r>
+    </w:p>
+    <w:p>
+      <w:pPr>
+        <w:tabs>
+          <w:tab w:val="left" w:pos="916"/>
+          <w:tab w:val="left" w:pos="1832"/>
+          <w:tab w:val="left" w:pos="2748"/>
+          <w:tab w:val="left" w:pos="3664"/>
+          <w:tab w:val="left" w:pos="4580"/>
+          <w:tab w:val="left" w:pos="5496"/>
+          <w:tab w:val="left" w:pos="6412"/>
+          <w:tab w:val="left" w:pos="7328"/>
+          <w:tab w:val="left" w:pos="8244"/>
+          <w:tab w:val="left" w:pos="9160"/>
+          <w:tab w:val="left" w:pos="10076"/>
+          <w:tab w:val="left" w:pos="10992"/>
+          <w:tab w:val="left" w:pos="11908"/>
+          <w:tab w:val="left" w:pos="12824"/>
+          <w:tab w:val="left" w:pos="13740"/>
+          <w:tab w:val="left" w:pos="14656"/>
+        </w:tabs>
+        <w:spacing w:before="20" w:after="20" w:line="360" w:lineRule="atLeast"/>
         <w:rPr>
           <w:rFonts w:ascii="Courier New" w:eastAsia="Times New Roman" w:hAnsi="Courier New" w:cs="Courier New"/>
           <w:color w:val="000000"/>
@@ -895,31 +815,30 @@
           <w:szCs w:val="24"/>
           <w:lang w:eastAsia="en-ID"/>
         </w:rPr>
-        <w:t>assignment</w:t>
-      </w:r>
-    </w:p>
-    <w:p>
-      <w:pPr>
-        <w:tabs>
-          <w:tab w:val="left" w:pos="916"/>
-          <w:tab w:val="left" w:pos="1832"/>
-          <w:tab w:val="left" w:pos="2748"/>
-          <w:tab w:val="left" w:pos="3664"/>
-          <w:tab w:val="left" w:pos="4580"/>
-          <w:tab w:val="left" w:pos="5496"/>
-          <w:tab w:val="left" w:pos="6412"/>
-          <w:tab w:val="left" w:pos="7328"/>
-          <w:tab w:val="left" w:pos="8244"/>
-          <w:tab w:val="left" w:pos="9160"/>
-          <w:tab w:val="left" w:pos="10076"/>
-          <w:tab w:val="left" w:pos="10992"/>
-          <w:tab w:val="left" w:pos="11908"/>
-          <w:tab w:val="left" w:pos="12824"/>
-          <w:tab w:val="left" w:pos="13740"/>
-          <w:tab w:val="left" w:pos="14656"/>
-        </w:tabs>
-        <w:spacing w:before="20" w:after="20" w:line="360" w:lineRule="atLeast"/>
-        <w:jc w:val="both"/>
+        <w:t>increment decrement</w:t>
+      </w:r>
+    </w:p>
+    <w:p>
+      <w:pPr>
+        <w:tabs>
+          <w:tab w:val="left" w:pos="916"/>
+          <w:tab w:val="left" w:pos="1832"/>
+          <w:tab w:val="left" w:pos="2748"/>
+          <w:tab w:val="left" w:pos="3664"/>
+          <w:tab w:val="left" w:pos="4580"/>
+          <w:tab w:val="left" w:pos="5496"/>
+          <w:tab w:val="left" w:pos="6412"/>
+          <w:tab w:val="left" w:pos="7328"/>
+          <w:tab w:val="left" w:pos="8244"/>
+          <w:tab w:val="left" w:pos="9160"/>
+          <w:tab w:val="left" w:pos="10076"/>
+          <w:tab w:val="left" w:pos="10992"/>
+          <w:tab w:val="left" w:pos="11908"/>
+          <w:tab w:val="left" w:pos="12824"/>
+          <w:tab w:val="left" w:pos="13740"/>
+          <w:tab w:val="left" w:pos="14656"/>
+        </w:tabs>
+        <w:spacing w:before="20" w:after="20" w:line="360" w:lineRule="atLeast"/>
         <w:rPr>
           <w:rFonts w:ascii="Courier New" w:eastAsia="Times New Roman" w:hAnsi="Courier New" w:cs="Courier New"/>
           <w:color w:val="000000"/>
@@ -928,7 +847,28 @@
           <w:lang w:eastAsia="en-ID"/>
         </w:rPr>
       </w:pPr>
-      <w:r>
+    </w:p>
+    <w:p>
+      <w:pPr>
+        <w:tabs>
+          <w:tab w:val="left" w:pos="916"/>
+          <w:tab w:val="left" w:pos="1832"/>
+          <w:tab w:val="left" w:pos="2748"/>
+          <w:tab w:val="left" w:pos="3664"/>
+          <w:tab w:val="left" w:pos="4580"/>
+          <w:tab w:val="left" w:pos="5496"/>
+          <w:tab w:val="left" w:pos="6412"/>
+          <w:tab w:val="left" w:pos="7328"/>
+          <w:tab w:val="left" w:pos="8244"/>
+          <w:tab w:val="left" w:pos="9160"/>
+          <w:tab w:val="left" w:pos="10076"/>
+          <w:tab w:val="left" w:pos="10992"/>
+          <w:tab w:val="left" w:pos="11908"/>
+          <w:tab w:val="left" w:pos="12824"/>
+          <w:tab w:val="left" w:pos="13740"/>
+          <w:tab w:val="left" w:pos="14656"/>
+        </w:tabs>
+        <w:spacing w:before="20" w:after="20" w:line="360" w:lineRule="atLeast"/>
         <w:rPr>
           <w:rFonts w:ascii="Courier New" w:eastAsia="Times New Roman" w:hAnsi="Courier New" w:cs="Courier New"/>
           <w:color w:val="000000"/>
@@ -936,31 +876,8 @@
           <w:szCs w:val="24"/>
           <w:lang w:eastAsia="en-ID"/>
         </w:rPr>
-        <w:t>increment decrement</w:t>
-      </w:r>
-    </w:p>
-    <w:p>
-      <w:pPr>
-        <w:tabs>
-          <w:tab w:val="left" w:pos="916"/>
-          <w:tab w:val="left" w:pos="1832"/>
-          <w:tab w:val="left" w:pos="2748"/>
-          <w:tab w:val="left" w:pos="3664"/>
-          <w:tab w:val="left" w:pos="4580"/>
-          <w:tab w:val="left" w:pos="5496"/>
-          <w:tab w:val="left" w:pos="6412"/>
-          <w:tab w:val="left" w:pos="7328"/>
-          <w:tab w:val="left" w:pos="8244"/>
-          <w:tab w:val="left" w:pos="9160"/>
-          <w:tab w:val="left" w:pos="10076"/>
-          <w:tab w:val="left" w:pos="10992"/>
-          <w:tab w:val="left" w:pos="11908"/>
-          <w:tab w:val="left" w:pos="12824"/>
-          <w:tab w:val="left" w:pos="13740"/>
-          <w:tab w:val="left" w:pos="14656"/>
-        </w:tabs>
-        <w:spacing w:before="20" w:after="20" w:line="360" w:lineRule="atLeast"/>
-        <w:jc w:val="both"/>
+      </w:pPr>
+      <w:r>
         <w:rPr>
           <w:rFonts w:ascii="Courier New" w:eastAsia="Times New Roman" w:hAnsi="Courier New" w:cs="Courier New"/>
           <w:color w:val="000000"/>
@@ -968,30 +885,30 @@
           <w:szCs w:val="24"/>
           <w:lang w:eastAsia="en-ID"/>
         </w:rPr>
-      </w:pPr>
-    </w:p>
-    <w:p>
-      <w:pPr>
-        <w:tabs>
-          <w:tab w:val="left" w:pos="916"/>
-          <w:tab w:val="left" w:pos="1832"/>
-          <w:tab w:val="left" w:pos="2748"/>
-          <w:tab w:val="left" w:pos="3664"/>
-          <w:tab w:val="left" w:pos="4580"/>
-          <w:tab w:val="left" w:pos="5496"/>
-          <w:tab w:val="left" w:pos="6412"/>
-          <w:tab w:val="left" w:pos="7328"/>
-          <w:tab w:val="left" w:pos="8244"/>
-          <w:tab w:val="left" w:pos="9160"/>
-          <w:tab w:val="left" w:pos="10076"/>
-          <w:tab w:val="left" w:pos="10992"/>
-          <w:tab w:val="left" w:pos="11908"/>
-          <w:tab w:val="left" w:pos="12824"/>
-          <w:tab w:val="left" w:pos="13740"/>
-          <w:tab w:val="left" w:pos="14656"/>
-        </w:tabs>
-        <w:spacing w:before="20" w:after="20" w:line="360" w:lineRule="atLeast"/>
-        <w:jc w:val="both"/>
+        <w:t>x &lt; y ? x: y</w:t>
+      </w:r>
+    </w:p>
+    <w:p>
+      <w:pPr>
+        <w:tabs>
+          <w:tab w:val="left" w:pos="916"/>
+          <w:tab w:val="left" w:pos="1832"/>
+          <w:tab w:val="left" w:pos="2748"/>
+          <w:tab w:val="left" w:pos="3664"/>
+          <w:tab w:val="left" w:pos="4580"/>
+          <w:tab w:val="left" w:pos="5496"/>
+          <w:tab w:val="left" w:pos="6412"/>
+          <w:tab w:val="left" w:pos="7328"/>
+          <w:tab w:val="left" w:pos="8244"/>
+          <w:tab w:val="left" w:pos="9160"/>
+          <w:tab w:val="left" w:pos="10076"/>
+          <w:tab w:val="left" w:pos="10992"/>
+          <w:tab w:val="left" w:pos="11908"/>
+          <w:tab w:val="left" w:pos="12824"/>
+          <w:tab w:val="left" w:pos="13740"/>
+          <w:tab w:val="left" w:pos="14656"/>
+        </w:tabs>
+        <w:spacing w:before="20" w:after="20" w:line="360" w:lineRule="atLeast"/>
         <w:rPr>
           <w:rFonts w:ascii="Courier New" w:eastAsia="Times New Roman" w:hAnsi="Courier New" w:cs="Courier New"/>
           <w:color w:val="000000"/>
@@ -1000,7 +917,28 @@
           <w:lang w:eastAsia="en-ID"/>
         </w:rPr>
       </w:pPr>
-      <w:r>
+    </w:p>
+    <w:p>
+      <w:pPr>
+        <w:tabs>
+          <w:tab w:val="left" w:pos="916"/>
+          <w:tab w:val="left" w:pos="1832"/>
+          <w:tab w:val="left" w:pos="2748"/>
+          <w:tab w:val="left" w:pos="3664"/>
+          <w:tab w:val="left" w:pos="4580"/>
+          <w:tab w:val="left" w:pos="5496"/>
+          <w:tab w:val="left" w:pos="6412"/>
+          <w:tab w:val="left" w:pos="7328"/>
+          <w:tab w:val="left" w:pos="8244"/>
+          <w:tab w:val="left" w:pos="9160"/>
+          <w:tab w:val="left" w:pos="10076"/>
+          <w:tab w:val="left" w:pos="10992"/>
+          <w:tab w:val="left" w:pos="11908"/>
+          <w:tab w:val="left" w:pos="12824"/>
+          <w:tab w:val="left" w:pos="13740"/>
+          <w:tab w:val="left" w:pos="14656"/>
+        </w:tabs>
+        <w:spacing w:before="20" w:after="20" w:line="360" w:lineRule="atLeast"/>
         <w:rPr>
           <w:rFonts w:ascii="Courier New" w:eastAsia="Times New Roman" w:hAnsi="Courier New" w:cs="Courier New"/>
           <w:color w:val="000000"/>
@@ -1008,9 +946,7 @@
           <w:szCs w:val="24"/>
           <w:lang w:eastAsia="en-ID"/>
         </w:rPr>
-        <w:t xml:space="preserve">x &lt; </w:t>
-      </w:r>
-      <w:proofErr w:type="gramStart"/>
+      </w:pPr>
       <w:r>
         <w:rPr>
           <w:rFonts w:ascii="Courier New" w:eastAsia="Times New Roman" w:hAnsi="Courier New" w:cs="Courier New"/>
@@ -1019,89 +955,6 @@
           <w:szCs w:val="24"/>
           <w:lang w:eastAsia="en-ID"/>
         </w:rPr>
-        <w:t>y ?</w:t>
-      </w:r>
-      <w:proofErr w:type="gramEnd"/>
-      <w:r>
-        <w:rPr>
-          <w:rFonts w:ascii="Courier New" w:eastAsia="Times New Roman" w:hAnsi="Courier New" w:cs="Courier New"/>
-          <w:color w:val="000000"/>
-          <w:sz w:val="24"/>
-          <w:szCs w:val="24"/>
-          <w:lang w:eastAsia="en-ID"/>
-        </w:rPr>
-        <w:t xml:space="preserve"> x: y</w:t>
-      </w:r>
-    </w:p>
-    <w:p>
-      <w:pPr>
-        <w:tabs>
-          <w:tab w:val="left" w:pos="916"/>
-          <w:tab w:val="left" w:pos="1832"/>
-          <w:tab w:val="left" w:pos="2748"/>
-          <w:tab w:val="left" w:pos="3664"/>
-          <w:tab w:val="left" w:pos="4580"/>
-          <w:tab w:val="left" w:pos="5496"/>
-          <w:tab w:val="left" w:pos="6412"/>
-          <w:tab w:val="left" w:pos="7328"/>
-          <w:tab w:val="left" w:pos="8244"/>
-          <w:tab w:val="left" w:pos="9160"/>
-          <w:tab w:val="left" w:pos="10076"/>
-          <w:tab w:val="left" w:pos="10992"/>
-          <w:tab w:val="left" w:pos="11908"/>
-          <w:tab w:val="left" w:pos="12824"/>
-          <w:tab w:val="left" w:pos="13740"/>
-          <w:tab w:val="left" w:pos="14656"/>
-        </w:tabs>
-        <w:spacing w:before="20" w:after="20" w:line="360" w:lineRule="atLeast"/>
-        <w:jc w:val="both"/>
-        <w:rPr>
-          <w:rFonts w:ascii="Courier New" w:eastAsia="Times New Roman" w:hAnsi="Courier New" w:cs="Courier New"/>
-          <w:color w:val="000000"/>
-          <w:sz w:val="24"/>
-          <w:szCs w:val="24"/>
-          <w:lang w:eastAsia="en-ID"/>
-        </w:rPr>
-      </w:pPr>
-    </w:p>
-    <w:p>
-      <w:pPr>
-        <w:tabs>
-          <w:tab w:val="left" w:pos="916"/>
-          <w:tab w:val="left" w:pos="1832"/>
-          <w:tab w:val="left" w:pos="2748"/>
-          <w:tab w:val="left" w:pos="3664"/>
-          <w:tab w:val="left" w:pos="4580"/>
-          <w:tab w:val="left" w:pos="5496"/>
-          <w:tab w:val="left" w:pos="6412"/>
-          <w:tab w:val="left" w:pos="7328"/>
-          <w:tab w:val="left" w:pos="8244"/>
-          <w:tab w:val="left" w:pos="9160"/>
-          <w:tab w:val="left" w:pos="10076"/>
-          <w:tab w:val="left" w:pos="10992"/>
-          <w:tab w:val="left" w:pos="11908"/>
-          <w:tab w:val="left" w:pos="12824"/>
-          <w:tab w:val="left" w:pos="13740"/>
-          <w:tab w:val="left" w:pos="14656"/>
-        </w:tabs>
-        <w:spacing w:before="20" w:after="20" w:line="360" w:lineRule="atLeast"/>
-        <w:jc w:val="both"/>
-        <w:rPr>
-          <w:rFonts w:ascii="Courier New" w:eastAsia="Times New Roman" w:hAnsi="Courier New" w:cs="Courier New"/>
-          <w:color w:val="000000"/>
-          <w:sz w:val="24"/>
-          <w:szCs w:val="24"/>
-          <w:lang w:eastAsia="en-ID"/>
-        </w:rPr>
-      </w:pPr>
-      <w:r>
-        <w:rPr>
-          <w:rFonts w:ascii="Courier New" w:eastAsia="Times New Roman" w:hAnsi="Courier New" w:cs="Courier New"/>
-          <w:color w:val="000000"/>
-          <w:sz w:val="24"/>
-          <w:szCs w:val="24"/>
-          <w:lang w:eastAsia="en-ID"/>
-        </w:rPr>
         <w:t>switch expressions</w:t>
       </w:r>
     </w:p>
@@ -1113,56 +966,19 @@
           <w:numId w:val="1"/>
         </w:numPr>
         <w:spacing w:before="20" w:after="20" w:line="360" w:lineRule="atLeast"/>
-        <w:jc w:val="both"/>
-        <w:rPr>
-          <w:color w:val="000000"/>
-          <w:sz w:val="24"/>
-          <w:szCs w:val="24"/>
-        </w:rPr>
-      </w:pPr>
-      <w:r>
-        <w:rPr>
-          <w:color w:val="000000"/>
-          <w:sz w:val="24"/>
-          <w:szCs w:val="24"/>
-        </w:rPr>
-        <w:t xml:space="preserve">int </w:t>
-      </w:r>
-      <w:proofErr w:type="spellStart"/>
-      <w:r>
-        <w:rPr>
-          <w:color w:val="000000"/>
-          <w:sz w:val="24"/>
-          <w:szCs w:val="24"/>
-        </w:rPr>
-        <w:t>numLetters</w:t>
-      </w:r>
-      <w:proofErr w:type="spellEnd"/>
-      <w:r>
-        <w:rPr>
-          <w:color w:val="000000"/>
-          <w:sz w:val="24"/>
-          <w:szCs w:val="24"/>
-        </w:rPr>
-        <w:t xml:space="preserve"> = switch (</w:t>
-      </w:r>
-      <w:proofErr w:type="spellStart"/>
-      <w:r>
-        <w:rPr>
-          <w:color w:val="000000"/>
-          <w:sz w:val="24"/>
-          <w:szCs w:val="24"/>
-        </w:rPr>
-        <w:t>seasonName</w:t>
-      </w:r>
-      <w:proofErr w:type="spellEnd"/>
-      <w:r>
-        <w:rPr>
-          <w:color w:val="000000"/>
-          <w:sz w:val="24"/>
-          <w:szCs w:val="24"/>
-        </w:rPr>
-        <w:t>)</w:t>
+        <w:rPr>
+          <w:color w:val="000000"/>
+          <w:sz w:val="24"/>
+          <w:szCs w:val="24"/>
+        </w:rPr>
+      </w:pPr>
+      <w:r>
+        <w:rPr>
+          <w:color w:val="000000"/>
+          <w:sz w:val="24"/>
+          <w:szCs w:val="24"/>
+        </w:rPr>
+        <w:t>int numLetters = switch (seasonName)</w:t>
       </w:r>
     </w:p>
     <w:p>
@@ -1170,7 +986,6 @@
         <w:pStyle w:val="HTMLPreformatted"/>
         <w:spacing w:before="20" w:after="20" w:line="360" w:lineRule="atLeast"/>
         <w:ind w:left="400"/>
-        <w:jc w:val="both"/>
         <w:rPr>
           <w:color w:val="000000"/>
           <w:sz w:val="24"/>
@@ -1191,7 +1006,6 @@
         <w:pStyle w:val="HTMLPreformatted"/>
         <w:spacing w:before="20" w:after="20" w:line="360" w:lineRule="atLeast"/>
         <w:ind w:left="400"/>
-        <w:jc w:val="both"/>
         <w:rPr>
           <w:color w:val="000000"/>
           <w:sz w:val="24"/>
@@ -1212,7 +1026,6 @@
         <w:pStyle w:val="HTMLPreformatted"/>
         <w:spacing w:before="20" w:after="20" w:line="360" w:lineRule="atLeast"/>
         <w:ind w:left="400"/>
-        <w:jc w:val="both"/>
         <w:rPr>
           <w:color w:val="000000"/>
           <w:sz w:val="24"/>
@@ -1233,7 +1046,6 @@
         <w:pStyle w:val="HTMLPreformatted"/>
         <w:spacing w:before="20" w:after="20" w:line="360" w:lineRule="atLeast"/>
         <w:ind w:left="400"/>
-        <w:jc w:val="both"/>
         <w:rPr>
           <w:color w:val="000000"/>
           <w:sz w:val="24"/>
@@ -1254,7 +1066,6 @@
         <w:pStyle w:val="HTMLPreformatted"/>
         <w:spacing w:before="20" w:after="20" w:line="360" w:lineRule="atLeast"/>
         <w:ind w:left="400"/>
-        <w:jc w:val="both"/>
         <w:rPr>
           <w:color w:val="000000"/>
           <w:sz w:val="24"/>
@@ -1274,7 +1085,6 @@
       <w:pPr>
         <w:pStyle w:val="HTMLPreformatted"/>
         <w:spacing w:before="20" w:after="20" w:line="360" w:lineRule="atLeast"/>
-        <w:jc w:val="both"/>
         <w:rPr>
           <w:color w:val="000000"/>
           <w:sz w:val="24"/>
@@ -1286,7 +1096,6 @@
       <w:pPr>
         <w:pStyle w:val="HTMLPreformatted"/>
         <w:spacing w:before="20" w:after="20" w:line="360" w:lineRule="atLeast"/>
-        <w:jc w:val="both"/>
         <w:rPr>
           <w:color w:val="000000"/>
           <w:sz w:val="24"/>
@@ -1341,7 +1150,6 @@
       <w:pPr>
         <w:pStyle w:val="HTMLPreformatted"/>
         <w:spacing w:before="20" w:after="20" w:line="360" w:lineRule="atLeast"/>
-        <w:jc w:val="both"/>
         <w:rPr>
           <w:color w:val="000000"/>
           <w:sz w:val="24"/>
@@ -1353,7 +1161,6 @@
       <w:pPr>
         <w:pStyle w:val="HTMLPreformatted"/>
         <w:spacing w:before="20" w:after="20" w:line="360" w:lineRule="atLeast"/>
-        <w:jc w:val="both"/>
         <w:rPr>
           <w:color w:val="000000"/>
           <w:sz w:val="24"/>
@@ -1385,7 +1192,6 @@
           <w:numId w:val="1"/>
         </w:numPr>
         <w:spacing w:before="20" w:after="20" w:line="360" w:lineRule="atLeast"/>
-        <w:jc w:val="both"/>
         <w:rPr>
           <w:color w:val="000000"/>
           <w:sz w:val="24"/>
@@ -1409,7 +1215,6 @@
           <w:numId w:val="1"/>
         </w:numPr>
         <w:spacing w:before="20" w:after="20" w:line="360" w:lineRule="atLeast"/>
-        <w:jc w:val="both"/>
         <w:rPr>
           <w:color w:val="000000"/>
           <w:sz w:val="24"/>
@@ -1429,7 +1234,6 @@
       <w:pPr>
         <w:pStyle w:val="HTMLPreformatted"/>
         <w:spacing w:before="20" w:after="20" w:line="360" w:lineRule="atLeast"/>
-        <w:jc w:val="both"/>
         <w:rPr>
           <w:color w:val="000000"/>
           <w:sz w:val="24"/>
@@ -1453,7 +1257,6 @@
           <w:numId w:val="1"/>
         </w:numPr>
         <w:spacing w:before="20" w:after="20" w:line="360" w:lineRule="atLeast"/>
-        <w:jc w:val="both"/>
         <w:rPr>
           <w:color w:val="000000"/>
           <w:sz w:val="24"/>
@@ -1477,47 +1280,25 @@
           <w:numId w:val="1"/>
         </w:numPr>
         <w:spacing w:before="20" w:after="20" w:line="360" w:lineRule="atLeast"/>
-        <w:jc w:val="both"/>
-        <w:rPr>
-          <w:color w:val="000000"/>
-          <w:sz w:val="24"/>
-          <w:szCs w:val="24"/>
-        </w:rPr>
-      </w:pPr>
-      <w:r>
-        <w:rPr>
-          <w:color w:val="000000"/>
-          <w:sz w:val="24"/>
-          <w:szCs w:val="24"/>
-        </w:rPr>
-        <w:t xml:space="preserve">String s = </w:t>
-      </w:r>
-      <w:proofErr w:type="spellStart"/>
-      <w:proofErr w:type="gramStart"/>
-      <w:r>
-        <w:rPr>
-          <w:color w:val="000000"/>
-          <w:sz w:val="24"/>
-          <w:szCs w:val="24"/>
-        </w:rPr>
-        <w:t>greet.substring</w:t>
-      </w:r>
-      <w:proofErr w:type="spellEnd"/>
-      <w:proofErr w:type="gramEnd"/>
-      <w:r>
-        <w:rPr>
-          <w:color w:val="000000"/>
-          <w:sz w:val="24"/>
-          <w:szCs w:val="24"/>
-        </w:rPr>
-        <w:t>(0, 3);</w:t>
+        <w:rPr>
+          <w:color w:val="000000"/>
+          <w:sz w:val="24"/>
+          <w:szCs w:val="24"/>
+        </w:rPr>
+      </w:pPr>
+      <w:r>
+        <w:rPr>
+          <w:color w:val="000000"/>
+          <w:sz w:val="24"/>
+          <w:szCs w:val="24"/>
+        </w:rPr>
+        <w:t>String s = greet.substring(0, 3);</w:t>
       </w:r>
     </w:p>
     <w:p>
       <w:pPr>
         <w:pStyle w:val="HTMLPreformatted"/>
         <w:spacing w:before="20" w:after="20" w:line="360" w:lineRule="atLeast"/>
-        <w:jc w:val="both"/>
         <w:rPr>
           <w:color w:val="000000"/>
           <w:sz w:val="24"/>
@@ -1541,7 +1322,6 @@
           <w:numId w:val="1"/>
         </w:numPr>
         <w:spacing w:before="20" w:after="20" w:line="360" w:lineRule="atLeast"/>
-        <w:jc w:val="both"/>
         <w:rPr>
           <w:color w:val="000000"/>
           <w:sz w:val="24"/>
@@ -1565,7 +1345,6 @@
           <w:numId w:val="1"/>
         </w:numPr>
         <w:spacing w:before="20" w:after="20" w:line="360" w:lineRule="atLeast"/>
-        <w:jc w:val="both"/>
         <w:rPr>
           <w:color w:val="000000"/>
           <w:sz w:val="24"/>
@@ -1589,7 +1368,6 @@
           <w:numId w:val="1"/>
         </w:numPr>
         <w:spacing w:before="20" w:after="20" w:line="360" w:lineRule="atLeast"/>
-        <w:jc w:val="both"/>
         <w:rPr>
           <w:color w:val="000000"/>
           <w:sz w:val="24"/>
@@ -1609,7 +1387,6 @@
       <w:pPr>
         <w:pStyle w:val="HTMLPreformatted"/>
         <w:spacing w:before="20" w:after="20" w:line="360" w:lineRule="atLeast"/>
-        <w:jc w:val="both"/>
         <w:rPr>
           <w:color w:val="000000"/>
           <w:sz w:val="24"/>
@@ -1633,48 +1410,19 @@
           <w:numId w:val="1"/>
         </w:numPr>
         <w:spacing w:before="20" w:after="20" w:line="360" w:lineRule="atLeast"/>
-        <w:jc w:val="both"/>
-        <w:rPr>
-          <w:color w:val="000000"/>
-          <w:sz w:val="24"/>
-          <w:szCs w:val="24"/>
-        </w:rPr>
-      </w:pPr>
-      <w:r>
-        <w:rPr>
-          <w:color w:val="000000"/>
-          <w:sz w:val="24"/>
-          <w:szCs w:val="24"/>
-        </w:rPr>
-        <w:t>“</w:t>
-      </w:r>
-      <w:proofErr w:type="spellStart"/>
-      <w:r>
-        <w:rPr>
-          <w:color w:val="000000"/>
-          <w:sz w:val="24"/>
-          <w:szCs w:val="24"/>
-        </w:rPr>
-        <w:t>hello</w:t>
-      </w:r>
-      <w:proofErr w:type="gramStart"/>
-      <w:r>
-        <w:rPr>
-          <w:color w:val="000000"/>
-          <w:sz w:val="24"/>
-          <w:szCs w:val="24"/>
-        </w:rPr>
-        <w:t>”.equals</w:t>
-      </w:r>
-      <w:proofErr w:type="spellEnd"/>
-      <w:proofErr w:type="gramEnd"/>
-      <w:r>
-        <w:rPr>
-          <w:color w:val="000000"/>
-          <w:sz w:val="24"/>
-          <w:szCs w:val="24"/>
-        </w:rPr>
-        <w:t>(“hello”)</w:t>
+        <w:rPr>
+          <w:color w:val="000000"/>
+          <w:sz w:val="24"/>
+          <w:szCs w:val="24"/>
+        </w:rPr>
+      </w:pPr>
+      <w:r>
+        <w:rPr>
+          <w:color w:val="000000"/>
+          <w:sz w:val="24"/>
+          <w:szCs w:val="24"/>
+        </w:rPr>
+        <w:t>“hello”.equals(“hello”)</w:t>
       </w:r>
     </w:p>
     <w:p>
@@ -1685,45 +1433,25 @@
           <w:numId w:val="1"/>
         </w:numPr>
         <w:spacing w:before="20" w:after="20" w:line="360" w:lineRule="atLeast"/>
-        <w:jc w:val="both"/>
-        <w:rPr>
-          <w:color w:val="000000"/>
-          <w:sz w:val="24"/>
-          <w:szCs w:val="24"/>
-        </w:rPr>
-      </w:pPr>
-      <w:r>
-        <w:rPr>
-          <w:color w:val="000000"/>
-          <w:sz w:val="24"/>
-          <w:szCs w:val="24"/>
-        </w:rPr>
-        <w:t xml:space="preserve">Don’t use == to compare string. It only determines </w:t>
-      </w:r>
-      <w:proofErr w:type="spellStart"/>
-      <w:r>
-        <w:rPr>
-          <w:color w:val="000000"/>
-          <w:sz w:val="24"/>
-          <w:szCs w:val="24"/>
-        </w:rPr>
-        <w:t>wheter</w:t>
-      </w:r>
-      <w:proofErr w:type="spellEnd"/>
-      <w:r>
-        <w:rPr>
-          <w:color w:val="000000"/>
-          <w:sz w:val="24"/>
-          <w:szCs w:val="24"/>
-        </w:rPr>
-        <w:t xml:space="preserve"> or not the strings are stored in same location</w:t>
+        <w:rPr>
+          <w:color w:val="000000"/>
+          <w:sz w:val="24"/>
+          <w:szCs w:val="24"/>
+        </w:rPr>
+      </w:pPr>
+      <w:r>
+        <w:rPr>
+          <w:color w:val="000000"/>
+          <w:sz w:val="24"/>
+          <w:szCs w:val="24"/>
+        </w:rPr>
+        <w:t>Don’t use == to compare string. It only determines wheter or not the strings are stored in same location</w:t>
       </w:r>
     </w:p>
     <w:p>
       <w:pPr>
         <w:pStyle w:val="HTMLPreformatted"/>
         <w:spacing w:before="20" w:after="20" w:line="360" w:lineRule="atLeast"/>
-        <w:jc w:val="both"/>
         <w:rPr>
           <w:color w:val="000000"/>
           <w:sz w:val="24"/>
@@ -1747,48 +1475,19 @@
           <w:numId w:val="1"/>
         </w:numPr>
         <w:spacing w:before="20" w:after="20" w:line="360" w:lineRule="atLeast"/>
-        <w:jc w:val="both"/>
-        <w:rPr>
-          <w:color w:val="000000"/>
-          <w:sz w:val="24"/>
-          <w:szCs w:val="24"/>
-        </w:rPr>
-      </w:pPr>
-      <w:r>
-        <w:rPr>
-          <w:color w:val="000000"/>
-          <w:sz w:val="24"/>
-          <w:szCs w:val="24"/>
-        </w:rPr>
-        <w:t>“</w:t>
-      </w:r>
-      <w:proofErr w:type="spellStart"/>
-      <w:r>
-        <w:rPr>
-          <w:color w:val="000000"/>
-          <w:sz w:val="24"/>
-          <w:szCs w:val="24"/>
-        </w:rPr>
-        <w:t>jack</w:t>
-      </w:r>
-      <w:proofErr w:type="gramStart"/>
-      <w:r>
-        <w:rPr>
-          <w:color w:val="000000"/>
-          <w:sz w:val="24"/>
-          <w:szCs w:val="24"/>
-        </w:rPr>
-        <w:t>”.length</w:t>
-      </w:r>
-      <w:proofErr w:type="spellEnd"/>
-      <w:proofErr w:type="gramEnd"/>
-      <w:r>
-        <w:rPr>
-          <w:color w:val="000000"/>
-          <w:sz w:val="24"/>
-          <w:szCs w:val="24"/>
-        </w:rPr>
-        <w:t>() == 0</w:t>
+        <w:rPr>
+          <w:color w:val="000000"/>
+          <w:sz w:val="24"/>
+          <w:szCs w:val="24"/>
+        </w:rPr>
+      </w:pPr>
+      <w:r>
+        <w:rPr>
+          <w:color w:val="000000"/>
+          <w:sz w:val="24"/>
+          <w:szCs w:val="24"/>
+        </w:rPr>
+        <w:t>“jack”.length() == 0</w:t>
       </w:r>
     </w:p>
     <w:p>
@@ -1799,48 +1498,19 @@
           <w:numId w:val="1"/>
         </w:numPr>
         <w:spacing w:before="20" w:after="20" w:line="360" w:lineRule="atLeast"/>
-        <w:jc w:val="both"/>
-        <w:rPr>
-          <w:color w:val="000000"/>
-          <w:sz w:val="24"/>
-          <w:szCs w:val="24"/>
-        </w:rPr>
-      </w:pPr>
-      <w:r>
-        <w:rPr>
-          <w:color w:val="000000"/>
-          <w:sz w:val="24"/>
-          <w:szCs w:val="24"/>
-        </w:rPr>
-        <w:t>“</w:t>
-      </w:r>
-      <w:proofErr w:type="spellStart"/>
-      <w:r>
-        <w:rPr>
-          <w:color w:val="000000"/>
-          <w:sz w:val="24"/>
-          <w:szCs w:val="24"/>
-        </w:rPr>
-        <w:t>jack</w:t>
-      </w:r>
-      <w:proofErr w:type="gramStart"/>
-      <w:r>
-        <w:rPr>
-          <w:color w:val="000000"/>
-          <w:sz w:val="24"/>
-          <w:szCs w:val="24"/>
-        </w:rPr>
-        <w:t>”.equals</w:t>
-      </w:r>
-      <w:proofErr w:type="spellEnd"/>
-      <w:proofErr w:type="gramEnd"/>
-      <w:r>
-        <w:rPr>
-          <w:color w:val="000000"/>
-          <w:sz w:val="24"/>
-          <w:szCs w:val="24"/>
-        </w:rPr>
-        <w:t>(“”)</w:t>
+        <w:rPr>
+          <w:color w:val="000000"/>
+          <w:sz w:val="24"/>
+          <w:szCs w:val="24"/>
+        </w:rPr>
+      </w:pPr>
+      <w:r>
+        <w:rPr>
+          <w:color w:val="000000"/>
+          <w:sz w:val="24"/>
+          <w:szCs w:val="24"/>
+        </w:rPr>
+        <w:t>“jack”.equals(“”)</w:t>
       </w:r>
     </w:p>
     <w:p>
@@ -1848,7 +1518,6 @@
         <w:pStyle w:val="HTMLPreformatted"/>
         <w:spacing w:before="20" w:after="20" w:line="360" w:lineRule="atLeast"/>
         <w:ind w:left="720"/>
-        <w:jc w:val="both"/>
         <w:rPr>
           <w:color w:val="000000"/>
           <w:sz w:val="24"/>
@@ -1860,7 +1529,6 @@
       <w:pPr>
         <w:pStyle w:val="HTMLPreformatted"/>
         <w:spacing w:before="20" w:after="20" w:line="360" w:lineRule="atLeast"/>
-        <w:jc w:val="both"/>
         <w:rPr>
           <w:color w:val="000000"/>
           <w:sz w:val="24"/>
@@ -1897,63 +1565,7 @@
           <w:sz w:val="24"/>
           <w:szCs w:val="24"/>
         </w:rPr>
-        <w:t xml:space="preserve">int </w:t>
-      </w:r>
-      <w:proofErr w:type="spellStart"/>
-      <w:r>
-        <w:rPr>
-          <w:color w:val="000000"/>
-          <w:sz w:val="24"/>
-          <w:szCs w:val="24"/>
-        </w:rPr>
-        <w:t>cpCount</w:t>
-      </w:r>
-      <w:proofErr w:type="spellEnd"/>
-      <w:r>
-        <w:rPr>
-          <w:color w:val="000000"/>
-          <w:sz w:val="24"/>
-          <w:szCs w:val="24"/>
-        </w:rPr>
-        <w:t xml:space="preserve"> = </w:t>
-      </w:r>
-      <w:proofErr w:type="spellStart"/>
-      <w:proofErr w:type="gramStart"/>
-      <w:r>
-        <w:rPr>
-          <w:color w:val="000000"/>
-          <w:sz w:val="24"/>
-          <w:szCs w:val="24"/>
-        </w:rPr>
-        <w:t>greeting.codePointCount</w:t>
-      </w:r>
-      <w:proofErr w:type="spellEnd"/>
-      <w:proofErr w:type="gramEnd"/>
-      <w:r>
-        <w:rPr>
-          <w:color w:val="000000"/>
-          <w:sz w:val="24"/>
-          <w:szCs w:val="24"/>
-        </w:rPr>
-        <w:t xml:space="preserve">(0, </w:t>
-      </w:r>
-      <w:proofErr w:type="spellStart"/>
-      <w:r>
-        <w:rPr>
-          <w:color w:val="000000"/>
-          <w:sz w:val="24"/>
-          <w:szCs w:val="24"/>
-        </w:rPr>
-        <w:t>greeting.length</w:t>
-      </w:r>
-      <w:proofErr w:type="spellEnd"/>
-      <w:r>
-        <w:rPr>
-          <w:color w:val="000000"/>
-          <w:sz w:val="24"/>
-          <w:szCs w:val="24"/>
-        </w:rPr>
-        <w:t>());</w:t>
+        <w:t>int cpCount = greeting.codePointCount(0, greeting.length());</w:t>
       </w:r>
     </w:p>
     <w:p>
@@ -1964,190 +1576,1754 @@
           <w:numId w:val="1"/>
         </w:numPr>
         <w:spacing w:before="20" w:after="20" w:line="360" w:lineRule="atLeast"/>
+        <w:rPr>
+          <w:color w:val="000000"/>
+          <w:sz w:val="24"/>
+          <w:szCs w:val="24"/>
+        </w:rPr>
+      </w:pPr>
+      <w:r>
+        <w:rPr>
+          <w:color w:val="000000"/>
+          <w:sz w:val="24"/>
+          <w:szCs w:val="24"/>
+        </w:rPr>
+        <w:t>char first = “Hello”.charAt(0); // first is 'H'</w:t>
+      </w:r>
+    </w:p>
+    <w:p>
+      <w:pPr>
+        <w:pStyle w:val="HTMLPreformatted"/>
+        <w:spacing w:before="20" w:after="20" w:line="360" w:lineRule="atLeast"/>
+        <w:rPr>
+          <w:color w:val="000000"/>
+          <w:sz w:val="24"/>
+          <w:szCs w:val="24"/>
+        </w:rPr>
+      </w:pPr>
+      <w:r>
+        <w:rPr>
+          <w:color w:val="000000"/>
+          <w:sz w:val="24"/>
+          <w:szCs w:val="24"/>
+        </w:rPr>
+        <w:t>String API</w:t>
+      </w:r>
+    </w:p>
+    <w:p>
+      <w:pPr>
+        <w:pStyle w:val="HTMLPreformatted"/>
+        <w:spacing w:before="20" w:after="20" w:line="360" w:lineRule="atLeast"/>
+        <w:rPr>
+          <w:color w:val="000000"/>
+          <w:sz w:val="24"/>
+          <w:szCs w:val="24"/>
+        </w:rPr>
+      </w:pPr>
+      <w:r>
+        <w:rPr>
+          <w:color w:val="000000"/>
+          <w:sz w:val="24"/>
+          <w:szCs w:val="24"/>
+        </w:rPr>
+        <w:t>Building strings</w:t>
+      </w:r>
+    </w:p>
+    <w:p>
+      <w:pPr>
+        <w:pStyle w:val="HTMLPreformatted"/>
+        <w:numPr>
+          <w:ilvl w:val="0"/>
+          <w:numId w:val="1"/>
+        </w:numPr>
+        <w:spacing w:before="20" w:after="20" w:line="360" w:lineRule="atLeast"/>
+        <w:rPr>
+          <w:color w:val="000000"/>
+          <w:sz w:val="24"/>
+          <w:szCs w:val="24"/>
+        </w:rPr>
+      </w:pPr>
+      <w:r>
+        <w:rPr>
+          <w:color w:val="000000"/>
+          <w:sz w:val="24"/>
+          <w:szCs w:val="24"/>
+        </w:rPr>
+        <w:t>build up strings from shorter strings</w:t>
+      </w:r>
+    </w:p>
+    <w:p>
+      <w:pPr>
+        <w:pStyle w:val="HTMLPreformatted"/>
+        <w:numPr>
+          <w:ilvl w:val="0"/>
+          <w:numId w:val="1"/>
+        </w:numPr>
+        <w:spacing w:before="20" w:after="20" w:line="360" w:lineRule="atLeast"/>
+        <w:rPr>
+          <w:color w:val="000000"/>
+          <w:sz w:val="24"/>
+          <w:szCs w:val="24"/>
+        </w:rPr>
+      </w:pPr>
+      <w:r>
+        <w:rPr>
+          <w:color w:val="000000"/>
+          <w:sz w:val="24"/>
+          <w:szCs w:val="24"/>
+        </w:rPr>
+        <w:t>It would be inefficient to use string concatenation</w:t>
+      </w:r>
+    </w:p>
+    <w:p>
+      <w:pPr>
+        <w:pStyle w:val="HTMLPreformatted"/>
+        <w:numPr>
+          <w:ilvl w:val="0"/>
+          <w:numId w:val="1"/>
+        </w:numPr>
+        <w:spacing w:before="20" w:after="20" w:line="360" w:lineRule="atLeast"/>
+        <w:rPr>
+          <w:color w:val="000000"/>
+          <w:sz w:val="24"/>
+          <w:szCs w:val="24"/>
+        </w:rPr>
+      </w:pPr>
+      <w:r>
+        <w:rPr>
+          <w:color w:val="000000"/>
+          <w:sz w:val="24"/>
+          <w:szCs w:val="24"/>
+        </w:rPr>
+        <w:t>Using the </w:t>
+      </w:r>
+      <w:r>
+        <w:rPr>
+          <w:sz w:val="24"/>
+          <w:szCs w:val="24"/>
+        </w:rPr>
+        <w:t>StringBuilder</w:t>
+      </w:r>
+      <w:r>
+        <w:rPr>
+          <w:color w:val="000000"/>
+          <w:sz w:val="24"/>
+          <w:szCs w:val="24"/>
+        </w:rPr>
+        <w:t> class avoids this problem</w:t>
+      </w:r>
+    </w:p>
+    <w:p>
+      <w:pPr>
+        <w:pStyle w:val="HTMLPreformatted"/>
+        <w:spacing w:before="20" w:after="20" w:line="360" w:lineRule="atLeast"/>
+        <w:rPr>
+          <w:color w:val="000000"/>
+          <w:sz w:val="24"/>
+          <w:szCs w:val="24"/>
+        </w:rPr>
+      </w:pPr>
+      <w:r>
+        <w:rPr>
+          <w:color w:val="000000"/>
+          <w:sz w:val="24"/>
+          <w:szCs w:val="24"/>
+        </w:rPr>
+        <w:t>Input and output</w:t>
+      </w:r>
+    </w:p>
+    <w:p>
+      <w:pPr>
+        <w:pStyle w:val="ListParagraph"/>
+        <w:numPr>
+          <w:ilvl w:val="0"/>
+          <w:numId w:val="1"/>
+        </w:numPr>
+        <w:tabs>
+          <w:tab w:val="left" w:pos="916"/>
+          <w:tab w:val="left" w:pos="1832"/>
+          <w:tab w:val="left" w:pos="2748"/>
+          <w:tab w:val="left" w:pos="3664"/>
+          <w:tab w:val="left" w:pos="4580"/>
+          <w:tab w:val="left" w:pos="5496"/>
+          <w:tab w:val="left" w:pos="6412"/>
+          <w:tab w:val="left" w:pos="7328"/>
+          <w:tab w:val="left" w:pos="8244"/>
+          <w:tab w:val="left" w:pos="9160"/>
+          <w:tab w:val="left" w:pos="10076"/>
+          <w:tab w:val="left" w:pos="10992"/>
+          <w:tab w:val="left" w:pos="11908"/>
+          <w:tab w:val="left" w:pos="12824"/>
+          <w:tab w:val="left" w:pos="13740"/>
+          <w:tab w:val="left" w:pos="14656"/>
+        </w:tabs>
+        <w:spacing w:before="20" w:after="20" w:line="360" w:lineRule="atLeast"/>
+        <w:rPr>
+          <w:rFonts w:ascii="Courier New" w:eastAsia="Times New Roman" w:hAnsi="Courier New" w:cs="Courier New"/>
+          <w:color w:val="000000"/>
+          <w:sz w:val="24"/>
+          <w:szCs w:val="24"/>
+          <w:lang w:eastAsia="en-ID"/>
+        </w:rPr>
+      </w:pPr>
+      <w:r>
+        <w:rPr>
+          <w:rFonts w:ascii="Courier New" w:eastAsia="Times New Roman" w:hAnsi="Courier New" w:cs="Courier New"/>
+          <w:color w:val="000000"/>
+          <w:sz w:val="24"/>
+          <w:szCs w:val="24"/>
+          <w:lang w:eastAsia="en-ID"/>
+        </w:rPr>
+        <w:t>System.out.print('What is your name? ');</w:t>
+      </w:r>
+    </w:p>
+    <w:p>
+      <w:pPr>
+        <w:pStyle w:val="ListParagraph"/>
+        <w:numPr>
+          <w:ilvl w:val="0"/>
+          <w:numId w:val="1"/>
+        </w:numPr>
+        <w:tabs>
+          <w:tab w:val="left" w:pos="916"/>
+          <w:tab w:val="left" w:pos="1832"/>
+          <w:tab w:val="left" w:pos="2748"/>
+          <w:tab w:val="left" w:pos="3664"/>
+          <w:tab w:val="left" w:pos="4580"/>
+          <w:tab w:val="left" w:pos="5496"/>
+          <w:tab w:val="left" w:pos="6412"/>
+          <w:tab w:val="left" w:pos="7328"/>
+          <w:tab w:val="left" w:pos="8244"/>
+          <w:tab w:val="left" w:pos="9160"/>
+          <w:tab w:val="left" w:pos="10076"/>
+          <w:tab w:val="left" w:pos="10992"/>
+          <w:tab w:val="left" w:pos="11908"/>
+          <w:tab w:val="left" w:pos="12824"/>
+          <w:tab w:val="left" w:pos="13740"/>
+          <w:tab w:val="left" w:pos="14656"/>
+        </w:tabs>
+        <w:spacing w:before="20" w:after="20" w:line="360" w:lineRule="atLeast"/>
+        <w:rPr>
+          <w:rFonts w:ascii="Courier New" w:eastAsia="Times New Roman" w:hAnsi="Courier New" w:cs="Courier New"/>
+          <w:color w:val="000000"/>
+          <w:sz w:val="24"/>
+          <w:szCs w:val="24"/>
+          <w:lang w:eastAsia="en-ID"/>
+        </w:rPr>
+      </w:pPr>
+      <w:r>
+        <w:rPr>
+          <w:rFonts w:ascii="Courier New" w:eastAsia="Times New Roman" w:hAnsi="Courier New" w:cs="Courier New"/>
+          <w:color w:val="000000"/>
+          <w:sz w:val="24"/>
+          <w:szCs w:val="24"/>
+          <w:lang w:eastAsia="en-ID"/>
+        </w:rPr>
+        <w:t>String name = in.nextLine();</w:t>
+      </w:r>
+    </w:p>
+    <w:p>
+      <w:pPr>
+        <w:pStyle w:val="ListParagraph"/>
+        <w:numPr>
+          <w:ilvl w:val="0"/>
+          <w:numId w:val="1"/>
+        </w:numPr>
+        <w:tabs>
+          <w:tab w:val="left" w:pos="916"/>
+          <w:tab w:val="left" w:pos="1832"/>
+          <w:tab w:val="left" w:pos="2748"/>
+          <w:tab w:val="left" w:pos="3664"/>
+          <w:tab w:val="left" w:pos="4580"/>
+          <w:tab w:val="left" w:pos="5496"/>
+          <w:tab w:val="left" w:pos="6412"/>
+          <w:tab w:val="left" w:pos="7328"/>
+          <w:tab w:val="left" w:pos="8244"/>
+          <w:tab w:val="left" w:pos="9160"/>
+          <w:tab w:val="left" w:pos="10076"/>
+          <w:tab w:val="left" w:pos="10992"/>
+          <w:tab w:val="left" w:pos="11908"/>
+          <w:tab w:val="left" w:pos="12824"/>
+          <w:tab w:val="left" w:pos="13740"/>
+          <w:tab w:val="left" w:pos="14656"/>
+        </w:tabs>
+        <w:spacing w:before="20" w:after="20" w:line="360" w:lineRule="atLeast"/>
+        <w:rPr>
+          <w:rFonts w:ascii="Courier New" w:hAnsi="Courier New" w:cs="Courier New"/>
+          <w:color w:val="000000"/>
+          <w:sz w:val="24"/>
+          <w:szCs w:val="24"/>
+        </w:rPr>
+      </w:pPr>
+      <w:r>
+        <w:rPr>
+          <w:rFonts w:ascii="Courier New" w:eastAsia="Times New Roman" w:hAnsi="Courier New" w:cs="Courier New"/>
+          <w:color w:val="000000"/>
+          <w:sz w:val="24"/>
+          <w:szCs w:val="24"/>
+          <w:lang w:eastAsia="en-ID"/>
+        </w:rPr>
+        <w:t>System.out.println('Hello, ' + name)</w:t>
+      </w:r>
+    </w:p>
+    <w:p>
+      <w:pPr>
+        <w:tabs>
+          <w:tab w:val="left" w:pos="916"/>
+          <w:tab w:val="left" w:pos="1832"/>
+          <w:tab w:val="left" w:pos="2748"/>
+          <w:tab w:val="left" w:pos="3664"/>
+          <w:tab w:val="left" w:pos="4580"/>
+          <w:tab w:val="left" w:pos="5496"/>
+          <w:tab w:val="left" w:pos="6412"/>
+          <w:tab w:val="left" w:pos="7328"/>
+          <w:tab w:val="left" w:pos="8244"/>
+          <w:tab w:val="left" w:pos="9160"/>
+          <w:tab w:val="left" w:pos="10076"/>
+          <w:tab w:val="left" w:pos="10992"/>
+          <w:tab w:val="left" w:pos="11908"/>
+          <w:tab w:val="left" w:pos="12824"/>
+          <w:tab w:val="left" w:pos="13740"/>
+          <w:tab w:val="left" w:pos="14656"/>
+        </w:tabs>
+        <w:spacing w:before="20" w:after="20" w:line="360" w:lineRule="atLeast"/>
+        <w:rPr>
+          <w:rFonts w:ascii="Courier New" w:hAnsi="Courier New" w:cs="Courier New"/>
+          <w:color w:val="000000"/>
+          <w:sz w:val="24"/>
+          <w:szCs w:val="24"/>
+        </w:rPr>
+      </w:pPr>
+      <w:r>
+        <w:rPr>
+          <w:rFonts w:ascii="Courier New" w:hAnsi="Courier New" w:cs="Courier New"/>
+          <w:color w:val="000000"/>
+          <w:sz w:val="24"/>
+          <w:szCs w:val="24"/>
+        </w:rPr>
+        <w:t>Formatting output</w:t>
+      </w:r>
+    </w:p>
+    <w:p>
+      <w:pPr>
+        <w:pStyle w:val="ListParagraph"/>
+        <w:numPr>
+          <w:ilvl w:val="0"/>
+          <w:numId w:val="1"/>
+        </w:numPr>
+        <w:tabs>
+          <w:tab w:val="left" w:pos="916"/>
+          <w:tab w:val="left" w:pos="1832"/>
+          <w:tab w:val="left" w:pos="2748"/>
+          <w:tab w:val="left" w:pos="3664"/>
+          <w:tab w:val="left" w:pos="4580"/>
+          <w:tab w:val="left" w:pos="5496"/>
+          <w:tab w:val="left" w:pos="6412"/>
+          <w:tab w:val="left" w:pos="7328"/>
+          <w:tab w:val="left" w:pos="8244"/>
+          <w:tab w:val="left" w:pos="9160"/>
+          <w:tab w:val="left" w:pos="10076"/>
+          <w:tab w:val="left" w:pos="10992"/>
+          <w:tab w:val="left" w:pos="11908"/>
+          <w:tab w:val="left" w:pos="12824"/>
+          <w:tab w:val="left" w:pos="13740"/>
+          <w:tab w:val="left" w:pos="14656"/>
+        </w:tabs>
+        <w:spacing w:before="20" w:after="20" w:line="360" w:lineRule="atLeast"/>
+        <w:rPr>
+          <w:rFonts w:ascii="Courier" w:eastAsia="Times New Roman" w:hAnsi="Courier" w:cs="Courier New"/>
+          <w:color w:val="000000"/>
+          <w:sz w:val="24"/>
+          <w:szCs w:val="24"/>
+          <w:lang w:eastAsia="en-ID"/>
+        </w:rPr>
+      </w:pPr>
+      <w:r>
+        <w:rPr>
+          <w:rFonts w:ascii="Courier" w:eastAsia="Times New Roman" w:hAnsi="Courier" w:cs="Courier New"/>
+          <w:color w:val="000000"/>
+          <w:sz w:val="24"/>
+          <w:szCs w:val="24"/>
+          <w:lang w:eastAsia="en-ID"/>
+        </w:rPr>
+        <w:t>System.out.printf('%</w:t>
+      </w:r>
+      <w:r>
+        <w:rPr>
+          <w:rFonts w:ascii="Courier" w:eastAsia="Times New Roman" w:hAnsi="Courier" w:cs="Courier New"/>
+          <w:color w:val="000000"/>
+          <w:sz w:val="24"/>
+          <w:szCs w:val="24"/>
+          <w:lang w:eastAsia="en-ID"/>
+        </w:rPr>
+        <w:t>2</w:t>
+      </w:r>
+      <w:r>
+        <w:rPr>
+          <w:rFonts w:ascii="Courier" w:eastAsia="Times New Roman" w:hAnsi="Courier" w:cs="Courier New"/>
+          <w:color w:val="000000"/>
+          <w:sz w:val="24"/>
+          <w:szCs w:val="24"/>
+          <w:lang w:eastAsia="en-ID"/>
+        </w:rPr>
+        <w:t>.2f', x);</w:t>
+      </w:r>
+    </w:p>
+    <w:p>
+      <w:pPr>
+        <w:pStyle w:val="ListParagraph"/>
+        <w:numPr>
+          <w:ilvl w:val="0"/>
+          <w:numId w:val="1"/>
+        </w:numPr>
+        <w:tabs>
+          <w:tab w:val="left" w:pos="916"/>
+          <w:tab w:val="left" w:pos="1832"/>
+          <w:tab w:val="left" w:pos="2748"/>
+          <w:tab w:val="left" w:pos="3664"/>
+          <w:tab w:val="left" w:pos="4580"/>
+          <w:tab w:val="left" w:pos="5496"/>
+          <w:tab w:val="left" w:pos="6412"/>
+          <w:tab w:val="left" w:pos="7328"/>
+          <w:tab w:val="left" w:pos="8244"/>
+          <w:tab w:val="left" w:pos="9160"/>
+          <w:tab w:val="left" w:pos="10076"/>
+          <w:tab w:val="left" w:pos="10992"/>
+          <w:tab w:val="left" w:pos="11908"/>
+          <w:tab w:val="left" w:pos="12824"/>
+          <w:tab w:val="left" w:pos="13740"/>
+          <w:tab w:val="left" w:pos="14656"/>
+        </w:tabs>
+        <w:spacing w:before="20" w:after="20" w:line="360" w:lineRule="atLeast"/>
+        <w:rPr>
+          <w:rFonts w:ascii="Courier" w:eastAsia="Times New Roman" w:hAnsi="Courier" w:cs="Courier New"/>
+          <w:color w:val="000000"/>
+          <w:sz w:val="24"/>
+          <w:szCs w:val="24"/>
+          <w:lang w:eastAsia="en-ID"/>
+        </w:rPr>
+      </w:pPr>
+      <w:r>
+        <w:rPr>
+          <w:rFonts w:ascii="Courier" w:eastAsia="Times New Roman" w:hAnsi="Courier" w:cs="Courier New"/>
+          <w:color w:val="000000"/>
+          <w:sz w:val="24"/>
+          <w:szCs w:val="24"/>
+          <w:lang w:eastAsia="en-ID"/>
+        </w:rPr>
+        <w:t>System.out.printf('Hello, %s. Next year, you'll be %d', name, age);</w:t>
+      </w:r>
+    </w:p>
+    <w:p>
+      <w:pPr>
+        <w:pStyle w:val="ListParagraph"/>
+        <w:tabs>
+          <w:tab w:val="left" w:pos="916"/>
+          <w:tab w:val="left" w:pos="1832"/>
+          <w:tab w:val="left" w:pos="2748"/>
+          <w:tab w:val="left" w:pos="3664"/>
+          <w:tab w:val="left" w:pos="4580"/>
+          <w:tab w:val="left" w:pos="5496"/>
+          <w:tab w:val="left" w:pos="6412"/>
+          <w:tab w:val="left" w:pos="7328"/>
+          <w:tab w:val="left" w:pos="8244"/>
+          <w:tab w:val="left" w:pos="9160"/>
+          <w:tab w:val="left" w:pos="10076"/>
+          <w:tab w:val="left" w:pos="10992"/>
+          <w:tab w:val="left" w:pos="11908"/>
+          <w:tab w:val="left" w:pos="12824"/>
+          <w:tab w:val="left" w:pos="13740"/>
+          <w:tab w:val="left" w:pos="14656"/>
+        </w:tabs>
+        <w:spacing w:before="20" w:after="20" w:line="360" w:lineRule="atLeast"/>
+        <w:rPr>
+          <w:rFonts w:ascii="Courier" w:eastAsia="Times New Roman" w:hAnsi="Courier" w:cs="Courier New"/>
+          <w:color w:val="000000"/>
+          <w:sz w:val="24"/>
+          <w:szCs w:val="24"/>
+          <w:lang w:eastAsia="en-ID"/>
+        </w:rPr>
+      </w:pPr>
+    </w:p>
+    <w:p>
+      <w:pPr>
+        <w:tabs>
+          <w:tab w:val="left" w:pos="916"/>
+          <w:tab w:val="left" w:pos="1832"/>
+          <w:tab w:val="left" w:pos="2748"/>
+          <w:tab w:val="left" w:pos="3664"/>
+          <w:tab w:val="left" w:pos="4580"/>
+          <w:tab w:val="left" w:pos="5496"/>
+          <w:tab w:val="left" w:pos="6412"/>
+          <w:tab w:val="left" w:pos="7328"/>
+          <w:tab w:val="left" w:pos="8244"/>
+          <w:tab w:val="left" w:pos="9160"/>
+          <w:tab w:val="left" w:pos="10076"/>
+          <w:tab w:val="left" w:pos="10992"/>
+          <w:tab w:val="left" w:pos="11908"/>
+          <w:tab w:val="left" w:pos="12824"/>
+          <w:tab w:val="left" w:pos="13740"/>
+          <w:tab w:val="left" w:pos="14656"/>
+        </w:tabs>
+        <w:spacing w:before="20" w:after="20" w:line="360" w:lineRule="atLeast"/>
+        <w:rPr>
+          <w:rFonts w:ascii="Courier" w:eastAsia="Times New Roman" w:hAnsi="Courier" w:cs="Courier New"/>
+          <w:color w:val="000000"/>
+          <w:sz w:val="24"/>
+          <w:szCs w:val="24"/>
+          <w:lang w:eastAsia="en-ID"/>
+        </w:rPr>
+      </w:pPr>
+      <w:r>
+        <w:rPr>
+          <w:noProof/>
+        </w:rPr>
+        <w:drawing>
+          <wp:inline distT="0" distB="0" distL="0" distR="0" wp14:anchorId="1340EAC3" wp14:editId="44D04235">
+            <wp:extent cx="5305647" cy="4444281"/>
+            <wp:effectExtent l="0" t="0" r="0" b="0"/>
+            <wp:docPr id="5" name="Picture 5"/>
+            <wp:cNvGraphicFramePr>
+              <a:graphicFrameLocks xmlns:a="http://schemas.openxmlformats.org/drawingml/2006/main" noChangeAspect="1"/>
+            </wp:cNvGraphicFramePr>
+            <a:graphic xmlns:a="http://schemas.openxmlformats.org/drawingml/2006/main">
+              <a:graphicData uri="http://schemas.openxmlformats.org/drawingml/2006/picture">
+                <pic:pic xmlns:pic="http://schemas.openxmlformats.org/drawingml/2006/picture">
+                  <pic:nvPicPr>
+                    <pic:cNvPr id="1" name=""/>
+                    <pic:cNvPicPr/>
+                  </pic:nvPicPr>
+                  <pic:blipFill>
+                    <a:blip r:embed="rId9"/>
+                    <a:stretch>
+                      <a:fillRect/>
+                    </a:stretch>
+                  </pic:blipFill>
+                  <pic:spPr>
+                    <a:xfrm>
+                      <a:off x="0" y="0"/>
+                      <a:ext cx="5308508" cy="4446678"/>
+                    </a:xfrm>
+                    <a:prstGeom prst="rect">
+                      <a:avLst/>
+                    </a:prstGeom>
+                  </pic:spPr>
+                </pic:pic>
+              </a:graphicData>
+            </a:graphic>
+          </wp:inline>
+        </w:drawing>
+      </w:r>
+    </w:p>
+    <w:p>
+      <w:pPr>
+        <w:tabs>
+          <w:tab w:val="left" w:pos="916"/>
+          <w:tab w:val="left" w:pos="1832"/>
+          <w:tab w:val="left" w:pos="2748"/>
+          <w:tab w:val="left" w:pos="3664"/>
+          <w:tab w:val="left" w:pos="4580"/>
+          <w:tab w:val="left" w:pos="5496"/>
+          <w:tab w:val="left" w:pos="6412"/>
+          <w:tab w:val="left" w:pos="7328"/>
+          <w:tab w:val="left" w:pos="8244"/>
+          <w:tab w:val="left" w:pos="9160"/>
+          <w:tab w:val="left" w:pos="10076"/>
+          <w:tab w:val="left" w:pos="10992"/>
+          <w:tab w:val="left" w:pos="11908"/>
+          <w:tab w:val="left" w:pos="12824"/>
+          <w:tab w:val="left" w:pos="13740"/>
+          <w:tab w:val="left" w:pos="14656"/>
+        </w:tabs>
+        <w:spacing w:before="20" w:after="20" w:line="360" w:lineRule="atLeast"/>
+        <w:rPr>
+          <w:rFonts w:ascii="Courier" w:eastAsia="Times New Roman" w:hAnsi="Courier" w:cs="Courier New"/>
+          <w:color w:val="000000"/>
+          <w:sz w:val="24"/>
+          <w:szCs w:val="24"/>
+          <w:lang w:eastAsia="en-ID"/>
+        </w:rPr>
+      </w:pPr>
+      <w:r>
+        <w:rPr>
+          <w:noProof/>
+        </w:rPr>
+        <w:lastRenderedPageBreak/>
+        <w:drawing>
+          <wp:inline distT="0" distB="0" distL="0" distR="0" wp14:anchorId="387DEC7A" wp14:editId="51E5DA1D">
+            <wp:extent cx="5410200" cy="3962400"/>
+            <wp:effectExtent l="0" t="0" r="0" b="0"/>
+            <wp:docPr id="6" name="Picture 6"/>
+            <wp:cNvGraphicFramePr>
+              <a:graphicFrameLocks xmlns:a="http://schemas.openxmlformats.org/drawingml/2006/main" noChangeAspect="1"/>
+            </wp:cNvGraphicFramePr>
+            <a:graphic xmlns:a="http://schemas.openxmlformats.org/drawingml/2006/main">
+              <a:graphicData uri="http://schemas.openxmlformats.org/drawingml/2006/picture">
+                <pic:pic xmlns:pic="http://schemas.openxmlformats.org/drawingml/2006/picture">
+                  <pic:nvPicPr>
+                    <pic:cNvPr id="1" name=""/>
+                    <pic:cNvPicPr/>
+                  </pic:nvPicPr>
+                  <pic:blipFill>
+                    <a:blip r:embed="rId10"/>
+                    <a:stretch>
+                      <a:fillRect/>
+                    </a:stretch>
+                  </pic:blipFill>
+                  <pic:spPr>
+                    <a:xfrm>
+                      <a:off x="0" y="0"/>
+                      <a:ext cx="5410200" cy="3962400"/>
+                    </a:xfrm>
+                    <a:prstGeom prst="rect">
+                      <a:avLst/>
+                    </a:prstGeom>
+                  </pic:spPr>
+                </pic:pic>
+              </a:graphicData>
+            </a:graphic>
+          </wp:inline>
+        </w:drawing>
+      </w:r>
+    </w:p>
+    <w:p>
+      <w:pPr>
+        <w:tabs>
+          <w:tab w:val="left" w:pos="916"/>
+          <w:tab w:val="left" w:pos="1832"/>
+          <w:tab w:val="left" w:pos="2748"/>
+          <w:tab w:val="left" w:pos="3664"/>
+          <w:tab w:val="left" w:pos="4580"/>
+          <w:tab w:val="left" w:pos="5496"/>
+          <w:tab w:val="left" w:pos="6412"/>
+          <w:tab w:val="left" w:pos="7328"/>
+          <w:tab w:val="left" w:pos="8244"/>
+          <w:tab w:val="left" w:pos="9160"/>
+          <w:tab w:val="left" w:pos="10076"/>
+          <w:tab w:val="left" w:pos="10992"/>
+          <w:tab w:val="left" w:pos="11908"/>
+          <w:tab w:val="left" w:pos="12824"/>
+          <w:tab w:val="left" w:pos="13740"/>
+          <w:tab w:val="left" w:pos="14656"/>
+        </w:tabs>
+        <w:spacing w:before="20" w:after="20" w:line="360" w:lineRule="atLeast"/>
+        <w:rPr>
+          <w:rFonts w:ascii="Courier" w:eastAsia="Times New Roman" w:hAnsi="Courier" w:cs="Courier New"/>
+          <w:color w:val="000000"/>
+          <w:sz w:val="24"/>
+          <w:szCs w:val="24"/>
+          <w:lang w:eastAsia="en-ID"/>
+        </w:rPr>
+      </w:pPr>
+      <w:r>
+        <w:rPr>
+          <w:rFonts w:ascii="Courier" w:eastAsia="Times New Roman" w:hAnsi="Courier" w:cs="Courier New"/>
+          <w:color w:val="000000"/>
+          <w:sz w:val="24"/>
+          <w:szCs w:val="24"/>
+          <w:lang w:eastAsia="en-ID"/>
+        </w:rPr>
+        <w:t>String format without printing</w:t>
+      </w:r>
+    </w:p>
+    <w:p>
+      <w:pPr>
+        <w:pStyle w:val="ListParagraph"/>
+        <w:numPr>
+          <w:ilvl w:val="0"/>
+          <w:numId w:val="1"/>
+        </w:numPr>
+        <w:tabs>
+          <w:tab w:val="left" w:pos="916"/>
+          <w:tab w:val="left" w:pos="1832"/>
+          <w:tab w:val="left" w:pos="2748"/>
+          <w:tab w:val="left" w:pos="3664"/>
+          <w:tab w:val="left" w:pos="4580"/>
+          <w:tab w:val="left" w:pos="5496"/>
+          <w:tab w:val="left" w:pos="6412"/>
+          <w:tab w:val="left" w:pos="7328"/>
+          <w:tab w:val="left" w:pos="8244"/>
+          <w:tab w:val="left" w:pos="9160"/>
+          <w:tab w:val="left" w:pos="10076"/>
+          <w:tab w:val="left" w:pos="10992"/>
+          <w:tab w:val="left" w:pos="11908"/>
+          <w:tab w:val="left" w:pos="12824"/>
+          <w:tab w:val="left" w:pos="13740"/>
+          <w:tab w:val="left" w:pos="14656"/>
+        </w:tabs>
+        <w:spacing w:before="20" w:after="20" w:line="360" w:lineRule="atLeast"/>
+        <w:rPr>
+          <w:rFonts w:ascii="Courier" w:eastAsia="Times New Roman" w:hAnsi="Courier" w:cs="Courier New"/>
+          <w:color w:val="000000"/>
+          <w:sz w:val="24"/>
+          <w:szCs w:val="24"/>
+          <w:lang w:eastAsia="en-ID"/>
+        </w:rPr>
+      </w:pPr>
+      <w:r>
+        <w:rPr>
+          <w:rFonts w:ascii="Courier" w:eastAsia="Times New Roman" w:hAnsi="Courier" w:cs="Courier New"/>
+          <w:color w:val="000000"/>
+          <w:sz w:val="24"/>
+          <w:szCs w:val="24"/>
+          <w:lang w:eastAsia="en-ID"/>
+        </w:rPr>
+        <w:t>String message = String.format('Hello, %s. Next year, you'll be %d', name, age + 1);</w:t>
+      </w:r>
+    </w:p>
+    <w:p>
+      <w:pPr>
+        <w:tabs>
+          <w:tab w:val="left" w:pos="916"/>
+          <w:tab w:val="left" w:pos="1832"/>
+          <w:tab w:val="left" w:pos="2748"/>
+          <w:tab w:val="left" w:pos="3664"/>
+          <w:tab w:val="left" w:pos="4580"/>
+          <w:tab w:val="left" w:pos="5496"/>
+          <w:tab w:val="left" w:pos="6412"/>
+          <w:tab w:val="left" w:pos="7328"/>
+          <w:tab w:val="left" w:pos="8244"/>
+          <w:tab w:val="left" w:pos="9160"/>
+          <w:tab w:val="left" w:pos="10076"/>
+          <w:tab w:val="left" w:pos="10992"/>
+          <w:tab w:val="left" w:pos="11908"/>
+          <w:tab w:val="left" w:pos="12824"/>
+          <w:tab w:val="left" w:pos="13740"/>
+          <w:tab w:val="left" w:pos="14656"/>
+        </w:tabs>
+        <w:spacing w:before="20" w:after="20" w:line="360" w:lineRule="atLeast"/>
+        <w:rPr>
+          <w:rFonts w:ascii="Courier" w:eastAsia="Times New Roman" w:hAnsi="Courier" w:cs="Courier New"/>
+          <w:color w:val="000000"/>
+          <w:sz w:val="24"/>
+          <w:szCs w:val="24"/>
+          <w:lang w:eastAsia="en-ID"/>
+        </w:rPr>
+      </w:pPr>
+      <w:r>
+        <w:rPr>
+          <w:rFonts w:ascii="Courier" w:eastAsia="Times New Roman" w:hAnsi="Courier" w:cs="Courier New"/>
+          <w:color w:val="000000"/>
+          <w:sz w:val="24"/>
+          <w:szCs w:val="24"/>
+          <w:lang w:eastAsia="en-ID"/>
+        </w:rPr>
+        <w:t>File input and output</w:t>
+      </w:r>
+    </w:p>
+    <w:p>
+      <w:pPr>
+        <w:pStyle w:val="ListParagraph"/>
+        <w:numPr>
+          <w:ilvl w:val="0"/>
+          <w:numId w:val="1"/>
+        </w:numPr>
+        <w:tabs>
+          <w:tab w:val="left" w:pos="916"/>
+          <w:tab w:val="left" w:pos="1832"/>
+          <w:tab w:val="left" w:pos="2748"/>
+          <w:tab w:val="left" w:pos="3664"/>
+          <w:tab w:val="left" w:pos="4580"/>
+          <w:tab w:val="left" w:pos="5496"/>
+          <w:tab w:val="left" w:pos="6412"/>
+          <w:tab w:val="left" w:pos="7328"/>
+          <w:tab w:val="left" w:pos="8244"/>
+          <w:tab w:val="left" w:pos="9160"/>
+          <w:tab w:val="left" w:pos="10076"/>
+          <w:tab w:val="left" w:pos="10992"/>
+          <w:tab w:val="left" w:pos="11908"/>
+          <w:tab w:val="left" w:pos="12824"/>
+          <w:tab w:val="left" w:pos="13740"/>
+          <w:tab w:val="left" w:pos="14656"/>
+        </w:tabs>
+        <w:spacing w:before="20" w:after="20" w:line="360" w:lineRule="atLeast"/>
+        <w:rPr>
+          <w:rFonts w:ascii="Courier" w:eastAsia="Times New Roman" w:hAnsi="Courier" w:cs="Courier New"/>
+          <w:color w:val="000000"/>
+          <w:sz w:val="24"/>
+          <w:szCs w:val="24"/>
+          <w:lang w:eastAsia="en-ID"/>
+        </w:rPr>
+      </w:pPr>
+      <w:r>
+        <w:rPr>
+          <w:rFonts w:ascii="Courier" w:eastAsia="Times New Roman" w:hAnsi="Courier" w:cs="Courier New"/>
+          <w:color w:val="000000"/>
+          <w:sz w:val="24"/>
+          <w:szCs w:val="24"/>
+          <w:lang w:eastAsia="en-ID"/>
+        </w:rPr>
+        <w:t>Scanner in = new Scanner(Path.of('myfile.txt'), StandardCharsets.UTF_8);</w:t>
+      </w:r>
+    </w:p>
+    <w:p>
+      <w:pPr>
+        <w:pStyle w:val="ListParagraph"/>
+        <w:numPr>
+          <w:ilvl w:val="0"/>
+          <w:numId w:val="1"/>
+        </w:numPr>
+        <w:tabs>
+          <w:tab w:val="left" w:pos="916"/>
+          <w:tab w:val="left" w:pos="1832"/>
+          <w:tab w:val="left" w:pos="2748"/>
+          <w:tab w:val="left" w:pos="3664"/>
+          <w:tab w:val="left" w:pos="4580"/>
+          <w:tab w:val="left" w:pos="5496"/>
+          <w:tab w:val="left" w:pos="6412"/>
+          <w:tab w:val="left" w:pos="7328"/>
+          <w:tab w:val="left" w:pos="8244"/>
+          <w:tab w:val="left" w:pos="9160"/>
+          <w:tab w:val="left" w:pos="10076"/>
+          <w:tab w:val="left" w:pos="10992"/>
+          <w:tab w:val="left" w:pos="11908"/>
+          <w:tab w:val="left" w:pos="12824"/>
+          <w:tab w:val="left" w:pos="13740"/>
+          <w:tab w:val="left" w:pos="14656"/>
+        </w:tabs>
+        <w:spacing w:before="20" w:after="20" w:line="360" w:lineRule="atLeast"/>
+        <w:rPr>
+          <w:rFonts w:ascii="Courier" w:eastAsia="Times New Roman" w:hAnsi="Courier" w:cs="Courier New"/>
+          <w:color w:val="000000"/>
+          <w:sz w:val="24"/>
+          <w:szCs w:val="24"/>
+          <w:lang w:eastAsia="en-ID"/>
+        </w:rPr>
+      </w:pPr>
+      <w:r>
+        <w:rPr>
+          <w:rFonts w:ascii="Courier" w:eastAsia="Times New Roman" w:hAnsi="Courier" w:cs="Courier New"/>
+          <w:color w:val="000000"/>
+          <w:sz w:val="24"/>
+          <w:szCs w:val="24"/>
+          <w:lang w:eastAsia="en-ID"/>
+        </w:rPr>
+        <w:t xml:space="preserve">Use </w:t>
+      </w:r>
+      <w:r>
+        <w:rPr>
+          <w:rFonts w:ascii="Courier" w:eastAsia="Times New Roman" w:hAnsi="Courier" w:cs="Courier New"/>
+          <w:color w:val="000000"/>
+          <w:sz w:val="24"/>
+          <w:szCs w:val="24"/>
+          <w:lang w:eastAsia="en-ID"/>
+        </w:rPr>
+        <w:t>PrintWriter</w:t>
+      </w:r>
+      <w:r>
+        <w:rPr>
+          <w:rFonts w:ascii="Courier" w:eastAsia="Times New Roman" w:hAnsi="Courier" w:cs="Courier New"/>
+          <w:color w:val="000000"/>
+          <w:sz w:val="24"/>
+          <w:szCs w:val="24"/>
+          <w:lang w:eastAsia="en-ID"/>
+        </w:rPr>
+        <w:t xml:space="preserve"> to write file</w:t>
+      </w:r>
+    </w:p>
+    <w:p>
+      <w:pPr>
+        <w:pStyle w:val="ListParagraph"/>
+        <w:numPr>
+          <w:ilvl w:val="0"/>
+          <w:numId w:val="1"/>
+        </w:numPr>
+        <w:tabs>
+          <w:tab w:val="left" w:pos="916"/>
+          <w:tab w:val="left" w:pos="1832"/>
+          <w:tab w:val="left" w:pos="2748"/>
+          <w:tab w:val="left" w:pos="3664"/>
+          <w:tab w:val="left" w:pos="4580"/>
+          <w:tab w:val="left" w:pos="5496"/>
+          <w:tab w:val="left" w:pos="6412"/>
+          <w:tab w:val="left" w:pos="7328"/>
+          <w:tab w:val="left" w:pos="8244"/>
+          <w:tab w:val="left" w:pos="9160"/>
+          <w:tab w:val="left" w:pos="10076"/>
+          <w:tab w:val="left" w:pos="10992"/>
+          <w:tab w:val="left" w:pos="11908"/>
+          <w:tab w:val="left" w:pos="12824"/>
+          <w:tab w:val="left" w:pos="13740"/>
+          <w:tab w:val="left" w:pos="14656"/>
+        </w:tabs>
+        <w:spacing w:before="20" w:after="20" w:line="360" w:lineRule="atLeast"/>
+        <w:rPr>
+          <w:rFonts w:ascii="Courier" w:eastAsia="Times New Roman" w:hAnsi="Courier" w:cs="Courier New"/>
+          <w:color w:val="000000"/>
+          <w:sz w:val="24"/>
+          <w:szCs w:val="24"/>
+          <w:lang w:eastAsia="en-ID"/>
+        </w:rPr>
+      </w:pPr>
+      <w:r>
+        <w:rPr>
+          <w:rFonts w:ascii="Courier" w:eastAsia="Times New Roman" w:hAnsi="Courier" w:cs="Courier New"/>
+          <w:color w:val="000000"/>
+          <w:sz w:val="24"/>
+          <w:szCs w:val="24"/>
+          <w:lang w:eastAsia="en-ID"/>
+        </w:rPr>
+        <w:t>PrintWriter out = new PrintWriter('myfile.txt', StandardCharsets.UTF_8);</w:t>
+      </w:r>
+    </w:p>
+    <w:p>
+      <w:pPr>
+        <w:tabs>
+          <w:tab w:val="left" w:pos="916"/>
+          <w:tab w:val="left" w:pos="1832"/>
+          <w:tab w:val="left" w:pos="2748"/>
+          <w:tab w:val="left" w:pos="3664"/>
+          <w:tab w:val="left" w:pos="4580"/>
+          <w:tab w:val="left" w:pos="5496"/>
+          <w:tab w:val="left" w:pos="6412"/>
+          <w:tab w:val="left" w:pos="7328"/>
+          <w:tab w:val="left" w:pos="8244"/>
+          <w:tab w:val="left" w:pos="9160"/>
+          <w:tab w:val="left" w:pos="10076"/>
+          <w:tab w:val="left" w:pos="10992"/>
+          <w:tab w:val="left" w:pos="11908"/>
+          <w:tab w:val="left" w:pos="12824"/>
+          <w:tab w:val="left" w:pos="13740"/>
+          <w:tab w:val="left" w:pos="14656"/>
+        </w:tabs>
+        <w:spacing w:before="20" w:after="20" w:line="360" w:lineRule="atLeast"/>
+        <w:rPr>
+          <w:rFonts w:ascii="Courier" w:eastAsia="Times New Roman" w:hAnsi="Courier" w:cs="Courier New"/>
+          <w:color w:val="000000"/>
+          <w:sz w:val="24"/>
+          <w:szCs w:val="24"/>
+          <w:lang w:eastAsia="en-ID"/>
+        </w:rPr>
+      </w:pPr>
+      <w:r>
+        <w:rPr>
+          <w:rFonts w:ascii="Courier" w:eastAsia="Times New Roman" w:hAnsi="Courier" w:cs="Courier New"/>
+          <w:color w:val="000000"/>
+          <w:sz w:val="24"/>
+          <w:szCs w:val="24"/>
+          <w:lang w:eastAsia="en-ID"/>
+        </w:rPr>
+        <w:t>Control flow</w:t>
+      </w:r>
+    </w:p>
+    <w:p>
+      <w:pPr>
+        <w:pStyle w:val="ListParagraph"/>
+        <w:numPr>
+          <w:ilvl w:val="0"/>
+          <w:numId w:val="1"/>
+        </w:numPr>
+        <w:tabs>
+          <w:tab w:val="left" w:pos="916"/>
+          <w:tab w:val="left" w:pos="1832"/>
+          <w:tab w:val="left" w:pos="2748"/>
+          <w:tab w:val="left" w:pos="3664"/>
+          <w:tab w:val="left" w:pos="4580"/>
+          <w:tab w:val="left" w:pos="5496"/>
+          <w:tab w:val="left" w:pos="6412"/>
+          <w:tab w:val="left" w:pos="7328"/>
+          <w:tab w:val="left" w:pos="8244"/>
+          <w:tab w:val="left" w:pos="9160"/>
+          <w:tab w:val="left" w:pos="10076"/>
+          <w:tab w:val="left" w:pos="10992"/>
+          <w:tab w:val="left" w:pos="11908"/>
+          <w:tab w:val="left" w:pos="12824"/>
+          <w:tab w:val="left" w:pos="13740"/>
+          <w:tab w:val="left" w:pos="14656"/>
+        </w:tabs>
+        <w:spacing w:before="20" w:after="20" w:line="360" w:lineRule="atLeast"/>
+        <w:rPr>
+          <w:rFonts w:ascii="Courier" w:eastAsia="Times New Roman" w:hAnsi="Courier" w:cs="Courier New"/>
+          <w:color w:val="000000"/>
+          <w:sz w:val="24"/>
+          <w:szCs w:val="24"/>
+          <w:lang w:eastAsia="en-ID"/>
+        </w:rPr>
+      </w:pPr>
+      <w:r>
+        <w:rPr>
+          <w:rFonts w:ascii="Courier" w:eastAsia="Times New Roman" w:hAnsi="Courier" w:cs="Courier New"/>
+          <w:color w:val="000000"/>
+          <w:sz w:val="24"/>
+          <w:szCs w:val="24"/>
+          <w:lang w:eastAsia="en-ID"/>
+        </w:rPr>
+        <w:t>If, else, elseif, while, for, foreach, break, continue, dowhile, switch</w:t>
+      </w:r>
+    </w:p>
+    <w:p>
+      <w:pPr>
+        <w:tabs>
+          <w:tab w:val="left" w:pos="916"/>
+          <w:tab w:val="left" w:pos="1832"/>
+          <w:tab w:val="left" w:pos="2748"/>
+          <w:tab w:val="left" w:pos="3664"/>
+          <w:tab w:val="left" w:pos="4580"/>
+          <w:tab w:val="left" w:pos="5496"/>
+          <w:tab w:val="left" w:pos="6412"/>
+          <w:tab w:val="left" w:pos="7328"/>
+          <w:tab w:val="left" w:pos="8244"/>
+          <w:tab w:val="left" w:pos="9160"/>
+          <w:tab w:val="left" w:pos="10076"/>
+          <w:tab w:val="left" w:pos="10992"/>
+          <w:tab w:val="left" w:pos="11908"/>
+          <w:tab w:val="left" w:pos="12824"/>
+          <w:tab w:val="left" w:pos="13740"/>
+          <w:tab w:val="left" w:pos="14656"/>
+        </w:tabs>
+        <w:spacing w:before="20" w:after="20" w:line="360" w:lineRule="atLeast"/>
+        <w:rPr>
+          <w:rFonts w:ascii="Courier" w:eastAsia="Times New Roman" w:hAnsi="Courier" w:cs="Courier New"/>
+          <w:color w:val="000000"/>
+          <w:sz w:val="24"/>
+          <w:szCs w:val="24"/>
+          <w:lang w:eastAsia="en-ID"/>
+        </w:rPr>
+      </w:pPr>
+      <w:r>
+        <w:rPr>
+          <w:rFonts w:ascii="Courier" w:eastAsia="Times New Roman" w:hAnsi="Courier" w:cs="Courier New"/>
+          <w:color w:val="000000"/>
+          <w:sz w:val="24"/>
+          <w:szCs w:val="24"/>
+          <w:lang w:eastAsia="en-ID"/>
+        </w:rPr>
+        <w:t>Arrays</w:t>
+      </w:r>
+    </w:p>
+    <w:p>
+      <w:pPr>
+        <w:pStyle w:val="ListParagraph"/>
+        <w:numPr>
+          <w:ilvl w:val="0"/>
+          <w:numId w:val="1"/>
+        </w:numPr>
+        <w:tabs>
+          <w:tab w:val="left" w:pos="916"/>
+          <w:tab w:val="left" w:pos="1832"/>
+          <w:tab w:val="left" w:pos="2748"/>
+          <w:tab w:val="left" w:pos="3664"/>
+          <w:tab w:val="left" w:pos="4580"/>
+          <w:tab w:val="left" w:pos="5496"/>
+          <w:tab w:val="left" w:pos="6412"/>
+          <w:tab w:val="left" w:pos="7328"/>
+          <w:tab w:val="left" w:pos="8244"/>
+          <w:tab w:val="left" w:pos="9160"/>
+          <w:tab w:val="left" w:pos="10076"/>
+          <w:tab w:val="left" w:pos="10992"/>
+          <w:tab w:val="left" w:pos="11908"/>
+          <w:tab w:val="left" w:pos="12824"/>
+          <w:tab w:val="left" w:pos="13740"/>
+          <w:tab w:val="left" w:pos="14656"/>
+        </w:tabs>
+        <w:spacing w:before="20" w:after="20" w:line="360" w:lineRule="atLeast"/>
+        <w:rPr>
+          <w:rFonts w:ascii="Courier" w:eastAsia="Times New Roman" w:hAnsi="Courier" w:cs="Courier New"/>
+          <w:color w:val="000000"/>
+          <w:sz w:val="24"/>
+          <w:szCs w:val="24"/>
+          <w:lang w:eastAsia="en-ID"/>
+        </w:rPr>
+      </w:pPr>
+      <w:r>
+        <w:rPr>
+          <w:rFonts w:ascii="Courier" w:eastAsia="Times New Roman" w:hAnsi="Courier" w:cs="Courier New"/>
+          <w:color w:val="000000"/>
+          <w:sz w:val="24"/>
+          <w:szCs w:val="24"/>
+          <w:lang w:eastAsia="en-ID"/>
+        </w:rPr>
+        <w:t>smallPrimes = new int[] { 17, 19, 23, 29, 31, 37 };</w:t>
+      </w:r>
+    </w:p>
+    <w:p>
+      <w:pPr>
+        <w:pStyle w:val="ListParagraph"/>
+        <w:numPr>
+          <w:ilvl w:val="0"/>
+          <w:numId w:val="1"/>
+        </w:numPr>
+        <w:tabs>
+          <w:tab w:val="left" w:pos="916"/>
+          <w:tab w:val="left" w:pos="1832"/>
+          <w:tab w:val="left" w:pos="2748"/>
+          <w:tab w:val="left" w:pos="3664"/>
+          <w:tab w:val="left" w:pos="4580"/>
+          <w:tab w:val="left" w:pos="5496"/>
+          <w:tab w:val="left" w:pos="6412"/>
+          <w:tab w:val="left" w:pos="7328"/>
+          <w:tab w:val="left" w:pos="8244"/>
+          <w:tab w:val="left" w:pos="9160"/>
+          <w:tab w:val="left" w:pos="10076"/>
+          <w:tab w:val="left" w:pos="10992"/>
+          <w:tab w:val="left" w:pos="11908"/>
+          <w:tab w:val="left" w:pos="12824"/>
+          <w:tab w:val="left" w:pos="13740"/>
+          <w:tab w:val="left" w:pos="14656"/>
+        </w:tabs>
+        <w:spacing w:before="20" w:after="20" w:line="360" w:lineRule="atLeast"/>
+        <w:rPr>
+          <w:rFonts w:ascii="Courier" w:eastAsia="Times New Roman" w:hAnsi="Courier" w:cs="Courier New"/>
+          <w:color w:val="000000"/>
+          <w:sz w:val="24"/>
+          <w:szCs w:val="24"/>
+          <w:lang w:eastAsia="en-ID"/>
+        </w:rPr>
+      </w:pPr>
+      <w:r>
+        <w:rPr>
+          <w:rFonts w:ascii="Courier" w:eastAsia="Times New Roman" w:hAnsi="Courier" w:cs="Courier New"/>
+          <w:color w:val="000000"/>
+          <w:sz w:val="24"/>
+          <w:szCs w:val="24"/>
+          <w:lang w:eastAsia="en-ID"/>
+        </w:rPr>
+        <w:t>int[] a = new int[100];</w:t>
+      </w:r>
+    </w:p>
+    <w:p>
+      <w:pPr>
+        <w:pStyle w:val="ListParagraph"/>
+        <w:numPr>
+          <w:ilvl w:val="0"/>
+          <w:numId w:val="1"/>
+        </w:numPr>
+        <w:tabs>
+          <w:tab w:val="left" w:pos="916"/>
+          <w:tab w:val="left" w:pos="1832"/>
+          <w:tab w:val="left" w:pos="2748"/>
+          <w:tab w:val="left" w:pos="3664"/>
+          <w:tab w:val="left" w:pos="4580"/>
+          <w:tab w:val="left" w:pos="5496"/>
+          <w:tab w:val="left" w:pos="6412"/>
+          <w:tab w:val="left" w:pos="7328"/>
+          <w:tab w:val="left" w:pos="8244"/>
+          <w:tab w:val="left" w:pos="9160"/>
+          <w:tab w:val="left" w:pos="10076"/>
+          <w:tab w:val="left" w:pos="10992"/>
+          <w:tab w:val="left" w:pos="11908"/>
+          <w:tab w:val="left" w:pos="12824"/>
+          <w:tab w:val="left" w:pos="13740"/>
+          <w:tab w:val="left" w:pos="14656"/>
+        </w:tabs>
+        <w:spacing w:before="20" w:after="20" w:line="360" w:lineRule="atLeast"/>
+        <w:rPr>
+          <w:rFonts w:ascii="Courier" w:eastAsia="Times New Roman" w:hAnsi="Courier" w:cs="Courier New"/>
+          <w:color w:val="000000"/>
+          <w:sz w:val="24"/>
+          <w:szCs w:val="24"/>
+          <w:lang w:eastAsia="en-ID"/>
+        </w:rPr>
+      </w:pPr>
+      <w:r>
+        <w:rPr>
+          <w:rFonts w:ascii="Courier" w:eastAsia="Times New Roman" w:hAnsi="Courier" w:cs="Courier New"/>
+          <w:color w:val="000000"/>
+          <w:sz w:val="24"/>
+          <w:szCs w:val="24"/>
+          <w:lang w:eastAsia="en-ID"/>
+        </w:rPr>
+        <w:t>for (int i = 0; i &lt; 100; i++)</w:t>
+      </w:r>
+      <w:r>
+        <w:rPr>
+          <w:rFonts w:ascii="Courier" w:eastAsia="Times New Roman" w:hAnsi="Courier" w:cs="Courier New"/>
+          <w:color w:val="000000"/>
+          <w:sz w:val="24"/>
+          <w:szCs w:val="24"/>
+          <w:lang w:eastAsia="en-ID"/>
+        </w:rPr>
+        <w:t>{</w:t>
+      </w:r>
+    </w:p>
+    <w:p>
+      <w:pPr>
+        <w:pStyle w:val="ListParagraph"/>
+        <w:tabs>
+          <w:tab w:val="left" w:pos="916"/>
+          <w:tab w:val="left" w:pos="1832"/>
+          <w:tab w:val="left" w:pos="2748"/>
+          <w:tab w:val="left" w:pos="3664"/>
+          <w:tab w:val="left" w:pos="4580"/>
+          <w:tab w:val="left" w:pos="5496"/>
+          <w:tab w:val="left" w:pos="6412"/>
+          <w:tab w:val="left" w:pos="7328"/>
+          <w:tab w:val="left" w:pos="8244"/>
+          <w:tab w:val="left" w:pos="9160"/>
+          <w:tab w:val="left" w:pos="10076"/>
+          <w:tab w:val="left" w:pos="10992"/>
+          <w:tab w:val="left" w:pos="11908"/>
+          <w:tab w:val="left" w:pos="12824"/>
+          <w:tab w:val="left" w:pos="13740"/>
+          <w:tab w:val="left" w:pos="14656"/>
+        </w:tabs>
+        <w:spacing w:before="20" w:after="20" w:line="360" w:lineRule="atLeast"/>
+        <w:rPr>
+          <w:rFonts w:ascii="Courier" w:eastAsia="Times New Roman" w:hAnsi="Courier" w:cs="Courier New"/>
+          <w:color w:val="000000"/>
+          <w:sz w:val="24"/>
+          <w:szCs w:val="24"/>
+          <w:lang w:eastAsia="en-ID"/>
+        </w:rPr>
+      </w:pPr>
+      <w:r>
+        <w:rPr>
+          <w:rFonts w:ascii="Courier" w:eastAsia="Times New Roman" w:hAnsi="Courier" w:cs="Courier New"/>
+          <w:color w:val="000000"/>
+          <w:sz w:val="24"/>
+          <w:szCs w:val="24"/>
+          <w:lang w:eastAsia="en-ID"/>
+        </w:rPr>
+        <w:t>   a[i] = i; // fills the array with numbers 0 to 99</w:t>
+      </w:r>
+    </w:p>
+    <w:p>
+      <w:pPr>
+        <w:pStyle w:val="ListParagraph"/>
+        <w:tabs>
+          <w:tab w:val="left" w:pos="916"/>
+          <w:tab w:val="left" w:pos="1832"/>
+          <w:tab w:val="left" w:pos="2748"/>
+          <w:tab w:val="left" w:pos="3664"/>
+          <w:tab w:val="left" w:pos="4580"/>
+          <w:tab w:val="left" w:pos="5496"/>
+          <w:tab w:val="left" w:pos="6412"/>
+          <w:tab w:val="left" w:pos="7328"/>
+          <w:tab w:val="left" w:pos="8244"/>
+          <w:tab w:val="left" w:pos="9160"/>
+          <w:tab w:val="left" w:pos="10076"/>
+          <w:tab w:val="left" w:pos="10992"/>
+          <w:tab w:val="left" w:pos="11908"/>
+          <w:tab w:val="left" w:pos="12824"/>
+          <w:tab w:val="left" w:pos="13740"/>
+          <w:tab w:val="left" w:pos="14656"/>
+        </w:tabs>
+        <w:spacing w:before="20" w:after="20" w:line="360" w:lineRule="atLeast"/>
+        <w:rPr>
+          <w:rFonts w:ascii="Courier" w:eastAsia="Times New Roman" w:hAnsi="Courier" w:cs="Courier New"/>
+          <w:color w:val="000000"/>
+          <w:sz w:val="24"/>
+          <w:szCs w:val="24"/>
+          <w:lang w:eastAsia="en-ID"/>
+        </w:rPr>
+      </w:pPr>
+      <w:r>
+        <w:rPr>
+          <w:rFonts w:ascii="Courier" w:eastAsia="Times New Roman" w:hAnsi="Courier" w:cs="Courier New"/>
+          <w:color w:val="000000"/>
+          <w:sz w:val="24"/>
+          <w:szCs w:val="24"/>
+          <w:lang w:eastAsia="en-ID"/>
+        </w:rPr>
+        <w:t>}</w:t>
+      </w:r>
+    </w:p>
+    <w:p>
+      <w:pPr>
+        <w:pStyle w:val="ListParagraph"/>
+        <w:numPr>
+          <w:ilvl w:val="0"/>
+          <w:numId w:val="1"/>
+        </w:numPr>
+        <w:tabs>
+          <w:tab w:val="left" w:pos="916"/>
+          <w:tab w:val="left" w:pos="1832"/>
+          <w:tab w:val="left" w:pos="2748"/>
+          <w:tab w:val="left" w:pos="3664"/>
+          <w:tab w:val="left" w:pos="4580"/>
+          <w:tab w:val="left" w:pos="5496"/>
+          <w:tab w:val="left" w:pos="6412"/>
+          <w:tab w:val="left" w:pos="7328"/>
+          <w:tab w:val="left" w:pos="8244"/>
+          <w:tab w:val="left" w:pos="9160"/>
+          <w:tab w:val="left" w:pos="10076"/>
+          <w:tab w:val="left" w:pos="10992"/>
+          <w:tab w:val="left" w:pos="11908"/>
+          <w:tab w:val="left" w:pos="12824"/>
+          <w:tab w:val="left" w:pos="13740"/>
+          <w:tab w:val="left" w:pos="14656"/>
+        </w:tabs>
+        <w:spacing w:before="20" w:after="20" w:line="360" w:lineRule="atLeast"/>
+        <w:rPr>
+          <w:rFonts w:ascii="Courier" w:eastAsia="Times New Roman" w:hAnsi="Courier" w:cs="Courier New"/>
+          <w:color w:val="000000"/>
+          <w:sz w:val="24"/>
+          <w:szCs w:val="24"/>
+          <w:lang w:eastAsia="en-ID"/>
+        </w:rPr>
+      </w:pPr>
+      <w:r>
+        <w:rPr>
+          <w:rFonts w:ascii="Courier" w:eastAsia="Times New Roman" w:hAnsi="Courier" w:cs="Courier New"/>
+          <w:color w:val="000000"/>
+          <w:sz w:val="24"/>
+          <w:szCs w:val="24"/>
+          <w:lang w:eastAsia="en-ID"/>
+        </w:rPr>
+        <w:t>System.out.println(Arrays.toString(a));</w:t>
+      </w:r>
+      <w:r>
+        <w:rPr>
+          <w:rFonts w:ascii="Courier" w:eastAsia="Times New Roman" w:hAnsi="Courier" w:cs="Courier New"/>
+          <w:color w:val="000000"/>
+          <w:sz w:val="24"/>
+          <w:szCs w:val="24"/>
+          <w:lang w:eastAsia="en-ID"/>
+        </w:rPr>
+        <w:t xml:space="preserve"> //easy way to print array</w:t>
+      </w:r>
+    </w:p>
+    <w:p>
+      <w:pPr>
+        <w:pStyle w:val="ListParagraph"/>
+        <w:tabs>
+          <w:tab w:val="left" w:pos="916"/>
+          <w:tab w:val="left" w:pos="1832"/>
+          <w:tab w:val="left" w:pos="2748"/>
+          <w:tab w:val="left" w:pos="3664"/>
+          <w:tab w:val="left" w:pos="4580"/>
+          <w:tab w:val="left" w:pos="5496"/>
+          <w:tab w:val="left" w:pos="6412"/>
+          <w:tab w:val="left" w:pos="7328"/>
+          <w:tab w:val="left" w:pos="8244"/>
+          <w:tab w:val="left" w:pos="9160"/>
+          <w:tab w:val="left" w:pos="10076"/>
+          <w:tab w:val="left" w:pos="10992"/>
+          <w:tab w:val="left" w:pos="11908"/>
+          <w:tab w:val="left" w:pos="12824"/>
+          <w:tab w:val="left" w:pos="13740"/>
+          <w:tab w:val="left" w:pos="14656"/>
+        </w:tabs>
+        <w:spacing w:before="20" w:after="20" w:line="360" w:lineRule="atLeast"/>
+        <w:rPr>
+          <w:rFonts w:ascii="Courier" w:eastAsia="Times New Roman" w:hAnsi="Courier" w:cs="Courier New"/>
+          <w:color w:val="000000"/>
+          <w:sz w:val="24"/>
+          <w:szCs w:val="24"/>
+          <w:lang w:eastAsia="en-ID"/>
+        </w:rPr>
+      </w:pPr>
+    </w:p>
+    <w:p>
+      <w:pPr>
+        <w:pStyle w:val="ListParagraph"/>
+        <w:tabs>
+          <w:tab w:val="left" w:pos="916"/>
+          <w:tab w:val="left" w:pos="1832"/>
+          <w:tab w:val="left" w:pos="2748"/>
+          <w:tab w:val="left" w:pos="3664"/>
+          <w:tab w:val="left" w:pos="4580"/>
+          <w:tab w:val="left" w:pos="5496"/>
+          <w:tab w:val="left" w:pos="6412"/>
+          <w:tab w:val="left" w:pos="7328"/>
+          <w:tab w:val="left" w:pos="8244"/>
+          <w:tab w:val="left" w:pos="9160"/>
+          <w:tab w:val="left" w:pos="10076"/>
+          <w:tab w:val="left" w:pos="10992"/>
+          <w:tab w:val="left" w:pos="11908"/>
+          <w:tab w:val="left" w:pos="12824"/>
+          <w:tab w:val="left" w:pos="13740"/>
+          <w:tab w:val="left" w:pos="14656"/>
+        </w:tabs>
+        <w:spacing w:before="20" w:after="20" w:line="360" w:lineRule="atLeast"/>
+        <w:rPr>
+          <w:rFonts w:ascii="Courier" w:eastAsia="Times New Roman" w:hAnsi="Courier" w:cs="Courier New"/>
+          <w:color w:val="000000"/>
+          <w:sz w:val="24"/>
+          <w:szCs w:val="24"/>
+          <w:lang w:eastAsia="en-ID"/>
+        </w:rPr>
+      </w:pPr>
+    </w:p>
+    <w:p>
+      <w:pPr>
+        <w:pStyle w:val="ListParagraph"/>
+        <w:tabs>
+          <w:tab w:val="left" w:pos="916"/>
+          <w:tab w:val="left" w:pos="1832"/>
+          <w:tab w:val="left" w:pos="2748"/>
+          <w:tab w:val="left" w:pos="3664"/>
+          <w:tab w:val="left" w:pos="4580"/>
+          <w:tab w:val="left" w:pos="5496"/>
+          <w:tab w:val="left" w:pos="6412"/>
+          <w:tab w:val="left" w:pos="7328"/>
+          <w:tab w:val="left" w:pos="8244"/>
+          <w:tab w:val="left" w:pos="9160"/>
+          <w:tab w:val="left" w:pos="10076"/>
+          <w:tab w:val="left" w:pos="10992"/>
+          <w:tab w:val="left" w:pos="11908"/>
+          <w:tab w:val="left" w:pos="12824"/>
+          <w:tab w:val="left" w:pos="13740"/>
+          <w:tab w:val="left" w:pos="14656"/>
+        </w:tabs>
+        <w:spacing w:before="20" w:after="20" w:line="360" w:lineRule="atLeast"/>
+        <w:rPr>
+          <w:rFonts w:ascii="Courier" w:eastAsia="Times New Roman" w:hAnsi="Courier" w:cs="Courier New"/>
+          <w:color w:val="000000"/>
+          <w:sz w:val="24"/>
+          <w:szCs w:val="24"/>
+          <w:lang w:eastAsia="en-ID"/>
+        </w:rPr>
+      </w:pPr>
+    </w:p>
+    <w:p>
+      <w:pPr>
+        <w:tabs>
+          <w:tab w:val="left" w:pos="916"/>
+          <w:tab w:val="left" w:pos="1832"/>
+          <w:tab w:val="left" w:pos="2748"/>
+          <w:tab w:val="left" w:pos="3664"/>
+          <w:tab w:val="left" w:pos="4580"/>
+          <w:tab w:val="left" w:pos="5496"/>
+          <w:tab w:val="left" w:pos="6412"/>
+          <w:tab w:val="left" w:pos="7328"/>
+          <w:tab w:val="left" w:pos="8244"/>
+          <w:tab w:val="left" w:pos="9160"/>
+          <w:tab w:val="left" w:pos="10076"/>
+          <w:tab w:val="left" w:pos="10992"/>
+          <w:tab w:val="left" w:pos="11908"/>
+          <w:tab w:val="left" w:pos="12824"/>
+          <w:tab w:val="left" w:pos="13740"/>
+          <w:tab w:val="left" w:pos="14656"/>
+        </w:tabs>
+        <w:spacing w:before="20" w:after="20" w:line="360" w:lineRule="atLeast"/>
+        <w:rPr>
+          <w:rFonts w:ascii="Courier" w:eastAsia="Times New Roman" w:hAnsi="Courier" w:cs="Courier New"/>
+          <w:color w:val="000000"/>
+          <w:sz w:val="24"/>
+          <w:szCs w:val="24"/>
+          <w:lang w:eastAsia="en-ID"/>
+        </w:rPr>
+      </w:pPr>
+      <w:r>
+        <w:rPr>
+          <w:rFonts w:ascii="Courier" w:eastAsia="Times New Roman" w:hAnsi="Courier" w:cs="Courier New"/>
+          <w:color w:val="000000"/>
+          <w:sz w:val="24"/>
+          <w:szCs w:val="24"/>
+          <w:lang w:eastAsia="en-ID"/>
+        </w:rPr>
+        <w:t>Foreach</w:t>
+      </w:r>
+    </w:p>
+    <w:p>
+      <w:pPr>
+        <w:pStyle w:val="ListParagraph"/>
+        <w:numPr>
+          <w:ilvl w:val="0"/>
+          <w:numId w:val="1"/>
+        </w:numPr>
+        <w:tabs>
+          <w:tab w:val="left" w:pos="916"/>
+          <w:tab w:val="left" w:pos="1832"/>
+          <w:tab w:val="left" w:pos="2748"/>
+          <w:tab w:val="left" w:pos="3664"/>
+          <w:tab w:val="left" w:pos="4580"/>
+          <w:tab w:val="left" w:pos="5496"/>
+          <w:tab w:val="left" w:pos="6412"/>
+          <w:tab w:val="left" w:pos="7328"/>
+          <w:tab w:val="left" w:pos="8244"/>
+          <w:tab w:val="left" w:pos="9160"/>
+          <w:tab w:val="left" w:pos="10076"/>
+          <w:tab w:val="left" w:pos="10992"/>
+          <w:tab w:val="left" w:pos="11908"/>
+          <w:tab w:val="left" w:pos="12824"/>
+          <w:tab w:val="left" w:pos="13740"/>
+          <w:tab w:val="left" w:pos="14656"/>
+        </w:tabs>
+        <w:spacing w:before="20" w:after="20" w:line="360" w:lineRule="atLeast"/>
+        <w:rPr>
+          <w:rFonts w:ascii="Courier" w:eastAsia="Times New Roman" w:hAnsi="Courier" w:cs="Courier New"/>
+          <w:color w:val="000000"/>
+          <w:sz w:val="24"/>
+          <w:szCs w:val="24"/>
+          <w:lang w:eastAsia="en-ID"/>
+        </w:rPr>
+      </w:pPr>
+      <w:r>
+        <w:rPr>
+          <w:rFonts w:ascii="Courier" w:eastAsia="Times New Roman" w:hAnsi="Courier" w:cs="Courier New"/>
+          <w:color w:val="000000"/>
+          <w:sz w:val="24"/>
+          <w:szCs w:val="24"/>
+          <w:lang w:eastAsia="en-ID"/>
+        </w:rPr>
+        <w:t>for (int element : a)</w:t>
+      </w:r>
+      <w:r>
+        <w:rPr>
+          <w:rFonts w:ascii="Courier" w:eastAsia="Times New Roman" w:hAnsi="Courier" w:cs="Courier New"/>
+          <w:color w:val="000000"/>
+          <w:sz w:val="24"/>
+          <w:szCs w:val="24"/>
+          <w:lang w:eastAsia="en-ID"/>
+        </w:rPr>
+        <w:t>{</w:t>
+      </w:r>
+    </w:p>
+    <w:p>
+      <w:pPr>
+        <w:pStyle w:val="ListParagraph"/>
+        <w:tabs>
+          <w:tab w:val="left" w:pos="916"/>
+          <w:tab w:val="left" w:pos="1832"/>
+          <w:tab w:val="left" w:pos="2748"/>
+          <w:tab w:val="left" w:pos="3664"/>
+          <w:tab w:val="left" w:pos="4580"/>
+          <w:tab w:val="left" w:pos="5496"/>
+          <w:tab w:val="left" w:pos="6412"/>
+          <w:tab w:val="left" w:pos="7328"/>
+          <w:tab w:val="left" w:pos="8244"/>
+          <w:tab w:val="left" w:pos="9160"/>
+          <w:tab w:val="left" w:pos="10076"/>
+          <w:tab w:val="left" w:pos="10992"/>
+          <w:tab w:val="left" w:pos="11908"/>
+          <w:tab w:val="left" w:pos="12824"/>
+          <w:tab w:val="left" w:pos="13740"/>
+          <w:tab w:val="left" w:pos="14656"/>
+        </w:tabs>
+        <w:spacing w:before="20" w:after="20" w:line="360" w:lineRule="atLeast"/>
+        <w:rPr>
+          <w:rFonts w:ascii="Courier" w:eastAsia="Times New Roman" w:hAnsi="Courier" w:cs="Courier New"/>
+          <w:color w:val="000000"/>
+          <w:sz w:val="24"/>
+          <w:szCs w:val="24"/>
+          <w:lang w:eastAsia="en-ID"/>
+        </w:rPr>
+      </w:pPr>
+      <w:r>
+        <w:rPr>
+          <w:rFonts w:ascii="Courier" w:eastAsia="Times New Roman" w:hAnsi="Courier" w:cs="Courier New"/>
+          <w:color w:val="000000"/>
+          <w:sz w:val="24"/>
+          <w:szCs w:val="24"/>
+          <w:lang w:eastAsia="en-ID"/>
+        </w:rPr>
+        <w:tab/>
+      </w:r>
+      <w:r>
+        <w:rPr>
+          <w:rFonts w:ascii="Courier" w:eastAsia="Times New Roman" w:hAnsi="Courier" w:cs="Courier New"/>
+          <w:color w:val="000000"/>
+          <w:sz w:val="24"/>
+          <w:szCs w:val="24"/>
+          <w:lang w:eastAsia="en-ID"/>
+        </w:rPr>
+        <w:t>System.out.println(element);</w:t>
+      </w:r>
+    </w:p>
+    <w:p>
+      <w:pPr>
+        <w:pStyle w:val="ListParagraph"/>
+        <w:tabs>
+          <w:tab w:val="left" w:pos="916"/>
+          <w:tab w:val="left" w:pos="1832"/>
+          <w:tab w:val="left" w:pos="2748"/>
+          <w:tab w:val="left" w:pos="3664"/>
+          <w:tab w:val="left" w:pos="4580"/>
+          <w:tab w:val="left" w:pos="5496"/>
+          <w:tab w:val="left" w:pos="6412"/>
+          <w:tab w:val="left" w:pos="7328"/>
+          <w:tab w:val="left" w:pos="8244"/>
+          <w:tab w:val="left" w:pos="9160"/>
+          <w:tab w:val="left" w:pos="10076"/>
+          <w:tab w:val="left" w:pos="10992"/>
+          <w:tab w:val="left" w:pos="11908"/>
+          <w:tab w:val="left" w:pos="12824"/>
+          <w:tab w:val="left" w:pos="13740"/>
+          <w:tab w:val="left" w:pos="14656"/>
+        </w:tabs>
+        <w:spacing w:before="20" w:after="20" w:line="360" w:lineRule="atLeast"/>
+        <w:rPr>
+          <w:rFonts w:ascii="Courier" w:eastAsia="Times New Roman" w:hAnsi="Courier" w:cs="Courier New"/>
+          <w:color w:val="000000"/>
+          <w:sz w:val="24"/>
+          <w:szCs w:val="24"/>
+          <w:lang w:eastAsia="en-ID"/>
+        </w:rPr>
+      </w:pPr>
+      <w:r>
+        <w:rPr>
+          <w:rFonts w:ascii="Courier" w:eastAsia="Times New Roman" w:hAnsi="Courier" w:cs="Courier New"/>
+          <w:color w:val="000000"/>
+          <w:sz w:val="24"/>
+          <w:szCs w:val="24"/>
+          <w:lang w:eastAsia="en-ID"/>
+        </w:rPr>
+        <w:t>}</w:t>
+      </w:r>
+    </w:p>
+    <w:p>
+      <w:pPr>
+        <w:tabs>
+          <w:tab w:val="left" w:pos="916"/>
+          <w:tab w:val="left" w:pos="1832"/>
+          <w:tab w:val="left" w:pos="2748"/>
+          <w:tab w:val="left" w:pos="3664"/>
+          <w:tab w:val="left" w:pos="4580"/>
+          <w:tab w:val="left" w:pos="5496"/>
+          <w:tab w:val="left" w:pos="6412"/>
+          <w:tab w:val="left" w:pos="7328"/>
+          <w:tab w:val="left" w:pos="8244"/>
+          <w:tab w:val="left" w:pos="9160"/>
+          <w:tab w:val="left" w:pos="10076"/>
+          <w:tab w:val="left" w:pos="10992"/>
+          <w:tab w:val="left" w:pos="11908"/>
+          <w:tab w:val="left" w:pos="12824"/>
+          <w:tab w:val="left" w:pos="13740"/>
+          <w:tab w:val="left" w:pos="14656"/>
+        </w:tabs>
+        <w:spacing w:before="20" w:after="20" w:line="360" w:lineRule="atLeast"/>
+        <w:rPr>
+          <w:rFonts w:ascii="Courier New" w:hAnsi="Courier New" w:cs="Courier New"/>
+          <w:color w:val="000000"/>
+          <w:sz w:val="24"/>
+          <w:szCs w:val="24"/>
+        </w:rPr>
+      </w:pPr>
+      <w:r>
+        <w:rPr>
+          <w:rFonts w:ascii="Courier New" w:hAnsi="Courier New" w:cs="Courier New"/>
+          <w:color w:val="000000"/>
+          <w:sz w:val="24"/>
+          <w:szCs w:val="24"/>
+        </w:rPr>
+        <w:t>Array copying</w:t>
+      </w:r>
+    </w:p>
+    <w:p>
+      <w:pPr>
+        <w:pStyle w:val="ListParagraph"/>
+        <w:numPr>
+          <w:ilvl w:val="0"/>
+          <w:numId w:val="1"/>
+        </w:numPr>
+        <w:tabs>
+          <w:tab w:val="left" w:pos="916"/>
+          <w:tab w:val="left" w:pos="1832"/>
+          <w:tab w:val="left" w:pos="2748"/>
+          <w:tab w:val="left" w:pos="3664"/>
+          <w:tab w:val="left" w:pos="4580"/>
+          <w:tab w:val="left" w:pos="5496"/>
+          <w:tab w:val="left" w:pos="6412"/>
+          <w:tab w:val="left" w:pos="7328"/>
+          <w:tab w:val="left" w:pos="8244"/>
+          <w:tab w:val="left" w:pos="9160"/>
+          <w:tab w:val="left" w:pos="10076"/>
+          <w:tab w:val="left" w:pos="10992"/>
+          <w:tab w:val="left" w:pos="11908"/>
+          <w:tab w:val="left" w:pos="12824"/>
+          <w:tab w:val="left" w:pos="13740"/>
+          <w:tab w:val="left" w:pos="14656"/>
+        </w:tabs>
+        <w:spacing w:before="20" w:after="20" w:line="360" w:lineRule="atLeast"/>
+        <w:rPr>
+          <w:rFonts w:ascii="Courier New" w:hAnsi="Courier New" w:cs="Courier New"/>
+          <w:color w:val="000000"/>
+          <w:sz w:val="24"/>
+          <w:szCs w:val="24"/>
+        </w:rPr>
+      </w:pPr>
+      <w:r>
+        <w:rPr>
+          <w:rFonts w:ascii="Courier New" w:hAnsi="Courier New" w:cs="Courier New"/>
+          <w:color w:val="000000"/>
+          <w:sz w:val="24"/>
+          <w:szCs w:val="24"/>
+        </w:rPr>
+        <w:t>you can copy one array variable to another, but then both variables refer to the same array</w:t>
+      </w:r>
+    </w:p>
+    <w:p>
+      <w:pPr>
+        <w:pStyle w:val="ListParagraph"/>
+        <w:numPr>
+          <w:ilvl w:val="0"/>
+          <w:numId w:val="1"/>
+        </w:numPr>
+        <w:tabs>
+          <w:tab w:val="left" w:pos="916"/>
+          <w:tab w:val="left" w:pos="1832"/>
+          <w:tab w:val="left" w:pos="2748"/>
+          <w:tab w:val="left" w:pos="3664"/>
+          <w:tab w:val="left" w:pos="4580"/>
+          <w:tab w:val="left" w:pos="5496"/>
+          <w:tab w:val="left" w:pos="6412"/>
+          <w:tab w:val="left" w:pos="7328"/>
+          <w:tab w:val="left" w:pos="8244"/>
+          <w:tab w:val="left" w:pos="9160"/>
+          <w:tab w:val="left" w:pos="10076"/>
+          <w:tab w:val="left" w:pos="10992"/>
+          <w:tab w:val="left" w:pos="11908"/>
+          <w:tab w:val="left" w:pos="12824"/>
+          <w:tab w:val="left" w:pos="13740"/>
+          <w:tab w:val="left" w:pos="14656"/>
+        </w:tabs>
+        <w:spacing w:before="20" w:after="20" w:line="360" w:lineRule="atLeast"/>
         <w:jc w:val="both"/>
         <w:rPr>
-          <w:color w:val="000000"/>
-          <w:sz w:val="24"/>
-          <w:szCs w:val="24"/>
-        </w:rPr>
-      </w:pPr>
-      <w:r>
-        <w:rPr>
-          <w:color w:val="000000"/>
-          <w:sz w:val="24"/>
-          <w:szCs w:val="24"/>
-        </w:rPr>
-        <w:t>char first = “Hello</w:t>
-      </w:r>
-      <w:proofErr w:type="gramStart"/>
-      <w:r>
-        <w:rPr>
-          <w:color w:val="000000"/>
-          <w:sz w:val="24"/>
-          <w:szCs w:val="24"/>
-        </w:rPr>
-        <w:t>”.</w:t>
-      </w:r>
-      <w:proofErr w:type="spellStart"/>
-      <w:r>
-        <w:rPr>
-          <w:color w:val="000000"/>
-          <w:sz w:val="24"/>
-          <w:szCs w:val="24"/>
-        </w:rPr>
-        <w:t>charAt</w:t>
-      </w:r>
-      <w:proofErr w:type="spellEnd"/>
-      <w:proofErr w:type="gramEnd"/>
-      <w:r>
-        <w:rPr>
-          <w:color w:val="000000"/>
-          <w:sz w:val="24"/>
-          <w:szCs w:val="24"/>
-        </w:rPr>
-        <w:t>(0); // first is 'H'</w:t>
-      </w:r>
-    </w:p>
-    <w:p>
-      <w:pPr>
-        <w:pStyle w:val="HTMLPreformatted"/>
-        <w:spacing w:before="20" w:after="20" w:line="360" w:lineRule="atLeast"/>
-        <w:rPr>
-          <w:color w:val="000000"/>
-          <w:sz w:val="24"/>
-          <w:szCs w:val="24"/>
-        </w:rPr>
-      </w:pPr>
-      <w:r>
-        <w:rPr>
-          <w:color w:val="000000"/>
-          <w:sz w:val="24"/>
-          <w:szCs w:val="24"/>
-        </w:rPr>
-        <w:t>String API</w:t>
-      </w:r>
-    </w:p>
-    <w:p>
-      <w:pPr>
-        <w:pStyle w:val="HTMLPreformatted"/>
-        <w:spacing w:before="20" w:after="20" w:line="360" w:lineRule="atLeast"/>
-        <w:rPr>
-          <w:color w:val="000000"/>
-          <w:sz w:val="24"/>
-          <w:szCs w:val="24"/>
-        </w:rPr>
-      </w:pPr>
-      <w:r>
-        <w:rPr>
-          <w:color w:val="000000"/>
-          <w:sz w:val="24"/>
-          <w:szCs w:val="24"/>
-        </w:rPr>
-        <w:t>Building strings</w:t>
-      </w:r>
-    </w:p>
-    <w:p>
-      <w:pPr>
-        <w:pStyle w:val="HTMLPreformatted"/>
-        <w:numPr>
-          <w:ilvl w:val="0"/>
-          <w:numId w:val="1"/>
-        </w:numPr>
-        <w:spacing w:before="20" w:after="20" w:line="360" w:lineRule="atLeast"/>
-        <w:rPr>
-          <w:color w:val="000000"/>
-          <w:sz w:val="24"/>
-          <w:szCs w:val="24"/>
-        </w:rPr>
-      </w:pPr>
-      <w:r>
-        <w:rPr>
-          <w:color w:val="000000"/>
-          <w:sz w:val="24"/>
-          <w:szCs w:val="24"/>
-        </w:rPr>
-        <w:t>build up strings from shorter strings</w:t>
-      </w:r>
-    </w:p>
-    <w:p>
-      <w:pPr>
-        <w:pStyle w:val="HTMLPreformatted"/>
-        <w:numPr>
-          <w:ilvl w:val="0"/>
-          <w:numId w:val="1"/>
-        </w:numPr>
-        <w:spacing w:before="20" w:after="20" w:line="360" w:lineRule="atLeast"/>
-        <w:rPr>
-          <w:color w:val="000000"/>
-          <w:sz w:val="24"/>
-          <w:szCs w:val="24"/>
-        </w:rPr>
-      </w:pPr>
-      <w:r>
-        <w:rPr>
-          <w:color w:val="000000"/>
-          <w:sz w:val="24"/>
-          <w:szCs w:val="24"/>
-        </w:rPr>
-        <w:t>It would be inefficient to use string concatenation</w:t>
-      </w:r>
-    </w:p>
-    <w:p>
-      <w:pPr>
-        <w:pStyle w:val="HTMLPreformatted"/>
-        <w:numPr>
-          <w:ilvl w:val="0"/>
-          <w:numId w:val="1"/>
-        </w:numPr>
-        <w:spacing w:before="20" w:after="20" w:line="360" w:lineRule="atLeast"/>
-        <w:rPr>
-          <w:color w:val="000000"/>
-          <w:sz w:val="24"/>
-          <w:szCs w:val="24"/>
-        </w:rPr>
-      </w:pPr>
-      <w:r>
-        <w:rPr>
-          <w:color w:val="000000"/>
-          <w:sz w:val="24"/>
-          <w:szCs w:val="24"/>
-        </w:rPr>
-        <w:t>Using the </w:t>
-      </w:r>
-      <w:r>
-        <w:rPr>
-          <w:sz w:val="24"/>
-          <w:szCs w:val="24"/>
-        </w:rPr>
-        <w:t>StringBuilder</w:t>
-      </w:r>
-      <w:r>
-        <w:rPr>
-          <w:color w:val="000000"/>
-          <w:sz w:val="24"/>
-          <w:szCs w:val="24"/>
-        </w:rPr>
-        <w:t> class avoids this problem</w:t>
-      </w:r>
-    </w:p>
-    <w:p>
-      <w:pPr>
-        <w:pStyle w:val="HTMLPreformatted"/>
+          <w:rFonts w:ascii="Courier" w:eastAsia="Times New Roman" w:hAnsi="Courier" w:cs="Courier New"/>
+          <w:color w:val="000000"/>
+          <w:sz w:val="24"/>
+          <w:szCs w:val="24"/>
+          <w:lang w:eastAsia="en-ID"/>
+        </w:rPr>
+      </w:pPr>
+      <w:r>
+        <w:rPr>
+          <w:rFonts w:ascii="Courier" w:eastAsia="Times New Roman" w:hAnsi="Courier" w:cs="Courier New"/>
+          <w:color w:val="000000"/>
+          <w:sz w:val="24"/>
+          <w:szCs w:val="24"/>
+          <w:lang w:eastAsia="en-ID"/>
+        </w:rPr>
+        <w:t>int[] luckyNumbers = smallPrimes;</w:t>
+      </w:r>
+    </w:p>
+    <w:p>
+      <w:pPr>
+        <w:pStyle w:val="ListParagraph"/>
+        <w:numPr>
+          <w:ilvl w:val="0"/>
+          <w:numId w:val="1"/>
+        </w:numPr>
+        <w:tabs>
+          <w:tab w:val="left" w:pos="916"/>
+          <w:tab w:val="left" w:pos="1832"/>
+          <w:tab w:val="left" w:pos="2748"/>
+          <w:tab w:val="left" w:pos="3664"/>
+          <w:tab w:val="left" w:pos="4580"/>
+          <w:tab w:val="left" w:pos="5496"/>
+          <w:tab w:val="left" w:pos="6412"/>
+          <w:tab w:val="left" w:pos="7328"/>
+          <w:tab w:val="left" w:pos="8244"/>
+          <w:tab w:val="left" w:pos="9160"/>
+          <w:tab w:val="left" w:pos="10076"/>
+          <w:tab w:val="left" w:pos="10992"/>
+          <w:tab w:val="left" w:pos="11908"/>
+          <w:tab w:val="left" w:pos="12824"/>
+          <w:tab w:val="left" w:pos="13740"/>
+          <w:tab w:val="left" w:pos="14656"/>
+        </w:tabs>
         <w:spacing w:before="20" w:after="20" w:line="360" w:lineRule="atLeast"/>
         <w:jc w:val="both"/>
         <w:rPr>
-          <w:color w:val="000000"/>
-          <w:sz w:val="24"/>
-          <w:szCs w:val="24"/>
-        </w:rPr>
-      </w:pPr>
-      <w:r>
-        <w:rPr>
-          <w:color w:val="000000"/>
-          <w:sz w:val="24"/>
-          <w:szCs w:val="24"/>
-        </w:rPr>
-        <w:t>Input and output</w:t>
+          <w:rFonts w:ascii="Courier" w:eastAsia="Times New Roman" w:hAnsi="Courier" w:cs="Courier New"/>
+          <w:color w:val="000000"/>
+          <w:sz w:val="24"/>
+          <w:szCs w:val="24"/>
+          <w:lang w:eastAsia="en-ID"/>
+        </w:rPr>
+      </w:pPr>
+      <w:r>
+        <w:rPr>
+          <w:rFonts w:ascii="Courier" w:eastAsia="Times New Roman" w:hAnsi="Courier" w:cs="Courier New"/>
+          <w:color w:val="000000"/>
+          <w:sz w:val="24"/>
+          <w:szCs w:val="24"/>
+          <w:lang w:eastAsia="en-ID"/>
+        </w:rPr>
+        <w:t>luckyNumbers[5] = 12; // now smallPrimes[5] is also 12</w:t>
       </w:r>
     </w:p>
     <w:p>
@@ -2178,241 +3354,1453 @@
         <w:spacing w:before="20" w:after="20" w:line="360" w:lineRule="atLeast"/>
         <w:jc w:val="both"/>
         <w:rPr>
-          <w:rFonts w:ascii="Courier New" w:eastAsia="Times New Roman" w:hAnsi="Courier New" w:cs="Courier New"/>
-          <w:color w:val="000000"/>
-          <w:sz w:val="24"/>
-          <w:szCs w:val="24"/>
-          <w:lang w:eastAsia="en-ID"/>
-        </w:rPr>
-      </w:pPr>
-      <w:proofErr w:type="spellStart"/>
-      <w:r>
-        <w:rPr>
-          <w:rFonts w:ascii="Courier New" w:eastAsia="Times New Roman" w:hAnsi="Courier New" w:cs="Courier New"/>
-          <w:color w:val="000000"/>
-          <w:sz w:val="24"/>
-          <w:szCs w:val="24"/>
-          <w:lang w:eastAsia="en-ID"/>
-        </w:rPr>
-        <w:t>System.out.print</w:t>
-      </w:r>
-      <w:proofErr w:type="spellEnd"/>
-      <w:r>
-        <w:rPr>
-          <w:rFonts w:ascii="Courier New" w:eastAsia="Times New Roman" w:hAnsi="Courier New" w:cs="Courier New"/>
-          <w:color w:val="000000"/>
-          <w:sz w:val="24"/>
-          <w:szCs w:val="24"/>
-          <w:lang w:eastAsia="en-ID"/>
-        </w:rPr>
-        <w:t>('What is your name? ');</w:t>
-      </w:r>
-    </w:p>
-    <w:p>
-      <w:pPr>
-        <w:pStyle w:val="ListParagraph"/>
-        <w:numPr>
-          <w:ilvl w:val="0"/>
-          <w:numId w:val="1"/>
-        </w:numPr>
-        <w:tabs>
-          <w:tab w:val="left" w:pos="916"/>
-          <w:tab w:val="left" w:pos="1832"/>
-          <w:tab w:val="left" w:pos="2748"/>
-          <w:tab w:val="left" w:pos="3664"/>
-          <w:tab w:val="left" w:pos="4580"/>
-          <w:tab w:val="left" w:pos="5496"/>
-          <w:tab w:val="left" w:pos="6412"/>
-          <w:tab w:val="left" w:pos="7328"/>
-          <w:tab w:val="left" w:pos="8244"/>
-          <w:tab w:val="left" w:pos="9160"/>
-          <w:tab w:val="left" w:pos="10076"/>
-          <w:tab w:val="left" w:pos="10992"/>
-          <w:tab w:val="left" w:pos="11908"/>
-          <w:tab w:val="left" w:pos="12824"/>
-          <w:tab w:val="left" w:pos="13740"/>
-          <w:tab w:val="left" w:pos="14656"/>
-        </w:tabs>
-        <w:spacing w:before="20" w:after="20" w:line="360" w:lineRule="atLeast"/>
-        <w:jc w:val="both"/>
-        <w:rPr>
-          <w:rFonts w:ascii="Courier New" w:eastAsia="Times New Roman" w:hAnsi="Courier New" w:cs="Courier New"/>
-          <w:color w:val="000000"/>
-          <w:sz w:val="24"/>
-          <w:szCs w:val="24"/>
-          <w:lang w:eastAsia="en-ID"/>
-        </w:rPr>
-      </w:pPr>
-      <w:r>
-        <w:rPr>
-          <w:rFonts w:ascii="Courier New" w:eastAsia="Times New Roman" w:hAnsi="Courier New" w:cs="Courier New"/>
-          <w:color w:val="000000"/>
-          <w:sz w:val="24"/>
-          <w:szCs w:val="24"/>
-          <w:lang w:eastAsia="en-ID"/>
-        </w:rPr>
-        <w:t xml:space="preserve">String name = </w:t>
-      </w:r>
-      <w:proofErr w:type="spellStart"/>
-      <w:proofErr w:type="gramStart"/>
-      <w:r>
-        <w:rPr>
-          <w:rFonts w:ascii="Courier New" w:eastAsia="Times New Roman" w:hAnsi="Courier New" w:cs="Courier New"/>
-          <w:color w:val="000000"/>
-          <w:sz w:val="24"/>
-          <w:szCs w:val="24"/>
-          <w:lang w:eastAsia="en-ID"/>
-        </w:rPr>
-        <w:t>in.nextLine</w:t>
-      </w:r>
-      <w:proofErr w:type="spellEnd"/>
-      <w:proofErr w:type="gramEnd"/>
-      <w:r>
-        <w:rPr>
-          <w:rFonts w:ascii="Courier New" w:eastAsia="Times New Roman" w:hAnsi="Courier New" w:cs="Courier New"/>
-          <w:color w:val="000000"/>
-          <w:sz w:val="24"/>
-          <w:szCs w:val="24"/>
-          <w:lang w:eastAsia="en-ID"/>
-        </w:rPr>
-        <w:t>();</w:t>
-      </w:r>
-    </w:p>
-    <w:p>
-      <w:pPr>
-        <w:pStyle w:val="ListParagraph"/>
-        <w:numPr>
-          <w:ilvl w:val="0"/>
-          <w:numId w:val="1"/>
-        </w:numPr>
-        <w:tabs>
-          <w:tab w:val="left" w:pos="916"/>
-          <w:tab w:val="left" w:pos="1832"/>
-          <w:tab w:val="left" w:pos="2748"/>
-          <w:tab w:val="left" w:pos="3664"/>
-          <w:tab w:val="left" w:pos="4580"/>
-          <w:tab w:val="left" w:pos="5496"/>
-          <w:tab w:val="left" w:pos="6412"/>
-          <w:tab w:val="left" w:pos="7328"/>
-          <w:tab w:val="left" w:pos="8244"/>
-          <w:tab w:val="left" w:pos="9160"/>
-          <w:tab w:val="left" w:pos="10076"/>
-          <w:tab w:val="left" w:pos="10992"/>
-          <w:tab w:val="left" w:pos="11908"/>
-          <w:tab w:val="left" w:pos="12824"/>
-          <w:tab w:val="left" w:pos="13740"/>
-          <w:tab w:val="left" w:pos="14656"/>
-        </w:tabs>
-        <w:spacing w:before="20" w:after="20" w:line="360" w:lineRule="atLeast"/>
-        <w:jc w:val="both"/>
-        <w:rPr>
-          <w:rFonts w:ascii="Courier New" w:hAnsi="Courier New" w:cs="Courier New"/>
-          <w:color w:val="000000"/>
-          <w:sz w:val="24"/>
-          <w:szCs w:val="24"/>
-        </w:rPr>
-      </w:pPr>
-      <w:proofErr w:type="spellStart"/>
-      <w:r>
-        <w:rPr>
-          <w:rFonts w:ascii="Courier New" w:eastAsia="Times New Roman" w:hAnsi="Courier New" w:cs="Courier New"/>
-          <w:color w:val="000000"/>
-          <w:sz w:val="24"/>
-          <w:szCs w:val="24"/>
-          <w:lang w:eastAsia="en-ID"/>
-        </w:rPr>
-        <w:t>System.out.println</w:t>
-      </w:r>
-      <w:proofErr w:type="spellEnd"/>
-      <w:r>
-        <w:rPr>
-          <w:rFonts w:ascii="Courier New" w:eastAsia="Times New Roman" w:hAnsi="Courier New" w:cs="Courier New"/>
-          <w:color w:val="000000"/>
-          <w:sz w:val="24"/>
-          <w:szCs w:val="24"/>
-          <w:lang w:eastAsia="en-ID"/>
-        </w:rPr>
-        <w:t>('Hello, ' + name</w:t>
-      </w:r>
-      <w:r>
-        <w:rPr>
-          <w:rFonts w:ascii="Courier New" w:eastAsia="Times New Roman" w:hAnsi="Courier New" w:cs="Courier New"/>
-          <w:color w:val="000000"/>
-          <w:sz w:val="24"/>
-          <w:szCs w:val="24"/>
-          <w:lang w:eastAsia="en-ID"/>
-        </w:rPr>
-        <w:t>)</w:t>
-      </w:r>
-    </w:p>
-    <w:p>
-      <w:pPr>
-        <w:tabs>
-          <w:tab w:val="left" w:pos="916"/>
-          <w:tab w:val="left" w:pos="1832"/>
-          <w:tab w:val="left" w:pos="2748"/>
-          <w:tab w:val="left" w:pos="3664"/>
-          <w:tab w:val="left" w:pos="4580"/>
-          <w:tab w:val="left" w:pos="5496"/>
-          <w:tab w:val="left" w:pos="6412"/>
-          <w:tab w:val="left" w:pos="7328"/>
-          <w:tab w:val="left" w:pos="8244"/>
-          <w:tab w:val="left" w:pos="9160"/>
-          <w:tab w:val="left" w:pos="10076"/>
-          <w:tab w:val="left" w:pos="10992"/>
-          <w:tab w:val="left" w:pos="11908"/>
-          <w:tab w:val="left" w:pos="12824"/>
-          <w:tab w:val="left" w:pos="13740"/>
-          <w:tab w:val="left" w:pos="14656"/>
-        </w:tabs>
-        <w:spacing w:before="20" w:after="20" w:line="360" w:lineRule="atLeast"/>
-        <w:jc w:val="both"/>
-        <w:rPr>
-          <w:rFonts w:ascii="Courier New" w:hAnsi="Courier New" w:cs="Courier New"/>
-          <w:color w:val="000000"/>
-          <w:sz w:val="24"/>
-          <w:szCs w:val="24"/>
-        </w:rPr>
-      </w:pPr>
-      <w:r>
-        <w:rPr>
-          <w:rFonts w:ascii="Courier New" w:hAnsi="Courier New" w:cs="Courier New"/>
-          <w:color w:val="000000"/>
-          <w:sz w:val="24"/>
-          <w:szCs w:val="24"/>
-        </w:rPr>
-        <w:t>Formatting output</w:t>
-      </w:r>
-    </w:p>
-    <w:p>
-      <w:pPr>
-        <w:tabs>
-          <w:tab w:val="left" w:pos="916"/>
-          <w:tab w:val="left" w:pos="1832"/>
-          <w:tab w:val="left" w:pos="2748"/>
-          <w:tab w:val="left" w:pos="3664"/>
-          <w:tab w:val="left" w:pos="4580"/>
-          <w:tab w:val="left" w:pos="5496"/>
-          <w:tab w:val="left" w:pos="6412"/>
-          <w:tab w:val="left" w:pos="7328"/>
-          <w:tab w:val="left" w:pos="8244"/>
-          <w:tab w:val="left" w:pos="9160"/>
-          <w:tab w:val="left" w:pos="10076"/>
-          <w:tab w:val="left" w:pos="10992"/>
-          <w:tab w:val="left" w:pos="11908"/>
-          <w:tab w:val="left" w:pos="12824"/>
-          <w:tab w:val="left" w:pos="13740"/>
-          <w:tab w:val="left" w:pos="14656"/>
-        </w:tabs>
-        <w:spacing w:before="20" w:after="20" w:line="360" w:lineRule="atLeast"/>
-        <w:jc w:val="both"/>
-        <w:rPr>
-          <w:rFonts w:ascii="Courier New" w:hAnsi="Courier New" w:cs="Courier New"/>
-          <w:color w:val="000000"/>
-          <w:sz w:val="24"/>
-          <w:szCs w:val="24"/>
-        </w:rPr>
-      </w:pPr>
+          <w:rFonts w:ascii="Courier" w:eastAsia="Times New Roman" w:hAnsi="Courier" w:cs="Courier New"/>
+          <w:color w:val="000000"/>
+          <w:sz w:val="24"/>
+          <w:szCs w:val="24"/>
+          <w:lang w:eastAsia="en-ID"/>
+        </w:rPr>
+      </w:pPr>
+      <w:r>
+        <w:rPr>
+          <w:rFonts w:ascii="Courier" w:eastAsia="Times New Roman" w:hAnsi="Courier" w:cs="Courier New"/>
+          <w:color w:val="000000"/>
+          <w:sz w:val="24"/>
+          <w:szCs w:val="24"/>
+          <w:lang w:eastAsia="en-ID"/>
+        </w:rPr>
+        <w:t>if you want copy all values of one array into new array, use copyOf method</w:t>
+      </w:r>
+    </w:p>
+    <w:p>
+      <w:pPr>
+        <w:pStyle w:val="ListParagraph"/>
+        <w:numPr>
+          <w:ilvl w:val="0"/>
+          <w:numId w:val="1"/>
+        </w:numPr>
+        <w:tabs>
+          <w:tab w:val="left" w:pos="916"/>
+          <w:tab w:val="left" w:pos="1832"/>
+          <w:tab w:val="left" w:pos="2748"/>
+          <w:tab w:val="left" w:pos="3664"/>
+          <w:tab w:val="left" w:pos="4580"/>
+          <w:tab w:val="left" w:pos="5496"/>
+          <w:tab w:val="left" w:pos="6412"/>
+          <w:tab w:val="left" w:pos="7328"/>
+          <w:tab w:val="left" w:pos="8244"/>
+          <w:tab w:val="left" w:pos="9160"/>
+          <w:tab w:val="left" w:pos="10076"/>
+          <w:tab w:val="left" w:pos="10992"/>
+          <w:tab w:val="left" w:pos="11908"/>
+          <w:tab w:val="left" w:pos="12824"/>
+          <w:tab w:val="left" w:pos="13740"/>
+          <w:tab w:val="left" w:pos="14656"/>
+        </w:tabs>
+        <w:spacing w:before="20" w:after="20" w:line="360" w:lineRule="atLeast"/>
+        <w:rPr>
+          <w:rFonts w:ascii="Courier" w:eastAsia="Times New Roman" w:hAnsi="Courier" w:cs="Courier New"/>
+          <w:color w:val="000000"/>
+          <w:sz w:val="24"/>
+          <w:szCs w:val="24"/>
+          <w:lang w:eastAsia="en-ID"/>
+        </w:rPr>
+      </w:pPr>
+      <w:r>
+        <w:rPr>
+          <w:rFonts w:ascii="Courier" w:eastAsia="Times New Roman" w:hAnsi="Courier" w:cs="Courier New"/>
+          <w:color w:val="000000"/>
+          <w:sz w:val="24"/>
+          <w:szCs w:val="24"/>
+          <w:lang w:eastAsia="en-ID"/>
+        </w:rPr>
+        <w:t>int[] copiedLuckyNumbers = Arrays.copyOf(luckyNumbers, luckyNumbers.length);</w:t>
+      </w:r>
+    </w:p>
+    <w:p>
+      <w:pPr>
+        <w:tabs>
+          <w:tab w:val="left" w:pos="916"/>
+          <w:tab w:val="left" w:pos="1832"/>
+          <w:tab w:val="left" w:pos="2748"/>
+          <w:tab w:val="left" w:pos="3664"/>
+          <w:tab w:val="left" w:pos="4580"/>
+          <w:tab w:val="left" w:pos="5496"/>
+          <w:tab w:val="left" w:pos="6412"/>
+          <w:tab w:val="left" w:pos="7328"/>
+          <w:tab w:val="left" w:pos="8244"/>
+          <w:tab w:val="left" w:pos="9160"/>
+          <w:tab w:val="left" w:pos="10076"/>
+          <w:tab w:val="left" w:pos="10992"/>
+          <w:tab w:val="left" w:pos="11908"/>
+          <w:tab w:val="left" w:pos="12824"/>
+          <w:tab w:val="left" w:pos="13740"/>
+          <w:tab w:val="left" w:pos="14656"/>
+        </w:tabs>
+        <w:spacing w:before="20" w:after="20" w:line="360" w:lineRule="atLeast"/>
+        <w:rPr>
+          <w:rFonts w:ascii="Courier" w:eastAsia="Times New Roman" w:hAnsi="Courier" w:cs="Courier New"/>
+          <w:color w:val="000000"/>
+          <w:sz w:val="24"/>
+          <w:szCs w:val="24"/>
+          <w:lang w:eastAsia="en-ID"/>
+        </w:rPr>
+      </w:pPr>
+      <w:r>
+        <w:rPr>
+          <w:rFonts w:ascii="Courier" w:eastAsia="Times New Roman" w:hAnsi="Courier" w:cs="Courier New"/>
+          <w:color w:val="000000"/>
+          <w:sz w:val="24"/>
+          <w:szCs w:val="24"/>
+          <w:lang w:eastAsia="en-ID"/>
+        </w:rPr>
+        <w:t>Array sorting</w:t>
+      </w:r>
+    </w:p>
+    <w:p>
+      <w:pPr>
+        <w:pStyle w:val="ListParagraph"/>
+        <w:numPr>
+          <w:ilvl w:val="0"/>
+          <w:numId w:val="1"/>
+        </w:numPr>
+        <w:tabs>
+          <w:tab w:val="left" w:pos="916"/>
+          <w:tab w:val="left" w:pos="1832"/>
+          <w:tab w:val="left" w:pos="2748"/>
+          <w:tab w:val="left" w:pos="3664"/>
+          <w:tab w:val="left" w:pos="4580"/>
+          <w:tab w:val="left" w:pos="5496"/>
+          <w:tab w:val="left" w:pos="6412"/>
+          <w:tab w:val="left" w:pos="7328"/>
+          <w:tab w:val="left" w:pos="8244"/>
+          <w:tab w:val="left" w:pos="9160"/>
+          <w:tab w:val="left" w:pos="10076"/>
+          <w:tab w:val="left" w:pos="10992"/>
+          <w:tab w:val="left" w:pos="11908"/>
+          <w:tab w:val="left" w:pos="12824"/>
+          <w:tab w:val="left" w:pos="13740"/>
+          <w:tab w:val="left" w:pos="14656"/>
+        </w:tabs>
+        <w:spacing w:before="20" w:after="20" w:line="360" w:lineRule="atLeast"/>
+        <w:rPr>
+          <w:rFonts w:ascii="Courier" w:eastAsia="Times New Roman" w:hAnsi="Courier" w:cs="Courier New"/>
+          <w:color w:val="000000"/>
+          <w:sz w:val="24"/>
+          <w:szCs w:val="24"/>
+          <w:lang w:eastAsia="en-ID"/>
+        </w:rPr>
+      </w:pPr>
+      <w:r>
+        <w:rPr>
+          <w:rFonts w:ascii="Courier" w:eastAsia="Times New Roman" w:hAnsi="Courier" w:cs="Courier New"/>
+          <w:color w:val="000000"/>
+          <w:sz w:val="24"/>
+          <w:szCs w:val="24"/>
+          <w:lang w:eastAsia="en-ID"/>
+        </w:rPr>
+        <w:t>Arrays.sort(a);</w:t>
+      </w:r>
+    </w:p>
+    <w:p>
+      <w:pPr>
+        <w:tabs>
+          <w:tab w:val="left" w:pos="916"/>
+          <w:tab w:val="left" w:pos="1832"/>
+          <w:tab w:val="left" w:pos="2748"/>
+          <w:tab w:val="left" w:pos="3664"/>
+          <w:tab w:val="left" w:pos="4580"/>
+          <w:tab w:val="left" w:pos="5496"/>
+          <w:tab w:val="left" w:pos="6412"/>
+          <w:tab w:val="left" w:pos="7328"/>
+          <w:tab w:val="left" w:pos="8244"/>
+          <w:tab w:val="left" w:pos="9160"/>
+          <w:tab w:val="left" w:pos="10076"/>
+          <w:tab w:val="left" w:pos="10992"/>
+          <w:tab w:val="left" w:pos="11908"/>
+          <w:tab w:val="left" w:pos="12824"/>
+          <w:tab w:val="left" w:pos="13740"/>
+          <w:tab w:val="left" w:pos="14656"/>
+        </w:tabs>
+        <w:spacing w:before="20" w:after="20" w:line="360" w:lineRule="atLeast"/>
+        <w:rPr>
+          <w:rFonts w:ascii="Courier" w:eastAsia="Times New Roman" w:hAnsi="Courier" w:cs="Courier New"/>
+          <w:color w:val="000000"/>
+          <w:sz w:val="24"/>
+          <w:szCs w:val="24"/>
+          <w:lang w:eastAsia="en-ID"/>
+        </w:rPr>
+      </w:pPr>
+      <w:r>
+        <w:rPr>
+          <w:rFonts w:ascii="Courier" w:eastAsia="Times New Roman" w:hAnsi="Courier" w:cs="Courier New"/>
+          <w:color w:val="000000"/>
+          <w:sz w:val="24"/>
+          <w:szCs w:val="24"/>
+          <w:lang w:eastAsia="en-ID"/>
+        </w:rPr>
+        <w:t>Multidimensional array</w:t>
+      </w:r>
+    </w:p>
+    <w:p>
+      <w:pPr>
+        <w:pStyle w:val="ListParagraph"/>
+        <w:numPr>
+          <w:ilvl w:val="0"/>
+          <w:numId w:val="1"/>
+        </w:numPr>
+        <w:tabs>
+          <w:tab w:val="left" w:pos="916"/>
+          <w:tab w:val="left" w:pos="1832"/>
+          <w:tab w:val="left" w:pos="2748"/>
+          <w:tab w:val="left" w:pos="3664"/>
+          <w:tab w:val="left" w:pos="4580"/>
+          <w:tab w:val="left" w:pos="5496"/>
+          <w:tab w:val="left" w:pos="6412"/>
+          <w:tab w:val="left" w:pos="7328"/>
+          <w:tab w:val="left" w:pos="8244"/>
+          <w:tab w:val="left" w:pos="9160"/>
+          <w:tab w:val="left" w:pos="10076"/>
+          <w:tab w:val="left" w:pos="10992"/>
+          <w:tab w:val="left" w:pos="11908"/>
+          <w:tab w:val="left" w:pos="12824"/>
+          <w:tab w:val="left" w:pos="13740"/>
+          <w:tab w:val="left" w:pos="14656"/>
+        </w:tabs>
+        <w:spacing w:before="20" w:after="20" w:line="360" w:lineRule="atLeast"/>
+        <w:rPr>
+          <w:rFonts w:ascii="Courier" w:eastAsia="Times New Roman" w:hAnsi="Courier" w:cs="Courier New"/>
+          <w:color w:val="000000"/>
+          <w:sz w:val="24"/>
+          <w:szCs w:val="24"/>
+          <w:lang w:eastAsia="en-ID"/>
+        </w:rPr>
+      </w:pPr>
+      <w:r>
+        <w:rPr>
+          <w:rFonts w:ascii="Courier" w:eastAsia="Times New Roman" w:hAnsi="Courier" w:cs="Courier New"/>
+          <w:color w:val="000000"/>
+          <w:sz w:val="24"/>
+          <w:szCs w:val="24"/>
+          <w:lang w:eastAsia="en-ID"/>
+        </w:rPr>
+        <w:t>Int[][] magicSquare = {</w:t>
+      </w:r>
+    </w:p>
+    <w:p>
+      <w:pPr>
+        <w:pStyle w:val="ListParagraph"/>
+        <w:tabs>
+          <w:tab w:val="left" w:pos="916"/>
+          <w:tab w:val="left" w:pos="1832"/>
+          <w:tab w:val="left" w:pos="2748"/>
+          <w:tab w:val="left" w:pos="3664"/>
+          <w:tab w:val="left" w:pos="4580"/>
+          <w:tab w:val="left" w:pos="5496"/>
+          <w:tab w:val="left" w:pos="6412"/>
+          <w:tab w:val="left" w:pos="7328"/>
+          <w:tab w:val="left" w:pos="8244"/>
+          <w:tab w:val="left" w:pos="9160"/>
+          <w:tab w:val="left" w:pos="10076"/>
+          <w:tab w:val="left" w:pos="10992"/>
+          <w:tab w:val="left" w:pos="11908"/>
+          <w:tab w:val="left" w:pos="12824"/>
+          <w:tab w:val="left" w:pos="13740"/>
+          <w:tab w:val="left" w:pos="14656"/>
+        </w:tabs>
+        <w:spacing w:before="20" w:after="20" w:line="360" w:lineRule="atLeast"/>
+        <w:rPr>
+          <w:rFonts w:ascii="Courier" w:eastAsia="Times New Roman" w:hAnsi="Courier" w:cs="Courier New"/>
+          <w:color w:val="000000"/>
+          <w:sz w:val="24"/>
+          <w:szCs w:val="24"/>
+          <w:lang w:eastAsia="en-ID"/>
+        </w:rPr>
+      </w:pPr>
+      <w:r>
+        <w:rPr>
+          <w:rFonts w:ascii="Courier" w:eastAsia="Times New Roman" w:hAnsi="Courier" w:cs="Courier New"/>
+          <w:color w:val="000000"/>
+          <w:sz w:val="24"/>
+          <w:szCs w:val="24"/>
+          <w:lang w:eastAsia="en-ID"/>
+        </w:rPr>
+        <w:tab/>
+        <w:t>{16,2},</w:t>
+      </w:r>
+    </w:p>
+    <w:p>
+      <w:pPr>
+        <w:pStyle w:val="ListParagraph"/>
+        <w:tabs>
+          <w:tab w:val="left" w:pos="916"/>
+          <w:tab w:val="left" w:pos="1832"/>
+          <w:tab w:val="left" w:pos="2748"/>
+          <w:tab w:val="left" w:pos="3664"/>
+          <w:tab w:val="left" w:pos="4580"/>
+          <w:tab w:val="left" w:pos="5496"/>
+          <w:tab w:val="left" w:pos="6412"/>
+          <w:tab w:val="left" w:pos="7328"/>
+          <w:tab w:val="left" w:pos="8244"/>
+          <w:tab w:val="left" w:pos="9160"/>
+          <w:tab w:val="left" w:pos="10076"/>
+          <w:tab w:val="left" w:pos="10992"/>
+          <w:tab w:val="left" w:pos="11908"/>
+          <w:tab w:val="left" w:pos="12824"/>
+          <w:tab w:val="left" w:pos="13740"/>
+          <w:tab w:val="left" w:pos="14656"/>
+        </w:tabs>
+        <w:spacing w:before="20" w:after="20" w:line="360" w:lineRule="atLeast"/>
+        <w:rPr>
+          <w:rFonts w:ascii="Courier" w:eastAsia="Times New Roman" w:hAnsi="Courier" w:cs="Courier New"/>
+          <w:color w:val="000000"/>
+          <w:sz w:val="24"/>
+          <w:szCs w:val="24"/>
+          <w:lang w:eastAsia="en-ID"/>
+        </w:rPr>
+      </w:pPr>
+      <w:r>
+        <w:rPr>
+          <w:rFonts w:ascii="Courier" w:eastAsia="Times New Roman" w:hAnsi="Courier" w:cs="Courier New"/>
+          <w:color w:val="000000"/>
+          <w:sz w:val="24"/>
+          <w:szCs w:val="24"/>
+          <w:lang w:eastAsia="en-ID"/>
+        </w:rPr>
+        <w:tab/>
+        <w:t>{2,4},</w:t>
+      </w:r>
+    </w:p>
+    <w:p>
+      <w:pPr>
+        <w:pStyle w:val="ListParagraph"/>
+        <w:tabs>
+          <w:tab w:val="left" w:pos="916"/>
+          <w:tab w:val="left" w:pos="1832"/>
+          <w:tab w:val="left" w:pos="2748"/>
+          <w:tab w:val="left" w:pos="3664"/>
+          <w:tab w:val="left" w:pos="4580"/>
+          <w:tab w:val="left" w:pos="5496"/>
+          <w:tab w:val="left" w:pos="6412"/>
+          <w:tab w:val="left" w:pos="7328"/>
+          <w:tab w:val="left" w:pos="8244"/>
+          <w:tab w:val="left" w:pos="9160"/>
+          <w:tab w:val="left" w:pos="10076"/>
+          <w:tab w:val="left" w:pos="10992"/>
+          <w:tab w:val="left" w:pos="11908"/>
+          <w:tab w:val="left" w:pos="12824"/>
+          <w:tab w:val="left" w:pos="13740"/>
+          <w:tab w:val="left" w:pos="14656"/>
+        </w:tabs>
+        <w:spacing w:before="20" w:after="20" w:line="360" w:lineRule="atLeast"/>
+        <w:rPr>
+          <w:rFonts w:ascii="Courier" w:eastAsia="Times New Roman" w:hAnsi="Courier" w:cs="Courier New"/>
+          <w:color w:val="000000"/>
+          <w:sz w:val="24"/>
+          <w:szCs w:val="24"/>
+          <w:lang w:eastAsia="en-ID"/>
+        </w:rPr>
+      </w:pPr>
+      <w:r>
+        <w:rPr>
+          <w:rFonts w:ascii="Courier" w:eastAsia="Times New Roman" w:hAnsi="Courier" w:cs="Courier New"/>
+          <w:color w:val="000000"/>
+          <w:sz w:val="24"/>
+          <w:szCs w:val="24"/>
+          <w:lang w:eastAsia="en-ID"/>
+        </w:rPr>
+        <w:tab/>
+        <w:t>{3,44}</w:t>
+      </w:r>
+    </w:p>
+    <w:p>
+      <w:pPr>
+        <w:pStyle w:val="ListParagraph"/>
+        <w:tabs>
+          <w:tab w:val="left" w:pos="916"/>
+          <w:tab w:val="left" w:pos="1832"/>
+          <w:tab w:val="left" w:pos="2748"/>
+          <w:tab w:val="left" w:pos="3664"/>
+          <w:tab w:val="left" w:pos="4580"/>
+          <w:tab w:val="left" w:pos="5496"/>
+          <w:tab w:val="left" w:pos="6412"/>
+          <w:tab w:val="left" w:pos="7328"/>
+          <w:tab w:val="left" w:pos="8244"/>
+          <w:tab w:val="left" w:pos="9160"/>
+          <w:tab w:val="left" w:pos="10076"/>
+          <w:tab w:val="left" w:pos="10992"/>
+          <w:tab w:val="left" w:pos="11908"/>
+          <w:tab w:val="left" w:pos="12824"/>
+          <w:tab w:val="left" w:pos="13740"/>
+          <w:tab w:val="left" w:pos="14656"/>
+        </w:tabs>
+        <w:spacing w:before="20" w:after="20" w:line="360" w:lineRule="atLeast"/>
+        <w:rPr>
+          <w:rFonts w:ascii="Courier" w:eastAsia="Times New Roman" w:hAnsi="Courier" w:cs="Courier New"/>
+          <w:color w:val="000000"/>
+          <w:sz w:val="24"/>
+          <w:szCs w:val="24"/>
+          <w:lang w:eastAsia="en-ID"/>
+        </w:rPr>
+      </w:pPr>
+      <w:r>
+        <w:rPr>
+          <w:rFonts w:ascii="Courier" w:eastAsia="Times New Roman" w:hAnsi="Courier" w:cs="Courier New"/>
+          <w:color w:val="000000"/>
+          <w:sz w:val="24"/>
+          <w:szCs w:val="24"/>
+          <w:lang w:eastAsia="en-ID"/>
+        </w:rPr>
+        <w:t>}</w:t>
+      </w:r>
+      <w:r>
+        <w:rPr>
+          <w:rFonts w:ascii="Courier" w:eastAsia="Times New Roman" w:hAnsi="Courier" w:cs="Courier New"/>
+          <w:color w:val="000000"/>
+          <w:sz w:val="24"/>
+          <w:szCs w:val="24"/>
+          <w:lang w:eastAsia="en-ID"/>
+        </w:rPr>
+        <w:t>;</w:t>
+      </w:r>
+    </w:p>
+    <w:p>
+      <w:pPr>
+        <w:tabs>
+          <w:tab w:val="left" w:pos="916"/>
+          <w:tab w:val="left" w:pos="1832"/>
+          <w:tab w:val="left" w:pos="2748"/>
+          <w:tab w:val="left" w:pos="3664"/>
+          <w:tab w:val="left" w:pos="4580"/>
+          <w:tab w:val="left" w:pos="5496"/>
+          <w:tab w:val="left" w:pos="6412"/>
+          <w:tab w:val="left" w:pos="7328"/>
+          <w:tab w:val="left" w:pos="8244"/>
+          <w:tab w:val="left" w:pos="9160"/>
+          <w:tab w:val="left" w:pos="10076"/>
+          <w:tab w:val="left" w:pos="10992"/>
+          <w:tab w:val="left" w:pos="11908"/>
+          <w:tab w:val="left" w:pos="12824"/>
+          <w:tab w:val="left" w:pos="13740"/>
+          <w:tab w:val="left" w:pos="14656"/>
+        </w:tabs>
+        <w:spacing w:before="20" w:after="20" w:line="360" w:lineRule="atLeast"/>
+        <w:rPr>
+          <w:rFonts w:ascii="Courier" w:eastAsia="Times New Roman" w:hAnsi="Courier" w:cs="Courier New"/>
+          <w:color w:val="000000"/>
+          <w:sz w:val="24"/>
+          <w:szCs w:val="24"/>
+          <w:lang w:eastAsia="en-ID"/>
+        </w:rPr>
+      </w:pPr>
+    </w:p>
+    <w:p>
+      <w:pPr>
+        <w:tabs>
+          <w:tab w:val="left" w:pos="916"/>
+          <w:tab w:val="left" w:pos="1832"/>
+          <w:tab w:val="left" w:pos="2748"/>
+          <w:tab w:val="left" w:pos="3664"/>
+          <w:tab w:val="left" w:pos="4580"/>
+          <w:tab w:val="left" w:pos="5496"/>
+          <w:tab w:val="left" w:pos="6412"/>
+          <w:tab w:val="left" w:pos="7328"/>
+          <w:tab w:val="left" w:pos="8244"/>
+          <w:tab w:val="left" w:pos="9160"/>
+          <w:tab w:val="left" w:pos="10076"/>
+          <w:tab w:val="left" w:pos="10992"/>
+          <w:tab w:val="left" w:pos="11908"/>
+          <w:tab w:val="left" w:pos="12824"/>
+          <w:tab w:val="left" w:pos="13740"/>
+          <w:tab w:val="left" w:pos="14656"/>
+        </w:tabs>
+        <w:spacing w:before="20" w:after="20" w:line="360" w:lineRule="atLeast"/>
+        <w:rPr>
+          <w:rFonts w:ascii="Courier" w:eastAsia="Times New Roman" w:hAnsi="Courier" w:cs="Courier New"/>
+          <w:color w:val="000000"/>
+          <w:sz w:val="24"/>
+          <w:szCs w:val="24"/>
+          <w:lang w:eastAsia="en-ID"/>
+        </w:rPr>
+      </w:pPr>
+      <w:r>
+        <w:rPr>
+          <w:rFonts w:ascii="Courier" w:eastAsia="Times New Roman" w:hAnsi="Courier" w:cs="Courier New"/>
+          <w:color w:val="000000"/>
+          <w:sz w:val="24"/>
+          <w:szCs w:val="24"/>
+          <w:lang w:eastAsia="en-ID"/>
+        </w:rPr>
+        <w:t>Object and classes</w:t>
+      </w:r>
+    </w:p>
+    <w:p>
+      <w:pPr>
+        <w:tabs>
+          <w:tab w:val="left" w:pos="916"/>
+          <w:tab w:val="left" w:pos="1832"/>
+          <w:tab w:val="left" w:pos="2748"/>
+          <w:tab w:val="left" w:pos="3664"/>
+          <w:tab w:val="left" w:pos="4580"/>
+          <w:tab w:val="left" w:pos="5496"/>
+          <w:tab w:val="left" w:pos="6412"/>
+          <w:tab w:val="left" w:pos="7328"/>
+          <w:tab w:val="left" w:pos="8244"/>
+          <w:tab w:val="left" w:pos="9160"/>
+          <w:tab w:val="left" w:pos="10076"/>
+          <w:tab w:val="left" w:pos="10992"/>
+          <w:tab w:val="left" w:pos="11908"/>
+          <w:tab w:val="left" w:pos="12824"/>
+          <w:tab w:val="left" w:pos="13740"/>
+          <w:tab w:val="left" w:pos="14656"/>
+        </w:tabs>
+        <w:spacing w:before="20" w:after="20" w:line="360" w:lineRule="atLeast"/>
+        <w:rPr>
+          <w:rFonts w:ascii="Courier New" w:hAnsi="Courier New" w:cs="Courier New"/>
+          <w:color w:val="000000"/>
+          <w:sz w:val="24"/>
+          <w:szCs w:val="24"/>
+        </w:rPr>
+      </w:pPr>
+      <w:r>
+        <w:rPr>
+          <w:rFonts w:ascii="Courier New" w:hAnsi="Courier New" w:cs="Courier New"/>
+          <w:color w:val="000000"/>
+          <w:sz w:val="24"/>
+          <w:szCs w:val="24"/>
+        </w:rPr>
+        <w:t>------------------</w:t>
+      </w:r>
+    </w:p>
+    <w:p>
+      <w:pPr>
+        <w:tabs>
+          <w:tab w:val="left" w:pos="916"/>
+          <w:tab w:val="left" w:pos="1832"/>
+          <w:tab w:val="left" w:pos="2748"/>
+          <w:tab w:val="left" w:pos="3664"/>
+          <w:tab w:val="left" w:pos="4580"/>
+          <w:tab w:val="left" w:pos="5496"/>
+          <w:tab w:val="left" w:pos="6412"/>
+          <w:tab w:val="left" w:pos="7328"/>
+          <w:tab w:val="left" w:pos="8244"/>
+          <w:tab w:val="left" w:pos="9160"/>
+          <w:tab w:val="left" w:pos="10076"/>
+          <w:tab w:val="left" w:pos="10992"/>
+          <w:tab w:val="left" w:pos="11908"/>
+          <w:tab w:val="left" w:pos="12824"/>
+          <w:tab w:val="left" w:pos="13740"/>
+          <w:tab w:val="left" w:pos="14656"/>
+        </w:tabs>
+        <w:spacing w:before="20" w:after="20" w:line="360" w:lineRule="atLeast"/>
+        <w:rPr>
+          <w:rFonts w:ascii="Courier New" w:hAnsi="Courier New" w:cs="Courier New"/>
+          <w:color w:val="000000"/>
+          <w:sz w:val="24"/>
+          <w:szCs w:val="24"/>
+        </w:rPr>
+      </w:pPr>
+      <w:r>
+        <w:rPr>
+          <w:rFonts w:ascii="Courier New" w:hAnsi="Courier New" w:cs="Courier New"/>
+          <w:color w:val="000000"/>
+          <w:sz w:val="24"/>
+          <w:szCs w:val="24"/>
+        </w:rPr>
+        <w:t>Object characteristics</w:t>
+      </w:r>
+    </w:p>
+    <w:p>
+      <w:pPr>
+        <w:pStyle w:val="ListParagraph"/>
+        <w:numPr>
+          <w:ilvl w:val="0"/>
+          <w:numId w:val="1"/>
+        </w:numPr>
+        <w:tabs>
+          <w:tab w:val="left" w:pos="916"/>
+          <w:tab w:val="left" w:pos="1832"/>
+          <w:tab w:val="left" w:pos="2748"/>
+          <w:tab w:val="left" w:pos="3664"/>
+          <w:tab w:val="left" w:pos="4580"/>
+          <w:tab w:val="left" w:pos="5496"/>
+          <w:tab w:val="left" w:pos="6412"/>
+          <w:tab w:val="left" w:pos="7328"/>
+          <w:tab w:val="left" w:pos="8244"/>
+          <w:tab w:val="left" w:pos="9160"/>
+          <w:tab w:val="left" w:pos="10076"/>
+          <w:tab w:val="left" w:pos="10992"/>
+          <w:tab w:val="left" w:pos="11908"/>
+          <w:tab w:val="left" w:pos="12824"/>
+          <w:tab w:val="left" w:pos="13740"/>
+          <w:tab w:val="left" w:pos="14656"/>
+        </w:tabs>
+        <w:spacing w:before="20" w:after="20" w:line="360" w:lineRule="atLeast"/>
+        <w:rPr>
+          <w:rFonts w:ascii="Courier New" w:hAnsi="Courier New" w:cs="Courier New"/>
+          <w:color w:val="000000"/>
+          <w:sz w:val="24"/>
+          <w:szCs w:val="24"/>
+        </w:rPr>
+      </w:pPr>
+      <w:r>
+        <w:rPr>
+          <w:rFonts w:ascii="Courier New" w:hAnsi="Courier New" w:cs="Courier New"/>
+          <w:color w:val="000000"/>
+          <w:sz w:val="24"/>
+          <w:szCs w:val="24"/>
+        </w:rPr>
+        <w:t>behaivior &lt;- method</w:t>
+      </w:r>
+    </w:p>
+    <w:p>
+      <w:pPr>
+        <w:pStyle w:val="ListParagraph"/>
+        <w:numPr>
+          <w:ilvl w:val="0"/>
+          <w:numId w:val="1"/>
+        </w:numPr>
+        <w:tabs>
+          <w:tab w:val="left" w:pos="916"/>
+          <w:tab w:val="left" w:pos="1832"/>
+          <w:tab w:val="left" w:pos="2748"/>
+          <w:tab w:val="left" w:pos="3664"/>
+          <w:tab w:val="left" w:pos="4580"/>
+          <w:tab w:val="left" w:pos="5496"/>
+          <w:tab w:val="left" w:pos="6412"/>
+          <w:tab w:val="left" w:pos="7328"/>
+          <w:tab w:val="left" w:pos="8244"/>
+          <w:tab w:val="left" w:pos="9160"/>
+          <w:tab w:val="left" w:pos="10076"/>
+          <w:tab w:val="left" w:pos="10992"/>
+          <w:tab w:val="left" w:pos="11908"/>
+          <w:tab w:val="left" w:pos="12824"/>
+          <w:tab w:val="left" w:pos="13740"/>
+          <w:tab w:val="left" w:pos="14656"/>
+        </w:tabs>
+        <w:spacing w:before="20" w:after="20" w:line="360" w:lineRule="atLeast"/>
+        <w:rPr>
+          <w:rFonts w:ascii="Courier New" w:hAnsi="Courier New" w:cs="Courier New"/>
+          <w:color w:val="000000"/>
+          <w:sz w:val="24"/>
+          <w:szCs w:val="24"/>
+        </w:rPr>
+      </w:pPr>
+      <w:r>
+        <w:rPr>
+          <w:rFonts w:ascii="Courier New" w:hAnsi="Courier New" w:cs="Courier New"/>
+          <w:color w:val="000000"/>
+          <w:sz w:val="24"/>
+          <w:szCs w:val="24"/>
+        </w:rPr>
+        <w:t>state &lt;- how does the object react when you invoke those methods?</w:t>
+      </w:r>
+    </w:p>
+    <w:p>
+      <w:pPr>
+        <w:pStyle w:val="ListParagraph"/>
+        <w:numPr>
+          <w:ilvl w:val="0"/>
+          <w:numId w:val="1"/>
+        </w:numPr>
+        <w:tabs>
+          <w:tab w:val="left" w:pos="916"/>
+          <w:tab w:val="left" w:pos="1832"/>
+          <w:tab w:val="left" w:pos="2748"/>
+          <w:tab w:val="left" w:pos="3664"/>
+          <w:tab w:val="left" w:pos="4580"/>
+          <w:tab w:val="left" w:pos="5496"/>
+          <w:tab w:val="left" w:pos="6412"/>
+          <w:tab w:val="left" w:pos="7328"/>
+          <w:tab w:val="left" w:pos="8244"/>
+          <w:tab w:val="left" w:pos="9160"/>
+          <w:tab w:val="left" w:pos="10076"/>
+          <w:tab w:val="left" w:pos="10992"/>
+          <w:tab w:val="left" w:pos="11908"/>
+          <w:tab w:val="left" w:pos="12824"/>
+          <w:tab w:val="left" w:pos="13740"/>
+          <w:tab w:val="left" w:pos="14656"/>
+        </w:tabs>
+        <w:spacing w:before="20" w:after="20" w:line="360" w:lineRule="atLeast"/>
+        <w:rPr>
+          <w:rFonts w:ascii="Courier New" w:hAnsi="Courier New" w:cs="Courier New"/>
+          <w:color w:val="000000"/>
+          <w:sz w:val="24"/>
+          <w:szCs w:val="24"/>
+        </w:rPr>
+      </w:pPr>
+      <w:r>
+        <w:rPr>
+          <w:rFonts w:ascii="Courier New" w:hAnsi="Courier New" w:cs="Courier New"/>
+          <w:color w:val="000000"/>
+          <w:sz w:val="24"/>
+          <w:szCs w:val="24"/>
+        </w:rPr>
+        <w:t xml:space="preserve">Identity &lt;- </w:t>
+      </w:r>
+      <w:r>
+        <w:rPr>
+          <w:rFonts w:ascii="Segoe UI" w:hAnsi="Segoe UI" w:cs="Segoe UI"/>
+          <w:color w:val="000000"/>
+          <w:sz w:val="24"/>
+          <w:szCs w:val="24"/>
+        </w:rPr>
+        <w:t>how is the object distinguished from others that may have the same behavior and state?</w:t>
+      </w:r>
+    </w:p>
+    <w:p>
+      <w:pPr>
+        <w:pStyle w:val="ListParagraph"/>
+        <w:numPr>
+          <w:ilvl w:val="0"/>
+          <w:numId w:val="1"/>
+        </w:numPr>
+        <w:tabs>
+          <w:tab w:val="left" w:pos="916"/>
+          <w:tab w:val="left" w:pos="1832"/>
+          <w:tab w:val="left" w:pos="2748"/>
+          <w:tab w:val="left" w:pos="3664"/>
+          <w:tab w:val="left" w:pos="4580"/>
+          <w:tab w:val="left" w:pos="5496"/>
+          <w:tab w:val="left" w:pos="6412"/>
+          <w:tab w:val="left" w:pos="7328"/>
+          <w:tab w:val="left" w:pos="8244"/>
+          <w:tab w:val="left" w:pos="9160"/>
+          <w:tab w:val="left" w:pos="10076"/>
+          <w:tab w:val="left" w:pos="10992"/>
+          <w:tab w:val="left" w:pos="11908"/>
+          <w:tab w:val="left" w:pos="12824"/>
+          <w:tab w:val="left" w:pos="13740"/>
+          <w:tab w:val="left" w:pos="14656"/>
+        </w:tabs>
+        <w:spacing w:before="20" w:after="20" w:line="360" w:lineRule="atLeast"/>
+        <w:rPr>
+          <w:rFonts w:ascii="Segoe UI" w:hAnsi="Segoe UI" w:cs="Segoe UI"/>
+          <w:color w:val="000000"/>
+          <w:sz w:val="24"/>
+          <w:szCs w:val="24"/>
+        </w:rPr>
+      </w:pPr>
+      <w:r>
+        <w:rPr>
+          <w:rFonts w:ascii="Segoe UI" w:hAnsi="Segoe UI" w:cs="Segoe UI"/>
+          <w:color w:val="000000"/>
+          <w:sz w:val="24"/>
+          <w:szCs w:val="24"/>
+        </w:rPr>
+        <w:t>All objects that are instances of the same class share a family resemblance by supporting the same </w:t>
+      </w:r>
+      <w:r>
+        <w:rPr>
+          <w:b/>
+          <w:bCs/>
+          <w:i/>
+          <w:iCs/>
+          <w:sz w:val="24"/>
+          <w:szCs w:val="24"/>
+        </w:rPr>
+        <w:t>behavior</w:t>
+      </w:r>
+      <w:r>
+        <w:rPr>
+          <w:rFonts w:ascii="Segoe UI" w:hAnsi="Segoe UI" w:cs="Segoe UI"/>
+          <w:color w:val="000000"/>
+          <w:sz w:val="24"/>
+          <w:szCs w:val="24"/>
+        </w:rPr>
+        <w:t>.</w:t>
+      </w:r>
+    </w:p>
+    <w:p>
+      <w:pPr>
+        <w:pStyle w:val="ListParagraph"/>
+        <w:numPr>
+          <w:ilvl w:val="0"/>
+          <w:numId w:val="1"/>
+        </w:numPr>
+        <w:tabs>
+          <w:tab w:val="left" w:pos="916"/>
+          <w:tab w:val="left" w:pos="1832"/>
+          <w:tab w:val="left" w:pos="2748"/>
+          <w:tab w:val="left" w:pos="3664"/>
+          <w:tab w:val="left" w:pos="4580"/>
+          <w:tab w:val="left" w:pos="5496"/>
+          <w:tab w:val="left" w:pos="6412"/>
+          <w:tab w:val="left" w:pos="7328"/>
+          <w:tab w:val="left" w:pos="8244"/>
+          <w:tab w:val="left" w:pos="9160"/>
+          <w:tab w:val="left" w:pos="10076"/>
+          <w:tab w:val="left" w:pos="10992"/>
+          <w:tab w:val="left" w:pos="11908"/>
+          <w:tab w:val="left" w:pos="12824"/>
+          <w:tab w:val="left" w:pos="13740"/>
+          <w:tab w:val="left" w:pos="14656"/>
+        </w:tabs>
+        <w:spacing w:before="20" w:after="20" w:line="360" w:lineRule="atLeast"/>
+        <w:rPr>
+          <w:rFonts w:ascii="Segoe UI" w:hAnsi="Segoe UI" w:cs="Segoe UI"/>
+          <w:color w:val="000000"/>
+          <w:sz w:val="24"/>
+          <w:szCs w:val="24"/>
+        </w:rPr>
+      </w:pPr>
+      <w:r>
+        <w:rPr>
+          <w:rFonts w:ascii="Segoe UI" w:hAnsi="Segoe UI" w:cs="Segoe UI"/>
+          <w:color w:val="000000"/>
+          <w:sz w:val="24"/>
+          <w:szCs w:val="24"/>
+        </w:rPr>
+        <w:t>Next, each object stores information about what it currently looks like. This is the object’s </w:t>
+      </w:r>
+      <w:r>
+        <w:rPr>
+          <w:rStyle w:val="Emphasis"/>
+          <w:rFonts w:ascii="Segoe UI" w:hAnsi="Segoe UI" w:cs="Segoe UI"/>
+          <w:b/>
+          <w:bCs/>
+          <w:color w:val="000000"/>
+          <w:sz w:val="24"/>
+          <w:szCs w:val="24"/>
+        </w:rPr>
+        <w:t>state</w:t>
+      </w:r>
+      <w:r>
+        <w:rPr>
+          <w:rFonts w:ascii="Segoe UI" w:hAnsi="Segoe UI" w:cs="Segoe UI"/>
+          <w:color w:val="000000"/>
+          <w:sz w:val="24"/>
+          <w:szCs w:val="24"/>
+        </w:rPr>
+        <w:t>.</w:t>
+      </w:r>
+    </w:p>
+    <w:p>
+      <w:pPr>
+        <w:pStyle w:val="ListParagraph"/>
+        <w:numPr>
+          <w:ilvl w:val="0"/>
+          <w:numId w:val="1"/>
+        </w:numPr>
+        <w:tabs>
+          <w:tab w:val="left" w:pos="916"/>
+          <w:tab w:val="left" w:pos="1832"/>
+          <w:tab w:val="left" w:pos="2748"/>
+          <w:tab w:val="left" w:pos="3664"/>
+          <w:tab w:val="left" w:pos="4580"/>
+          <w:tab w:val="left" w:pos="5496"/>
+          <w:tab w:val="left" w:pos="6412"/>
+          <w:tab w:val="left" w:pos="7328"/>
+          <w:tab w:val="left" w:pos="8244"/>
+          <w:tab w:val="left" w:pos="9160"/>
+          <w:tab w:val="left" w:pos="10076"/>
+          <w:tab w:val="left" w:pos="10992"/>
+          <w:tab w:val="left" w:pos="11908"/>
+          <w:tab w:val="left" w:pos="12824"/>
+          <w:tab w:val="left" w:pos="13740"/>
+          <w:tab w:val="left" w:pos="14656"/>
+        </w:tabs>
+        <w:spacing w:before="20" w:after="20" w:line="360" w:lineRule="atLeast"/>
+        <w:rPr>
+          <w:rFonts w:ascii="Segoe UI" w:hAnsi="Segoe UI" w:cs="Segoe UI"/>
+          <w:color w:val="000000"/>
+          <w:sz w:val="24"/>
+          <w:szCs w:val="24"/>
+        </w:rPr>
+      </w:pPr>
+      <w:r>
+        <w:rPr>
+          <w:rFonts w:ascii="Segoe UI" w:hAnsi="Segoe UI" w:cs="Segoe UI"/>
+          <w:color w:val="000000"/>
+          <w:sz w:val="24"/>
+          <w:szCs w:val="24"/>
+        </w:rPr>
+        <w:lastRenderedPageBreak/>
+        <w:t>However, the state of an object does not completely describe it, because each object has a distinct </w:t>
+      </w:r>
+      <w:r>
+        <w:rPr>
+          <w:rStyle w:val="Emphasis"/>
+          <w:rFonts w:ascii="Segoe UI" w:hAnsi="Segoe UI" w:cs="Segoe UI"/>
+          <w:b/>
+          <w:bCs/>
+          <w:color w:val="000000"/>
+          <w:sz w:val="24"/>
+          <w:szCs w:val="24"/>
+        </w:rPr>
+        <w:t>identity</w:t>
+      </w:r>
+      <w:r>
+        <w:rPr>
+          <w:rFonts w:ascii="Segoe UI" w:hAnsi="Segoe UI" w:cs="Segoe UI"/>
+          <w:color w:val="000000"/>
+          <w:sz w:val="24"/>
+          <w:szCs w:val="24"/>
+        </w:rPr>
+        <w:t>.</w:t>
+      </w:r>
+    </w:p>
+    <w:p>
+      <w:pPr>
+        <w:tabs>
+          <w:tab w:val="left" w:pos="916"/>
+          <w:tab w:val="left" w:pos="1832"/>
+          <w:tab w:val="left" w:pos="2748"/>
+          <w:tab w:val="left" w:pos="3664"/>
+          <w:tab w:val="left" w:pos="4580"/>
+          <w:tab w:val="left" w:pos="5496"/>
+          <w:tab w:val="left" w:pos="6412"/>
+          <w:tab w:val="left" w:pos="7328"/>
+          <w:tab w:val="left" w:pos="8244"/>
+          <w:tab w:val="left" w:pos="9160"/>
+          <w:tab w:val="left" w:pos="10076"/>
+          <w:tab w:val="left" w:pos="10992"/>
+          <w:tab w:val="left" w:pos="11908"/>
+          <w:tab w:val="left" w:pos="12824"/>
+          <w:tab w:val="left" w:pos="13740"/>
+          <w:tab w:val="left" w:pos="14656"/>
+        </w:tabs>
+        <w:spacing w:before="20" w:after="20" w:line="360" w:lineRule="atLeast"/>
+        <w:rPr>
+          <w:rFonts w:ascii="Segoe UI" w:hAnsi="Segoe UI" w:cs="Segoe UI"/>
+          <w:color w:val="000000"/>
+          <w:sz w:val="24"/>
+          <w:szCs w:val="24"/>
+        </w:rPr>
+      </w:pPr>
+      <w:r>
+        <w:rPr>
+          <w:rFonts w:ascii="Segoe UI" w:hAnsi="Segoe UI" w:cs="Segoe UI"/>
+          <w:color w:val="000000"/>
+          <w:sz w:val="24"/>
+          <w:szCs w:val="24"/>
+        </w:rPr>
+        <w:t>Relationship between classes</w:t>
+      </w:r>
+    </w:p>
+    <w:p>
+      <w:pPr>
+        <w:pStyle w:val="ListParagraph"/>
+        <w:numPr>
+          <w:ilvl w:val="0"/>
+          <w:numId w:val="1"/>
+        </w:numPr>
+        <w:tabs>
+          <w:tab w:val="left" w:pos="916"/>
+          <w:tab w:val="left" w:pos="1832"/>
+          <w:tab w:val="left" w:pos="2748"/>
+          <w:tab w:val="left" w:pos="3664"/>
+          <w:tab w:val="left" w:pos="4580"/>
+          <w:tab w:val="left" w:pos="5496"/>
+          <w:tab w:val="left" w:pos="6412"/>
+          <w:tab w:val="left" w:pos="7328"/>
+          <w:tab w:val="left" w:pos="8244"/>
+          <w:tab w:val="left" w:pos="9160"/>
+          <w:tab w:val="left" w:pos="10076"/>
+          <w:tab w:val="left" w:pos="10992"/>
+          <w:tab w:val="left" w:pos="11908"/>
+          <w:tab w:val="left" w:pos="12824"/>
+          <w:tab w:val="left" w:pos="13740"/>
+          <w:tab w:val="left" w:pos="14656"/>
+        </w:tabs>
+        <w:spacing w:before="20" w:after="20" w:line="360" w:lineRule="atLeast"/>
+        <w:rPr>
+          <w:rFonts w:ascii="Segoe UI" w:hAnsi="Segoe UI" w:cs="Segoe UI"/>
+          <w:color w:val="000000"/>
+          <w:sz w:val="24"/>
+          <w:szCs w:val="24"/>
+        </w:rPr>
+      </w:pPr>
+      <w:r>
+        <w:rPr>
+          <w:rFonts w:ascii="Segoe UI" w:hAnsi="Segoe UI" w:cs="Segoe UI"/>
+          <w:color w:val="000000"/>
+          <w:sz w:val="24"/>
+          <w:szCs w:val="24"/>
+        </w:rPr>
+        <w:t>Dependence</w:t>
+      </w:r>
+    </w:p>
+    <w:p>
+      <w:pPr>
+        <w:pStyle w:val="ListParagraph"/>
+        <w:numPr>
+          <w:ilvl w:val="0"/>
+          <w:numId w:val="1"/>
+        </w:numPr>
+        <w:tabs>
+          <w:tab w:val="left" w:pos="916"/>
+          <w:tab w:val="left" w:pos="1832"/>
+          <w:tab w:val="left" w:pos="2748"/>
+          <w:tab w:val="left" w:pos="3664"/>
+          <w:tab w:val="left" w:pos="4580"/>
+          <w:tab w:val="left" w:pos="5496"/>
+          <w:tab w:val="left" w:pos="6412"/>
+          <w:tab w:val="left" w:pos="7328"/>
+          <w:tab w:val="left" w:pos="8244"/>
+          <w:tab w:val="left" w:pos="9160"/>
+          <w:tab w:val="left" w:pos="10076"/>
+          <w:tab w:val="left" w:pos="10992"/>
+          <w:tab w:val="left" w:pos="11908"/>
+          <w:tab w:val="left" w:pos="12824"/>
+          <w:tab w:val="left" w:pos="13740"/>
+          <w:tab w:val="left" w:pos="14656"/>
+        </w:tabs>
+        <w:spacing w:before="20" w:after="20" w:line="360" w:lineRule="atLeast"/>
+        <w:rPr>
+          <w:rFonts w:ascii="Segoe UI" w:hAnsi="Segoe UI" w:cs="Segoe UI"/>
+          <w:color w:val="000000"/>
+          <w:sz w:val="24"/>
+          <w:szCs w:val="24"/>
+        </w:rPr>
+      </w:pPr>
+      <w:r>
+        <w:rPr>
+          <w:rFonts w:ascii="Segoe UI" w:hAnsi="Segoe UI" w:cs="Segoe UI"/>
+          <w:color w:val="000000"/>
+          <w:sz w:val="24"/>
+          <w:szCs w:val="24"/>
+        </w:rPr>
+        <w:t>Aggregation</w:t>
+      </w:r>
+    </w:p>
+    <w:p>
+      <w:pPr>
+        <w:pStyle w:val="ListParagraph"/>
+        <w:numPr>
+          <w:ilvl w:val="0"/>
+          <w:numId w:val="1"/>
+        </w:numPr>
+        <w:tabs>
+          <w:tab w:val="left" w:pos="916"/>
+          <w:tab w:val="left" w:pos="1832"/>
+          <w:tab w:val="left" w:pos="2748"/>
+          <w:tab w:val="left" w:pos="3664"/>
+          <w:tab w:val="left" w:pos="4580"/>
+          <w:tab w:val="left" w:pos="5496"/>
+          <w:tab w:val="left" w:pos="6412"/>
+          <w:tab w:val="left" w:pos="7328"/>
+          <w:tab w:val="left" w:pos="8244"/>
+          <w:tab w:val="left" w:pos="9160"/>
+          <w:tab w:val="left" w:pos="10076"/>
+          <w:tab w:val="left" w:pos="10992"/>
+          <w:tab w:val="left" w:pos="11908"/>
+          <w:tab w:val="left" w:pos="12824"/>
+          <w:tab w:val="left" w:pos="13740"/>
+          <w:tab w:val="left" w:pos="14656"/>
+        </w:tabs>
+        <w:spacing w:before="20" w:after="20" w:line="360" w:lineRule="atLeast"/>
+        <w:rPr>
+          <w:rFonts w:ascii="Segoe UI" w:hAnsi="Segoe UI" w:cs="Segoe UI"/>
+          <w:color w:val="000000"/>
+          <w:sz w:val="24"/>
+          <w:szCs w:val="24"/>
+        </w:rPr>
+      </w:pPr>
+      <w:r>
+        <w:rPr>
+          <w:rFonts w:ascii="Segoe UI" w:hAnsi="Segoe UI" w:cs="Segoe UI"/>
+          <w:color w:val="000000"/>
+          <w:sz w:val="24"/>
+          <w:szCs w:val="24"/>
+        </w:rPr>
+        <w:t>Inheritance</w:t>
+      </w:r>
+    </w:p>
+    <w:p>
+      <w:pPr>
+        <w:pStyle w:val="ListParagraph"/>
+        <w:tabs>
+          <w:tab w:val="left" w:pos="916"/>
+          <w:tab w:val="left" w:pos="1832"/>
+          <w:tab w:val="left" w:pos="2748"/>
+          <w:tab w:val="left" w:pos="3664"/>
+          <w:tab w:val="left" w:pos="4580"/>
+          <w:tab w:val="left" w:pos="5496"/>
+          <w:tab w:val="left" w:pos="6412"/>
+          <w:tab w:val="left" w:pos="7328"/>
+          <w:tab w:val="left" w:pos="8244"/>
+          <w:tab w:val="left" w:pos="9160"/>
+          <w:tab w:val="left" w:pos="10076"/>
+          <w:tab w:val="left" w:pos="10992"/>
+          <w:tab w:val="left" w:pos="11908"/>
+          <w:tab w:val="left" w:pos="12824"/>
+          <w:tab w:val="left" w:pos="13740"/>
+          <w:tab w:val="left" w:pos="14656"/>
+        </w:tabs>
+        <w:spacing w:before="20" w:after="20" w:line="360" w:lineRule="atLeast"/>
+        <w:rPr>
+          <w:rFonts w:ascii="Segoe UI" w:hAnsi="Segoe UI" w:cs="Segoe UI"/>
+          <w:color w:val="000000"/>
+          <w:sz w:val="24"/>
+          <w:szCs w:val="24"/>
+        </w:rPr>
+      </w:pPr>
+    </w:p>
+    <w:p>
+      <w:pPr>
+        <w:tabs>
+          <w:tab w:val="left" w:pos="916"/>
+          <w:tab w:val="left" w:pos="1832"/>
+          <w:tab w:val="left" w:pos="2748"/>
+          <w:tab w:val="left" w:pos="3664"/>
+          <w:tab w:val="left" w:pos="4580"/>
+          <w:tab w:val="left" w:pos="5496"/>
+          <w:tab w:val="left" w:pos="6412"/>
+          <w:tab w:val="left" w:pos="7328"/>
+          <w:tab w:val="left" w:pos="8244"/>
+          <w:tab w:val="left" w:pos="9160"/>
+          <w:tab w:val="left" w:pos="10076"/>
+          <w:tab w:val="left" w:pos="10992"/>
+          <w:tab w:val="left" w:pos="11908"/>
+          <w:tab w:val="left" w:pos="12824"/>
+          <w:tab w:val="left" w:pos="13740"/>
+          <w:tab w:val="left" w:pos="14656"/>
+        </w:tabs>
+        <w:spacing w:before="20" w:after="20" w:line="360" w:lineRule="atLeast"/>
+        <w:rPr>
+          <w:rFonts w:ascii="Segoe UI" w:hAnsi="Segoe UI" w:cs="Segoe UI"/>
+          <w:color w:val="000000"/>
+          <w:sz w:val="24"/>
+          <w:szCs w:val="24"/>
+        </w:rPr>
+      </w:pPr>
+      <w:r>
+        <w:rPr>
+          <w:noProof/>
+        </w:rPr>
+        <w:drawing>
+          <wp:inline distT="0" distB="0" distL="0" distR="0" wp14:anchorId="4B24D2B8" wp14:editId="5EB4B88E">
+            <wp:extent cx="5438775" cy="2200275"/>
+            <wp:effectExtent l="0" t="0" r="9525" b="9525"/>
+            <wp:docPr id="7" name="Picture 7"/>
+            <wp:cNvGraphicFramePr>
+              <a:graphicFrameLocks xmlns:a="http://schemas.openxmlformats.org/drawingml/2006/main" noChangeAspect="1"/>
+            </wp:cNvGraphicFramePr>
+            <a:graphic xmlns:a="http://schemas.openxmlformats.org/drawingml/2006/main">
+              <a:graphicData uri="http://schemas.openxmlformats.org/drawingml/2006/picture">
+                <pic:pic xmlns:pic="http://schemas.openxmlformats.org/drawingml/2006/picture">
+                  <pic:nvPicPr>
+                    <pic:cNvPr id="1" name=""/>
+                    <pic:cNvPicPr/>
+                  </pic:nvPicPr>
+                  <pic:blipFill>
+                    <a:blip r:embed="rId11"/>
+                    <a:stretch>
+                      <a:fillRect/>
+                    </a:stretch>
+                  </pic:blipFill>
+                  <pic:spPr>
+                    <a:xfrm>
+                      <a:off x="0" y="0"/>
+                      <a:ext cx="5438775" cy="2200275"/>
+                    </a:xfrm>
+                    <a:prstGeom prst="rect">
+                      <a:avLst/>
+                    </a:prstGeom>
+                  </pic:spPr>
+                </pic:pic>
+              </a:graphicData>
+            </a:graphic>
+          </wp:inline>
+        </w:drawing>
+      </w:r>
+    </w:p>
+    <w:p>
+      <w:pPr>
+        <w:tabs>
+          <w:tab w:val="left" w:pos="916"/>
+          <w:tab w:val="left" w:pos="1832"/>
+          <w:tab w:val="left" w:pos="2748"/>
+          <w:tab w:val="left" w:pos="3664"/>
+          <w:tab w:val="left" w:pos="4580"/>
+          <w:tab w:val="left" w:pos="5496"/>
+          <w:tab w:val="left" w:pos="6412"/>
+          <w:tab w:val="left" w:pos="7328"/>
+          <w:tab w:val="left" w:pos="8244"/>
+          <w:tab w:val="left" w:pos="9160"/>
+          <w:tab w:val="left" w:pos="10076"/>
+          <w:tab w:val="left" w:pos="10992"/>
+          <w:tab w:val="left" w:pos="11908"/>
+          <w:tab w:val="left" w:pos="12824"/>
+          <w:tab w:val="left" w:pos="13740"/>
+          <w:tab w:val="left" w:pos="14656"/>
+        </w:tabs>
+        <w:spacing w:before="20" w:after="20" w:line="360" w:lineRule="atLeast"/>
+        <w:rPr>
+          <w:rFonts w:ascii="Segoe UI" w:hAnsi="Segoe UI" w:cs="Segoe UI"/>
+          <w:color w:val="000000"/>
+          <w:sz w:val="24"/>
+          <w:szCs w:val="24"/>
+        </w:rPr>
+      </w:pPr>
+      <w:r>
+        <w:rPr>
+          <w:rFonts w:ascii="Segoe UI" w:hAnsi="Segoe UI" w:cs="Segoe UI"/>
+          <w:color w:val="000000"/>
+          <w:sz w:val="24"/>
+          <w:szCs w:val="24"/>
+        </w:rPr>
+        <w:t>Object and Object variables</w:t>
+      </w:r>
+    </w:p>
+    <w:p>
+      <w:pPr>
+        <w:pStyle w:val="ListParagraph"/>
+        <w:numPr>
+          <w:ilvl w:val="0"/>
+          <w:numId w:val="1"/>
+        </w:numPr>
+        <w:tabs>
+          <w:tab w:val="left" w:pos="916"/>
+          <w:tab w:val="left" w:pos="1832"/>
+          <w:tab w:val="left" w:pos="2748"/>
+          <w:tab w:val="left" w:pos="3664"/>
+          <w:tab w:val="left" w:pos="4580"/>
+          <w:tab w:val="left" w:pos="5496"/>
+          <w:tab w:val="left" w:pos="6412"/>
+          <w:tab w:val="left" w:pos="7328"/>
+          <w:tab w:val="left" w:pos="8244"/>
+          <w:tab w:val="left" w:pos="9160"/>
+          <w:tab w:val="left" w:pos="10076"/>
+          <w:tab w:val="left" w:pos="10992"/>
+          <w:tab w:val="left" w:pos="11908"/>
+          <w:tab w:val="left" w:pos="12824"/>
+          <w:tab w:val="left" w:pos="13740"/>
+          <w:tab w:val="left" w:pos="14656"/>
+        </w:tabs>
+        <w:spacing w:before="20" w:after="20" w:line="360" w:lineRule="atLeast"/>
+        <w:rPr>
+          <w:rFonts w:ascii="Segoe UI" w:hAnsi="Segoe UI" w:cs="Segoe UI"/>
+          <w:color w:val="000000"/>
+          <w:sz w:val="24"/>
+          <w:szCs w:val="24"/>
+        </w:rPr>
+      </w:pPr>
+      <w:r>
+        <w:rPr>
+          <w:rFonts w:ascii="Segoe UI" w:hAnsi="Segoe UI" w:cs="Segoe UI"/>
+          <w:color w:val="000000"/>
+          <w:sz w:val="24"/>
+          <w:szCs w:val="24"/>
+        </w:rPr>
+        <w:t>To work with objects, you first construct them and specify the initial state</w:t>
+      </w:r>
+    </w:p>
+    <w:p>
+      <w:pPr>
+        <w:pStyle w:val="ListParagraph"/>
+        <w:numPr>
+          <w:ilvl w:val="0"/>
+          <w:numId w:val="1"/>
+        </w:numPr>
+        <w:tabs>
+          <w:tab w:val="left" w:pos="916"/>
+          <w:tab w:val="left" w:pos="1832"/>
+          <w:tab w:val="left" w:pos="2748"/>
+          <w:tab w:val="left" w:pos="3664"/>
+          <w:tab w:val="left" w:pos="4580"/>
+          <w:tab w:val="left" w:pos="5496"/>
+          <w:tab w:val="left" w:pos="6412"/>
+          <w:tab w:val="left" w:pos="7328"/>
+          <w:tab w:val="left" w:pos="8244"/>
+          <w:tab w:val="left" w:pos="9160"/>
+          <w:tab w:val="left" w:pos="10076"/>
+          <w:tab w:val="left" w:pos="10992"/>
+          <w:tab w:val="left" w:pos="11908"/>
+          <w:tab w:val="left" w:pos="12824"/>
+          <w:tab w:val="left" w:pos="13740"/>
+          <w:tab w:val="left" w:pos="14656"/>
+        </w:tabs>
+        <w:spacing w:before="20" w:after="20" w:line="360" w:lineRule="atLeast"/>
+        <w:rPr>
+          <w:rFonts w:ascii="Segoe UI" w:hAnsi="Segoe UI" w:cs="Segoe UI"/>
+          <w:color w:val="000000"/>
+          <w:sz w:val="24"/>
+          <w:szCs w:val="24"/>
+        </w:rPr>
+      </w:pPr>
+      <w:r>
+        <w:rPr>
+          <w:rFonts w:ascii="Segoe UI" w:hAnsi="Segoe UI" w:cs="Segoe UI"/>
+          <w:color w:val="000000"/>
+          <w:sz w:val="24"/>
+          <w:szCs w:val="24"/>
+        </w:rPr>
+        <w:t>Constructor name == Class name</w:t>
+      </w:r>
+    </w:p>
+    <w:p>
+      <w:pPr>
+        <w:pStyle w:val="ListParagraph"/>
+        <w:numPr>
+          <w:ilvl w:val="0"/>
+          <w:numId w:val="1"/>
+        </w:numPr>
+        <w:tabs>
+          <w:tab w:val="left" w:pos="916"/>
+          <w:tab w:val="left" w:pos="1832"/>
+          <w:tab w:val="left" w:pos="2748"/>
+          <w:tab w:val="left" w:pos="3664"/>
+          <w:tab w:val="left" w:pos="4580"/>
+          <w:tab w:val="left" w:pos="5496"/>
+          <w:tab w:val="left" w:pos="6412"/>
+          <w:tab w:val="left" w:pos="7328"/>
+          <w:tab w:val="left" w:pos="8244"/>
+          <w:tab w:val="left" w:pos="9160"/>
+          <w:tab w:val="left" w:pos="10076"/>
+          <w:tab w:val="left" w:pos="10992"/>
+          <w:tab w:val="left" w:pos="11908"/>
+          <w:tab w:val="left" w:pos="12824"/>
+          <w:tab w:val="left" w:pos="13740"/>
+          <w:tab w:val="left" w:pos="14656"/>
+        </w:tabs>
+        <w:spacing w:before="20" w:after="20" w:line="360" w:lineRule="atLeast"/>
+        <w:rPr>
+          <w:rFonts w:ascii="Segoe UI" w:hAnsi="Segoe UI" w:cs="Segoe UI"/>
+          <w:color w:val="000000"/>
+          <w:sz w:val="24"/>
+          <w:szCs w:val="24"/>
+        </w:rPr>
+      </w:pPr>
+      <w:r>
+        <w:rPr>
+          <w:rFonts w:ascii="Segoe UI" w:hAnsi="Segoe UI" w:cs="Segoe UI"/>
+          <w:color w:val="000000"/>
+          <w:sz w:val="24"/>
+          <w:szCs w:val="24"/>
+        </w:rPr>
+        <w:t>To construct a Date object, combine constructor with new operator</w:t>
+      </w:r>
+    </w:p>
+    <w:p>
+      <w:pPr>
+        <w:pStyle w:val="ListParagraph"/>
+        <w:numPr>
+          <w:ilvl w:val="0"/>
+          <w:numId w:val="1"/>
+        </w:numPr>
+        <w:tabs>
+          <w:tab w:val="left" w:pos="916"/>
+          <w:tab w:val="left" w:pos="1832"/>
+          <w:tab w:val="left" w:pos="2748"/>
+          <w:tab w:val="left" w:pos="3664"/>
+          <w:tab w:val="left" w:pos="4580"/>
+          <w:tab w:val="left" w:pos="5496"/>
+          <w:tab w:val="left" w:pos="6412"/>
+          <w:tab w:val="left" w:pos="7328"/>
+          <w:tab w:val="left" w:pos="8244"/>
+          <w:tab w:val="left" w:pos="9160"/>
+          <w:tab w:val="left" w:pos="10076"/>
+          <w:tab w:val="left" w:pos="10992"/>
+          <w:tab w:val="left" w:pos="11908"/>
+          <w:tab w:val="left" w:pos="12824"/>
+          <w:tab w:val="left" w:pos="13740"/>
+          <w:tab w:val="left" w:pos="14656"/>
+        </w:tabs>
+        <w:spacing w:before="20" w:after="20" w:line="360" w:lineRule="atLeast"/>
+        <w:rPr>
+          <w:rFonts w:ascii="Segoe UI" w:hAnsi="Segoe UI" w:cs="Segoe UI"/>
+          <w:color w:val="000000"/>
+          <w:sz w:val="24"/>
+          <w:szCs w:val="24"/>
+        </w:rPr>
+      </w:pPr>
+      <w:r>
+        <w:rPr>
+          <w:rFonts w:ascii="Segoe UI" w:hAnsi="Segoe UI" w:cs="Segoe UI"/>
+          <w:color w:val="000000"/>
+          <w:sz w:val="24"/>
+          <w:szCs w:val="24"/>
+        </w:rPr>
+        <w:t>new Date()</w:t>
+      </w:r>
+    </w:p>
+    <w:p>
+      <w:pPr>
+        <w:pStyle w:val="ListParagraph"/>
+        <w:numPr>
+          <w:ilvl w:val="0"/>
+          <w:numId w:val="1"/>
+        </w:numPr>
+        <w:tabs>
+          <w:tab w:val="left" w:pos="916"/>
+          <w:tab w:val="left" w:pos="1832"/>
+          <w:tab w:val="left" w:pos="2748"/>
+          <w:tab w:val="left" w:pos="3664"/>
+          <w:tab w:val="left" w:pos="4580"/>
+          <w:tab w:val="left" w:pos="5496"/>
+          <w:tab w:val="left" w:pos="6412"/>
+          <w:tab w:val="left" w:pos="7328"/>
+          <w:tab w:val="left" w:pos="8244"/>
+          <w:tab w:val="left" w:pos="9160"/>
+          <w:tab w:val="left" w:pos="10076"/>
+          <w:tab w:val="left" w:pos="10992"/>
+          <w:tab w:val="left" w:pos="11908"/>
+          <w:tab w:val="left" w:pos="12824"/>
+          <w:tab w:val="left" w:pos="13740"/>
+          <w:tab w:val="left" w:pos="14656"/>
+        </w:tabs>
+        <w:spacing w:before="20" w:after="20" w:line="360" w:lineRule="atLeast"/>
+        <w:rPr>
+          <w:rFonts w:ascii="Segoe UI" w:hAnsi="Segoe UI" w:cs="Segoe UI"/>
+          <w:color w:val="000000"/>
+          <w:sz w:val="24"/>
+          <w:szCs w:val="24"/>
+        </w:rPr>
+      </w:pPr>
+      <w:r>
+        <w:rPr>
+          <w:rFonts w:ascii="Segoe UI" w:hAnsi="Segoe UI" w:cs="Segoe UI"/>
+          <w:color w:val="000000"/>
+          <w:sz w:val="24"/>
+          <w:szCs w:val="24"/>
+        </w:rPr>
+        <w:t>apply method to object</w:t>
+      </w:r>
+    </w:p>
+    <w:p>
+      <w:pPr>
+        <w:pStyle w:val="ListParagraph"/>
+        <w:numPr>
+          <w:ilvl w:val="0"/>
+          <w:numId w:val="1"/>
+        </w:numPr>
+        <w:tabs>
+          <w:tab w:val="left" w:pos="916"/>
+          <w:tab w:val="left" w:pos="1832"/>
+          <w:tab w:val="left" w:pos="2748"/>
+          <w:tab w:val="left" w:pos="3664"/>
+          <w:tab w:val="left" w:pos="4580"/>
+          <w:tab w:val="left" w:pos="5496"/>
+          <w:tab w:val="left" w:pos="6412"/>
+          <w:tab w:val="left" w:pos="7328"/>
+          <w:tab w:val="left" w:pos="8244"/>
+          <w:tab w:val="left" w:pos="9160"/>
+          <w:tab w:val="left" w:pos="10076"/>
+          <w:tab w:val="left" w:pos="10992"/>
+          <w:tab w:val="left" w:pos="11908"/>
+          <w:tab w:val="left" w:pos="12824"/>
+          <w:tab w:val="left" w:pos="13740"/>
+          <w:tab w:val="left" w:pos="14656"/>
+        </w:tabs>
+        <w:spacing w:before="20" w:after="20" w:line="360" w:lineRule="atLeast"/>
+        <w:rPr>
+          <w:rFonts w:ascii="Segoe UI" w:hAnsi="Segoe UI" w:cs="Segoe UI"/>
+          <w:color w:val="000000"/>
+          <w:sz w:val="24"/>
+          <w:szCs w:val="24"/>
+        </w:rPr>
+      </w:pPr>
+      <w:r>
+        <w:rPr>
+          <w:rFonts w:ascii="Segoe UI" w:hAnsi="Segoe UI" w:cs="Segoe UI"/>
+          <w:color w:val="000000"/>
+          <w:sz w:val="24"/>
+          <w:szCs w:val="24"/>
+        </w:rPr>
+        <w:t>String s = new Date().toString();</w:t>
+      </w:r>
     </w:p>
     <w:sectPr>
       <w:pgSz w:w="11906" w:h="16838"/>
@@ -3042,6 +5430,17 @@
       <w:szCs w:val="20"/>
     </w:rPr>
   </w:style>
+  <w:style w:type="character" w:styleId="Emphasis">
+    <w:name w:val="Emphasis"/>
+    <w:basedOn w:val="DefaultParagraphFont"/>
+    <w:uiPriority w:val="20"/>
+    <w:qFormat/>
+    <w:rsid w:val="00D46120"/>
+    <w:rPr>
+      <w:i/>
+      <w:iCs/>
+    </w:rPr>
+  </w:style>
 </w:styles>
 </file>
 

--- a/JavaDocs.docx
+++ b/JavaDocs.docx
@@ -5,14 +5,14 @@
     <w:p>
       <w:pPr>
         <w:rPr>
-          <w:rFonts w:ascii="Courier New" w:hAnsi="Courier New" w:cs="Courier New"/>
-          <w:sz w:val="24"/>
-          <w:szCs w:val="24"/>
-        </w:rPr>
-      </w:pPr>
-      <w:r>
-        <w:rPr>
-          <w:rFonts w:ascii="Courier New" w:hAnsi="Courier New" w:cs="Courier New"/>
+          <w:rFonts w:ascii="Segoe UI" w:hAnsi="Segoe UI" w:cs="Segoe UI"/>
+          <w:sz w:val="24"/>
+          <w:szCs w:val="24"/>
+        </w:rPr>
+      </w:pPr>
+      <w:r>
+        <w:rPr>
+          <w:rFonts w:ascii="Segoe UI" w:hAnsi="Segoe UI" w:cs="Segoe UI"/>
           <w:noProof/>
           <w:sz w:val="24"/>
           <w:szCs w:val="24"/>
@@ -57,23 +57,23 @@
     <w:p>
       <w:pPr>
         <w:rPr>
-          <w:rFonts w:ascii="Courier New" w:hAnsi="Courier New" w:cs="Courier New"/>
-          <w:sz w:val="24"/>
-          <w:szCs w:val="24"/>
-        </w:rPr>
-      </w:pPr>
-    </w:p>
-    <w:p>
-      <w:pPr>
-        <w:rPr>
-          <w:rFonts w:ascii="Courier New" w:hAnsi="Courier New" w:cs="Courier New"/>
-          <w:sz w:val="24"/>
-          <w:szCs w:val="24"/>
-        </w:rPr>
-      </w:pPr>
-      <w:r>
-        <w:rPr>
-          <w:rFonts w:ascii="Courier New" w:hAnsi="Courier New" w:cs="Courier New"/>
+          <w:rFonts w:ascii="Segoe UI" w:hAnsi="Segoe UI" w:cs="Segoe UI"/>
+          <w:sz w:val="24"/>
+          <w:szCs w:val="24"/>
+        </w:rPr>
+      </w:pPr>
+    </w:p>
+    <w:p>
+      <w:pPr>
+        <w:rPr>
+          <w:rFonts w:ascii="Segoe UI" w:hAnsi="Segoe UI" w:cs="Segoe UI"/>
+          <w:sz w:val="24"/>
+          <w:szCs w:val="24"/>
+        </w:rPr>
+      </w:pPr>
+      <w:r>
+        <w:rPr>
+          <w:rFonts w:ascii="Segoe UI" w:hAnsi="Segoe UI" w:cs="Segoe UI"/>
           <w:noProof/>
           <w:sz w:val="24"/>
           <w:szCs w:val="24"/>
@@ -118,7 +118,7 @@
     <w:p>
       <w:pPr>
         <w:rPr>
-          <w:rFonts w:ascii="Courier New" w:hAnsi="Courier New" w:cs="Courier New"/>
+          <w:rFonts w:ascii="Segoe UI" w:hAnsi="Segoe UI" w:cs="Segoe UI"/>
           <w:sz w:val="24"/>
           <w:szCs w:val="24"/>
         </w:rPr>
@@ -128,32 +128,42 @@
       <w:pPr>
         <w:spacing w:line="240" w:lineRule="auto"/>
         <w:rPr>
-          <w:rFonts w:ascii="Courier New" w:hAnsi="Courier New" w:cs="Courier New"/>
-          <w:sz w:val="24"/>
-          <w:szCs w:val="24"/>
-        </w:rPr>
-      </w:pPr>
-      <w:r>
-        <w:rPr>
-          <w:rFonts w:ascii="Courier New" w:hAnsi="Courier New" w:cs="Courier New"/>
-          <w:sz w:val="24"/>
-          <w:szCs w:val="24"/>
-        </w:rPr>
-        <w:t>char, boolean</w:t>
-      </w:r>
+          <w:rFonts w:ascii="Segoe UI" w:hAnsi="Segoe UI" w:cs="Segoe UI"/>
+          <w:sz w:val="24"/>
+          <w:szCs w:val="24"/>
+        </w:rPr>
+      </w:pPr>
+      <w:r>
+        <w:rPr>
+          <w:rFonts w:ascii="Segoe UI" w:hAnsi="Segoe UI" w:cs="Segoe UI"/>
+          <w:sz w:val="24"/>
+          <w:szCs w:val="24"/>
+        </w:rPr>
+        <w:t xml:space="preserve">char, </w:t>
+      </w:r>
+      <w:proofErr w:type="spellStart"/>
+      <w:r>
+        <w:rPr>
+          <w:rFonts w:ascii="Segoe UI" w:hAnsi="Segoe UI" w:cs="Segoe UI"/>
+          <w:sz w:val="24"/>
+          <w:szCs w:val="24"/>
+        </w:rPr>
+        <w:t>boolean</w:t>
+      </w:r>
+      <w:proofErr w:type="spellEnd"/>
     </w:p>
     <w:p>
       <w:pPr>
         <w:spacing w:line="240" w:lineRule="auto"/>
         <w:rPr>
-          <w:rFonts w:ascii="Courier New" w:hAnsi="Courier New" w:cs="Courier New"/>
-          <w:sz w:val="24"/>
-          <w:szCs w:val="24"/>
-        </w:rPr>
-      </w:pPr>
-      <w:r>
-        <w:rPr>
-          <w:rFonts w:ascii="Courier New" w:hAnsi="Courier New" w:cs="Courier New"/>
+          <w:rFonts w:ascii="Segoe UI" w:hAnsi="Segoe UI" w:cs="Segoe UI"/>
+          <w:sz w:val="24"/>
+          <w:szCs w:val="24"/>
+        </w:rPr>
+      </w:pPr>
+      <w:r>
+        <w:rPr>
+          <w:rFonts w:ascii="Segoe UI" w:hAnsi="Segoe UI" w:cs="Segoe UI"/>
           <w:sz w:val="24"/>
           <w:szCs w:val="24"/>
         </w:rPr>
@@ -169,14 +179,14 @@
         </w:numPr>
         <w:spacing w:line="240" w:lineRule="auto"/>
         <w:rPr>
-          <w:rFonts w:ascii="Courier New" w:hAnsi="Courier New" w:cs="Courier New"/>
-          <w:sz w:val="24"/>
-          <w:szCs w:val="24"/>
-        </w:rPr>
-      </w:pPr>
-      <w:r>
-        <w:rPr>
-          <w:rFonts w:ascii="Courier New" w:hAnsi="Courier New" w:cs="Courier New"/>
+          <w:rFonts w:ascii="Segoe UI" w:hAnsi="Segoe UI" w:cs="Segoe UI"/>
+          <w:sz w:val="24"/>
+          <w:szCs w:val="24"/>
+        </w:rPr>
+      </w:pPr>
+      <w:r>
+        <w:rPr>
+          <w:rFonts w:ascii="Segoe UI" w:hAnsi="Segoe UI" w:cs="Segoe UI"/>
           <w:sz w:val="24"/>
           <w:szCs w:val="24"/>
         </w:rPr>
@@ -184,7 +194,7 @@
       </w:r>
       <w:r>
         <w:rPr>
-          <w:rFonts w:ascii="Courier New" w:hAnsi="Courier New" w:cs="Courier New"/>
+          <w:rFonts w:ascii="Segoe UI" w:hAnsi="Segoe UI" w:cs="Segoe UI"/>
           <w:sz w:val="24"/>
           <w:szCs w:val="24"/>
         </w:rPr>
@@ -200,14 +210,14 @@
         </w:numPr>
         <w:spacing w:line="240" w:lineRule="auto"/>
         <w:rPr>
-          <w:rFonts w:ascii="Courier New" w:hAnsi="Courier New" w:cs="Courier New"/>
-          <w:sz w:val="24"/>
-          <w:szCs w:val="24"/>
-        </w:rPr>
-      </w:pPr>
-      <w:r>
-        <w:rPr>
-          <w:rFonts w:ascii="Courier New" w:hAnsi="Courier New" w:cs="Courier New"/>
+          <w:rFonts w:ascii="Segoe UI" w:hAnsi="Segoe UI" w:cs="Segoe UI"/>
+          <w:sz w:val="24"/>
+          <w:szCs w:val="24"/>
+        </w:rPr>
+      </w:pPr>
+      <w:r>
+        <w:rPr>
+          <w:rFonts w:ascii="Segoe UI" w:hAnsi="Segoe UI" w:cs="Segoe UI"/>
           <w:sz w:val="24"/>
           <w:szCs w:val="24"/>
         </w:rPr>
@@ -215,7 +225,7 @@
       </w:r>
       <w:r>
         <w:rPr>
-          <w:rFonts w:ascii="Courier New" w:hAnsi="Courier New" w:cs="Courier New"/>
+          <w:rFonts w:ascii="Segoe UI" w:hAnsi="Segoe UI" w:cs="Segoe UI"/>
           <w:sz w:val="24"/>
           <w:szCs w:val="24"/>
         </w:rPr>
@@ -231,22 +241,32 @@
         </w:numPr>
         <w:spacing w:line="240" w:lineRule="auto"/>
         <w:rPr>
-          <w:rFonts w:ascii="Courier New" w:hAnsi="Courier New" w:cs="Courier New"/>
-          <w:sz w:val="24"/>
-          <w:szCs w:val="24"/>
-        </w:rPr>
-      </w:pPr>
-      <w:r>
-        <w:rPr>
-          <w:rFonts w:ascii="Courier New" w:hAnsi="Courier New" w:cs="Courier New"/>
-          <w:sz w:val="24"/>
-          <w:szCs w:val="24"/>
-        </w:rPr>
-        <w:t>boolean done</w:t>
-      </w:r>
-      <w:r>
-        <w:rPr>
-          <w:rFonts w:ascii="Courier New" w:hAnsi="Courier New" w:cs="Courier New"/>
+          <w:rFonts w:ascii="Segoe UI" w:hAnsi="Segoe UI" w:cs="Segoe UI"/>
+          <w:sz w:val="24"/>
+          <w:szCs w:val="24"/>
+        </w:rPr>
+      </w:pPr>
+      <w:proofErr w:type="spellStart"/>
+      <w:r>
+        <w:rPr>
+          <w:rFonts w:ascii="Segoe UI" w:hAnsi="Segoe UI" w:cs="Segoe UI"/>
+          <w:sz w:val="24"/>
+          <w:szCs w:val="24"/>
+        </w:rPr>
+        <w:t>boolean</w:t>
+      </w:r>
+      <w:proofErr w:type="spellEnd"/>
+      <w:r>
+        <w:rPr>
+          <w:rFonts w:ascii="Segoe UI" w:hAnsi="Segoe UI" w:cs="Segoe UI"/>
+          <w:sz w:val="24"/>
+          <w:szCs w:val="24"/>
+        </w:rPr>
+        <w:t xml:space="preserve"> done</w:t>
+      </w:r>
+      <w:r>
+        <w:rPr>
+          <w:rFonts w:ascii="Segoe UI" w:hAnsi="Segoe UI" w:cs="Segoe UI"/>
           <w:sz w:val="24"/>
           <w:szCs w:val="24"/>
         </w:rPr>
@@ -262,22 +282,32 @@
         </w:numPr>
         <w:spacing w:line="240" w:lineRule="auto"/>
         <w:rPr>
-          <w:rFonts w:ascii="Courier New" w:hAnsi="Courier New" w:cs="Courier New"/>
-          <w:sz w:val="24"/>
-          <w:szCs w:val="24"/>
-        </w:rPr>
-      </w:pPr>
-      <w:r>
-        <w:rPr>
-          <w:rFonts w:ascii="Courier New" w:hAnsi="Courier New" w:cs="Courier New"/>
-          <w:sz w:val="24"/>
-          <w:szCs w:val="24"/>
-        </w:rPr>
-        <w:t>long earthPopulation</w:t>
-      </w:r>
-      <w:r>
-        <w:rPr>
-          <w:rFonts w:ascii="Courier New" w:hAnsi="Courier New" w:cs="Courier New"/>
+          <w:rFonts w:ascii="Segoe UI" w:hAnsi="Segoe UI" w:cs="Segoe UI"/>
+          <w:sz w:val="24"/>
+          <w:szCs w:val="24"/>
+        </w:rPr>
+      </w:pPr>
+      <w:r>
+        <w:rPr>
+          <w:rFonts w:ascii="Segoe UI" w:hAnsi="Segoe UI" w:cs="Segoe UI"/>
+          <w:sz w:val="24"/>
+          <w:szCs w:val="24"/>
+        </w:rPr>
+        <w:t xml:space="preserve">long </w:t>
+      </w:r>
+      <w:proofErr w:type="spellStart"/>
+      <w:r>
+        <w:rPr>
+          <w:rFonts w:ascii="Segoe UI" w:hAnsi="Segoe UI" w:cs="Segoe UI"/>
+          <w:sz w:val="24"/>
+          <w:szCs w:val="24"/>
+        </w:rPr>
+        <w:t>earthPopulation</w:t>
+      </w:r>
+      <w:proofErr w:type="spellEnd"/>
+      <w:r>
+        <w:rPr>
+          <w:rFonts w:ascii="Segoe UI" w:hAnsi="Segoe UI" w:cs="Segoe UI"/>
           <w:sz w:val="24"/>
           <w:szCs w:val="24"/>
         </w:rPr>
@@ -288,14 +318,14 @@
       <w:pPr>
         <w:spacing w:line="240" w:lineRule="auto"/>
         <w:rPr>
-          <w:rFonts w:ascii="Courier New" w:hAnsi="Courier New" w:cs="Courier New"/>
-          <w:sz w:val="24"/>
-          <w:szCs w:val="24"/>
-        </w:rPr>
-      </w:pPr>
-      <w:r>
-        <w:rPr>
-          <w:rFonts w:ascii="Courier New" w:hAnsi="Courier New" w:cs="Courier New"/>
+          <w:rFonts w:ascii="Segoe UI" w:hAnsi="Segoe UI" w:cs="Segoe UI"/>
+          <w:sz w:val="24"/>
+          <w:szCs w:val="24"/>
+        </w:rPr>
+      </w:pPr>
+      <w:r>
+        <w:rPr>
+          <w:rFonts w:ascii="Segoe UI" w:hAnsi="Segoe UI" w:cs="Segoe UI"/>
           <w:sz w:val="24"/>
           <w:szCs w:val="24"/>
         </w:rPr>
@@ -311,14 +341,14 @@
         </w:numPr>
         <w:spacing w:line="240" w:lineRule="auto"/>
         <w:rPr>
-          <w:rFonts w:ascii="Courier New" w:hAnsi="Courier New" w:cs="Courier New"/>
-          <w:sz w:val="24"/>
-          <w:szCs w:val="24"/>
-        </w:rPr>
-      </w:pPr>
-      <w:r>
-        <w:rPr>
-          <w:rFonts w:ascii="Courier New" w:hAnsi="Courier New" w:cs="Courier New"/>
+          <w:rFonts w:ascii="Segoe UI" w:hAnsi="Segoe UI" w:cs="Segoe UI"/>
+          <w:sz w:val="24"/>
+          <w:szCs w:val="24"/>
+        </w:rPr>
+      </w:pPr>
+      <w:r>
+        <w:rPr>
+          <w:rFonts w:ascii="Segoe UI" w:hAnsi="Segoe UI" w:cs="Segoe UI"/>
           <w:sz w:val="24"/>
           <w:szCs w:val="24"/>
         </w:rPr>
@@ -326,7 +356,7 @@
       </w:r>
       <w:r>
         <w:rPr>
-          <w:rFonts w:ascii="Courier New" w:hAnsi="Courier New" w:cs="Courier New"/>
+          <w:rFonts w:ascii="Segoe UI" w:hAnsi="Segoe UI" w:cs="Segoe UI"/>
           <w:sz w:val="24"/>
           <w:szCs w:val="24"/>
         </w:rPr>
@@ -337,14 +367,14 @@
       <w:pPr>
         <w:spacing w:line="240" w:lineRule="auto"/>
         <w:rPr>
-          <w:rFonts w:ascii="Courier New" w:hAnsi="Courier New" w:cs="Courier New"/>
-          <w:sz w:val="24"/>
-          <w:szCs w:val="24"/>
-        </w:rPr>
-      </w:pPr>
-      <w:r>
-        <w:rPr>
-          <w:rFonts w:ascii="Courier New" w:hAnsi="Courier New" w:cs="Courier New"/>
+          <w:rFonts w:ascii="Segoe UI" w:hAnsi="Segoe UI" w:cs="Segoe UI"/>
+          <w:sz w:val="24"/>
+          <w:szCs w:val="24"/>
+        </w:rPr>
+      </w:pPr>
+      <w:r>
+        <w:rPr>
+          <w:rFonts w:ascii="Segoe UI" w:hAnsi="Segoe UI" w:cs="Segoe UI"/>
           <w:sz w:val="24"/>
           <w:szCs w:val="24"/>
         </w:rPr>
@@ -360,14 +390,14 @@
         </w:numPr>
         <w:spacing w:line="240" w:lineRule="auto"/>
         <w:rPr>
-          <w:rFonts w:ascii="Courier New" w:hAnsi="Courier New" w:cs="Courier New"/>
-          <w:sz w:val="24"/>
-          <w:szCs w:val="24"/>
-        </w:rPr>
-      </w:pPr>
-      <w:r>
-        <w:rPr>
-          <w:rFonts w:ascii="Courier New" w:hAnsi="Courier New" w:cs="Courier New"/>
+          <w:rFonts w:ascii="Segoe UI" w:hAnsi="Segoe UI" w:cs="Segoe UI"/>
+          <w:sz w:val="24"/>
+          <w:szCs w:val="24"/>
+        </w:rPr>
+      </w:pPr>
+      <w:r>
+        <w:rPr>
+          <w:rFonts w:ascii="Segoe UI" w:hAnsi="Segoe UI" w:cs="Segoe UI"/>
           <w:sz w:val="24"/>
           <w:szCs w:val="24"/>
         </w:rPr>
@@ -383,14 +413,14 @@
         </w:numPr>
         <w:spacing w:line="240" w:lineRule="auto"/>
         <w:rPr>
-          <w:rFonts w:ascii="Courier New" w:hAnsi="Courier New" w:cs="Courier New"/>
-          <w:sz w:val="24"/>
-          <w:szCs w:val="24"/>
-        </w:rPr>
-      </w:pPr>
-      <w:r>
-        <w:rPr>
-          <w:rFonts w:ascii="Courier New" w:hAnsi="Courier New" w:cs="Courier New"/>
+          <w:rFonts w:ascii="Segoe UI" w:hAnsi="Segoe UI" w:cs="Segoe UI"/>
+          <w:sz w:val="24"/>
+          <w:szCs w:val="24"/>
+        </w:rPr>
+      </w:pPr>
+      <w:r>
+        <w:rPr>
+          <w:rFonts w:ascii="Segoe UI" w:hAnsi="Segoe UI" w:cs="Segoe UI"/>
           <w:sz w:val="24"/>
           <w:szCs w:val="24"/>
         </w:rPr>
@@ -401,14 +431,14 @@
       <w:pPr>
         <w:spacing w:line="240" w:lineRule="auto"/>
         <w:rPr>
-          <w:rFonts w:ascii="Courier New" w:hAnsi="Courier New" w:cs="Courier New"/>
-          <w:sz w:val="24"/>
-          <w:szCs w:val="24"/>
-        </w:rPr>
-      </w:pPr>
-      <w:r>
-        <w:rPr>
-          <w:rFonts w:ascii="Courier New" w:hAnsi="Courier New" w:cs="Courier New"/>
+          <w:rFonts w:ascii="Segoe UI" w:hAnsi="Segoe UI" w:cs="Segoe UI"/>
+          <w:sz w:val="24"/>
+          <w:szCs w:val="24"/>
+        </w:rPr>
+      </w:pPr>
+      <w:r>
+        <w:rPr>
+          <w:rFonts w:ascii="Segoe UI" w:hAnsi="Segoe UI" w:cs="Segoe UI"/>
           <w:sz w:val="24"/>
           <w:szCs w:val="24"/>
         </w:rPr>
@@ -424,14 +454,14 @@
         </w:numPr>
         <w:spacing w:line="240" w:lineRule="auto"/>
         <w:rPr>
-          <w:rFonts w:ascii="Courier New" w:hAnsi="Courier New" w:cs="Courier New"/>
-          <w:sz w:val="24"/>
-          <w:szCs w:val="24"/>
-        </w:rPr>
-      </w:pPr>
-      <w:r>
-        <w:rPr>
-          <w:rFonts w:ascii="Courier New" w:hAnsi="Courier New" w:cs="Courier New"/>
+          <w:rFonts w:ascii="Segoe UI" w:hAnsi="Segoe UI" w:cs="Segoe UI"/>
+          <w:sz w:val="24"/>
+          <w:szCs w:val="24"/>
+        </w:rPr>
+      </w:pPr>
+      <w:r>
+        <w:rPr>
+          <w:rFonts w:ascii="Segoe UI" w:hAnsi="Segoe UI" w:cs="Segoe UI"/>
           <w:sz w:val="24"/>
           <w:szCs w:val="24"/>
         </w:rPr>
@@ -447,38 +477,76 @@
         </w:numPr>
         <w:spacing w:line="240" w:lineRule="auto"/>
         <w:rPr>
-          <w:rFonts w:ascii="Courier New" w:hAnsi="Courier New" w:cs="Courier New"/>
-          <w:sz w:val="24"/>
-          <w:szCs w:val="24"/>
-        </w:rPr>
-      </w:pPr>
-      <w:r>
-        <w:rPr>
-          <w:rFonts w:ascii="Courier New" w:hAnsi="Courier New" w:cs="Courier New"/>
-          <w:sz w:val="24"/>
-          <w:szCs w:val="24"/>
-        </w:rPr>
-        <w:t>enum ShirtSize = {</w:t>
-      </w:r>
-      <w:r>
-        <w:rPr>
-          <w:rFonts w:ascii="Courier New" w:hAnsi="Courier New" w:cs="Courier New"/>
+          <w:rFonts w:ascii="Segoe UI" w:hAnsi="Segoe UI" w:cs="Segoe UI"/>
+          <w:sz w:val="24"/>
+          <w:szCs w:val="24"/>
+        </w:rPr>
+      </w:pPr>
+      <w:proofErr w:type="spellStart"/>
+      <w:r>
+        <w:rPr>
+          <w:rFonts w:ascii="Segoe UI" w:hAnsi="Segoe UI" w:cs="Segoe UI"/>
+          <w:sz w:val="24"/>
+          <w:szCs w:val="24"/>
+        </w:rPr>
+        <w:t>enum</w:t>
+      </w:r>
+      <w:proofErr w:type="spellEnd"/>
+      <w:r>
+        <w:rPr>
+          <w:rFonts w:ascii="Segoe UI" w:hAnsi="Segoe UI" w:cs="Segoe UI"/>
           <w:sz w:val="24"/>
           <w:szCs w:val="24"/>
         </w:rPr>
         <w:t xml:space="preserve"> </w:t>
       </w:r>
-      <w:r>
-        <w:rPr>
-          <w:rFonts w:ascii="Courier New" w:hAnsi="Courier New" w:cs="Courier New"/>
+      <w:proofErr w:type="spellStart"/>
+      <w:r>
+        <w:rPr>
+          <w:rFonts w:ascii="Segoe UI" w:hAnsi="Segoe UI" w:cs="Segoe UI"/>
+          <w:sz w:val="24"/>
+          <w:szCs w:val="24"/>
+        </w:rPr>
+        <w:t>ShirtSize</w:t>
+      </w:r>
+      <w:proofErr w:type="spellEnd"/>
+      <w:r>
+        <w:rPr>
+          <w:rFonts w:ascii="Segoe UI" w:hAnsi="Segoe UI" w:cs="Segoe UI"/>
+          <w:sz w:val="24"/>
+          <w:szCs w:val="24"/>
+        </w:rPr>
+        <w:t xml:space="preserve"> = </w:t>
+      </w:r>
+      <w:proofErr w:type="gramStart"/>
+      <w:r>
+        <w:rPr>
+          <w:rFonts w:ascii="Segoe UI" w:hAnsi="Segoe UI" w:cs="Segoe UI"/>
+          <w:sz w:val="24"/>
+          <w:szCs w:val="24"/>
+        </w:rPr>
+        <w:t>{</w:t>
+      </w:r>
+      <w:r>
+        <w:rPr>
+          <w:rFonts w:ascii="Segoe UI" w:hAnsi="Segoe UI" w:cs="Segoe UI"/>
+          <w:sz w:val="24"/>
+          <w:szCs w:val="24"/>
+        </w:rPr>
+        <w:t xml:space="preserve"> </w:t>
+      </w:r>
+      <w:r>
+        <w:rPr>
+          <w:rFonts w:ascii="Segoe UI" w:hAnsi="Segoe UI" w:cs="Segoe UI"/>
           <w:sz w:val="24"/>
           <w:szCs w:val="24"/>
         </w:rPr>
         <w:t>S</w:t>
       </w:r>
-      <w:r>
-        <w:rPr>
-          <w:rFonts w:ascii="Courier New" w:hAnsi="Courier New" w:cs="Courier New"/>
+      <w:proofErr w:type="gramEnd"/>
+      <w:r>
+        <w:rPr>
+          <w:rFonts w:ascii="Segoe UI" w:hAnsi="Segoe UI" w:cs="Segoe UI"/>
           <w:sz w:val="24"/>
           <w:szCs w:val="24"/>
         </w:rPr>
@@ -494,30 +562,50 @@
         </w:numPr>
         <w:spacing w:line="240" w:lineRule="auto"/>
         <w:rPr>
-          <w:rFonts w:ascii="Courier New" w:hAnsi="Courier New" w:cs="Courier New"/>
-          <w:sz w:val="24"/>
-          <w:szCs w:val="24"/>
-        </w:rPr>
-      </w:pPr>
-      <w:r>
-        <w:rPr>
-          <w:rFonts w:ascii="Courier New" w:hAnsi="Courier New" w:cs="Courier New"/>
-          <w:sz w:val="24"/>
-          <w:szCs w:val="24"/>
-        </w:rPr>
-        <w:t>ShirtSize s = ShirtSize.</w:t>
-      </w:r>
-      <w:r>
-        <w:rPr>
-          <w:rFonts w:ascii="Courier New" w:hAnsi="Courier New" w:cs="Courier New"/>
+          <w:rFonts w:ascii="Segoe UI" w:hAnsi="Segoe UI" w:cs="Segoe UI"/>
+          <w:sz w:val="24"/>
+          <w:szCs w:val="24"/>
+        </w:rPr>
+      </w:pPr>
+      <w:proofErr w:type="spellStart"/>
+      <w:r>
+        <w:rPr>
+          <w:rFonts w:ascii="Segoe UI" w:hAnsi="Segoe UI" w:cs="Segoe UI"/>
+          <w:sz w:val="24"/>
+          <w:szCs w:val="24"/>
+        </w:rPr>
+        <w:t>ShirtSize</w:t>
+      </w:r>
+      <w:proofErr w:type="spellEnd"/>
+      <w:r>
+        <w:rPr>
+          <w:rFonts w:ascii="Segoe UI" w:hAnsi="Segoe UI" w:cs="Segoe UI"/>
+          <w:sz w:val="24"/>
+          <w:szCs w:val="24"/>
+        </w:rPr>
+        <w:t xml:space="preserve"> s = </w:t>
+      </w:r>
+      <w:proofErr w:type="spellStart"/>
+      <w:r>
+        <w:rPr>
+          <w:rFonts w:ascii="Segoe UI" w:hAnsi="Segoe UI" w:cs="Segoe UI"/>
+          <w:sz w:val="24"/>
+          <w:szCs w:val="24"/>
+        </w:rPr>
+        <w:t>ShirtSize.</w:t>
+      </w:r>
+      <w:r>
+        <w:rPr>
+          <w:rFonts w:ascii="Segoe UI" w:hAnsi="Segoe UI" w:cs="Segoe UI"/>
           <w:sz w:val="24"/>
           <w:szCs w:val="24"/>
         </w:rPr>
         <w:t>XL</w:t>
       </w:r>
-      <w:r>
-        <w:rPr>
-          <w:rFonts w:ascii="Courier New" w:hAnsi="Courier New" w:cs="Courier New"/>
+      <w:proofErr w:type="spellEnd"/>
+      <w:r>
+        <w:rPr>
+          <w:rFonts w:ascii="Segoe UI" w:hAnsi="Segoe UI" w:cs="Segoe UI"/>
           <w:sz w:val="24"/>
           <w:szCs w:val="24"/>
         </w:rPr>
@@ -527,23 +615,23 @@
     <w:p>
       <w:pPr>
         <w:rPr>
-          <w:rFonts w:ascii="Courier New" w:hAnsi="Courier New" w:cs="Courier New"/>
-          <w:sz w:val="24"/>
-          <w:szCs w:val="24"/>
-        </w:rPr>
-      </w:pPr>
-    </w:p>
-    <w:p>
-      <w:pPr>
-        <w:rPr>
-          <w:rFonts w:ascii="Courier New" w:hAnsi="Courier New" w:cs="Courier New"/>
-          <w:sz w:val="24"/>
-          <w:szCs w:val="24"/>
-        </w:rPr>
-      </w:pPr>
-      <w:r>
-        <w:rPr>
-          <w:rFonts w:ascii="Courier New" w:hAnsi="Courier New" w:cs="Courier New"/>
+          <w:rFonts w:ascii="Segoe UI" w:hAnsi="Segoe UI" w:cs="Segoe UI"/>
+          <w:sz w:val="24"/>
+          <w:szCs w:val="24"/>
+        </w:rPr>
+      </w:pPr>
+    </w:p>
+    <w:p>
+      <w:pPr>
+        <w:rPr>
+          <w:rFonts w:ascii="Segoe UI" w:hAnsi="Segoe UI" w:cs="Segoe UI"/>
+          <w:sz w:val="24"/>
+          <w:szCs w:val="24"/>
+        </w:rPr>
+      </w:pPr>
+      <w:r>
+        <w:rPr>
+          <w:rFonts w:ascii="Segoe UI" w:hAnsi="Segoe UI" w:cs="Segoe UI"/>
           <w:noProof/>
           <w:sz w:val="24"/>
           <w:szCs w:val="24"/>
@@ -589,16 +677,16 @@
     <w:p>
       <w:pPr>
         <w:rPr>
-          <w:rFonts w:ascii="Courier New" w:hAnsi="Courier New" w:cs="Courier New"/>
-          <w:sz w:val="24"/>
-          <w:szCs w:val="24"/>
-        </w:rPr>
-      </w:pPr>
-    </w:p>
-    <w:p>
-      <w:pPr>
-        <w:rPr>
-          <w:rFonts w:ascii="Courier New" w:hAnsi="Courier New" w:cs="Courier New"/>
+          <w:rFonts w:ascii="Segoe UI" w:hAnsi="Segoe UI" w:cs="Segoe UI"/>
+          <w:sz w:val="24"/>
+          <w:szCs w:val="24"/>
+        </w:rPr>
+      </w:pPr>
+    </w:p>
+    <w:p>
+      <w:pPr>
+        <w:rPr>
+          <w:rFonts w:ascii="Segoe UI" w:hAnsi="Segoe UI" w:cs="Segoe UI"/>
           <w:sz w:val="24"/>
           <w:szCs w:val="24"/>
         </w:rPr>
@@ -608,14 +696,14 @@
       <w:pPr>
         <w:spacing w:line="240" w:lineRule="auto"/>
         <w:rPr>
-          <w:rFonts w:ascii="Courier New" w:hAnsi="Courier New" w:cs="Courier New"/>
-          <w:sz w:val="24"/>
-          <w:szCs w:val="24"/>
-        </w:rPr>
-      </w:pPr>
-      <w:r>
-        <w:rPr>
-          <w:rFonts w:ascii="Courier New" w:hAnsi="Courier New" w:cs="Courier New"/>
+          <w:rFonts w:ascii="Segoe UI" w:hAnsi="Segoe UI" w:cs="Segoe UI"/>
+          <w:sz w:val="24"/>
+          <w:szCs w:val="24"/>
+        </w:rPr>
+      </w:pPr>
+      <w:r>
+        <w:rPr>
+          <w:rFonts w:ascii="Segoe UI" w:hAnsi="Segoe UI" w:cs="Segoe UI"/>
           <w:sz w:val="24"/>
           <w:szCs w:val="24"/>
         </w:rPr>
@@ -649,16 +737,16 @@
         </w:tabs>
         <w:spacing w:before="20" w:after="20" w:line="240" w:lineRule="auto"/>
         <w:rPr>
-          <w:rFonts w:ascii="Courier New" w:eastAsia="Times New Roman" w:hAnsi="Courier New" w:cs="Courier New"/>
-          <w:color w:val="000000"/>
-          <w:sz w:val="24"/>
-          <w:szCs w:val="24"/>
-          <w:lang w:eastAsia="en-ID"/>
-        </w:rPr>
-      </w:pPr>
-      <w:r>
-        <w:rPr>
-          <w:rFonts w:ascii="Courier New" w:eastAsia="Times New Roman" w:hAnsi="Courier New" w:cs="Courier New"/>
+          <w:rFonts w:ascii="Segoe UI" w:eastAsia="Times New Roman" w:hAnsi="Segoe UI" w:cs="Segoe UI"/>
+          <w:color w:val="000000"/>
+          <w:sz w:val="24"/>
+          <w:szCs w:val="24"/>
+          <w:lang w:eastAsia="en-ID"/>
+        </w:rPr>
+      </w:pPr>
+      <w:r>
+        <w:rPr>
+          <w:rFonts w:ascii="Segoe UI" w:eastAsia="Times New Roman" w:hAnsi="Segoe UI" w:cs="Segoe UI"/>
           <w:color w:val="000000"/>
           <w:sz w:val="24"/>
           <w:szCs w:val="24"/>
@@ -690,86 +778,108 @@
         </w:tabs>
         <w:spacing w:before="20" w:after="20" w:line="360" w:lineRule="atLeast"/>
         <w:rPr>
-          <w:rFonts w:ascii="Courier New" w:eastAsia="Times New Roman" w:hAnsi="Courier New" w:cs="Courier New"/>
-          <w:color w:val="000000"/>
-          <w:sz w:val="24"/>
-          <w:szCs w:val="24"/>
-          <w:lang w:eastAsia="en-ID"/>
-        </w:rPr>
-      </w:pPr>
-      <w:r>
-        <w:rPr>
-          <w:rFonts w:ascii="Courier New" w:eastAsia="Times New Roman" w:hAnsi="Courier New" w:cs="Courier New"/>
-          <w:color w:val="000000"/>
-          <w:sz w:val="24"/>
-          <w:szCs w:val="24"/>
-          <w:lang w:eastAsia="en-ID"/>
-        </w:rPr>
-        <w:t>int nx = (int) x;</w:t>
-      </w:r>
-    </w:p>
-    <w:p>
-      <w:pPr>
-        <w:tabs>
-          <w:tab w:val="left" w:pos="916"/>
-          <w:tab w:val="left" w:pos="1832"/>
-          <w:tab w:val="left" w:pos="2748"/>
-          <w:tab w:val="left" w:pos="3664"/>
-          <w:tab w:val="left" w:pos="4580"/>
-          <w:tab w:val="left" w:pos="5496"/>
-          <w:tab w:val="left" w:pos="6412"/>
-          <w:tab w:val="left" w:pos="7328"/>
-          <w:tab w:val="left" w:pos="8244"/>
-          <w:tab w:val="left" w:pos="9160"/>
-          <w:tab w:val="left" w:pos="10076"/>
-          <w:tab w:val="left" w:pos="10992"/>
-          <w:tab w:val="left" w:pos="11908"/>
-          <w:tab w:val="left" w:pos="12824"/>
-          <w:tab w:val="left" w:pos="13740"/>
-          <w:tab w:val="left" w:pos="14656"/>
-        </w:tabs>
-        <w:spacing w:before="20" w:after="20" w:line="360" w:lineRule="atLeast"/>
-        <w:rPr>
-          <w:rFonts w:ascii="Courier New" w:eastAsia="Times New Roman" w:hAnsi="Courier New" w:cs="Courier New"/>
-          <w:color w:val="000000"/>
-          <w:sz w:val="24"/>
-          <w:szCs w:val="24"/>
-          <w:lang w:eastAsia="en-ID"/>
-        </w:rPr>
-      </w:pPr>
-    </w:p>
-    <w:p>
-      <w:pPr>
-        <w:tabs>
-          <w:tab w:val="left" w:pos="916"/>
-          <w:tab w:val="left" w:pos="1832"/>
-          <w:tab w:val="left" w:pos="2748"/>
-          <w:tab w:val="left" w:pos="3664"/>
-          <w:tab w:val="left" w:pos="4580"/>
-          <w:tab w:val="left" w:pos="5496"/>
-          <w:tab w:val="left" w:pos="6412"/>
-          <w:tab w:val="left" w:pos="7328"/>
-          <w:tab w:val="left" w:pos="8244"/>
-          <w:tab w:val="left" w:pos="9160"/>
-          <w:tab w:val="left" w:pos="10076"/>
-          <w:tab w:val="left" w:pos="10992"/>
-          <w:tab w:val="left" w:pos="11908"/>
-          <w:tab w:val="left" w:pos="12824"/>
-          <w:tab w:val="left" w:pos="13740"/>
-          <w:tab w:val="left" w:pos="14656"/>
-        </w:tabs>
-        <w:spacing w:before="20" w:after="20" w:line="360" w:lineRule="atLeast"/>
-        <w:rPr>
-          <w:rFonts w:ascii="Courier New" w:eastAsia="Times New Roman" w:hAnsi="Courier New" w:cs="Courier New"/>
-          <w:color w:val="000000"/>
-          <w:sz w:val="24"/>
-          <w:szCs w:val="24"/>
-          <w:lang w:eastAsia="en-ID"/>
-        </w:rPr>
-      </w:pPr>
-      <w:r>
-        <w:rPr>
-          <w:rFonts w:ascii="Courier New" w:eastAsia="Times New Roman" w:hAnsi="Courier New" w:cs="Courier New"/>
+          <w:rFonts w:ascii="Segoe UI" w:eastAsia="Times New Roman" w:hAnsi="Segoe UI" w:cs="Segoe UI"/>
+          <w:color w:val="000000"/>
+          <w:sz w:val="24"/>
+          <w:szCs w:val="24"/>
+          <w:lang w:eastAsia="en-ID"/>
+        </w:rPr>
+      </w:pPr>
+      <w:r>
+        <w:rPr>
+          <w:rFonts w:ascii="Segoe UI" w:eastAsia="Times New Roman" w:hAnsi="Segoe UI" w:cs="Segoe UI"/>
+          <w:color w:val="000000"/>
+          <w:sz w:val="24"/>
+          <w:szCs w:val="24"/>
+          <w:lang w:eastAsia="en-ID"/>
+        </w:rPr>
+        <w:t xml:space="preserve">int </w:t>
+      </w:r>
+      <w:proofErr w:type="spellStart"/>
+      <w:r>
+        <w:rPr>
+          <w:rFonts w:ascii="Segoe UI" w:eastAsia="Times New Roman" w:hAnsi="Segoe UI" w:cs="Segoe UI"/>
+          <w:color w:val="000000"/>
+          <w:sz w:val="24"/>
+          <w:szCs w:val="24"/>
+          <w:lang w:eastAsia="en-ID"/>
+        </w:rPr>
+        <w:t>nx</w:t>
+      </w:r>
+      <w:proofErr w:type="spellEnd"/>
+      <w:r>
+        <w:rPr>
+          <w:rFonts w:ascii="Segoe UI" w:eastAsia="Times New Roman" w:hAnsi="Segoe UI" w:cs="Segoe UI"/>
+          <w:color w:val="000000"/>
+          <w:sz w:val="24"/>
+          <w:szCs w:val="24"/>
+          <w:lang w:eastAsia="en-ID"/>
+        </w:rPr>
+        <w:t xml:space="preserve"> = (int) x;</w:t>
+      </w:r>
+    </w:p>
+    <w:p>
+      <w:pPr>
+        <w:tabs>
+          <w:tab w:val="left" w:pos="916"/>
+          <w:tab w:val="left" w:pos="1832"/>
+          <w:tab w:val="left" w:pos="2748"/>
+          <w:tab w:val="left" w:pos="3664"/>
+          <w:tab w:val="left" w:pos="4580"/>
+          <w:tab w:val="left" w:pos="5496"/>
+          <w:tab w:val="left" w:pos="6412"/>
+          <w:tab w:val="left" w:pos="7328"/>
+          <w:tab w:val="left" w:pos="8244"/>
+          <w:tab w:val="left" w:pos="9160"/>
+          <w:tab w:val="left" w:pos="10076"/>
+          <w:tab w:val="left" w:pos="10992"/>
+          <w:tab w:val="left" w:pos="11908"/>
+          <w:tab w:val="left" w:pos="12824"/>
+          <w:tab w:val="left" w:pos="13740"/>
+          <w:tab w:val="left" w:pos="14656"/>
+        </w:tabs>
+        <w:spacing w:before="20" w:after="20" w:line="360" w:lineRule="atLeast"/>
+        <w:rPr>
+          <w:rFonts w:ascii="Segoe UI" w:eastAsia="Times New Roman" w:hAnsi="Segoe UI" w:cs="Segoe UI"/>
+          <w:color w:val="000000"/>
+          <w:sz w:val="24"/>
+          <w:szCs w:val="24"/>
+          <w:lang w:eastAsia="en-ID"/>
+        </w:rPr>
+      </w:pPr>
+    </w:p>
+    <w:p>
+      <w:pPr>
+        <w:tabs>
+          <w:tab w:val="left" w:pos="916"/>
+          <w:tab w:val="left" w:pos="1832"/>
+          <w:tab w:val="left" w:pos="2748"/>
+          <w:tab w:val="left" w:pos="3664"/>
+          <w:tab w:val="left" w:pos="4580"/>
+          <w:tab w:val="left" w:pos="5496"/>
+          <w:tab w:val="left" w:pos="6412"/>
+          <w:tab w:val="left" w:pos="7328"/>
+          <w:tab w:val="left" w:pos="8244"/>
+          <w:tab w:val="left" w:pos="9160"/>
+          <w:tab w:val="left" w:pos="10076"/>
+          <w:tab w:val="left" w:pos="10992"/>
+          <w:tab w:val="left" w:pos="11908"/>
+          <w:tab w:val="left" w:pos="12824"/>
+          <w:tab w:val="left" w:pos="13740"/>
+          <w:tab w:val="left" w:pos="14656"/>
+        </w:tabs>
+        <w:spacing w:before="20" w:after="20" w:line="360" w:lineRule="atLeast"/>
+        <w:rPr>
+          <w:rFonts w:ascii="Segoe UI" w:eastAsia="Times New Roman" w:hAnsi="Segoe UI" w:cs="Segoe UI"/>
+          <w:color w:val="000000"/>
+          <w:sz w:val="24"/>
+          <w:szCs w:val="24"/>
+          <w:lang w:eastAsia="en-ID"/>
+        </w:rPr>
+      </w:pPr>
+      <w:r>
+        <w:rPr>
+          <w:rFonts w:ascii="Segoe UI" w:eastAsia="Times New Roman" w:hAnsi="Segoe UI" w:cs="Segoe UI"/>
           <w:color w:val="000000"/>
           <w:sz w:val="24"/>
           <w:szCs w:val="24"/>
@@ -800,16 +910,16 @@
         </w:tabs>
         <w:spacing w:before="20" w:after="20" w:line="360" w:lineRule="atLeast"/>
         <w:rPr>
-          <w:rFonts w:ascii="Courier New" w:eastAsia="Times New Roman" w:hAnsi="Courier New" w:cs="Courier New"/>
-          <w:color w:val="000000"/>
-          <w:sz w:val="24"/>
-          <w:szCs w:val="24"/>
-          <w:lang w:eastAsia="en-ID"/>
-        </w:rPr>
-      </w:pPr>
-      <w:r>
-        <w:rPr>
-          <w:rFonts w:ascii="Courier New" w:eastAsia="Times New Roman" w:hAnsi="Courier New" w:cs="Courier New"/>
+          <w:rFonts w:ascii="Segoe UI" w:eastAsia="Times New Roman" w:hAnsi="Segoe UI" w:cs="Segoe UI"/>
+          <w:color w:val="000000"/>
+          <w:sz w:val="24"/>
+          <w:szCs w:val="24"/>
+          <w:lang w:eastAsia="en-ID"/>
+        </w:rPr>
+      </w:pPr>
+      <w:r>
+        <w:rPr>
+          <w:rFonts w:ascii="Segoe UI" w:eastAsia="Times New Roman" w:hAnsi="Segoe UI" w:cs="Segoe UI"/>
           <w:color w:val="000000"/>
           <w:sz w:val="24"/>
           <w:szCs w:val="24"/>
@@ -840,116 +950,138 @@
         </w:tabs>
         <w:spacing w:before="20" w:after="20" w:line="360" w:lineRule="atLeast"/>
         <w:rPr>
-          <w:rFonts w:ascii="Courier New" w:eastAsia="Times New Roman" w:hAnsi="Courier New" w:cs="Courier New"/>
-          <w:color w:val="000000"/>
-          <w:sz w:val="24"/>
-          <w:szCs w:val="24"/>
-          <w:lang w:eastAsia="en-ID"/>
-        </w:rPr>
-      </w:pPr>
-    </w:p>
-    <w:p>
-      <w:pPr>
-        <w:tabs>
-          <w:tab w:val="left" w:pos="916"/>
-          <w:tab w:val="left" w:pos="1832"/>
-          <w:tab w:val="left" w:pos="2748"/>
-          <w:tab w:val="left" w:pos="3664"/>
-          <w:tab w:val="left" w:pos="4580"/>
-          <w:tab w:val="left" w:pos="5496"/>
-          <w:tab w:val="left" w:pos="6412"/>
-          <w:tab w:val="left" w:pos="7328"/>
-          <w:tab w:val="left" w:pos="8244"/>
-          <w:tab w:val="left" w:pos="9160"/>
-          <w:tab w:val="left" w:pos="10076"/>
-          <w:tab w:val="left" w:pos="10992"/>
-          <w:tab w:val="left" w:pos="11908"/>
-          <w:tab w:val="left" w:pos="12824"/>
-          <w:tab w:val="left" w:pos="13740"/>
-          <w:tab w:val="left" w:pos="14656"/>
-        </w:tabs>
-        <w:spacing w:before="20" w:after="20" w:line="360" w:lineRule="atLeast"/>
-        <w:rPr>
-          <w:rFonts w:ascii="Courier New" w:eastAsia="Times New Roman" w:hAnsi="Courier New" w:cs="Courier New"/>
-          <w:color w:val="000000"/>
-          <w:sz w:val="24"/>
-          <w:szCs w:val="24"/>
-          <w:lang w:eastAsia="en-ID"/>
-        </w:rPr>
-      </w:pPr>
-      <w:r>
-        <w:rPr>
-          <w:rFonts w:ascii="Courier New" w:eastAsia="Times New Roman" w:hAnsi="Courier New" w:cs="Courier New"/>
-          <w:color w:val="000000"/>
-          <w:sz w:val="24"/>
-          <w:szCs w:val="24"/>
-          <w:lang w:eastAsia="en-ID"/>
-        </w:rPr>
-        <w:t>x &lt; y ? x: y</w:t>
-      </w:r>
-    </w:p>
-    <w:p>
-      <w:pPr>
-        <w:tabs>
-          <w:tab w:val="left" w:pos="916"/>
-          <w:tab w:val="left" w:pos="1832"/>
-          <w:tab w:val="left" w:pos="2748"/>
-          <w:tab w:val="left" w:pos="3664"/>
-          <w:tab w:val="left" w:pos="4580"/>
-          <w:tab w:val="left" w:pos="5496"/>
-          <w:tab w:val="left" w:pos="6412"/>
-          <w:tab w:val="left" w:pos="7328"/>
-          <w:tab w:val="left" w:pos="8244"/>
-          <w:tab w:val="left" w:pos="9160"/>
-          <w:tab w:val="left" w:pos="10076"/>
-          <w:tab w:val="left" w:pos="10992"/>
-          <w:tab w:val="left" w:pos="11908"/>
-          <w:tab w:val="left" w:pos="12824"/>
-          <w:tab w:val="left" w:pos="13740"/>
-          <w:tab w:val="left" w:pos="14656"/>
-        </w:tabs>
-        <w:spacing w:before="20" w:after="20" w:line="360" w:lineRule="atLeast"/>
-        <w:rPr>
-          <w:rFonts w:ascii="Courier New" w:eastAsia="Times New Roman" w:hAnsi="Courier New" w:cs="Courier New"/>
-          <w:color w:val="000000"/>
-          <w:sz w:val="24"/>
-          <w:szCs w:val="24"/>
-          <w:lang w:eastAsia="en-ID"/>
-        </w:rPr>
-      </w:pPr>
-    </w:p>
-    <w:p>
-      <w:pPr>
-        <w:tabs>
-          <w:tab w:val="left" w:pos="916"/>
-          <w:tab w:val="left" w:pos="1832"/>
-          <w:tab w:val="left" w:pos="2748"/>
-          <w:tab w:val="left" w:pos="3664"/>
-          <w:tab w:val="left" w:pos="4580"/>
-          <w:tab w:val="left" w:pos="5496"/>
-          <w:tab w:val="left" w:pos="6412"/>
-          <w:tab w:val="left" w:pos="7328"/>
-          <w:tab w:val="left" w:pos="8244"/>
-          <w:tab w:val="left" w:pos="9160"/>
-          <w:tab w:val="left" w:pos="10076"/>
-          <w:tab w:val="left" w:pos="10992"/>
-          <w:tab w:val="left" w:pos="11908"/>
-          <w:tab w:val="left" w:pos="12824"/>
-          <w:tab w:val="left" w:pos="13740"/>
-          <w:tab w:val="left" w:pos="14656"/>
-        </w:tabs>
-        <w:spacing w:before="20" w:after="20" w:line="360" w:lineRule="atLeast"/>
-        <w:rPr>
-          <w:rFonts w:ascii="Courier New" w:eastAsia="Times New Roman" w:hAnsi="Courier New" w:cs="Courier New"/>
-          <w:color w:val="000000"/>
-          <w:sz w:val="24"/>
-          <w:szCs w:val="24"/>
-          <w:lang w:eastAsia="en-ID"/>
-        </w:rPr>
-      </w:pPr>
-      <w:r>
-        <w:rPr>
-          <w:rFonts w:ascii="Courier New" w:eastAsia="Times New Roman" w:hAnsi="Courier New" w:cs="Courier New"/>
+          <w:rFonts w:ascii="Segoe UI" w:eastAsia="Times New Roman" w:hAnsi="Segoe UI" w:cs="Segoe UI"/>
+          <w:color w:val="000000"/>
+          <w:sz w:val="24"/>
+          <w:szCs w:val="24"/>
+          <w:lang w:eastAsia="en-ID"/>
+        </w:rPr>
+      </w:pPr>
+    </w:p>
+    <w:p>
+      <w:pPr>
+        <w:tabs>
+          <w:tab w:val="left" w:pos="916"/>
+          <w:tab w:val="left" w:pos="1832"/>
+          <w:tab w:val="left" w:pos="2748"/>
+          <w:tab w:val="left" w:pos="3664"/>
+          <w:tab w:val="left" w:pos="4580"/>
+          <w:tab w:val="left" w:pos="5496"/>
+          <w:tab w:val="left" w:pos="6412"/>
+          <w:tab w:val="left" w:pos="7328"/>
+          <w:tab w:val="left" w:pos="8244"/>
+          <w:tab w:val="left" w:pos="9160"/>
+          <w:tab w:val="left" w:pos="10076"/>
+          <w:tab w:val="left" w:pos="10992"/>
+          <w:tab w:val="left" w:pos="11908"/>
+          <w:tab w:val="left" w:pos="12824"/>
+          <w:tab w:val="left" w:pos="13740"/>
+          <w:tab w:val="left" w:pos="14656"/>
+        </w:tabs>
+        <w:spacing w:before="20" w:after="20" w:line="360" w:lineRule="atLeast"/>
+        <w:rPr>
+          <w:rFonts w:ascii="Segoe UI" w:eastAsia="Times New Roman" w:hAnsi="Segoe UI" w:cs="Segoe UI"/>
+          <w:color w:val="000000"/>
+          <w:sz w:val="24"/>
+          <w:szCs w:val="24"/>
+          <w:lang w:eastAsia="en-ID"/>
+        </w:rPr>
+      </w:pPr>
+      <w:r>
+        <w:rPr>
+          <w:rFonts w:ascii="Segoe UI" w:eastAsia="Times New Roman" w:hAnsi="Segoe UI" w:cs="Segoe UI"/>
+          <w:color w:val="000000"/>
+          <w:sz w:val="24"/>
+          <w:szCs w:val="24"/>
+          <w:lang w:eastAsia="en-ID"/>
+        </w:rPr>
+        <w:t xml:space="preserve">x &lt; </w:t>
+      </w:r>
+      <w:proofErr w:type="gramStart"/>
+      <w:r>
+        <w:rPr>
+          <w:rFonts w:ascii="Segoe UI" w:eastAsia="Times New Roman" w:hAnsi="Segoe UI" w:cs="Segoe UI"/>
+          <w:color w:val="000000"/>
+          <w:sz w:val="24"/>
+          <w:szCs w:val="24"/>
+          <w:lang w:eastAsia="en-ID"/>
+        </w:rPr>
+        <w:t>y ?</w:t>
+      </w:r>
+      <w:proofErr w:type="gramEnd"/>
+      <w:r>
+        <w:rPr>
+          <w:rFonts w:ascii="Segoe UI" w:eastAsia="Times New Roman" w:hAnsi="Segoe UI" w:cs="Segoe UI"/>
+          <w:color w:val="000000"/>
+          <w:sz w:val="24"/>
+          <w:szCs w:val="24"/>
+          <w:lang w:eastAsia="en-ID"/>
+        </w:rPr>
+        <w:t xml:space="preserve"> x: y</w:t>
+      </w:r>
+    </w:p>
+    <w:p>
+      <w:pPr>
+        <w:tabs>
+          <w:tab w:val="left" w:pos="916"/>
+          <w:tab w:val="left" w:pos="1832"/>
+          <w:tab w:val="left" w:pos="2748"/>
+          <w:tab w:val="left" w:pos="3664"/>
+          <w:tab w:val="left" w:pos="4580"/>
+          <w:tab w:val="left" w:pos="5496"/>
+          <w:tab w:val="left" w:pos="6412"/>
+          <w:tab w:val="left" w:pos="7328"/>
+          <w:tab w:val="left" w:pos="8244"/>
+          <w:tab w:val="left" w:pos="9160"/>
+          <w:tab w:val="left" w:pos="10076"/>
+          <w:tab w:val="left" w:pos="10992"/>
+          <w:tab w:val="left" w:pos="11908"/>
+          <w:tab w:val="left" w:pos="12824"/>
+          <w:tab w:val="left" w:pos="13740"/>
+          <w:tab w:val="left" w:pos="14656"/>
+        </w:tabs>
+        <w:spacing w:before="20" w:after="20" w:line="360" w:lineRule="atLeast"/>
+        <w:rPr>
+          <w:rFonts w:ascii="Segoe UI" w:eastAsia="Times New Roman" w:hAnsi="Segoe UI" w:cs="Segoe UI"/>
+          <w:color w:val="000000"/>
+          <w:sz w:val="24"/>
+          <w:szCs w:val="24"/>
+          <w:lang w:eastAsia="en-ID"/>
+        </w:rPr>
+      </w:pPr>
+    </w:p>
+    <w:p>
+      <w:pPr>
+        <w:tabs>
+          <w:tab w:val="left" w:pos="916"/>
+          <w:tab w:val="left" w:pos="1832"/>
+          <w:tab w:val="left" w:pos="2748"/>
+          <w:tab w:val="left" w:pos="3664"/>
+          <w:tab w:val="left" w:pos="4580"/>
+          <w:tab w:val="left" w:pos="5496"/>
+          <w:tab w:val="left" w:pos="6412"/>
+          <w:tab w:val="left" w:pos="7328"/>
+          <w:tab w:val="left" w:pos="8244"/>
+          <w:tab w:val="left" w:pos="9160"/>
+          <w:tab w:val="left" w:pos="10076"/>
+          <w:tab w:val="left" w:pos="10992"/>
+          <w:tab w:val="left" w:pos="11908"/>
+          <w:tab w:val="left" w:pos="12824"/>
+          <w:tab w:val="left" w:pos="13740"/>
+          <w:tab w:val="left" w:pos="14656"/>
+        </w:tabs>
+        <w:spacing w:before="20" w:after="20" w:line="360" w:lineRule="atLeast"/>
+        <w:rPr>
+          <w:rFonts w:ascii="Segoe UI" w:eastAsia="Times New Roman" w:hAnsi="Segoe UI" w:cs="Segoe UI"/>
+          <w:color w:val="000000"/>
+          <w:sz w:val="24"/>
+          <w:szCs w:val="24"/>
+          <w:lang w:eastAsia="en-ID"/>
+        </w:rPr>
+      </w:pPr>
+      <w:r>
+        <w:rPr>
+          <w:rFonts w:ascii="Segoe UI" w:eastAsia="Times New Roman" w:hAnsi="Segoe UI" w:cs="Segoe UI"/>
           <w:color w:val="000000"/>
           <w:sz w:val="24"/>
           <w:szCs w:val="24"/>
@@ -967,18 +1099,60 @@
         </w:numPr>
         <w:spacing w:before="20" w:after="20" w:line="360" w:lineRule="atLeast"/>
         <w:rPr>
-          <w:color w:val="000000"/>
-          <w:sz w:val="24"/>
-          <w:szCs w:val="24"/>
-        </w:rPr>
-      </w:pPr>
-      <w:r>
-        <w:rPr>
-          <w:color w:val="000000"/>
-          <w:sz w:val="24"/>
-          <w:szCs w:val="24"/>
-        </w:rPr>
-        <w:t>int numLetters = switch (seasonName)</w:t>
+          <w:rFonts w:ascii="Segoe UI" w:hAnsi="Segoe UI" w:cs="Segoe UI"/>
+          <w:color w:val="000000"/>
+          <w:sz w:val="24"/>
+          <w:szCs w:val="24"/>
+        </w:rPr>
+      </w:pPr>
+      <w:r>
+        <w:rPr>
+          <w:rFonts w:ascii="Segoe UI" w:hAnsi="Segoe UI" w:cs="Segoe UI"/>
+          <w:color w:val="000000"/>
+          <w:sz w:val="24"/>
+          <w:szCs w:val="24"/>
+        </w:rPr>
+        <w:t xml:space="preserve">int </w:t>
+      </w:r>
+      <w:proofErr w:type="spellStart"/>
+      <w:r>
+        <w:rPr>
+          <w:rFonts w:ascii="Segoe UI" w:hAnsi="Segoe UI" w:cs="Segoe UI"/>
+          <w:color w:val="000000"/>
+          <w:sz w:val="24"/>
+          <w:szCs w:val="24"/>
+        </w:rPr>
+        <w:t>numLetters</w:t>
+      </w:r>
+      <w:proofErr w:type="spellEnd"/>
+      <w:r>
+        <w:rPr>
+          <w:rFonts w:ascii="Segoe UI" w:hAnsi="Segoe UI" w:cs="Segoe UI"/>
+          <w:color w:val="000000"/>
+          <w:sz w:val="24"/>
+          <w:szCs w:val="24"/>
+        </w:rPr>
+        <w:t xml:space="preserve"> = switch (</w:t>
+      </w:r>
+      <w:proofErr w:type="spellStart"/>
+      <w:r>
+        <w:rPr>
+          <w:rFonts w:ascii="Segoe UI" w:hAnsi="Segoe UI" w:cs="Segoe UI"/>
+          <w:color w:val="000000"/>
+          <w:sz w:val="24"/>
+          <w:szCs w:val="24"/>
+        </w:rPr>
+        <w:t>seasonName</w:t>
+      </w:r>
+      <w:proofErr w:type="spellEnd"/>
+      <w:r>
+        <w:rPr>
+          <w:rFonts w:ascii="Segoe UI" w:hAnsi="Segoe UI" w:cs="Segoe UI"/>
+          <w:color w:val="000000"/>
+          <w:sz w:val="24"/>
+          <w:szCs w:val="24"/>
+        </w:rPr>
+        <w:t>)</w:t>
       </w:r>
     </w:p>
     <w:p>
@@ -987,13 +1161,15 @@
         <w:spacing w:before="20" w:after="20" w:line="360" w:lineRule="atLeast"/>
         <w:ind w:left="400"/>
         <w:rPr>
-          <w:color w:val="000000"/>
-          <w:sz w:val="24"/>
-          <w:szCs w:val="24"/>
-        </w:rPr>
-      </w:pPr>
-      <w:r>
-        <w:rPr>
+          <w:rFonts w:ascii="Segoe UI" w:hAnsi="Segoe UI" w:cs="Segoe UI"/>
+          <w:color w:val="000000"/>
+          <w:sz w:val="24"/>
+          <w:szCs w:val="24"/>
+        </w:rPr>
+      </w:pPr>
+      <w:r>
+        <w:rPr>
+          <w:rFonts w:ascii="Segoe UI" w:hAnsi="Segoe UI" w:cs="Segoe UI"/>
           <w:color w:val="000000"/>
           <w:sz w:val="24"/>
           <w:szCs w:val="24"/>
@@ -1007,13 +1183,15 @@
         <w:spacing w:before="20" w:after="20" w:line="360" w:lineRule="atLeast"/>
         <w:ind w:left="400"/>
         <w:rPr>
-          <w:color w:val="000000"/>
-          <w:sz w:val="24"/>
-          <w:szCs w:val="24"/>
-        </w:rPr>
-      </w:pPr>
-      <w:r>
-        <w:rPr>
+          <w:rFonts w:ascii="Segoe UI" w:hAnsi="Segoe UI" w:cs="Segoe UI"/>
+          <w:color w:val="000000"/>
+          <w:sz w:val="24"/>
+          <w:szCs w:val="24"/>
+        </w:rPr>
+      </w:pPr>
+      <w:r>
+        <w:rPr>
+          <w:rFonts w:ascii="Segoe UI" w:hAnsi="Segoe UI" w:cs="Segoe UI"/>
           <w:color w:val="000000"/>
           <w:sz w:val="24"/>
           <w:szCs w:val="24"/>
@@ -1027,13 +1205,15 @@
         <w:spacing w:before="20" w:after="20" w:line="360" w:lineRule="atLeast"/>
         <w:ind w:left="400"/>
         <w:rPr>
-          <w:color w:val="000000"/>
-          <w:sz w:val="24"/>
-          <w:szCs w:val="24"/>
-        </w:rPr>
-      </w:pPr>
-      <w:r>
-        <w:rPr>
+          <w:rFonts w:ascii="Segoe UI" w:hAnsi="Segoe UI" w:cs="Segoe UI"/>
+          <w:color w:val="000000"/>
+          <w:sz w:val="24"/>
+          <w:szCs w:val="24"/>
+        </w:rPr>
+      </w:pPr>
+      <w:r>
+        <w:rPr>
+          <w:rFonts w:ascii="Segoe UI" w:hAnsi="Segoe UI" w:cs="Segoe UI"/>
           <w:color w:val="000000"/>
           <w:sz w:val="24"/>
           <w:szCs w:val="24"/>
@@ -1047,13 +1227,15 @@
         <w:spacing w:before="20" w:after="20" w:line="360" w:lineRule="atLeast"/>
         <w:ind w:left="400"/>
         <w:rPr>
-          <w:color w:val="000000"/>
-          <w:sz w:val="24"/>
-          <w:szCs w:val="24"/>
-        </w:rPr>
-      </w:pPr>
-      <w:r>
-        <w:rPr>
+          <w:rFonts w:ascii="Segoe UI" w:hAnsi="Segoe UI" w:cs="Segoe UI"/>
+          <w:color w:val="000000"/>
+          <w:sz w:val="24"/>
+          <w:szCs w:val="24"/>
+        </w:rPr>
+      </w:pPr>
+      <w:r>
+        <w:rPr>
+          <w:rFonts w:ascii="Segoe UI" w:hAnsi="Segoe UI" w:cs="Segoe UI"/>
           <w:color w:val="000000"/>
           <w:sz w:val="24"/>
           <w:szCs w:val="24"/>
@@ -1067,13 +1249,15 @@
         <w:spacing w:before="20" w:after="20" w:line="360" w:lineRule="atLeast"/>
         <w:ind w:left="400"/>
         <w:rPr>
-          <w:color w:val="000000"/>
-          <w:sz w:val="24"/>
-          <w:szCs w:val="24"/>
-        </w:rPr>
-      </w:pPr>
-      <w:r>
-        <w:rPr>
+          <w:rFonts w:ascii="Segoe UI" w:hAnsi="Segoe UI" w:cs="Segoe UI"/>
+          <w:color w:val="000000"/>
+          <w:sz w:val="24"/>
+          <w:szCs w:val="24"/>
+        </w:rPr>
+      </w:pPr>
+      <w:r>
+        <w:rPr>
+          <w:rFonts w:ascii="Segoe UI" w:hAnsi="Segoe UI" w:cs="Segoe UI"/>
           <w:color w:val="000000"/>
           <w:sz w:val="24"/>
           <w:szCs w:val="24"/>
@@ -1086,6 +1270,7 @@
         <w:pStyle w:val="HTMLPreformatted"/>
         <w:spacing w:before="20" w:after="20" w:line="360" w:lineRule="atLeast"/>
         <w:rPr>
+          <w:rFonts w:ascii="Segoe UI" w:hAnsi="Segoe UI" w:cs="Segoe UI"/>
           <w:color w:val="000000"/>
           <w:sz w:val="24"/>
           <w:szCs w:val="24"/>
@@ -1097,13 +1282,15 @@
         <w:pStyle w:val="HTMLPreformatted"/>
         <w:spacing w:before="20" w:after="20" w:line="360" w:lineRule="atLeast"/>
         <w:rPr>
-          <w:color w:val="000000"/>
-          <w:sz w:val="24"/>
-          <w:szCs w:val="24"/>
-        </w:rPr>
-      </w:pPr>
-      <w:r>
-        <w:rPr>
+          <w:rFonts w:ascii="Segoe UI" w:hAnsi="Segoe UI" w:cs="Segoe UI"/>
+          <w:color w:val="000000"/>
+          <w:sz w:val="24"/>
+          <w:szCs w:val="24"/>
+        </w:rPr>
+      </w:pPr>
+      <w:r>
+        <w:rPr>
+          <w:rFonts w:ascii="Segoe UI" w:hAnsi="Segoe UI" w:cs="Segoe UI"/>
           <w:noProof/>
           <w:sz w:val="24"/>
           <w:szCs w:val="24"/>
@@ -1151,6 +1338,7 @@
         <w:pStyle w:val="HTMLPreformatted"/>
         <w:spacing w:before="20" w:after="20" w:line="360" w:lineRule="atLeast"/>
         <w:rPr>
+          <w:rFonts w:ascii="Segoe UI" w:hAnsi="Segoe UI" w:cs="Segoe UI"/>
           <w:color w:val="000000"/>
           <w:sz w:val="24"/>
           <w:szCs w:val="24"/>
@@ -1162,13 +1350,15 @@
         <w:pStyle w:val="HTMLPreformatted"/>
         <w:spacing w:before="20" w:after="20" w:line="360" w:lineRule="atLeast"/>
         <w:rPr>
-          <w:color w:val="000000"/>
-          <w:sz w:val="24"/>
-          <w:szCs w:val="24"/>
-        </w:rPr>
-      </w:pPr>
-      <w:r>
-        <w:rPr>
+          <w:rFonts w:ascii="Segoe UI" w:hAnsi="Segoe UI" w:cs="Segoe UI"/>
+          <w:color w:val="000000"/>
+          <w:sz w:val="24"/>
+          <w:szCs w:val="24"/>
+        </w:rPr>
+      </w:pPr>
+      <w:r>
+        <w:rPr>
+          <w:rFonts w:ascii="Segoe UI" w:hAnsi="Segoe UI" w:cs="Segoe UI"/>
           <w:color w:val="000000"/>
           <w:sz w:val="24"/>
           <w:szCs w:val="24"/>
@@ -1177,6 +1367,7 @@
       </w:r>
       <w:r>
         <w:rPr>
+          <w:rFonts w:ascii="Segoe UI" w:hAnsi="Segoe UI" w:cs="Segoe UI"/>
           <w:color w:val="000000"/>
           <w:sz w:val="24"/>
           <w:szCs w:val="24"/>
@@ -1193,13 +1384,15 @@
         </w:numPr>
         <w:spacing w:before="20" w:after="20" w:line="360" w:lineRule="atLeast"/>
         <w:rPr>
-          <w:color w:val="000000"/>
-          <w:sz w:val="24"/>
-          <w:szCs w:val="24"/>
-        </w:rPr>
-      </w:pPr>
-      <w:r>
-        <w:rPr>
+          <w:rFonts w:ascii="Segoe UI" w:hAnsi="Segoe UI" w:cs="Segoe UI"/>
+          <w:color w:val="000000"/>
+          <w:sz w:val="24"/>
+          <w:szCs w:val="24"/>
+        </w:rPr>
+      </w:pPr>
+      <w:r>
+        <w:rPr>
+          <w:rFonts w:ascii="Segoe UI" w:hAnsi="Segoe UI" w:cs="Segoe UI"/>
           <w:color w:val="000000"/>
           <w:sz w:val="24"/>
           <w:szCs w:val="24"/>
@@ -1216,13 +1409,15 @@
         </w:numPr>
         <w:spacing w:before="20" w:after="20" w:line="360" w:lineRule="atLeast"/>
         <w:rPr>
-          <w:color w:val="000000"/>
-          <w:sz w:val="24"/>
-          <w:szCs w:val="24"/>
-        </w:rPr>
-      </w:pPr>
-      <w:r>
-        <w:rPr>
+          <w:rFonts w:ascii="Segoe UI" w:hAnsi="Segoe UI" w:cs="Segoe UI"/>
+          <w:color w:val="000000"/>
+          <w:sz w:val="24"/>
+          <w:szCs w:val="24"/>
+        </w:rPr>
+      </w:pPr>
+      <w:r>
+        <w:rPr>
+          <w:rFonts w:ascii="Segoe UI" w:hAnsi="Segoe UI" w:cs="Segoe UI"/>
           <w:color w:val="000000"/>
           <w:sz w:val="24"/>
           <w:szCs w:val="24"/>
@@ -1235,13 +1430,15 @@
         <w:pStyle w:val="HTMLPreformatted"/>
         <w:spacing w:before="20" w:after="20" w:line="360" w:lineRule="atLeast"/>
         <w:rPr>
-          <w:color w:val="000000"/>
-          <w:sz w:val="24"/>
-          <w:szCs w:val="24"/>
-        </w:rPr>
-      </w:pPr>
-      <w:r>
-        <w:rPr>
+          <w:rFonts w:ascii="Segoe UI" w:hAnsi="Segoe UI" w:cs="Segoe UI"/>
+          <w:color w:val="000000"/>
+          <w:sz w:val="24"/>
+          <w:szCs w:val="24"/>
+        </w:rPr>
+      </w:pPr>
+      <w:r>
+        <w:rPr>
+          <w:rFonts w:ascii="Segoe UI" w:hAnsi="Segoe UI" w:cs="Segoe UI"/>
           <w:color w:val="000000"/>
           <w:sz w:val="24"/>
           <w:szCs w:val="24"/>
@@ -1258,13 +1455,15 @@
         </w:numPr>
         <w:spacing w:before="20" w:after="20" w:line="360" w:lineRule="atLeast"/>
         <w:rPr>
-          <w:color w:val="000000"/>
-          <w:sz w:val="24"/>
-          <w:szCs w:val="24"/>
-        </w:rPr>
-      </w:pPr>
-      <w:r>
-        <w:rPr>
+          <w:rFonts w:ascii="Segoe UI" w:hAnsi="Segoe UI" w:cs="Segoe UI"/>
+          <w:color w:val="000000"/>
+          <w:sz w:val="24"/>
+          <w:szCs w:val="24"/>
+        </w:rPr>
+      </w:pPr>
+      <w:r>
+        <w:rPr>
+          <w:rFonts w:ascii="Segoe UI" w:hAnsi="Segoe UI" w:cs="Segoe UI"/>
           <w:color w:val="000000"/>
           <w:sz w:val="24"/>
           <w:szCs w:val="24"/>
@@ -1281,18 +1480,42 @@
         </w:numPr>
         <w:spacing w:before="20" w:after="20" w:line="360" w:lineRule="atLeast"/>
         <w:rPr>
-          <w:color w:val="000000"/>
-          <w:sz w:val="24"/>
-          <w:szCs w:val="24"/>
-        </w:rPr>
-      </w:pPr>
-      <w:r>
-        <w:rPr>
-          <w:color w:val="000000"/>
-          <w:sz w:val="24"/>
-          <w:szCs w:val="24"/>
-        </w:rPr>
-        <w:t>String s = greet.substring(0, 3);</w:t>
+          <w:rFonts w:ascii="Segoe UI" w:hAnsi="Segoe UI" w:cs="Segoe UI"/>
+          <w:color w:val="000000"/>
+          <w:sz w:val="24"/>
+          <w:szCs w:val="24"/>
+        </w:rPr>
+      </w:pPr>
+      <w:r>
+        <w:rPr>
+          <w:rFonts w:ascii="Segoe UI" w:hAnsi="Segoe UI" w:cs="Segoe UI"/>
+          <w:color w:val="000000"/>
+          <w:sz w:val="24"/>
+          <w:szCs w:val="24"/>
+        </w:rPr>
+        <w:t xml:space="preserve">String s = </w:t>
+      </w:r>
+      <w:proofErr w:type="spellStart"/>
+      <w:proofErr w:type="gramStart"/>
+      <w:r>
+        <w:rPr>
+          <w:rFonts w:ascii="Segoe UI" w:hAnsi="Segoe UI" w:cs="Segoe UI"/>
+          <w:color w:val="000000"/>
+          <w:sz w:val="24"/>
+          <w:szCs w:val="24"/>
+        </w:rPr>
+        <w:t>greet.substring</w:t>
+      </w:r>
+      <w:proofErr w:type="spellEnd"/>
+      <w:proofErr w:type="gramEnd"/>
+      <w:r>
+        <w:rPr>
+          <w:rFonts w:ascii="Segoe UI" w:hAnsi="Segoe UI" w:cs="Segoe UI"/>
+          <w:color w:val="000000"/>
+          <w:sz w:val="24"/>
+          <w:szCs w:val="24"/>
+        </w:rPr>
+        <w:t>(0, 3);</w:t>
       </w:r>
     </w:p>
     <w:p>
@@ -1300,13 +1523,15 @@
         <w:pStyle w:val="HTMLPreformatted"/>
         <w:spacing w:before="20" w:after="20" w:line="360" w:lineRule="atLeast"/>
         <w:rPr>
-          <w:color w:val="000000"/>
-          <w:sz w:val="24"/>
-          <w:szCs w:val="24"/>
-        </w:rPr>
-      </w:pPr>
-      <w:r>
-        <w:rPr>
+          <w:rFonts w:ascii="Segoe UI" w:hAnsi="Segoe UI" w:cs="Segoe UI"/>
+          <w:color w:val="000000"/>
+          <w:sz w:val="24"/>
+          <w:szCs w:val="24"/>
+        </w:rPr>
+      </w:pPr>
+      <w:r>
+        <w:rPr>
+          <w:rFonts w:ascii="Segoe UI" w:hAnsi="Segoe UI" w:cs="Segoe UI"/>
           <w:color w:val="000000"/>
           <w:sz w:val="24"/>
           <w:szCs w:val="24"/>
@@ -1323,13 +1548,15 @@
         </w:numPr>
         <w:spacing w:before="20" w:after="20" w:line="360" w:lineRule="atLeast"/>
         <w:rPr>
-          <w:color w:val="000000"/>
-          <w:sz w:val="24"/>
-          <w:szCs w:val="24"/>
-        </w:rPr>
-      </w:pPr>
-      <w:r>
-        <w:rPr>
+          <w:rFonts w:ascii="Segoe UI" w:hAnsi="Segoe UI" w:cs="Segoe UI"/>
+          <w:color w:val="000000"/>
+          <w:sz w:val="24"/>
+          <w:szCs w:val="24"/>
+        </w:rPr>
+      </w:pPr>
+      <w:r>
+        <w:rPr>
+          <w:rFonts w:ascii="Segoe UI" w:hAnsi="Segoe UI" w:cs="Segoe UI"/>
           <w:color w:val="000000"/>
           <w:sz w:val="24"/>
           <w:szCs w:val="24"/>
@@ -1346,13 +1573,15 @@
         </w:numPr>
         <w:spacing w:before="20" w:after="20" w:line="360" w:lineRule="atLeast"/>
         <w:rPr>
-          <w:color w:val="000000"/>
-          <w:sz w:val="24"/>
-          <w:szCs w:val="24"/>
-        </w:rPr>
-      </w:pPr>
-      <w:r>
-        <w:rPr>
+          <w:rFonts w:ascii="Segoe UI" w:hAnsi="Segoe UI" w:cs="Segoe UI"/>
+          <w:color w:val="000000"/>
+          <w:sz w:val="24"/>
+          <w:szCs w:val="24"/>
+        </w:rPr>
+      </w:pPr>
+      <w:r>
+        <w:rPr>
+          <w:rFonts w:ascii="Segoe UI" w:hAnsi="Segoe UI" w:cs="Segoe UI"/>
           <w:color w:val="000000"/>
           <w:sz w:val="24"/>
           <w:szCs w:val="24"/>
@@ -1369,13 +1598,15 @@
         </w:numPr>
         <w:spacing w:before="20" w:after="20" w:line="360" w:lineRule="atLeast"/>
         <w:rPr>
-          <w:color w:val="000000"/>
-          <w:sz w:val="24"/>
-          <w:szCs w:val="24"/>
-        </w:rPr>
-      </w:pPr>
-      <w:r>
-        <w:rPr>
+          <w:rFonts w:ascii="Segoe UI" w:hAnsi="Segoe UI" w:cs="Segoe UI"/>
+          <w:color w:val="000000"/>
+          <w:sz w:val="24"/>
+          <w:szCs w:val="24"/>
+        </w:rPr>
+      </w:pPr>
+      <w:r>
+        <w:rPr>
+          <w:rFonts w:ascii="Segoe UI" w:hAnsi="Segoe UI" w:cs="Segoe UI"/>
           <w:color w:val="000000"/>
           <w:sz w:val="24"/>
           <w:szCs w:val="24"/>
@@ -1388,13 +1619,15 @@
         <w:pStyle w:val="HTMLPreformatted"/>
         <w:spacing w:before="20" w:after="20" w:line="360" w:lineRule="atLeast"/>
         <w:rPr>
-          <w:color w:val="000000"/>
-          <w:sz w:val="24"/>
-          <w:szCs w:val="24"/>
-        </w:rPr>
-      </w:pPr>
-      <w:r>
-        <w:rPr>
+          <w:rFonts w:ascii="Segoe UI" w:hAnsi="Segoe UI" w:cs="Segoe UI"/>
+          <w:color w:val="000000"/>
+          <w:sz w:val="24"/>
+          <w:szCs w:val="24"/>
+        </w:rPr>
+      </w:pPr>
+      <w:r>
+        <w:rPr>
+          <w:rFonts w:ascii="Segoe UI" w:hAnsi="Segoe UI" w:cs="Segoe UI"/>
           <w:color w:val="000000"/>
           <w:sz w:val="24"/>
           <w:szCs w:val="24"/>
@@ -1411,18 +1644,51 @@
         </w:numPr>
         <w:spacing w:before="20" w:after="20" w:line="360" w:lineRule="atLeast"/>
         <w:rPr>
-          <w:color w:val="000000"/>
-          <w:sz w:val="24"/>
-          <w:szCs w:val="24"/>
-        </w:rPr>
-      </w:pPr>
-      <w:r>
-        <w:rPr>
-          <w:color w:val="000000"/>
-          <w:sz w:val="24"/>
-          <w:szCs w:val="24"/>
-        </w:rPr>
-        <w:t>“hello”.equals(“hello”)</w:t>
+          <w:rFonts w:ascii="Segoe UI" w:hAnsi="Segoe UI" w:cs="Segoe UI"/>
+          <w:color w:val="000000"/>
+          <w:sz w:val="24"/>
+          <w:szCs w:val="24"/>
+        </w:rPr>
+      </w:pPr>
+      <w:r>
+        <w:rPr>
+          <w:rFonts w:ascii="Segoe UI" w:hAnsi="Segoe UI" w:cs="Segoe UI"/>
+          <w:color w:val="000000"/>
+          <w:sz w:val="24"/>
+          <w:szCs w:val="24"/>
+        </w:rPr>
+        <w:t>“</w:t>
+      </w:r>
+      <w:proofErr w:type="spellStart"/>
+      <w:r>
+        <w:rPr>
+          <w:rFonts w:ascii="Segoe UI" w:hAnsi="Segoe UI" w:cs="Segoe UI"/>
+          <w:color w:val="000000"/>
+          <w:sz w:val="24"/>
+          <w:szCs w:val="24"/>
+        </w:rPr>
+        <w:t>hello</w:t>
+      </w:r>
+      <w:proofErr w:type="gramStart"/>
+      <w:r>
+        <w:rPr>
+          <w:rFonts w:ascii="Segoe UI" w:hAnsi="Segoe UI" w:cs="Segoe UI"/>
+          <w:color w:val="000000"/>
+          <w:sz w:val="24"/>
+          <w:szCs w:val="24"/>
+        </w:rPr>
+        <w:t>”.equals</w:t>
+      </w:r>
+      <w:proofErr w:type="spellEnd"/>
+      <w:proofErr w:type="gramEnd"/>
+      <w:r>
+        <w:rPr>
+          <w:rFonts w:ascii="Segoe UI" w:hAnsi="Segoe UI" w:cs="Segoe UI"/>
+          <w:color w:val="000000"/>
+          <w:sz w:val="24"/>
+          <w:szCs w:val="24"/>
+        </w:rPr>
+        <w:t>(“hello”)</w:t>
       </w:r>
     </w:p>
     <w:p>
@@ -1434,18 +1700,40 @@
         </w:numPr>
         <w:spacing w:before="20" w:after="20" w:line="360" w:lineRule="atLeast"/>
         <w:rPr>
-          <w:color w:val="000000"/>
-          <w:sz w:val="24"/>
-          <w:szCs w:val="24"/>
-        </w:rPr>
-      </w:pPr>
-      <w:r>
-        <w:rPr>
-          <w:color w:val="000000"/>
-          <w:sz w:val="24"/>
-          <w:szCs w:val="24"/>
-        </w:rPr>
-        <w:t>Don’t use == to compare string. It only determines wheter or not the strings are stored in same location</w:t>
+          <w:rFonts w:ascii="Segoe UI" w:hAnsi="Segoe UI" w:cs="Segoe UI"/>
+          <w:color w:val="000000"/>
+          <w:sz w:val="24"/>
+          <w:szCs w:val="24"/>
+        </w:rPr>
+      </w:pPr>
+      <w:r>
+        <w:rPr>
+          <w:rFonts w:ascii="Segoe UI" w:hAnsi="Segoe UI" w:cs="Segoe UI"/>
+          <w:color w:val="000000"/>
+          <w:sz w:val="24"/>
+          <w:szCs w:val="24"/>
+        </w:rPr>
+        <w:t xml:space="preserve">Don’t use == to compare string. It only determines </w:t>
+      </w:r>
+      <w:proofErr w:type="spellStart"/>
+      <w:r>
+        <w:rPr>
+          <w:rFonts w:ascii="Segoe UI" w:hAnsi="Segoe UI" w:cs="Segoe UI"/>
+          <w:color w:val="000000"/>
+          <w:sz w:val="24"/>
+          <w:szCs w:val="24"/>
+        </w:rPr>
+        <w:t>wheter</w:t>
+      </w:r>
+      <w:proofErr w:type="spellEnd"/>
+      <w:r>
+        <w:rPr>
+          <w:rFonts w:ascii="Segoe UI" w:hAnsi="Segoe UI" w:cs="Segoe UI"/>
+          <w:color w:val="000000"/>
+          <w:sz w:val="24"/>
+          <w:szCs w:val="24"/>
+        </w:rPr>
+        <w:t xml:space="preserve"> or not the strings are stored in same location</w:t>
       </w:r>
     </w:p>
     <w:p>
@@ -1453,13 +1741,15 @@
         <w:pStyle w:val="HTMLPreformatted"/>
         <w:spacing w:before="20" w:after="20" w:line="360" w:lineRule="atLeast"/>
         <w:rPr>
-          <w:color w:val="000000"/>
-          <w:sz w:val="24"/>
-          <w:szCs w:val="24"/>
-        </w:rPr>
-      </w:pPr>
-      <w:r>
-        <w:rPr>
+          <w:rFonts w:ascii="Segoe UI" w:hAnsi="Segoe UI" w:cs="Segoe UI"/>
+          <w:color w:val="000000"/>
+          <w:sz w:val="24"/>
+          <w:szCs w:val="24"/>
+        </w:rPr>
+      </w:pPr>
+      <w:r>
+        <w:rPr>
+          <w:rFonts w:ascii="Segoe UI" w:hAnsi="Segoe UI" w:cs="Segoe UI"/>
           <w:color w:val="000000"/>
           <w:sz w:val="24"/>
           <w:szCs w:val="24"/>
@@ -1476,18 +1766,51 @@
         </w:numPr>
         <w:spacing w:before="20" w:after="20" w:line="360" w:lineRule="atLeast"/>
         <w:rPr>
-          <w:color w:val="000000"/>
-          <w:sz w:val="24"/>
-          <w:szCs w:val="24"/>
-        </w:rPr>
-      </w:pPr>
-      <w:r>
-        <w:rPr>
-          <w:color w:val="000000"/>
-          <w:sz w:val="24"/>
-          <w:szCs w:val="24"/>
-        </w:rPr>
-        <w:t>“jack”.length() == 0</w:t>
+          <w:rFonts w:ascii="Segoe UI" w:hAnsi="Segoe UI" w:cs="Segoe UI"/>
+          <w:color w:val="000000"/>
+          <w:sz w:val="24"/>
+          <w:szCs w:val="24"/>
+        </w:rPr>
+      </w:pPr>
+      <w:r>
+        <w:rPr>
+          <w:rFonts w:ascii="Segoe UI" w:hAnsi="Segoe UI" w:cs="Segoe UI"/>
+          <w:color w:val="000000"/>
+          <w:sz w:val="24"/>
+          <w:szCs w:val="24"/>
+        </w:rPr>
+        <w:t>“</w:t>
+      </w:r>
+      <w:proofErr w:type="spellStart"/>
+      <w:r>
+        <w:rPr>
+          <w:rFonts w:ascii="Segoe UI" w:hAnsi="Segoe UI" w:cs="Segoe UI"/>
+          <w:color w:val="000000"/>
+          <w:sz w:val="24"/>
+          <w:szCs w:val="24"/>
+        </w:rPr>
+        <w:t>jack</w:t>
+      </w:r>
+      <w:proofErr w:type="gramStart"/>
+      <w:r>
+        <w:rPr>
+          <w:rFonts w:ascii="Segoe UI" w:hAnsi="Segoe UI" w:cs="Segoe UI"/>
+          <w:color w:val="000000"/>
+          <w:sz w:val="24"/>
+          <w:szCs w:val="24"/>
+        </w:rPr>
+        <w:t>”.length</w:t>
+      </w:r>
+      <w:proofErr w:type="spellEnd"/>
+      <w:proofErr w:type="gramEnd"/>
+      <w:r>
+        <w:rPr>
+          <w:rFonts w:ascii="Segoe UI" w:hAnsi="Segoe UI" w:cs="Segoe UI"/>
+          <w:color w:val="000000"/>
+          <w:sz w:val="24"/>
+          <w:szCs w:val="24"/>
+        </w:rPr>
+        <w:t>() == 0</w:t>
       </w:r>
     </w:p>
     <w:p>
@@ -1499,18 +1822,51 @@
         </w:numPr>
         <w:spacing w:before="20" w:after="20" w:line="360" w:lineRule="atLeast"/>
         <w:rPr>
-          <w:color w:val="000000"/>
-          <w:sz w:val="24"/>
-          <w:szCs w:val="24"/>
-        </w:rPr>
-      </w:pPr>
-      <w:r>
-        <w:rPr>
-          <w:color w:val="000000"/>
-          <w:sz w:val="24"/>
-          <w:szCs w:val="24"/>
-        </w:rPr>
-        <w:t>“jack”.equals(“”)</w:t>
+          <w:rFonts w:ascii="Segoe UI" w:hAnsi="Segoe UI" w:cs="Segoe UI"/>
+          <w:color w:val="000000"/>
+          <w:sz w:val="24"/>
+          <w:szCs w:val="24"/>
+        </w:rPr>
+      </w:pPr>
+      <w:r>
+        <w:rPr>
+          <w:rFonts w:ascii="Segoe UI" w:hAnsi="Segoe UI" w:cs="Segoe UI"/>
+          <w:color w:val="000000"/>
+          <w:sz w:val="24"/>
+          <w:szCs w:val="24"/>
+        </w:rPr>
+        <w:t>“</w:t>
+      </w:r>
+      <w:proofErr w:type="spellStart"/>
+      <w:r>
+        <w:rPr>
+          <w:rFonts w:ascii="Segoe UI" w:hAnsi="Segoe UI" w:cs="Segoe UI"/>
+          <w:color w:val="000000"/>
+          <w:sz w:val="24"/>
+          <w:szCs w:val="24"/>
+        </w:rPr>
+        <w:t>jack</w:t>
+      </w:r>
+      <w:proofErr w:type="gramStart"/>
+      <w:r>
+        <w:rPr>
+          <w:rFonts w:ascii="Segoe UI" w:hAnsi="Segoe UI" w:cs="Segoe UI"/>
+          <w:color w:val="000000"/>
+          <w:sz w:val="24"/>
+          <w:szCs w:val="24"/>
+        </w:rPr>
+        <w:t>”.equals</w:t>
+      </w:r>
+      <w:proofErr w:type="spellEnd"/>
+      <w:proofErr w:type="gramEnd"/>
+      <w:r>
+        <w:rPr>
+          <w:rFonts w:ascii="Segoe UI" w:hAnsi="Segoe UI" w:cs="Segoe UI"/>
+          <w:color w:val="000000"/>
+          <w:sz w:val="24"/>
+          <w:szCs w:val="24"/>
+        </w:rPr>
+        <w:t>(“”)</w:t>
       </w:r>
     </w:p>
     <w:p>
@@ -1519,6 +1875,7 @@
         <w:spacing w:before="20" w:after="20" w:line="360" w:lineRule="atLeast"/>
         <w:ind w:left="720"/>
         <w:rPr>
+          <w:rFonts w:ascii="Segoe UI" w:hAnsi="Segoe UI" w:cs="Segoe UI"/>
           <w:color w:val="000000"/>
           <w:sz w:val="24"/>
           <w:szCs w:val="24"/>
@@ -1530,13 +1887,15 @@
         <w:pStyle w:val="HTMLPreformatted"/>
         <w:spacing w:before="20" w:after="20" w:line="360" w:lineRule="atLeast"/>
         <w:rPr>
-          <w:color w:val="000000"/>
-          <w:sz w:val="24"/>
-          <w:szCs w:val="24"/>
-        </w:rPr>
-      </w:pPr>
-      <w:r>
-        <w:rPr>
+          <w:rFonts w:ascii="Segoe UI" w:hAnsi="Segoe UI" w:cs="Segoe UI"/>
+          <w:color w:val="000000"/>
+          <w:sz w:val="24"/>
+          <w:szCs w:val="24"/>
+        </w:rPr>
+      </w:pPr>
+      <w:r>
+        <w:rPr>
+          <w:rFonts w:ascii="Segoe UI" w:hAnsi="Segoe UI" w:cs="Segoe UI"/>
           <w:color w:val="000000"/>
           <w:sz w:val="24"/>
           <w:szCs w:val="24"/>
@@ -1554,18 +1913,82 @@
         </w:numPr>
         <w:spacing w:before="20" w:after="20" w:line="360" w:lineRule="atLeast"/>
         <w:rPr>
-          <w:color w:val="000000"/>
-          <w:sz w:val="24"/>
-          <w:szCs w:val="24"/>
-        </w:rPr>
-      </w:pPr>
-      <w:r>
-        <w:rPr>
-          <w:color w:val="000000"/>
-          <w:sz w:val="24"/>
-          <w:szCs w:val="24"/>
-        </w:rPr>
-        <w:t>int cpCount = greeting.codePointCount(0, greeting.length());</w:t>
+          <w:rFonts w:ascii="Segoe UI" w:hAnsi="Segoe UI" w:cs="Segoe UI"/>
+          <w:color w:val="000000"/>
+          <w:sz w:val="24"/>
+          <w:szCs w:val="24"/>
+        </w:rPr>
+      </w:pPr>
+      <w:r>
+        <w:rPr>
+          <w:rFonts w:ascii="Segoe UI" w:hAnsi="Segoe UI" w:cs="Segoe UI"/>
+          <w:color w:val="000000"/>
+          <w:sz w:val="24"/>
+          <w:szCs w:val="24"/>
+        </w:rPr>
+        <w:t xml:space="preserve">int </w:t>
+      </w:r>
+      <w:proofErr w:type="spellStart"/>
+      <w:r>
+        <w:rPr>
+          <w:rFonts w:ascii="Segoe UI" w:hAnsi="Segoe UI" w:cs="Segoe UI"/>
+          <w:color w:val="000000"/>
+          <w:sz w:val="24"/>
+          <w:szCs w:val="24"/>
+        </w:rPr>
+        <w:t>cpCount</w:t>
+      </w:r>
+      <w:proofErr w:type="spellEnd"/>
+      <w:r>
+        <w:rPr>
+          <w:rFonts w:ascii="Segoe UI" w:hAnsi="Segoe UI" w:cs="Segoe UI"/>
+          <w:color w:val="000000"/>
+          <w:sz w:val="24"/>
+          <w:szCs w:val="24"/>
+        </w:rPr>
+        <w:t xml:space="preserve"> = </w:t>
+      </w:r>
+      <w:proofErr w:type="spellStart"/>
+      <w:proofErr w:type="gramStart"/>
+      <w:r>
+        <w:rPr>
+          <w:rFonts w:ascii="Segoe UI" w:hAnsi="Segoe UI" w:cs="Segoe UI"/>
+          <w:color w:val="000000"/>
+          <w:sz w:val="24"/>
+          <w:szCs w:val="24"/>
+        </w:rPr>
+        <w:t>greeting.codePointCount</w:t>
+      </w:r>
+      <w:proofErr w:type="spellEnd"/>
+      <w:proofErr w:type="gramEnd"/>
+      <w:r>
+        <w:rPr>
+          <w:rFonts w:ascii="Segoe UI" w:hAnsi="Segoe UI" w:cs="Segoe UI"/>
+          <w:color w:val="000000"/>
+          <w:sz w:val="24"/>
+          <w:szCs w:val="24"/>
+        </w:rPr>
+        <w:t xml:space="preserve">(0, </w:t>
+      </w:r>
+      <w:proofErr w:type="spellStart"/>
+      <w:r>
+        <w:rPr>
+          <w:rFonts w:ascii="Segoe UI" w:hAnsi="Segoe UI" w:cs="Segoe UI"/>
+          <w:color w:val="000000"/>
+          <w:sz w:val="24"/>
+          <w:szCs w:val="24"/>
+        </w:rPr>
+        <w:t>greeting.length</w:t>
+      </w:r>
+      <w:proofErr w:type="spellEnd"/>
+      <w:r>
+        <w:rPr>
+          <w:rFonts w:ascii="Segoe UI" w:hAnsi="Segoe UI" w:cs="Segoe UI"/>
+          <w:color w:val="000000"/>
+          <w:sz w:val="24"/>
+          <w:szCs w:val="24"/>
+        </w:rPr>
+        <w:t>());</w:t>
       </w:r>
     </w:p>
     <w:p>
@@ -1577,18 +2000,51 @@
         </w:numPr>
         <w:spacing w:before="20" w:after="20" w:line="360" w:lineRule="atLeast"/>
         <w:rPr>
-          <w:color w:val="000000"/>
-          <w:sz w:val="24"/>
-          <w:szCs w:val="24"/>
-        </w:rPr>
-      </w:pPr>
-      <w:r>
-        <w:rPr>
-          <w:color w:val="000000"/>
-          <w:sz w:val="24"/>
-          <w:szCs w:val="24"/>
-        </w:rPr>
-        <w:t>char first = “Hello”.charAt(0); // first is 'H'</w:t>
+          <w:rFonts w:ascii="Segoe UI" w:hAnsi="Segoe UI" w:cs="Segoe UI"/>
+          <w:color w:val="000000"/>
+          <w:sz w:val="24"/>
+          <w:szCs w:val="24"/>
+        </w:rPr>
+      </w:pPr>
+      <w:r>
+        <w:rPr>
+          <w:rFonts w:ascii="Segoe UI" w:hAnsi="Segoe UI" w:cs="Segoe UI"/>
+          <w:color w:val="000000"/>
+          <w:sz w:val="24"/>
+          <w:szCs w:val="24"/>
+        </w:rPr>
+        <w:t>char first = “Hello</w:t>
+      </w:r>
+      <w:proofErr w:type="gramStart"/>
+      <w:r>
+        <w:rPr>
+          <w:rFonts w:ascii="Segoe UI" w:hAnsi="Segoe UI" w:cs="Segoe UI"/>
+          <w:color w:val="000000"/>
+          <w:sz w:val="24"/>
+          <w:szCs w:val="24"/>
+        </w:rPr>
+        <w:t>”.</w:t>
+      </w:r>
+      <w:proofErr w:type="spellStart"/>
+      <w:r>
+        <w:rPr>
+          <w:rFonts w:ascii="Segoe UI" w:hAnsi="Segoe UI" w:cs="Segoe UI"/>
+          <w:color w:val="000000"/>
+          <w:sz w:val="24"/>
+          <w:szCs w:val="24"/>
+        </w:rPr>
+        <w:t>charAt</w:t>
+      </w:r>
+      <w:proofErr w:type="spellEnd"/>
+      <w:proofErr w:type="gramEnd"/>
+      <w:r>
+        <w:rPr>
+          <w:rFonts w:ascii="Segoe UI" w:hAnsi="Segoe UI" w:cs="Segoe UI"/>
+          <w:color w:val="000000"/>
+          <w:sz w:val="24"/>
+          <w:szCs w:val="24"/>
+        </w:rPr>
+        <w:t>(0); // first is 'H'</w:t>
       </w:r>
     </w:p>
     <w:p>
@@ -1596,13 +2052,15 @@
         <w:pStyle w:val="HTMLPreformatted"/>
         <w:spacing w:before="20" w:after="20" w:line="360" w:lineRule="atLeast"/>
         <w:rPr>
-          <w:color w:val="000000"/>
-          <w:sz w:val="24"/>
-          <w:szCs w:val="24"/>
-        </w:rPr>
-      </w:pPr>
-      <w:r>
-        <w:rPr>
+          <w:rFonts w:ascii="Segoe UI" w:hAnsi="Segoe UI" w:cs="Segoe UI"/>
+          <w:color w:val="000000"/>
+          <w:sz w:val="24"/>
+          <w:szCs w:val="24"/>
+        </w:rPr>
+      </w:pPr>
+      <w:r>
+        <w:rPr>
+          <w:rFonts w:ascii="Segoe UI" w:hAnsi="Segoe UI" w:cs="Segoe UI"/>
           <w:color w:val="000000"/>
           <w:sz w:val="24"/>
           <w:szCs w:val="24"/>
@@ -1615,13 +2073,15 @@
         <w:pStyle w:val="HTMLPreformatted"/>
         <w:spacing w:before="20" w:after="20" w:line="360" w:lineRule="atLeast"/>
         <w:rPr>
-          <w:color w:val="000000"/>
-          <w:sz w:val="24"/>
-          <w:szCs w:val="24"/>
-        </w:rPr>
-      </w:pPr>
-      <w:r>
-        <w:rPr>
+          <w:rFonts w:ascii="Segoe UI" w:hAnsi="Segoe UI" w:cs="Segoe UI"/>
+          <w:color w:val="000000"/>
+          <w:sz w:val="24"/>
+          <w:szCs w:val="24"/>
+        </w:rPr>
+      </w:pPr>
+      <w:r>
+        <w:rPr>
+          <w:rFonts w:ascii="Segoe UI" w:hAnsi="Segoe UI" w:cs="Segoe UI"/>
           <w:color w:val="000000"/>
           <w:sz w:val="24"/>
           <w:szCs w:val="24"/>
@@ -1638,13 +2098,15 @@
         </w:numPr>
         <w:spacing w:before="20" w:after="20" w:line="360" w:lineRule="atLeast"/>
         <w:rPr>
-          <w:color w:val="000000"/>
-          <w:sz w:val="24"/>
-          <w:szCs w:val="24"/>
-        </w:rPr>
-      </w:pPr>
-      <w:r>
-        <w:rPr>
+          <w:rFonts w:ascii="Segoe UI" w:hAnsi="Segoe UI" w:cs="Segoe UI"/>
+          <w:color w:val="000000"/>
+          <w:sz w:val="24"/>
+          <w:szCs w:val="24"/>
+        </w:rPr>
+      </w:pPr>
+      <w:r>
+        <w:rPr>
+          <w:rFonts w:ascii="Segoe UI" w:hAnsi="Segoe UI" w:cs="Segoe UI"/>
           <w:color w:val="000000"/>
           <w:sz w:val="24"/>
           <w:szCs w:val="24"/>
@@ -1661,13 +2123,15 @@
         </w:numPr>
         <w:spacing w:before="20" w:after="20" w:line="360" w:lineRule="atLeast"/>
         <w:rPr>
-          <w:color w:val="000000"/>
-          <w:sz w:val="24"/>
-          <w:szCs w:val="24"/>
-        </w:rPr>
-      </w:pPr>
-      <w:r>
-        <w:rPr>
+          <w:rFonts w:ascii="Segoe UI" w:hAnsi="Segoe UI" w:cs="Segoe UI"/>
+          <w:color w:val="000000"/>
+          <w:sz w:val="24"/>
+          <w:szCs w:val="24"/>
+        </w:rPr>
+      </w:pPr>
+      <w:r>
+        <w:rPr>
+          <w:rFonts w:ascii="Segoe UI" w:hAnsi="Segoe UI" w:cs="Segoe UI"/>
           <w:color w:val="000000"/>
           <w:sz w:val="24"/>
           <w:szCs w:val="24"/>
@@ -1684,13 +2148,15 @@
         </w:numPr>
         <w:spacing w:before="20" w:after="20" w:line="360" w:lineRule="atLeast"/>
         <w:rPr>
-          <w:color w:val="000000"/>
-          <w:sz w:val="24"/>
-          <w:szCs w:val="24"/>
-        </w:rPr>
-      </w:pPr>
-      <w:r>
-        <w:rPr>
+          <w:rFonts w:ascii="Segoe UI" w:hAnsi="Segoe UI" w:cs="Segoe UI"/>
+          <w:color w:val="000000"/>
+          <w:sz w:val="24"/>
+          <w:szCs w:val="24"/>
+        </w:rPr>
+      </w:pPr>
+      <w:r>
+        <w:rPr>
+          <w:rFonts w:ascii="Segoe UI" w:hAnsi="Segoe UI" w:cs="Segoe UI"/>
           <w:color w:val="000000"/>
           <w:sz w:val="24"/>
           <w:szCs w:val="24"/>
@@ -1699,6 +2165,7 @@
       </w:r>
       <w:r>
         <w:rPr>
+          <w:rFonts w:ascii="Segoe UI" w:hAnsi="Segoe UI" w:cs="Segoe UI"/>
           <w:sz w:val="24"/>
           <w:szCs w:val="24"/>
         </w:rPr>
@@ -1706,6 +2173,7 @@
       </w:r>
       <w:r>
         <w:rPr>
+          <w:rFonts w:ascii="Segoe UI" w:hAnsi="Segoe UI" w:cs="Segoe UI"/>
           <w:color w:val="000000"/>
           <w:sz w:val="24"/>
           <w:szCs w:val="24"/>
@@ -1718,13 +2186,15 @@
         <w:pStyle w:val="HTMLPreformatted"/>
         <w:spacing w:before="20" w:after="20" w:line="360" w:lineRule="atLeast"/>
         <w:rPr>
-          <w:color w:val="000000"/>
-          <w:sz w:val="24"/>
-          <w:szCs w:val="24"/>
-        </w:rPr>
-      </w:pPr>
-      <w:r>
-        <w:rPr>
+          <w:rFonts w:ascii="Segoe UI" w:hAnsi="Segoe UI" w:cs="Segoe UI"/>
+          <w:color w:val="000000"/>
+          <w:sz w:val="24"/>
+          <w:szCs w:val="24"/>
+        </w:rPr>
+      </w:pPr>
+      <w:r>
+        <w:rPr>
+          <w:rFonts w:ascii="Segoe UI" w:hAnsi="Segoe UI" w:cs="Segoe UI"/>
           <w:color w:val="000000"/>
           <w:sz w:val="24"/>
           <w:szCs w:val="24"/>
@@ -1759,22 +2229,34 @@
         </w:tabs>
         <w:spacing w:before="20" w:after="20" w:line="360" w:lineRule="atLeast"/>
         <w:rPr>
-          <w:rFonts w:ascii="Courier New" w:eastAsia="Times New Roman" w:hAnsi="Courier New" w:cs="Courier New"/>
-          <w:color w:val="000000"/>
-          <w:sz w:val="24"/>
-          <w:szCs w:val="24"/>
-          <w:lang w:eastAsia="en-ID"/>
-        </w:rPr>
-      </w:pPr>
-      <w:r>
-        <w:rPr>
-          <w:rFonts w:ascii="Courier New" w:eastAsia="Times New Roman" w:hAnsi="Courier New" w:cs="Courier New"/>
-          <w:color w:val="000000"/>
-          <w:sz w:val="24"/>
-          <w:szCs w:val="24"/>
-          <w:lang w:eastAsia="en-ID"/>
-        </w:rPr>
-        <w:t>System.out.print('What is your name? ');</w:t>
+          <w:rFonts w:ascii="Segoe UI" w:eastAsia="Times New Roman" w:hAnsi="Segoe UI" w:cs="Segoe UI"/>
+          <w:color w:val="000000"/>
+          <w:sz w:val="24"/>
+          <w:szCs w:val="24"/>
+          <w:lang w:eastAsia="en-ID"/>
+        </w:rPr>
+      </w:pPr>
+      <w:proofErr w:type="spellStart"/>
+      <w:r>
+        <w:rPr>
+          <w:rFonts w:ascii="Segoe UI" w:eastAsia="Times New Roman" w:hAnsi="Segoe UI" w:cs="Segoe UI"/>
+          <w:color w:val="000000"/>
+          <w:sz w:val="24"/>
+          <w:szCs w:val="24"/>
+          <w:lang w:eastAsia="en-ID"/>
+        </w:rPr>
+        <w:t>System.out.print</w:t>
+      </w:r>
+      <w:proofErr w:type="spellEnd"/>
+      <w:r>
+        <w:rPr>
+          <w:rFonts w:ascii="Segoe UI" w:eastAsia="Times New Roman" w:hAnsi="Segoe UI" w:cs="Segoe UI"/>
+          <w:color w:val="000000"/>
+          <w:sz w:val="24"/>
+          <w:szCs w:val="24"/>
+          <w:lang w:eastAsia="en-ID"/>
+        </w:rPr>
+        <w:t>('What is your name? ');</w:t>
       </w:r>
     </w:p>
     <w:p>
@@ -1804,22 +2286,46 @@
         </w:tabs>
         <w:spacing w:before="20" w:after="20" w:line="360" w:lineRule="atLeast"/>
         <w:rPr>
-          <w:rFonts w:ascii="Courier New" w:eastAsia="Times New Roman" w:hAnsi="Courier New" w:cs="Courier New"/>
-          <w:color w:val="000000"/>
-          <w:sz w:val="24"/>
-          <w:szCs w:val="24"/>
-          <w:lang w:eastAsia="en-ID"/>
-        </w:rPr>
-      </w:pPr>
-      <w:r>
-        <w:rPr>
-          <w:rFonts w:ascii="Courier New" w:eastAsia="Times New Roman" w:hAnsi="Courier New" w:cs="Courier New"/>
-          <w:color w:val="000000"/>
-          <w:sz w:val="24"/>
-          <w:szCs w:val="24"/>
-          <w:lang w:eastAsia="en-ID"/>
-        </w:rPr>
-        <w:t>String name = in.nextLine();</w:t>
+          <w:rFonts w:ascii="Segoe UI" w:eastAsia="Times New Roman" w:hAnsi="Segoe UI" w:cs="Segoe UI"/>
+          <w:color w:val="000000"/>
+          <w:sz w:val="24"/>
+          <w:szCs w:val="24"/>
+          <w:lang w:eastAsia="en-ID"/>
+        </w:rPr>
+      </w:pPr>
+      <w:r>
+        <w:rPr>
+          <w:rFonts w:ascii="Segoe UI" w:eastAsia="Times New Roman" w:hAnsi="Segoe UI" w:cs="Segoe UI"/>
+          <w:color w:val="000000"/>
+          <w:sz w:val="24"/>
+          <w:szCs w:val="24"/>
+          <w:lang w:eastAsia="en-ID"/>
+        </w:rPr>
+        <w:t xml:space="preserve">String name = </w:t>
+      </w:r>
+      <w:proofErr w:type="spellStart"/>
+      <w:proofErr w:type="gramStart"/>
+      <w:r>
+        <w:rPr>
+          <w:rFonts w:ascii="Segoe UI" w:eastAsia="Times New Roman" w:hAnsi="Segoe UI" w:cs="Segoe UI"/>
+          <w:color w:val="000000"/>
+          <w:sz w:val="24"/>
+          <w:szCs w:val="24"/>
+          <w:lang w:eastAsia="en-ID"/>
+        </w:rPr>
+        <w:t>in.nextLine</w:t>
+      </w:r>
+      <w:proofErr w:type="spellEnd"/>
+      <w:proofErr w:type="gramEnd"/>
+      <w:r>
+        <w:rPr>
+          <w:rFonts w:ascii="Segoe UI" w:eastAsia="Times New Roman" w:hAnsi="Segoe UI" w:cs="Segoe UI"/>
+          <w:color w:val="000000"/>
+          <w:sz w:val="24"/>
+          <w:szCs w:val="24"/>
+          <w:lang w:eastAsia="en-ID"/>
+        </w:rPr>
+        <w:t>();</w:t>
       </w:r>
     </w:p>
     <w:p>
@@ -1849,54 +2355,66 @@
         </w:tabs>
         <w:spacing w:before="20" w:after="20" w:line="360" w:lineRule="atLeast"/>
         <w:rPr>
-          <w:rFonts w:ascii="Courier New" w:hAnsi="Courier New" w:cs="Courier New"/>
-          <w:color w:val="000000"/>
-          <w:sz w:val="24"/>
-          <w:szCs w:val="24"/>
-        </w:rPr>
-      </w:pPr>
-      <w:r>
-        <w:rPr>
-          <w:rFonts w:ascii="Courier New" w:eastAsia="Times New Roman" w:hAnsi="Courier New" w:cs="Courier New"/>
-          <w:color w:val="000000"/>
-          <w:sz w:val="24"/>
-          <w:szCs w:val="24"/>
-          <w:lang w:eastAsia="en-ID"/>
-        </w:rPr>
-        <w:t>System.out.println('Hello, ' + name)</w:t>
-      </w:r>
-    </w:p>
-    <w:p>
-      <w:pPr>
-        <w:tabs>
-          <w:tab w:val="left" w:pos="916"/>
-          <w:tab w:val="left" w:pos="1832"/>
-          <w:tab w:val="left" w:pos="2748"/>
-          <w:tab w:val="left" w:pos="3664"/>
-          <w:tab w:val="left" w:pos="4580"/>
-          <w:tab w:val="left" w:pos="5496"/>
-          <w:tab w:val="left" w:pos="6412"/>
-          <w:tab w:val="left" w:pos="7328"/>
-          <w:tab w:val="left" w:pos="8244"/>
-          <w:tab w:val="left" w:pos="9160"/>
-          <w:tab w:val="left" w:pos="10076"/>
-          <w:tab w:val="left" w:pos="10992"/>
-          <w:tab w:val="left" w:pos="11908"/>
-          <w:tab w:val="left" w:pos="12824"/>
-          <w:tab w:val="left" w:pos="13740"/>
-          <w:tab w:val="left" w:pos="14656"/>
-        </w:tabs>
-        <w:spacing w:before="20" w:after="20" w:line="360" w:lineRule="atLeast"/>
-        <w:rPr>
-          <w:rFonts w:ascii="Courier New" w:hAnsi="Courier New" w:cs="Courier New"/>
-          <w:color w:val="000000"/>
-          <w:sz w:val="24"/>
-          <w:szCs w:val="24"/>
-        </w:rPr>
-      </w:pPr>
-      <w:r>
-        <w:rPr>
-          <w:rFonts w:ascii="Courier New" w:hAnsi="Courier New" w:cs="Courier New"/>
+          <w:rFonts w:ascii="Segoe UI" w:hAnsi="Segoe UI" w:cs="Segoe UI"/>
+          <w:color w:val="000000"/>
+          <w:sz w:val="24"/>
+          <w:szCs w:val="24"/>
+        </w:rPr>
+      </w:pPr>
+      <w:proofErr w:type="spellStart"/>
+      <w:r>
+        <w:rPr>
+          <w:rFonts w:ascii="Segoe UI" w:eastAsia="Times New Roman" w:hAnsi="Segoe UI" w:cs="Segoe UI"/>
+          <w:color w:val="000000"/>
+          <w:sz w:val="24"/>
+          <w:szCs w:val="24"/>
+          <w:lang w:eastAsia="en-ID"/>
+        </w:rPr>
+        <w:t>System.out.println</w:t>
+      </w:r>
+      <w:proofErr w:type="spellEnd"/>
+      <w:r>
+        <w:rPr>
+          <w:rFonts w:ascii="Segoe UI" w:eastAsia="Times New Roman" w:hAnsi="Segoe UI" w:cs="Segoe UI"/>
+          <w:color w:val="000000"/>
+          <w:sz w:val="24"/>
+          <w:szCs w:val="24"/>
+          <w:lang w:eastAsia="en-ID"/>
+        </w:rPr>
+        <w:t>('Hello, ' + name)</w:t>
+      </w:r>
+    </w:p>
+    <w:p>
+      <w:pPr>
+        <w:tabs>
+          <w:tab w:val="left" w:pos="916"/>
+          <w:tab w:val="left" w:pos="1832"/>
+          <w:tab w:val="left" w:pos="2748"/>
+          <w:tab w:val="left" w:pos="3664"/>
+          <w:tab w:val="left" w:pos="4580"/>
+          <w:tab w:val="left" w:pos="5496"/>
+          <w:tab w:val="left" w:pos="6412"/>
+          <w:tab w:val="left" w:pos="7328"/>
+          <w:tab w:val="left" w:pos="8244"/>
+          <w:tab w:val="left" w:pos="9160"/>
+          <w:tab w:val="left" w:pos="10076"/>
+          <w:tab w:val="left" w:pos="10992"/>
+          <w:tab w:val="left" w:pos="11908"/>
+          <w:tab w:val="left" w:pos="12824"/>
+          <w:tab w:val="left" w:pos="13740"/>
+          <w:tab w:val="left" w:pos="14656"/>
+        </w:tabs>
+        <w:spacing w:before="20" w:after="20" w:line="360" w:lineRule="atLeast"/>
+        <w:rPr>
+          <w:rFonts w:ascii="Segoe UI" w:hAnsi="Segoe UI" w:cs="Segoe UI"/>
+          <w:color w:val="000000"/>
+          <w:sz w:val="24"/>
+          <w:szCs w:val="24"/>
+        </w:rPr>
+      </w:pPr>
+      <w:r>
+        <w:rPr>
+          <w:rFonts w:ascii="Segoe UI" w:hAnsi="Segoe UI" w:cs="Segoe UI"/>
           <w:color w:val="000000"/>
           <w:sz w:val="24"/>
           <w:szCs w:val="24"/>
@@ -1931,26 +2449,38 @@
         </w:tabs>
         <w:spacing w:before="20" w:after="20" w:line="360" w:lineRule="atLeast"/>
         <w:rPr>
-          <w:rFonts w:ascii="Courier" w:eastAsia="Times New Roman" w:hAnsi="Courier" w:cs="Courier New"/>
-          <w:color w:val="000000"/>
-          <w:sz w:val="24"/>
-          <w:szCs w:val="24"/>
-          <w:lang w:eastAsia="en-ID"/>
-        </w:rPr>
-      </w:pPr>
-      <w:r>
-        <w:rPr>
-          <w:rFonts w:ascii="Courier" w:eastAsia="Times New Roman" w:hAnsi="Courier" w:cs="Courier New"/>
-          <w:color w:val="000000"/>
-          <w:sz w:val="24"/>
-          <w:szCs w:val="24"/>
-          <w:lang w:eastAsia="en-ID"/>
-        </w:rPr>
-        <w:t>System.out.printf('%</w:t>
-      </w:r>
-      <w:r>
-        <w:rPr>
-          <w:rFonts w:ascii="Courier" w:eastAsia="Times New Roman" w:hAnsi="Courier" w:cs="Courier New"/>
+          <w:rFonts w:ascii="Segoe UI" w:eastAsia="Times New Roman" w:hAnsi="Segoe UI" w:cs="Segoe UI"/>
+          <w:color w:val="000000"/>
+          <w:sz w:val="24"/>
+          <w:szCs w:val="24"/>
+          <w:lang w:eastAsia="en-ID"/>
+        </w:rPr>
+      </w:pPr>
+      <w:proofErr w:type="spellStart"/>
+      <w:r>
+        <w:rPr>
+          <w:rFonts w:ascii="Segoe UI" w:eastAsia="Times New Roman" w:hAnsi="Segoe UI" w:cs="Segoe UI"/>
+          <w:color w:val="000000"/>
+          <w:sz w:val="24"/>
+          <w:szCs w:val="24"/>
+          <w:lang w:eastAsia="en-ID"/>
+        </w:rPr>
+        <w:t>System.out.printf</w:t>
+      </w:r>
+      <w:proofErr w:type="spellEnd"/>
+      <w:r>
+        <w:rPr>
+          <w:rFonts w:ascii="Segoe UI" w:eastAsia="Times New Roman" w:hAnsi="Segoe UI" w:cs="Segoe UI"/>
+          <w:color w:val="000000"/>
+          <w:sz w:val="24"/>
+          <w:szCs w:val="24"/>
+          <w:lang w:eastAsia="en-ID"/>
+        </w:rPr>
+        <w:t>('%</w:t>
+      </w:r>
+      <w:r>
+        <w:rPr>
+          <w:rFonts w:ascii="Segoe UI" w:eastAsia="Times New Roman" w:hAnsi="Segoe UI" w:cs="Segoe UI"/>
           <w:color w:val="000000"/>
           <w:sz w:val="24"/>
           <w:szCs w:val="24"/>
@@ -1960,7 +2490,7 @@
       </w:r>
       <w:r>
         <w:rPr>
-          <w:rFonts w:ascii="Courier" w:eastAsia="Times New Roman" w:hAnsi="Courier" w:cs="Courier New"/>
+          <w:rFonts w:ascii="Segoe UI" w:eastAsia="Times New Roman" w:hAnsi="Segoe UI" w:cs="Segoe UI"/>
           <w:color w:val="000000"/>
           <w:sz w:val="24"/>
           <w:szCs w:val="24"/>
@@ -1996,22 +2526,34 @@
         </w:tabs>
         <w:spacing w:before="20" w:after="20" w:line="360" w:lineRule="atLeast"/>
         <w:rPr>
-          <w:rFonts w:ascii="Courier" w:eastAsia="Times New Roman" w:hAnsi="Courier" w:cs="Courier New"/>
-          <w:color w:val="000000"/>
-          <w:sz w:val="24"/>
-          <w:szCs w:val="24"/>
-          <w:lang w:eastAsia="en-ID"/>
-        </w:rPr>
-      </w:pPr>
-      <w:r>
-        <w:rPr>
-          <w:rFonts w:ascii="Courier" w:eastAsia="Times New Roman" w:hAnsi="Courier" w:cs="Courier New"/>
-          <w:color w:val="000000"/>
-          <w:sz w:val="24"/>
-          <w:szCs w:val="24"/>
-          <w:lang w:eastAsia="en-ID"/>
-        </w:rPr>
-        <w:t>System.out.printf('Hello, %s. Next year, you'll be %d', name, age);</w:t>
+          <w:rFonts w:ascii="Segoe UI" w:eastAsia="Times New Roman" w:hAnsi="Segoe UI" w:cs="Segoe UI"/>
+          <w:color w:val="000000"/>
+          <w:sz w:val="24"/>
+          <w:szCs w:val="24"/>
+          <w:lang w:eastAsia="en-ID"/>
+        </w:rPr>
+      </w:pPr>
+      <w:proofErr w:type="spellStart"/>
+      <w:r>
+        <w:rPr>
+          <w:rFonts w:ascii="Segoe UI" w:eastAsia="Times New Roman" w:hAnsi="Segoe UI" w:cs="Segoe UI"/>
+          <w:color w:val="000000"/>
+          <w:sz w:val="24"/>
+          <w:szCs w:val="24"/>
+          <w:lang w:eastAsia="en-ID"/>
+        </w:rPr>
+        <w:t>System.out.printf</w:t>
+      </w:r>
+      <w:proofErr w:type="spellEnd"/>
+      <w:r>
+        <w:rPr>
+          <w:rFonts w:ascii="Segoe UI" w:eastAsia="Times New Roman" w:hAnsi="Segoe UI" w:cs="Segoe UI"/>
+          <w:color w:val="000000"/>
+          <w:sz w:val="24"/>
+          <w:szCs w:val="24"/>
+          <w:lang w:eastAsia="en-ID"/>
+        </w:rPr>
+        <w:t>('Hello, %s. Next year, you'll be %d', name, age);</w:t>
       </w:r>
     </w:p>
     <w:p>
@@ -2037,45 +2579,46 @@
         </w:tabs>
         <w:spacing w:before="20" w:after="20" w:line="360" w:lineRule="atLeast"/>
         <w:rPr>
-          <w:rFonts w:ascii="Courier" w:eastAsia="Times New Roman" w:hAnsi="Courier" w:cs="Courier New"/>
-          <w:color w:val="000000"/>
-          <w:sz w:val="24"/>
-          <w:szCs w:val="24"/>
-          <w:lang w:eastAsia="en-ID"/>
-        </w:rPr>
-      </w:pPr>
-    </w:p>
-    <w:p>
-      <w:pPr>
-        <w:tabs>
-          <w:tab w:val="left" w:pos="916"/>
-          <w:tab w:val="left" w:pos="1832"/>
-          <w:tab w:val="left" w:pos="2748"/>
-          <w:tab w:val="left" w:pos="3664"/>
-          <w:tab w:val="left" w:pos="4580"/>
-          <w:tab w:val="left" w:pos="5496"/>
-          <w:tab w:val="left" w:pos="6412"/>
-          <w:tab w:val="left" w:pos="7328"/>
-          <w:tab w:val="left" w:pos="8244"/>
-          <w:tab w:val="left" w:pos="9160"/>
-          <w:tab w:val="left" w:pos="10076"/>
-          <w:tab w:val="left" w:pos="10992"/>
-          <w:tab w:val="left" w:pos="11908"/>
-          <w:tab w:val="left" w:pos="12824"/>
-          <w:tab w:val="left" w:pos="13740"/>
-          <w:tab w:val="left" w:pos="14656"/>
-        </w:tabs>
-        <w:spacing w:before="20" w:after="20" w:line="360" w:lineRule="atLeast"/>
-        <w:rPr>
-          <w:rFonts w:ascii="Courier" w:eastAsia="Times New Roman" w:hAnsi="Courier" w:cs="Courier New"/>
-          <w:color w:val="000000"/>
-          <w:sz w:val="24"/>
-          <w:szCs w:val="24"/>
-          <w:lang w:eastAsia="en-ID"/>
-        </w:rPr>
-      </w:pPr>
-      <w:r>
-        <w:rPr>
+          <w:rFonts w:ascii="Segoe UI" w:eastAsia="Times New Roman" w:hAnsi="Segoe UI" w:cs="Segoe UI"/>
+          <w:color w:val="000000"/>
+          <w:sz w:val="24"/>
+          <w:szCs w:val="24"/>
+          <w:lang w:eastAsia="en-ID"/>
+        </w:rPr>
+      </w:pPr>
+    </w:p>
+    <w:p>
+      <w:pPr>
+        <w:tabs>
+          <w:tab w:val="left" w:pos="916"/>
+          <w:tab w:val="left" w:pos="1832"/>
+          <w:tab w:val="left" w:pos="2748"/>
+          <w:tab w:val="left" w:pos="3664"/>
+          <w:tab w:val="left" w:pos="4580"/>
+          <w:tab w:val="left" w:pos="5496"/>
+          <w:tab w:val="left" w:pos="6412"/>
+          <w:tab w:val="left" w:pos="7328"/>
+          <w:tab w:val="left" w:pos="8244"/>
+          <w:tab w:val="left" w:pos="9160"/>
+          <w:tab w:val="left" w:pos="10076"/>
+          <w:tab w:val="left" w:pos="10992"/>
+          <w:tab w:val="left" w:pos="11908"/>
+          <w:tab w:val="left" w:pos="12824"/>
+          <w:tab w:val="left" w:pos="13740"/>
+          <w:tab w:val="left" w:pos="14656"/>
+        </w:tabs>
+        <w:spacing w:before="20" w:after="20" w:line="360" w:lineRule="atLeast"/>
+        <w:rPr>
+          <w:rFonts w:ascii="Segoe UI" w:eastAsia="Times New Roman" w:hAnsi="Segoe UI" w:cs="Segoe UI"/>
+          <w:color w:val="000000"/>
+          <w:sz w:val="24"/>
+          <w:szCs w:val="24"/>
+          <w:lang w:eastAsia="en-ID"/>
+        </w:rPr>
+      </w:pPr>
+      <w:r>
+        <w:rPr>
+          <w:rFonts w:ascii="Segoe UI" w:hAnsi="Segoe UI" w:cs="Segoe UI"/>
           <w:noProof/>
         </w:rPr>
         <w:drawing>
@@ -2137,15 +2680,16 @@
         </w:tabs>
         <w:spacing w:before="20" w:after="20" w:line="360" w:lineRule="atLeast"/>
         <w:rPr>
-          <w:rFonts w:ascii="Courier" w:eastAsia="Times New Roman" w:hAnsi="Courier" w:cs="Courier New"/>
-          <w:color w:val="000000"/>
-          <w:sz w:val="24"/>
-          <w:szCs w:val="24"/>
-          <w:lang w:eastAsia="en-ID"/>
-        </w:rPr>
-      </w:pPr>
-      <w:r>
-        <w:rPr>
+          <w:rFonts w:ascii="Segoe UI" w:eastAsia="Times New Roman" w:hAnsi="Segoe UI" w:cs="Segoe UI"/>
+          <w:color w:val="000000"/>
+          <w:sz w:val="24"/>
+          <w:szCs w:val="24"/>
+          <w:lang w:eastAsia="en-ID"/>
+        </w:rPr>
+      </w:pPr>
+      <w:r>
+        <w:rPr>
+          <w:rFonts w:ascii="Segoe UI" w:hAnsi="Segoe UI" w:cs="Segoe UI"/>
           <w:noProof/>
         </w:rPr>
         <w:lastRenderedPageBreak/>
@@ -2208,16 +2752,16 @@
         </w:tabs>
         <w:spacing w:before="20" w:after="20" w:line="360" w:lineRule="atLeast"/>
         <w:rPr>
-          <w:rFonts w:ascii="Courier" w:eastAsia="Times New Roman" w:hAnsi="Courier" w:cs="Courier New"/>
-          <w:color w:val="000000"/>
-          <w:sz w:val="24"/>
-          <w:szCs w:val="24"/>
-          <w:lang w:eastAsia="en-ID"/>
-        </w:rPr>
-      </w:pPr>
-      <w:r>
-        <w:rPr>
-          <w:rFonts w:ascii="Courier" w:eastAsia="Times New Roman" w:hAnsi="Courier" w:cs="Courier New"/>
+          <w:rFonts w:ascii="Segoe UI" w:eastAsia="Times New Roman" w:hAnsi="Segoe UI" w:cs="Segoe UI"/>
+          <w:color w:val="000000"/>
+          <w:sz w:val="24"/>
+          <w:szCs w:val="24"/>
+          <w:lang w:eastAsia="en-ID"/>
+        </w:rPr>
+      </w:pPr>
+      <w:r>
+        <w:rPr>
+          <w:rFonts w:ascii="Segoe UI" w:eastAsia="Times New Roman" w:hAnsi="Segoe UI" w:cs="Segoe UI"/>
           <w:color w:val="000000"/>
           <w:sz w:val="24"/>
           <w:szCs w:val="24"/>
@@ -2253,56 +2797,78 @@
         </w:tabs>
         <w:spacing w:before="20" w:after="20" w:line="360" w:lineRule="atLeast"/>
         <w:rPr>
-          <w:rFonts w:ascii="Courier" w:eastAsia="Times New Roman" w:hAnsi="Courier" w:cs="Courier New"/>
-          <w:color w:val="000000"/>
-          <w:sz w:val="24"/>
-          <w:szCs w:val="24"/>
-          <w:lang w:eastAsia="en-ID"/>
-        </w:rPr>
-      </w:pPr>
-      <w:r>
-        <w:rPr>
-          <w:rFonts w:ascii="Courier" w:eastAsia="Times New Roman" w:hAnsi="Courier" w:cs="Courier New"/>
-          <w:color w:val="000000"/>
-          <w:sz w:val="24"/>
-          <w:szCs w:val="24"/>
-          <w:lang w:eastAsia="en-ID"/>
-        </w:rPr>
-        <w:t>String message = String.format('Hello, %s. Next year, you'll be %d', name, age + 1);</w:t>
-      </w:r>
-    </w:p>
-    <w:p>
-      <w:pPr>
-        <w:tabs>
-          <w:tab w:val="left" w:pos="916"/>
-          <w:tab w:val="left" w:pos="1832"/>
-          <w:tab w:val="left" w:pos="2748"/>
-          <w:tab w:val="left" w:pos="3664"/>
-          <w:tab w:val="left" w:pos="4580"/>
-          <w:tab w:val="left" w:pos="5496"/>
-          <w:tab w:val="left" w:pos="6412"/>
-          <w:tab w:val="left" w:pos="7328"/>
-          <w:tab w:val="left" w:pos="8244"/>
-          <w:tab w:val="left" w:pos="9160"/>
-          <w:tab w:val="left" w:pos="10076"/>
-          <w:tab w:val="left" w:pos="10992"/>
-          <w:tab w:val="left" w:pos="11908"/>
-          <w:tab w:val="left" w:pos="12824"/>
-          <w:tab w:val="left" w:pos="13740"/>
-          <w:tab w:val="left" w:pos="14656"/>
-        </w:tabs>
-        <w:spacing w:before="20" w:after="20" w:line="360" w:lineRule="atLeast"/>
-        <w:rPr>
-          <w:rFonts w:ascii="Courier" w:eastAsia="Times New Roman" w:hAnsi="Courier" w:cs="Courier New"/>
-          <w:color w:val="000000"/>
-          <w:sz w:val="24"/>
-          <w:szCs w:val="24"/>
-          <w:lang w:eastAsia="en-ID"/>
-        </w:rPr>
-      </w:pPr>
-      <w:r>
-        <w:rPr>
-          <w:rFonts w:ascii="Courier" w:eastAsia="Times New Roman" w:hAnsi="Courier" w:cs="Courier New"/>
+          <w:rFonts w:ascii="Segoe UI" w:eastAsia="Times New Roman" w:hAnsi="Segoe UI" w:cs="Segoe UI"/>
+          <w:color w:val="000000"/>
+          <w:sz w:val="24"/>
+          <w:szCs w:val="24"/>
+          <w:lang w:eastAsia="en-ID"/>
+        </w:rPr>
+      </w:pPr>
+      <w:r>
+        <w:rPr>
+          <w:rFonts w:ascii="Segoe UI" w:eastAsia="Times New Roman" w:hAnsi="Segoe UI" w:cs="Segoe UI"/>
+          <w:color w:val="000000"/>
+          <w:sz w:val="24"/>
+          <w:szCs w:val="24"/>
+          <w:lang w:eastAsia="en-ID"/>
+        </w:rPr>
+        <w:t xml:space="preserve">String message = </w:t>
+      </w:r>
+      <w:proofErr w:type="spellStart"/>
+      <w:r>
+        <w:rPr>
+          <w:rFonts w:ascii="Segoe UI" w:eastAsia="Times New Roman" w:hAnsi="Segoe UI" w:cs="Segoe UI"/>
+          <w:color w:val="000000"/>
+          <w:sz w:val="24"/>
+          <w:szCs w:val="24"/>
+          <w:lang w:eastAsia="en-ID"/>
+        </w:rPr>
+        <w:t>String.format</w:t>
+      </w:r>
+      <w:proofErr w:type="spellEnd"/>
+      <w:r>
+        <w:rPr>
+          <w:rFonts w:ascii="Segoe UI" w:eastAsia="Times New Roman" w:hAnsi="Segoe UI" w:cs="Segoe UI"/>
+          <w:color w:val="000000"/>
+          <w:sz w:val="24"/>
+          <w:szCs w:val="24"/>
+          <w:lang w:eastAsia="en-ID"/>
+        </w:rPr>
+        <w:t>('Hello, %s. Next year, you'll be %d', name, age + 1);</w:t>
+      </w:r>
+    </w:p>
+    <w:p>
+      <w:pPr>
+        <w:tabs>
+          <w:tab w:val="left" w:pos="916"/>
+          <w:tab w:val="left" w:pos="1832"/>
+          <w:tab w:val="left" w:pos="2748"/>
+          <w:tab w:val="left" w:pos="3664"/>
+          <w:tab w:val="left" w:pos="4580"/>
+          <w:tab w:val="left" w:pos="5496"/>
+          <w:tab w:val="left" w:pos="6412"/>
+          <w:tab w:val="left" w:pos="7328"/>
+          <w:tab w:val="left" w:pos="8244"/>
+          <w:tab w:val="left" w:pos="9160"/>
+          <w:tab w:val="left" w:pos="10076"/>
+          <w:tab w:val="left" w:pos="10992"/>
+          <w:tab w:val="left" w:pos="11908"/>
+          <w:tab w:val="left" w:pos="12824"/>
+          <w:tab w:val="left" w:pos="13740"/>
+          <w:tab w:val="left" w:pos="14656"/>
+        </w:tabs>
+        <w:spacing w:before="20" w:after="20" w:line="360" w:lineRule="atLeast"/>
+        <w:rPr>
+          <w:rFonts w:ascii="Segoe UI" w:eastAsia="Times New Roman" w:hAnsi="Segoe UI" w:cs="Segoe UI"/>
+          <w:color w:val="000000"/>
+          <w:sz w:val="24"/>
+          <w:szCs w:val="24"/>
+          <w:lang w:eastAsia="en-ID"/>
+        </w:rPr>
+      </w:pPr>
+      <w:r>
+        <w:rPr>
+          <w:rFonts w:ascii="Segoe UI" w:eastAsia="Times New Roman" w:hAnsi="Segoe UI" w:cs="Segoe UI"/>
           <w:color w:val="000000"/>
           <w:sz w:val="24"/>
           <w:szCs w:val="24"/>
@@ -2338,22 +2904,56 @@
         </w:tabs>
         <w:spacing w:before="20" w:after="20" w:line="360" w:lineRule="atLeast"/>
         <w:rPr>
-          <w:rFonts w:ascii="Courier" w:eastAsia="Times New Roman" w:hAnsi="Courier" w:cs="Courier New"/>
-          <w:color w:val="000000"/>
-          <w:sz w:val="24"/>
-          <w:szCs w:val="24"/>
-          <w:lang w:eastAsia="en-ID"/>
-        </w:rPr>
-      </w:pPr>
-      <w:r>
-        <w:rPr>
-          <w:rFonts w:ascii="Courier" w:eastAsia="Times New Roman" w:hAnsi="Courier" w:cs="Courier New"/>
-          <w:color w:val="000000"/>
-          <w:sz w:val="24"/>
-          <w:szCs w:val="24"/>
-          <w:lang w:eastAsia="en-ID"/>
-        </w:rPr>
-        <w:t>Scanner in = new Scanner(Path.of('myfile.txt'), StandardCharsets.UTF_8);</w:t>
+          <w:rFonts w:ascii="Segoe UI" w:eastAsia="Times New Roman" w:hAnsi="Segoe UI" w:cs="Segoe UI"/>
+          <w:color w:val="000000"/>
+          <w:sz w:val="24"/>
+          <w:szCs w:val="24"/>
+          <w:lang w:eastAsia="en-ID"/>
+        </w:rPr>
+      </w:pPr>
+      <w:r>
+        <w:rPr>
+          <w:rFonts w:ascii="Segoe UI" w:eastAsia="Times New Roman" w:hAnsi="Segoe UI" w:cs="Segoe UI"/>
+          <w:color w:val="000000"/>
+          <w:sz w:val="24"/>
+          <w:szCs w:val="24"/>
+          <w:lang w:eastAsia="en-ID"/>
+        </w:rPr>
+        <w:t xml:space="preserve">Scanner in = new </w:t>
+      </w:r>
+      <w:proofErr w:type="gramStart"/>
+      <w:r>
+        <w:rPr>
+          <w:rFonts w:ascii="Segoe UI" w:eastAsia="Times New Roman" w:hAnsi="Segoe UI" w:cs="Segoe UI"/>
+          <w:color w:val="000000"/>
+          <w:sz w:val="24"/>
+          <w:szCs w:val="24"/>
+          <w:lang w:eastAsia="en-ID"/>
+        </w:rPr>
+        <w:t>Scanner(</w:t>
+      </w:r>
+      <w:proofErr w:type="spellStart"/>
+      <w:proofErr w:type="gramEnd"/>
+      <w:r>
+        <w:rPr>
+          <w:rFonts w:ascii="Segoe UI" w:eastAsia="Times New Roman" w:hAnsi="Segoe UI" w:cs="Segoe UI"/>
+          <w:color w:val="000000"/>
+          <w:sz w:val="24"/>
+          <w:szCs w:val="24"/>
+          <w:lang w:eastAsia="en-ID"/>
+        </w:rPr>
+        <w:t>Path.of</w:t>
+      </w:r>
+      <w:proofErr w:type="spellEnd"/>
+      <w:r>
+        <w:rPr>
+          <w:rFonts w:ascii="Segoe UI" w:eastAsia="Times New Roman" w:hAnsi="Segoe UI" w:cs="Segoe UI"/>
+          <w:color w:val="000000"/>
+          <w:sz w:val="24"/>
+          <w:szCs w:val="24"/>
+          <w:lang w:eastAsia="en-ID"/>
+        </w:rPr>
+        <w:t>('myfile.txt'), StandardCharsets.UTF_8);</w:t>
       </w:r>
     </w:p>
     <w:p>
@@ -2383,16 +2983,16 @@
         </w:tabs>
         <w:spacing w:before="20" w:after="20" w:line="360" w:lineRule="atLeast"/>
         <w:rPr>
-          <w:rFonts w:ascii="Courier" w:eastAsia="Times New Roman" w:hAnsi="Courier" w:cs="Courier New"/>
-          <w:color w:val="000000"/>
-          <w:sz w:val="24"/>
-          <w:szCs w:val="24"/>
-          <w:lang w:eastAsia="en-ID"/>
-        </w:rPr>
-      </w:pPr>
-      <w:r>
-        <w:rPr>
-          <w:rFonts w:ascii="Courier" w:eastAsia="Times New Roman" w:hAnsi="Courier" w:cs="Courier New"/>
+          <w:rFonts w:ascii="Segoe UI" w:eastAsia="Times New Roman" w:hAnsi="Segoe UI" w:cs="Segoe UI"/>
+          <w:color w:val="000000"/>
+          <w:sz w:val="24"/>
+          <w:szCs w:val="24"/>
+          <w:lang w:eastAsia="en-ID"/>
+        </w:rPr>
+      </w:pPr>
+      <w:r>
+        <w:rPr>
+          <w:rFonts w:ascii="Segoe UI" w:eastAsia="Times New Roman" w:hAnsi="Segoe UI" w:cs="Segoe UI"/>
           <w:color w:val="000000"/>
           <w:sz w:val="24"/>
           <w:szCs w:val="24"/>
@@ -2400,9 +3000,10 @@
         </w:rPr>
         <w:t xml:space="preserve">Use </w:t>
       </w:r>
-      <w:r>
-        <w:rPr>
-          <w:rFonts w:ascii="Courier" w:eastAsia="Times New Roman" w:hAnsi="Courier" w:cs="Courier New"/>
+      <w:proofErr w:type="spellStart"/>
+      <w:r>
+        <w:rPr>
+          <w:rFonts w:ascii="Segoe UI" w:eastAsia="Times New Roman" w:hAnsi="Segoe UI" w:cs="Segoe UI"/>
           <w:color w:val="000000"/>
           <w:sz w:val="24"/>
           <w:szCs w:val="24"/>
@@ -2410,9 +3011,10 @@
         </w:rPr>
         <w:t>PrintWriter</w:t>
       </w:r>
-      <w:r>
-        <w:rPr>
-          <w:rFonts w:ascii="Courier" w:eastAsia="Times New Roman" w:hAnsi="Courier" w:cs="Courier New"/>
+      <w:proofErr w:type="spellEnd"/>
+      <w:r>
+        <w:rPr>
+          <w:rFonts w:ascii="Segoe UI" w:eastAsia="Times New Roman" w:hAnsi="Segoe UI" w:cs="Segoe UI"/>
           <w:color w:val="000000"/>
           <w:sz w:val="24"/>
           <w:szCs w:val="24"/>
@@ -2448,56 +3050,102 @@
         </w:tabs>
         <w:spacing w:before="20" w:after="20" w:line="360" w:lineRule="atLeast"/>
         <w:rPr>
-          <w:rFonts w:ascii="Courier" w:eastAsia="Times New Roman" w:hAnsi="Courier" w:cs="Courier New"/>
-          <w:color w:val="000000"/>
-          <w:sz w:val="24"/>
-          <w:szCs w:val="24"/>
-          <w:lang w:eastAsia="en-ID"/>
-        </w:rPr>
-      </w:pPr>
-      <w:r>
-        <w:rPr>
-          <w:rFonts w:ascii="Courier" w:eastAsia="Times New Roman" w:hAnsi="Courier" w:cs="Courier New"/>
-          <w:color w:val="000000"/>
-          <w:sz w:val="24"/>
-          <w:szCs w:val="24"/>
-          <w:lang w:eastAsia="en-ID"/>
-        </w:rPr>
-        <w:t>PrintWriter out = new PrintWriter('myfile.txt', StandardCharsets.UTF_8);</w:t>
-      </w:r>
-    </w:p>
-    <w:p>
-      <w:pPr>
-        <w:tabs>
-          <w:tab w:val="left" w:pos="916"/>
-          <w:tab w:val="left" w:pos="1832"/>
-          <w:tab w:val="left" w:pos="2748"/>
-          <w:tab w:val="left" w:pos="3664"/>
-          <w:tab w:val="left" w:pos="4580"/>
-          <w:tab w:val="left" w:pos="5496"/>
-          <w:tab w:val="left" w:pos="6412"/>
-          <w:tab w:val="left" w:pos="7328"/>
-          <w:tab w:val="left" w:pos="8244"/>
-          <w:tab w:val="left" w:pos="9160"/>
-          <w:tab w:val="left" w:pos="10076"/>
-          <w:tab w:val="left" w:pos="10992"/>
-          <w:tab w:val="left" w:pos="11908"/>
-          <w:tab w:val="left" w:pos="12824"/>
-          <w:tab w:val="left" w:pos="13740"/>
-          <w:tab w:val="left" w:pos="14656"/>
-        </w:tabs>
-        <w:spacing w:before="20" w:after="20" w:line="360" w:lineRule="atLeast"/>
-        <w:rPr>
-          <w:rFonts w:ascii="Courier" w:eastAsia="Times New Roman" w:hAnsi="Courier" w:cs="Courier New"/>
-          <w:color w:val="000000"/>
-          <w:sz w:val="24"/>
-          <w:szCs w:val="24"/>
-          <w:lang w:eastAsia="en-ID"/>
-        </w:rPr>
-      </w:pPr>
-      <w:r>
-        <w:rPr>
-          <w:rFonts w:ascii="Courier" w:eastAsia="Times New Roman" w:hAnsi="Courier" w:cs="Courier New"/>
+          <w:rFonts w:ascii="Segoe UI" w:eastAsia="Times New Roman" w:hAnsi="Segoe UI" w:cs="Segoe UI"/>
+          <w:color w:val="000000"/>
+          <w:sz w:val="24"/>
+          <w:szCs w:val="24"/>
+          <w:lang w:eastAsia="en-ID"/>
+        </w:rPr>
+      </w:pPr>
+      <w:proofErr w:type="spellStart"/>
+      <w:r>
+        <w:rPr>
+          <w:rFonts w:ascii="Segoe UI" w:eastAsia="Times New Roman" w:hAnsi="Segoe UI" w:cs="Segoe UI"/>
+          <w:color w:val="000000"/>
+          <w:sz w:val="24"/>
+          <w:szCs w:val="24"/>
+          <w:lang w:eastAsia="en-ID"/>
+        </w:rPr>
+        <w:t>PrintWriter</w:t>
+      </w:r>
+      <w:proofErr w:type="spellEnd"/>
+      <w:r>
+        <w:rPr>
+          <w:rFonts w:ascii="Segoe UI" w:eastAsia="Times New Roman" w:hAnsi="Segoe UI" w:cs="Segoe UI"/>
+          <w:color w:val="000000"/>
+          <w:sz w:val="24"/>
+          <w:szCs w:val="24"/>
+          <w:lang w:eastAsia="en-ID"/>
+        </w:rPr>
+        <w:t xml:space="preserve"> out = new </w:t>
+      </w:r>
+      <w:proofErr w:type="spellStart"/>
+      <w:proofErr w:type="gramStart"/>
+      <w:r>
+        <w:rPr>
+          <w:rFonts w:ascii="Segoe UI" w:eastAsia="Times New Roman" w:hAnsi="Segoe UI" w:cs="Segoe UI"/>
+          <w:color w:val="000000"/>
+          <w:sz w:val="24"/>
+          <w:szCs w:val="24"/>
+          <w:lang w:eastAsia="en-ID"/>
+        </w:rPr>
+        <w:t>PrintWriter</w:t>
+      </w:r>
+      <w:proofErr w:type="spellEnd"/>
+      <w:r>
+        <w:rPr>
+          <w:rFonts w:ascii="Segoe UI" w:eastAsia="Times New Roman" w:hAnsi="Segoe UI" w:cs="Segoe UI"/>
+          <w:color w:val="000000"/>
+          <w:sz w:val="24"/>
+          <w:szCs w:val="24"/>
+          <w:lang w:eastAsia="en-ID"/>
+        </w:rPr>
+        <w:t>(</w:t>
+      </w:r>
+      <w:proofErr w:type="gramEnd"/>
+      <w:r>
+        <w:rPr>
+          <w:rFonts w:ascii="Segoe UI" w:eastAsia="Times New Roman" w:hAnsi="Segoe UI" w:cs="Segoe UI"/>
+          <w:color w:val="000000"/>
+          <w:sz w:val="24"/>
+          <w:szCs w:val="24"/>
+          <w:lang w:eastAsia="en-ID"/>
+        </w:rPr>
+        <w:t>'myfile.txt', StandardCharsets.UTF_8);</w:t>
+      </w:r>
+    </w:p>
+    <w:p>
+      <w:pPr>
+        <w:tabs>
+          <w:tab w:val="left" w:pos="916"/>
+          <w:tab w:val="left" w:pos="1832"/>
+          <w:tab w:val="left" w:pos="2748"/>
+          <w:tab w:val="left" w:pos="3664"/>
+          <w:tab w:val="left" w:pos="4580"/>
+          <w:tab w:val="left" w:pos="5496"/>
+          <w:tab w:val="left" w:pos="6412"/>
+          <w:tab w:val="left" w:pos="7328"/>
+          <w:tab w:val="left" w:pos="8244"/>
+          <w:tab w:val="left" w:pos="9160"/>
+          <w:tab w:val="left" w:pos="10076"/>
+          <w:tab w:val="left" w:pos="10992"/>
+          <w:tab w:val="left" w:pos="11908"/>
+          <w:tab w:val="left" w:pos="12824"/>
+          <w:tab w:val="left" w:pos="13740"/>
+          <w:tab w:val="left" w:pos="14656"/>
+        </w:tabs>
+        <w:spacing w:before="20" w:after="20" w:line="360" w:lineRule="atLeast"/>
+        <w:rPr>
+          <w:rFonts w:ascii="Segoe UI" w:eastAsia="Times New Roman" w:hAnsi="Segoe UI" w:cs="Segoe UI"/>
+          <w:color w:val="000000"/>
+          <w:sz w:val="24"/>
+          <w:szCs w:val="24"/>
+          <w:lang w:eastAsia="en-ID"/>
+        </w:rPr>
+      </w:pPr>
+      <w:r>
+        <w:rPr>
+          <w:rFonts w:ascii="Segoe UI" w:eastAsia="Times New Roman" w:hAnsi="Segoe UI" w:cs="Segoe UI"/>
           <w:color w:val="000000"/>
           <w:sz w:val="24"/>
           <w:szCs w:val="24"/>
@@ -2533,56 +3181,78 @@
         </w:tabs>
         <w:spacing w:before="20" w:after="20" w:line="360" w:lineRule="atLeast"/>
         <w:rPr>
-          <w:rFonts w:ascii="Courier" w:eastAsia="Times New Roman" w:hAnsi="Courier" w:cs="Courier New"/>
-          <w:color w:val="000000"/>
-          <w:sz w:val="24"/>
-          <w:szCs w:val="24"/>
-          <w:lang w:eastAsia="en-ID"/>
-        </w:rPr>
-      </w:pPr>
-      <w:r>
-        <w:rPr>
-          <w:rFonts w:ascii="Courier" w:eastAsia="Times New Roman" w:hAnsi="Courier" w:cs="Courier New"/>
-          <w:color w:val="000000"/>
-          <w:sz w:val="24"/>
-          <w:szCs w:val="24"/>
-          <w:lang w:eastAsia="en-ID"/>
-        </w:rPr>
-        <w:t>If, else, elseif, while, for, foreach, break, continue, dowhile, switch</w:t>
-      </w:r>
-    </w:p>
-    <w:p>
-      <w:pPr>
-        <w:tabs>
-          <w:tab w:val="left" w:pos="916"/>
-          <w:tab w:val="left" w:pos="1832"/>
-          <w:tab w:val="left" w:pos="2748"/>
-          <w:tab w:val="left" w:pos="3664"/>
-          <w:tab w:val="left" w:pos="4580"/>
-          <w:tab w:val="left" w:pos="5496"/>
-          <w:tab w:val="left" w:pos="6412"/>
-          <w:tab w:val="left" w:pos="7328"/>
-          <w:tab w:val="left" w:pos="8244"/>
-          <w:tab w:val="left" w:pos="9160"/>
-          <w:tab w:val="left" w:pos="10076"/>
-          <w:tab w:val="left" w:pos="10992"/>
-          <w:tab w:val="left" w:pos="11908"/>
-          <w:tab w:val="left" w:pos="12824"/>
-          <w:tab w:val="left" w:pos="13740"/>
-          <w:tab w:val="left" w:pos="14656"/>
-        </w:tabs>
-        <w:spacing w:before="20" w:after="20" w:line="360" w:lineRule="atLeast"/>
-        <w:rPr>
-          <w:rFonts w:ascii="Courier" w:eastAsia="Times New Roman" w:hAnsi="Courier" w:cs="Courier New"/>
-          <w:color w:val="000000"/>
-          <w:sz w:val="24"/>
-          <w:szCs w:val="24"/>
-          <w:lang w:eastAsia="en-ID"/>
-        </w:rPr>
-      </w:pPr>
-      <w:r>
-        <w:rPr>
-          <w:rFonts w:ascii="Courier" w:eastAsia="Times New Roman" w:hAnsi="Courier" w:cs="Courier New"/>
+          <w:rFonts w:ascii="Segoe UI" w:eastAsia="Times New Roman" w:hAnsi="Segoe UI" w:cs="Segoe UI"/>
+          <w:color w:val="000000"/>
+          <w:sz w:val="24"/>
+          <w:szCs w:val="24"/>
+          <w:lang w:eastAsia="en-ID"/>
+        </w:rPr>
+      </w:pPr>
+      <w:r>
+        <w:rPr>
+          <w:rFonts w:ascii="Segoe UI" w:eastAsia="Times New Roman" w:hAnsi="Segoe UI" w:cs="Segoe UI"/>
+          <w:color w:val="000000"/>
+          <w:sz w:val="24"/>
+          <w:szCs w:val="24"/>
+          <w:lang w:eastAsia="en-ID"/>
+        </w:rPr>
+        <w:t xml:space="preserve">If, else, elseif, while, for, foreach, break, continue, </w:t>
+      </w:r>
+      <w:proofErr w:type="spellStart"/>
+      <w:r>
+        <w:rPr>
+          <w:rFonts w:ascii="Segoe UI" w:eastAsia="Times New Roman" w:hAnsi="Segoe UI" w:cs="Segoe UI"/>
+          <w:color w:val="000000"/>
+          <w:sz w:val="24"/>
+          <w:szCs w:val="24"/>
+          <w:lang w:eastAsia="en-ID"/>
+        </w:rPr>
+        <w:t>dowhile</w:t>
+      </w:r>
+      <w:proofErr w:type="spellEnd"/>
+      <w:r>
+        <w:rPr>
+          <w:rFonts w:ascii="Segoe UI" w:eastAsia="Times New Roman" w:hAnsi="Segoe UI" w:cs="Segoe UI"/>
+          <w:color w:val="000000"/>
+          <w:sz w:val="24"/>
+          <w:szCs w:val="24"/>
+          <w:lang w:eastAsia="en-ID"/>
+        </w:rPr>
+        <w:t>, switch</w:t>
+      </w:r>
+    </w:p>
+    <w:p>
+      <w:pPr>
+        <w:tabs>
+          <w:tab w:val="left" w:pos="916"/>
+          <w:tab w:val="left" w:pos="1832"/>
+          <w:tab w:val="left" w:pos="2748"/>
+          <w:tab w:val="left" w:pos="3664"/>
+          <w:tab w:val="left" w:pos="4580"/>
+          <w:tab w:val="left" w:pos="5496"/>
+          <w:tab w:val="left" w:pos="6412"/>
+          <w:tab w:val="left" w:pos="7328"/>
+          <w:tab w:val="left" w:pos="8244"/>
+          <w:tab w:val="left" w:pos="9160"/>
+          <w:tab w:val="left" w:pos="10076"/>
+          <w:tab w:val="left" w:pos="10992"/>
+          <w:tab w:val="left" w:pos="11908"/>
+          <w:tab w:val="left" w:pos="12824"/>
+          <w:tab w:val="left" w:pos="13740"/>
+          <w:tab w:val="left" w:pos="14656"/>
+        </w:tabs>
+        <w:spacing w:before="20" w:after="20" w:line="360" w:lineRule="atLeast"/>
+        <w:rPr>
+          <w:rFonts w:ascii="Segoe UI" w:eastAsia="Times New Roman" w:hAnsi="Segoe UI" w:cs="Segoe UI"/>
+          <w:color w:val="000000"/>
+          <w:sz w:val="24"/>
+          <w:szCs w:val="24"/>
+          <w:lang w:eastAsia="en-ID"/>
+        </w:rPr>
+      </w:pPr>
+      <w:r>
+        <w:rPr>
+          <w:rFonts w:ascii="Segoe UI" w:eastAsia="Times New Roman" w:hAnsi="Segoe UI" w:cs="Segoe UI"/>
           <w:color w:val="000000"/>
           <w:sz w:val="24"/>
           <w:szCs w:val="24"/>
@@ -2618,22 +3288,56 @@
         </w:tabs>
         <w:spacing w:before="20" w:after="20" w:line="360" w:lineRule="atLeast"/>
         <w:rPr>
-          <w:rFonts w:ascii="Courier" w:eastAsia="Times New Roman" w:hAnsi="Courier" w:cs="Courier New"/>
-          <w:color w:val="000000"/>
-          <w:sz w:val="24"/>
-          <w:szCs w:val="24"/>
-          <w:lang w:eastAsia="en-ID"/>
-        </w:rPr>
-      </w:pPr>
-      <w:r>
-        <w:rPr>
-          <w:rFonts w:ascii="Courier" w:eastAsia="Times New Roman" w:hAnsi="Courier" w:cs="Courier New"/>
-          <w:color w:val="000000"/>
-          <w:sz w:val="24"/>
-          <w:szCs w:val="24"/>
-          <w:lang w:eastAsia="en-ID"/>
-        </w:rPr>
-        <w:t>smallPrimes = new int[] { 17, 19, 23, 29, 31, 37 };</w:t>
+          <w:rFonts w:ascii="Segoe UI" w:eastAsia="Times New Roman" w:hAnsi="Segoe UI" w:cs="Segoe UI"/>
+          <w:color w:val="000000"/>
+          <w:sz w:val="24"/>
+          <w:szCs w:val="24"/>
+          <w:lang w:eastAsia="en-ID"/>
+        </w:rPr>
+      </w:pPr>
+      <w:proofErr w:type="spellStart"/>
+      <w:r>
+        <w:rPr>
+          <w:rFonts w:ascii="Segoe UI" w:eastAsia="Times New Roman" w:hAnsi="Segoe UI" w:cs="Segoe UI"/>
+          <w:color w:val="000000"/>
+          <w:sz w:val="24"/>
+          <w:szCs w:val="24"/>
+          <w:lang w:eastAsia="en-ID"/>
+        </w:rPr>
+        <w:t>smallPrimes</w:t>
+      </w:r>
+      <w:proofErr w:type="spellEnd"/>
+      <w:r>
+        <w:rPr>
+          <w:rFonts w:ascii="Segoe UI" w:eastAsia="Times New Roman" w:hAnsi="Segoe UI" w:cs="Segoe UI"/>
+          <w:color w:val="000000"/>
+          <w:sz w:val="24"/>
+          <w:szCs w:val="24"/>
+          <w:lang w:eastAsia="en-ID"/>
+        </w:rPr>
+        <w:t xml:space="preserve"> = new </w:t>
+      </w:r>
+      <w:proofErr w:type="gramStart"/>
+      <w:r>
+        <w:rPr>
+          <w:rFonts w:ascii="Segoe UI" w:eastAsia="Times New Roman" w:hAnsi="Segoe UI" w:cs="Segoe UI"/>
+          <w:color w:val="000000"/>
+          <w:sz w:val="24"/>
+          <w:szCs w:val="24"/>
+          <w:lang w:eastAsia="en-ID"/>
+        </w:rPr>
+        <w:t>int[</w:t>
+      </w:r>
+      <w:proofErr w:type="gramEnd"/>
+      <w:r>
+        <w:rPr>
+          <w:rFonts w:ascii="Segoe UI" w:eastAsia="Times New Roman" w:hAnsi="Segoe UI" w:cs="Segoe UI"/>
+          <w:color w:val="000000"/>
+          <w:sz w:val="24"/>
+          <w:szCs w:val="24"/>
+          <w:lang w:eastAsia="en-ID"/>
+        </w:rPr>
+        <w:t>] { 17, 19, 23, 29, 31, 37 };</w:t>
       </w:r>
     </w:p>
     <w:p>
@@ -2663,22 +3367,34 @@
         </w:tabs>
         <w:spacing w:before="20" w:after="20" w:line="360" w:lineRule="atLeast"/>
         <w:rPr>
-          <w:rFonts w:ascii="Courier" w:eastAsia="Times New Roman" w:hAnsi="Courier" w:cs="Courier New"/>
-          <w:color w:val="000000"/>
-          <w:sz w:val="24"/>
-          <w:szCs w:val="24"/>
-          <w:lang w:eastAsia="en-ID"/>
-        </w:rPr>
-      </w:pPr>
-      <w:r>
-        <w:rPr>
-          <w:rFonts w:ascii="Courier" w:eastAsia="Times New Roman" w:hAnsi="Courier" w:cs="Courier New"/>
-          <w:color w:val="000000"/>
-          <w:sz w:val="24"/>
-          <w:szCs w:val="24"/>
-          <w:lang w:eastAsia="en-ID"/>
-        </w:rPr>
-        <w:t>int[] a = new int[100];</w:t>
+          <w:rFonts w:ascii="Segoe UI" w:eastAsia="Times New Roman" w:hAnsi="Segoe UI" w:cs="Segoe UI"/>
+          <w:color w:val="000000"/>
+          <w:sz w:val="24"/>
+          <w:szCs w:val="24"/>
+          <w:lang w:eastAsia="en-ID"/>
+        </w:rPr>
+      </w:pPr>
+      <w:proofErr w:type="gramStart"/>
+      <w:r>
+        <w:rPr>
+          <w:rFonts w:ascii="Segoe UI" w:eastAsia="Times New Roman" w:hAnsi="Segoe UI" w:cs="Segoe UI"/>
+          <w:color w:val="000000"/>
+          <w:sz w:val="24"/>
+          <w:szCs w:val="24"/>
+          <w:lang w:eastAsia="en-ID"/>
+        </w:rPr>
+        <w:t>int[</w:t>
+      </w:r>
+      <w:proofErr w:type="gramEnd"/>
+      <w:r>
+        <w:rPr>
+          <w:rFonts w:ascii="Segoe UI" w:eastAsia="Times New Roman" w:hAnsi="Segoe UI" w:cs="Segoe UI"/>
+          <w:color w:val="000000"/>
+          <w:sz w:val="24"/>
+          <w:szCs w:val="24"/>
+          <w:lang w:eastAsia="en-ID"/>
+        </w:rPr>
+        <w:t>] a = new int[100];</w:t>
       </w:r>
     </w:p>
     <w:p>
@@ -2708,26 +3424,103 @@
         </w:tabs>
         <w:spacing w:before="20" w:after="20" w:line="360" w:lineRule="atLeast"/>
         <w:rPr>
-          <w:rFonts w:ascii="Courier" w:eastAsia="Times New Roman" w:hAnsi="Courier" w:cs="Courier New"/>
-          <w:color w:val="000000"/>
-          <w:sz w:val="24"/>
-          <w:szCs w:val="24"/>
-          <w:lang w:eastAsia="en-ID"/>
-        </w:rPr>
-      </w:pPr>
-      <w:r>
-        <w:rPr>
-          <w:rFonts w:ascii="Courier" w:eastAsia="Times New Roman" w:hAnsi="Courier" w:cs="Courier New"/>
-          <w:color w:val="000000"/>
-          <w:sz w:val="24"/>
-          <w:szCs w:val="24"/>
-          <w:lang w:eastAsia="en-ID"/>
-        </w:rPr>
-        <w:t>for (int i = 0; i &lt; 100; i++)</w:t>
-      </w:r>
-      <w:r>
-        <w:rPr>
-          <w:rFonts w:ascii="Courier" w:eastAsia="Times New Roman" w:hAnsi="Courier" w:cs="Courier New"/>
+          <w:rFonts w:ascii="Segoe UI" w:eastAsia="Times New Roman" w:hAnsi="Segoe UI" w:cs="Segoe UI"/>
+          <w:color w:val="000000"/>
+          <w:sz w:val="24"/>
+          <w:szCs w:val="24"/>
+          <w:lang w:eastAsia="en-ID"/>
+        </w:rPr>
+      </w:pPr>
+      <w:r>
+        <w:rPr>
+          <w:rFonts w:ascii="Segoe UI" w:eastAsia="Times New Roman" w:hAnsi="Segoe UI" w:cs="Segoe UI"/>
+          <w:color w:val="000000"/>
+          <w:sz w:val="24"/>
+          <w:szCs w:val="24"/>
+          <w:lang w:eastAsia="en-ID"/>
+        </w:rPr>
+        <w:t xml:space="preserve">for (int </w:t>
+      </w:r>
+      <w:proofErr w:type="spellStart"/>
+      <w:r>
+        <w:rPr>
+          <w:rFonts w:ascii="Segoe UI" w:eastAsia="Times New Roman" w:hAnsi="Segoe UI" w:cs="Segoe UI"/>
+          <w:color w:val="000000"/>
+          <w:sz w:val="24"/>
+          <w:szCs w:val="24"/>
+          <w:lang w:eastAsia="en-ID"/>
+        </w:rPr>
+        <w:t>i</w:t>
+      </w:r>
+      <w:proofErr w:type="spellEnd"/>
+      <w:r>
+        <w:rPr>
+          <w:rFonts w:ascii="Segoe UI" w:eastAsia="Times New Roman" w:hAnsi="Segoe UI" w:cs="Segoe UI"/>
+          <w:color w:val="000000"/>
+          <w:sz w:val="24"/>
+          <w:szCs w:val="24"/>
+          <w:lang w:eastAsia="en-ID"/>
+        </w:rPr>
+        <w:t xml:space="preserve"> = 0; </w:t>
+      </w:r>
+      <w:proofErr w:type="spellStart"/>
+      <w:r>
+        <w:rPr>
+          <w:rFonts w:ascii="Segoe UI" w:eastAsia="Times New Roman" w:hAnsi="Segoe UI" w:cs="Segoe UI"/>
+          <w:color w:val="000000"/>
+          <w:sz w:val="24"/>
+          <w:szCs w:val="24"/>
+          <w:lang w:eastAsia="en-ID"/>
+        </w:rPr>
+        <w:t>i</w:t>
+      </w:r>
+      <w:proofErr w:type="spellEnd"/>
+      <w:r>
+        <w:rPr>
+          <w:rFonts w:ascii="Segoe UI" w:eastAsia="Times New Roman" w:hAnsi="Segoe UI" w:cs="Segoe UI"/>
+          <w:color w:val="000000"/>
+          <w:sz w:val="24"/>
+          <w:szCs w:val="24"/>
+          <w:lang w:eastAsia="en-ID"/>
+        </w:rPr>
+        <w:t xml:space="preserve"> &lt; 100; </w:t>
+      </w:r>
+      <w:proofErr w:type="spellStart"/>
+      <w:r>
+        <w:rPr>
+          <w:rFonts w:ascii="Segoe UI" w:eastAsia="Times New Roman" w:hAnsi="Segoe UI" w:cs="Segoe UI"/>
+          <w:color w:val="000000"/>
+          <w:sz w:val="24"/>
+          <w:szCs w:val="24"/>
+          <w:lang w:eastAsia="en-ID"/>
+        </w:rPr>
+        <w:t>i</w:t>
+      </w:r>
+      <w:proofErr w:type="spellEnd"/>
+      <w:r>
+        <w:rPr>
+          <w:rFonts w:ascii="Segoe UI" w:eastAsia="Times New Roman" w:hAnsi="Segoe UI" w:cs="Segoe UI"/>
+          <w:color w:val="000000"/>
+          <w:sz w:val="24"/>
+          <w:szCs w:val="24"/>
+          <w:lang w:eastAsia="en-ID"/>
+        </w:rPr>
+        <w:t>+</w:t>
+      </w:r>
+      <w:proofErr w:type="gramStart"/>
+      <w:r>
+        <w:rPr>
+          <w:rFonts w:ascii="Segoe UI" w:eastAsia="Times New Roman" w:hAnsi="Segoe UI" w:cs="Segoe UI"/>
+          <w:color w:val="000000"/>
+          <w:sz w:val="24"/>
+          <w:szCs w:val="24"/>
+          <w:lang w:eastAsia="en-ID"/>
+        </w:rPr>
+        <w:t>+)</w:t>
+      </w:r>
+      <w:r>
+        <w:rPr>
+          <w:rFonts w:ascii="Segoe UI" w:eastAsia="Times New Roman" w:hAnsi="Segoe UI" w:cs="Segoe UI"/>
           <w:color w:val="000000"/>
           <w:sz w:val="24"/>
           <w:szCs w:val="24"/>
@@ -2735,6 +3528,7 @@
         </w:rPr>
         <w:t>{</w:t>
       </w:r>
+      <w:proofErr w:type="gramEnd"/>
     </w:p>
     <w:p>
       <w:pPr>
@@ -2759,22 +3553,66 @@
         </w:tabs>
         <w:spacing w:before="20" w:after="20" w:line="360" w:lineRule="atLeast"/>
         <w:rPr>
-          <w:rFonts w:ascii="Courier" w:eastAsia="Times New Roman" w:hAnsi="Courier" w:cs="Courier New"/>
-          <w:color w:val="000000"/>
-          <w:sz w:val="24"/>
-          <w:szCs w:val="24"/>
-          <w:lang w:eastAsia="en-ID"/>
-        </w:rPr>
-      </w:pPr>
-      <w:r>
-        <w:rPr>
-          <w:rFonts w:ascii="Courier" w:eastAsia="Times New Roman" w:hAnsi="Courier" w:cs="Courier New"/>
-          <w:color w:val="000000"/>
-          <w:sz w:val="24"/>
-          <w:szCs w:val="24"/>
-          <w:lang w:eastAsia="en-ID"/>
-        </w:rPr>
-        <w:t>   a[i] = i; // fills the array with numbers 0 to 99</w:t>
+          <w:rFonts w:ascii="Segoe UI" w:eastAsia="Times New Roman" w:hAnsi="Segoe UI" w:cs="Segoe UI"/>
+          <w:color w:val="000000"/>
+          <w:sz w:val="24"/>
+          <w:szCs w:val="24"/>
+          <w:lang w:eastAsia="en-ID"/>
+        </w:rPr>
+      </w:pPr>
+      <w:r>
+        <w:rPr>
+          <w:rFonts w:ascii="Segoe UI" w:eastAsia="Times New Roman" w:hAnsi="Segoe UI" w:cs="Segoe UI"/>
+          <w:color w:val="000000"/>
+          <w:sz w:val="24"/>
+          <w:szCs w:val="24"/>
+          <w:lang w:eastAsia="en-ID"/>
+        </w:rPr>
+        <w:t>   a[</w:t>
+      </w:r>
+      <w:proofErr w:type="spellStart"/>
+      <w:r>
+        <w:rPr>
+          <w:rFonts w:ascii="Segoe UI" w:eastAsia="Times New Roman" w:hAnsi="Segoe UI" w:cs="Segoe UI"/>
+          <w:color w:val="000000"/>
+          <w:sz w:val="24"/>
+          <w:szCs w:val="24"/>
+          <w:lang w:eastAsia="en-ID"/>
+        </w:rPr>
+        <w:t>i</w:t>
+      </w:r>
+      <w:proofErr w:type="spellEnd"/>
+      <w:r>
+        <w:rPr>
+          <w:rFonts w:ascii="Segoe UI" w:eastAsia="Times New Roman" w:hAnsi="Segoe UI" w:cs="Segoe UI"/>
+          <w:color w:val="000000"/>
+          <w:sz w:val="24"/>
+          <w:szCs w:val="24"/>
+          <w:lang w:eastAsia="en-ID"/>
+        </w:rPr>
+        <w:t xml:space="preserve">] = </w:t>
+      </w:r>
+      <w:proofErr w:type="spellStart"/>
+      <w:r>
+        <w:rPr>
+          <w:rFonts w:ascii="Segoe UI" w:eastAsia="Times New Roman" w:hAnsi="Segoe UI" w:cs="Segoe UI"/>
+          <w:color w:val="000000"/>
+          <w:sz w:val="24"/>
+          <w:szCs w:val="24"/>
+          <w:lang w:eastAsia="en-ID"/>
+        </w:rPr>
+        <w:t>i</w:t>
+      </w:r>
+      <w:proofErr w:type="spellEnd"/>
+      <w:r>
+        <w:rPr>
+          <w:rFonts w:ascii="Segoe UI" w:eastAsia="Times New Roman" w:hAnsi="Segoe UI" w:cs="Segoe UI"/>
+          <w:color w:val="000000"/>
+          <w:sz w:val="24"/>
+          <w:szCs w:val="24"/>
+          <w:lang w:eastAsia="en-ID"/>
+        </w:rPr>
+        <w:t>; // fills the array with numbers 0 to 99</w:t>
       </w:r>
     </w:p>
     <w:p>
@@ -2800,16 +3638,16 @@
         </w:tabs>
         <w:spacing w:before="20" w:after="20" w:line="360" w:lineRule="atLeast"/>
         <w:rPr>
-          <w:rFonts w:ascii="Courier" w:eastAsia="Times New Roman" w:hAnsi="Courier" w:cs="Courier New"/>
-          <w:color w:val="000000"/>
-          <w:sz w:val="24"/>
-          <w:szCs w:val="24"/>
-          <w:lang w:eastAsia="en-ID"/>
-        </w:rPr>
-      </w:pPr>
-      <w:r>
-        <w:rPr>
-          <w:rFonts w:ascii="Courier" w:eastAsia="Times New Roman" w:hAnsi="Courier" w:cs="Courier New"/>
+          <w:rFonts w:ascii="Segoe UI" w:eastAsia="Times New Roman" w:hAnsi="Segoe UI" w:cs="Segoe UI"/>
+          <w:color w:val="000000"/>
+          <w:sz w:val="24"/>
+          <w:szCs w:val="24"/>
+          <w:lang w:eastAsia="en-ID"/>
+        </w:rPr>
+      </w:pPr>
+      <w:r>
+        <w:rPr>
+          <w:rFonts w:ascii="Segoe UI" w:eastAsia="Times New Roman" w:hAnsi="Segoe UI" w:cs="Segoe UI"/>
           <w:color w:val="000000"/>
           <w:sz w:val="24"/>
           <w:szCs w:val="24"/>
@@ -2845,32 +3683,56 @@
         </w:tabs>
         <w:spacing w:before="20" w:after="20" w:line="360" w:lineRule="atLeast"/>
         <w:rPr>
-          <w:rFonts w:ascii="Courier" w:eastAsia="Times New Roman" w:hAnsi="Courier" w:cs="Courier New"/>
-          <w:color w:val="000000"/>
-          <w:sz w:val="24"/>
-          <w:szCs w:val="24"/>
-          <w:lang w:eastAsia="en-ID"/>
-        </w:rPr>
-      </w:pPr>
-      <w:r>
-        <w:rPr>
-          <w:rFonts w:ascii="Courier" w:eastAsia="Times New Roman" w:hAnsi="Courier" w:cs="Courier New"/>
-          <w:color w:val="000000"/>
-          <w:sz w:val="24"/>
-          <w:szCs w:val="24"/>
-          <w:lang w:eastAsia="en-ID"/>
-        </w:rPr>
-        <w:t>System.out.println(Arrays.toString(a));</w:t>
-      </w:r>
-      <w:r>
-        <w:rPr>
-          <w:rFonts w:ascii="Courier" w:eastAsia="Times New Roman" w:hAnsi="Courier" w:cs="Courier New"/>
-          <w:color w:val="000000"/>
-          <w:sz w:val="24"/>
-          <w:szCs w:val="24"/>
-          <w:lang w:eastAsia="en-ID"/>
-        </w:rPr>
-        <w:t xml:space="preserve"> //easy way to print array</w:t>
+          <w:rFonts w:ascii="Segoe UI" w:eastAsia="Times New Roman" w:hAnsi="Segoe UI" w:cs="Segoe UI"/>
+          <w:color w:val="000000"/>
+          <w:sz w:val="24"/>
+          <w:szCs w:val="24"/>
+          <w:lang w:eastAsia="en-ID"/>
+        </w:rPr>
+      </w:pPr>
+      <w:proofErr w:type="spellStart"/>
+      <w:r>
+        <w:rPr>
+          <w:rFonts w:ascii="Segoe UI" w:eastAsia="Times New Roman" w:hAnsi="Segoe UI" w:cs="Segoe UI"/>
+          <w:color w:val="000000"/>
+          <w:sz w:val="24"/>
+          <w:szCs w:val="24"/>
+          <w:lang w:eastAsia="en-ID"/>
+        </w:rPr>
+        <w:t>System.out.println</w:t>
+      </w:r>
+      <w:proofErr w:type="spellEnd"/>
+      <w:r>
+        <w:rPr>
+          <w:rFonts w:ascii="Segoe UI" w:eastAsia="Times New Roman" w:hAnsi="Segoe UI" w:cs="Segoe UI"/>
+          <w:color w:val="000000"/>
+          <w:sz w:val="24"/>
+          <w:szCs w:val="24"/>
+          <w:lang w:eastAsia="en-ID"/>
+        </w:rPr>
+        <w:t>(</w:t>
+      </w:r>
+      <w:proofErr w:type="spellStart"/>
+      <w:r>
+        <w:rPr>
+          <w:rFonts w:ascii="Segoe UI" w:eastAsia="Times New Roman" w:hAnsi="Segoe UI" w:cs="Segoe UI"/>
+          <w:color w:val="000000"/>
+          <w:sz w:val="24"/>
+          <w:szCs w:val="24"/>
+          <w:lang w:eastAsia="en-ID"/>
+        </w:rPr>
+        <w:t>Arrays.toString</w:t>
+      </w:r>
+      <w:proofErr w:type="spellEnd"/>
+      <w:r>
+        <w:rPr>
+          <w:rFonts w:ascii="Segoe UI" w:eastAsia="Times New Roman" w:hAnsi="Segoe UI" w:cs="Segoe UI"/>
+          <w:color w:val="000000"/>
+          <w:sz w:val="24"/>
+          <w:szCs w:val="24"/>
+          <w:lang w:eastAsia="en-ID"/>
+        </w:rPr>
+        <w:t>(a)); //easy way to print array</w:t>
       </w:r>
     </w:p>
     <w:p>
@@ -2896,7 +3758,7 @@
         </w:tabs>
         <w:spacing w:before="20" w:after="20" w:line="360" w:lineRule="atLeast"/>
         <w:rPr>
-          <w:rFonts w:ascii="Courier" w:eastAsia="Times New Roman" w:hAnsi="Courier" w:cs="Courier New"/>
+          <w:rFonts w:ascii="Segoe UI" w:eastAsia="Times New Roman" w:hAnsi="Segoe UI" w:cs="Segoe UI"/>
           <w:color w:val="000000"/>
           <w:sz w:val="24"/>
           <w:szCs w:val="24"/>
@@ -2927,7 +3789,7 @@
         </w:tabs>
         <w:spacing w:before="20" w:after="20" w:line="360" w:lineRule="atLeast"/>
         <w:rPr>
-          <w:rFonts w:ascii="Courier" w:eastAsia="Times New Roman" w:hAnsi="Courier" w:cs="Courier New"/>
+          <w:rFonts w:ascii="Segoe UI" w:eastAsia="Times New Roman" w:hAnsi="Segoe UI" w:cs="Segoe UI"/>
           <w:color w:val="000000"/>
           <w:sz w:val="24"/>
           <w:szCs w:val="24"/>
@@ -2958,46 +3820,46 @@
         </w:tabs>
         <w:spacing w:before="20" w:after="20" w:line="360" w:lineRule="atLeast"/>
         <w:rPr>
-          <w:rFonts w:ascii="Courier" w:eastAsia="Times New Roman" w:hAnsi="Courier" w:cs="Courier New"/>
-          <w:color w:val="000000"/>
-          <w:sz w:val="24"/>
-          <w:szCs w:val="24"/>
-          <w:lang w:eastAsia="en-ID"/>
-        </w:rPr>
-      </w:pPr>
-    </w:p>
-    <w:p>
-      <w:pPr>
-        <w:tabs>
-          <w:tab w:val="left" w:pos="916"/>
-          <w:tab w:val="left" w:pos="1832"/>
-          <w:tab w:val="left" w:pos="2748"/>
-          <w:tab w:val="left" w:pos="3664"/>
-          <w:tab w:val="left" w:pos="4580"/>
-          <w:tab w:val="left" w:pos="5496"/>
-          <w:tab w:val="left" w:pos="6412"/>
-          <w:tab w:val="left" w:pos="7328"/>
-          <w:tab w:val="left" w:pos="8244"/>
-          <w:tab w:val="left" w:pos="9160"/>
-          <w:tab w:val="left" w:pos="10076"/>
-          <w:tab w:val="left" w:pos="10992"/>
-          <w:tab w:val="left" w:pos="11908"/>
-          <w:tab w:val="left" w:pos="12824"/>
-          <w:tab w:val="left" w:pos="13740"/>
-          <w:tab w:val="left" w:pos="14656"/>
-        </w:tabs>
-        <w:spacing w:before="20" w:after="20" w:line="360" w:lineRule="atLeast"/>
-        <w:rPr>
-          <w:rFonts w:ascii="Courier" w:eastAsia="Times New Roman" w:hAnsi="Courier" w:cs="Courier New"/>
-          <w:color w:val="000000"/>
-          <w:sz w:val="24"/>
-          <w:szCs w:val="24"/>
-          <w:lang w:eastAsia="en-ID"/>
-        </w:rPr>
-      </w:pPr>
-      <w:r>
-        <w:rPr>
-          <w:rFonts w:ascii="Courier" w:eastAsia="Times New Roman" w:hAnsi="Courier" w:cs="Courier New"/>
+          <w:rFonts w:ascii="Segoe UI" w:eastAsia="Times New Roman" w:hAnsi="Segoe UI" w:cs="Segoe UI"/>
+          <w:color w:val="000000"/>
+          <w:sz w:val="24"/>
+          <w:szCs w:val="24"/>
+          <w:lang w:eastAsia="en-ID"/>
+        </w:rPr>
+      </w:pPr>
+    </w:p>
+    <w:p>
+      <w:pPr>
+        <w:tabs>
+          <w:tab w:val="left" w:pos="916"/>
+          <w:tab w:val="left" w:pos="1832"/>
+          <w:tab w:val="left" w:pos="2748"/>
+          <w:tab w:val="left" w:pos="3664"/>
+          <w:tab w:val="left" w:pos="4580"/>
+          <w:tab w:val="left" w:pos="5496"/>
+          <w:tab w:val="left" w:pos="6412"/>
+          <w:tab w:val="left" w:pos="7328"/>
+          <w:tab w:val="left" w:pos="8244"/>
+          <w:tab w:val="left" w:pos="9160"/>
+          <w:tab w:val="left" w:pos="10076"/>
+          <w:tab w:val="left" w:pos="10992"/>
+          <w:tab w:val="left" w:pos="11908"/>
+          <w:tab w:val="left" w:pos="12824"/>
+          <w:tab w:val="left" w:pos="13740"/>
+          <w:tab w:val="left" w:pos="14656"/>
+        </w:tabs>
+        <w:spacing w:before="20" w:after="20" w:line="360" w:lineRule="atLeast"/>
+        <w:rPr>
+          <w:rFonts w:ascii="Segoe UI" w:eastAsia="Times New Roman" w:hAnsi="Segoe UI" w:cs="Segoe UI"/>
+          <w:color w:val="000000"/>
+          <w:sz w:val="24"/>
+          <w:szCs w:val="24"/>
+          <w:lang w:eastAsia="en-ID"/>
+        </w:rPr>
+      </w:pPr>
+      <w:r>
+        <w:rPr>
+          <w:rFonts w:ascii="Segoe UI" w:eastAsia="Times New Roman" w:hAnsi="Segoe UI" w:cs="Segoe UI"/>
           <w:color w:val="000000"/>
           <w:sz w:val="24"/>
           <w:szCs w:val="24"/>
@@ -3033,26 +3895,49 @@
         </w:tabs>
         <w:spacing w:before="20" w:after="20" w:line="360" w:lineRule="atLeast"/>
         <w:rPr>
-          <w:rFonts w:ascii="Courier" w:eastAsia="Times New Roman" w:hAnsi="Courier" w:cs="Courier New"/>
-          <w:color w:val="000000"/>
-          <w:sz w:val="24"/>
-          <w:szCs w:val="24"/>
-          <w:lang w:eastAsia="en-ID"/>
-        </w:rPr>
-      </w:pPr>
-      <w:r>
-        <w:rPr>
-          <w:rFonts w:ascii="Courier" w:eastAsia="Times New Roman" w:hAnsi="Courier" w:cs="Courier New"/>
-          <w:color w:val="000000"/>
-          <w:sz w:val="24"/>
-          <w:szCs w:val="24"/>
-          <w:lang w:eastAsia="en-ID"/>
-        </w:rPr>
-        <w:t>for (int element : a)</w:t>
-      </w:r>
-      <w:r>
-        <w:rPr>
-          <w:rFonts w:ascii="Courier" w:eastAsia="Times New Roman" w:hAnsi="Courier" w:cs="Courier New"/>
+          <w:rFonts w:ascii="Segoe UI" w:eastAsia="Times New Roman" w:hAnsi="Segoe UI" w:cs="Segoe UI"/>
+          <w:color w:val="000000"/>
+          <w:sz w:val="24"/>
+          <w:szCs w:val="24"/>
+          <w:lang w:eastAsia="en-ID"/>
+        </w:rPr>
+      </w:pPr>
+      <w:r>
+        <w:rPr>
+          <w:rFonts w:ascii="Segoe UI" w:eastAsia="Times New Roman" w:hAnsi="Segoe UI" w:cs="Segoe UI"/>
+          <w:color w:val="000000"/>
+          <w:sz w:val="24"/>
+          <w:szCs w:val="24"/>
+          <w:lang w:eastAsia="en-ID"/>
+        </w:rPr>
+        <w:lastRenderedPageBreak/>
+        <w:t xml:space="preserve">for (int </w:t>
+      </w:r>
+      <w:proofErr w:type="gramStart"/>
+      <w:r>
+        <w:rPr>
+          <w:rFonts w:ascii="Segoe UI" w:eastAsia="Times New Roman" w:hAnsi="Segoe UI" w:cs="Segoe UI"/>
+          <w:color w:val="000000"/>
+          <w:sz w:val="24"/>
+          <w:szCs w:val="24"/>
+          <w:lang w:eastAsia="en-ID"/>
+        </w:rPr>
+        <w:t>element :</w:t>
+      </w:r>
+      <w:proofErr w:type="gramEnd"/>
+      <w:r>
+        <w:rPr>
+          <w:rFonts w:ascii="Segoe UI" w:eastAsia="Times New Roman" w:hAnsi="Segoe UI" w:cs="Segoe UI"/>
+          <w:color w:val="000000"/>
+          <w:sz w:val="24"/>
+          <w:szCs w:val="24"/>
+          <w:lang w:eastAsia="en-ID"/>
+        </w:rPr>
+        <w:t xml:space="preserve"> a)</w:t>
+      </w:r>
+      <w:r>
+        <w:rPr>
+          <w:rFonts w:ascii="Segoe UI" w:eastAsia="Times New Roman" w:hAnsi="Segoe UI" w:cs="Segoe UI"/>
           <w:color w:val="000000"/>
           <w:sz w:val="24"/>
           <w:szCs w:val="24"/>
@@ -3084,16 +3969,16 @@
         </w:tabs>
         <w:spacing w:before="20" w:after="20" w:line="360" w:lineRule="atLeast"/>
         <w:rPr>
-          <w:rFonts w:ascii="Courier" w:eastAsia="Times New Roman" w:hAnsi="Courier" w:cs="Courier New"/>
-          <w:color w:val="000000"/>
-          <w:sz w:val="24"/>
-          <w:szCs w:val="24"/>
-          <w:lang w:eastAsia="en-ID"/>
-        </w:rPr>
-      </w:pPr>
-      <w:r>
-        <w:rPr>
-          <w:rFonts w:ascii="Courier" w:eastAsia="Times New Roman" w:hAnsi="Courier" w:cs="Courier New"/>
+          <w:rFonts w:ascii="Segoe UI" w:eastAsia="Times New Roman" w:hAnsi="Segoe UI" w:cs="Segoe UI"/>
+          <w:color w:val="000000"/>
+          <w:sz w:val="24"/>
+          <w:szCs w:val="24"/>
+          <w:lang w:eastAsia="en-ID"/>
+        </w:rPr>
+      </w:pPr>
+      <w:r>
+        <w:rPr>
+          <w:rFonts w:ascii="Segoe UI" w:eastAsia="Times New Roman" w:hAnsi="Segoe UI" w:cs="Segoe UI"/>
           <w:color w:val="000000"/>
           <w:sz w:val="24"/>
           <w:szCs w:val="24"/>
@@ -3101,15 +3986,27 @@
         </w:rPr>
         <w:tab/>
       </w:r>
-      <w:r>
-        <w:rPr>
-          <w:rFonts w:ascii="Courier" w:eastAsia="Times New Roman" w:hAnsi="Courier" w:cs="Courier New"/>
-          <w:color w:val="000000"/>
-          <w:sz w:val="24"/>
-          <w:szCs w:val="24"/>
-          <w:lang w:eastAsia="en-ID"/>
-        </w:rPr>
-        <w:t>System.out.println(element);</w:t>
+      <w:proofErr w:type="spellStart"/>
+      <w:r>
+        <w:rPr>
+          <w:rFonts w:ascii="Segoe UI" w:eastAsia="Times New Roman" w:hAnsi="Segoe UI" w:cs="Segoe UI"/>
+          <w:color w:val="000000"/>
+          <w:sz w:val="24"/>
+          <w:szCs w:val="24"/>
+          <w:lang w:eastAsia="en-ID"/>
+        </w:rPr>
+        <w:t>System.out.println</w:t>
+      </w:r>
+      <w:proofErr w:type="spellEnd"/>
+      <w:r>
+        <w:rPr>
+          <w:rFonts w:ascii="Segoe UI" w:eastAsia="Times New Roman" w:hAnsi="Segoe UI" w:cs="Segoe UI"/>
+          <w:color w:val="000000"/>
+          <w:sz w:val="24"/>
+          <w:szCs w:val="24"/>
+          <w:lang w:eastAsia="en-ID"/>
+        </w:rPr>
+        <w:t>(element);</w:t>
       </w:r>
     </w:p>
     <w:p>
@@ -3135,16 +4032,16 @@
         </w:tabs>
         <w:spacing w:before="20" w:after="20" w:line="360" w:lineRule="atLeast"/>
         <w:rPr>
-          <w:rFonts w:ascii="Courier" w:eastAsia="Times New Roman" w:hAnsi="Courier" w:cs="Courier New"/>
-          <w:color w:val="000000"/>
-          <w:sz w:val="24"/>
-          <w:szCs w:val="24"/>
-          <w:lang w:eastAsia="en-ID"/>
-        </w:rPr>
-      </w:pPr>
-      <w:r>
-        <w:rPr>
-          <w:rFonts w:ascii="Courier" w:eastAsia="Times New Roman" w:hAnsi="Courier" w:cs="Courier New"/>
+          <w:rFonts w:ascii="Segoe UI" w:eastAsia="Times New Roman" w:hAnsi="Segoe UI" w:cs="Segoe UI"/>
+          <w:color w:val="000000"/>
+          <w:sz w:val="24"/>
+          <w:szCs w:val="24"/>
+          <w:lang w:eastAsia="en-ID"/>
+        </w:rPr>
+      </w:pPr>
+      <w:r>
+        <w:rPr>
+          <w:rFonts w:ascii="Segoe UI" w:eastAsia="Times New Roman" w:hAnsi="Segoe UI" w:cs="Segoe UI"/>
           <w:color w:val="000000"/>
           <w:sz w:val="24"/>
           <w:szCs w:val="24"/>
@@ -3175,15 +4072,15 @@
         </w:tabs>
         <w:spacing w:before="20" w:after="20" w:line="360" w:lineRule="atLeast"/>
         <w:rPr>
-          <w:rFonts w:ascii="Courier New" w:hAnsi="Courier New" w:cs="Courier New"/>
-          <w:color w:val="000000"/>
-          <w:sz w:val="24"/>
-          <w:szCs w:val="24"/>
-        </w:rPr>
-      </w:pPr>
-      <w:r>
-        <w:rPr>
-          <w:rFonts w:ascii="Courier New" w:hAnsi="Courier New" w:cs="Courier New"/>
+          <w:rFonts w:ascii="Segoe UI" w:hAnsi="Segoe UI" w:cs="Segoe UI"/>
+          <w:color w:val="000000"/>
+          <w:sz w:val="24"/>
+          <w:szCs w:val="24"/>
+        </w:rPr>
+      </w:pPr>
+      <w:r>
+        <w:rPr>
+          <w:rFonts w:ascii="Segoe UI" w:hAnsi="Segoe UI" w:cs="Segoe UI"/>
           <w:color w:val="000000"/>
           <w:sz w:val="24"/>
           <w:szCs w:val="24"/>
@@ -3218,15 +4115,15 @@
         </w:tabs>
         <w:spacing w:before="20" w:after="20" w:line="360" w:lineRule="atLeast"/>
         <w:rPr>
-          <w:rFonts w:ascii="Courier New" w:hAnsi="Courier New" w:cs="Courier New"/>
-          <w:color w:val="000000"/>
-          <w:sz w:val="24"/>
-          <w:szCs w:val="24"/>
-        </w:rPr>
-      </w:pPr>
-      <w:r>
-        <w:rPr>
-          <w:rFonts w:ascii="Courier New" w:hAnsi="Courier New" w:cs="Courier New"/>
+          <w:rFonts w:ascii="Segoe UI" w:hAnsi="Segoe UI" w:cs="Segoe UI"/>
+          <w:color w:val="000000"/>
+          <w:sz w:val="24"/>
+          <w:szCs w:val="24"/>
+        </w:rPr>
+      </w:pPr>
+      <w:r>
+        <w:rPr>
+          <w:rFonts w:ascii="Segoe UI" w:hAnsi="Segoe UI" w:cs="Segoe UI"/>
           <w:color w:val="000000"/>
           <w:sz w:val="24"/>
           <w:szCs w:val="24"/>
@@ -3262,22 +4159,78 @@
         <w:spacing w:before="20" w:after="20" w:line="360" w:lineRule="atLeast"/>
         <w:jc w:val="both"/>
         <w:rPr>
-          <w:rFonts w:ascii="Courier" w:eastAsia="Times New Roman" w:hAnsi="Courier" w:cs="Courier New"/>
-          <w:color w:val="000000"/>
-          <w:sz w:val="24"/>
-          <w:szCs w:val="24"/>
-          <w:lang w:eastAsia="en-ID"/>
-        </w:rPr>
-      </w:pPr>
-      <w:r>
-        <w:rPr>
-          <w:rFonts w:ascii="Courier" w:eastAsia="Times New Roman" w:hAnsi="Courier" w:cs="Courier New"/>
-          <w:color w:val="000000"/>
-          <w:sz w:val="24"/>
-          <w:szCs w:val="24"/>
-          <w:lang w:eastAsia="en-ID"/>
-        </w:rPr>
-        <w:t>int[] luckyNumbers = smallPrimes;</w:t>
+          <w:rFonts w:ascii="Segoe UI" w:eastAsia="Times New Roman" w:hAnsi="Segoe UI" w:cs="Segoe UI"/>
+          <w:color w:val="000000"/>
+          <w:sz w:val="24"/>
+          <w:szCs w:val="24"/>
+          <w:lang w:eastAsia="en-ID"/>
+        </w:rPr>
+      </w:pPr>
+      <w:proofErr w:type="gramStart"/>
+      <w:r>
+        <w:rPr>
+          <w:rFonts w:ascii="Segoe UI" w:eastAsia="Times New Roman" w:hAnsi="Segoe UI" w:cs="Segoe UI"/>
+          <w:color w:val="000000"/>
+          <w:sz w:val="24"/>
+          <w:szCs w:val="24"/>
+          <w:lang w:eastAsia="en-ID"/>
+        </w:rPr>
+        <w:t>int[</w:t>
+      </w:r>
+      <w:proofErr w:type="gramEnd"/>
+      <w:r>
+        <w:rPr>
+          <w:rFonts w:ascii="Segoe UI" w:eastAsia="Times New Roman" w:hAnsi="Segoe UI" w:cs="Segoe UI"/>
+          <w:color w:val="000000"/>
+          <w:sz w:val="24"/>
+          <w:szCs w:val="24"/>
+          <w:lang w:eastAsia="en-ID"/>
+        </w:rPr>
+        <w:t xml:space="preserve">] </w:t>
+      </w:r>
+      <w:proofErr w:type="spellStart"/>
+      <w:r>
+        <w:rPr>
+          <w:rFonts w:ascii="Segoe UI" w:eastAsia="Times New Roman" w:hAnsi="Segoe UI" w:cs="Segoe UI"/>
+          <w:color w:val="000000"/>
+          <w:sz w:val="24"/>
+          <w:szCs w:val="24"/>
+          <w:lang w:eastAsia="en-ID"/>
+        </w:rPr>
+        <w:t>luckyNumbers</w:t>
+      </w:r>
+      <w:proofErr w:type="spellEnd"/>
+      <w:r>
+        <w:rPr>
+          <w:rFonts w:ascii="Segoe UI" w:eastAsia="Times New Roman" w:hAnsi="Segoe UI" w:cs="Segoe UI"/>
+          <w:color w:val="000000"/>
+          <w:sz w:val="24"/>
+          <w:szCs w:val="24"/>
+          <w:lang w:eastAsia="en-ID"/>
+        </w:rPr>
+        <w:t xml:space="preserve"> = </w:t>
+      </w:r>
+      <w:proofErr w:type="spellStart"/>
+      <w:r>
+        <w:rPr>
+          <w:rFonts w:ascii="Segoe UI" w:eastAsia="Times New Roman" w:hAnsi="Segoe UI" w:cs="Segoe UI"/>
+          <w:color w:val="000000"/>
+          <w:sz w:val="24"/>
+          <w:szCs w:val="24"/>
+          <w:lang w:eastAsia="en-ID"/>
+        </w:rPr>
+        <w:t>smallPrimes</w:t>
+      </w:r>
+      <w:proofErr w:type="spellEnd"/>
+      <w:r>
+        <w:rPr>
+          <w:rFonts w:ascii="Segoe UI" w:eastAsia="Times New Roman" w:hAnsi="Segoe UI" w:cs="Segoe UI"/>
+          <w:color w:val="000000"/>
+          <w:sz w:val="24"/>
+          <w:szCs w:val="24"/>
+          <w:lang w:eastAsia="en-ID"/>
+        </w:rPr>
+        <w:t>;</w:t>
       </w:r>
     </w:p>
     <w:p>
@@ -3308,22 +4261,68 @@
         <w:spacing w:before="20" w:after="20" w:line="360" w:lineRule="atLeast"/>
         <w:jc w:val="both"/>
         <w:rPr>
-          <w:rFonts w:ascii="Courier" w:eastAsia="Times New Roman" w:hAnsi="Courier" w:cs="Courier New"/>
-          <w:color w:val="000000"/>
-          <w:sz w:val="24"/>
-          <w:szCs w:val="24"/>
-          <w:lang w:eastAsia="en-ID"/>
-        </w:rPr>
-      </w:pPr>
-      <w:r>
-        <w:rPr>
-          <w:rFonts w:ascii="Courier" w:eastAsia="Times New Roman" w:hAnsi="Courier" w:cs="Courier New"/>
-          <w:color w:val="000000"/>
-          <w:sz w:val="24"/>
-          <w:szCs w:val="24"/>
-          <w:lang w:eastAsia="en-ID"/>
-        </w:rPr>
-        <w:t>luckyNumbers[5] = 12; // now smallPrimes[5] is also 12</w:t>
+          <w:rFonts w:ascii="Segoe UI" w:eastAsia="Times New Roman" w:hAnsi="Segoe UI" w:cs="Segoe UI"/>
+          <w:color w:val="000000"/>
+          <w:sz w:val="24"/>
+          <w:szCs w:val="24"/>
+          <w:lang w:eastAsia="en-ID"/>
+        </w:rPr>
+      </w:pPr>
+      <w:proofErr w:type="spellStart"/>
+      <w:proofErr w:type="gramStart"/>
+      <w:r>
+        <w:rPr>
+          <w:rFonts w:ascii="Segoe UI" w:eastAsia="Times New Roman" w:hAnsi="Segoe UI" w:cs="Segoe UI"/>
+          <w:color w:val="000000"/>
+          <w:sz w:val="24"/>
+          <w:szCs w:val="24"/>
+          <w:lang w:eastAsia="en-ID"/>
+        </w:rPr>
+        <w:t>luckyNumbers</w:t>
+      </w:r>
+      <w:proofErr w:type="spellEnd"/>
+      <w:r>
+        <w:rPr>
+          <w:rFonts w:ascii="Segoe UI" w:eastAsia="Times New Roman" w:hAnsi="Segoe UI" w:cs="Segoe UI"/>
+          <w:color w:val="000000"/>
+          <w:sz w:val="24"/>
+          <w:szCs w:val="24"/>
+          <w:lang w:eastAsia="en-ID"/>
+        </w:rPr>
+        <w:t>[</w:t>
+      </w:r>
+      <w:proofErr w:type="gramEnd"/>
+      <w:r>
+        <w:rPr>
+          <w:rFonts w:ascii="Segoe UI" w:eastAsia="Times New Roman" w:hAnsi="Segoe UI" w:cs="Segoe UI"/>
+          <w:color w:val="000000"/>
+          <w:sz w:val="24"/>
+          <w:szCs w:val="24"/>
+          <w:lang w:eastAsia="en-ID"/>
+        </w:rPr>
+        <w:t xml:space="preserve">5] = 12; // now </w:t>
+      </w:r>
+      <w:proofErr w:type="spellStart"/>
+      <w:r>
+        <w:rPr>
+          <w:rFonts w:ascii="Segoe UI" w:eastAsia="Times New Roman" w:hAnsi="Segoe UI" w:cs="Segoe UI"/>
+          <w:color w:val="000000"/>
+          <w:sz w:val="24"/>
+          <w:szCs w:val="24"/>
+          <w:lang w:eastAsia="en-ID"/>
+        </w:rPr>
+        <w:t>smallPrimes</w:t>
+      </w:r>
+      <w:proofErr w:type="spellEnd"/>
+      <w:r>
+        <w:rPr>
+          <w:rFonts w:ascii="Segoe UI" w:eastAsia="Times New Roman" w:hAnsi="Segoe UI" w:cs="Segoe UI"/>
+          <w:color w:val="000000"/>
+          <w:sz w:val="24"/>
+          <w:szCs w:val="24"/>
+          <w:lang w:eastAsia="en-ID"/>
+        </w:rPr>
+        <w:t>[5] is also 12</w:t>
       </w:r>
     </w:p>
     <w:p>
@@ -3354,22 +4353,44 @@
         <w:spacing w:before="20" w:after="20" w:line="360" w:lineRule="atLeast"/>
         <w:jc w:val="both"/>
         <w:rPr>
-          <w:rFonts w:ascii="Courier" w:eastAsia="Times New Roman" w:hAnsi="Courier" w:cs="Courier New"/>
-          <w:color w:val="000000"/>
-          <w:sz w:val="24"/>
-          <w:szCs w:val="24"/>
-          <w:lang w:eastAsia="en-ID"/>
-        </w:rPr>
-      </w:pPr>
-      <w:r>
-        <w:rPr>
-          <w:rFonts w:ascii="Courier" w:eastAsia="Times New Roman" w:hAnsi="Courier" w:cs="Courier New"/>
-          <w:color w:val="000000"/>
-          <w:sz w:val="24"/>
-          <w:szCs w:val="24"/>
-          <w:lang w:eastAsia="en-ID"/>
-        </w:rPr>
-        <w:t>if you want copy all values of one array into new array, use copyOf method</w:t>
+          <w:rFonts w:ascii="Segoe UI" w:eastAsia="Times New Roman" w:hAnsi="Segoe UI" w:cs="Segoe UI"/>
+          <w:color w:val="000000"/>
+          <w:sz w:val="24"/>
+          <w:szCs w:val="24"/>
+          <w:lang w:eastAsia="en-ID"/>
+        </w:rPr>
+      </w:pPr>
+      <w:r>
+        <w:rPr>
+          <w:rFonts w:ascii="Segoe UI" w:eastAsia="Times New Roman" w:hAnsi="Segoe UI" w:cs="Segoe UI"/>
+          <w:color w:val="000000"/>
+          <w:sz w:val="24"/>
+          <w:szCs w:val="24"/>
+          <w:lang w:eastAsia="en-ID"/>
+        </w:rPr>
+        <w:t xml:space="preserve">if you want copy all values of one array into new array, use </w:t>
+      </w:r>
+      <w:proofErr w:type="spellStart"/>
+      <w:r>
+        <w:rPr>
+          <w:rFonts w:ascii="Segoe UI" w:eastAsia="Times New Roman" w:hAnsi="Segoe UI" w:cs="Segoe UI"/>
+          <w:color w:val="000000"/>
+          <w:sz w:val="24"/>
+          <w:szCs w:val="24"/>
+          <w:lang w:eastAsia="en-ID"/>
+        </w:rPr>
+        <w:t>copyOf</w:t>
+      </w:r>
+      <w:proofErr w:type="spellEnd"/>
+      <w:r>
+        <w:rPr>
+          <w:rFonts w:ascii="Segoe UI" w:eastAsia="Times New Roman" w:hAnsi="Segoe UI" w:cs="Segoe UI"/>
+          <w:color w:val="000000"/>
+          <w:sz w:val="24"/>
+          <w:szCs w:val="24"/>
+          <w:lang w:eastAsia="en-ID"/>
+        </w:rPr>
+        <w:t xml:space="preserve"> method</w:t>
       </w:r>
     </w:p>
     <w:p>
@@ -3399,56 +4420,156 @@
         </w:tabs>
         <w:spacing w:before="20" w:after="20" w:line="360" w:lineRule="atLeast"/>
         <w:rPr>
-          <w:rFonts w:ascii="Courier" w:eastAsia="Times New Roman" w:hAnsi="Courier" w:cs="Courier New"/>
-          <w:color w:val="000000"/>
-          <w:sz w:val="24"/>
-          <w:szCs w:val="24"/>
-          <w:lang w:eastAsia="en-ID"/>
-        </w:rPr>
-      </w:pPr>
-      <w:r>
-        <w:rPr>
-          <w:rFonts w:ascii="Courier" w:eastAsia="Times New Roman" w:hAnsi="Courier" w:cs="Courier New"/>
-          <w:color w:val="000000"/>
-          <w:sz w:val="24"/>
-          <w:szCs w:val="24"/>
-          <w:lang w:eastAsia="en-ID"/>
-        </w:rPr>
-        <w:t>int[] copiedLuckyNumbers = Arrays.copyOf(luckyNumbers, luckyNumbers.length);</w:t>
-      </w:r>
-    </w:p>
-    <w:p>
-      <w:pPr>
-        <w:tabs>
-          <w:tab w:val="left" w:pos="916"/>
-          <w:tab w:val="left" w:pos="1832"/>
-          <w:tab w:val="left" w:pos="2748"/>
-          <w:tab w:val="left" w:pos="3664"/>
-          <w:tab w:val="left" w:pos="4580"/>
-          <w:tab w:val="left" w:pos="5496"/>
-          <w:tab w:val="left" w:pos="6412"/>
-          <w:tab w:val="left" w:pos="7328"/>
-          <w:tab w:val="left" w:pos="8244"/>
-          <w:tab w:val="left" w:pos="9160"/>
-          <w:tab w:val="left" w:pos="10076"/>
-          <w:tab w:val="left" w:pos="10992"/>
-          <w:tab w:val="left" w:pos="11908"/>
-          <w:tab w:val="left" w:pos="12824"/>
-          <w:tab w:val="left" w:pos="13740"/>
-          <w:tab w:val="left" w:pos="14656"/>
-        </w:tabs>
-        <w:spacing w:before="20" w:after="20" w:line="360" w:lineRule="atLeast"/>
-        <w:rPr>
-          <w:rFonts w:ascii="Courier" w:eastAsia="Times New Roman" w:hAnsi="Courier" w:cs="Courier New"/>
-          <w:color w:val="000000"/>
-          <w:sz w:val="24"/>
-          <w:szCs w:val="24"/>
-          <w:lang w:eastAsia="en-ID"/>
-        </w:rPr>
-      </w:pPr>
-      <w:r>
-        <w:rPr>
-          <w:rFonts w:ascii="Courier" w:eastAsia="Times New Roman" w:hAnsi="Courier" w:cs="Courier New"/>
+          <w:rFonts w:ascii="Segoe UI" w:eastAsia="Times New Roman" w:hAnsi="Segoe UI" w:cs="Segoe UI"/>
+          <w:color w:val="000000"/>
+          <w:sz w:val="24"/>
+          <w:szCs w:val="24"/>
+          <w:lang w:eastAsia="en-ID"/>
+        </w:rPr>
+      </w:pPr>
+      <w:proofErr w:type="gramStart"/>
+      <w:r>
+        <w:rPr>
+          <w:rFonts w:ascii="Segoe UI" w:eastAsia="Times New Roman" w:hAnsi="Segoe UI" w:cs="Segoe UI"/>
+          <w:color w:val="000000"/>
+          <w:sz w:val="24"/>
+          <w:szCs w:val="24"/>
+          <w:lang w:eastAsia="en-ID"/>
+        </w:rPr>
+        <w:t>int[</w:t>
+      </w:r>
+      <w:proofErr w:type="gramEnd"/>
+      <w:r>
+        <w:rPr>
+          <w:rFonts w:ascii="Segoe UI" w:eastAsia="Times New Roman" w:hAnsi="Segoe UI" w:cs="Segoe UI"/>
+          <w:color w:val="000000"/>
+          <w:sz w:val="24"/>
+          <w:szCs w:val="24"/>
+          <w:lang w:eastAsia="en-ID"/>
+        </w:rPr>
+        <w:t xml:space="preserve">] </w:t>
+      </w:r>
+      <w:proofErr w:type="spellStart"/>
+      <w:r>
+        <w:rPr>
+          <w:rFonts w:ascii="Segoe UI" w:eastAsia="Times New Roman" w:hAnsi="Segoe UI" w:cs="Segoe UI"/>
+          <w:color w:val="000000"/>
+          <w:sz w:val="24"/>
+          <w:szCs w:val="24"/>
+          <w:lang w:eastAsia="en-ID"/>
+        </w:rPr>
+        <w:t>copiedLuckyNumbers</w:t>
+      </w:r>
+      <w:proofErr w:type="spellEnd"/>
+      <w:r>
+        <w:rPr>
+          <w:rFonts w:ascii="Segoe UI" w:eastAsia="Times New Roman" w:hAnsi="Segoe UI" w:cs="Segoe UI"/>
+          <w:color w:val="000000"/>
+          <w:sz w:val="24"/>
+          <w:szCs w:val="24"/>
+          <w:lang w:eastAsia="en-ID"/>
+        </w:rPr>
+        <w:t xml:space="preserve"> = </w:t>
+      </w:r>
+      <w:proofErr w:type="spellStart"/>
+      <w:r>
+        <w:rPr>
+          <w:rFonts w:ascii="Segoe UI" w:eastAsia="Times New Roman" w:hAnsi="Segoe UI" w:cs="Segoe UI"/>
+          <w:color w:val="000000"/>
+          <w:sz w:val="24"/>
+          <w:szCs w:val="24"/>
+          <w:lang w:eastAsia="en-ID"/>
+        </w:rPr>
+        <w:t>Arrays.copyOf</w:t>
+      </w:r>
+      <w:proofErr w:type="spellEnd"/>
+      <w:r>
+        <w:rPr>
+          <w:rFonts w:ascii="Segoe UI" w:eastAsia="Times New Roman" w:hAnsi="Segoe UI" w:cs="Segoe UI"/>
+          <w:color w:val="000000"/>
+          <w:sz w:val="24"/>
+          <w:szCs w:val="24"/>
+          <w:lang w:eastAsia="en-ID"/>
+        </w:rPr>
+        <w:t>(</w:t>
+      </w:r>
+      <w:proofErr w:type="spellStart"/>
+      <w:r>
+        <w:rPr>
+          <w:rFonts w:ascii="Segoe UI" w:eastAsia="Times New Roman" w:hAnsi="Segoe UI" w:cs="Segoe UI"/>
+          <w:color w:val="000000"/>
+          <w:sz w:val="24"/>
+          <w:szCs w:val="24"/>
+          <w:lang w:eastAsia="en-ID"/>
+        </w:rPr>
+        <w:t>luckyNumbers</w:t>
+      </w:r>
+      <w:proofErr w:type="spellEnd"/>
+      <w:r>
+        <w:rPr>
+          <w:rFonts w:ascii="Segoe UI" w:eastAsia="Times New Roman" w:hAnsi="Segoe UI" w:cs="Segoe UI"/>
+          <w:color w:val="000000"/>
+          <w:sz w:val="24"/>
+          <w:szCs w:val="24"/>
+          <w:lang w:eastAsia="en-ID"/>
+        </w:rPr>
+        <w:t xml:space="preserve">, </w:t>
+      </w:r>
+      <w:proofErr w:type="spellStart"/>
+      <w:r>
+        <w:rPr>
+          <w:rFonts w:ascii="Segoe UI" w:eastAsia="Times New Roman" w:hAnsi="Segoe UI" w:cs="Segoe UI"/>
+          <w:color w:val="000000"/>
+          <w:sz w:val="24"/>
+          <w:szCs w:val="24"/>
+          <w:lang w:eastAsia="en-ID"/>
+        </w:rPr>
+        <w:t>luckyNumbers.length</w:t>
+      </w:r>
+      <w:proofErr w:type="spellEnd"/>
+      <w:r>
+        <w:rPr>
+          <w:rFonts w:ascii="Segoe UI" w:eastAsia="Times New Roman" w:hAnsi="Segoe UI" w:cs="Segoe UI"/>
+          <w:color w:val="000000"/>
+          <w:sz w:val="24"/>
+          <w:szCs w:val="24"/>
+          <w:lang w:eastAsia="en-ID"/>
+        </w:rPr>
+        <w:t>);</w:t>
+      </w:r>
+    </w:p>
+    <w:p>
+      <w:pPr>
+        <w:tabs>
+          <w:tab w:val="left" w:pos="916"/>
+          <w:tab w:val="left" w:pos="1832"/>
+          <w:tab w:val="left" w:pos="2748"/>
+          <w:tab w:val="left" w:pos="3664"/>
+          <w:tab w:val="left" w:pos="4580"/>
+          <w:tab w:val="left" w:pos="5496"/>
+          <w:tab w:val="left" w:pos="6412"/>
+          <w:tab w:val="left" w:pos="7328"/>
+          <w:tab w:val="left" w:pos="8244"/>
+          <w:tab w:val="left" w:pos="9160"/>
+          <w:tab w:val="left" w:pos="10076"/>
+          <w:tab w:val="left" w:pos="10992"/>
+          <w:tab w:val="left" w:pos="11908"/>
+          <w:tab w:val="left" w:pos="12824"/>
+          <w:tab w:val="left" w:pos="13740"/>
+          <w:tab w:val="left" w:pos="14656"/>
+        </w:tabs>
+        <w:spacing w:before="20" w:after="20" w:line="360" w:lineRule="atLeast"/>
+        <w:rPr>
+          <w:rFonts w:ascii="Segoe UI" w:eastAsia="Times New Roman" w:hAnsi="Segoe UI" w:cs="Segoe UI"/>
+          <w:color w:val="000000"/>
+          <w:sz w:val="24"/>
+          <w:szCs w:val="24"/>
+          <w:lang w:eastAsia="en-ID"/>
+        </w:rPr>
+      </w:pPr>
+      <w:r>
+        <w:rPr>
+          <w:rFonts w:ascii="Segoe UI" w:eastAsia="Times New Roman" w:hAnsi="Segoe UI" w:cs="Segoe UI"/>
           <w:color w:val="000000"/>
           <w:sz w:val="24"/>
           <w:szCs w:val="24"/>
@@ -3484,56 +4605,68 @@
         </w:tabs>
         <w:spacing w:before="20" w:after="20" w:line="360" w:lineRule="atLeast"/>
         <w:rPr>
-          <w:rFonts w:ascii="Courier" w:eastAsia="Times New Roman" w:hAnsi="Courier" w:cs="Courier New"/>
-          <w:color w:val="000000"/>
-          <w:sz w:val="24"/>
-          <w:szCs w:val="24"/>
-          <w:lang w:eastAsia="en-ID"/>
-        </w:rPr>
-      </w:pPr>
-      <w:r>
-        <w:rPr>
-          <w:rFonts w:ascii="Courier" w:eastAsia="Times New Roman" w:hAnsi="Courier" w:cs="Courier New"/>
-          <w:color w:val="000000"/>
-          <w:sz w:val="24"/>
-          <w:szCs w:val="24"/>
-          <w:lang w:eastAsia="en-ID"/>
-        </w:rPr>
-        <w:t>Arrays.sort(a);</w:t>
-      </w:r>
-    </w:p>
-    <w:p>
-      <w:pPr>
-        <w:tabs>
-          <w:tab w:val="left" w:pos="916"/>
-          <w:tab w:val="left" w:pos="1832"/>
-          <w:tab w:val="left" w:pos="2748"/>
-          <w:tab w:val="left" w:pos="3664"/>
-          <w:tab w:val="left" w:pos="4580"/>
-          <w:tab w:val="left" w:pos="5496"/>
-          <w:tab w:val="left" w:pos="6412"/>
-          <w:tab w:val="left" w:pos="7328"/>
-          <w:tab w:val="left" w:pos="8244"/>
-          <w:tab w:val="left" w:pos="9160"/>
-          <w:tab w:val="left" w:pos="10076"/>
-          <w:tab w:val="left" w:pos="10992"/>
-          <w:tab w:val="left" w:pos="11908"/>
-          <w:tab w:val="left" w:pos="12824"/>
-          <w:tab w:val="left" w:pos="13740"/>
-          <w:tab w:val="left" w:pos="14656"/>
-        </w:tabs>
-        <w:spacing w:before="20" w:after="20" w:line="360" w:lineRule="atLeast"/>
-        <w:rPr>
-          <w:rFonts w:ascii="Courier" w:eastAsia="Times New Roman" w:hAnsi="Courier" w:cs="Courier New"/>
-          <w:color w:val="000000"/>
-          <w:sz w:val="24"/>
-          <w:szCs w:val="24"/>
-          <w:lang w:eastAsia="en-ID"/>
-        </w:rPr>
-      </w:pPr>
-      <w:r>
-        <w:rPr>
-          <w:rFonts w:ascii="Courier" w:eastAsia="Times New Roman" w:hAnsi="Courier" w:cs="Courier New"/>
+          <w:rFonts w:ascii="Segoe UI" w:eastAsia="Times New Roman" w:hAnsi="Segoe UI" w:cs="Segoe UI"/>
+          <w:color w:val="000000"/>
+          <w:sz w:val="24"/>
+          <w:szCs w:val="24"/>
+          <w:lang w:eastAsia="en-ID"/>
+        </w:rPr>
+      </w:pPr>
+      <w:proofErr w:type="spellStart"/>
+      <w:r>
+        <w:rPr>
+          <w:rFonts w:ascii="Segoe UI" w:eastAsia="Times New Roman" w:hAnsi="Segoe UI" w:cs="Segoe UI"/>
+          <w:color w:val="000000"/>
+          <w:sz w:val="24"/>
+          <w:szCs w:val="24"/>
+          <w:lang w:eastAsia="en-ID"/>
+        </w:rPr>
+        <w:t>Arrays.sort</w:t>
+      </w:r>
+      <w:proofErr w:type="spellEnd"/>
+      <w:r>
+        <w:rPr>
+          <w:rFonts w:ascii="Segoe UI" w:eastAsia="Times New Roman" w:hAnsi="Segoe UI" w:cs="Segoe UI"/>
+          <w:color w:val="000000"/>
+          <w:sz w:val="24"/>
+          <w:szCs w:val="24"/>
+          <w:lang w:eastAsia="en-ID"/>
+        </w:rPr>
+        <w:t>(a);</w:t>
+      </w:r>
+    </w:p>
+    <w:p>
+      <w:pPr>
+        <w:tabs>
+          <w:tab w:val="left" w:pos="916"/>
+          <w:tab w:val="left" w:pos="1832"/>
+          <w:tab w:val="left" w:pos="2748"/>
+          <w:tab w:val="left" w:pos="3664"/>
+          <w:tab w:val="left" w:pos="4580"/>
+          <w:tab w:val="left" w:pos="5496"/>
+          <w:tab w:val="left" w:pos="6412"/>
+          <w:tab w:val="left" w:pos="7328"/>
+          <w:tab w:val="left" w:pos="8244"/>
+          <w:tab w:val="left" w:pos="9160"/>
+          <w:tab w:val="left" w:pos="10076"/>
+          <w:tab w:val="left" w:pos="10992"/>
+          <w:tab w:val="left" w:pos="11908"/>
+          <w:tab w:val="left" w:pos="12824"/>
+          <w:tab w:val="left" w:pos="13740"/>
+          <w:tab w:val="left" w:pos="14656"/>
+        </w:tabs>
+        <w:spacing w:before="20" w:after="20" w:line="360" w:lineRule="atLeast"/>
+        <w:rPr>
+          <w:rFonts w:ascii="Segoe UI" w:eastAsia="Times New Roman" w:hAnsi="Segoe UI" w:cs="Segoe UI"/>
+          <w:color w:val="000000"/>
+          <w:sz w:val="24"/>
+          <w:szCs w:val="24"/>
+          <w:lang w:eastAsia="en-ID"/>
+        </w:rPr>
+      </w:pPr>
+      <w:r>
+        <w:rPr>
+          <w:rFonts w:ascii="Segoe UI" w:eastAsia="Times New Roman" w:hAnsi="Segoe UI" w:cs="Segoe UI"/>
           <w:color w:val="000000"/>
           <w:sz w:val="24"/>
           <w:szCs w:val="24"/>
@@ -3569,22 +4702,56 @@
         </w:tabs>
         <w:spacing w:before="20" w:after="20" w:line="360" w:lineRule="atLeast"/>
         <w:rPr>
-          <w:rFonts w:ascii="Courier" w:eastAsia="Times New Roman" w:hAnsi="Courier" w:cs="Courier New"/>
-          <w:color w:val="000000"/>
-          <w:sz w:val="24"/>
-          <w:szCs w:val="24"/>
-          <w:lang w:eastAsia="en-ID"/>
-        </w:rPr>
-      </w:pPr>
-      <w:r>
-        <w:rPr>
-          <w:rFonts w:ascii="Courier" w:eastAsia="Times New Roman" w:hAnsi="Courier" w:cs="Courier New"/>
-          <w:color w:val="000000"/>
-          <w:sz w:val="24"/>
-          <w:szCs w:val="24"/>
-          <w:lang w:eastAsia="en-ID"/>
-        </w:rPr>
-        <w:t>Int[][] magicSquare = {</w:t>
+          <w:rFonts w:ascii="Segoe UI" w:eastAsia="Times New Roman" w:hAnsi="Segoe UI" w:cs="Segoe UI"/>
+          <w:color w:val="000000"/>
+          <w:sz w:val="24"/>
+          <w:szCs w:val="24"/>
+          <w:lang w:eastAsia="en-ID"/>
+        </w:rPr>
+      </w:pPr>
+      <w:proofErr w:type="gramStart"/>
+      <w:r>
+        <w:rPr>
+          <w:rFonts w:ascii="Segoe UI" w:eastAsia="Times New Roman" w:hAnsi="Segoe UI" w:cs="Segoe UI"/>
+          <w:color w:val="000000"/>
+          <w:sz w:val="24"/>
+          <w:szCs w:val="24"/>
+          <w:lang w:eastAsia="en-ID"/>
+        </w:rPr>
+        <w:t>Int[</w:t>
+      </w:r>
+      <w:proofErr w:type="gramEnd"/>
+      <w:r>
+        <w:rPr>
+          <w:rFonts w:ascii="Segoe UI" w:eastAsia="Times New Roman" w:hAnsi="Segoe UI" w:cs="Segoe UI"/>
+          <w:color w:val="000000"/>
+          <w:sz w:val="24"/>
+          <w:szCs w:val="24"/>
+          <w:lang w:eastAsia="en-ID"/>
+        </w:rPr>
+        <w:t xml:space="preserve">][] </w:t>
+      </w:r>
+      <w:proofErr w:type="spellStart"/>
+      <w:r>
+        <w:rPr>
+          <w:rFonts w:ascii="Segoe UI" w:eastAsia="Times New Roman" w:hAnsi="Segoe UI" w:cs="Segoe UI"/>
+          <w:color w:val="000000"/>
+          <w:sz w:val="24"/>
+          <w:szCs w:val="24"/>
+          <w:lang w:eastAsia="en-ID"/>
+        </w:rPr>
+        <w:t>magicSquare</w:t>
+      </w:r>
+      <w:proofErr w:type="spellEnd"/>
+      <w:r>
+        <w:rPr>
+          <w:rFonts w:ascii="Segoe UI" w:eastAsia="Times New Roman" w:hAnsi="Segoe UI" w:cs="Segoe UI"/>
+          <w:color w:val="000000"/>
+          <w:sz w:val="24"/>
+          <w:szCs w:val="24"/>
+          <w:lang w:eastAsia="en-ID"/>
+        </w:rPr>
+        <w:t xml:space="preserve"> = {</w:t>
       </w:r>
     </w:p>
     <w:p>
@@ -3610,16 +4777,16 @@
         </w:tabs>
         <w:spacing w:before="20" w:after="20" w:line="360" w:lineRule="atLeast"/>
         <w:rPr>
-          <w:rFonts w:ascii="Courier" w:eastAsia="Times New Roman" w:hAnsi="Courier" w:cs="Courier New"/>
-          <w:color w:val="000000"/>
-          <w:sz w:val="24"/>
-          <w:szCs w:val="24"/>
-          <w:lang w:eastAsia="en-ID"/>
-        </w:rPr>
-      </w:pPr>
-      <w:r>
-        <w:rPr>
-          <w:rFonts w:ascii="Courier" w:eastAsia="Times New Roman" w:hAnsi="Courier" w:cs="Courier New"/>
+          <w:rFonts w:ascii="Segoe UI" w:eastAsia="Times New Roman" w:hAnsi="Segoe UI" w:cs="Segoe UI"/>
+          <w:color w:val="000000"/>
+          <w:sz w:val="24"/>
+          <w:szCs w:val="24"/>
+          <w:lang w:eastAsia="en-ID"/>
+        </w:rPr>
+      </w:pPr>
+      <w:r>
+        <w:rPr>
+          <w:rFonts w:ascii="Segoe UI" w:eastAsia="Times New Roman" w:hAnsi="Segoe UI" w:cs="Segoe UI"/>
           <w:color w:val="000000"/>
           <w:sz w:val="24"/>
           <w:szCs w:val="24"/>
@@ -3652,16 +4819,16 @@
         </w:tabs>
         <w:spacing w:before="20" w:after="20" w:line="360" w:lineRule="atLeast"/>
         <w:rPr>
-          <w:rFonts w:ascii="Courier" w:eastAsia="Times New Roman" w:hAnsi="Courier" w:cs="Courier New"/>
-          <w:color w:val="000000"/>
-          <w:sz w:val="24"/>
-          <w:szCs w:val="24"/>
-          <w:lang w:eastAsia="en-ID"/>
-        </w:rPr>
-      </w:pPr>
-      <w:r>
-        <w:rPr>
-          <w:rFonts w:ascii="Courier" w:eastAsia="Times New Roman" w:hAnsi="Courier" w:cs="Courier New"/>
+          <w:rFonts w:ascii="Segoe UI" w:eastAsia="Times New Roman" w:hAnsi="Segoe UI" w:cs="Segoe UI"/>
+          <w:color w:val="000000"/>
+          <w:sz w:val="24"/>
+          <w:szCs w:val="24"/>
+          <w:lang w:eastAsia="en-ID"/>
+        </w:rPr>
+      </w:pPr>
+      <w:r>
+        <w:rPr>
+          <w:rFonts w:ascii="Segoe UI" w:eastAsia="Times New Roman" w:hAnsi="Segoe UI" w:cs="Segoe UI"/>
           <w:color w:val="000000"/>
           <w:sz w:val="24"/>
           <w:szCs w:val="24"/>
@@ -3694,16 +4861,16 @@
         </w:tabs>
         <w:spacing w:before="20" w:after="20" w:line="360" w:lineRule="atLeast"/>
         <w:rPr>
-          <w:rFonts w:ascii="Courier" w:eastAsia="Times New Roman" w:hAnsi="Courier" w:cs="Courier New"/>
-          <w:color w:val="000000"/>
-          <w:sz w:val="24"/>
-          <w:szCs w:val="24"/>
-          <w:lang w:eastAsia="en-ID"/>
-        </w:rPr>
-      </w:pPr>
-      <w:r>
-        <w:rPr>
-          <w:rFonts w:ascii="Courier" w:eastAsia="Times New Roman" w:hAnsi="Courier" w:cs="Courier New"/>
+          <w:rFonts w:ascii="Segoe UI" w:eastAsia="Times New Roman" w:hAnsi="Segoe UI" w:cs="Segoe UI"/>
+          <w:color w:val="000000"/>
+          <w:sz w:val="24"/>
+          <w:szCs w:val="24"/>
+          <w:lang w:eastAsia="en-ID"/>
+        </w:rPr>
+      </w:pPr>
+      <w:r>
+        <w:rPr>
+          <w:rFonts w:ascii="Segoe UI" w:eastAsia="Times New Roman" w:hAnsi="Segoe UI" w:cs="Segoe UI"/>
           <w:color w:val="000000"/>
           <w:sz w:val="24"/>
           <w:szCs w:val="24"/>
@@ -3736,16 +4903,16 @@
         </w:tabs>
         <w:spacing w:before="20" w:after="20" w:line="360" w:lineRule="atLeast"/>
         <w:rPr>
-          <w:rFonts w:ascii="Courier" w:eastAsia="Times New Roman" w:hAnsi="Courier" w:cs="Courier New"/>
-          <w:color w:val="000000"/>
-          <w:sz w:val="24"/>
-          <w:szCs w:val="24"/>
-          <w:lang w:eastAsia="en-ID"/>
-        </w:rPr>
-      </w:pPr>
-      <w:r>
-        <w:rPr>
-          <w:rFonts w:ascii="Courier" w:eastAsia="Times New Roman" w:hAnsi="Courier" w:cs="Courier New"/>
+          <w:rFonts w:ascii="Segoe UI" w:eastAsia="Times New Roman" w:hAnsi="Segoe UI" w:cs="Segoe UI"/>
+          <w:color w:val="000000"/>
+          <w:sz w:val="24"/>
+          <w:szCs w:val="24"/>
+          <w:lang w:eastAsia="en-ID"/>
+        </w:rPr>
+      </w:pPr>
+      <w:r>
+        <w:rPr>
+          <w:rFonts w:ascii="Segoe UI" w:eastAsia="Times New Roman" w:hAnsi="Segoe UI" w:cs="Segoe UI"/>
           <w:color w:val="000000"/>
           <w:sz w:val="24"/>
           <w:szCs w:val="24"/>
@@ -3755,7 +4922,7 @@
       </w:r>
       <w:r>
         <w:rPr>
-          <w:rFonts w:ascii="Courier" w:eastAsia="Times New Roman" w:hAnsi="Courier" w:cs="Courier New"/>
+          <w:rFonts w:ascii="Segoe UI" w:eastAsia="Times New Roman" w:hAnsi="Segoe UI" w:cs="Segoe UI"/>
           <w:color w:val="000000"/>
           <w:sz w:val="24"/>
           <w:szCs w:val="24"/>
@@ -3786,46 +4953,46 @@
         </w:tabs>
         <w:spacing w:before="20" w:after="20" w:line="360" w:lineRule="atLeast"/>
         <w:rPr>
-          <w:rFonts w:ascii="Courier" w:eastAsia="Times New Roman" w:hAnsi="Courier" w:cs="Courier New"/>
-          <w:color w:val="000000"/>
-          <w:sz w:val="24"/>
-          <w:szCs w:val="24"/>
-          <w:lang w:eastAsia="en-ID"/>
-        </w:rPr>
-      </w:pPr>
-    </w:p>
-    <w:p>
-      <w:pPr>
-        <w:tabs>
-          <w:tab w:val="left" w:pos="916"/>
-          <w:tab w:val="left" w:pos="1832"/>
-          <w:tab w:val="left" w:pos="2748"/>
-          <w:tab w:val="left" w:pos="3664"/>
-          <w:tab w:val="left" w:pos="4580"/>
-          <w:tab w:val="left" w:pos="5496"/>
-          <w:tab w:val="left" w:pos="6412"/>
-          <w:tab w:val="left" w:pos="7328"/>
-          <w:tab w:val="left" w:pos="8244"/>
-          <w:tab w:val="left" w:pos="9160"/>
-          <w:tab w:val="left" w:pos="10076"/>
-          <w:tab w:val="left" w:pos="10992"/>
-          <w:tab w:val="left" w:pos="11908"/>
-          <w:tab w:val="left" w:pos="12824"/>
-          <w:tab w:val="left" w:pos="13740"/>
-          <w:tab w:val="left" w:pos="14656"/>
-        </w:tabs>
-        <w:spacing w:before="20" w:after="20" w:line="360" w:lineRule="atLeast"/>
-        <w:rPr>
-          <w:rFonts w:ascii="Courier" w:eastAsia="Times New Roman" w:hAnsi="Courier" w:cs="Courier New"/>
-          <w:color w:val="000000"/>
-          <w:sz w:val="24"/>
-          <w:szCs w:val="24"/>
-          <w:lang w:eastAsia="en-ID"/>
-        </w:rPr>
-      </w:pPr>
-      <w:r>
-        <w:rPr>
-          <w:rFonts w:ascii="Courier" w:eastAsia="Times New Roman" w:hAnsi="Courier" w:cs="Courier New"/>
+          <w:rFonts w:ascii="Segoe UI" w:eastAsia="Times New Roman" w:hAnsi="Segoe UI" w:cs="Segoe UI"/>
+          <w:color w:val="000000"/>
+          <w:sz w:val="24"/>
+          <w:szCs w:val="24"/>
+          <w:lang w:eastAsia="en-ID"/>
+        </w:rPr>
+      </w:pPr>
+    </w:p>
+    <w:p>
+      <w:pPr>
+        <w:tabs>
+          <w:tab w:val="left" w:pos="916"/>
+          <w:tab w:val="left" w:pos="1832"/>
+          <w:tab w:val="left" w:pos="2748"/>
+          <w:tab w:val="left" w:pos="3664"/>
+          <w:tab w:val="left" w:pos="4580"/>
+          <w:tab w:val="left" w:pos="5496"/>
+          <w:tab w:val="left" w:pos="6412"/>
+          <w:tab w:val="left" w:pos="7328"/>
+          <w:tab w:val="left" w:pos="8244"/>
+          <w:tab w:val="left" w:pos="9160"/>
+          <w:tab w:val="left" w:pos="10076"/>
+          <w:tab w:val="left" w:pos="10992"/>
+          <w:tab w:val="left" w:pos="11908"/>
+          <w:tab w:val="left" w:pos="12824"/>
+          <w:tab w:val="left" w:pos="13740"/>
+          <w:tab w:val="left" w:pos="14656"/>
+        </w:tabs>
+        <w:spacing w:before="20" w:after="20" w:line="360" w:lineRule="atLeast"/>
+        <w:rPr>
+          <w:rFonts w:ascii="Segoe UI" w:eastAsia="Times New Roman" w:hAnsi="Segoe UI" w:cs="Segoe UI"/>
+          <w:color w:val="000000"/>
+          <w:sz w:val="24"/>
+          <w:szCs w:val="24"/>
+          <w:lang w:eastAsia="en-ID"/>
+        </w:rPr>
+      </w:pPr>
+      <w:r>
+        <w:rPr>
+          <w:rFonts w:ascii="Segoe UI" w:eastAsia="Times New Roman" w:hAnsi="Segoe UI" w:cs="Segoe UI"/>
           <w:color w:val="000000"/>
           <w:sz w:val="24"/>
           <w:szCs w:val="24"/>
@@ -3856,15 +5023,15 @@
         </w:tabs>
         <w:spacing w:before="20" w:after="20" w:line="360" w:lineRule="atLeast"/>
         <w:rPr>
-          <w:rFonts w:ascii="Courier New" w:hAnsi="Courier New" w:cs="Courier New"/>
-          <w:color w:val="000000"/>
-          <w:sz w:val="24"/>
-          <w:szCs w:val="24"/>
-        </w:rPr>
-      </w:pPr>
-      <w:r>
-        <w:rPr>
-          <w:rFonts w:ascii="Courier New" w:hAnsi="Courier New" w:cs="Courier New"/>
+          <w:rFonts w:ascii="Segoe UI" w:hAnsi="Segoe UI" w:cs="Segoe UI"/>
+          <w:color w:val="000000"/>
+          <w:sz w:val="24"/>
+          <w:szCs w:val="24"/>
+        </w:rPr>
+      </w:pPr>
+      <w:r>
+        <w:rPr>
+          <w:rFonts w:ascii="Segoe UI" w:hAnsi="Segoe UI" w:cs="Segoe UI"/>
           <w:color w:val="000000"/>
           <w:sz w:val="24"/>
           <w:szCs w:val="24"/>
@@ -3894,15 +5061,15 @@
         </w:tabs>
         <w:spacing w:before="20" w:after="20" w:line="360" w:lineRule="atLeast"/>
         <w:rPr>
-          <w:rFonts w:ascii="Courier New" w:hAnsi="Courier New" w:cs="Courier New"/>
-          <w:color w:val="000000"/>
-          <w:sz w:val="24"/>
-          <w:szCs w:val="24"/>
-        </w:rPr>
-      </w:pPr>
-      <w:r>
-        <w:rPr>
-          <w:rFonts w:ascii="Courier New" w:hAnsi="Courier New" w:cs="Courier New"/>
+          <w:rFonts w:ascii="Segoe UI" w:hAnsi="Segoe UI" w:cs="Segoe UI"/>
+          <w:color w:val="000000"/>
+          <w:sz w:val="24"/>
+          <w:szCs w:val="24"/>
+        </w:rPr>
+      </w:pPr>
+      <w:r>
+        <w:rPr>
+          <w:rFonts w:ascii="Segoe UI" w:hAnsi="Segoe UI" w:cs="Segoe UI"/>
           <w:color w:val="000000"/>
           <w:sz w:val="24"/>
           <w:szCs w:val="24"/>
@@ -3937,20 +5104,31 @@
         </w:tabs>
         <w:spacing w:before="20" w:after="20" w:line="360" w:lineRule="atLeast"/>
         <w:rPr>
-          <w:rFonts w:ascii="Courier New" w:hAnsi="Courier New" w:cs="Courier New"/>
-          <w:color w:val="000000"/>
-          <w:sz w:val="24"/>
-          <w:szCs w:val="24"/>
-        </w:rPr>
-      </w:pPr>
-      <w:r>
-        <w:rPr>
-          <w:rFonts w:ascii="Courier New" w:hAnsi="Courier New" w:cs="Courier New"/>
-          <w:color w:val="000000"/>
-          <w:sz w:val="24"/>
-          <w:szCs w:val="24"/>
-        </w:rPr>
-        <w:t>behaivior &lt;- method</w:t>
+          <w:rFonts w:ascii="Segoe UI" w:hAnsi="Segoe UI" w:cs="Segoe UI"/>
+          <w:color w:val="000000"/>
+          <w:sz w:val="24"/>
+          <w:szCs w:val="24"/>
+        </w:rPr>
+      </w:pPr>
+      <w:proofErr w:type="spellStart"/>
+      <w:r>
+        <w:rPr>
+          <w:rFonts w:ascii="Segoe UI" w:hAnsi="Segoe UI" w:cs="Segoe UI"/>
+          <w:color w:val="000000"/>
+          <w:sz w:val="24"/>
+          <w:szCs w:val="24"/>
+        </w:rPr>
+        <w:t>behaivior</w:t>
+      </w:r>
+      <w:proofErr w:type="spellEnd"/>
+      <w:r>
+        <w:rPr>
+          <w:rFonts w:ascii="Segoe UI" w:hAnsi="Segoe UI" w:cs="Segoe UI"/>
+          <w:color w:val="000000"/>
+          <w:sz w:val="24"/>
+          <w:szCs w:val="24"/>
+        </w:rPr>
+        <w:t xml:space="preserve"> &lt;- method</w:t>
       </w:r>
     </w:p>
     <w:p>
@@ -3980,15 +5158,15 @@
         </w:tabs>
         <w:spacing w:before="20" w:after="20" w:line="360" w:lineRule="atLeast"/>
         <w:rPr>
-          <w:rFonts w:ascii="Courier New" w:hAnsi="Courier New" w:cs="Courier New"/>
-          <w:color w:val="000000"/>
-          <w:sz w:val="24"/>
-          <w:szCs w:val="24"/>
-        </w:rPr>
-      </w:pPr>
-      <w:r>
-        <w:rPr>
-          <w:rFonts w:ascii="Courier New" w:hAnsi="Courier New" w:cs="Courier New"/>
+          <w:rFonts w:ascii="Segoe UI" w:hAnsi="Segoe UI" w:cs="Segoe UI"/>
+          <w:color w:val="000000"/>
+          <w:sz w:val="24"/>
+          <w:szCs w:val="24"/>
+        </w:rPr>
+      </w:pPr>
+      <w:r>
+        <w:rPr>
+          <w:rFonts w:ascii="Segoe UI" w:hAnsi="Segoe UI" w:cs="Segoe UI"/>
           <w:color w:val="000000"/>
           <w:sz w:val="24"/>
           <w:szCs w:val="24"/>
@@ -4023,29 +5201,40 @@
         </w:tabs>
         <w:spacing w:before="20" w:after="20" w:line="360" w:lineRule="atLeast"/>
         <w:rPr>
-          <w:rFonts w:ascii="Courier New" w:hAnsi="Courier New" w:cs="Courier New"/>
-          <w:color w:val="000000"/>
-          <w:sz w:val="24"/>
-          <w:szCs w:val="24"/>
-        </w:rPr>
-      </w:pPr>
-      <w:r>
-        <w:rPr>
-          <w:rFonts w:ascii="Courier New" w:hAnsi="Courier New" w:cs="Courier New"/>
-          <w:color w:val="000000"/>
-          <w:sz w:val="24"/>
-          <w:szCs w:val="24"/>
-        </w:rPr>
-        <w:t xml:space="preserve">Identity &lt;- </w:t>
-      </w:r>
-      <w:r>
-        <w:rPr>
-          <w:rFonts w:ascii="Segoe UI" w:hAnsi="Segoe UI" w:cs="Segoe UI"/>
-          <w:color w:val="000000"/>
-          <w:sz w:val="24"/>
-          <w:szCs w:val="24"/>
-        </w:rPr>
-        <w:t>how is the object distinguished from others that may have the same behavior and state?</w:t>
+          <w:rFonts w:ascii="Segoe UI" w:hAnsi="Segoe UI" w:cs="Segoe UI"/>
+          <w:color w:val="000000"/>
+          <w:sz w:val="24"/>
+          <w:szCs w:val="24"/>
+        </w:rPr>
+      </w:pPr>
+      <w:r>
+        <w:rPr>
+          <w:rFonts w:ascii="Segoe UI" w:hAnsi="Segoe UI" w:cs="Segoe UI"/>
+          <w:color w:val="000000"/>
+          <w:sz w:val="24"/>
+          <w:szCs w:val="24"/>
+        </w:rPr>
+        <w:t xml:space="preserve">Identity &lt;- how is the object distinguished from others that may have the same </w:t>
+      </w:r>
+      <w:proofErr w:type="spellStart"/>
+      <w:r>
+        <w:rPr>
+          <w:rFonts w:ascii="Segoe UI" w:hAnsi="Segoe UI" w:cs="Segoe UI"/>
+          <w:color w:val="000000"/>
+          <w:sz w:val="24"/>
+          <w:szCs w:val="24"/>
+        </w:rPr>
+        <w:t>behavior</w:t>
+      </w:r>
+      <w:proofErr w:type="spellEnd"/>
+      <w:r>
+        <w:rPr>
+          <w:rFonts w:ascii="Segoe UI" w:hAnsi="Segoe UI" w:cs="Segoe UI"/>
+          <w:color w:val="000000"/>
+          <w:sz w:val="24"/>
+          <w:szCs w:val="24"/>
+        </w:rPr>
+        <w:t xml:space="preserve"> and state?</w:t>
       </w:r>
     </w:p>
     <w:p>
@@ -4090,8 +5279,10 @@
         </w:rPr>
         <w:t>All objects that are instances of the same class share a family resemblance by supporting the same </w:t>
       </w:r>
-      <w:r>
-        <w:rPr>
+      <w:proofErr w:type="spellStart"/>
+      <w:r>
+        <w:rPr>
+          <w:rFonts w:ascii="Segoe UI" w:hAnsi="Segoe UI" w:cs="Segoe UI"/>
           <w:b/>
           <w:bCs/>
           <w:i/>
@@ -4101,6 +5292,7 @@
         </w:rPr>
         <w:t>behavior</w:t>
       </w:r>
+      <w:proofErr w:type="spellEnd"/>
       <w:r>
         <w:rPr>
           <w:rFonts w:ascii="Segoe UI" w:hAnsi="Segoe UI" w:cs="Segoe UI"/>
@@ -4215,7 +5407,6 @@
           <w:sz w:val="24"/>
           <w:szCs w:val="24"/>
         </w:rPr>
-        <w:lastRenderedPageBreak/>
         <w:t>However, the state of an object does not completely describe it, because each object has a distinct </w:t>
       </w:r>
       <w:r>
@@ -4467,8 +5658,10 @@
       </w:pPr>
       <w:r>
         <w:rPr>
+          <w:rFonts w:ascii="Segoe UI" w:hAnsi="Segoe UI" w:cs="Segoe UI"/>
           <w:noProof/>
         </w:rPr>
+        <w:lastRenderedPageBreak/>
         <w:drawing>
           <wp:inline distT="0" distB="0" distL="0" distR="0" wp14:anchorId="4B24D2B8" wp14:editId="5EB4B88E">
             <wp:extent cx="5438775" cy="2200275"/>
@@ -4713,7 +5906,27 @@
           <w:sz w:val="24"/>
           <w:szCs w:val="24"/>
         </w:rPr>
-        <w:t>new Date()</w:t>
+        <w:t xml:space="preserve">new </w:t>
+      </w:r>
+      <w:proofErr w:type="gramStart"/>
+      <w:r>
+        <w:rPr>
+          <w:rFonts w:ascii="Segoe UI" w:hAnsi="Segoe UI" w:cs="Segoe UI"/>
+          <w:color w:val="000000"/>
+          <w:sz w:val="24"/>
+          <w:szCs w:val="24"/>
+        </w:rPr>
+        <w:t>Date(</w:t>
+      </w:r>
+      <w:proofErr w:type="gramEnd"/>
+      <w:r>
+        <w:rPr>
+          <w:rFonts w:ascii="Segoe UI" w:hAnsi="Segoe UI" w:cs="Segoe UI"/>
+          <w:color w:val="000000"/>
+          <w:sz w:val="24"/>
+          <w:szCs w:val="24"/>
+        </w:rPr>
+        <w:t>)</w:t>
       </w:r>
     </w:p>
     <w:p>
@@ -4799,7 +6012,2565 @@
           <w:sz w:val="24"/>
           <w:szCs w:val="24"/>
         </w:rPr>
-        <w:t>String s = new Date().toString();</w:t>
+        <w:t>String s = new Date(</w:t>
+      </w:r>
+      <w:proofErr w:type="gramStart"/>
+      <w:r>
+        <w:rPr>
+          <w:rFonts w:ascii="Segoe UI" w:hAnsi="Segoe UI" w:cs="Segoe UI"/>
+          <w:color w:val="000000"/>
+          <w:sz w:val="24"/>
+          <w:szCs w:val="24"/>
+        </w:rPr>
+        <w:t>).</w:t>
+      </w:r>
+      <w:proofErr w:type="spellStart"/>
+      <w:r>
+        <w:rPr>
+          <w:rFonts w:ascii="Segoe UI" w:hAnsi="Segoe UI" w:cs="Segoe UI"/>
+          <w:color w:val="000000"/>
+          <w:sz w:val="24"/>
+          <w:szCs w:val="24"/>
+        </w:rPr>
+        <w:t>toString</w:t>
+      </w:r>
+      <w:proofErr w:type="spellEnd"/>
+      <w:proofErr w:type="gramEnd"/>
+      <w:r>
+        <w:rPr>
+          <w:rFonts w:ascii="Segoe UI" w:hAnsi="Segoe UI" w:cs="Segoe UI"/>
+          <w:color w:val="000000"/>
+          <w:sz w:val="24"/>
+          <w:szCs w:val="24"/>
+        </w:rPr>
+        <w:t>();</w:t>
+      </w:r>
+    </w:p>
+    <w:p>
+      <w:pPr>
+        <w:pStyle w:val="ListParagraph"/>
+        <w:numPr>
+          <w:ilvl w:val="0"/>
+          <w:numId w:val="1"/>
+        </w:numPr>
+        <w:tabs>
+          <w:tab w:val="left" w:pos="916"/>
+          <w:tab w:val="left" w:pos="1832"/>
+          <w:tab w:val="left" w:pos="2748"/>
+          <w:tab w:val="left" w:pos="3664"/>
+          <w:tab w:val="left" w:pos="4580"/>
+          <w:tab w:val="left" w:pos="5496"/>
+          <w:tab w:val="left" w:pos="6412"/>
+          <w:tab w:val="left" w:pos="7328"/>
+          <w:tab w:val="left" w:pos="8244"/>
+          <w:tab w:val="left" w:pos="9160"/>
+          <w:tab w:val="left" w:pos="10076"/>
+          <w:tab w:val="left" w:pos="10992"/>
+          <w:tab w:val="left" w:pos="11908"/>
+          <w:tab w:val="left" w:pos="12824"/>
+          <w:tab w:val="left" w:pos="13740"/>
+          <w:tab w:val="left" w:pos="14656"/>
+        </w:tabs>
+        <w:spacing w:before="20" w:after="20" w:line="360" w:lineRule="atLeast"/>
+        <w:rPr>
+          <w:rFonts w:ascii="Segoe UI" w:hAnsi="Segoe UI" w:cs="Segoe UI"/>
+          <w:color w:val="000000"/>
+          <w:sz w:val="24"/>
+          <w:szCs w:val="24"/>
+        </w:rPr>
+      </w:pPr>
+      <w:r>
+        <w:rPr>
+          <w:rFonts w:ascii="Segoe UI" w:hAnsi="Segoe UI" w:cs="Segoe UI"/>
+          <w:color w:val="000000"/>
+          <w:sz w:val="24"/>
+          <w:szCs w:val="24"/>
+        </w:rPr>
+        <w:t>It is important to realize that an object variable doesn’t actually contain an object. It only </w:t>
+      </w:r>
+      <w:r>
+        <w:rPr>
+          <w:rStyle w:val="Emphasis"/>
+          <w:rFonts w:ascii="Segoe UI" w:hAnsi="Segoe UI" w:cs="Segoe UI"/>
+          <w:b/>
+          <w:bCs/>
+          <w:color w:val="000000"/>
+          <w:sz w:val="24"/>
+          <w:szCs w:val="24"/>
+        </w:rPr>
+        <w:t>refers</w:t>
+      </w:r>
+      <w:r>
+        <w:rPr>
+          <w:rFonts w:ascii="Segoe UI" w:hAnsi="Segoe UI" w:cs="Segoe UI"/>
+          <w:color w:val="000000"/>
+          <w:sz w:val="24"/>
+          <w:szCs w:val="24"/>
+        </w:rPr>
+        <w:t> to an object.</w:t>
+      </w:r>
+    </w:p>
+    <w:p>
+      <w:pPr>
+        <w:tabs>
+          <w:tab w:val="left" w:pos="916"/>
+          <w:tab w:val="left" w:pos="1832"/>
+          <w:tab w:val="left" w:pos="2748"/>
+          <w:tab w:val="left" w:pos="3664"/>
+          <w:tab w:val="left" w:pos="4580"/>
+          <w:tab w:val="left" w:pos="5496"/>
+          <w:tab w:val="left" w:pos="6412"/>
+          <w:tab w:val="left" w:pos="7328"/>
+          <w:tab w:val="left" w:pos="8244"/>
+          <w:tab w:val="left" w:pos="9160"/>
+          <w:tab w:val="left" w:pos="10076"/>
+          <w:tab w:val="left" w:pos="10992"/>
+          <w:tab w:val="left" w:pos="11908"/>
+          <w:tab w:val="left" w:pos="12824"/>
+          <w:tab w:val="left" w:pos="13740"/>
+          <w:tab w:val="left" w:pos="14656"/>
+        </w:tabs>
+        <w:spacing w:before="20" w:after="20" w:line="360" w:lineRule="atLeast"/>
+        <w:rPr>
+          <w:rFonts w:ascii="Segoe UI" w:hAnsi="Segoe UI" w:cs="Segoe UI"/>
+          <w:color w:val="000000"/>
+          <w:sz w:val="24"/>
+          <w:szCs w:val="24"/>
+        </w:rPr>
+      </w:pPr>
+      <w:r>
+        <w:rPr>
+          <w:rFonts w:ascii="Segoe UI" w:hAnsi="Segoe UI" w:cs="Segoe UI"/>
+          <w:color w:val="000000"/>
+          <w:sz w:val="24"/>
+          <w:szCs w:val="24"/>
+        </w:rPr>
+        <w:t>Mutator and Accessor methods</w:t>
+      </w:r>
+    </w:p>
+    <w:p>
+      <w:pPr>
+        <w:pStyle w:val="ListParagraph"/>
+        <w:numPr>
+          <w:ilvl w:val="0"/>
+          <w:numId w:val="1"/>
+        </w:numPr>
+        <w:tabs>
+          <w:tab w:val="left" w:pos="916"/>
+          <w:tab w:val="left" w:pos="1832"/>
+          <w:tab w:val="left" w:pos="2748"/>
+          <w:tab w:val="left" w:pos="3664"/>
+          <w:tab w:val="left" w:pos="4580"/>
+          <w:tab w:val="left" w:pos="5496"/>
+          <w:tab w:val="left" w:pos="6412"/>
+          <w:tab w:val="left" w:pos="7328"/>
+          <w:tab w:val="left" w:pos="8244"/>
+          <w:tab w:val="left" w:pos="9160"/>
+          <w:tab w:val="left" w:pos="10076"/>
+          <w:tab w:val="left" w:pos="10992"/>
+          <w:tab w:val="left" w:pos="11908"/>
+          <w:tab w:val="left" w:pos="12824"/>
+          <w:tab w:val="left" w:pos="13740"/>
+          <w:tab w:val="left" w:pos="14656"/>
+        </w:tabs>
+        <w:spacing w:before="20" w:after="20" w:line="360" w:lineRule="atLeast"/>
+        <w:rPr>
+          <w:rFonts w:ascii="Segoe UI" w:hAnsi="Segoe UI" w:cs="Segoe UI"/>
+          <w:color w:val="000000"/>
+          <w:sz w:val="24"/>
+          <w:szCs w:val="24"/>
+        </w:rPr>
+      </w:pPr>
+      <w:r>
+        <w:rPr>
+          <w:rFonts w:ascii="Segoe UI" w:hAnsi="Segoe UI" w:cs="Segoe UI"/>
+          <w:color w:val="000000"/>
+          <w:sz w:val="24"/>
+          <w:szCs w:val="24"/>
+        </w:rPr>
+        <w:t>In contrast, methods that only access objects without modifying them are sometimes called </w:t>
+      </w:r>
+      <w:r>
+        <w:rPr>
+          <w:rStyle w:val="Emphasis"/>
+          <w:rFonts w:ascii="Segoe UI" w:hAnsi="Segoe UI" w:cs="Segoe UI"/>
+          <w:color w:val="000000"/>
+          <w:sz w:val="24"/>
+          <w:szCs w:val="24"/>
+        </w:rPr>
+        <w:t>accessor methods</w:t>
+      </w:r>
+      <w:r>
+        <w:rPr>
+          <w:rFonts w:ascii="Segoe UI" w:hAnsi="Segoe UI" w:cs="Segoe UI"/>
+          <w:color w:val="000000"/>
+          <w:sz w:val="24"/>
+          <w:szCs w:val="24"/>
+        </w:rPr>
+        <w:t>. For example, </w:t>
+      </w:r>
+      <w:proofErr w:type="spellStart"/>
+      <w:r>
+        <w:rPr>
+          <w:rStyle w:val="HTMLCode"/>
+          <w:rFonts w:ascii="Segoe UI" w:eastAsiaTheme="minorHAnsi" w:hAnsi="Segoe UI" w:cs="Segoe UI"/>
+          <w:color w:val="000000"/>
+          <w:sz w:val="24"/>
+          <w:szCs w:val="24"/>
+        </w:rPr>
+        <w:t>LocalDate.getYear</w:t>
+      </w:r>
+      <w:proofErr w:type="spellEnd"/>
+      <w:r>
+        <w:rPr>
+          <w:rFonts w:ascii="Segoe UI" w:hAnsi="Segoe UI" w:cs="Segoe UI"/>
+          <w:color w:val="000000"/>
+          <w:sz w:val="24"/>
+          <w:szCs w:val="24"/>
+        </w:rPr>
+        <w:t> and </w:t>
+      </w:r>
+      <w:proofErr w:type="spellStart"/>
+      <w:r>
+        <w:rPr>
+          <w:rStyle w:val="HTMLCode"/>
+          <w:rFonts w:ascii="Segoe UI" w:eastAsiaTheme="minorHAnsi" w:hAnsi="Segoe UI" w:cs="Segoe UI"/>
+          <w:color w:val="000000"/>
+          <w:sz w:val="24"/>
+          <w:szCs w:val="24"/>
+        </w:rPr>
+        <w:t>GregorianCalendar.get</w:t>
+      </w:r>
+      <w:proofErr w:type="spellEnd"/>
+      <w:r>
+        <w:rPr>
+          <w:rFonts w:ascii="Segoe UI" w:hAnsi="Segoe UI" w:cs="Segoe UI"/>
+          <w:color w:val="000000"/>
+          <w:sz w:val="24"/>
+          <w:szCs w:val="24"/>
+        </w:rPr>
+        <w:t> are accessor methods.</w:t>
+      </w:r>
+    </w:p>
+    <w:p>
+      <w:pPr>
+        <w:tabs>
+          <w:tab w:val="left" w:pos="916"/>
+          <w:tab w:val="left" w:pos="1832"/>
+          <w:tab w:val="left" w:pos="2748"/>
+          <w:tab w:val="left" w:pos="3664"/>
+          <w:tab w:val="left" w:pos="4580"/>
+          <w:tab w:val="left" w:pos="5496"/>
+          <w:tab w:val="left" w:pos="6412"/>
+          <w:tab w:val="left" w:pos="7328"/>
+          <w:tab w:val="left" w:pos="8244"/>
+          <w:tab w:val="left" w:pos="9160"/>
+          <w:tab w:val="left" w:pos="10076"/>
+          <w:tab w:val="left" w:pos="10992"/>
+          <w:tab w:val="left" w:pos="11908"/>
+          <w:tab w:val="left" w:pos="12824"/>
+          <w:tab w:val="left" w:pos="13740"/>
+          <w:tab w:val="left" w:pos="14656"/>
+        </w:tabs>
+        <w:spacing w:before="20" w:after="20" w:line="360" w:lineRule="atLeast"/>
+        <w:rPr>
+          <w:rFonts w:ascii="Segoe UI" w:hAnsi="Segoe UI" w:cs="Segoe UI"/>
+          <w:color w:val="000000"/>
+          <w:sz w:val="24"/>
+          <w:szCs w:val="24"/>
+        </w:rPr>
+      </w:pPr>
+      <w:r>
+        <w:rPr>
+          <w:rFonts w:ascii="Segoe UI" w:hAnsi="Segoe UI" w:cs="Segoe UI"/>
+          <w:color w:val="000000"/>
+          <w:sz w:val="24"/>
+          <w:szCs w:val="24"/>
+        </w:rPr>
+        <w:t>Dissecting the employee class</w:t>
+      </w:r>
+    </w:p>
+    <w:p>
+      <w:pPr>
+        <w:pStyle w:val="ListParagraph"/>
+        <w:numPr>
+          <w:ilvl w:val="0"/>
+          <w:numId w:val="1"/>
+        </w:numPr>
+        <w:tabs>
+          <w:tab w:val="left" w:pos="916"/>
+          <w:tab w:val="left" w:pos="1832"/>
+          <w:tab w:val="left" w:pos="2748"/>
+          <w:tab w:val="left" w:pos="3664"/>
+          <w:tab w:val="left" w:pos="4580"/>
+          <w:tab w:val="left" w:pos="5496"/>
+          <w:tab w:val="left" w:pos="6412"/>
+          <w:tab w:val="left" w:pos="7328"/>
+          <w:tab w:val="left" w:pos="8244"/>
+          <w:tab w:val="left" w:pos="9160"/>
+          <w:tab w:val="left" w:pos="10076"/>
+          <w:tab w:val="left" w:pos="10992"/>
+          <w:tab w:val="left" w:pos="11908"/>
+          <w:tab w:val="left" w:pos="12824"/>
+          <w:tab w:val="left" w:pos="13740"/>
+          <w:tab w:val="left" w:pos="14656"/>
+        </w:tabs>
+        <w:spacing w:before="20" w:after="20" w:line="360" w:lineRule="atLeast"/>
+        <w:jc w:val="both"/>
+        <w:rPr>
+          <w:rFonts w:ascii="Segoe UI" w:eastAsia="Times New Roman" w:hAnsi="Segoe UI" w:cs="Segoe UI"/>
+          <w:color w:val="000000"/>
+          <w:sz w:val="24"/>
+          <w:szCs w:val="24"/>
+          <w:lang w:eastAsia="en-ID"/>
+        </w:rPr>
+      </w:pPr>
+      <w:r>
+        <w:rPr>
+          <w:rFonts w:ascii="Segoe UI" w:eastAsia="Times New Roman" w:hAnsi="Segoe UI" w:cs="Segoe UI"/>
+          <w:color w:val="000000"/>
+          <w:sz w:val="24"/>
+          <w:szCs w:val="24"/>
+          <w:lang w:eastAsia="en-ID"/>
+        </w:rPr>
+        <w:t>private String name;</w:t>
+      </w:r>
+    </w:p>
+    <w:p>
+      <w:pPr>
+        <w:pStyle w:val="ListParagraph"/>
+        <w:numPr>
+          <w:ilvl w:val="0"/>
+          <w:numId w:val="1"/>
+        </w:numPr>
+        <w:tabs>
+          <w:tab w:val="left" w:pos="916"/>
+          <w:tab w:val="left" w:pos="1832"/>
+          <w:tab w:val="left" w:pos="2748"/>
+          <w:tab w:val="left" w:pos="3664"/>
+          <w:tab w:val="left" w:pos="4580"/>
+          <w:tab w:val="left" w:pos="5496"/>
+          <w:tab w:val="left" w:pos="6412"/>
+          <w:tab w:val="left" w:pos="7328"/>
+          <w:tab w:val="left" w:pos="8244"/>
+          <w:tab w:val="left" w:pos="9160"/>
+          <w:tab w:val="left" w:pos="10076"/>
+          <w:tab w:val="left" w:pos="10992"/>
+          <w:tab w:val="left" w:pos="11908"/>
+          <w:tab w:val="left" w:pos="12824"/>
+          <w:tab w:val="left" w:pos="13740"/>
+          <w:tab w:val="left" w:pos="14656"/>
+        </w:tabs>
+        <w:spacing w:before="20" w:after="20" w:line="360" w:lineRule="atLeast"/>
+        <w:jc w:val="both"/>
+        <w:rPr>
+          <w:rFonts w:ascii="Segoe UI" w:hAnsi="Segoe UI" w:cs="Segoe UI"/>
+          <w:color w:val="000000"/>
+          <w:sz w:val="24"/>
+          <w:szCs w:val="24"/>
+        </w:rPr>
+      </w:pPr>
+      <w:r>
+        <w:rPr>
+          <w:rFonts w:ascii="Segoe UI" w:hAnsi="Segoe UI" w:cs="Segoe UI"/>
+          <w:color w:val="000000"/>
+          <w:sz w:val="24"/>
+          <w:szCs w:val="24"/>
+        </w:rPr>
+        <w:t>The </w:t>
+      </w:r>
+      <w:r>
+        <w:rPr>
+          <w:rStyle w:val="HTMLCode"/>
+          <w:rFonts w:ascii="Segoe UI" w:eastAsiaTheme="minorHAnsi" w:hAnsi="Segoe UI" w:cs="Segoe UI"/>
+          <w:color w:val="000000"/>
+          <w:sz w:val="24"/>
+          <w:szCs w:val="24"/>
+        </w:rPr>
+        <w:t>private</w:t>
+      </w:r>
+      <w:r>
+        <w:rPr>
+          <w:rFonts w:ascii="Segoe UI" w:hAnsi="Segoe UI" w:cs="Segoe UI"/>
+          <w:color w:val="000000"/>
+          <w:sz w:val="24"/>
+          <w:szCs w:val="24"/>
+        </w:rPr>
+        <w:t> keyword makes sure that the </w:t>
+      </w:r>
+      <w:r>
+        <w:rPr>
+          <w:rStyle w:val="Emphasis"/>
+          <w:rFonts w:ascii="Segoe UI" w:hAnsi="Segoe UI" w:cs="Segoe UI"/>
+          <w:color w:val="000000"/>
+          <w:sz w:val="24"/>
+          <w:szCs w:val="24"/>
+        </w:rPr>
+        <w:t>only</w:t>
+      </w:r>
+      <w:r>
+        <w:rPr>
+          <w:rFonts w:ascii="Segoe UI" w:hAnsi="Segoe UI" w:cs="Segoe UI"/>
+          <w:color w:val="000000"/>
+          <w:sz w:val="24"/>
+          <w:szCs w:val="24"/>
+        </w:rPr>
+        <w:t> methods that can access these instance fields are the methods of the </w:t>
+      </w:r>
+      <w:r>
+        <w:rPr>
+          <w:rStyle w:val="HTMLCode"/>
+          <w:rFonts w:ascii="Segoe UI" w:eastAsiaTheme="minorHAnsi" w:hAnsi="Segoe UI" w:cs="Segoe UI"/>
+          <w:color w:val="000000"/>
+          <w:sz w:val="24"/>
+          <w:szCs w:val="24"/>
+        </w:rPr>
+        <w:t>Employee</w:t>
+      </w:r>
+      <w:r>
+        <w:rPr>
+          <w:rFonts w:ascii="Segoe UI" w:hAnsi="Segoe UI" w:cs="Segoe UI"/>
+          <w:color w:val="000000"/>
+          <w:sz w:val="24"/>
+          <w:szCs w:val="24"/>
+        </w:rPr>
+        <w:t> class itself. No outside method can read or write to these fields.</w:t>
+      </w:r>
+    </w:p>
+    <w:p>
+      <w:pPr>
+        <w:tabs>
+          <w:tab w:val="left" w:pos="916"/>
+          <w:tab w:val="left" w:pos="1832"/>
+          <w:tab w:val="left" w:pos="2748"/>
+          <w:tab w:val="left" w:pos="3664"/>
+          <w:tab w:val="left" w:pos="4580"/>
+          <w:tab w:val="left" w:pos="5496"/>
+          <w:tab w:val="left" w:pos="6412"/>
+          <w:tab w:val="left" w:pos="7328"/>
+          <w:tab w:val="left" w:pos="8244"/>
+          <w:tab w:val="left" w:pos="9160"/>
+          <w:tab w:val="left" w:pos="10076"/>
+          <w:tab w:val="left" w:pos="10992"/>
+          <w:tab w:val="left" w:pos="11908"/>
+          <w:tab w:val="left" w:pos="12824"/>
+          <w:tab w:val="left" w:pos="13740"/>
+          <w:tab w:val="left" w:pos="14656"/>
+        </w:tabs>
+        <w:spacing w:before="20" w:after="20" w:line="360" w:lineRule="atLeast"/>
+        <w:jc w:val="both"/>
+        <w:rPr>
+          <w:rFonts w:ascii="Segoe UI" w:hAnsi="Segoe UI" w:cs="Segoe UI"/>
+          <w:color w:val="000000"/>
+          <w:sz w:val="24"/>
+          <w:szCs w:val="24"/>
+        </w:rPr>
+      </w:pPr>
+    </w:p>
+    <w:p>
+      <w:pPr>
+        <w:tabs>
+          <w:tab w:val="left" w:pos="916"/>
+          <w:tab w:val="left" w:pos="1832"/>
+          <w:tab w:val="left" w:pos="2748"/>
+          <w:tab w:val="left" w:pos="3664"/>
+          <w:tab w:val="left" w:pos="4580"/>
+          <w:tab w:val="left" w:pos="5496"/>
+          <w:tab w:val="left" w:pos="6412"/>
+          <w:tab w:val="left" w:pos="7328"/>
+          <w:tab w:val="left" w:pos="8244"/>
+          <w:tab w:val="left" w:pos="9160"/>
+          <w:tab w:val="left" w:pos="10076"/>
+          <w:tab w:val="left" w:pos="10992"/>
+          <w:tab w:val="left" w:pos="11908"/>
+          <w:tab w:val="left" w:pos="12824"/>
+          <w:tab w:val="left" w:pos="13740"/>
+          <w:tab w:val="left" w:pos="14656"/>
+        </w:tabs>
+        <w:spacing w:before="20" w:after="20" w:line="360" w:lineRule="atLeast"/>
+        <w:jc w:val="both"/>
+        <w:rPr>
+          <w:rFonts w:ascii="Segoe UI" w:hAnsi="Segoe UI" w:cs="Segoe UI"/>
+          <w:color w:val="000000"/>
+          <w:sz w:val="24"/>
+          <w:szCs w:val="24"/>
+        </w:rPr>
+      </w:pPr>
+    </w:p>
+    <w:p>
+      <w:pPr>
+        <w:tabs>
+          <w:tab w:val="left" w:pos="916"/>
+          <w:tab w:val="left" w:pos="1832"/>
+          <w:tab w:val="left" w:pos="2748"/>
+          <w:tab w:val="left" w:pos="3664"/>
+          <w:tab w:val="left" w:pos="4580"/>
+          <w:tab w:val="left" w:pos="5496"/>
+          <w:tab w:val="left" w:pos="6412"/>
+          <w:tab w:val="left" w:pos="7328"/>
+          <w:tab w:val="left" w:pos="8244"/>
+          <w:tab w:val="left" w:pos="9160"/>
+          <w:tab w:val="left" w:pos="10076"/>
+          <w:tab w:val="left" w:pos="10992"/>
+          <w:tab w:val="left" w:pos="11908"/>
+          <w:tab w:val="left" w:pos="12824"/>
+          <w:tab w:val="left" w:pos="13740"/>
+          <w:tab w:val="left" w:pos="14656"/>
+        </w:tabs>
+        <w:spacing w:before="20" w:after="20" w:line="360" w:lineRule="atLeast"/>
+        <w:jc w:val="both"/>
+        <w:rPr>
+          <w:rFonts w:ascii="Segoe UI" w:hAnsi="Segoe UI" w:cs="Segoe UI"/>
+          <w:color w:val="000000"/>
+          <w:sz w:val="24"/>
+          <w:szCs w:val="24"/>
+        </w:rPr>
+      </w:pPr>
+      <w:r>
+        <w:rPr>
+          <w:rFonts w:ascii="Segoe UI" w:hAnsi="Segoe UI" w:cs="Segoe UI"/>
+          <w:color w:val="000000"/>
+          <w:sz w:val="24"/>
+          <w:szCs w:val="24"/>
+        </w:rPr>
+        <w:t>Constructor</w:t>
+      </w:r>
+    </w:p>
+    <w:p>
+      <w:pPr>
+        <w:pStyle w:val="ListParagraph"/>
+        <w:numPr>
+          <w:ilvl w:val="0"/>
+          <w:numId w:val="1"/>
+        </w:numPr>
+        <w:tabs>
+          <w:tab w:val="left" w:pos="916"/>
+          <w:tab w:val="left" w:pos="1832"/>
+          <w:tab w:val="left" w:pos="2748"/>
+          <w:tab w:val="left" w:pos="3664"/>
+          <w:tab w:val="left" w:pos="4580"/>
+          <w:tab w:val="left" w:pos="5496"/>
+          <w:tab w:val="left" w:pos="6412"/>
+          <w:tab w:val="left" w:pos="7328"/>
+          <w:tab w:val="left" w:pos="8244"/>
+          <w:tab w:val="left" w:pos="9160"/>
+          <w:tab w:val="left" w:pos="10076"/>
+          <w:tab w:val="left" w:pos="10992"/>
+          <w:tab w:val="left" w:pos="11908"/>
+          <w:tab w:val="left" w:pos="12824"/>
+          <w:tab w:val="left" w:pos="13740"/>
+          <w:tab w:val="left" w:pos="14656"/>
+        </w:tabs>
+        <w:spacing w:after="20" w:line="360" w:lineRule="atLeast"/>
+        <w:jc w:val="both"/>
+        <w:rPr>
+          <w:rFonts w:ascii="Segoe UI" w:hAnsi="Segoe UI" w:cs="Segoe UI"/>
+          <w:color w:val="000000"/>
+          <w:sz w:val="24"/>
+          <w:szCs w:val="24"/>
+        </w:rPr>
+      </w:pPr>
+      <w:r>
+        <w:rPr>
+          <w:rFonts w:ascii="Segoe UI" w:hAnsi="Segoe UI" w:cs="Segoe UI"/>
+          <w:color w:val="000000"/>
+          <w:sz w:val="24"/>
+          <w:szCs w:val="24"/>
+        </w:rPr>
+        <w:t>A constructor can only be called in conjunction with the </w:t>
+      </w:r>
+      <w:r>
+        <w:rPr>
+          <w:rStyle w:val="HTMLCode"/>
+          <w:rFonts w:ascii="Segoe UI" w:eastAsiaTheme="minorHAnsi" w:hAnsi="Segoe UI" w:cs="Segoe UI"/>
+          <w:color w:val="000000"/>
+          <w:sz w:val="24"/>
+          <w:szCs w:val="24"/>
+        </w:rPr>
+        <w:t>new</w:t>
+      </w:r>
+      <w:r>
+        <w:rPr>
+          <w:rFonts w:ascii="Segoe UI" w:hAnsi="Segoe UI" w:cs="Segoe UI"/>
+          <w:color w:val="000000"/>
+          <w:sz w:val="24"/>
+          <w:szCs w:val="24"/>
+        </w:rPr>
+        <w:t> operator.</w:t>
+      </w:r>
+    </w:p>
+    <w:p>
+      <w:pPr>
+        <w:pStyle w:val="bullet"/>
+        <w:numPr>
+          <w:ilvl w:val="0"/>
+          <w:numId w:val="1"/>
+        </w:numPr>
+        <w:spacing w:before="0" w:beforeAutospacing="0" w:after="120" w:afterAutospacing="0"/>
+        <w:jc w:val="both"/>
+        <w:rPr>
+          <w:rFonts w:ascii="Segoe UI" w:hAnsi="Segoe UI" w:cs="Segoe UI"/>
+          <w:color w:val="000000"/>
+        </w:rPr>
+      </w:pPr>
+      <w:r>
+        <w:rPr>
+          <w:rFonts w:ascii="Segoe UI" w:hAnsi="Segoe UI" w:cs="Segoe UI"/>
+          <w:color w:val="000000"/>
+        </w:rPr>
+        <w:t>A constructor has the same name as the class.</w:t>
+      </w:r>
+    </w:p>
+    <w:p>
+      <w:pPr>
+        <w:pStyle w:val="bullet"/>
+        <w:numPr>
+          <w:ilvl w:val="0"/>
+          <w:numId w:val="1"/>
+        </w:numPr>
+        <w:spacing w:before="0" w:beforeAutospacing="0" w:after="120" w:afterAutospacing="0"/>
+        <w:jc w:val="both"/>
+        <w:rPr>
+          <w:rFonts w:ascii="Segoe UI" w:hAnsi="Segoe UI" w:cs="Segoe UI"/>
+          <w:color w:val="000000"/>
+        </w:rPr>
+      </w:pPr>
+      <w:r>
+        <w:rPr>
+          <w:rFonts w:ascii="Segoe UI" w:hAnsi="Segoe UI" w:cs="Segoe UI"/>
+          <w:color w:val="000000"/>
+        </w:rPr>
+        <w:t>A class can have more than one constructor.</w:t>
+      </w:r>
+    </w:p>
+    <w:p>
+      <w:pPr>
+        <w:pStyle w:val="bullet"/>
+        <w:numPr>
+          <w:ilvl w:val="0"/>
+          <w:numId w:val="1"/>
+        </w:numPr>
+        <w:spacing w:before="0" w:beforeAutospacing="0" w:after="120" w:afterAutospacing="0"/>
+        <w:jc w:val="both"/>
+        <w:rPr>
+          <w:rFonts w:ascii="Segoe UI" w:hAnsi="Segoe UI" w:cs="Segoe UI"/>
+          <w:color w:val="000000"/>
+        </w:rPr>
+      </w:pPr>
+      <w:r>
+        <w:rPr>
+          <w:rFonts w:ascii="Segoe UI" w:hAnsi="Segoe UI" w:cs="Segoe UI"/>
+          <w:color w:val="000000"/>
+        </w:rPr>
+        <w:t>A constructor can take zero, one, or more parameters.</w:t>
+      </w:r>
+    </w:p>
+    <w:p>
+      <w:pPr>
+        <w:pStyle w:val="bullet"/>
+        <w:numPr>
+          <w:ilvl w:val="0"/>
+          <w:numId w:val="1"/>
+        </w:numPr>
+        <w:spacing w:before="0" w:beforeAutospacing="0" w:after="120" w:afterAutospacing="0"/>
+        <w:jc w:val="both"/>
+        <w:rPr>
+          <w:rFonts w:ascii="Segoe UI" w:hAnsi="Segoe UI" w:cs="Segoe UI"/>
+          <w:color w:val="000000"/>
+        </w:rPr>
+      </w:pPr>
+      <w:r>
+        <w:rPr>
+          <w:rFonts w:ascii="Segoe UI" w:hAnsi="Segoe UI" w:cs="Segoe UI"/>
+          <w:color w:val="000000"/>
+        </w:rPr>
+        <w:t>A constructor has no return value.</w:t>
+      </w:r>
+    </w:p>
+    <w:p>
+      <w:pPr>
+        <w:pStyle w:val="bullet"/>
+        <w:numPr>
+          <w:ilvl w:val="0"/>
+          <w:numId w:val="1"/>
+        </w:numPr>
+        <w:spacing w:before="0" w:beforeAutospacing="0" w:after="120" w:afterAutospacing="0"/>
+        <w:jc w:val="both"/>
+        <w:rPr>
+          <w:rFonts w:ascii="Segoe UI" w:hAnsi="Segoe UI" w:cs="Segoe UI"/>
+          <w:color w:val="000000"/>
+        </w:rPr>
+      </w:pPr>
+      <w:r>
+        <w:rPr>
+          <w:rFonts w:ascii="Segoe UI" w:hAnsi="Segoe UI" w:cs="Segoe UI"/>
+          <w:color w:val="000000"/>
+        </w:rPr>
+        <w:t>A constructor is always called with the </w:t>
+      </w:r>
+      <w:r>
+        <w:rPr>
+          <w:rStyle w:val="HTMLCode"/>
+          <w:rFonts w:ascii="Segoe UI" w:hAnsi="Segoe UI" w:cs="Segoe UI"/>
+          <w:color w:val="000000"/>
+          <w:sz w:val="24"/>
+          <w:szCs w:val="24"/>
+        </w:rPr>
+        <w:t>new</w:t>
+      </w:r>
+      <w:r>
+        <w:rPr>
+          <w:rFonts w:ascii="Segoe UI" w:hAnsi="Segoe UI" w:cs="Segoe UI"/>
+          <w:color w:val="000000"/>
+        </w:rPr>
+        <w:t> operator.</w:t>
+      </w:r>
+    </w:p>
+    <w:p>
+      <w:pPr>
+        <w:tabs>
+          <w:tab w:val="left" w:pos="916"/>
+          <w:tab w:val="left" w:pos="1832"/>
+          <w:tab w:val="left" w:pos="2748"/>
+          <w:tab w:val="left" w:pos="3664"/>
+          <w:tab w:val="left" w:pos="4580"/>
+          <w:tab w:val="left" w:pos="5496"/>
+          <w:tab w:val="left" w:pos="6412"/>
+          <w:tab w:val="left" w:pos="7328"/>
+          <w:tab w:val="left" w:pos="8244"/>
+          <w:tab w:val="left" w:pos="9160"/>
+          <w:tab w:val="left" w:pos="10076"/>
+          <w:tab w:val="left" w:pos="10992"/>
+          <w:tab w:val="left" w:pos="11908"/>
+          <w:tab w:val="left" w:pos="12824"/>
+          <w:tab w:val="left" w:pos="13740"/>
+          <w:tab w:val="left" w:pos="14656"/>
+        </w:tabs>
+        <w:spacing w:before="20" w:after="20" w:line="360" w:lineRule="atLeast"/>
+        <w:rPr>
+          <w:rFonts w:ascii="Segoe UI" w:hAnsi="Segoe UI" w:cs="Segoe UI"/>
+          <w:color w:val="000000"/>
+          <w:sz w:val="24"/>
+          <w:szCs w:val="24"/>
+        </w:rPr>
+      </w:pPr>
+      <w:r>
+        <w:rPr>
+          <w:rFonts w:ascii="Segoe UI" w:hAnsi="Segoe UI" w:cs="Segoe UI"/>
+          <w:color w:val="000000"/>
+          <w:sz w:val="24"/>
+          <w:szCs w:val="24"/>
+        </w:rPr>
+        <w:lastRenderedPageBreak/>
+        <w:t>Implicit and Explicit parameters</w:t>
+      </w:r>
+    </w:p>
+    <w:p>
+      <w:pPr>
+        <w:pStyle w:val="ListParagraph"/>
+        <w:numPr>
+          <w:ilvl w:val="0"/>
+          <w:numId w:val="1"/>
+        </w:numPr>
+        <w:tabs>
+          <w:tab w:val="left" w:pos="916"/>
+          <w:tab w:val="left" w:pos="1832"/>
+          <w:tab w:val="left" w:pos="2748"/>
+          <w:tab w:val="left" w:pos="3664"/>
+          <w:tab w:val="left" w:pos="4580"/>
+          <w:tab w:val="left" w:pos="5496"/>
+          <w:tab w:val="left" w:pos="6412"/>
+          <w:tab w:val="left" w:pos="7328"/>
+          <w:tab w:val="left" w:pos="8244"/>
+          <w:tab w:val="left" w:pos="9160"/>
+          <w:tab w:val="left" w:pos="10076"/>
+          <w:tab w:val="left" w:pos="10992"/>
+          <w:tab w:val="left" w:pos="11908"/>
+          <w:tab w:val="left" w:pos="12824"/>
+          <w:tab w:val="left" w:pos="13740"/>
+          <w:tab w:val="left" w:pos="14656"/>
+        </w:tabs>
+        <w:spacing w:before="20" w:after="20" w:line="360" w:lineRule="atLeast"/>
+        <w:rPr>
+          <w:rFonts w:ascii="Segoe UI" w:eastAsia="Times New Roman" w:hAnsi="Segoe UI" w:cs="Segoe UI"/>
+          <w:color w:val="000000"/>
+          <w:sz w:val="24"/>
+          <w:szCs w:val="24"/>
+          <w:lang w:eastAsia="en-ID"/>
+        </w:rPr>
+      </w:pPr>
+      <w:r>
+        <w:rPr>
+          <w:rFonts w:ascii="Segoe UI" w:eastAsia="Times New Roman" w:hAnsi="Segoe UI" w:cs="Segoe UI"/>
+          <w:color w:val="000000"/>
+          <w:sz w:val="24"/>
+          <w:szCs w:val="24"/>
+          <w:lang w:eastAsia="en-ID"/>
+        </w:rPr>
+        <w:t xml:space="preserve">public void </w:t>
+      </w:r>
+      <w:proofErr w:type="spellStart"/>
+      <w:proofErr w:type="gramStart"/>
+      <w:r>
+        <w:rPr>
+          <w:rFonts w:ascii="Segoe UI" w:eastAsia="Times New Roman" w:hAnsi="Segoe UI" w:cs="Segoe UI"/>
+          <w:color w:val="000000"/>
+          <w:sz w:val="24"/>
+          <w:szCs w:val="24"/>
+          <w:lang w:eastAsia="en-ID"/>
+        </w:rPr>
+        <w:t>raiseSalary</w:t>
+      </w:r>
+      <w:proofErr w:type="spellEnd"/>
+      <w:r>
+        <w:rPr>
+          <w:rFonts w:ascii="Segoe UI" w:eastAsia="Times New Roman" w:hAnsi="Segoe UI" w:cs="Segoe UI"/>
+          <w:color w:val="000000"/>
+          <w:sz w:val="24"/>
+          <w:szCs w:val="24"/>
+          <w:lang w:eastAsia="en-ID"/>
+        </w:rPr>
+        <w:t>(</w:t>
+      </w:r>
+      <w:proofErr w:type="gramEnd"/>
+      <w:r>
+        <w:rPr>
+          <w:rFonts w:ascii="Segoe UI" w:eastAsia="Times New Roman" w:hAnsi="Segoe UI" w:cs="Segoe UI"/>
+          <w:color w:val="000000"/>
+          <w:sz w:val="24"/>
+          <w:szCs w:val="24"/>
+          <w:lang w:eastAsia="en-ID"/>
+        </w:rPr>
+        <w:t xml:space="preserve">double </w:t>
+      </w:r>
+      <w:proofErr w:type="spellStart"/>
+      <w:r>
+        <w:rPr>
+          <w:rFonts w:ascii="Segoe UI" w:eastAsia="Times New Roman" w:hAnsi="Segoe UI" w:cs="Segoe UI"/>
+          <w:color w:val="000000"/>
+          <w:sz w:val="24"/>
+          <w:szCs w:val="24"/>
+          <w:lang w:eastAsia="en-ID"/>
+        </w:rPr>
+        <w:t>byPercent</w:t>
+      </w:r>
+      <w:proofErr w:type="spellEnd"/>
+      <w:r>
+        <w:rPr>
+          <w:rFonts w:ascii="Segoe UI" w:eastAsia="Times New Roman" w:hAnsi="Segoe UI" w:cs="Segoe UI"/>
+          <w:color w:val="000000"/>
+          <w:sz w:val="24"/>
+          <w:szCs w:val="24"/>
+          <w:lang w:eastAsia="en-ID"/>
+        </w:rPr>
+        <w:t>)</w:t>
+      </w:r>
+    </w:p>
+    <w:p>
+      <w:pPr>
+        <w:tabs>
+          <w:tab w:val="left" w:pos="916"/>
+          <w:tab w:val="left" w:pos="1832"/>
+          <w:tab w:val="left" w:pos="2748"/>
+          <w:tab w:val="left" w:pos="3664"/>
+          <w:tab w:val="left" w:pos="4580"/>
+          <w:tab w:val="left" w:pos="5496"/>
+          <w:tab w:val="left" w:pos="6412"/>
+          <w:tab w:val="left" w:pos="7328"/>
+          <w:tab w:val="left" w:pos="8244"/>
+          <w:tab w:val="left" w:pos="9160"/>
+          <w:tab w:val="left" w:pos="10076"/>
+          <w:tab w:val="left" w:pos="10992"/>
+          <w:tab w:val="left" w:pos="11908"/>
+          <w:tab w:val="left" w:pos="12824"/>
+          <w:tab w:val="left" w:pos="13740"/>
+          <w:tab w:val="left" w:pos="14656"/>
+        </w:tabs>
+        <w:spacing w:before="20" w:after="20" w:line="360" w:lineRule="atLeast"/>
+        <w:ind w:left="720"/>
+        <w:rPr>
+          <w:rFonts w:ascii="Segoe UI" w:eastAsia="Times New Roman" w:hAnsi="Segoe UI" w:cs="Segoe UI"/>
+          <w:color w:val="000000"/>
+          <w:sz w:val="24"/>
+          <w:szCs w:val="24"/>
+          <w:lang w:eastAsia="en-ID"/>
+        </w:rPr>
+      </w:pPr>
+      <w:r>
+        <w:rPr>
+          <w:rFonts w:ascii="Segoe UI" w:eastAsia="Times New Roman" w:hAnsi="Segoe UI" w:cs="Segoe UI"/>
+          <w:color w:val="000000"/>
+          <w:sz w:val="24"/>
+          <w:szCs w:val="24"/>
+          <w:lang w:eastAsia="en-ID"/>
+        </w:rPr>
+        <w:t>{</w:t>
+      </w:r>
+    </w:p>
+    <w:p>
+      <w:pPr>
+        <w:tabs>
+          <w:tab w:val="left" w:pos="916"/>
+          <w:tab w:val="left" w:pos="1832"/>
+          <w:tab w:val="left" w:pos="2748"/>
+          <w:tab w:val="left" w:pos="3664"/>
+          <w:tab w:val="left" w:pos="4580"/>
+          <w:tab w:val="left" w:pos="5496"/>
+          <w:tab w:val="left" w:pos="6412"/>
+          <w:tab w:val="left" w:pos="7328"/>
+          <w:tab w:val="left" w:pos="8244"/>
+          <w:tab w:val="left" w:pos="9160"/>
+          <w:tab w:val="left" w:pos="10076"/>
+          <w:tab w:val="left" w:pos="10992"/>
+          <w:tab w:val="left" w:pos="11908"/>
+          <w:tab w:val="left" w:pos="12824"/>
+          <w:tab w:val="left" w:pos="13740"/>
+          <w:tab w:val="left" w:pos="14656"/>
+        </w:tabs>
+        <w:spacing w:before="20" w:after="20" w:line="360" w:lineRule="atLeast"/>
+        <w:ind w:left="720"/>
+        <w:rPr>
+          <w:rFonts w:ascii="Segoe UI" w:eastAsia="Times New Roman" w:hAnsi="Segoe UI" w:cs="Segoe UI"/>
+          <w:color w:val="000000"/>
+          <w:sz w:val="24"/>
+          <w:szCs w:val="24"/>
+          <w:lang w:eastAsia="en-ID"/>
+        </w:rPr>
+      </w:pPr>
+      <w:r>
+        <w:rPr>
+          <w:rFonts w:ascii="Segoe UI" w:eastAsia="Times New Roman" w:hAnsi="Segoe UI" w:cs="Segoe UI"/>
+          <w:color w:val="000000"/>
+          <w:sz w:val="24"/>
+          <w:szCs w:val="24"/>
+          <w:lang w:eastAsia="en-ID"/>
+        </w:rPr>
+        <w:t xml:space="preserve">   double raise = salary * </w:t>
+      </w:r>
+      <w:proofErr w:type="spellStart"/>
+      <w:r>
+        <w:rPr>
+          <w:rFonts w:ascii="Segoe UI" w:eastAsia="Times New Roman" w:hAnsi="Segoe UI" w:cs="Segoe UI"/>
+          <w:color w:val="000000"/>
+          <w:sz w:val="24"/>
+          <w:szCs w:val="24"/>
+          <w:lang w:eastAsia="en-ID"/>
+        </w:rPr>
+        <w:t>byPercent</w:t>
+      </w:r>
+      <w:proofErr w:type="spellEnd"/>
+      <w:r>
+        <w:rPr>
+          <w:rFonts w:ascii="Segoe UI" w:eastAsia="Times New Roman" w:hAnsi="Segoe UI" w:cs="Segoe UI"/>
+          <w:color w:val="000000"/>
+          <w:sz w:val="24"/>
+          <w:szCs w:val="24"/>
+          <w:lang w:eastAsia="en-ID"/>
+        </w:rPr>
+        <w:t xml:space="preserve"> / 100;</w:t>
+      </w:r>
+    </w:p>
+    <w:p>
+      <w:pPr>
+        <w:tabs>
+          <w:tab w:val="left" w:pos="916"/>
+          <w:tab w:val="left" w:pos="1832"/>
+          <w:tab w:val="left" w:pos="2748"/>
+          <w:tab w:val="left" w:pos="3664"/>
+          <w:tab w:val="left" w:pos="4580"/>
+          <w:tab w:val="left" w:pos="5496"/>
+          <w:tab w:val="left" w:pos="6412"/>
+          <w:tab w:val="left" w:pos="7328"/>
+          <w:tab w:val="left" w:pos="8244"/>
+          <w:tab w:val="left" w:pos="9160"/>
+          <w:tab w:val="left" w:pos="10076"/>
+          <w:tab w:val="left" w:pos="10992"/>
+          <w:tab w:val="left" w:pos="11908"/>
+          <w:tab w:val="left" w:pos="12824"/>
+          <w:tab w:val="left" w:pos="13740"/>
+          <w:tab w:val="left" w:pos="14656"/>
+        </w:tabs>
+        <w:spacing w:before="20" w:after="20" w:line="360" w:lineRule="atLeast"/>
+        <w:ind w:left="720"/>
+        <w:rPr>
+          <w:rFonts w:ascii="Segoe UI" w:eastAsia="Times New Roman" w:hAnsi="Segoe UI" w:cs="Segoe UI"/>
+          <w:color w:val="000000"/>
+          <w:sz w:val="24"/>
+          <w:szCs w:val="24"/>
+          <w:lang w:eastAsia="en-ID"/>
+        </w:rPr>
+      </w:pPr>
+      <w:r>
+        <w:rPr>
+          <w:rFonts w:ascii="Segoe UI" w:eastAsia="Times New Roman" w:hAnsi="Segoe UI" w:cs="Segoe UI"/>
+          <w:color w:val="000000"/>
+          <w:sz w:val="24"/>
+          <w:szCs w:val="24"/>
+          <w:lang w:eastAsia="en-ID"/>
+        </w:rPr>
+        <w:t>   salary += raise;</w:t>
+      </w:r>
+    </w:p>
+    <w:p>
+      <w:pPr>
+        <w:tabs>
+          <w:tab w:val="left" w:pos="916"/>
+          <w:tab w:val="left" w:pos="1832"/>
+          <w:tab w:val="left" w:pos="2748"/>
+          <w:tab w:val="left" w:pos="3664"/>
+          <w:tab w:val="left" w:pos="4580"/>
+          <w:tab w:val="left" w:pos="5496"/>
+          <w:tab w:val="left" w:pos="6412"/>
+          <w:tab w:val="left" w:pos="7328"/>
+          <w:tab w:val="left" w:pos="8244"/>
+          <w:tab w:val="left" w:pos="9160"/>
+          <w:tab w:val="left" w:pos="10076"/>
+          <w:tab w:val="left" w:pos="10992"/>
+          <w:tab w:val="left" w:pos="11908"/>
+          <w:tab w:val="left" w:pos="12824"/>
+          <w:tab w:val="left" w:pos="13740"/>
+          <w:tab w:val="left" w:pos="14656"/>
+        </w:tabs>
+        <w:spacing w:before="20" w:after="20" w:line="360" w:lineRule="atLeast"/>
+        <w:ind w:left="720"/>
+        <w:rPr>
+          <w:rFonts w:ascii="Segoe UI" w:eastAsia="Times New Roman" w:hAnsi="Segoe UI" w:cs="Segoe UI"/>
+          <w:color w:val="000000"/>
+          <w:sz w:val="24"/>
+          <w:szCs w:val="24"/>
+          <w:lang w:eastAsia="en-ID"/>
+        </w:rPr>
+      </w:pPr>
+      <w:r>
+        <w:rPr>
+          <w:rFonts w:ascii="Segoe UI" w:eastAsia="Times New Roman" w:hAnsi="Segoe UI" w:cs="Segoe UI"/>
+          <w:color w:val="000000"/>
+          <w:sz w:val="24"/>
+          <w:szCs w:val="24"/>
+          <w:lang w:eastAsia="en-ID"/>
+        </w:rPr>
+        <w:t>}</w:t>
+      </w:r>
+    </w:p>
+    <w:p>
+      <w:pPr>
+        <w:pStyle w:val="ListParagraph"/>
+        <w:numPr>
+          <w:ilvl w:val="0"/>
+          <w:numId w:val="1"/>
+        </w:numPr>
+        <w:tabs>
+          <w:tab w:val="left" w:pos="916"/>
+          <w:tab w:val="left" w:pos="1832"/>
+          <w:tab w:val="left" w:pos="2748"/>
+          <w:tab w:val="left" w:pos="3664"/>
+          <w:tab w:val="left" w:pos="4580"/>
+          <w:tab w:val="left" w:pos="5496"/>
+          <w:tab w:val="left" w:pos="6412"/>
+          <w:tab w:val="left" w:pos="7328"/>
+          <w:tab w:val="left" w:pos="8244"/>
+          <w:tab w:val="left" w:pos="9160"/>
+          <w:tab w:val="left" w:pos="10076"/>
+          <w:tab w:val="left" w:pos="10992"/>
+          <w:tab w:val="left" w:pos="11908"/>
+          <w:tab w:val="left" w:pos="12824"/>
+          <w:tab w:val="left" w:pos="13740"/>
+          <w:tab w:val="left" w:pos="14656"/>
+        </w:tabs>
+        <w:spacing w:before="20" w:after="20" w:line="360" w:lineRule="atLeast"/>
+        <w:rPr>
+          <w:rFonts w:ascii="Segoe UI" w:hAnsi="Segoe UI" w:cs="Segoe UI"/>
+          <w:color w:val="000000"/>
+          <w:sz w:val="24"/>
+          <w:szCs w:val="24"/>
+        </w:rPr>
+      </w:pPr>
+      <w:r>
+        <w:rPr>
+          <w:rFonts w:ascii="Segoe UI" w:hAnsi="Segoe UI" w:cs="Segoe UI"/>
+          <w:color w:val="000000"/>
+          <w:sz w:val="24"/>
+          <w:szCs w:val="24"/>
+        </w:rPr>
+        <w:t>The </w:t>
+      </w:r>
+      <w:proofErr w:type="spellStart"/>
+      <w:r>
+        <w:rPr>
+          <w:rStyle w:val="HTMLCode"/>
+          <w:rFonts w:ascii="Segoe UI" w:eastAsiaTheme="minorHAnsi" w:hAnsi="Segoe UI" w:cs="Segoe UI"/>
+          <w:color w:val="000000"/>
+          <w:sz w:val="24"/>
+          <w:szCs w:val="24"/>
+        </w:rPr>
+        <w:t>raiseSalary</w:t>
+      </w:r>
+      <w:proofErr w:type="spellEnd"/>
+      <w:r>
+        <w:rPr>
+          <w:rFonts w:ascii="Segoe UI" w:hAnsi="Segoe UI" w:cs="Segoe UI"/>
+          <w:color w:val="000000"/>
+          <w:sz w:val="24"/>
+          <w:szCs w:val="24"/>
+        </w:rPr>
+        <w:t xml:space="preserve"> method has two parameters. </w:t>
+      </w:r>
+    </w:p>
+    <w:p>
+      <w:pPr>
+        <w:pStyle w:val="ListParagraph"/>
+        <w:numPr>
+          <w:ilvl w:val="0"/>
+          <w:numId w:val="1"/>
+        </w:numPr>
+        <w:tabs>
+          <w:tab w:val="left" w:pos="916"/>
+          <w:tab w:val="left" w:pos="1832"/>
+          <w:tab w:val="left" w:pos="2748"/>
+          <w:tab w:val="left" w:pos="3664"/>
+          <w:tab w:val="left" w:pos="4580"/>
+          <w:tab w:val="left" w:pos="5496"/>
+          <w:tab w:val="left" w:pos="6412"/>
+          <w:tab w:val="left" w:pos="7328"/>
+          <w:tab w:val="left" w:pos="8244"/>
+          <w:tab w:val="left" w:pos="9160"/>
+          <w:tab w:val="left" w:pos="10076"/>
+          <w:tab w:val="left" w:pos="10992"/>
+          <w:tab w:val="left" w:pos="11908"/>
+          <w:tab w:val="left" w:pos="12824"/>
+          <w:tab w:val="left" w:pos="13740"/>
+          <w:tab w:val="left" w:pos="14656"/>
+        </w:tabs>
+        <w:spacing w:before="20" w:after="20" w:line="360" w:lineRule="atLeast"/>
+        <w:rPr>
+          <w:rFonts w:ascii="Segoe UI" w:hAnsi="Segoe UI" w:cs="Segoe UI"/>
+          <w:color w:val="000000"/>
+          <w:sz w:val="24"/>
+          <w:szCs w:val="24"/>
+        </w:rPr>
+      </w:pPr>
+      <w:r>
+        <w:rPr>
+          <w:rFonts w:ascii="Segoe UI" w:hAnsi="Segoe UI" w:cs="Segoe UI"/>
+          <w:color w:val="000000"/>
+          <w:sz w:val="24"/>
+          <w:szCs w:val="24"/>
+        </w:rPr>
+        <w:t>The first parameter, called the </w:t>
+      </w:r>
+      <w:r>
+        <w:rPr>
+          <w:rStyle w:val="Emphasis"/>
+          <w:rFonts w:ascii="Segoe UI" w:hAnsi="Segoe UI" w:cs="Segoe UI"/>
+          <w:color w:val="000000"/>
+          <w:sz w:val="24"/>
+          <w:szCs w:val="24"/>
+        </w:rPr>
+        <w:t>implicit</w:t>
+      </w:r>
+      <w:r>
+        <w:rPr>
+          <w:rFonts w:ascii="Segoe UI" w:hAnsi="Segoe UI" w:cs="Segoe UI"/>
+          <w:color w:val="000000"/>
+          <w:sz w:val="24"/>
+          <w:szCs w:val="24"/>
+        </w:rPr>
+        <w:t> parameter, is the object of type </w:t>
+      </w:r>
+      <w:r>
+        <w:rPr>
+          <w:rStyle w:val="HTMLCode"/>
+          <w:rFonts w:ascii="Segoe UI" w:eastAsiaTheme="minorHAnsi" w:hAnsi="Segoe UI" w:cs="Segoe UI"/>
+          <w:color w:val="000000"/>
+          <w:sz w:val="24"/>
+          <w:szCs w:val="24"/>
+        </w:rPr>
+        <w:t>Employee</w:t>
+      </w:r>
+      <w:r>
+        <w:rPr>
+          <w:rFonts w:ascii="Segoe UI" w:hAnsi="Segoe UI" w:cs="Segoe UI"/>
+          <w:color w:val="000000"/>
+          <w:sz w:val="24"/>
+          <w:szCs w:val="24"/>
+        </w:rPr>
+        <w:t xml:space="preserve"> that appears before the method name. </w:t>
+      </w:r>
+    </w:p>
+    <w:p>
+      <w:pPr>
+        <w:pStyle w:val="ListParagraph"/>
+        <w:numPr>
+          <w:ilvl w:val="0"/>
+          <w:numId w:val="1"/>
+        </w:numPr>
+        <w:tabs>
+          <w:tab w:val="left" w:pos="916"/>
+          <w:tab w:val="left" w:pos="1832"/>
+          <w:tab w:val="left" w:pos="2748"/>
+          <w:tab w:val="left" w:pos="3664"/>
+          <w:tab w:val="left" w:pos="4580"/>
+          <w:tab w:val="left" w:pos="5496"/>
+          <w:tab w:val="left" w:pos="6412"/>
+          <w:tab w:val="left" w:pos="7328"/>
+          <w:tab w:val="left" w:pos="8244"/>
+          <w:tab w:val="left" w:pos="9160"/>
+          <w:tab w:val="left" w:pos="10076"/>
+          <w:tab w:val="left" w:pos="10992"/>
+          <w:tab w:val="left" w:pos="11908"/>
+          <w:tab w:val="left" w:pos="12824"/>
+          <w:tab w:val="left" w:pos="13740"/>
+          <w:tab w:val="left" w:pos="14656"/>
+        </w:tabs>
+        <w:spacing w:before="20" w:after="20" w:line="360" w:lineRule="atLeast"/>
+        <w:rPr>
+          <w:rFonts w:ascii="Segoe UI" w:hAnsi="Segoe UI" w:cs="Segoe UI"/>
+          <w:color w:val="000000"/>
+          <w:sz w:val="24"/>
+          <w:szCs w:val="24"/>
+        </w:rPr>
+      </w:pPr>
+      <w:r>
+        <w:rPr>
+          <w:rFonts w:ascii="Segoe UI" w:hAnsi="Segoe UI" w:cs="Segoe UI"/>
+          <w:color w:val="000000"/>
+          <w:sz w:val="24"/>
+          <w:szCs w:val="24"/>
+        </w:rPr>
+        <w:t>The second parameter, the number inside the parentheses after the method name, is an </w:t>
+      </w:r>
+      <w:r>
+        <w:rPr>
+          <w:rStyle w:val="Emphasis"/>
+          <w:rFonts w:ascii="Segoe UI" w:hAnsi="Segoe UI" w:cs="Segoe UI"/>
+          <w:color w:val="000000"/>
+          <w:sz w:val="24"/>
+          <w:szCs w:val="24"/>
+        </w:rPr>
+        <w:t>explicit</w:t>
+      </w:r>
+      <w:r>
+        <w:rPr>
+          <w:rFonts w:ascii="Segoe UI" w:hAnsi="Segoe UI" w:cs="Segoe UI"/>
+          <w:color w:val="000000"/>
+          <w:sz w:val="24"/>
+          <w:szCs w:val="24"/>
+        </w:rPr>
+        <w:t> parameter. (Some people call the implicit parameter the </w:t>
+      </w:r>
+      <w:r>
+        <w:rPr>
+          <w:rStyle w:val="Emphasis"/>
+          <w:rFonts w:ascii="Segoe UI" w:hAnsi="Segoe UI" w:cs="Segoe UI"/>
+          <w:color w:val="000000"/>
+          <w:sz w:val="24"/>
+          <w:szCs w:val="24"/>
+        </w:rPr>
+        <w:t>target</w:t>
+      </w:r>
+      <w:r>
+        <w:rPr>
+          <w:rFonts w:ascii="Segoe UI" w:hAnsi="Segoe UI" w:cs="Segoe UI"/>
+          <w:color w:val="000000"/>
+          <w:sz w:val="24"/>
+          <w:szCs w:val="24"/>
+        </w:rPr>
+        <w:t> or </w:t>
+      </w:r>
+      <w:r>
+        <w:rPr>
+          <w:rStyle w:val="Emphasis"/>
+          <w:rFonts w:ascii="Segoe UI" w:hAnsi="Segoe UI" w:cs="Segoe UI"/>
+          <w:color w:val="000000"/>
+          <w:sz w:val="24"/>
+          <w:szCs w:val="24"/>
+        </w:rPr>
+        <w:t>receiver</w:t>
+      </w:r>
+      <w:r>
+        <w:rPr>
+          <w:rFonts w:ascii="Segoe UI" w:hAnsi="Segoe UI" w:cs="Segoe UI"/>
+          <w:color w:val="000000"/>
+          <w:sz w:val="24"/>
+          <w:szCs w:val="24"/>
+        </w:rPr>
+        <w:t> of the method call.)</w:t>
+      </w:r>
+    </w:p>
+    <w:p>
+      <w:pPr>
+        <w:tabs>
+          <w:tab w:val="left" w:pos="916"/>
+          <w:tab w:val="left" w:pos="1832"/>
+          <w:tab w:val="left" w:pos="2748"/>
+          <w:tab w:val="left" w:pos="3664"/>
+          <w:tab w:val="left" w:pos="4580"/>
+          <w:tab w:val="left" w:pos="5496"/>
+          <w:tab w:val="left" w:pos="6412"/>
+          <w:tab w:val="left" w:pos="7328"/>
+          <w:tab w:val="left" w:pos="8244"/>
+          <w:tab w:val="left" w:pos="9160"/>
+          <w:tab w:val="left" w:pos="10076"/>
+          <w:tab w:val="left" w:pos="10992"/>
+          <w:tab w:val="left" w:pos="11908"/>
+          <w:tab w:val="left" w:pos="12824"/>
+          <w:tab w:val="left" w:pos="13740"/>
+          <w:tab w:val="left" w:pos="14656"/>
+        </w:tabs>
+        <w:spacing w:before="20" w:after="20" w:line="360" w:lineRule="atLeast"/>
+        <w:rPr>
+          <w:rFonts w:ascii="Segoe UI" w:hAnsi="Segoe UI" w:cs="Segoe UI"/>
+          <w:color w:val="000000"/>
+          <w:sz w:val="24"/>
+          <w:szCs w:val="24"/>
+        </w:rPr>
+      </w:pPr>
+      <w:r>
+        <w:rPr>
+          <w:rFonts w:ascii="Segoe UI" w:hAnsi="Segoe UI" w:cs="Segoe UI"/>
+          <w:color w:val="000000"/>
+          <w:sz w:val="24"/>
+          <w:szCs w:val="24"/>
+        </w:rPr>
+        <w:t>NOTE</w:t>
+      </w:r>
+    </w:p>
+    <w:p>
+      <w:pPr>
+        <w:pStyle w:val="ListParagraph"/>
+        <w:numPr>
+          <w:ilvl w:val="0"/>
+          <w:numId w:val="1"/>
+        </w:numPr>
+        <w:tabs>
+          <w:tab w:val="left" w:pos="916"/>
+          <w:tab w:val="left" w:pos="1832"/>
+          <w:tab w:val="left" w:pos="2748"/>
+          <w:tab w:val="left" w:pos="3664"/>
+          <w:tab w:val="left" w:pos="4580"/>
+          <w:tab w:val="left" w:pos="5496"/>
+          <w:tab w:val="left" w:pos="6412"/>
+          <w:tab w:val="left" w:pos="7328"/>
+          <w:tab w:val="left" w:pos="8244"/>
+          <w:tab w:val="left" w:pos="9160"/>
+          <w:tab w:val="left" w:pos="10076"/>
+          <w:tab w:val="left" w:pos="10992"/>
+          <w:tab w:val="left" w:pos="11908"/>
+          <w:tab w:val="left" w:pos="12824"/>
+          <w:tab w:val="left" w:pos="13740"/>
+          <w:tab w:val="left" w:pos="14656"/>
+        </w:tabs>
+        <w:spacing w:before="20" w:after="20" w:line="360" w:lineRule="atLeast"/>
+        <w:rPr>
+          <w:rFonts w:ascii="Segoe UI" w:hAnsi="Segoe UI" w:cs="Segoe UI"/>
+          <w:color w:val="000000"/>
+          <w:sz w:val="24"/>
+          <w:szCs w:val="24"/>
+        </w:rPr>
+      </w:pPr>
+      <w:r>
+        <w:rPr>
+          <w:rFonts w:ascii="Segoe UI" w:hAnsi="Segoe UI" w:cs="Segoe UI"/>
+          <w:color w:val="000000"/>
+          <w:sz w:val="24"/>
+          <w:szCs w:val="24"/>
+        </w:rPr>
+        <w:t>Be careful not to write accessor methods that return references to mutable objects. </w:t>
+      </w:r>
+    </w:p>
+    <w:p>
+      <w:pPr>
+        <w:pStyle w:val="ListParagraph"/>
+        <w:numPr>
+          <w:ilvl w:val="0"/>
+          <w:numId w:val="1"/>
+        </w:numPr>
+        <w:tabs>
+          <w:tab w:val="left" w:pos="916"/>
+          <w:tab w:val="left" w:pos="1832"/>
+          <w:tab w:val="left" w:pos="2748"/>
+          <w:tab w:val="left" w:pos="3664"/>
+          <w:tab w:val="left" w:pos="4580"/>
+          <w:tab w:val="left" w:pos="5496"/>
+          <w:tab w:val="left" w:pos="6412"/>
+          <w:tab w:val="left" w:pos="7328"/>
+          <w:tab w:val="left" w:pos="8244"/>
+          <w:tab w:val="left" w:pos="9160"/>
+          <w:tab w:val="left" w:pos="10076"/>
+          <w:tab w:val="left" w:pos="10992"/>
+          <w:tab w:val="left" w:pos="11908"/>
+          <w:tab w:val="left" w:pos="12824"/>
+          <w:tab w:val="left" w:pos="13740"/>
+          <w:tab w:val="left" w:pos="14656"/>
+        </w:tabs>
+        <w:spacing w:before="20" w:after="20" w:line="360" w:lineRule="atLeast"/>
+        <w:rPr>
+          <w:rFonts w:ascii="Segoe UI" w:hAnsi="Segoe UI" w:cs="Segoe UI"/>
+          <w:color w:val="000000"/>
+          <w:sz w:val="24"/>
+          <w:szCs w:val="24"/>
+        </w:rPr>
+      </w:pPr>
+      <w:r>
+        <w:rPr>
+          <w:rFonts w:ascii="Segoe UI" w:hAnsi="Segoe UI" w:cs="Segoe UI"/>
+          <w:color w:val="000000"/>
+          <w:sz w:val="24"/>
+          <w:szCs w:val="24"/>
+        </w:rPr>
+        <w:t>As a rule of thumb, always use </w:t>
+      </w:r>
+      <w:r>
+        <w:rPr>
+          <w:rStyle w:val="HTMLCode"/>
+          <w:rFonts w:ascii="Segoe UI" w:eastAsiaTheme="minorHAnsi" w:hAnsi="Segoe UI" w:cs="Segoe UI"/>
+          <w:color w:val="000000"/>
+          <w:sz w:val="24"/>
+          <w:szCs w:val="24"/>
+        </w:rPr>
+        <w:t>clone</w:t>
+      </w:r>
+      <w:r>
+        <w:rPr>
+          <w:rFonts w:ascii="Segoe UI" w:hAnsi="Segoe UI" w:cs="Segoe UI"/>
+          <w:color w:val="000000"/>
+          <w:sz w:val="24"/>
+          <w:szCs w:val="24"/>
+        </w:rPr>
+        <w:t> whenever you need to return a copy of a mutable field.</w:t>
+      </w:r>
+    </w:p>
+    <w:p>
+      <w:pPr>
+        <w:tabs>
+          <w:tab w:val="left" w:pos="916"/>
+          <w:tab w:val="left" w:pos="1832"/>
+          <w:tab w:val="left" w:pos="2748"/>
+          <w:tab w:val="left" w:pos="3664"/>
+          <w:tab w:val="left" w:pos="4580"/>
+          <w:tab w:val="left" w:pos="5496"/>
+          <w:tab w:val="left" w:pos="6412"/>
+          <w:tab w:val="left" w:pos="7328"/>
+          <w:tab w:val="left" w:pos="8244"/>
+          <w:tab w:val="left" w:pos="9160"/>
+          <w:tab w:val="left" w:pos="10076"/>
+          <w:tab w:val="left" w:pos="10992"/>
+          <w:tab w:val="left" w:pos="11908"/>
+          <w:tab w:val="left" w:pos="12824"/>
+          <w:tab w:val="left" w:pos="13740"/>
+          <w:tab w:val="left" w:pos="14656"/>
+        </w:tabs>
+        <w:spacing w:before="20" w:after="20" w:line="360" w:lineRule="atLeast"/>
+        <w:rPr>
+          <w:rFonts w:ascii="Segoe UI" w:hAnsi="Segoe UI" w:cs="Segoe UI"/>
+          <w:color w:val="000000"/>
+          <w:sz w:val="24"/>
+          <w:szCs w:val="24"/>
+        </w:rPr>
+      </w:pPr>
+      <w:r>
+        <w:rPr>
+          <w:rFonts w:ascii="Segoe UI" w:hAnsi="Segoe UI" w:cs="Segoe UI"/>
+          <w:color w:val="000000"/>
+          <w:sz w:val="24"/>
+          <w:szCs w:val="24"/>
+        </w:rPr>
+        <w:t>Private methods</w:t>
+      </w:r>
+    </w:p>
+    <w:p>
+      <w:pPr>
+        <w:pStyle w:val="ListParagraph"/>
+        <w:numPr>
+          <w:ilvl w:val="0"/>
+          <w:numId w:val="1"/>
+        </w:numPr>
+        <w:tabs>
+          <w:tab w:val="left" w:pos="916"/>
+          <w:tab w:val="left" w:pos="1832"/>
+          <w:tab w:val="left" w:pos="2748"/>
+          <w:tab w:val="left" w:pos="3664"/>
+          <w:tab w:val="left" w:pos="4580"/>
+          <w:tab w:val="left" w:pos="5496"/>
+          <w:tab w:val="left" w:pos="6412"/>
+          <w:tab w:val="left" w:pos="7328"/>
+          <w:tab w:val="left" w:pos="8244"/>
+          <w:tab w:val="left" w:pos="9160"/>
+          <w:tab w:val="left" w:pos="10076"/>
+          <w:tab w:val="left" w:pos="10992"/>
+          <w:tab w:val="left" w:pos="11908"/>
+          <w:tab w:val="left" w:pos="12824"/>
+          <w:tab w:val="left" w:pos="13740"/>
+          <w:tab w:val="left" w:pos="14656"/>
+        </w:tabs>
+        <w:spacing w:before="20" w:after="20" w:line="360" w:lineRule="atLeast"/>
+        <w:rPr>
+          <w:rFonts w:ascii="Segoe UI" w:hAnsi="Segoe UI" w:cs="Segoe UI"/>
+          <w:color w:val="000000"/>
+          <w:sz w:val="24"/>
+          <w:szCs w:val="24"/>
+        </w:rPr>
+      </w:pPr>
+      <w:r>
+        <w:rPr>
+          <w:rFonts w:ascii="Segoe UI" w:hAnsi="Segoe UI" w:cs="Segoe UI"/>
+          <w:color w:val="000000"/>
+          <w:sz w:val="24"/>
+          <w:szCs w:val="24"/>
+        </w:rPr>
+        <w:t>private methods are useful in certain circumstances.</w:t>
+      </w:r>
+    </w:p>
+    <w:p>
+      <w:pPr>
+        <w:tabs>
+          <w:tab w:val="left" w:pos="916"/>
+          <w:tab w:val="left" w:pos="1832"/>
+          <w:tab w:val="left" w:pos="2748"/>
+          <w:tab w:val="left" w:pos="3664"/>
+          <w:tab w:val="left" w:pos="4580"/>
+          <w:tab w:val="left" w:pos="5496"/>
+          <w:tab w:val="left" w:pos="6412"/>
+          <w:tab w:val="left" w:pos="7328"/>
+          <w:tab w:val="left" w:pos="8244"/>
+          <w:tab w:val="left" w:pos="9160"/>
+          <w:tab w:val="left" w:pos="10076"/>
+          <w:tab w:val="left" w:pos="10992"/>
+          <w:tab w:val="left" w:pos="11908"/>
+          <w:tab w:val="left" w:pos="12824"/>
+          <w:tab w:val="left" w:pos="13740"/>
+          <w:tab w:val="left" w:pos="14656"/>
+        </w:tabs>
+        <w:spacing w:before="20" w:after="20" w:line="360" w:lineRule="atLeast"/>
+        <w:rPr>
+          <w:rFonts w:ascii="Segoe UI" w:hAnsi="Segoe UI" w:cs="Segoe UI"/>
+          <w:color w:val="000000"/>
+          <w:sz w:val="24"/>
+          <w:szCs w:val="24"/>
+        </w:rPr>
+      </w:pPr>
+      <w:r>
+        <w:rPr>
+          <w:rFonts w:ascii="Segoe UI" w:hAnsi="Segoe UI" w:cs="Segoe UI"/>
+          <w:color w:val="000000"/>
+          <w:sz w:val="24"/>
+          <w:szCs w:val="24"/>
+        </w:rPr>
+        <w:t>Final instance fields</w:t>
+      </w:r>
+    </w:p>
+    <w:p>
+      <w:pPr>
+        <w:pStyle w:val="ListParagraph"/>
+        <w:numPr>
+          <w:ilvl w:val="0"/>
+          <w:numId w:val="1"/>
+        </w:numPr>
+        <w:tabs>
+          <w:tab w:val="left" w:pos="916"/>
+          <w:tab w:val="left" w:pos="1832"/>
+          <w:tab w:val="left" w:pos="2748"/>
+          <w:tab w:val="left" w:pos="3664"/>
+          <w:tab w:val="left" w:pos="4580"/>
+          <w:tab w:val="left" w:pos="5496"/>
+          <w:tab w:val="left" w:pos="6412"/>
+          <w:tab w:val="left" w:pos="7328"/>
+          <w:tab w:val="left" w:pos="8244"/>
+          <w:tab w:val="left" w:pos="9160"/>
+          <w:tab w:val="left" w:pos="10076"/>
+          <w:tab w:val="left" w:pos="10992"/>
+          <w:tab w:val="left" w:pos="11908"/>
+          <w:tab w:val="left" w:pos="12824"/>
+          <w:tab w:val="left" w:pos="13740"/>
+          <w:tab w:val="left" w:pos="14656"/>
+        </w:tabs>
+        <w:spacing w:before="20" w:after="20" w:line="360" w:lineRule="atLeast"/>
+        <w:rPr>
+          <w:rFonts w:ascii="Segoe UI" w:hAnsi="Segoe UI" w:cs="Segoe UI"/>
+          <w:color w:val="000000"/>
+          <w:sz w:val="24"/>
+          <w:szCs w:val="24"/>
+        </w:rPr>
+      </w:pPr>
+      <w:r>
+        <w:rPr>
+          <w:rFonts w:ascii="Segoe UI" w:hAnsi="Segoe UI" w:cs="Segoe UI"/>
+          <w:color w:val="000000"/>
+          <w:sz w:val="24"/>
+          <w:szCs w:val="24"/>
+        </w:rPr>
+        <w:t>the field may not be modified again.</w:t>
+      </w:r>
+    </w:p>
+    <w:p>
+      <w:pPr>
+        <w:pStyle w:val="HTMLPreformatted"/>
+        <w:numPr>
+          <w:ilvl w:val="0"/>
+          <w:numId w:val="1"/>
+        </w:numPr>
+        <w:spacing w:before="20" w:after="20" w:line="360" w:lineRule="atLeast"/>
+        <w:jc w:val="both"/>
+        <w:rPr>
+          <w:rFonts w:ascii="Segoe UI" w:hAnsi="Segoe UI" w:cs="Segoe UI"/>
+          <w:color w:val="000000"/>
+          <w:sz w:val="24"/>
+          <w:szCs w:val="24"/>
+        </w:rPr>
+      </w:pPr>
+      <w:r>
+        <w:rPr>
+          <w:rFonts w:ascii="Segoe UI" w:hAnsi="Segoe UI" w:cs="Segoe UI"/>
+          <w:color w:val="000000"/>
+          <w:sz w:val="24"/>
+          <w:szCs w:val="24"/>
+        </w:rPr>
+        <w:t xml:space="preserve">private </w:t>
+      </w:r>
+      <w:r>
+        <w:rPr>
+          <w:rStyle w:val="Strong"/>
+          <w:rFonts w:ascii="Segoe UI" w:hAnsi="Segoe UI" w:cs="Segoe UI"/>
+          <w:color w:val="000000"/>
+          <w:sz w:val="24"/>
+          <w:szCs w:val="24"/>
+        </w:rPr>
+        <w:t>final</w:t>
+      </w:r>
+      <w:r>
+        <w:rPr>
+          <w:rFonts w:ascii="Segoe UI" w:hAnsi="Segoe UI" w:cs="Segoe UI"/>
+          <w:color w:val="000000"/>
+          <w:sz w:val="24"/>
+          <w:szCs w:val="24"/>
+        </w:rPr>
+        <w:t xml:space="preserve"> String name;</w:t>
+      </w:r>
+    </w:p>
+    <w:p>
+      <w:pPr>
+        <w:tabs>
+          <w:tab w:val="left" w:pos="916"/>
+          <w:tab w:val="left" w:pos="1832"/>
+          <w:tab w:val="left" w:pos="2748"/>
+          <w:tab w:val="left" w:pos="3664"/>
+          <w:tab w:val="left" w:pos="4580"/>
+          <w:tab w:val="left" w:pos="5496"/>
+          <w:tab w:val="left" w:pos="6412"/>
+          <w:tab w:val="left" w:pos="7328"/>
+          <w:tab w:val="left" w:pos="8244"/>
+          <w:tab w:val="left" w:pos="9160"/>
+          <w:tab w:val="left" w:pos="10076"/>
+          <w:tab w:val="left" w:pos="10992"/>
+          <w:tab w:val="left" w:pos="11908"/>
+          <w:tab w:val="left" w:pos="12824"/>
+          <w:tab w:val="left" w:pos="13740"/>
+          <w:tab w:val="left" w:pos="14656"/>
+        </w:tabs>
+        <w:spacing w:before="20" w:after="20" w:line="360" w:lineRule="atLeast"/>
+        <w:rPr>
+          <w:rFonts w:ascii="Segoe UI" w:hAnsi="Segoe UI" w:cs="Segoe UI"/>
+          <w:color w:val="000000"/>
+          <w:sz w:val="24"/>
+          <w:szCs w:val="24"/>
+        </w:rPr>
+      </w:pPr>
+      <w:r>
+        <w:rPr>
+          <w:rFonts w:ascii="Segoe UI" w:hAnsi="Segoe UI" w:cs="Segoe UI"/>
+          <w:color w:val="000000"/>
+          <w:sz w:val="24"/>
+          <w:szCs w:val="24"/>
+        </w:rPr>
+        <w:t>Static fields</w:t>
+      </w:r>
+    </w:p>
+    <w:p>
+      <w:pPr>
+        <w:pStyle w:val="ListParagraph"/>
+        <w:numPr>
+          <w:ilvl w:val="0"/>
+          <w:numId w:val="1"/>
+        </w:numPr>
+        <w:tabs>
+          <w:tab w:val="left" w:pos="916"/>
+          <w:tab w:val="left" w:pos="1832"/>
+          <w:tab w:val="left" w:pos="2748"/>
+          <w:tab w:val="left" w:pos="3664"/>
+          <w:tab w:val="left" w:pos="4580"/>
+          <w:tab w:val="left" w:pos="5496"/>
+          <w:tab w:val="left" w:pos="6412"/>
+          <w:tab w:val="left" w:pos="7328"/>
+          <w:tab w:val="left" w:pos="8244"/>
+          <w:tab w:val="left" w:pos="9160"/>
+          <w:tab w:val="left" w:pos="10076"/>
+          <w:tab w:val="left" w:pos="10992"/>
+          <w:tab w:val="left" w:pos="11908"/>
+          <w:tab w:val="left" w:pos="12824"/>
+          <w:tab w:val="left" w:pos="13740"/>
+          <w:tab w:val="left" w:pos="14656"/>
+        </w:tabs>
+        <w:spacing w:before="20" w:after="20" w:line="360" w:lineRule="atLeast"/>
+        <w:rPr>
+          <w:rFonts w:ascii="Segoe UI" w:hAnsi="Segoe UI" w:cs="Segoe UI"/>
+          <w:color w:val="000000"/>
+          <w:sz w:val="24"/>
+          <w:szCs w:val="24"/>
+        </w:rPr>
+      </w:pPr>
+      <w:r>
+        <w:rPr>
+          <w:rFonts w:ascii="Segoe UI" w:hAnsi="Segoe UI" w:cs="Segoe UI"/>
+          <w:color w:val="000000"/>
+          <w:sz w:val="24"/>
+          <w:szCs w:val="24"/>
+        </w:rPr>
+        <w:t>Static keyword used to share the same variable or method of a given class</w:t>
+      </w:r>
+    </w:p>
+    <w:p>
+      <w:pPr>
+        <w:tabs>
+          <w:tab w:val="left" w:pos="916"/>
+          <w:tab w:val="left" w:pos="1832"/>
+          <w:tab w:val="left" w:pos="2748"/>
+          <w:tab w:val="left" w:pos="3664"/>
+          <w:tab w:val="left" w:pos="4580"/>
+          <w:tab w:val="left" w:pos="5496"/>
+          <w:tab w:val="left" w:pos="6412"/>
+          <w:tab w:val="left" w:pos="7328"/>
+          <w:tab w:val="left" w:pos="8244"/>
+          <w:tab w:val="left" w:pos="9160"/>
+          <w:tab w:val="left" w:pos="10076"/>
+          <w:tab w:val="left" w:pos="10992"/>
+          <w:tab w:val="left" w:pos="11908"/>
+          <w:tab w:val="left" w:pos="12824"/>
+          <w:tab w:val="left" w:pos="13740"/>
+          <w:tab w:val="left" w:pos="14656"/>
+        </w:tabs>
+        <w:spacing w:before="20" w:after="20" w:line="360" w:lineRule="atLeast"/>
+        <w:rPr>
+          <w:rFonts w:ascii="Segoe UI" w:hAnsi="Segoe UI" w:cs="Segoe UI"/>
+          <w:color w:val="000000"/>
+          <w:sz w:val="24"/>
+          <w:szCs w:val="24"/>
+        </w:rPr>
+      </w:pPr>
+      <w:r>
+        <w:rPr>
+          <w:rFonts w:ascii="Segoe UI" w:hAnsi="Segoe UI" w:cs="Segoe UI"/>
+          <w:color w:val="000000"/>
+          <w:sz w:val="24"/>
+          <w:szCs w:val="24"/>
+        </w:rPr>
+        <w:t xml:space="preserve">Static </w:t>
+      </w:r>
+      <w:proofErr w:type="spellStart"/>
+      <w:r>
+        <w:rPr>
+          <w:rFonts w:ascii="Segoe UI" w:hAnsi="Segoe UI" w:cs="Segoe UI"/>
+          <w:color w:val="000000"/>
+          <w:sz w:val="24"/>
+          <w:szCs w:val="24"/>
+        </w:rPr>
+        <w:t>constans</w:t>
+      </w:r>
+      <w:proofErr w:type="spellEnd"/>
+    </w:p>
+    <w:p>
+      <w:pPr>
+        <w:pStyle w:val="ListParagraph"/>
+        <w:numPr>
+          <w:ilvl w:val="0"/>
+          <w:numId w:val="1"/>
+        </w:numPr>
+        <w:tabs>
+          <w:tab w:val="left" w:pos="916"/>
+          <w:tab w:val="left" w:pos="1832"/>
+          <w:tab w:val="left" w:pos="2748"/>
+          <w:tab w:val="left" w:pos="3664"/>
+          <w:tab w:val="left" w:pos="4580"/>
+          <w:tab w:val="left" w:pos="5496"/>
+          <w:tab w:val="left" w:pos="6412"/>
+          <w:tab w:val="left" w:pos="7328"/>
+          <w:tab w:val="left" w:pos="8244"/>
+          <w:tab w:val="left" w:pos="9160"/>
+          <w:tab w:val="left" w:pos="10076"/>
+          <w:tab w:val="left" w:pos="10992"/>
+          <w:tab w:val="left" w:pos="11908"/>
+          <w:tab w:val="left" w:pos="12824"/>
+          <w:tab w:val="left" w:pos="13740"/>
+          <w:tab w:val="left" w:pos="14656"/>
+        </w:tabs>
+        <w:spacing w:before="20" w:after="20" w:line="360" w:lineRule="atLeast"/>
+        <w:rPr>
+          <w:rFonts w:ascii="Segoe UI" w:hAnsi="Segoe UI" w:cs="Segoe UI"/>
+          <w:color w:val="000000"/>
+          <w:sz w:val="24"/>
+          <w:szCs w:val="24"/>
+        </w:rPr>
+      </w:pPr>
+      <w:r>
+        <w:rPr>
+          <w:rFonts w:ascii="Segoe UI" w:hAnsi="Segoe UI" w:cs="Segoe UI"/>
+          <w:color w:val="000000"/>
+          <w:sz w:val="24"/>
+          <w:szCs w:val="24"/>
+        </w:rPr>
+        <w:t>public static final double PI = 3.14</w:t>
+      </w:r>
+    </w:p>
+    <w:p>
+      <w:pPr>
+        <w:tabs>
+          <w:tab w:val="left" w:pos="916"/>
+          <w:tab w:val="left" w:pos="1832"/>
+          <w:tab w:val="left" w:pos="2748"/>
+          <w:tab w:val="left" w:pos="3664"/>
+          <w:tab w:val="left" w:pos="4580"/>
+          <w:tab w:val="left" w:pos="5496"/>
+          <w:tab w:val="left" w:pos="6412"/>
+          <w:tab w:val="left" w:pos="7328"/>
+          <w:tab w:val="left" w:pos="8244"/>
+          <w:tab w:val="left" w:pos="9160"/>
+          <w:tab w:val="left" w:pos="10076"/>
+          <w:tab w:val="left" w:pos="10992"/>
+          <w:tab w:val="left" w:pos="11908"/>
+          <w:tab w:val="left" w:pos="12824"/>
+          <w:tab w:val="left" w:pos="13740"/>
+          <w:tab w:val="left" w:pos="14656"/>
+        </w:tabs>
+        <w:spacing w:before="20" w:after="20" w:line="360" w:lineRule="atLeast"/>
+        <w:rPr>
+          <w:rFonts w:ascii="Segoe UI" w:hAnsi="Segoe UI" w:cs="Segoe UI"/>
+          <w:color w:val="000000"/>
+          <w:sz w:val="24"/>
+          <w:szCs w:val="24"/>
+        </w:rPr>
+      </w:pPr>
+      <w:r>
+        <w:rPr>
+          <w:rFonts w:ascii="Segoe UI" w:hAnsi="Segoe UI" w:cs="Segoe UI"/>
+          <w:color w:val="000000"/>
+          <w:sz w:val="24"/>
+          <w:szCs w:val="24"/>
+        </w:rPr>
+        <w:t>Static methods</w:t>
+      </w:r>
+    </w:p>
+    <w:p>
+      <w:pPr>
+        <w:pStyle w:val="ListParagraph"/>
+        <w:numPr>
+          <w:ilvl w:val="0"/>
+          <w:numId w:val="1"/>
+        </w:numPr>
+        <w:tabs>
+          <w:tab w:val="left" w:pos="916"/>
+          <w:tab w:val="left" w:pos="1832"/>
+          <w:tab w:val="left" w:pos="2748"/>
+          <w:tab w:val="left" w:pos="3664"/>
+          <w:tab w:val="left" w:pos="4580"/>
+          <w:tab w:val="left" w:pos="5496"/>
+          <w:tab w:val="left" w:pos="6412"/>
+          <w:tab w:val="left" w:pos="7328"/>
+          <w:tab w:val="left" w:pos="8244"/>
+          <w:tab w:val="left" w:pos="9160"/>
+          <w:tab w:val="left" w:pos="10076"/>
+          <w:tab w:val="left" w:pos="10992"/>
+          <w:tab w:val="left" w:pos="11908"/>
+          <w:tab w:val="left" w:pos="12824"/>
+          <w:tab w:val="left" w:pos="13740"/>
+          <w:tab w:val="left" w:pos="14656"/>
+        </w:tabs>
+        <w:spacing w:before="20" w:after="20" w:line="360" w:lineRule="atLeast"/>
+        <w:rPr>
+          <w:rFonts w:ascii="Segoe UI" w:hAnsi="Segoe UI" w:cs="Segoe UI"/>
+          <w:color w:val="000000"/>
+          <w:sz w:val="24"/>
+          <w:szCs w:val="24"/>
+        </w:rPr>
+      </w:pPr>
+      <w:r>
+        <w:rPr>
+          <w:rFonts w:ascii="Segoe UI" w:hAnsi="Segoe UI" w:cs="Segoe UI"/>
+          <w:color w:val="000000"/>
+          <w:sz w:val="24"/>
+          <w:szCs w:val="24"/>
+        </w:rPr>
+        <w:t>Static methods are the methods in Java that can be called without creating an object of class. They are referenced by the class name itself </w:t>
+      </w:r>
+      <w:r>
+        <w:rPr>
+          <w:rFonts w:ascii="Segoe UI" w:hAnsi="Segoe UI" w:cs="Segoe UI"/>
+          <w:color w:val="000000"/>
+          <w:sz w:val="24"/>
+          <w:szCs w:val="24"/>
+        </w:rPr>
+        <w:t>or reference to the object of that class</w:t>
+      </w:r>
+    </w:p>
+    <w:p>
+      <w:pPr>
+        <w:tabs>
+          <w:tab w:val="left" w:pos="916"/>
+          <w:tab w:val="left" w:pos="1832"/>
+          <w:tab w:val="left" w:pos="2748"/>
+          <w:tab w:val="left" w:pos="3664"/>
+          <w:tab w:val="left" w:pos="4580"/>
+          <w:tab w:val="left" w:pos="5496"/>
+          <w:tab w:val="left" w:pos="6412"/>
+          <w:tab w:val="left" w:pos="7328"/>
+          <w:tab w:val="left" w:pos="8244"/>
+          <w:tab w:val="left" w:pos="9160"/>
+          <w:tab w:val="left" w:pos="10076"/>
+          <w:tab w:val="left" w:pos="10992"/>
+          <w:tab w:val="left" w:pos="11908"/>
+          <w:tab w:val="left" w:pos="12824"/>
+          <w:tab w:val="left" w:pos="13740"/>
+          <w:tab w:val="left" w:pos="14656"/>
+        </w:tabs>
+        <w:spacing w:before="20" w:after="20" w:line="360" w:lineRule="atLeast"/>
+        <w:rPr>
+          <w:rFonts w:ascii="Segoe UI" w:hAnsi="Segoe UI" w:cs="Segoe UI"/>
+          <w:color w:val="000000"/>
+          <w:sz w:val="24"/>
+          <w:szCs w:val="24"/>
+        </w:rPr>
+      </w:pPr>
+      <w:r>
+        <w:rPr>
+          <w:rFonts w:ascii="Segoe UI" w:hAnsi="Segoe UI" w:cs="Segoe UI"/>
+          <w:color w:val="000000"/>
+          <w:sz w:val="24"/>
+          <w:szCs w:val="24"/>
+        </w:rPr>
+        <w:t>Factory methods</w:t>
+      </w:r>
+    </w:p>
+    <w:p>
+      <w:pPr>
+        <w:pStyle w:val="ListParagraph"/>
+        <w:numPr>
+          <w:ilvl w:val="0"/>
+          <w:numId w:val="1"/>
+        </w:numPr>
+        <w:tabs>
+          <w:tab w:val="left" w:pos="916"/>
+          <w:tab w:val="left" w:pos="1832"/>
+          <w:tab w:val="left" w:pos="2748"/>
+          <w:tab w:val="left" w:pos="3664"/>
+          <w:tab w:val="left" w:pos="4580"/>
+          <w:tab w:val="left" w:pos="5496"/>
+          <w:tab w:val="left" w:pos="6412"/>
+          <w:tab w:val="left" w:pos="7328"/>
+          <w:tab w:val="left" w:pos="8244"/>
+          <w:tab w:val="left" w:pos="9160"/>
+          <w:tab w:val="left" w:pos="10076"/>
+          <w:tab w:val="left" w:pos="10992"/>
+          <w:tab w:val="left" w:pos="11908"/>
+          <w:tab w:val="left" w:pos="12824"/>
+          <w:tab w:val="left" w:pos="13740"/>
+          <w:tab w:val="left" w:pos="14656"/>
+        </w:tabs>
+        <w:spacing w:before="20" w:after="20" w:line="360" w:lineRule="atLeast"/>
+        <w:rPr>
+          <w:rFonts w:ascii="Segoe UI" w:hAnsi="Segoe UI" w:cs="Segoe UI"/>
+          <w:color w:val="000000"/>
+          <w:sz w:val="24"/>
+          <w:szCs w:val="24"/>
+        </w:rPr>
+      </w:pPr>
+    </w:p>
+    <w:p>
+      <w:pPr>
+        <w:tabs>
+          <w:tab w:val="left" w:pos="916"/>
+          <w:tab w:val="left" w:pos="1832"/>
+          <w:tab w:val="left" w:pos="2748"/>
+          <w:tab w:val="left" w:pos="3664"/>
+          <w:tab w:val="left" w:pos="4580"/>
+          <w:tab w:val="left" w:pos="5496"/>
+          <w:tab w:val="left" w:pos="6412"/>
+          <w:tab w:val="left" w:pos="7328"/>
+          <w:tab w:val="left" w:pos="8244"/>
+          <w:tab w:val="left" w:pos="9160"/>
+          <w:tab w:val="left" w:pos="10076"/>
+          <w:tab w:val="left" w:pos="10992"/>
+          <w:tab w:val="left" w:pos="11908"/>
+          <w:tab w:val="left" w:pos="12824"/>
+          <w:tab w:val="left" w:pos="13740"/>
+          <w:tab w:val="left" w:pos="14656"/>
+        </w:tabs>
+        <w:spacing w:before="20" w:after="20" w:line="360" w:lineRule="atLeast"/>
+        <w:rPr>
+          <w:rFonts w:ascii="Segoe UI" w:hAnsi="Segoe UI" w:cs="Segoe UI"/>
+          <w:color w:val="000000"/>
+          <w:sz w:val="24"/>
+          <w:szCs w:val="24"/>
+        </w:rPr>
+      </w:pPr>
+      <w:r>
+        <w:rPr>
+          <w:rFonts w:ascii="Segoe UI" w:hAnsi="Segoe UI" w:cs="Segoe UI"/>
+          <w:color w:val="000000"/>
+          <w:sz w:val="24"/>
+          <w:szCs w:val="24"/>
+        </w:rPr>
+        <w:t>Main methods</w:t>
+      </w:r>
+    </w:p>
+    <w:p>
+      <w:pPr>
+        <w:pStyle w:val="ListParagraph"/>
+        <w:numPr>
+          <w:ilvl w:val="0"/>
+          <w:numId w:val="1"/>
+        </w:numPr>
+        <w:tabs>
+          <w:tab w:val="left" w:pos="916"/>
+          <w:tab w:val="left" w:pos="1832"/>
+          <w:tab w:val="left" w:pos="2748"/>
+          <w:tab w:val="left" w:pos="3664"/>
+          <w:tab w:val="left" w:pos="4580"/>
+          <w:tab w:val="left" w:pos="5496"/>
+          <w:tab w:val="left" w:pos="6412"/>
+          <w:tab w:val="left" w:pos="7328"/>
+          <w:tab w:val="left" w:pos="8244"/>
+          <w:tab w:val="left" w:pos="9160"/>
+          <w:tab w:val="left" w:pos="10076"/>
+          <w:tab w:val="left" w:pos="10992"/>
+          <w:tab w:val="left" w:pos="11908"/>
+          <w:tab w:val="left" w:pos="12824"/>
+          <w:tab w:val="left" w:pos="13740"/>
+          <w:tab w:val="left" w:pos="14656"/>
+        </w:tabs>
+        <w:spacing w:before="20" w:after="20" w:line="360" w:lineRule="atLeast"/>
+        <w:rPr>
+          <w:rFonts w:ascii="Segoe UI" w:hAnsi="Segoe UI" w:cs="Segoe UI"/>
+          <w:color w:val="000000"/>
+          <w:sz w:val="24"/>
+          <w:szCs w:val="24"/>
+        </w:rPr>
+      </w:pPr>
+    </w:p>
+    <w:p>
+      <w:pPr>
+        <w:tabs>
+          <w:tab w:val="left" w:pos="916"/>
+          <w:tab w:val="left" w:pos="1832"/>
+          <w:tab w:val="left" w:pos="2748"/>
+          <w:tab w:val="left" w:pos="3664"/>
+          <w:tab w:val="left" w:pos="4580"/>
+          <w:tab w:val="left" w:pos="5496"/>
+          <w:tab w:val="left" w:pos="6412"/>
+          <w:tab w:val="left" w:pos="7328"/>
+          <w:tab w:val="left" w:pos="8244"/>
+          <w:tab w:val="left" w:pos="9160"/>
+          <w:tab w:val="left" w:pos="10076"/>
+          <w:tab w:val="left" w:pos="10992"/>
+          <w:tab w:val="left" w:pos="11908"/>
+          <w:tab w:val="left" w:pos="12824"/>
+          <w:tab w:val="left" w:pos="13740"/>
+          <w:tab w:val="left" w:pos="14656"/>
+        </w:tabs>
+        <w:spacing w:before="20" w:after="20" w:line="360" w:lineRule="atLeast"/>
+        <w:rPr>
+          <w:rFonts w:ascii="Segoe UI" w:hAnsi="Segoe UI" w:cs="Segoe UI"/>
+          <w:color w:val="000000"/>
+          <w:sz w:val="24"/>
+          <w:szCs w:val="24"/>
+        </w:rPr>
+      </w:pPr>
+      <w:r>
+        <w:rPr>
+          <w:rFonts w:ascii="Segoe UI" w:hAnsi="Segoe UI" w:cs="Segoe UI"/>
+          <w:color w:val="000000"/>
+          <w:sz w:val="24"/>
+          <w:szCs w:val="24"/>
+        </w:rPr>
+        <w:t>Method parameters</w:t>
+      </w:r>
+    </w:p>
+    <w:p>
+      <w:pPr>
+        <w:pStyle w:val="ListParagraph"/>
+        <w:numPr>
+          <w:ilvl w:val="0"/>
+          <w:numId w:val="1"/>
+        </w:numPr>
+        <w:tabs>
+          <w:tab w:val="left" w:pos="916"/>
+          <w:tab w:val="left" w:pos="1832"/>
+          <w:tab w:val="left" w:pos="2748"/>
+          <w:tab w:val="left" w:pos="3664"/>
+          <w:tab w:val="left" w:pos="4580"/>
+          <w:tab w:val="left" w:pos="5496"/>
+          <w:tab w:val="left" w:pos="6412"/>
+          <w:tab w:val="left" w:pos="7328"/>
+          <w:tab w:val="left" w:pos="8244"/>
+          <w:tab w:val="left" w:pos="9160"/>
+          <w:tab w:val="left" w:pos="10076"/>
+          <w:tab w:val="left" w:pos="10992"/>
+          <w:tab w:val="left" w:pos="11908"/>
+          <w:tab w:val="left" w:pos="12824"/>
+          <w:tab w:val="left" w:pos="13740"/>
+          <w:tab w:val="left" w:pos="14656"/>
+        </w:tabs>
+        <w:spacing w:before="20" w:after="20" w:line="360" w:lineRule="atLeast"/>
+        <w:rPr>
+          <w:rFonts w:ascii="Segoe UI" w:hAnsi="Segoe UI" w:cs="Segoe UI"/>
+          <w:color w:val="000000"/>
+          <w:sz w:val="24"/>
+          <w:szCs w:val="24"/>
+        </w:rPr>
+      </w:pPr>
+      <w:r>
+        <w:rPr>
+          <w:rFonts w:ascii="Segoe UI" w:hAnsi="Segoe UI" w:cs="Segoe UI"/>
+          <w:color w:val="000000"/>
+          <w:sz w:val="24"/>
+          <w:szCs w:val="24"/>
+        </w:rPr>
+        <w:t>This demonstrates that the Java programming language does not use call by reference for objects. Instead, </w:t>
+      </w:r>
+      <w:r>
+        <w:rPr>
+          <w:i/>
+          <w:iCs/>
+          <w:sz w:val="24"/>
+          <w:szCs w:val="24"/>
+        </w:rPr>
+        <w:t>object references are passed by value.</w:t>
+      </w:r>
+    </w:p>
+    <w:p>
+      <w:pPr>
+        <w:pStyle w:val="ListParagraph"/>
+        <w:numPr>
+          <w:ilvl w:val="0"/>
+          <w:numId w:val="1"/>
+        </w:numPr>
+        <w:tabs>
+          <w:tab w:val="left" w:pos="916"/>
+          <w:tab w:val="left" w:pos="1832"/>
+          <w:tab w:val="left" w:pos="2748"/>
+          <w:tab w:val="left" w:pos="3664"/>
+          <w:tab w:val="left" w:pos="4580"/>
+          <w:tab w:val="left" w:pos="5496"/>
+          <w:tab w:val="left" w:pos="6412"/>
+          <w:tab w:val="left" w:pos="7328"/>
+          <w:tab w:val="left" w:pos="8244"/>
+          <w:tab w:val="left" w:pos="9160"/>
+          <w:tab w:val="left" w:pos="10076"/>
+          <w:tab w:val="left" w:pos="10992"/>
+          <w:tab w:val="left" w:pos="11908"/>
+          <w:tab w:val="left" w:pos="12824"/>
+          <w:tab w:val="left" w:pos="13740"/>
+          <w:tab w:val="left" w:pos="14656"/>
+        </w:tabs>
+        <w:spacing w:before="20" w:after="20" w:line="360" w:lineRule="atLeast"/>
+        <w:rPr>
+          <w:rFonts w:ascii="Segoe UI" w:hAnsi="Segoe UI" w:cs="Segoe UI"/>
+          <w:color w:val="000000"/>
+          <w:sz w:val="24"/>
+          <w:szCs w:val="24"/>
+        </w:rPr>
+      </w:pPr>
+      <w:r>
+        <w:rPr>
+          <w:rFonts w:ascii="Segoe UI" w:hAnsi="Segoe UI" w:cs="Segoe UI"/>
+          <w:color w:val="000000"/>
+          <w:sz w:val="24"/>
+          <w:szCs w:val="24"/>
+        </w:rPr>
+        <w:lastRenderedPageBreak/>
+        <w:t>A method cannot modify a parameter of a primitive type (that is, numbers or </w:t>
+      </w:r>
+      <w:proofErr w:type="spellStart"/>
+      <w:r>
+        <w:rPr>
+          <w:rFonts w:ascii="Segoe UI" w:hAnsi="Segoe UI" w:cs="Segoe UI"/>
+          <w:sz w:val="24"/>
+          <w:szCs w:val="24"/>
+        </w:rPr>
+        <w:t>boolean</w:t>
+      </w:r>
+      <w:proofErr w:type="spellEnd"/>
+      <w:r>
+        <w:rPr>
+          <w:rFonts w:ascii="Segoe UI" w:hAnsi="Segoe UI" w:cs="Segoe UI"/>
+          <w:color w:val="000000"/>
+          <w:sz w:val="24"/>
+          <w:szCs w:val="24"/>
+        </w:rPr>
+        <w:t> values).</w:t>
+      </w:r>
+    </w:p>
+    <w:p>
+      <w:pPr>
+        <w:pStyle w:val="ListParagraph"/>
+        <w:numPr>
+          <w:ilvl w:val="0"/>
+          <w:numId w:val="1"/>
+        </w:numPr>
+        <w:tabs>
+          <w:tab w:val="left" w:pos="916"/>
+          <w:tab w:val="left" w:pos="1832"/>
+          <w:tab w:val="left" w:pos="2748"/>
+          <w:tab w:val="left" w:pos="3664"/>
+          <w:tab w:val="left" w:pos="4580"/>
+          <w:tab w:val="left" w:pos="5496"/>
+          <w:tab w:val="left" w:pos="6412"/>
+          <w:tab w:val="left" w:pos="7328"/>
+          <w:tab w:val="left" w:pos="8244"/>
+          <w:tab w:val="left" w:pos="9160"/>
+          <w:tab w:val="left" w:pos="10076"/>
+          <w:tab w:val="left" w:pos="10992"/>
+          <w:tab w:val="left" w:pos="11908"/>
+          <w:tab w:val="left" w:pos="12824"/>
+          <w:tab w:val="left" w:pos="13740"/>
+          <w:tab w:val="left" w:pos="14656"/>
+        </w:tabs>
+        <w:spacing w:before="20" w:after="20" w:line="360" w:lineRule="atLeast"/>
+        <w:rPr>
+          <w:rFonts w:ascii="Segoe UI" w:hAnsi="Segoe UI" w:cs="Segoe UI"/>
+          <w:color w:val="000000"/>
+          <w:sz w:val="24"/>
+          <w:szCs w:val="24"/>
+        </w:rPr>
+      </w:pPr>
+      <w:r>
+        <w:rPr>
+          <w:rFonts w:ascii="Segoe UI" w:hAnsi="Segoe UI" w:cs="Segoe UI"/>
+          <w:color w:val="000000"/>
+          <w:sz w:val="24"/>
+          <w:szCs w:val="24"/>
+        </w:rPr>
+        <w:t>A method can change the </w:t>
+      </w:r>
+      <w:r>
+        <w:rPr>
+          <w:i/>
+          <w:iCs/>
+          <w:sz w:val="24"/>
+          <w:szCs w:val="24"/>
+        </w:rPr>
+        <w:t>state</w:t>
+      </w:r>
+      <w:r>
+        <w:rPr>
+          <w:rFonts w:ascii="Segoe UI" w:hAnsi="Segoe UI" w:cs="Segoe UI"/>
+          <w:color w:val="000000"/>
+          <w:sz w:val="24"/>
+          <w:szCs w:val="24"/>
+        </w:rPr>
+        <w:t> of an object parameter.</w:t>
+      </w:r>
+    </w:p>
+    <w:p>
+      <w:pPr>
+        <w:pStyle w:val="ListParagraph"/>
+        <w:numPr>
+          <w:ilvl w:val="0"/>
+          <w:numId w:val="1"/>
+        </w:numPr>
+        <w:tabs>
+          <w:tab w:val="left" w:pos="916"/>
+          <w:tab w:val="left" w:pos="1832"/>
+          <w:tab w:val="left" w:pos="2748"/>
+          <w:tab w:val="left" w:pos="3664"/>
+          <w:tab w:val="left" w:pos="4580"/>
+          <w:tab w:val="left" w:pos="5496"/>
+          <w:tab w:val="left" w:pos="6412"/>
+          <w:tab w:val="left" w:pos="7328"/>
+          <w:tab w:val="left" w:pos="8244"/>
+          <w:tab w:val="left" w:pos="9160"/>
+          <w:tab w:val="left" w:pos="10076"/>
+          <w:tab w:val="left" w:pos="10992"/>
+          <w:tab w:val="left" w:pos="11908"/>
+          <w:tab w:val="left" w:pos="12824"/>
+          <w:tab w:val="left" w:pos="13740"/>
+          <w:tab w:val="left" w:pos="14656"/>
+        </w:tabs>
+        <w:spacing w:before="20" w:after="20" w:line="360" w:lineRule="atLeast"/>
+        <w:rPr>
+          <w:rFonts w:ascii="Segoe UI" w:hAnsi="Segoe UI" w:cs="Segoe UI"/>
+          <w:color w:val="000000"/>
+          <w:sz w:val="24"/>
+          <w:szCs w:val="24"/>
+        </w:rPr>
+      </w:pPr>
+      <w:r>
+        <w:rPr>
+          <w:rFonts w:ascii="Segoe UI" w:hAnsi="Segoe UI" w:cs="Segoe UI"/>
+          <w:color w:val="000000"/>
+          <w:sz w:val="24"/>
+          <w:szCs w:val="24"/>
+        </w:rPr>
+        <w:t>A method cannot make an object parameter refer to a new object.</w:t>
+      </w:r>
+    </w:p>
+    <w:p>
+      <w:pPr>
+        <w:tabs>
+          <w:tab w:val="left" w:pos="916"/>
+          <w:tab w:val="left" w:pos="1832"/>
+          <w:tab w:val="left" w:pos="2748"/>
+          <w:tab w:val="left" w:pos="3664"/>
+          <w:tab w:val="left" w:pos="4580"/>
+          <w:tab w:val="left" w:pos="5496"/>
+          <w:tab w:val="left" w:pos="6412"/>
+          <w:tab w:val="left" w:pos="7328"/>
+          <w:tab w:val="left" w:pos="8244"/>
+          <w:tab w:val="left" w:pos="9160"/>
+          <w:tab w:val="left" w:pos="10076"/>
+          <w:tab w:val="left" w:pos="10992"/>
+          <w:tab w:val="left" w:pos="11908"/>
+          <w:tab w:val="left" w:pos="12824"/>
+          <w:tab w:val="left" w:pos="13740"/>
+          <w:tab w:val="left" w:pos="14656"/>
+        </w:tabs>
+        <w:spacing w:before="20" w:after="20" w:line="360" w:lineRule="atLeast"/>
+        <w:rPr>
+          <w:rFonts w:ascii="Segoe UI" w:hAnsi="Segoe UI" w:cs="Segoe UI"/>
+          <w:color w:val="000000"/>
+          <w:sz w:val="24"/>
+          <w:szCs w:val="24"/>
+        </w:rPr>
+      </w:pPr>
+      <w:r>
+        <w:rPr>
+          <w:rFonts w:ascii="Segoe UI" w:hAnsi="Segoe UI" w:cs="Segoe UI"/>
+          <w:color w:val="000000"/>
+          <w:sz w:val="24"/>
+          <w:szCs w:val="24"/>
+        </w:rPr>
+        <w:t>Overloading</w:t>
+      </w:r>
+    </w:p>
+    <w:p>
+      <w:pPr>
+        <w:pStyle w:val="ListParagraph"/>
+        <w:numPr>
+          <w:ilvl w:val="0"/>
+          <w:numId w:val="1"/>
+        </w:numPr>
+        <w:tabs>
+          <w:tab w:val="left" w:pos="916"/>
+          <w:tab w:val="left" w:pos="1832"/>
+          <w:tab w:val="left" w:pos="2748"/>
+          <w:tab w:val="left" w:pos="3664"/>
+          <w:tab w:val="left" w:pos="4580"/>
+          <w:tab w:val="left" w:pos="5496"/>
+          <w:tab w:val="left" w:pos="6412"/>
+          <w:tab w:val="left" w:pos="7328"/>
+          <w:tab w:val="left" w:pos="8244"/>
+          <w:tab w:val="left" w:pos="9160"/>
+          <w:tab w:val="left" w:pos="10076"/>
+          <w:tab w:val="left" w:pos="10992"/>
+          <w:tab w:val="left" w:pos="11908"/>
+          <w:tab w:val="left" w:pos="12824"/>
+          <w:tab w:val="left" w:pos="13740"/>
+          <w:tab w:val="left" w:pos="14656"/>
+        </w:tabs>
+        <w:spacing w:before="20" w:after="20" w:line="360" w:lineRule="atLeast"/>
+        <w:rPr>
+          <w:rFonts w:ascii="Segoe UI" w:hAnsi="Segoe UI" w:cs="Segoe UI"/>
+          <w:color w:val="000000"/>
+          <w:sz w:val="24"/>
+          <w:szCs w:val="24"/>
+        </w:rPr>
+      </w:pPr>
+      <w:r>
+        <w:rPr>
+          <w:rFonts w:ascii="Segoe UI" w:hAnsi="Segoe UI" w:cs="Segoe UI"/>
+          <w:color w:val="000000"/>
+          <w:sz w:val="24"/>
+          <w:szCs w:val="24"/>
+        </w:rPr>
+        <w:t xml:space="preserve">var messages = new </w:t>
+      </w:r>
+      <w:proofErr w:type="gramStart"/>
+      <w:r>
+        <w:rPr>
+          <w:rFonts w:ascii="Segoe UI" w:hAnsi="Segoe UI" w:cs="Segoe UI"/>
+          <w:color w:val="000000"/>
+          <w:sz w:val="24"/>
+          <w:szCs w:val="24"/>
+        </w:rPr>
+        <w:t>StringBuilder(</w:t>
+      </w:r>
+      <w:proofErr w:type="gramEnd"/>
+      <w:r>
+        <w:rPr>
+          <w:rFonts w:ascii="Segoe UI" w:hAnsi="Segoe UI" w:cs="Segoe UI"/>
+          <w:color w:val="000000"/>
+          <w:sz w:val="24"/>
+          <w:szCs w:val="24"/>
+        </w:rPr>
+        <w:t>);</w:t>
+      </w:r>
+    </w:p>
+    <w:p>
+      <w:pPr>
+        <w:pStyle w:val="ListParagraph"/>
+        <w:numPr>
+          <w:ilvl w:val="0"/>
+          <w:numId w:val="1"/>
+        </w:numPr>
+        <w:tabs>
+          <w:tab w:val="left" w:pos="916"/>
+          <w:tab w:val="left" w:pos="1832"/>
+          <w:tab w:val="left" w:pos="2748"/>
+          <w:tab w:val="left" w:pos="3664"/>
+          <w:tab w:val="left" w:pos="4580"/>
+          <w:tab w:val="left" w:pos="5496"/>
+          <w:tab w:val="left" w:pos="6412"/>
+          <w:tab w:val="left" w:pos="7328"/>
+          <w:tab w:val="left" w:pos="8244"/>
+          <w:tab w:val="left" w:pos="9160"/>
+          <w:tab w:val="left" w:pos="10076"/>
+          <w:tab w:val="left" w:pos="10992"/>
+          <w:tab w:val="left" w:pos="11908"/>
+          <w:tab w:val="left" w:pos="12824"/>
+          <w:tab w:val="left" w:pos="13740"/>
+          <w:tab w:val="left" w:pos="14656"/>
+        </w:tabs>
+        <w:spacing w:before="20" w:after="20" w:line="360" w:lineRule="atLeast"/>
+        <w:rPr>
+          <w:rFonts w:ascii="Segoe UI" w:hAnsi="Segoe UI" w:cs="Segoe UI"/>
+          <w:color w:val="000000"/>
+          <w:sz w:val="24"/>
+          <w:szCs w:val="24"/>
+        </w:rPr>
+      </w:pPr>
+      <w:r>
+        <w:rPr>
+          <w:rFonts w:ascii="Segoe UI" w:hAnsi="Segoe UI" w:cs="Segoe UI"/>
+          <w:color w:val="000000"/>
+          <w:sz w:val="24"/>
+          <w:szCs w:val="24"/>
+        </w:rPr>
+        <w:t xml:space="preserve">var </w:t>
+      </w:r>
+      <w:proofErr w:type="spellStart"/>
+      <w:r>
+        <w:rPr>
+          <w:rFonts w:ascii="Segoe UI" w:hAnsi="Segoe UI" w:cs="Segoe UI"/>
+          <w:color w:val="000000"/>
+          <w:sz w:val="24"/>
+          <w:szCs w:val="24"/>
+        </w:rPr>
+        <w:t>todoList</w:t>
+      </w:r>
+      <w:proofErr w:type="spellEnd"/>
+      <w:r>
+        <w:rPr>
+          <w:rFonts w:ascii="Segoe UI" w:hAnsi="Segoe UI" w:cs="Segoe UI"/>
+          <w:color w:val="000000"/>
+          <w:sz w:val="24"/>
+          <w:szCs w:val="24"/>
+        </w:rPr>
+        <w:t xml:space="preserve"> = new </w:t>
+      </w:r>
+      <w:proofErr w:type="gramStart"/>
+      <w:r>
+        <w:rPr>
+          <w:rFonts w:ascii="Segoe UI" w:hAnsi="Segoe UI" w:cs="Segoe UI"/>
+          <w:color w:val="000000"/>
+          <w:sz w:val="24"/>
+          <w:szCs w:val="24"/>
+        </w:rPr>
+        <w:t>StringBuilder(</w:t>
+      </w:r>
+      <w:proofErr w:type="gramEnd"/>
+      <w:r>
+        <w:rPr>
+          <w:rFonts w:ascii="Segoe UI" w:hAnsi="Segoe UI" w:cs="Segoe UI"/>
+          <w:color w:val="000000"/>
+          <w:sz w:val="24"/>
+          <w:szCs w:val="24"/>
+        </w:rPr>
+        <w:t>'To do:\n');</w:t>
+      </w:r>
+    </w:p>
+    <w:p>
+      <w:pPr>
+        <w:pStyle w:val="ListParagraph"/>
+        <w:numPr>
+          <w:ilvl w:val="0"/>
+          <w:numId w:val="1"/>
+        </w:numPr>
+        <w:tabs>
+          <w:tab w:val="left" w:pos="916"/>
+          <w:tab w:val="left" w:pos="1832"/>
+          <w:tab w:val="left" w:pos="2748"/>
+          <w:tab w:val="left" w:pos="3664"/>
+          <w:tab w:val="left" w:pos="4580"/>
+          <w:tab w:val="left" w:pos="5496"/>
+          <w:tab w:val="left" w:pos="6412"/>
+          <w:tab w:val="left" w:pos="7328"/>
+          <w:tab w:val="left" w:pos="8244"/>
+          <w:tab w:val="left" w:pos="9160"/>
+          <w:tab w:val="left" w:pos="10076"/>
+          <w:tab w:val="left" w:pos="10992"/>
+          <w:tab w:val="left" w:pos="11908"/>
+          <w:tab w:val="left" w:pos="12824"/>
+          <w:tab w:val="left" w:pos="13740"/>
+          <w:tab w:val="left" w:pos="14656"/>
+        </w:tabs>
+        <w:spacing w:before="20" w:after="20" w:line="360" w:lineRule="atLeast"/>
+        <w:rPr>
+          <w:rFonts w:ascii="Segoe UI" w:hAnsi="Segoe UI" w:cs="Segoe UI"/>
+          <w:color w:val="000000"/>
+          <w:sz w:val="24"/>
+          <w:szCs w:val="24"/>
+        </w:rPr>
+      </w:pPr>
+      <w:r>
+        <w:rPr>
+          <w:rFonts w:ascii="Segoe UI" w:hAnsi="Segoe UI" w:cs="Segoe UI"/>
+          <w:color w:val="000000"/>
+          <w:sz w:val="24"/>
+          <w:szCs w:val="24"/>
+        </w:rPr>
+        <w:t>This capability is called </w:t>
+      </w:r>
+      <w:r>
+        <w:rPr>
+          <w:i/>
+          <w:iCs/>
+          <w:sz w:val="24"/>
+          <w:szCs w:val="24"/>
+        </w:rPr>
+        <w:t>overloading</w:t>
+      </w:r>
+      <w:r>
+        <w:rPr>
+          <w:rFonts w:ascii="Segoe UI" w:hAnsi="Segoe UI" w:cs="Segoe UI"/>
+          <w:color w:val="000000"/>
+          <w:sz w:val="24"/>
+          <w:szCs w:val="24"/>
+        </w:rPr>
+        <w:t>. Overloading occurs if several methods have the same name (in this case, the </w:t>
+      </w:r>
+      <w:r>
+        <w:rPr>
+          <w:rFonts w:ascii="Segoe UI" w:hAnsi="Segoe UI" w:cs="Segoe UI"/>
+          <w:sz w:val="24"/>
+          <w:szCs w:val="24"/>
+        </w:rPr>
+        <w:t>StringBuilder</w:t>
+      </w:r>
+      <w:r>
+        <w:rPr>
+          <w:rFonts w:ascii="Segoe UI" w:hAnsi="Segoe UI" w:cs="Segoe UI"/>
+          <w:color w:val="000000"/>
+          <w:sz w:val="24"/>
+          <w:szCs w:val="24"/>
+        </w:rPr>
+        <w:t> constructor method) but different parameters.</w:t>
       </w:r>
     </w:p>
     <w:sectPr>
@@ -5441,6 +9212,48 @@
       <w:iCs/>
     </w:rPr>
   </w:style>
+  <w:style w:type="paragraph" w:customStyle="1" w:styleId="bullet">
+    <w:name w:val="bullet"/>
+    <w:basedOn w:val="Normal"/>
+    <w:rsid w:val="001622AA"/>
+    <w:pPr>
+      <w:spacing w:before="100" w:beforeAutospacing="1" w:after="100" w:afterAutospacing="1" w:line="240" w:lineRule="auto"/>
+    </w:pPr>
+    <w:rPr>
+      <w:rFonts w:ascii="Times New Roman" w:eastAsia="Times New Roman" w:hAnsi="Times New Roman" w:cs="Times New Roman"/>
+      <w:sz w:val="24"/>
+      <w:szCs w:val="24"/>
+      <w:lang w:eastAsia="en-ID"/>
+    </w:rPr>
+  </w:style>
+  <w:style w:type="character" w:styleId="Strong">
+    <w:name w:val="Strong"/>
+    <w:basedOn w:val="DefaultParagraphFont"/>
+    <w:uiPriority w:val="22"/>
+    <w:qFormat/>
+    <w:rsid w:val="000767E0"/>
+    <w:rPr>
+      <w:b/>
+      <w:bCs/>
+    </w:rPr>
+  </w:style>
+  <w:style w:type="paragraph" w:styleId="NormalWeb">
+    <w:name w:val="Normal (Web)"/>
+    <w:basedOn w:val="Normal"/>
+    <w:uiPriority w:val="99"/>
+    <w:semiHidden/>
+    <w:unhideWhenUsed/>
+    <w:rsid w:val="00715B8F"/>
+    <w:pPr>
+      <w:spacing w:before="100" w:beforeAutospacing="1" w:after="100" w:afterAutospacing="1" w:line="240" w:lineRule="auto"/>
+    </w:pPr>
+    <w:rPr>
+      <w:rFonts w:ascii="Times New Roman" w:eastAsia="Times New Roman" w:hAnsi="Times New Roman" w:cs="Times New Roman"/>
+      <w:sz w:val="24"/>
+      <w:szCs w:val="24"/>
+      <w:lang w:eastAsia="en-ID"/>
+    </w:rPr>
+  </w:style>
 </w:styles>
 </file>
 

--- a/JavaDocs.docx
+++ b/JavaDocs.docx
@@ -2620,6 +2620,8 @@
         <w:rPr>
           <w:rFonts w:ascii="Segoe UI" w:hAnsi="Segoe UI" w:cs="Segoe UI"/>
           <w:noProof/>
+          <w:sz w:val="24"/>
+          <w:szCs w:val="24"/>
         </w:rPr>
         <w:drawing>
           <wp:inline distT="0" distB="0" distL="0" distR="0" wp14:anchorId="1340EAC3" wp14:editId="44D04235">
@@ -2691,6 +2693,8 @@
         <w:rPr>
           <w:rFonts w:ascii="Segoe UI" w:hAnsi="Segoe UI" w:cs="Segoe UI"/>
           <w:noProof/>
+          <w:sz w:val="24"/>
+          <w:szCs w:val="24"/>
         </w:rPr>
         <w:lastRenderedPageBreak/>
         <w:drawing>
@@ -5660,6 +5664,8 @@
         <w:rPr>
           <w:rFonts w:ascii="Segoe UI" w:hAnsi="Segoe UI" w:cs="Segoe UI"/>
           <w:noProof/>
+          <w:sz w:val="24"/>
+          <w:szCs w:val="24"/>
         </w:rPr>
         <w:lastRenderedPageBreak/>
         <w:drawing>
@@ -6466,66 +6472,6 @@
           <w:szCs w:val="24"/>
         </w:rPr>
       </w:pPr>
-    </w:p>
-    <w:p>
-      <w:pPr>
-        <w:tabs>
-          <w:tab w:val="left" w:pos="916"/>
-          <w:tab w:val="left" w:pos="1832"/>
-          <w:tab w:val="left" w:pos="2748"/>
-          <w:tab w:val="left" w:pos="3664"/>
-          <w:tab w:val="left" w:pos="4580"/>
-          <w:tab w:val="left" w:pos="5496"/>
-          <w:tab w:val="left" w:pos="6412"/>
-          <w:tab w:val="left" w:pos="7328"/>
-          <w:tab w:val="left" w:pos="8244"/>
-          <w:tab w:val="left" w:pos="9160"/>
-          <w:tab w:val="left" w:pos="10076"/>
-          <w:tab w:val="left" w:pos="10992"/>
-          <w:tab w:val="left" w:pos="11908"/>
-          <w:tab w:val="left" w:pos="12824"/>
-          <w:tab w:val="left" w:pos="13740"/>
-          <w:tab w:val="left" w:pos="14656"/>
-        </w:tabs>
-        <w:spacing w:before="20" w:after="20" w:line="360" w:lineRule="atLeast"/>
-        <w:jc w:val="both"/>
-        <w:rPr>
-          <w:rFonts w:ascii="Segoe UI" w:hAnsi="Segoe UI" w:cs="Segoe UI"/>
-          <w:color w:val="000000"/>
-          <w:sz w:val="24"/>
-          <w:szCs w:val="24"/>
-        </w:rPr>
-      </w:pPr>
-    </w:p>
-    <w:p>
-      <w:pPr>
-        <w:tabs>
-          <w:tab w:val="left" w:pos="916"/>
-          <w:tab w:val="left" w:pos="1832"/>
-          <w:tab w:val="left" w:pos="2748"/>
-          <w:tab w:val="left" w:pos="3664"/>
-          <w:tab w:val="left" w:pos="4580"/>
-          <w:tab w:val="left" w:pos="5496"/>
-          <w:tab w:val="left" w:pos="6412"/>
-          <w:tab w:val="left" w:pos="7328"/>
-          <w:tab w:val="left" w:pos="8244"/>
-          <w:tab w:val="left" w:pos="9160"/>
-          <w:tab w:val="left" w:pos="10076"/>
-          <w:tab w:val="left" w:pos="10992"/>
-          <w:tab w:val="left" w:pos="11908"/>
-          <w:tab w:val="left" w:pos="12824"/>
-          <w:tab w:val="left" w:pos="13740"/>
-          <w:tab w:val="left" w:pos="14656"/>
-        </w:tabs>
-        <w:spacing w:before="20" w:after="20" w:line="360" w:lineRule="atLeast"/>
-        <w:jc w:val="both"/>
-        <w:rPr>
-          <w:rFonts w:ascii="Segoe UI" w:hAnsi="Segoe UI" w:cs="Segoe UI"/>
-          <w:color w:val="000000"/>
-          <w:sz w:val="24"/>
-          <w:szCs w:val="24"/>
-        </w:rPr>
-      </w:pPr>
       <w:r>
         <w:rPr>
           <w:rFonts w:ascii="Segoe UI" w:hAnsi="Segoe UI" w:cs="Segoe UI"/>
@@ -6761,7 +6707,6 @@
           <w:sz w:val="24"/>
           <w:szCs w:val="24"/>
         </w:rPr>
-        <w:lastRenderedPageBreak/>
         <w:t>Implicit and Explicit parameters</w:t>
       </w:r>
     </w:p>
@@ -6904,6 +6849,7 @@
           <w:szCs w:val="24"/>
           <w:lang w:eastAsia="en-ID"/>
         </w:rPr>
+        <w:lastRenderedPageBreak/>
         <w:t>{</w:t>
       </w:r>
     </w:p>
@@ -7725,57 +7671,8 @@
           <w:sz w:val="24"/>
           <w:szCs w:val="24"/>
         </w:rPr>
-        <w:t>Static keyword used to share the same variable or method of a given class</w:t>
-      </w:r>
-    </w:p>
-    <w:p>
-      <w:pPr>
-        <w:tabs>
-          <w:tab w:val="left" w:pos="916"/>
-          <w:tab w:val="left" w:pos="1832"/>
-          <w:tab w:val="left" w:pos="2748"/>
-          <w:tab w:val="left" w:pos="3664"/>
-          <w:tab w:val="left" w:pos="4580"/>
-          <w:tab w:val="left" w:pos="5496"/>
-          <w:tab w:val="left" w:pos="6412"/>
-          <w:tab w:val="left" w:pos="7328"/>
-          <w:tab w:val="left" w:pos="8244"/>
-          <w:tab w:val="left" w:pos="9160"/>
-          <w:tab w:val="left" w:pos="10076"/>
-          <w:tab w:val="left" w:pos="10992"/>
-          <w:tab w:val="left" w:pos="11908"/>
-          <w:tab w:val="left" w:pos="12824"/>
-          <w:tab w:val="left" w:pos="13740"/>
-          <w:tab w:val="left" w:pos="14656"/>
-        </w:tabs>
-        <w:spacing w:before="20" w:after="20" w:line="360" w:lineRule="atLeast"/>
-        <w:rPr>
-          <w:rFonts w:ascii="Segoe UI" w:hAnsi="Segoe UI" w:cs="Segoe UI"/>
-          <w:color w:val="000000"/>
-          <w:sz w:val="24"/>
-          <w:szCs w:val="24"/>
-        </w:rPr>
-      </w:pPr>
-      <w:r>
-        <w:rPr>
-          <w:rFonts w:ascii="Segoe UI" w:hAnsi="Segoe UI" w:cs="Segoe UI"/>
-          <w:color w:val="000000"/>
-          <w:sz w:val="24"/>
-          <w:szCs w:val="24"/>
-        </w:rPr>
-        <w:t xml:space="preserve">Static </w:t>
-      </w:r>
-      <w:proofErr w:type="spellStart"/>
-      <w:r>
-        <w:rPr>
-          <w:rFonts w:ascii="Segoe UI" w:hAnsi="Segoe UI" w:cs="Segoe UI"/>
-          <w:color w:val="000000"/>
-          <w:sz w:val="24"/>
-          <w:szCs w:val="24"/>
-        </w:rPr>
-        <w:t>constans</w:t>
-      </w:r>
-      <w:proofErr w:type="spellEnd"/>
+        <w:t xml:space="preserve">The static keyword in Java is mainly used for memory management. </w:t>
+      </w:r>
     </w:p>
     <w:p>
       <w:pPr>
@@ -7817,46 +7714,57 @@
           <w:sz w:val="24"/>
           <w:szCs w:val="24"/>
         </w:rPr>
-        <w:t>public static final double PI = 3.14</w:t>
-      </w:r>
-    </w:p>
-    <w:p>
-      <w:pPr>
-        <w:tabs>
-          <w:tab w:val="left" w:pos="916"/>
-          <w:tab w:val="left" w:pos="1832"/>
-          <w:tab w:val="left" w:pos="2748"/>
-          <w:tab w:val="left" w:pos="3664"/>
-          <w:tab w:val="left" w:pos="4580"/>
-          <w:tab w:val="left" w:pos="5496"/>
-          <w:tab w:val="left" w:pos="6412"/>
-          <w:tab w:val="left" w:pos="7328"/>
-          <w:tab w:val="left" w:pos="8244"/>
-          <w:tab w:val="left" w:pos="9160"/>
-          <w:tab w:val="left" w:pos="10076"/>
-          <w:tab w:val="left" w:pos="10992"/>
-          <w:tab w:val="left" w:pos="11908"/>
-          <w:tab w:val="left" w:pos="12824"/>
-          <w:tab w:val="left" w:pos="13740"/>
-          <w:tab w:val="left" w:pos="14656"/>
-        </w:tabs>
-        <w:spacing w:before="20" w:after="20" w:line="360" w:lineRule="atLeast"/>
-        <w:rPr>
-          <w:rFonts w:ascii="Segoe UI" w:hAnsi="Segoe UI" w:cs="Segoe UI"/>
-          <w:color w:val="000000"/>
-          <w:sz w:val="24"/>
-          <w:szCs w:val="24"/>
-        </w:rPr>
-      </w:pPr>
-      <w:r>
-        <w:rPr>
-          <w:rFonts w:ascii="Segoe UI" w:hAnsi="Segoe UI" w:cs="Segoe UI"/>
-          <w:color w:val="000000"/>
-          <w:sz w:val="24"/>
-          <w:szCs w:val="24"/>
-        </w:rPr>
-        <w:t>Static methods</w:t>
-      </w:r>
+        <w:t>Static keyword used to share the same variable or method of a given class</w:t>
+      </w:r>
+    </w:p>
+    <w:p>
+      <w:pPr>
+        <w:tabs>
+          <w:tab w:val="left" w:pos="916"/>
+          <w:tab w:val="left" w:pos="1832"/>
+          <w:tab w:val="left" w:pos="2748"/>
+          <w:tab w:val="left" w:pos="3664"/>
+          <w:tab w:val="left" w:pos="4580"/>
+          <w:tab w:val="left" w:pos="5496"/>
+          <w:tab w:val="left" w:pos="6412"/>
+          <w:tab w:val="left" w:pos="7328"/>
+          <w:tab w:val="left" w:pos="8244"/>
+          <w:tab w:val="left" w:pos="9160"/>
+          <w:tab w:val="left" w:pos="10076"/>
+          <w:tab w:val="left" w:pos="10992"/>
+          <w:tab w:val="left" w:pos="11908"/>
+          <w:tab w:val="left" w:pos="12824"/>
+          <w:tab w:val="left" w:pos="13740"/>
+          <w:tab w:val="left" w:pos="14656"/>
+        </w:tabs>
+        <w:spacing w:before="20" w:after="20" w:line="360" w:lineRule="atLeast"/>
+        <w:rPr>
+          <w:rFonts w:ascii="Segoe UI" w:hAnsi="Segoe UI" w:cs="Segoe UI"/>
+          <w:color w:val="000000"/>
+          <w:sz w:val="24"/>
+          <w:szCs w:val="24"/>
+        </w:rPr>
+      </w:pPr>
+      <w:r>
+        <w:rPr>
+          <w:rFonts w:ascii="Segoe UI" w:hAnsi="Segoe UI" w:cs="Segoe UI"/>
+          <w:color w:val="000000"/>
+          <w:sz w:val="24"/>
+          <w:szCs w:val="24"/>
+        </w:rPr>
+        <w:t xml:space="preserve">Static </w:t>
+      </w:r>
+      <w:proofErr w:type="spellStart"/>
+      <w:r>
+        <w:rPr>
+          <w:rFonts w:ascii="Segoe UI" w:hAnsi="Segoe UI" w:cs="Segoe UI"/>
+          <w:color w:val="000000"/>
+          <w:sz w:val="24"/>
+          <w:szCs w:val="24"/>
+        </w:rPr>
+        <w:t>constans</w:t>
+      </w:r>
+      <w:proofErr w:type="spellEnd"/>
     </w:p>
     <w:p>
       <w:pPr>
@@ -7898,54 +7806,45 @@
           <w:sz w:val="24"/>
           <w:szCs w:val="24"/>
         </w:rPr>
-        <w:t>Static methods are the methods in Java that can be called without creating an object of class. They are referenced by the class name itself </w:t>
-      </w:r>
-      <w:r>
-        <w:rPr>
-          <w:rFonts w:ascii="Segoe UI" w:hAnsi="Segoe UI" w:cs="Segoe UI"/>
-          <w:color w:val="000000"/>
-          <w:sz w:val="24"/>
-          <w:szCs w:val="24"/>
-        </w:rPr>
-        <w:t>or reference to the object of that class</w:t>
-      </w:r>
-    </w:p>
-    <w:p>
-      <w:pPr>
-        <w:tabs>
-          <w:tab w:val="left" w:pos="916"/>
-          <w:tab w:val="left" w:pos="1832"/>
-          <w:tab w:val="left" w:pos="2748"/>
-          <w:tab w:val="left" w:pos="3664"/>
-          <w:tab w:val="left" w:pos="4580"/>
-          <w:tab w:val="left" w:pos="5496"/>
-          <w:tab w:val="left" w:pos="6412"/>
-          <w:tab w:val="left" w:pos="7328"/>
-          <w:tab w:val="left" w:pos="8244"/>
-          <w:tab w:val="left" w:pos="9160"/>
-          <w:tab w:val="left" w:pos="10076"/>
-          <w:tab w:val="left" w:pos="10992"/>
-          <w:tab w:val="left" w:pos="11908"/>
-          <w:tab w:val="left" w:pos="12824"/>
-          <w:tab w:val="left" w:pos="13740"/>
-          <w:tab w:val="left" w:pos="14656"/>
-        </w:tabs>
-        <w:spacing w:before="20" w:after="20" w:line="360" w:lineRule="atLeast"/>
-        <w:rPr>
-          <w:rFonts w:ascii="Segoe UI" w:hAnsi="Segoe UI" w:cs="Segoe UI"/>
-          <w:color w:val="000000"/>
-          <w:sz w:val="24"/>
-          <w:szCs w:val="24"/>
-        </w:rPr>
-      </w:pPr>
-      <w:r>
-        <w:rPr>
-          <w:rFonts w:ascii="Segoe UI" w:hAnsi="Segoe UI" w:cs="Segoe UI"/>
-          <w:color w:val="000000"/>
-          <w:sz w:val="24"/>
-          <w:szCs w:val="24"/>
-        </w:rPr>
-        <w:t>Factory methods</w:t>
+        <w:t>public static final double PI = 3.14</w:t>
+      </w:r>
+    </w:p>
+    <w:p>
+      <w:pPr>
+        <w:tabs>
+          <w:tab w:val="left" w:pos="916"/>
+          <w:tab w:val="left" w:pos="1832"/>
+          <w:tab w:val="left" w:pos="2748"/>
+          <w:tab w:val="left" w:pos="3664"/>
+          <w:tab w:val="left" w:pos="4580"/>
+          <w:tab w:val="left" w:pos="5496"/>
+          <w:tab w:val="left" w:pos="6412"/>
+          <w:tab w:val="left" w:pos="7328"/>
+          <w:tab w:val="left" w:pos="8244"/>
+          <w:tab w:val="left" w:pos="9160"/>
+          <w:tab w:val="left" w:pos="10076"/>
+          <w:tab w:val="left" w:pos="10992"/>
+          <w:tab w:val="left" w:pos="11908"/>
+          <w:tab w:val="left" w:pos="12824"/>
+          <w:tab w:val="left" w:pos="13740"/>
+          <w:tab w:val="left" w:pos="14656"/>
+        </w:tabs>
+        <w:spacing w:before="20" w:after="20" w:line="360" w:lineRule="atLeast"/>
+        <w:rPr>
+          <w:rFonts w:ascii="Segoe UI" w:hAnsi="Segoe UI" w:cs="Segoe UI"/>
+          <w:color w:val="000000"/>
+          <w:sz w:val="24"/>
+          <w:szCs w:val="24"/>
+        </w:rPr>
+      </w:pPr>
+      <w:r>
+        <w:rPr>
+          <w:rFonts w:ascii="Segoe UI" w:hAnsi="Segoe UI" w:cs="Segoe UI"/>
+          <w:color w:val="000000"/>
+          <w:sz w:val="24"/>
+          <w:szCs w:val="24"/>
+        </w:rPr>
+        <w:t>Static methods</w:t>
       </w:r>
     </w:p>
     <w:p>
@@ -7981,43 +7880,61 @@
           <w:szCs w:val="24"/>
         </w:rPr>
       </w:pPr>
-    </w:p>
-    <w:p>
-      <w:pPr>
-        <w:tabs>
-          <w:tab w:val="left" w:pos="916"/>
-          <w:tab w:val="left" w:pos="1832"/>
-          <w:tab w:val="left" w:pos="2748"/>
-          <w:tab w:val="left" w:pos="3664"/>
-          <w:tab w:val="left" w:pos="4580"/>
-          <w:tab w:val="left" w:pos="5496"/>
-          <w:tab w:val="left" w:pos="6412"/>
-          <w:tab w:val="left" w:pos="7328"/>
-          <w:tab w:val="left" w:pos="8244"/>
-          <w:tab w:val="left" w:pos="9160"/>
-          <w:tab w:val="left" w:pos="10076"/>
-          <w:tab w:val="left" w:pos="10992"/>
-          <w:tab w:val="left" w:pos="11908"/>
-          <w:tab w:val="left" w:pos="12824"/>
-          <w:tab w:val="left" w:pos="13740"/>
-          <w:tab w:val="left" w:pos="14656"/>
-        </w:tabs>
-        <w:spacing w:before="20" w:after="20" w:line="360" w:lineRule="atLeast"/>
-        <w:rPr>
-          <w:rFonts w:ascii="Segoe UI" w:hAnsi="Segoe UI" w:cs="Segoe UI"/>
-          <w:color w:val="000000"/>
-          <w:sz w:val="24"/>
-          <w:szCs w:val="24"/>
-        </w:rPr>
-      </w:pPr>
-      <w:r>
-        <w:rPr>
-          <w:rFonts w:ascii="Segoe UI" w:hAnsi="Segoe UI" w:cs="Segoe UI"/>
-          <w:color w:val="000000"/>
-          <w:sz w:val="24"/>
-          <w:szCs w:val="24"/>
-        </w:rPr>
-        <w:t>Main methods</w:t>
+      <w:r>
+        <w:rPr>
+          <w:rFonts w:ascii="Segoe UI" w:hAnsi="Segoe UI" w:cs="Segoe UI"/>
+          <w:color w:val="000000"/>
+          <w:sz w:val="24"/>
+          <w:szCs w:val="24"/>
+        </w:rPr>
+        <w:t>Static methods are the methods in Java that can be called without creating an object of class. They are referenced by the class name itself </w:t>
+      </w:r>
+      <w:r>
+        <w:rPr>
+          <w:rFonts w:ascii="Segoe UI" w:hAnsi="Segoe UI" w:cs="Segoe UI"/>
+          <w:color w:val="000000"/>
+          <w:sz w:val="24"/>
+          <w:szCs w:val="24"/>
+        </w:rPr>
+        <w:t>or reference to the object of that class</w:t>
+      </w:r>
+    </w:p>
+    <w:p>
+      <w:pPr>
+        <w:tabs>
+          <w:tab w:val="left" w:pos="916"/>
+          <w:tab w:val="left" w:pos="1832"/>
+          <w:tab w:val="left" w:pos="2748"/>
+          <w:tab w:val="left" w:pos="3664"/>
+          <w:tab w:val="left" w:pos="4580"/>
+          <w:tab w:val="left" w:pos="5496"/>
+          <w:tab w:val="left" w:pos="6412"/>
+          <w:tab w:val="left" w:pos="7328"/>
+          <w:tab w:val="left" w:pos="8244"/>
+          <w:tab w:val="left" w:pos="9160"/>
+          <w:tab w:val="left" w:pos="10076"/>
+          <w:tab w:val="left" w:pos="10992"/>
+          <w:tab w:val="left" w:pos="11908"/>
+          <w:tab w:val="left" w:pos="12824"/>
+          <w:tab w:val="left" w:pos="13740"/>
+          <w:tab w:val="left" w:pos="14656"/>
+        </w:tabs>
+        <w:spacing w:before="20" w:after="20" w:line="360" w:lineRule="atLeast"/>
+        <w:rPr>
+          <w:rFonts w:ascii="Segoe UI" w:hAnsi="Segoe UI" w:cs="Segoe UI"/>
+          <w:color w:val="000000"/>
+          <w:sz w:val="24"/>
+          <w:szCs w:val="24"/>
+        </w:rPr>
+      </w:pPr>
+      <w:r>
+        <w:rPr>
+          <w:rFonts w:ascii="Segoe UI" w:hAnsi="Segoe UI" w:cs="Segoe UI"/>
+          <w:color w:val="000000"/>
+          <w:sz w:val="24"/>
+          <w:szCs w:val="24"/>
+        </w:rPr>
+        <w:t>Factory methods</w:t>
       </w:r>
     </w:p>
     <w:p>
@@ -8089,7 +8006,7 @@
           <w:sz w:val="24"/>
           <w:szCs w:val="24"/>
         </w:rPr>
-        <w:t>Method parameters</w:t>
+        <w:t>Main methods</w:t>
       </w:r>
     </w:p>
     <w:p>
@@ -8125,23 +8042,43 @@
           <w:szCs w:val="24"/>
         </w:rPr>
       </w:pPr>
-      <w:r>
-        <w:rPr>
-          <w:rFonts w:ascii="Segoe UI" w:hAnsi="Segoe UI" w:cs="Segoe UI"/>
-          <w:color w:val="000000"/>
-          <w:sz w:val="24"/>
-          <w:szCs w:val="24"/>
-        </w:rPr>
-        <w:t>This demonstrates that the Java programming language does not use call by reference for objects. Instead, </w:t>
-      </w:r>
-      <w:r>
-        <w:rPr>
-          <w:i/>
-          <w:iCs/>
-          <w:sz w:val="24"/>
-          <w:szCs w:val="24"/>
-        </w:rPr>
-        <w:t>object references are passed by value.</w:t>
+    </w:p>
+    <w:p>
+      <w:pPr>
+        <w:tabs>
+          <w:tab w:val="left" w:pos="916"/>
+          <w:tab w:val="left" w:pos="1832"/>
+          <w:tab w:val="left" w:pos="2748"/>
+          <w:tab w:val="left" w:pos="3664"/>
+          <w:tab w:val="left" w:pos="4580"/>
+          <w:tab w:val="left" w:pos="5496"/>
+          <w:tab w:val="left" w:pos="6412"/>
+          <w:tab w:val="left" w:pos="7328"/>
+          <w:tab w:val="left" w:pos="8244"/>
+          <w:tab w:val="left" w:pos="9160"/>
+          <w:tab w:val="left" w:pos="10076"/>
+          <w:tab w:val="left" w:pos="10992"/>
+          <w:tab w:val="left" w:pos="11908"/>
+          <w:tab w:val="left" w:pos="12824"/>
+          <w:tab w:val="left" w:pos="13740"/>
+          <w:tab w:val="left" w:pos="14656"/>
+        </w:tabs>
+        <w:spacing w:before="20" w:after="20" w:line="360" w:lineRule="atLeast"/>
+        <w:rPr>
+          <w:rFonts w:ascii="Segoe UI" w:hAnsi="Segoe UI" w:cs="Segoe UI"/>
+          <w:color w:val="000000"/>
+          <w:sz w:val="24"/>
+          <w:szCs w:val="24"/>
+        </w:rPr>
+      </w:pPr>
+      <w:r>
+        <w:rPr>
+          <w:rFonts w:ascii="Segoe UI" w:hAnsi="Segoe UI" w:cs="Segoe UI"/>
+          <w:color w:val="000000"/>
+          <w:sz w:val="24"/>
+          <w:szCs w:val="24"/>
+        </w:rPr>
+        <w:t>Method parameters</w:t>
       </w:r>
     </w:p>
     <w:p>
@@ -8184,27 +8121,7 @@
           <w:sz w:val="24"/>
           <w:szCs w:val="24"/>
         </w:rPr>
-        <w:lastRenderedPageBreak/>
-        <w:t>A method cannot modify a parameter of a primitive type (that is, numbers or </w:t>
-      </w:r>
-      <w:proofErr w:type="spellStart"/>
-      <w:r>
-        <w:rPr>
-          <w:rFonts w:ascii="Segoe UI" w:hAnsi="Segoe UI" w:cs="Segoe UI"/>
-          <w:sz w:val="24"/>
-          <w:szCs w:val="24"/>
-        </w:rPr>
-        <w:t>boolean</w:t>
-      </w:r>
-      <w:proofErr w:type="spellEnd"/>
-      <w:r>
-        <w:rPr>
-          <w:rFonts w:ascii="Segoe UI" w:hAnsi="Segoe UI" w:cs="Segoe UI"/>
-          <w:color w:val="000000"/>
-          <w:sz w:val="24"/>
-          <w:szCs w:val="24"/>
-        </w:rPr>
-        <w:t> values).</w:t>
+        <w:t>Two kind of method parameter: primitive types and object references</w:t>
       </w:r>
     </w:p>
     <w:p>
@@ -8247,7 +8164,7 @@
           <w:sz w:val="24"/>
           <w:szCs w:val="24"/>
         </w:rPr>
-        <w:t>A method can change the </w:t>
+        <w:t>This demonstrates that the Java programming language does not use call by reference for objects. Instead, </w:t>
       </w:r>
       <w:r>
         <w:rPr>
@@ -8256,16 +8173,7 @@
           <w:sz w:val="24"/>
           <w:szCs w:val="24"/>
         </w:rPr>
-        <w:t>state</w:t>
-      </w:r>
-      <w:r>
-        <w:rPr>
-          <w:rFonts w:ascii="Segoe UI" w:hAnsi="Segoe UI" w:cs="Segoe UI"/>
-          <w:color w:val="000000"/>
-          <w:sz w:val="24"/>
-          <w:szCs w:val="24"/>
-        </w:rPr>
-        <w:t> of an object parameter.</w:t>
+        <w:t>object references are passed by value.</w:t>
       </w:r>
     </w:p>
     <w:p>
@@ -8308,45 +8216,27 @@
           <w:sz w:val="24"/>
           <w:szCs w:val="24"/>
         </w:rPr>
-        <w:t>A method cannot make an object parameter refer to a new object.</w:t>
-      </w:r>
-    </w:p>
-    <w:p>
-      <w:pPr>
-        <w:tabs>
-          <w:tab w:val="left" w:pos="916"/>
-          <w:tab w:val="left" w:pos="1832"/>
-          <w:tab w:val="left" w:pos="2748"/>
-          <w:tab w:val="left" w:pos="3664"/>
-          <w:tab w:val="left" w:pos="4580"/>
-          <w:tab w:val="left" w:pos="5496"/>
-          <w:tab w:val="left" w:pos="6412"/>
-          <w:tab w:val="left" w:pos="7328"/>
-          <w:tab w:val="left" w:pos="8244"/>
-          <w:tab w:val="left" w:pos="9160"/>
-          <w:tab w:val="left" w:pos="10076"/>
-          <w:tab w:val="left" w:pos="10992"/>
-          <w:tab w:val="left" w:pos="11908"/>
-          <w:tab w:val="left" w:pos="12824"/>
-          <w:tab w:val="left" w:pos="13740"/>
-          <w:tab w:val="left" w:pos="14656"/>
-        </w:tabs>
-        <w:spacing w:before="20" w:after="20" w:line="360" w:lineRule="atLeast"/>
-        <w:rPr>
-          <w:rFonts w:ascii="Segoe UI" w:hAnsi="Segoe UI" w:cs="Segoe UI"/>
-          <w:color w:val="000000"/>
-          <w:sz w:val="24"/>
-          <w:szCs w:val="24"/>
-        </w:rPr>
-      </w:pPr>
-      <w:r>
-        <w:rPr>
-          <w:rFonts w:ascii="Segoe UI" w:hAnsi="Segoe UI" w:cs="Segoe UI"/>
-          <w:color w:val="000000"/>
-          <w:sz w:val="24"/>
-          <w:szCs w:val="24"/>
-        </w:rPr>
-        <w:t>Overloading</w:t>
+        <w:lastRenderedPageBreak/>
+        <w:t>A method cannot modify a parameter of a primitive type (that is, numbers or </w:t>
+      </w:r>
+      <w:proofErr w:type="spellStart"/>
+      <w:r>
+        <w:rPr>
+          <w:rFonts w:ascii="Segoe UI" w:hAnsi="Segoe UI" w:cs="Segoe UI"/>
+          <w:sz w:val="24"/>
+          <w:szCs w:val="24"/>
+        </w:rPr>
+        <w:t>boolean</w:t>
+      </w:r>
+      <w:proofErr w:type="spellEnd"/>
+      <w:r>
+        <w:rPr>
+          <w:rFonts w:ascii="Segoe UI" w:hAnsi="Segoe UI" w:cs="Segoe UI"/>
+          <w:color w:val="000000"/>
+          <w:sz w:val="24"/>
+          <w:szCs w:val="24"/>
+        </w:rPr>
+        <w:t> values).</w:t>
       </w:r>
     </w:p>
     <w:p>
@@ -8389,27 +8279,25 @@
           <w:sz w:val="24"/>
           <w:szCs w:val="24"/>
         </w:rPr>
-        <w:t xml:space="preserve">var messages = new </w:t>
-      </w:r>
-      <w:proofErr w:type="gramStart"/>
-      <w:r>
-        <w:rPr>
-          <w:rFonts w:ascii="Segoe UI" w:hAnsi="Segoe UI" w:cs="Segoe UI"/>
-          <w:color w:val="000000"/>
-          <w:sz w:val="24"/>
-          <w:szCs w:val="24"/>
-        </w:rPr>
-        <w:t>StringBuilder(</w:t>
-      </w:r>
-      <w:proofErr w:type="gramEnd"/>
-      <w:r>
-        <w:rPr>
-          <w:rFonts w:ascii="Segoe UI" w:hAnsi="Segoe UI" w:cs="Segoe UI"/>
-          <w:color w:val="000000"/>
-          <w:sz w:val="24"/>
-          <w:szCs w:val="24"/>
-        </w:rPr>
-        <w:t>);</w:t>
+        <w:t>A method can change the </w:t>
+      </w:r>
+      <w:r>
+        <w:rPr>
+          <w:i/>
+          <w:iCs/>
+          <w:sz w:val="24"/>
+          <w:szCs w:val="24"/>
+        </w:rPr>
+        <w:t>state</w:t>
+      </w:r>
+      <w:r>
+        <w:rPr>
+          <w:rFonts w:ascii="Segoe UI" w:hAnsi="Segoe UI" w:cs="Segoe UI"/>
+          <w:color w:val="000000"/>
+          <w:sz w:val="24"/>
+          <w:szCs w:val="24"/>
+        </w:rPr>
+        <w:t> of an object parameter.</w:t>
       </w:r>
     </w:p>
     <w:p>
@@ -8452,47 +8340,64 @@
           <w:sz w:val="24"/>
           <w:szCs w:val="24"/>
         </w:rPr>
-        <w:t xml:space="preserve">var </w:t>
-      </w:r>
-      <w:proofErr w:type="spellStart"/>
-      <w:r>
-        <w:rPr>
-          <w:rFonts w:ascii="Segoe UI" w:hAnsi="Segoe UI" w:cs="Segoe UI"/>
-          <w:color w:val="000000"/>
-          <w:sz w:val="24"/>
-          <w:szCs w:val="24"/>
-        </w:rPr>
-        <w:t>todoList</w:t>
-      </w:r>
-      <w:proofErr w:type="spellEnd"/>
-      <w:r>
-        <w:rPr>
-          <w:rFonts w:ascii="Segoe UI" w:hAnsi="Segoe UI" w:cs="Segoe UI"/>
-          <w:color w:val="000000"/>
-          <w:sz w:val="24"/>
-          <w:szCs w:val="24"/>
-        </w:rPr>
-        <w:t xml:space="preserve"> = new </w:t>
-      </w:r>
-      <w:proofErr w:type="gramStart"/>
-      <w:r>
-        <w:rPr>
-          <w:rFonts w:ascii="Segoe UI" w:hAnsi="Segoe UI" w:cs="Segoe UI"/>
-          <w:color w:val="000000"/>
-          <w:sz w:val="24"/>
-          <w:szCs w:val="24"/>
-        </w:rPr>
-        <w:t>StringBuilder(</w:t>
-      </w:r>
-      <w:proofErr w:type="gramEnd"/>
-      <w:r>
-        <w:rPr>
-          <w:rFonts w:ascii="Segoe UI" w:hAnsi="Segoe UI" w:cs="Segoe UI"/>
-          <w:color w:val="000000"/>
-          <w:sz w:val="24"/>
-          <w:szCs w:val="24"/>
-        </w:rPr>
-        <w:t>'To do:\n');</w:t>
+        <w:t>A method cannot make an object parameter refer to a new object.</w:t>
+      </w:r>
+    </w:p>
+    <w:p>
+      <w:pPr>
+        <w:pStyle w:val="ListParagraph"/>
+        <w:tabs>
+          <w:tab w:val="left" w:pos="916"/>
+          <w:tab w:val="left" w:pos="1832"/>
+          <w:tab w:val="left" w:pos="2748"/>
+          <w:tab w:val="left" w:pos="3664"/>
+          <w:tab w:val="left" w:pos="4580"/>
+          <w:tab w:val="left" w:pos="5496"/>
+          <w:tab w:val="left" w:pos="6412"/>
+          <w:tab w:val="left" w:pos="7328"/>
+          <w:tab w:val="left" w:pos="8244"/>
+          <w:tab w:val="left" w:pos="9160"/>
+          <w:tab w:val="left" w:pos="10076"/>
+          <w:tab w:val="left" w:pos="10992"/>
+          <w:tab w:val="left" w:pos="11908"/>
+          <w:tab w:val="left" w:pos="12824"/>
+          <w:tab w:val="left" w:pos="13740"/>
+          <w:tab w:val="left" w:pos="14656"/>
+        </w:tabs>
+        <w:spacing w:before="20" w:after="20" w:line="360" w:lineRule="atLeast"/>
+        <w:rPr>
+          <w:rFonts w:ascii="Segoe UI" w:hAnsi="Segoe UI" w:cs="Segoe UI"/>
+          <w:color w:val="000000"/>
+          <w:sz w:val="24"/>
+          <w:szCs w:val="24"/>
+        </w:rPr>
+      </w:pPr>
+      <w:r>
+        <w:rPr>
+          <w:rFonts w:ascii="Segoe UI" w:hAnsi="Segoe UI" w:cs="Segoe UI"/>
+          <w:color w:val="000000"/>
+          <w:sz w:val="24"/>
+          <w:szCs w:val="24"/>
+        </w:rPr>
+        <w:t xml:space="preserve">You have seen that it is impossible for a method to change a primitive type parameter. </w:t>
+      </w:r>
+      <w:r>
+        <w:rPr>
+          <w:rFonts w:ascii="Segoe UI" w:hAnsi="Segoe UI" w:cs="Segoe UI"/>
+          <w:color w:val="000000"/>
+          <w:sz w:val="24"/>
+          <w:szCs w:val="24"/>
+        </w:rPr>
+        <w:t xml:space="preserve"> </w:t>
+      </w:r>
+      <w:r>
+        <w:rPr>
+          <w:rFonts w:ascii="Segoe UI" w:hAnsi="Segoe UI" w:cs="Segoe UI"/>
+          <w:color w:val="000000"/>
+          <w:sz w:val="24"/>
+          <w:szCs w:val="24"/>
+        </w:rPr>
+        <w:t xml:space="preserve">The situation is different for object parameters. </w:t>
       </w:r>
     </w:p>
     <w:p>
@@ -8535,6 +8440,460 @@
           <w:sz w:val="24"/>
           <w:szCs w:val="24"/>
         </w:rPr>
+        <w:t>You can easily implement a method that triples the salary of an employee:</w:t>
+      </w:r>
+    </w:p>
+    <w:p>
+      <w:pPr>
+        <w:pStyle w:val="ListParagraph"/>
+        <w:tabs>
+          <w:tab w:val="left" w:pos="916"/>
+          <w:tab w:val="left" w:pos="1832"/>
+          <w:tab w:val="left" w:pos="2748"/>
+          <w:tab w:val="left" w:pos="3664"/>
+          <w:tab w:val="left" w:pos="4580"/>
+          <w:tab w:val="left" w:pos="5496"/>
+          <w:tab w:val="left" w:pos="6412"/>
+          <w:tab w:val="left" w:pos="7328"/>
+          <w:tab w:val="left" w:pos="8244"/>
+          <w:tab w:val="left" w:pos="9160"/>
+          <w:tab w:val="left" w:pos="10076"/>
+          <w:tab w:val="left" w:pos="10992"/>
+          <w:tab w:val="left" w:pos="11908"/>
+          <w:tab w:val="left" w:pos="12824"/>
+          <w:tab w:val="left" w:pos="13740"/>
+          <w:tab w:val="left" w:pos="14656"/>
+        </w:tabs>
+        <w:spacing w:before="20" w:after="20" w:line="360" w:lineRule="atLeast"/>
+        <w:rPr>
+          <w:rFonts w:ascii="Segoe UI" w:hAnsi="Segoe UI" w:cs="Segoe UI"/>
+          <w:color w:val="000000"/>
+          <w:sz w:val="24"/>
+          <w:szCs w:val="24"/>
+        </w:rPr>
+      </w:pPr>
+      <w:r>
+        <w:rPr>
+          <w:rFonts w:ascii="Segoe UI" w:hAnsi="Segoe UI" w:cs="Segoe UI"/>
+          <w:color w:val="000000"/>
+          <w:sz w:val="24"/>
+          <w:szCs w:val="24"/>
+        </w:rPr>
+        <w:t xml:space="preserve">public static void </w:t>
+      </w:r>
+      <w:proofErr w:type="spellStart"/>
+      <w:proofErr w:type="gramStart"/>
+      <w:r>
+        <w:rPr>
+          <w:rFonts w:ascii="Segoe UI" w:hAnsi="Segoe UI" w:cs="Segoe UI"/>
+          <w:color w:val="000000"/>
+          <w:sz w:val="24"/>
+          <w:szCs w:val="24"/>
+        </w:rPr>
+        <w:t>tripleSalary</w:t>
+      </w:r>
+      <w:proofErr w:type="spellEnd"/>
+      <w:r>
+        <w:rPr>
+          <w:rFonts w:ascii="Segoe UI" w:hAnsi="Segoe UI" w:cs="Segoe UI"/>
+          <w:color w:val="000000"/>
+          <w:sz w:val="24"/>
+          <w:szCs w:val="24"/>
+        </w:rPr>
+        <w:t>(</w:t>
+      </w:r>
+      <w:proofErr w:type="gramEnd"/>
+      <w:r>
+        <w:rPr>
+          <w:rFonts w:ascii="Segoe UI" w:hAnsi="Segoe UI" w:cs="Segoe UI"/>
+          <w:color w:val="000000"/>
+          <w:sz w:val="24"/>
+          <w:szCs w:val="24"/>
+        </w:rPr>
+        <w:t>Employee x) // works</w:t>
+      </w:r>
+    </w:p>
+    <w:p>
+      <w:pPr>
+        <w:pStyle w:val="ListParagraph"/>
+        <w:tabs>
+          <w:tab w:val="left" w:pos="916"/>
+          <w:tab w:val="left" w:pos="1832"/>
+          <w:tab w:val="left" w:pos="2748"/>
+          <w:tab w:val="left" w:pos="3664"/>
+          <w:tab w:val="left" w:pos="4580"/>
+          <w:tab w:val="left" w:pos="5496"/>
+          <w:tab w:val="left" w:pos="6412"/>
+          <w:tab w:val="left" w:pos="7328"/>
+          <w:tab w:val="left" w:pos="8244"/>
+          <w:tab w:val="left" w:pos="9160"/>
+          <w:tab w:val="left" w:pos="10076"/>
+          <w:tab w:val="left" w:pos="10992"/>
+          <w:tab w:val="left" w:pos="11908"/>
+          <w:tab w:val="left" w:pos="12824"/>
+          <w:tab w:val="left" w:pos="13740"/>
+          <w:tab w:val="left" w:pos="14656"/>
+        </w:tabs>
+        <w:spacing w:before="20" w:after="20" w:line="360" w:lineRule="atLeast"/>
+        <w:rPr>
+          <w:rFonts w:ascii="Segoe UI" w:hAnsi="Segoe UI" w:cs="Segoe UI"/>
+          <w:color w:val="000000"/>
+          <w:sz w:val="24"/>
+          <w:szCs w:val="24"/>
+        </w:rPr>
+      </w:pPr>
+      <w:r>
+        <w:rPr>
+          <w:rFonts w:ascii="Segoe UI" w:hAnsi="Segoe UI" w:cs="Segoe UI"/>
+          <w:color w:val="000000"/>
+          <w:sz w:val="24"/>
+          <w:szCs w:val="24"/>
+        </w:rPr>
+        <w:t xml:space="preserve"> {</w:t>
+      </w:r>
+    </w:p>
+    <w:p>
+      <w:pPr>
+        <w:pStyle w:val="ListParagraph"/>
+        <w:tabs>
+          <w:tab w:val="left" w:pos="916"/>
+          <w:tab w:val="left" w:pos="1832"/>
+          <w:tab w:val="left" w:pos="2748"/>
+          <w:tab w:val="left" w:pos="3664"/>
+          <w:tab w:val="left" w:pos="4580"/>
+          <w:tab w:val="left" w:pos="5496"/>
+          <w:tab w:val="left" w:pos="6412"/>
+          <w:tab w:val="left" w:pos="7328"/>
+          <w:tab w:val="left" w:pos="8244"/>
+          <w:tab w:val="left" w:pos="9160"/>
+          <w:tab w:val="left" w:pos="10076"/>
+          <w:tab w:val="left" w:pos="10992"/>
+          <w:tab w:val="left" w:pos="11908"/>
+          <w:tab w:val="left" w:pos="12824"/>
+          <w:tab w:val="left" w:pos="13740"/>
+          <w:tab w:val="left" w:pos="14656"/>
+        </w:tabs>
+        <w:spacing w:before="20" w:after="20" w:line="360" w:lineRule="atLeast"/>
+        <w:rPr>
+          <w:rFonts w:ascii="Segoe UI" w:hAnsi="Segoe UI" w:cs="Segoe UI"/>
+          <w:color w:val="000000"/>
+          <w:sz w:val="24"/>
+          <w:szCs w:val="24"/>
+        </w:rPr>
+      </w:pPr>
+      <w:r>
+        <w:rPr>
+          <w:rFonts w:ascii="Segoe UI" w:hAnsi="Segoe UI" w:cs="Segoe UI"/>
+          <w:color w:val="000000"/>
+          <w:sz w:val="24"/>
+          <w:szCs w:val="24"/>
+        </w:rPr>
+        <w:t xml:space="preserve">     </w:t>
+      </w:r>
+      <w:proofErr w:type="spellStart"/>
+      <w:r>
+        <w:rPr>
+          <w:rFonts w:ascii="Segoe UI" w:hAnsi="Segoe UI" w:cs="Segoe UI"/>
+          <w:color w:val="000000"/>
+          <w:sz w:val="24"/>
+          <w:szCs w:val="24"/>
+        </w:rPr>
+        <w:t>x.</w:t>
+      </w:r>
+      <w:proofErr w:type="gramStart"/>
+      <w:r>
+        <w:rPr>
+          <w:rFonts w:ascii="Segoe UI" w:hAnsi="Segoe UI" w:cs="Segoe UI"/>
+          <w:color w:val="000000"/>
+          <w:sz w:val="24"/>
+          <w:szCs w:val="24"/>
+        </w:rPr>
+        <w:t>raiseSalary</w:t>
+      </w:r>
+      <w:proofErr w:type="spellEnd"/>
+      <w:r>
+        <w:rPr>
+          <w:rFonts w:ascii="Segoe UI" w:hAnsi="Segoe UI" w:cs="Segoe UI"/>
+          <w:color w:val="000000"/>
+          <w:sz w:val="24"/>
+          <w:szCs w:val="24"/>
+        </w:rPr>
+        <w:t>(</w:t>
+      </w:r>
+      <w:proofErr w:type="gramEnd"/>
+      <w:r>
+        <w:rPr>
+          <w:rFonts w:ascii="Segoe UI" w:hAnsi="Segoe UI" w:cs="Segoe UI"/>
+          <w:color w:val="000000"/>
+          <w:sz w:val="24"/>
+          <w:szCs w:val="24"/>
+        </w:rPr>
+        <w:t>200);</w:t>
+      </w:r>
+    </w:p>
+    <w:p>
+      <w:pPr>
+        <w:pStyle w:val="ListParagraph"/>
+        <w:tabs>
+          <w:tab w:val="left" w:pos="916"/>
+          <w:tab w:val="left" w:pos="1832"/>
+          <w:tab w:val="left" w:pos="2748"/>
+          <w:tab w:val="left" w:pos="3664"/>
+          <w:tab w:val="left" w:pos="4580"/>
+          <w:tab w:val="left" w:pos="5496"/>
+          <w:tab w:val="left" w:pos="6412"/>
+          <w:tab w:val="left" w:pos="7328"/>
+          <w:tab w:val="left" w:pos="8244"/>
+          <w:tab w:val="left" w:pos="9160"/>
+          <w:tab w:val="left" w:pos="10076"/>
+          <w:tab w:val="left" w:pos="10992"/>
+          <w:tab w:val="left" w:pos="11908"/>
+          <w:tab w:val="left" w:pos="12824"/>
+          <w:tab w:val="left" w:pos="13740"/>
+          <w:tab w:val="left" w:pos="14656"/>
+        </w:tabs>
+        <w:spacing w:before="20" w:after="20" w:line="360" w:lineRule="atLeast"/>
+        <w:rPr>
+          <w:rFonts w:ascii="Segoe UI" w:hAnsi="Segoe UI" w:cs="Segoe UI"/>
+          <w:color w:val="000000"/>
+          <w:sz w:val="24"/>
+          <w:szCs w:val="24"/>
+        </w:rPr>
+      </w:pPr>
+      <w:r>
+        <w:rPr>
+          <w:rFonts w:ascii="Segoe UI" w:hAnsi="Segoe UI" w:cs="Segoe UI"/>
+          <w:color w:val="000000"/>
+          <w:sz w:val="24"/>
+          <w:szCs w:val="24"/>
+        </w:rPr>
+        <w:t xml:space="preserve"> }</w:t>
+      </w:r>
+    </w:p>
+    <w:p>
+      <w:pPr>
+        <w:tabs>
+          <w:tab w:val="left" w:pos="916"/>
+          <w:tab w:val="left" w:pos="1832"/>
+          <w:tab w:val="left" w:pos="2748"/>
+          <w:tab w:val="left" w:pos="3664"/>
+          <w:tab w:val="left" w:pos="4580"/>
+          <w:tab w:val="left" w:pos="5496"/>
+          <w:tab w:val="left" w:pos="6412"/>
+          <w:tab w:val="left" w:pos="7328"/>
+          <w:tab w:val="left" w:pos="8244"/>
+          <w:tab w:val="left" w:pos="9160"/>
+          <w:tab w:val="left" w:pos="10076"/>
+          <w:tab w:val="left" w:pos="10992"/>
+          <w:tab w:val="left" w:pos="11908"/>
+          <w:tab w:val="left" w:pos="12824"/>
+          <w:tab w:val="left" w:pos="13740"/>
+          <w:tab w:val="left" w:pos="14656"/>
+        </w:tabs>
+        <w:spacing w:before="20" w:after="20" w:line="360" w:lineRule="atLeast"/>
+        <w:rPr>
+          <w:rFonts w:ascii="Segoe UI" w:hAnsi="Segoe UI" w:cs="Segoe UI"/>
+          <w:color w:val="000000"/>
+          <w:sz w:val="24"/>
+          <w:szCs w:val="24"/>
+        </w:rPr>
+      </w:pPr>
+      <w:r>
+        <w:rPr>
+          <w:rFonts w:ascii="Segoe UI" w:hAnsi="Segoe UI" w:cs="Segoe UI"/>
+          <w:color w:val="000000"/>
+          <w:sz w:val="24"/>
+          <w:szCs w:val="24"/>
+        </w:rPr>
+        <w:t>Overloading</w:t>
+      </w:r>
+    </w:p>
+    <w:p>
+      <w:pPr>
+        <w:pStyle w:val="ListParagraph"/>
+        <w:numPr>
+          <w:ilvl w:val="0"/>
+          <w:numId w:val="1"/>
+        </w:numPr>
+        <w:tabs>
+          <w:tab w:val="left" w:pos="916"/>
+          <w:tab w:val="left" w:pos="1832"/>
+          <w:tab w:val="left" w:pos="2748"/>
+          <w:tab w:val="left" w:pos="3664"/>
+          <w:tab w:val="left" w:pos="4580"/>
+          <w:tab w:val="left" w:pos="5496"/>
+          <w:tab w:val="left" w:pos="6412"/>
+          <w:tab w:val="left" w:pos="7328"/>
+          <w:tab w:val="left" w:pos="8244"/>
+          <w:tab w:val="left" w:pos="9160"/>
+          <w:tab w:val="left" w:pos="10076"/>
+          <w:tab w:val="left" w:pos="10992"/>
+          <w:tab w:val="left" w:pos="11908"/>
+          <w:tab w:val="left" w:pos="12824"/>
+          <w:tab w:val="left" w:pos="13740"/>
+          <w:tab w:val="left" w:pos="14656"/>
+        </w:tabs>
+        <w:spacing w:before="20" w:after="20" w:line="360" w:lineRule="atLeast"/>
+        <w:rPr>
+          <w:rFonts w:ascii="Segoe UI" w:hAnsi="Segoe UI" w:cs="Segoe UI"/>
+          <w:color w:val="000000"/>
+          <w:sz w:val="24"/>
+          <w:szCs w:val="24"/>
+        </w:rPr>
+      </w:pPr>
+      <w:r>
+        <w:rPr>
+          <w:rFonts w:ascii="Segoe UI" w:hAnsi="Segoe UI" w:cs="Segoe UI"/>
+          <w:color w:val="000000"/>
+          <w:sz w:val="24"/>
+          <w:szCs w:val="24"/>
+        </w:rPr>
+        <w:t xml:space="preserve">var messages = new </w:t>
+      </w:r>
+      <w:proofErr w:type="gramStart"/>
+      <w:r>
+        <w:rPr>
+          <w:rFonts w:ascii="Segoe UI" w:hAnsi="Segoe UI" w:cs="Segoe UI"/>
+          <w:color w:val="000000"/>
+          <w:sz w:val="24"/>
+          <w:szCs w:val="24"/>
+        </w:rPr>
+        <w:t>StringBuilder(</w:t>
+      </w:r>
+      <w:proofErr w:type="gramEnd"/>
+      <w:r>
+        <w:rPr>
+          <w:rFonts w:ascii="Segoe UI" w:hAnsi="Segoe UI" w:cs="Segoe UI"/>
+          <w:color w:val="000000"/>
+          <w:sz w:val="24"/>
+          <w:szCs w:val="24"/>
+        </w:rPr>
+        <w:t>);</w:t>
+      </w:r>
+    </w:p>
+    <w:p>
+      <w:pPr>
+        <w:pStyle w:val="ListParagraph"/>
+        <w:numPr>
+          <w:ilvl w:val="0"/>
+          <w:numId w:val="1"/>
+        </w:numPr>
+        <w:tabs>
+          <w:tab w:val="left" w:pos="916"/>
+          <w:tab w:val="left" w:pos="1832"/>
+          <w:tab w:val="left" w:pos="2748"/>
+          <w:tab w:val="left" w:pos="3664"/>
+          <w:tab w:val="left" w:pos="4580"/>
+          <w:tab w:val="left" w:pos="5496"/>
+          <w:tab w:val="left" w:pos="6412"/>
+          <w:tab w:val="left" w:pos="7328"/>
+          <w:tab w:val="left" w:pos="8244"/>
+          <w:tab w:val="left" w:pos="9160"/>
+          <w:tab w:val="left" w:pos="10076"/>
+          <w:tab w:val="left" w:pos="10992"/>
+          <w:tab w:val="left" w:pos="11908"/>
+          <w:tab w:val="left" w:pos="12824"/>
+          <w:tab w:val="left" w:pos="13740"/>
+          <w:tab w:val="left" w:pos="14656"/>
+        </w:tabs>
+        <w:spacing w:before="20" w:after="20" w:line="360" w:lineRule="atLeast"/>
+        <w:rPr>
+          <w:rFonts w:ascii="Segoe UI" w:hAnsi="Segoe UI" w:cs="Segoe UI"/>
+          <w:color w:val="000000"/>
+          <w:sz w:val="24"/>
+          <w:szCs w:val="24"/>
+        </w:rPr>
+      </w:pPr>
+      <w:r>
+        <w:rPr>
+          <w:rFonts w:ascii="Segoe UI" w:hAnsi="Segoe UI" w:cs="Segoe UI"/>
+          <w:color w:val="000000"/>
+          <w:sz w:val="24"/>
+          <w:szCs w:val="24"/>
+        </w:rPr>
+        <w:t xml:space="preserve">var </w:t>
+      </w:r>
+      <w:proofErr w:type="spellStart"/>
+      <w:r>
+        <w:rPr>
+          <w:rFonts w:ascii="Segoe UI" w:hAnsi="Segoe UI" w:cs="Segoe UI"/>
+          <w:color w:val="000000"/>
+          <w:sz w:val="24"/>
+          <w:szCs w:val="24"/>
+        </w:rPr>
+        <w:t>todoList</w:t>
+      </w:r>
+      <w:proofErr w:type="spellEnd"/>
+      <w:r>
+        <w:rPr>
+          <w:rFonts w:ascii="Segoe UI" w:hAnsi="Segoe UI" w:cs="Segoe UI"/>
+          <w:color w:val="000000"/>
+          <w:sz w:val="24"/>
+          <w:szCs w:val="24"/>
+        </w:rPr>
+        <w:t xml:space="preserve"> = new </w:t>
+      </w:r>
+      <w:proofErr w:type="gramStart"/>
+      <w:r>
+        <w:rPr>
+          <w:rFonts w:ascii="Segoe UI" w:hAnsi="Segoe UI" w:cs="Segoe UI"/>
+          <w:color w:val="000000"/>
+          <w:sz w:val="24"/>
+          <w:szCs w:val="24"/>
+        </w:rPr>
+        <w:t>StringBuilder(</w:t>
+      </w:r>
+      <w:proofErr w:type="gramEnd"/>
+      <w:r>
+        <w:rPr>
+          <w:rFonts w:ascii="Segoe UI" w:hAnsi="Segoe UI" w:cs="Segoe UI"/>
+          <w:color w:val="000000"/>
+          <w:sz w:val="24"/>
+          <w:szCs w:val="24"/>
+        </w:rPr>
+        <w:t>'To do:\n');</w:t>
+      </w:r>
+    </w:p>
+    <w:p>
+      <w:pPr>
+        <w:pStyle w:val="ListParagraph"/>
+        <w:numPr>
+          <w:ilvl w:val="0"/>
+          <w:numId w:val="1"/>
+        </w:numPr>
+        <w:tabs>
+          <w:tab w:val="left" w:pos="916"/>
+          <w:tab w:val="left" w:pos="1832"/>
+          <w:tab w:val="left" w:pos="2748"/>
+          <w:tab w:val="left" w:pos="3664"/>
+          <w:tab w:val="left" w:pos="4580"/>
+          <w:tab w:val="left" w:pos="5496"/>
+          <w:tab w:val="left" w:pos="6412"/>
+          <w:tab w:val="left" w:pos="7328"/>
+          <w:tab w:val="left" w:pos="8244"/>
+          <w:tab w:val="left" w:pos="9160"/>
+          <w:tab w:val="left" w:pos="10076"/>
+          <w:tab w:val="left" w:pos="10992"/>
+          <w:tab w:val="left" w:pos="11908"/>
+          <w:tab w:val="left" w:pos="12824"/>
+          <w:tab w:val="left" w:pos="13740"/>
+          <w:tab w:val="left" w:pos="14656"/>
+        </w:tabs>
+        <w:spacing w:before="20" w:after="20" w:line="360" w:lineRule="atLeast"/>
+        <w:rPr>
+          <w:rFonts w:ascii="Segoe UI" w:hAnsi="Segoe UI" w:cs="Segoe UI"/>
+          <w:color w:val="000000"/>
+          <w:sz w:val="24"/>
+          <w:szCs w:val="24"/>
+        </w:rPr>
+      </w:pPr>
+      <w:r>
+        <w:rPr>
+          <w:rFonts w:ascii="Segoe UI" w:hAnsi="Segoe UI" w:cs="Segoe UI"/>
+          <w:color w:val="000000"/>
+          <w:sz w:val="24"/>
+          <w:szCs w:val="24"/>
+        </w:rPr>
         <w:t>This capability is called </w:t>
       </w:r>
       <w:r>
@@ -8571,6 +8930,2093 @@
           <w:szCs w:val="24"/>
         </w:rPr>
         <w:t> constructor method) but different parameters.</w:t>
+      </w:r>
+    </w:p>
+    <w:p>
+      <w:pPr>
+        <w:tabs>
+          <w:tab w:val="left" w:pos="916"/>
+          <w:tab w:val="left" w:pos="1832"/>
+          <w:tab w:val="left" w:pos="2748"/>
+          <w:tab w:val="left" w:pos="3664"/>
+          <w:tab w:val="left" w:pos="4580"/>
+          <w:tab w:val="left" w:pos="5496"/>
+          <w:tab w:val="left" w:pos="6412"/>
+          <w:tab w:val="left" w:pos="7328"/>
+          <w:tab w:val="left" w:pos="8244"/>
+          <w:tab w:val="left" w:pos="9160"/>
+          <w:tab w:val="left" w:pos="10076"/>
+          <w:tab w:val="left" w:pos="10992"/>
+          <w:tab w:val="left" w:pos="11908"/>
+          <w:tab w:val="left" w:pos="12824"/>
+          <w:tab w:val="left" w:pos="13740"/>
+          <w:tab w:val="left" w:pos="14656"/>
+        </w:tabs>
+        <w:spacing w:before="20" w:after="20" w:line="360" w:lineRule="atLeast"/>
+        <w:rPr>
+          <w:rFonts w:ascii="Segoe UI" w:hAnsi="Segoe UI" w:cs="Segoe UI"/>
+          <w:color w:val="000000"/>
+          <w:sz w:val="24"/>
+          <w:szCs w:val="24"/>
+        </w:rPr>
+      </w:pPr>
+      <w:r>
+        <w:rPr>
+          <w:rFonts w:ascii="Segoe UI" w:hAnsi="Segoe UI" w:cs="Segoe UI"/>
+          <w:color w:val="000000"/>
+          <w:sz w:val="24"/>
+          <w:szCs w:val="24"/>
+        </w:rPr>
+        <w:t>Default field initialization</w:t>
+      </w:r>
+    </w:p>
+    <w:p>
+      <w:pPr>
+        <w:pStyle w:val="ListParagraph"/>
+        <w:numPr>
+          <w:ilvl w:val="0"/>
+          <w:numId w:val="1"/>
+        </w:numPr>
+        <w:tabs>
+          <w:tab w:val="left" w:pos="916"/>
+          <w:tab w:val="left" w:pos="1832"/>
+          <w:tab w:val="left" w:pos="2748"/>
+          <w:tab w:val="left" w:pos="3664"/>
+          <w:tab w:val="left" w:pos="4580"/>
+          <w:tab w:val="left" w:pos="5496"/>
+          <w:tab w:val="left" w:pos="6412"/>
+          <w:tab w:val="left" w:pos="7328"/>
+          <w:tab w:val="left" w:pos="8244"/>
+          <w:tab w:val="left" w:pos="9160"/>
+          <w:tab w:val="left" w:pos="10076"/>
+          <w:tab w:val="left" w:pos="10992"/>
+          <w:tab w:val="left" w:pos="11908"/>
+          <w:tab w:val="left" w:pos="12824"/>
+          <w:tab w:val="left" w:pos="13740"/>
+          <w:tab w:val="left" w:pos="14656"/>
+        </w:tabs>
+        <w:spacing w:before="20" w:after="20" w:line="360" w:lineRule="atLeast"/>
+        <w:rPr>
+          <w:rFonts w:ascii="Segoe UI" w:hAnsi="Segoe UI" w:cs="Segoe UI"/>
+          <w:color w:val="000000"/>
+          <w:sz w:val="24"/>
+          <w:szCs w:val="24"/>
+        </w:rPr>
+      </w:pPr>
+      <w:r>
+        <w:rPr>
+          <w:rFonts w:ascii="Segoe UI" w:hAnsi="Segoe UI" w:cs="Segoe UI"/>
+          <w:color w:val="000000"/>
+          <w:sz w:val="24"/>
+          <w:szCs w:val="24"/>
+        </w:rPr>
+        <w:t>If you don’t set a field explicitly in a constructor, it is automatically set to a default value: numbers to </w:t>
+      </w:r>
+      <w:r>
+        <w:rPr>
+          <w:rFonts w:ascii="Segoe UI" w:hAnsi="Segoe UI" w:cs="Segoe UI"/>
+          <w:sz w:val="24"/>
+          <w:szCs w:val="24"/>
+        </w:rPr>
+        <w:t>0</w:t>
+      </w:r>
+      <w:r>
+        <w:rPr>
+          <w:rFonts w:ascii="Segoe UI" w:hAnsi="Segoe UI" w:cs="Segoe UI"/>
+          <w:color w:val="000000"/>
+          <w:sz w:val="24"/>
+          <w:szCs w:val="24"/>
+        </w:rPr>
+        <w:t>, </w:t>
+      </w:r>
+      <w:proofErr w:type="spellStart"/>
+      <w:r>
+        <w:rPr>
+          <w:rFonts w:ascii="Segoe UI" w:hAnsi="Segoe UI" w:cs="Segoe UI"/>
+          <w:sz w:val="24"/>
+          <w:szCs w:val="24"/>
+        </w:rPr>
+        <w:t>boolean</w:t>
+      </w:r>
+      <w:proofErr w:type="spellEnd"/>
+      <w:r>
+        <w:rPr>
+          <w:rFonts w:ascii="Segoe UI" w:hAnsi="Segoe UI" w:cs="Segoe UI"/>
+          <w:color w:val="000000"/>
+          <w:sz w:val="24"/>
+          <w:szCs w:val="24"/>
+        </w:rPr>
+        <w:t> values to </w:t>
+      </w:r>
+      <w:r>
+        <w:rPr>
+          <w:rFonts w:ascii="Segoe UI" w:hAnsi="Segoe UI" w:cs="Segoe UI"/>
+          <w:sz w:val="24"/>
+          <w:szCs w:val="24"/>
+        </w:rPr>
+        <w:t>false</w:t>
+      </w:r>
+      <w:r>
+        <w:rPr>
+          <w:rFonts w:ascii="Segoe UI" w:hAnsi="Segoe UI" w:cs="Segoe UI"/>
+          <w:color w:val="000000"/>
+          <w:sz w:val="24"/>
+          <w:szCs w:val="24"/>
+        </w:rPr>
+        <w:t>, and object references to </w:t>
+      </w:r>
+      <w:r>
+        <w:rPr>
+          <w:rFonts w:ascii="Segoe UI" w:hAnsi="Segoe UI" w:cs="Segoe UI"/>
+          <w:sz w:val="24"/>
+          <w:szCs w:val="24"/>
+        </w:rPr>
+        <w:t>null</w:t>
+      </w:r>
+      <w:r>
+        <w:rPr>
+          <w:rFonts w:ascii="Segoe UI" w:hAnsi="Segoe UI" w:cs="Segoe UI"/>
+          <w:color w:val="000000"/>
+          <w:sz w:val="24"/>
+          <w:szCs w:val="24"/>
+        </w:rPr>
+        <w:t>. </w:t>
+      </w:r>
+    </w:p>
+    <w:p>
+      <w:pPr>
+        <w:pStyle w:val="ListParagraph"/>
+        <w:numPr>
+          <w:ilvl w:val="0"/>
+          <w:numId w:val="1"/>
+        </w:numPr>
+        <w:tabs>
+          <w:tab w:val="left" w:pos="916"/>
+          <w:tab w:val="left" w:pos="1832"/>
+          <w:tab w:val="left" w:pos="2748"/>
+          <w:tab w:val="left" w:pos="3664"/>
+          <w:tab w:val="left" w:pos="4580"/>
+          <w:tab w:val="left" w:pos="5496"/>
+          <w:tab w:val="left" w:pos="6412"/>
+          <w:tab w:val="left" w:pos="7328"/>
+          <w:tab w:val="left" w:pos="8244"/>
+          <w:tab w:val="left" w:pos="9160"/>
+          <w:tab w:val="left" w:pos="10076"/>
+          <w:tab w:val="left" w:pos="10992"/>
+          <w:tab w:val="left" w:pos="11908"/>
+          <w:tab w:val="left" w:pos="12824"/>
+          <w:tab w:val="left" w:pos="13740"/>
+          <w:tab w:val="left" w:pos="14656"/>
+        </w:tabs>
+        <w:spacing w:before="20" w:after="20" w:line="360" w:lineRule="atLeast"/>
+        <w:rPr>
+          <w:rFonts w:ascii="Segoe UI" w:hAnsi="Segoe UI" w:cs="Segoe UI"/>
+          <w:color w:val="000000"/>
+          <w:sz w:val="24"/>
+          <w:szCs w:val="24"/>
+        </w:rPr>
+      </w:pPr>
+      <w:r>
+        <w:rPr>
+          <w:rFonts w:ascii="Segoe UI" w:hAnsi="Segoe UI" w:cs="Segoe UI"/>
+          <w:color w:val="000000"/>
+          <w:sz w:val="24"/>
+          <w:szCs w:val="24"/>
+        </w:rPr>
+        <w:t xml:space="preserve">Some people consider it poor programming practice to rely on the defaults. </w:t>
+      </w:r>
+    </w:p>
+    <w:p>
+      <w:pPr>
+        <w:pStyle w:val="ListParagraph"/>
+        <w:numPr>
+          <w:ilvl w:val="0"/>
+          <w:numId w:val="1"/>
+        </w:numPr>
+        <w:tabs>
+          <w:tab w:val="left" w:pos="916"/>
+          <w:tab w:val="left" w:pos="1832"/>
+          <w:tab w:val="left" w:pos="2748"/>
+          <w:tab w:val="left" w:pos="3664"/>
+          <w:tab w:val="left" w:pos="4580"/>
+          <w:tab w:val="left" w:pos="5496"/>
+          <w:tab w:val="left" w:pos="6412"/>
+          <w:tab w:val="left" w:pos="7328"/>
+          <w:tab w:val="left" w:pos="8244"/>
+          <w:tab w:val="left" w:pos="9160"/>
+          <w:tab w:val="left" w:pos="10076"/>
+          <w:tab w:val="left" w:pos="10992"/>
+          <w:tab w:val="left" w:pos="11908"/>
+          <w:tab w:val="left" w:pos="12824"/>
+          <w:tab w:val="left" w:pos="13740"/>
+          <w:tab w:val="left" w:pos="14656"/>
+        </w:tabs>
+        <w:spacing w:before="20" w:after="20" w:line="360" w:lineRule="atLeast"/>
+        <w:rPr>
+          <w:rFonts w:ascii="Segoe UI" w:hAnsi="Segoe UI" w:cs="Segoe UI"/>
+          <w:color w:val="000000"/>
+          <w:sz w:val="24"/>
+          <w:szCs w:val="24"/>
+        </w:rPr>
+      </w:pPr>
+      <w:r>
+        <w:rPr>
+          <w:rFonts w:ascii="Segoe UI" w:hAnsi="Segoe UI" w:cs="Segoe UI"/>
+          <w:color w:val="000000"/>
+          <w:sz w:val="24"/>
+          <w:szCs w:val="24"/>
+        </w:rPr>
+        <w:t>Certainly, it makes it harder for someone to understand your code if fields are being initialized invisibly.</w:t>
+      </w:r>
+    </w:p>
+    <w:p>
+      <w:pPr>
+        <w:tabs>
+          <w:tab w:val="left" w:pos="916"/>
+          <w:tab w:val="left" w:pos="1832"/>
+          <w:tab w:val="left" w:pos="2748"/>
+          <w:tab w:val="left" w:pos="3664"/>
+          <w:tab w:val="left" w:pos="4580"/>
+          <w:tab w:val="left" w:pos="5496"/>
+          <w:tab w:val="left" w:pos="6412"/>
+          <w:tab w:val="left" w:pos="7328"/>
+          <w:tab w:val="left" w:pos="8244"/>
+          <w:tab w:val="left" w:pos="9160"/>
+          <w:tab w:val="left" w:pos="10076"/>
+          <w:tab w:val="left" w:pos="10992"/>
+          <w:tab w:val="left" w:pos="11908"/>
+          <w:tab w:val="left" w:pos="12824"/>
+          <w:tab w:val="left" w:pos="13740"/>
+          <w:tab w:val="left" w:pos="14656"/>
+        </w:tabs>
+        <w:spacing w:before="20" w:after="20" w:line="360" w:lineRule="atLeast"/>
+        <w:rPr>
+          <w:rFonts w:ascii="Segoe UI" w:hAnsi="Segoe UI" w:cs="Segoe UI"/>
+          <w:color w:val="000000"/>
+          <w:sz w:val="24"/>
+          <w:szCs w:val="24"/>
+        </w:rPr>
+      </w:pPr>
+      <w:r>
+        <w:rPr>
+          <w:rFonts w:ascii="Segoe UI" w:hAnsi="Segoe UI" w:cs="Segoe UI"/>
+          <w:color w:val="000000"/>
+          <w:sz w:val="24"/>
+          <w:szCs w:val="24"/>
+        </w:rPr>
+        <w:t>Constructor with no arguments</w:t>
+      </w:r>
+    </w:p>
+    <w:p>
+      <w:pPr>
+        <w:pStyle w:val="ListParagraph"/>
+        <w:numPr>
+          <w:ilvl w:val="0"/>
+          <w:numId w:val="1"/>
+        </w:numPr>
+        <w:tabs>
+          <w:tab w:val="left" w:pos="916"/>
+          <w:tab w:val="left" w:pos="1832"/>
+          <w:tab w:val="left" w:pos="2748"/>
+          <w:tab w:val="left" w:pos="3664"/>
+          <w:tab w:val="left" w:pos="4580"/>
+          <w:tab w:val="left" w:pos="5496"/>
+          <w:tab w:val="left" w:pos="6412"/>
+          <w:tab w:val="left" w:pos="7328"/>
+          <w:tab w:val="left" w:pos="8244"/>
+          <w:tab w:val="left" w:pos="9160"/>
+          <w:tab w:val="left" w:pos="10076"/>
+          <w:tab w:val="left" w:pos="10992"/>
+          <w:tab w:val="left" w:pos="11908"/>
+          <w:tab w:val="left" w:pos="12824"/>
+          <w:tab w:val="left" w:pos="13740"/>
+          <w:tab w:val="left" w:pos="14656"/>
+        </w:tabs>
+        <w:spacing w:before="20" w:after="20" w:line="360" w:lineRule="atLeast"/>
+        <w:rPr>
+          <w:rFonts w:ascii="Segoe UI" w:hAnsi="Segoe UI" w:cs="Segoe UI"/>
+          <w:color w:val="000000"/>
+          <w:sz w:val="24"/>
+          <w:szCs w:val="24"/>
+        </w:rPr>
+      </w:pPr>
+      <w:r>
+        <w:rPr>
+          <w:rFonts w:ascii="Segoe UI" w:hAnsi="Segoe UI" w:cs="Segoe UI"/>
+          <w:color w:val="000000"/>
+          <w:sz w:val="24"/>
+          <w:szCs w:val="24"/>
+        </w:rPr>
+        <w:t xml:space="preserve">If you write a class with no constructors whatsoever, then a no-argument constructor is provided for you. </w:t>
+      </w:r>
+    </w:p>
+    <w:p>
+      <w:pPr>
+        <w:pStyle w:val="ListParagraph"/>
+        <w:numPr>
+          <w:ilvl w:val="0"/>
+          <w:numId w:val="1"/>
+        </w:numPr>
+        <w:tabs>
+          <w:tab w:val="left" w:pos="916"/>
+          <w:tab w:val="left" w:pos="1832"/>
+          <w:tab w:val="left" w:pos="2748"/>
+          <w:tab w:val="left" w:pos="3664"/>
+          <w:tab w:val="left" w:pos="4580"/>
+          <w:tab w:val="left" w:pos="5496"/>
+          <w:tab w:val="left" w:pos="6412"/>
+          <w:tab w:val="left" w:pos="7328"/>
+          <w:tab w:val="left" w:pos="8244"/>
+          <w:tab w:val="left" w:pos="9160"/>
+          <w:tab w:val="left" w:pos="10076"/>
+          <w:tab w:val="left" w:pos="10992"/>
+          <w:tab w:val="left" w:pos="11908"/>
+          <w:tab w:val="left" w:pos="12824"/>
+          <w:tab w:val="left" w:pos="13740"/>
+          <w:tab w:val="left" w:pos="14656"/>
+        </w:tabs>
+        <w:spacing w:before="20" w:after="20" w:line="360" w:lineRule="atLeast"/>
+        <w:rPr>
+          <w:rFonts w:ascii="Segoe UI" w:hAnsi="Segoe UI" w:cs="Segoe UI"/>
+          <w:color w:val="000000"/>
+          <w:sz w:val="24"/>
+          <w:szCs w:val="24"/>
+        </w:rPr>
+      </w:pPr>
+      <w:r>
+        <w:rPr>
+          <w:rFonts w:ascii="Segoe UI" w:hAnsi="Segoe UI" w:cs="Segoe UI"/>
+          <w:color w:val="000000"/>
+          <w:sz w:val="24"/>
+          <w:szCs w:val="24"/>
+        </w:rPr>
+        <w:t>This constructor sets </w:t>
+      </w:r>
+      <w:r>
+        <w:rPr>
+          <w:i/>
+          <w:iCs/>
+          <w:sz w:val="24"/>
+          <w:szCs w:val="24"/>
+        </w:rPr>
+        <w:t>all</w:t>
+      </w:r>
+      <w:r>
+        <w:rPr>
+          <w:rFonts w:ascii="Segoe UI" w:hAnsi="Segoe UI" w:cs="Segoe UI"/>
+          <w:color w:val="000000"/>
+          <w:sz w:val="24"/>
+          <w:szCs w:val="24"/>
+        </w:rPr>
+        <w:t> the instance fields to their default values.</w:t>
+      </w:r>
+    </w:p>
+    <w:p>
+      <w:pPr>
+        <w:tabs>
+          <w:tab w:val="left" w:pos="916"/>
+          <w:tab w:val="left" w:pos="1832"/>
+          <w:tab w:val="left" w:pos="2748"/>
+          <w:tab w:val="left" w:pos="3664"/>
+          <w:tab w:val="left" w:pos="4580"/>
+          <w:tab w:val="left" w:pos="5496"/>
+          <w:tab w:val="left" w:pos="6412"/>
+          <w:tab w:val="left" w:pos="7328"/>
+          <w:tab w:val="left" w:pos="8244"/>
+          <w:tab w:val="left" w:pos="9160"/>
+          <w:tab w:val="left" w:pos="10076"/>
+          <w:tab w:val="left" w:pos="10992"/>
+          <w:tab w:val="left" w:pos="11908"/>
+          <w:tab w:val="left" w:pos="12824"/>
+          <w:tab w:val="left" w:pos="13740"/>
+          <w:tab w:val="left" w:pos="14656"/>
+        </w:tabs>
+        <w:spacing w:before="20" w:after="20" w:line="360" w:lineRule="atLeast"/>
+        <w:rPr>
+          <w:rFonts w:ascii="Segoe UI" w:hAnsi="Segoe UI" w:cs="Segoe UI"/>
+          <w:color w:val="000000"/>
+          <w:sz w:val="24"/>
+          <w:szCs w:val="24"/>
+        </w:rPr>
+      </w:pPr>
+      <w:r>
+        <w:rPr>
+          <w:rFonts w:ascii="Segoe UI" w:hAnsi="Segoe UI" w:cs="Segoe UI"/>
+          <w:color w:val="000000"/>
+          <w:sz w:val="24"/>
+          <w:szCs w:val="24"/>
+        </w:rPr>
+        <w:t>Explicit field initialization</w:t>
+      </w:r>
+    </w:p>
+    <w:p>
+      <w:pPr>
+        <w:pStyle w:val="HTMLPreformatted"/>
+        <w:numPr>
+          <w:ilvl w:val="0"/>
+          <w:numId w:val="1"/>
+        </w:numPr>
+        <w:spacing w:before="20" w:after="20" w:line="360" w:lineRule="atLeast"/>
+        <w:jc w:val="both"/>
+        <w:rPr>
+          <w:rFonts w:ascii="Segoe UI" w:hAnsi="Segoe UI" w:cs="Segoe UI"/>
+          <w:color w:val="000000"/>
+          <w:sz w:val="24"/>
+          <w:szCs w:val="24"/>
+        </w:rPr>
+      </w:pPr>
+      <w:r>
+        <w:rPr>
+          <w:rFonts w:ascii="Segoe UI" w:hAnsi="Segoe UI" w:cs="Segoe UI"/>
+          <w:color w:val="000000"/>
+          <w:sz w:val="24"/>
+          <w:szCs w:val="24"/>
+        </w:rPr>
+        <w:t>class Employee</w:t>
+      </w:r>
+    </w:p>
+    <w:p>
+      <w:pPr>
+        <w:pStyle w:val="HTMLPreformatted"/>
+        <w:spacing w:before="20" w:after="20" w:line="360" w:lineRule="atLeast"/>
+        <w:ind w:left="720"/>
+        <w:jc w:val="both"/>
+        <w:rPr>
+          <w:rFonts w:ascii="Segoe UI" w:hAnsi="Segoe UI" w:cs="Segoe UI"/>
+          <w:color w:val="000000"/>
+          <w:sz w:val="24"/>
+          <w:szCs w:val="24"/>
+        </w:rPr>
+      </w:pPr>
+      <w:r>
+        <w:rPr>
+          <w:rFonts w:ascii="Segoe UI" w:hAnsi="Segoe UI" w:cs="Segoe UI"/>
+          <w:color w:val="000000"/>
+          <w:sz w:val="24"/>
+          <w:szCs w:val="24"/>
+        </w:rPr>
+        <w:t>{</w:t>
+      </w:r>
+    </w:p>
+    <w:p>
+      <w:pPr>
+        <w:pStyle w:val="HTMLPreformatted"/>
+        <w:spacing w:before="20" w:after="20" w:line="360" w:lineRule="atLeast"/>
+        <w:ind w:left="720"/>
+        <w:jc w:val="both"/>
+        <w:rPr>
+          <w:rFonts w:ascii="Segoe UI" w:hAnsi="Segoe UI" w:cs="Segoe UI"/>
+          <w:color w:val="000000"/>
+          <w:sz w:val="24"/>
+          <w:szCs w:val="24"/>
+        </w:rPr>
+      </w:pPr>
+      <w:r>
+        <w:rPr>
+          <w:rFonts w:ascii="Segoe UI" w:hAnsi="Segoe UI" w:cs="Segoe UI"/>
+          <w:color w:val="000000"/>
+          <w:sz w:val="24"/>
+          <w:szCs w:val="24"/>
+        </w:rPr>
+        <w:t xml:space="preserve">   private String name = </w:t>
+      </w:r>
+      <w:r>
+        <w:rPr>
+          <w:rFonts w:ascii="Segoe UI" w:hAnsi="Segoe UI" w:cs="Segoe UI"/>
+          <w:color w:val="000000"/>
+          <w:sz w:val="24"/>
+          <w:szCs w:val="24"/>
+        </w:rPr>
+        <w:t>“</w:t>
+      </w:r>
+      <w:proofErr w:type="spellStart"/>
+      <w:r>
+        <w:rPr>
+          <w:rFonts w:ascii="Segoe UI" w:hAnsi="Segoe UI" w:cs="Segoe UI"/>
+          <w:color w:val="000000"/>
+          <w:sz w:val="24"/>
+          <w:szCs w:val="24"/>
+        </w:rPr>
+        <w:t>chan</w:t>
+      </w:r>
+      <w:proofErr w:type="spellEnd"/>
+      <w:r>
+        <w:rPr>
+          <w:rFonts w:ascii="Segoe UI" w:hAnsi="Segoe UI" w:cs="Segoe UI"/>
+          <w:color w:val="000000"/>
+          <w:sz w:val="24"/>
+          <w:szCs w:val="24"/>
+        </w:rPr>
+        <w:t>”</w:t>
+      </w:r>
+      <w:r>
+        <w:rPr>
+          <w:rFonts w:ascii="Segoe UI" w:hAnsi="Segoe UI" w:cs="Segoe UI"/>
+          <w:color w:val="000000"/>
+          <w:sz w:val="24"/>
+          <w:szCs w:val="24"/>
+        </w:rPr>
+        <w:t>;</w:t>
+      </w:r>
+    </w:p>
+    <w:p>
+      <w:pPr>
+        <w:pStyle w:val="HTMLPreformatted"/>
+        <w:spacing w:before="20" w:after="20" w:line="360" w:lineRule="atLeast"/>
+        <w:ind w:left="720"/>
+        <w:jc w:val="both"/>
+        <w:rPr>
+          <w:rFonts w:ascii="Segoe UI" w:hAnsi="Segoe UI" w:cs="Segoe UI"/>
+          <w:color w:val="000000"/>
+          <w:sz w:val="24"/>
+          <w:szCs w:val="24"/>
+        </w:rPr>
+      </w:pPr>
+      <w:r>
+        <w:rPr>
+          <w:rFonts w:ascii="Segoe UI" w:hAnsi="Segoe UI" w:cs="Segoe UI"/>
+          <w:color w:val="000000"/>
+          <w:sz w:val="24"/>
+          <w:szCs w:val="24"/>
+        </w:rPr>
+        <w:t>   . . .</w:t>
+      </w:r>
+    </w:p>
+    <w:p>
+      <w:pPr>
+        <w:pStyle w:val="HTMLPreformatted"/>
+        <w:spacing w:before="20" w:after="20" w:line="360" w:lineRule="atLeast"/>
+        <w:ind w:left="720"/>
+        <w:jc w:val="both"/>
+        <w:rPr>
+          <w:rFonts w:ascii="Segoe UI" w:hAnsi="Segoe UI" w:cs="Segoe UI"/>
+          <w:color w:val="000000"/>
+          <w:sz w:val="24"/>
+          <w:szCs w:val="24"/>
+        </w:rPr>
+      </w:pPr>
+      <w:r>
+        <w:rPr>
+          <w:rFonts w:ascii="Segoe UI" w:hAnsi="Segoe UI" w:cs="Segoe UI"/>
+          <w:color w:val="000000"/>
+          <w:sz w:val="24"/>
+          <w:szCs w:val="24"/>
+        </w:rPr>
+        <w:t>}</w:t>
+      </w:r>
+    </w:p>
+    <w:p>
+      <w:pPr>
+        <w:tabs>
+          <w:tab w:val="left" w:pos="916"/>
+          <w:tab w:val="left" w:pos="1832"/>
+          <w:tab w:val="left" w:pos="2748"/>
+          <w:tab w:val="left" w:pos="3664"/>
+          <w:tab w:val="left" w:pos="4580"/>
+          <w:tab w:val="left" w:pos="5496"/>
+          <w:tab w:val="left" w:pos="6412"/>
+          <w:tab w:val="left" w:pos="7328"/>
+          <w:tab w:val="left" w:pos="8244"/>
+          <w:tab w:val="left" w:pos="9160"/>
+          <w:tab w:val="left" w:pos="10076"/>
+          <w:tab w:val="left" w:pos="10992"/>
+          <w:tab w:val="left" w:pos="11908"/>
+          <w:tab w:val="left" w:pos="12824"/>
+          <w:tab w:val="left" w:pos="13740"/>
+          <w:tab w:val="left" w:pos="14656"/>
+        </w:tabs>
+        <w:spacing w:before="20" w:after="20" w:line="360" w:lineRule="atLeast"/>
+        <w:rPr>
+          <w:rFonts w:ascii="Segoe UI" w:hAnsi="Segoe UI" w:cs="Segoe UI"/>
+          <w:color w:val="000000"/>
+          <w:sz w:val="24"/>
+          <w:szCs w:val="24"/>
+        </w:rPr>
+      </w:pPr>
+      <w:r>
+        <w:rPr>
+          <w:rFonts w:ascii="Segoe UI" w:hAnsi="Segoe UI" w:cs="Segoe UI"/>
+          <w:color w:val="000000"/>
+          <w:sz w:val="24"/>
+          <w:szCs w:val="24"/>
+        </w:rPr>
+        <w:t>Parameter names</w:t>
+      </w:r>
+    </w:p>
+    <w:p>
+      <w:pPr>
+        <w:pStyle w:val="ListParagraph"/>
+        <w:numPr>
+          <w:ilvl w:val="0"/>
+          <w:numId w:val="1"/>
+        </w:numPr>
+        <w:tabs>
+          <w:tab w:val="left" w:pos="916"/>
+          <w:tab w:val="left" w:pos="1832"/>
+          <w:tab w:val="left" w:pos="2748"/>
+          <w:tab w:val="left" w:pos="3664"/>
+          <w:tab w:val="left" w:pos="4580"/>
+          <w:tab w:val="left" w:pos="5496"/>
+          <w:tab w:val="left" w:pos="6412"/>
+          <w:tab w:val="left" w:pos="7328"/>
+          <w:tab w:val="left" w:pos="8244"/>
+          <w:tab w:val="left" w:pos="9160"/>
+          <w:tab w:val="left" w:pos="10076"/>
+          <w:tab w:val="left" w:pos="10992"/>
+          <w:tab w:val="left" w:pos="11908"/>
+          <w:tab w:val="left" w:pos="12824"/>
+          <w:tab w:val="left" w:pos="13740"/>
+          <w:tab w:val="left" w:pos="14656"/>
+        </w:tabs>
+        <w:spacing w:before="20" w:after="20" w:line="360" w:lineRule="atLeast"/>
+        <w:rPr>
+          <w:rFonts w:ascii="Segoe UI" w:hAnsi="Segoe UI" w:cs="Segoe UI"/>
+          <w:color w:val="000000"/>
+          <w:sz w:val="24"/>
+          <w:szCs w:val="24"/>
+        </w:rPr>
+      </w:pPr>
+    </w:p>
+    <w:p>
+      <w:pPr>
+        <w:tabs>
+          <w:tab w:val="left" w:pos="916"/>
+          <w:tab w:val="left" w:pos="1832"/>
+          <w:tab w:val="left" w:pos="2748"/>
+          <w:tab w:val="left" w:pos="3664"/>
+          <w:tab w:val="left" w:pos="4580"/>
+          <w:tab w:val="left" w:pos="5496"/>
+          <w:tab w:val="left" w:pos="6412"/>
+          <w:tab w:val="left" w:pos="7328"/>
+          <w:tab w:val="left" w:pos="8244"/>
+          <w:tab w:val="left" w:pos="9160"/>
+          <w:tab w:val="left" w:pos="10076"/>
+          <w:tab w:val="left" w:pos="10992"/>
+          <w:tab w:val="left" w:pos="11908"/>
+          <w:tab w:val="left" w:pos="12824"/>
+          <w:tab w:val="left" w:pos="13740"/>
+          <w:tab w:val="left" w:pos="14656"/>
+        </w:tabs>
+        <w:spacing w:before="20" w:after="20" w:line="360" w:lineRule="atLeast"/>
+        <w:rPr>
+          <w:rFonts w:ascii="Segoe UI" w:hAnsi="Segoe UI" w:cs="Segoe UI"/>
+          <w:color w:val="000000"/>
+          <w:sz w:val="24"/>
+          <w:szCs w:val="24"/>
+        </w:rPr>
+      </w:pPr>
+      <w:r>
+        <w:rPr>
+          <w:rFonts w:ascii="Segoe UI" w:hAnsi="Segoe UI" w:cs="Segoe UI"/>
+          <w:color w:val="000000"/>
+          <w:sz w:val="24"/>
+          <w:szCs w:val="24"/>
+        </w:rPr>
+        <w:t>Calling another constructor</w:t>
+      </w:r>
+    </w:p>
+    <w:p>
+      <w:pPr>
+        <w:pStyle w:val="ListParagraph"/>
+        <w:numPr>
+          <w:ilvl w:val="0"/>
+          <w:numId w:val="1"/>
+        </w:numPr>
+        <w:tabs>
+          <w:tab w:val="left" w:pos="916"/>
+          <w:tab w:val="left" w:pos="1832"/>
+          <w:tab w:val="left" w:pos="2748"/>
+          <w:tab w:val="left" w:pos="3664"/>
+          <w:tab w:val="left" w:pos="4580"/>
+          <w:tab w:val="left" w:pos="5496"/>
+          <w:tab w:val="left" w:pos="6412"/>
+          <w:tab w:val="left" w:pos="7328"/>
+          <w:tab w:val="left" w:pos="8244"/>
+          <w:tab w:val="left" w:pos="9160"/>
+          <w:tab w:val="left" w:pos="10076"/>
+          <w:tab w:val="left" w:pos="10992"/>
+          <w:tab w:val="left" w:pos="11908"/>
+          <w:tab w:val="left" w:pos="12824"/>
+          <w:tab w:val="left" w:pos="13740"/>
+          <w:tab w:val="left" w:pos="14656"/>
+        </w:tabs>
+        <w:spacing w:before="20" w:after="20" w:line="360" w:lineRule="atLeast"/>
+        <w:rPr>
+          <w:rFonts w:ascii="Segoe UI" w:hAnsi="Segoe UI" w:cs="Segoe UI"/>
+          <w:color w:val="000000"/>
+          <w:sz w:val="24"/>
+          <w:szCs w:val="24"/>
+        </w:rPr>
+      </w:pPr>
+    </w:p>
+    <w:p>
+      <w:pPr>
+        <w:tabs>
+          <w:tab w:val="left" w:pos="916"/>
+          <w:tab w:val="left" w:pos="1832"/>
+          <w:tab w:val="left" w:pos="2748"/>
+          <w:tab w:val="left" w:pos="3664"/>
+          <w:tab w:val="left" w:pos="4580"/>
+          <w:tab w:val="left" w:pos="5496"/>
+          <w:tab w:val="left" w:pos="6412"/>
+          <w:tab w:val="left" w:pos="7328"/>
+          <w:tab w:val="left" w:pos="8244"/>
+          <w:tab w:val="left" w:pos="9160"/>
+          <w:tab w:val="left" w:pos="10076"/>
+          <w:tab w:val="left" w:pos="10992"/>
+          <w:tab w:val="left" w:pos="11908"/>
+          <w:tab w:val="left" w:pos="12824"/>
+          <w:tab w:val="left" w:pos="13740"/>
+          <w:tab w:val="left" w:pos="14656"/>
+        </w:tabs>
+        <w:spacing w:before="20" w:after="20" w:line="360" w:lineRule="atLeast"/>
+        <w:rPr>
+          <w:rFonts w:ascii="Segoe UI" w:hAnsi="Segoe UI" w:cs="Segoe UI"/>
+          <w:color w:val="000000"/>
+          <w:sz w:val="24"/>
+          <w:szCs w:val="24"/>
+        </w:rPr>
+      </w:pPr>
+      <w:r>
+        <w:rPr>
+          <w:rFonts w:ascii="Segoe UI" w:hAnsi="Segoe UI" w:cs="Segoe UI"/>
+          <w:color w:val="000000"/>
+          <w:sz w:val="24"/>
+          <w:szCs w:val="24"/>
+        </w:rPr>
+        <w:t>Initialization block</w:t>
+      </w:r>
+    </w:p>
+    <w:p>
+      <w:pPr>
+        <w:pStyle w:val="ListParagraph"/>
+        <w:numPr>
+          <w:ilvl w:val="0"/>
+          <w:numId w:val="1"/>
+        </w:numPr>
+        <w:tabs>
+          <w:tab w:val="left" w:pos="916"/>
+          <w:tab w:val="left" w:pos="1832"/>
+          <w:tab w:val="left" w:pos="2748"/>
+          <w:tab w:val="left" w:pos="3664"/>
+          <w:tab w:val="left" w:pos="4580"/>
+          <w:tab w:val="left" w:pos="5496"/>
+          <w:tab w:val="left" w:pos="6412"/>
+          <w:tab w:val="left" w:pos="7328"/>
+          <w:tab w:val="left" w:pos="8244"/>
+          <w:tab w:val="left" w:pos="9160"/>
+          <w:tab w:val="left" w:pos="10076"/>
+          <w:tab w:val="left" w:pos="10992"/>
+          <w:tab w:val="left" w:pos="11908"/>
+          <w:tab w:val="left" w:pos="12824"/>
+          <w:tab w:val="left" w:pos="13740"/>
+          <w:tab w:val="left" w:pos="14656"/>
+        </w:tabs>
+        <w:spacing w:before="20" w:after="20" w:line="360" w:lineRule="atLeast"/>
+        <w:rPr>
+          <w:rFonts w:ascii="Segoe UI" w:hAnsi="Segoe UI" w:cs="Segoe UI"/>
+          <w:color w:val="000000"/>
+          <w:sz w:val="24"/>
+          <w:szCs w:val="24"/>
+        </w:rPr>
+      </w:pPr>
+      <w:r>
+        <w:rPr>
+          <w:rFonts w:ascii="Segoe UI" w:hAnsi="Segoe UI" w:cs="Segoe UI"/>
+          <w:color w:val="000000"/>
+          <w:sz w:val="24"/>
+          <w:szCs w:val="24"/>
+        </w:rPr>
+        <w:t>The initialization block runs first, and then the body of the constructor is executed.</w:t>
+      </w:r>
+    </w:p>
+    <w:p>
+      <w:pPr>
+        <w:pStyle w:val="ListParagraph"/>
+        <w:numPr>
+          <w:ilvl w:val="0"/>
+          <w:numId w:val="1"/>
+        </w:numPr>
+        <w:tabs>
+          <w:tab w:val="left" w:pos="916"/>
+          <w:tab w:val="left" w:pos="1832"/>
+          <w:tab w:val="left" w:pos="2748"/>
+          <w:tab w:val="left" w:pos="3664"/>
+          <w:tab w:val="left" w:pos="4580"/>
+          <w:tab w:val="left" w:pos="5496"/>
+          <w:tab w:val="left" w:pos="6412"/>
+          <w:tab w:val="left" w:pos="7328"/>
+          <w:tab w:val="left" w:pos="8244"/>
+          <w:tab w:val="left" w:pos="9160"/>
+          <w:tab w:val="left" w:pos="10076"/>
+          <w:tab w:val="left" w:pos="10992"/>
+          <w:tab w:val="left" w:pos="11908"/>
+          <w:tab w:val="left" w:pos="12824"/>
+          <w:tab w:val="left" w:pos="13740"/>
+          <w:tab w:val="left" w:pos="14656"/>
+        </w:tabs>
+        <w:spacing w:before="20" w:after="20" w:line="360" w:lineRule="atLeast"/>
+        <w:rPr>
+          <w:rFonts w:ascii="Segoe UI" w:hAnsi="Segoe UI" w:cs="Segoe UI"/>
+          <w:color w:val="000000"/>
+          <w:sz w:val="24"/>
+          <w:szCs w:val="24"/>
+        </w:rPr>
+      </w:pPr>
+      <w:r>
+        <w:rPr>
+          <w:rFonts w:ascii="Segoe UI" w:hAnsi="Segoe UI" w:cs="Segoe UI"/>
+          <w:color w:val="000000"/>
+          <w:sz w:val="24"/>
+          <w:szCs w:val="24"/>
+        </w:rPr>
+        <w:t>// static initialization block</w:t>
+      </w:r>
+    </w:p>
+    <w:p>
+      <w:pPr>
+        <w:pStyle w:val="ListParagraph"/>
+        <w:tabs>
+          <w:tab w:val="left" w:pos="916"/>
+          <w:tab w:val="left" w:pos="1832"/>
+          <w:tab w:val="left" w:pos="2748"/>
+          <w:tab w:val="left" w:pos="3664"/>
+          <w:tab w:val="left" w:pos="4580"/>
+          <w:tab w:val="left" w:pos="5496"/>
+          <w:tab w:val="left" w:pos="6412"/>
+          <w:tab w:val="left" w:pos="7328"/>
+          <w:tab w:val="left" w:pos="8244"/>
+          <w:tab w:val="left" w:pos="9160"/>
+          <w:tab w:val="left" w:pos="10076"/>
+          <w:tab w:val="left" w:pos="10992"/>
+          <w:tab w:val="left" w:pos="11908"/>
+          <w:tab w:val="left" w:pos="12824"/>
+          <w:tab w:val="left" w:pos="13740"/>
+          <w:tab w:val="left" w:pos="14656"/>
+        </w:tabs>
+        <w:spacing w:before="20" w:after="20" w:line="360" w:lineRule="atLeast"/>
+        <w:rPr>
+          <w:rFonts w:ascii="Segoe UI" w:hAnsi="Segoe UI" w:cs="Segoe UI"/>
+          <w:sz w:val="24"/>
+          <w:szCs w:val="24"/>
+        </w:rPr>
+      </w:pPr>
+      <w:r>
+        <w:rPr>
+          <w:rFonts w:ascii="Segoe UI" w:hAnsi="Segoe UI" w:cs="Segoe UI"/>
+          <w:sz w:val="24"/>
+          <w:szCs w:val="24"/>
+        </w:rPr>
+        <w:t>static</w:t>
+      </w:r>
+      <w:r>
+        <w:rPr>
+          <w:rFonts w:ascii="Segoe UI" w:hAnsi="Segoe UI" w:cs="Segoe UI"/>
+          <w:sz w:val="24"/>
+          <w:szCs w:val="24"/>
+        </w:rPr>
+        <w:t xml:space="preserve"> </w:t>
+      </w:r>
+      <w:proofErr w:type="gramStart"/>
+      <w:r>
+        <w:rPr>
+          <w:rFonts w:ascii="Segoe UI" w:hAnsi="Segoe UI" w:cs="Segoe UI"/>
+          <w:sz w:val="24"/>
+          <w:szCs w:val="24"/>
+        </w:rPr>
+        <w:t>{</w:t>
+      </w:r>
+      <w:r>
+        <w:rPr>
+          <w:rFonts w:ascii="Segoe UI" w:hAnsi="Segoe UI" w:cs="Segoe UI"/>
+          <w:sz w:val="24"/>
+          <w:szCs w:val="24"/>
+        </w:rPr>
+        <w:t xml:space="preserve"> </w:t>
+      </w:r>
+      <w:proofErr w:type="spellStart"/>
+      <w:r>
+        <w:rPr>
+          <w:rFonts w:ascii="Segoe UI" w:hAnsi="Segoe UI" w:cs="Segoe UI"/>
+          <w:color w:val="000000"/>
+          <w:sz w:val="24"/>
+          <w:szCs w:val="24"/>
+        </w:rPr>
+        <w:t>nextId</w:t>
+      </w:r>
+      <w:proofErr w:type="spellEnd"/>
+      <w:proofErr w:type="gramEnd"/>
+      <w:r>
+        <w:rPr>
+          <w:rFonts w:ascii="Segoe UI" w:hAnsi="Segoe UI" w:cs="Segoe UI"/>
+          <w:color w:val="000000"/>
+          <w:sz w:val="24"/>
+          <w:szCs w:val="24"/>
+        </w:rPr>
+        <w:t xml:space="preserve"> = </w:t>
+      </w:r>
+      <w:proofErr w:type="spellStart"/>
+      <w:r>
+        <w:rPr>
+          <w:rFonts w:ascii="Segoe UI" w:hAnsi="Segoe UI" w:cs="Segoe UI"/>
+          <w:color w:val="000000"/>
+          <w:sz w:val="24"/>
+          <w:szCs w:val="24"/>
+        </w:rPr>
+        <w:t>generator.nextInt</w:t>
+      </w:r>
+      <w:proofErr w:type="spellEnd"/>
+      <w:r>
+        <w:rPr>
+          <w:rFonts w:ascii="Segoe UI" w:hAnsi="Segoe UI" w:cs="Segoe UI"/>
+          <w:color w:val="000000"/>
+          <w:sz w:val="24"/>
+          <w:szCs w:val="24"/>
+        </w:rPr>
+        <w:t>(10000);</w:t>
+      </w:r>
+      <w:r>
+        <w:rPr>
+          <w:rFonts w:ascii="Segoe UI" w:hAnsi="Segoe UI" w:cs="Segoe UI"/>
+          <w:sz w:val="24"/>
+          <w:szCs w:val="24"/>
+        </w:rPr>
+        <w:t>}</w:t>
+      </w:r>
+    </w:p>
+    <w:p>
+      <w:pPr>
+        <w:tabs>
+          <w:tab w:val="left" w:pos="916"/>
+          <w:tab w:val="left" w:pos="1832"/>
+          <w:tab w:val="left" w:pos="2748"/>
+          <w:tab w:val="left" w:pos="3664"/>
+          <w:tab w:val="left" w:pos="4580"/>
+          <w:tab w:val="left" w:pos="5496"/>
+          <w:tab w:val="left" w:pos="6412"/>
+          <w:tab w:val="left" w:pos="7328"/>
+          <w:tab w:val="left" w:pos="8244"/>
+          <w:tab w:val="left" w:pos="9160"/>
+          <w:tab w:val="left" w:pos="10076"/>
+          <w:tab w:val="left" w:pos="10992"/>
+          <w:tab w:val="left" w:pos="11908"/>
+          <w:tab w:val="left" w:pos="12824"/>
+          <w:tab w:val="left" w:pos="13740"/>
+          <w:tab w:val="left" w:pos="14656"/>
+        </w:tabs>
+        <w:spacing w:before="20" w:after="20" w:line="360" w:lineRule="atLeast"/>
+        <w:rPr>
+          <w:rFonts w:ascii="Segoe UI" w:hAnsi="Segoe UI" w:cs="Segoe UI"/>
+          <w:color w:val="000000"/>
+          <w:sz w:val="24"/>
+          <w:szCs w:val="24"/>
+        </w:rPr>
+      </w:pPr>
+      <w:r>
+        <w:rPr>
+          <w:rFonts w:ascii="Segoe UI" w:hAnsi="Segoe UI" w:cs="Segoe UI"/>
+          <w:color w:val="000000"/>
+          <w:sz w:val="24"/>
+          <w:szCs w:val="24"/>
+        </w:rPr>
+        <w:t>Object destruction and the finalize method</w:t>
+      </w:r>
+    </w:p>
+    <w:p>
+      <w:pPr>
+        <w:pStyle w:val="ListParagraph"/>
+        <w:numPr>
+          <w:ilvl w:val="0"/>
+          <w:numId w:val="1"/>
+        </w:numPr>
+        <w:tabs>
+          <w:tab w:val="left" w:pos="916"/>
+          <w:tab w:val="left" w:pos="1832"/>
+          <w:tab w:val="left" w:pos="2748"/>
+          <w:tab w:val="left" w:pos="3664"/>
+          <w:tab w:val="left" w:pos="4580"/>
+          <w:tab w:val="left" w:pos="5496"/>
+          <w:tab w:val="left" w:pos="6412"/>
+          <w:tab w:val="left" w:pos="7328"/>
+          <w:tab w:val="left" w:pos="8244"/>
+          <w:tab w:val="left" w:pos="9160"/>
+          <w:tab w:val="left" w:pos="10076"/>
+          <w:tab w:val="left" w:pos="10992"/>
+          <w:tab w:val="left" w:pos="11908"/>
+          <w:tab w:val="left" w:pos="12824"/>
+          <w:tab w:val="left" w:pos="13740"/>
+          <w:tab w:val="left" w:pos="14656"/>
+        </w:tabs>
+        <w:spacing w:before="20" w:after="20" w:line="360" w:lineRule="atLeast"/>
+        <w:rPr>
+          <w:rFonts w:ascii="Segoe UI" w:hAnsi="Segoe UI" w:cs="Segoe UI"/>
+          <w:color w:val="000000"/>
+          <w:sz w:val="24"/>
+          <w:szCs w:val="24"/>
+        </w:rPr>
+      </w:pPr>
+      <w:proofErr w:type="spellStart"/>
+      <w:r>
+        <w:rPr>
+          <w:rFonts w:ascii="Segoe UI" w:hAnsi="Segoe UI" w:cs="Segoe UI"/>
+          <w:color w:val="000000"/>
+          <w:sz w:val="24"/>
+          <w:szCs w:val="24"/>
+        </w:rPr>
+        <w:t>c</w:t>
+      </w:r>
+      <w:r>
+        <w:rPr>
+          <w:rFonts w:ascii="Segoe UI" w:hAnsi="Segoe UI" w:cs="Segoe UI"/>
+          <w:color w:val="000000"/>
+          <w:sz w:val="24"/>
+          <w:szCs w:val="24"/>
+        </w:rPr>
+        <w:t>leanup</w:t>
+      </w:r>
+      <w:proofErr w:type="spellEnd"/>
+      <w:r>
+        <w:rPr>
+          <w:rFonts w:ascii="Segoe UI" w:hAnsi="Segoe UI" w:cs="Segoe UI"/>
+          <w:color w:val="000000"/>
+          <w:sz w:val="24"/>
+          <w:szCs w:val="24"/>
+        </w:rPr>
+        <w:t xml:space="preserve"> code that may be needed when an object is no longer used</w:t>
+      </w:r>
+    </w:p>
+    <w:p>
+      <w:pPr>
+        <w:pStyle w:val="ListParagraph"/>
+        <w:numPr>
+          <w:ilvl w:val="0"/>
+          <w:numId w:val="1"/>
+        </w:numPr>
+        <w:tabs>
+          <w:tab w:val="left" w:pos="916"/>
+          <w:tab w:val="left" w:pos="1832"/>
+          <w:tab w:val="left" w:pos="2748"/>
+          <w:tab w:val="left" w:pos="3664"/>
+          <w:tab w:val="left" w:pos="4580"/>
+          <w:tab w:val="left" w:pos="5496"/>
+          <w:tab w:val="left" w:pos="6412"/>
+          <w:tab w:val="left" w:pos="7328"/>
+          <w:tab w:val="left" w:pos="8244"/>
+          <w:tab w:val="left" w:pos="9160"/>
+          <w:tab w:val="left" w:pos="10076"/>
+          <w:tab w:val="left" w:pos="10992"/>
+          <w:tab w:val="left" w:pos="11908"/>
+          <w:tab w:val="left" w:pos="12824"/>
+          <w:tab w:val="left" w:pos="13740"/>
+          <w:tab w:val="left" w:pos="14656"/>
+        </w:tabs>
+        <w:spacing w:before="20" w:after="20" w:line="360" w:lineRule="atLeast"/>
+        <w:rPr>
+          <w:rFonts w:ascii="Segoe UI" w:hAnsi="Segoe UI" w:cs="Segoe UI"/>
+          <w:color w:val="000000"/>
+          <w:sz w:val="24"/>
+          <w:szCs w:val="24"/>
+        </w:rPr>
+      </w:pPr>
+      <w:r>
+        <w:rPr>
+          <w:rFonts w:ascii="Segoe UI" w:hAnsi="Segoe UI" w:cs="Segoe UI"/>
+          <w:color w:val="000000"/>
+          <w:sz w:val="24"/>
+          <w:szCs w:val="24"/>
+        </w:rPr>
+        <w:t>Since Java does automatic garbage collection, manual memory reclamation is not needed, so Java does not support destructors.</w:t>
+      </w:r>
+    </w:p>
+    <w:p>
+      <w:pPr>
+        <w:tabs>
+          <w:tab w:val="left" w:pos="916"/>
+          <w:tab w:val="left" w:pos="1832"/>
+          <w:tab w:val="left" w:pos="2748"/>
+          <w:tab w:val="left" w:pos="3664"/>
+          <w:tab w:val="left" w:pos="4580"/>
+          <w:tab w:val="left" w:pos="5496"/>
+          <w:tab w:val="left" w:pos="6412"/>
+          <w:tab w:val="left" w:pos="7328"/>
+          <w:tab w:val="left" w:pos="8244"/>
+          <w:tab w:val="left" w:pos="9160"/>
+          <w:tab w:val="left" w:pos="10076"/>
+          <w:tab w:val="left" w:pos="10992"/>
+          <w:tab w:val="left" w:pos="11908"/>
+          <w:tab w:val="left" w:pos="12824"/>
+          <w:tab w:val="left" w:pos="13740"/>
+          <w:tab w:val="left" w:pos="14656"/>
+        </w:tabs>
+        <w:spacing w:before="20" w:after="20" w:line="360" w:lineRule="atLeast"/>
+        <w:rPr>
+          <w:rFonts w:ascii="Segoe UI" w:hAnsi="Segoe UI" w:cs="Segoe UI"/>
+          <w:color w:val="000000"/>
+          <w:sz w:val="24"/>
+          <w:szCs w:val="24"/>
+        </w:rPr>
+      </w:pPr>
+      <w:r>
+        <w:rPr>
+          <w:rFonts w:ascii="Segoe UI" w:hAnsi="Segoe UI" w:cs="Segoe UI"/>
+          <w:color w:val="000000"/>
+          <w:sz w:val="24"/>
+          <w:szCs w:val="24"/>
+        </w:rPr>
+        <w:t>Records</w:t>
+      </w:r>
+    </w:p>
+    <w:p>
+      <w:pPr>
+        <w:pStyle w:val="ListParagraph"/>
+        <w:numPr>
+          <w:ilvl w:val="0"/>
+          <w:numId w:val="1"/>
+        </w:numPr>
+        <w:tabs>
+          <w:tab w:val="left" w:pos="916"/>
+          <w:tab w:val="left" w:pos="1832"/>
+          <w:tab w:val="left" w:pos="2748"/>
+          <w:tab w:val="left" w:pos="3664"/>
+          <w:tab w:val="left" w:pos="4580"/>
+          <w:tab w:val="left" w:pos="5496"/>
+          <w:tab w:val="left" w:pos="6412"/>
+          <w:tab w:val="left" w:pos="7328"/>
+          <w:tab w:val="left" w:pos="8244"/>
+          <w:tab w:val="left" w:pos="9160"/>
+          <w:tab w:val="left" w:pos="10076"/>
+          <w:tab w:val="left" w:pos="10992"/>
+          <w:tab w:val="left" w:pos="11908"/>
+          <w:tab w:val="left" w:pos="12824"/>
+          <w:tab w:val="left" w:pos="13740"/>
+          <w:tab w:val="left" w:pos="14656"/>
+        </w:tabs>
+        <w:spacing w:before="20" w:after="20" w:line="360" w:lineRule="atLeast"/>
+        <w:rPr>
+          <w:rFonts w:ascii="Segoe UI" w:hAnsi="Segoe UI" w:cs="Segoe UI"/>
+          <w:color w:val="000000"/>
+          <w:sz w:val="24"/>
+          <w:szCs w:val="24"/>
+        </w:rPr>
+      </w:pPr>
+    </w:p>
+    <w:p>
+      <w:pPr>
+        <w:tabs>
+          <w:tab w:val="left" w:pos="916"/>
+          <w:tab w:val="left" w:pos="1832"/>
+          <w:tab w:val="left" w:pos="2748"/>
+          <w:tab w:val="left" w:pos="3664"/>
+          <w:tab w:val="left" w:pos="4580"/>
+          <w:tab w:val="left" w:pos="5496"/>
+          <w:tab w:val="left" w:pos="6412"/>
+          <w:tab w:val="left" w:pos="7328"/>
+          <w:tab w:val="left" w:pos="8244"/>
+          <w:tab w:val="left" w:pos="9160"/>
+          <w:tab w:val="left" w:pos="10076"/>
+          <w:tab w:val="left" w:pos="10992"/>
+          <w:tab w:val="left" w:pos="11908"/>
+          <w:tab w:val="left" w:pos="12824"/>
+          <w:tab w:val="left" w:pos="13740"/>
+          <w:tab w:val="left" w:pos="14656"/>
+        </w:tabs>
+        <w:spacing w:before="20" w:after="20" w:line="360" w:lineRule="atLeast"/>
+        <w:rPr>
+          <w:rFonts w:ascii="Segoe UI" w:hAnsi="Segoe UI" w:cs="Segoe UI"/>
+          <w:color w:val="000000"/>
+          <w:sz w:val="24"/>
+          <w:szCs w:val="24"/>
+        </w:rPr>
+      </w:pPr>
+      <w:r>
+        <w:rPr>
+          <w:rFonts w:ascii="Segoe UI" w:hAnsi="Segoe UI" w:cs="Segoe UI"/>
+          <w:color w:val="000000"/>
+          <w:sz w:val="24"/>
+          <w:szCs w:val="24"/>
+        </w:rPr>
+        <w:t>Record concept</w:t>
+      </w:r>
+    </w:p>
+    <w:p>
+      <w:pPr>
+        <w:pStyle w:val="ListParagraph"/>
+        <w:numPr>
+          <w:ilvl w:val="0"/>
+          <w:numId w:val="1"/>
+        </w:numPr>
+        <w:tabs>
+          <w:tab w:val="left" w:pos="916"/>
+          <w:tab w:val="left" w:pos="1832"/>
+          <w:tab w:val="left" w:pos="2748"/>
+          <w:tab w:val="left" w:pos="3664"/>
+          <w:tab w:val="left" w:pos="4580"/>
+          <w:tab w:val="left" w:pos="5496"/>
+          <w:tab w:val="left" w:pos="6412"/>
+          <w:tab w:val="left" w:pos="7328"/>
+          <w:tab w:val="left" w:pos="8244"/>
+          <w:tab w:val="left" w:pos="9160"/>
+          <w:tab w:val="left" w:pos="10076"/>
+          <w:tab w:val="left" w:pos="10992"/>
+          <w:tab w:val="left" w:pos="11908"/>
+          <w:tab w:val="left" w:pos="12824"/>
+          <w:tab w:val="left" w:pos="13740"/>
+          <w:tab w:val="left" w:pos="14656"/>
+        </w:tabs>
+        <w:spacing w:before="20" w:after="20" w:line="360" w:lineRule="atLeast"/>
+        <w:rPr>
+          <w:rFonts w:ascii="Segoe UI" w:hAnsi="Segoe UI" w:cs="Segoe UI"/>
+          <w:color w:val="000000"/>
+          <w:sz w:val="24"/>
+          <w:szCs w:val="24"/>
+        </w:rPr>
+      </w:pPr>
+    </w:p>
+    <w:p>
+      <w:pPr>
+        <w:tabs>
+          <w:tab w:val="left" w:pos="916"/>
+          <w:tab w:val="left" w:pos="1832"/>
+          <w:tab w:val="left" w:pos="2748"/>
+          <w:tab w:val="left" w:pos="3664"/>
+          <w:tab w:val="left" w:pos="4580"/>
+          <w:tab w:val="left" w:pos="5496"/>
+          <w:tab w:val="left" w:pos="6412"/>
+          <w:tab w:val="left" w:pos="7328"/>
+          <w:tab w:val="left" w:pos="8244"/>
+          <w:tab w:val="left" w:pos="9160"/>
+          <w:tab w:val="left" w:pos="10076"/>
+          <w:tab w:val="left" w:pos="10992"/>
+          <w:tab w:val="left" w:pos="11908"/>
+          <w:tab w:val="left" w:pos="12824"/>
+          <w:tab w:val="left" w:pos="13740"/>
+          <w:tab w:val="left" w:pos="14656"/>
+        </w:tabs>
+        <w:spacing w:before="20" w:after="20" w:line="360" w:lineRule="atLeast"/>
+        <w:rPr>
+          <w:rFonts w:ascii="Segoe UI" w:hAnsi="Segoe UI" w:cs="Segoe UI"/>
+          <w:color w:val="000000"/>
+          <w:sz w:val="24"/>
+          <w:szCs w:val="24"/>
+        </w:rPr>
+      </w:pPr>
+      <w:r>
+        <w:rPr>
+          <w:rFonts w:ascii="Segoe UI" w:hAnsi="Segoe UI" w:cs="Segoe UI"/>
+          <w:color w:val="000000"/>
+          <w:sz w:val="24"/>
+          <w:szCs w:val="24"/>
+        </w:rPr>
+        <w:t>Constructors: Canonical, Custom, and Compact</w:t>
+      </w:r>
+    </w:p>
+    <w:p>
+      <w:pPr>
+        <w:pStyle w:val="ListParagraph"/>
+        <w:numPr>
+          <w:ilvl w:val="0"/>
+          <w:numId w:val="1"/>
+        </w:numPr>
+        <w:tabs>
+          <w:tab w:val="left" w:pos="916"/>
+          <w:tab w:val="left" w:pos="1832"/>
+          <w:tab w:val="left" w:pos="2748"/>
+          <w:tab w:val="left" w:pos="3664"/>
+          <w:tab w:val="left" w:pos="4580"/>
+          <w:tab w:val="left" w:pos="5496"/>
+          <w:tab w:val="left" w:pos="6412"/>
+          <w:tab w:val="left" w:pos="7328"/>
+          <w:tab w:val="left" w:pos="8244"/>
+          <w:tab w:val="left" w:pos="9160"/>
+          <w:tab w:val="left" w:pos="10076"/>
+          <w:tab w:val="left" w:pos="10992"/>
+          <w:tab w:val="left" w:pos="11908"/>
+          <w:tab w:val="left" w:pos="12824"/>
+          <w:tab w:val="left" w:pos="13740"/>
+          <w:tab w:val="left" w:pos="14656"/>
+        </w:tabs>
+        <w:spacing w:before="20" w:after="20" w:line="360" w:lineRule="atLeast"/>
+        <w:rPr>
+          <w:rFonts w:ascii="Segoe UI" w:hAnsi="Segoe UI" w:cs="Segoe UI"/>
+          <w:color w:val="000000"/>
+          <w:sz w:val="24"/>
+          <w:szCs w:val="24"/>
+        </w:rPr>
+      </w:pPr>
+      <w:r>
+        <w:rPr>
+          <w:rFonts w:ascii="Segoe UI" w:hAnsi="Segoe UI" w:cs="Segoe UI"/>
+          <w:color w:val="000000"/>
+          <w:sz w:val="24"/>
+          <w:szCs w:val="24"/>
+        </w:rPr>
+        <w:t>The automatically defined constructor that sets all instance fields is called the </w:t>
+      </w:r>
+      <w:r>
+        <w:rPr>
+          <w:rStyle w:val="Emphasis"/>
+          <w:rFonts w:ascii="Segoe UI" w:hAnsi="Segoe UI" w:cs="Segoe UI"/>
+          <w:color w:val="000000"/>
+          <w:sz w:val="24"/>
+          <w:szCs w:val="24"/>
+        </w:rPr>
+        <w:t>canonical constructor</w:t>
+      </w:r>
+      <w:r>
+        <w:rPr>
+          <w:rFonts w:ascii="Segoe UI" w:hAnsi="Segoe UI" w:cs="Segoe UI"/>
+          <w:color w:val="000000"/>
+          <w:sz w:val="24"/>
+          <w:szCs w:val="24"/>
+        </w:rPr>
+        <w:t>.</w:t>
+      </w:r>
+    </w:p>
+    <w:p>
+      <w:pPr>
+        <w:tabs>
+          <w:tab w:val="left" w:pos="916"/>
+          <w:tab w:val="left" w:pos="1832"/>
+          <w:tab w:val="left" w:pos="2748"/>
+          <w:tab w:val="left" w:pos="3664"/>
+          <w:tab w:val="left" w:pos="4580"/>
+          <w:tab w:val="left" w:pos="5496"/>
+          <w:tab w:val="left" w:pos="6412"/>
+          <w:tab w:val="left" w:pos="7328"/>
+          <w:tab w:val="left" w:pos="8244"/>
+          <w:tab w:val="left" w:pos="9160"/>
+          <w:tab w:val="left" w:pos="10076"/>
+          <w:tab w:val="left" w:pos="10992"/>
+          <w:tab w:val="left" w:pos="11908"/>
+          <w:tab w:val="left" w:pos="12824"/>
+          <w:tab w:val="left" w:pos="13740"/>
+          <w:tab w:val="left" w:pos="14656"/>
+        </w:tabs>
+        <w:spacing w:before="20" w:after="20" w:line="360" w:lineRule="atLeast"/>
+        <w:rPr>
+          <w:rFonts w:ascii="Segoe UI" w:hAnsi="Segoe UI" w:cs="Segoe UI"/>
+          <w:color w:val="000000"/>
+          <w:sz w:val="24"/>
+          <w:szCs w:val="24"/>
+        </w:rPr>
+      </w:pPr>
+      <w:r>
+        <w:rPr>
+          <w:rFonts w:ascii="Segoe UI" w:hAnsi="Segoe UI" w:cs="Segoe UI"/>
+          <w:color w:val="000000"/>
+          <w:sz w:val="24"/>
+          <w:szCs w:val="24"/>
+        </w:rPr>
+        <w:t>Packages</w:t>
+      </w:r>
+    </w:p>
+    <w:p>
+      <w:pPr>
+        <w:pStyle w:val="ListParagraph"/>
+        <w:numPr>
+          <w:ilvl w:val="0"/>
+          <w:numId w:val="1"/>
+        </w:numPr>
+        <w:tabs>
+          <w:tab w:val="left" w:pos="916"/>
+          <w:tab w:val="left" w:pos="1832"/>
+          <w:tab w:val="left" w:pos="2748"/>
+          <w:tab w:val="left" w:pos="3664"/>
+          <w:tab w:val="left" w:pos="4580"/>
+          <w:tab w:val="left" w:pos="5496"/>
+          <w:tab w:val="left" w:pos="6412"/>
+          <w:tab w:val="left" w:pos="7328"/>
+          <w:tab w:val="left" w:pos="8244"/>
+          <w:tab w:val="left" w:pos="9160"/>
+          <w:tab w:val="left" w:pos="10076"/>
+          <w:tab w:val="left" w:pos="10992"/>
+          <w:tab w:val="left" w:pos="11908"/>
+          <w:tab w:val="left" w:pos="12824"/>
+          <w:tab w:val="left" w:pos="13740"/>
+          <w:tab w:val="left" w:pos="14656"/>
+        </w:tabs>
+        <w:spacing w:before="20" w:after="20" w:line="360" w:lineRule="atLeast"/>
+        <w:rPr>
+          <w:rFonts w:ascii="Segoe UI" w:hAnsi="Segoe UI" w:cs="Segoe UI"/>
+          <w:color w:val="000000"/>
+          <w:sz w:val="24"/>
+          <w:szCs w:val="24"/>
+        </w:rPr>
+      </w:pPr>
+      <w:r>
+        <w:rPr>
+          <w:rFonts w:ascii="Segoe UI" w:hAnsi="Segoe UI" w:cs="Segoe UI"/>
+          <w:color w:val="000000"/>
+          <w:sz w:val="24"/>
+          <w:szCs w:val="24"/>
+        </w:rPr>
+        <w:t>Package names &lt;- written in reverse</w:t>
+      </w:r>
+    </w:p>
+    <w:p>
+      <w:pPr>
+        <w:pStyle w:val="ListParagraph"/>
+        <w:numPr>
+          <w:ilvl w:val="0"/>
+          <w:numId w:val="1"/>
+        </w:numPr>
+        <w:tabs>
+          <w:tab w:val="left" w:pos="916"/>
+          <w:tab w:val="left" w:pos="1832"/>
+          <w:tab w:val="left" w:pos="2748"/>
+          <w:tab w:val="left" w:pos="3664"/>
+          <w:tab w:val="left" w:pos="4580"/>
+          <w:tab w:val="left" w:pos="5496"/>
+          <w:tab w:val="left" w:pos="6412"/>
+          <w:tab w:val="left" w:pos="7328"/>
+          <w:tab w:val="left" w:pos="8244"/>
+          <w:tab w:val="left" w:pos="9160"/>
+          <w:tab w:val="left" w:pos="10076"/>
+          <w:tab w:val="left" w:pos="10992"/>
+          <w:tab w:val="left" w:pos="11908"/>
+          <w:tab w:val="left" w:pos="12824"/>
+          <w:tab w:val="left" w:pos="13740"/>
+          <w:tab w:val="left" w:pos="14656"/>
+        </w:tabs>
+        <w:spacing w:before="20" w:after="20" w:line="360" w:lineRule="atLeast"/>
+        <w:rPr>
+          <w:rFonts w:ascii="Segoe UI" w:hAnsi="Segoe UI" w:cs="Segoe UI"/>
+          <w:color w:val="000000"/>
+          <w:sz w:val="24"/>
+          <w:szCs w:val="24"/>
+        </w:rPr>
+      </w:pPr>
+      <w:r>
+        <w:rPr>
+          <w:rFonts w:ascii="Segoe UI" w:hAnsi="Segoe UI" w:cs="Segoe UI"/>
+          <w:color w:val="000000"/>
+          <w:sz w:val="24"/>
+          <w:szCs w:val="24"/>
+        </w:rPr>
+        <w:t xml:space="preserve">chan.com -&gt; </w:t>
+      </w:r>
+      <w:proofErr w:type="spellStart"/>
+      <w:proofErr w:type="gramStart"/>
+      <w:r>
+        <w:rPr>
+          <w:rFonts w:ascii="Segoe UI" w:hAnsi="Segoe UI" w:cs="Segoe UI"/>
+          <w:color w:val="000000"/>
+          <w:sz w:val="24"/>
+          <w:szCs w:val="24"/>
+        </w:rPr>
+        <w:t>com.chan</w:t>
+      </w:r>
+      <w:proofErr w:type="spellEnd"/>
+      <w:proofErr w:type="gramEnd"/>
+    </w:p>
+    <w:p>
+      <w:pPr>
+        <w:tabs>
+          <w:tab w:val="left" w:pos="916"/>
+          <w:tab w:val="left" w:pos="1832"/>
+          <w:tab w:val="left" w:pos="2748"/>
+          <w:tab w:val="left" w:pos="3664"/>
+          <w:tab w:val="left" w:pos="4580"/>
+          <w:tab w:val="left" w:pos="5496"/>
+          <w:tab w:val="left" w:pos="6412"/>
+          <w:tab w:val="left" w:pos="7328"/>
+          <w:tab w:val="left" w:pos="8244"/>
+          <w:tab w:val="left" w:pos="9160"/>
+          <w:tab w:val="left" w:pos="10076"/>
+          <w:tab w:val="left" w:pos="10992"/>
+          <w:tab w:val="left" w:pos="11908"/>
+          <w:tab w:val="left" w:pos="12824"/>
+          <w:tab w:val="left" w:pos="13740"/>
+          <w:tab w:val="left" w:pos="14656"/>
+        </w:tabs>
+        <w:spacing w:before="20" w:after="20" w:line="360" w:lineRule="atLeast"/>
+        <w:rPr>
+          <w:rFonts w:ascii="Segoe UI" w:hAnsi="Segoe UI" w:cs="Segoe UI"/>
+          <w:color w:val="000000"/>
+          <w:sz w:val="24"/>
+          <w:szCs w:val="24"/>
+        </w:rPr>
+      </w:pPr>
+      <w:r>
+        <w:rPr>
+          <w:rFonts w:ascii="Segoe UI" w:hAnsi="Segoe UI" w:cs="Segoe UI"/>
+          <w:color w:val="000000"/>
+          <w:sz w:val="24"/>
+          <w:szCs w:val="24"/>
+        </w:rPr>
+        <w:t>Class importation</w:t>
+      </w:r>
+    </w:p>
+    <w:p>
+      <w:pPr>
+        <w:tabs>
+          <w:tab w:val="left" w:pos="916"/>
+          <w:tab w:val="left" w:pos="1832"/>
+          <w:tab w:val="left" w:pos="2748"/>
+          <w:tab w:val="left" w:pos="3664"/>
+          <w:tab w:val="left" w:pos="4580"/>
+          <w:tab w:val="left" w:pos="5496"/>
+          <w:tab w:val="left" w:pos="6412"/>
+          <w:tab w:val="left" w:pos="7328"/>
+          <w:tab w:val="left" w:pos="8244"/>
+          <w:tab w:val="left" w:pos="9160"/>
+          <w:tab w:val="left" w:pos="10076"/>
+          <w:tab w:val="left" w:pos="10992"/>
+          <w:tab w:val="left" w:pos="11908"/>
+          <w:tab w:val="left" w:pos="12824"/>
+          <w:tab w:val="left" w:pos="13740"/>
+          <w:tab w:val="left" w:pos="14656"/>
+        </w:tabs>
+        <w:spacing w:before="20" w:after="20" w:line="360" w:lineRule="atLeast"/>
+        <w:rPr>
+          <w:rFonts w:ascii="Segoe UI" w:hAnsi="Segoe UI" w:cs="Segoe UI"/>
+          <w:color w:val="000000"/>
+          <w:sz w:val="24"/>
+          <w:szCs w:val="24"/>
+        </w:rPr>
+      </w:pPr>
+      <w:r>
+        <w:rPr>
+          <w:rFonts w:ascii="Segoe UI" w:hAnsi="Segoe UI" w:cs="Segoe UI"/>
+          <w:color w:val="000000"/>
+          <w:sz w:val="24"/>
+          <w:szCs w:val="24"/>
+        </w:rPr>
+        <w:t>Static imports</w:t>
+      </w:r>
+    </w:p>
+    <w:p>
+      <w:pPr>
+        <w:tabs>
+          <w:tab w:val="left" w:pos="916"/>
+          <w:tab w:val="left" w:pos="1832"/>
+          <w:tab w:val="left" w:pos="2748"/>
+          <w:tab w:val="left" w:pos="3664"/>
+          <w:tab w:val="left" w:pos="4580"/>
+          <w:tab w:val="left" w:pos="5496"/>
+          <w:tab w:val="left" w:pos="6412"/>
+          <w:tab w:val="left" w:pos="7328"/>
+          <w:tab w:val="left" w:pos="8244"/>
+          <w:tab w:val="left" w:pos="9160"/>
+          <w:tab w:val="left" w:pos="10076"/>
+          <w:tab w:val="left" w:pos="10992"/>
+          <w:tab w:val="left" w:pos="11908"/>
+          <w:tab w:val="left" w:pos="12824"/>
+          <w:tab w:val="left" w:pos="13740"/>
+          <w:tab w:val="left" w:pos="14656"/>
+        </w:tabs>
+        <w:spacing w:before="20" w:after="20" w:line="360" w:lineRule="atLeast"/>
+        <w:rPr>
+          <w:rFonts w:ascii="Segoe UI" w:hAnsi="Segoe UI" w:cs="Segoe UI"/>
+          <w:color w:val="000000"/>
+          <w:sz w:val="24"/>
+          <w:szCs w:val="24"/>
+        </w:rPr>
+      </w:pPr>
+      <w:r>
+        <w:rPr>
+          <w:rFonts w:ascii="Segoe UI" w:hAnsi="Segoe UI" w:cs="Segoe UI"/>
+          <w:color w:val="000000"/>
+          <w:sz w:val="24"/>
+          <w:szCs w:val="24"/>
+        </w:rPr>
+        <w:t>Addition of a Class into a Package</w:t>
+      </w:r>
+    </w:p>
+    <w:p>
+      <w:pPr>
+        <w:pStyle w:val="ListParagraph"/>
+        <w:numPr>
+          <w:ilvl w:val="0"/>
+          <w:numId w:val="1"/>
+        </w:numPr>
+        <w:tabs>
+          <w:tab w:val="left" w:pos="916"/>
+          <w:tab w:val="left" w:pos="1832"/>
+          <w:tab w:val="left" w:pos="2748"/>
+          <w:tab w:val="left" w:pos="3664"/>
+          <w:tab w:val="left" w:pos="4580"/>
+          <w:tab w:val="left" w:pos="5496"/>
+          <w:tab w:val="left" w:pos="6412"/>
+          <w:tab w:val="left" w:pos="7328"/>
+          <w:tab w:val="left" w:pos="8244"/>
+          <w:tab w:val="left" w:pos="9160"/>
+          <w:tab w:val="left" w:pos="10076"/>
+          <w:tab w:val="left" w:pos="10992"/>
+          <w:tab w:val="left" w:pos="11908"/>
+          <w:tab w:val="left" w:pos="12824"/>
+          <w:tab w:val="left" w:pos="13740"/>
+          <w:tab w:val="left" w:pos="14656"/>
+        </w:tabs>
+        <w:spacing w:before="20" w:after="20" w:line="360" w:lineRule="atLeast"/>
+        <w:rPr>
+          <w:rFonts w:ascii="Segoe UI" w:hAnsi="Segoe UI" w:cs="Segoe UI"/>
+          <w:color w:val="000000"/>
+          <w:sz w:val="24"/>
+          <w:szCs w:val="24"/>
+        </w:rPr>
+      </w:pPr>
+      <w:r>
+        <w:rPr>
+          <w:rFonts w:ascii="Segoe UI" w:hAnsi="Segoe UI" w:cs="Segoe UI"/>
+        </w:rPr>
+        <w:t xml:space="preserve">package </w:t>
+      </w:r>
+      <w:proofErr w:type="spellStart"/>
+      <w:proofErr w:type="gramStart"/>
+      <w:r>
+        <w:rPr>
+          <w:rFonts w:ascii="Segoe UI" w:hAnsi="Segoe UI" w:cs="Segoe UI"/>
+        </w:rPr>
+        <w:t>com.horstmann</w:t>
+      </w:r>
+      <w:proofErr w:type="gramEnd"/>
+      <w:r>
+        <w:rPr>
+          <w:rFonts w:ascii="Segoe UI" w:hAnsi="Segoe UI" w:cs="Segoe UI"/>
+        </w:rPr>
+        <w:t>.corejava</w:t>
+      </w:r>
+      <w:proofErr w:type="spellEnd"/>
+      <w:r>
+        <w:rPr>
+          <w:rFonts w:ascii="Segoe UI" w:hAnsi="Segoe UI" w:cs="Segoe UI"/>
+        </w:rPr>
+        <w:t>;</w:t>
+      </w:r>
+    </w:p>
+    <w:p>
+      <w:pPr>
+        <w:pStyle w:val="ListParagraph"/>
+        <w:tabs>
+          <w:tab w:val="left" w:pos="916"/>
+          <w:tab w:val="left" w:pos="1832"/>
+          <w:tab w:val="left" w:pos="2748"/>
+          <w:tab w:val="left" w:pos="3664"/>
+          <w:tab w:val="left" w:pos="4580"/>
+          <w:tab w:val="left" w:pos="5496"/>
+          <w:tab w:val="left" w:pos="6412"/>
+          <w:tab w:val="left" w:pos="7328"/>
+          <w:tab w:val="left" w:pos="8244"/>
+          <w:tab w:val="left" w:pos="9160"/>
+          <w:tab w:val="left" w:pos="10076"/>
+          <w:tab w:val="left" w:pos="10992"/>
+          <w:tab w:val="left" w:pos="11908"/>
+          <w:tab w:val="left" w:pos="12824"/>
+          <w:tab w:val="left" w:pos="13740"/>
+          <w:tab w:val="left" w:pos="14656"/>
+        </w:tabs>
+        <w:spacing w:before="20" w:after="20" w:line="360" w:lineRule="atLeast"/>
+        <w:ind w:left="916"/>
+        <w:rPr>
+          <w:rFonts w:ascii="Segoe UI" w:hAnsi="Segoe UI" w:cs="Segoe UI"/>
+          <w:color w:val="000000"/>
+          <w:sz w:val="24"/>
+          <w:szCs w:val="24"/>
+        </w:rPr>
+      </w:pPr>
+      <w:r>
+        <w:rPr>
+          <w:rFonts w:ascii="Segoe UI" w:hAnsi="Segoe UI" w:cs="Segoe UI"/>
+          <w:color w:val="000000"/>
+          <w:sz w:val="24"/>
+          <w:szCs w:val="24"/>
+        </w:rPr>
+        <w:t>public class Employee</w:t>
+      </w:r>
+    </w:p>
+    <w:p>
+      <w:pPr>
+        <w:pStyle w:val="ListParagraph"/>
+        <w:tabs>
+          <w:tab w:val="left" w:pos="916"/>
+          <w:tab w:val="left" w:pos="1832"/>
+          <w:tab w:val="left" w:pos="2748"/>
+          <w:tab w:val="left" w:pos="3664"/>
+          <w:tab w:val="left" w:pos="4580"/>
+          <w:tab w:val="left" w:pos="5496"/>
+          <w:tab w:val="left" w:pos="6412"/>
+          <w:tab w:val="left" w:pos="7328"/>
+          <w:tab w:val="left" w:pos="8244"/>
+          <w:tab w:val="left" w:pos="9160"/>
+          <w:tab w:val="left" w:pos="10076"/>
+          <w:tab w:val="left" w:pos="10992"/>
+          <w:tab w:val="left" w:pos="11908"/>
+          <w:tab w:val="left" w:pos="12824"/>
+          <w:tab w:val="left" w:pos="13740"/>
+          <w:tab w:val="left" w:pos="14656"/>
+        </w:tabs>
+        <w:spacing w:before="20" w:after="20" w:line="360" w:lineRule="atLeast"/>
+        <w:ind w:left="916"/>
+        <w:rPr>
+          <w:rFonts w:ascii="Segoe UI" w:hAnsi="Segoe UI" w:cs="Segoe UI"/>
+          <w:color w:val="000000"/>
+          <w:sz w:val="24"/>
+          <w:szCs w:val="24"/>
+        </w:rPr>
+      </w:pPr>
+      <w:r>
+        <w:rPr>
+          <w:rFonts w:ascii="Segoe UI" w:hAnsi="Segoe UI" w:cs="Segoe UI"/>
+          <w:color w:val="000000"/>
+          <w:sz w:val="24"/>
+          <w:szCs w:val="24"/>
+        </w:rPr>
+        <w:t>{</w:t>
+      </w:r>
+    </w:p>
+    <w:p>
+      <w:pPr>
+        <w:pStyle w:val="ListParagraph"/>
+        <w:tabs>
+          <w:tab w:val="left" w:pos="916"/>
+          <w:tab w:val="left" w:pos="1832"/>
+          <w:tab w:val="left" w:pos="2748"/>
+          <w:tab w:val="left" w:pos="3664"/>
+          <w:tab w:val="left" w:pos="4580"/>
+          <w:tab w:val="left" w:pos="5496"/>
+          <w:tab w:val="left" w:pos="6412"/>
+          <w:tab w:val="left" w:pos="7328"/>
+          <w:tab w:val="left" w:pos="8244"/>
+          <w:tab w:val="left" w:pos="9160"/>
+          <w:tab w:val="left" w:pos="10076"/>
+          <w:tab w:val="left" w:pos="10992"/>
+          <w:tab w:val="left" w:pos="11908"/>
+          <w:tab w:val="left" w:pos="12824"/>
+          <w:tab w:val="left" w:pos="13740"/>
+          <w:tab w:val="left" w:pos="14656"/>
+        </w:tabs>
+        <w:spacing w:before="20" w:after="20" w:line="360" w:lineRule="atLeast"/>
+        <w:ind w:left="916"/>
+        <w:rPr>
+          <w:rFonts w:ascii="Segoe UI" w:hAnsi="Segoe UI" w:cs="Segoe UI"/>
+          <w:color w:val="000000"/>
+          <w:sz w:val="24"/>
+          <w:szCs w:val="24"/>
+        </w:rPr>
+      </w:pPr>
+      <w:r>
+        <w:rPr>
+          <w:rFonts w:ascii="Segoe UI" w:hAnsi="Segoe UI" w:cs="Segoe UI"/>
+          <w:color w:val="000000"/>
+          <w:sz w:val="24"/>
+          <w:szCs w:val="24"/>
+        </w:rPr>
+        <w:t>   . . .</w:t>
+      </w:r>
+    </w:p>
+    <w:p>
+      <w:pPr>
+        <w:pStyle w:val="ListParagraph"/>
+        <w:tabs>
+          <w:tab w:val="left" w:pos="916"/>
+          <w:tab w:val="left" w:pos="1832"/>
+          <w:tab w:val="left" w:pos="2748"/>
+          <w:tab w:val="left" w:pos="3664"/>
+          <w:tab w:val="left" w:pos="4580"/>
+          <w:tab w:val="left" w:pos="5496"/>
+          <w:tab w:val="left" w:pos="6412"/>
+          <w:tab w:val="left" w:pos="7328"/>
+          <w:tab w:val="left" w:pos="8244"/>
+          <w:tab w:val="left" w:pos="9160"/>
+          <w:tab w:val="left" w:pos="10076"/>
+          <w:tab w:val="left" w:pos="10992"/>
+          <w:tab w:val="left" w:pos="11908"/>
+          <w:tab w:val="left" w:pos="12824"/>
+          <w:tab w:val="left" w:pos="13740"/>
+          <w:tab w:val="left" w:pos="14656"/>
+        </w:tabs>
+        <w:spacing w:before="20" w:after="20" w:line="360" w:lineRule="atLeast"/>
+        <w:ind w:left="916"/>
+        <w:rPr>
+          <w:rFonts w:ascii="Segoe UI" w:hAnsi="Segoe UI" w:cs="Segoe UI"/>
+          <w:color w:val="000000"/>
+          <w:sz w:val="24"/>
+          <w:szCs w:val="24"/>
+        </w:rPr>
+      </w:pPr>
+      <w:r>
+        <w:rPr>
+          <w:rFonts w:ascii="Segoe UI" w:hAnsi="Segoe UI" w:cs="Segoe UI"/>
+          <w:color w:val="000000"/>
+          <w:sz w:val="24"/>
+          <w:szCs w:val="24"/>
+        </w:rPr>
+        <w:t>}</w:t>
+      </w:r>
+    </w:p>
+    <w:p>
+      <w:pPr>
+        <w:pStyle w:val="HTMLPreformatted"/>
+        <w:spacing w:before="20" w:after="20" w:line="360" w:lineRule="atLeast"/>
+        <w:rPr>
+          <w:rFonts w:ascii="Segoe UI" w:hAnsi="Segoe UI" w:cs="Segoe UI"/>
+          <w:color w:val="000000"/>
+          <w:sz w:val="24"/>
+          <w:szCs w:val="24"/>
+        </w:rPr>
+      </w:pPr>
+      <w:r>
+        <w:rPr>
+          <w:rFonts w:ascii="Segoe UI" w:hAnsi="Segoe UI" w:cs="Segoe UI"/>
+          <w:color w:val="000000"/>
+          <w:sz w:val="24"/>
+          <w:szCs w:val="24"/>
+        </w:rPr>
+        <w:t>Package access</w:t>
+      </w:r>
+    </w:p>
+    <w:p>
+      <w:pPr>
+        <w:pStyle w:val="HTMLPreformatted"/>
+        <w:numPr>
+          <w:ilvl w:val="0"/>
+          <w:numId w:val="1"/>
+        </w:numPr>
+        <w:spacing w:before="20" w:after="20" w:line="360" w:lineRule="atLeast"/>
+        <w:rPr>
+          <w:rFonts w:ascii="Segoe UI" w:hAnsi="Segoe UI" w:cs="Segoe UI"/>
+          <w:color w:val="000000"/>
+          <w:sz w:val="24"/>
+          <w:szCs w:val="24"/>
+        </w:rPr>
+      </w:pPr>
+      <w:r>
+        <w:rPr>
+          <w:rFonts w:ascii="Segoe UI" w:hAnsi="Segoe UI" w:cs="Segoe UI"/>
+          <w:color w:val="000000"/>
+          <w:sz w:val="24"/>
+          <w:szCs w:val="24"/>
+        </w:rPr>
+        <w:t>You have already encountered the access modifiers </w:t>
+      </w:r>
+      <w:r>
+        <w:rPr>
+          <w:rStyle w:val="HTMLCode"/>
+          <w:rFonts w:ascii="Segoe UI" w:hAnsi="Segoe UI" w:cs="Segoe UI"/>
+          <w:color w:val="000000"/>
+          <w:sz w:val="24"/>
+          <w:szCs w:val="24"/>
+        </w:rPr>
+        <w:t>public</w:t>
+      </w:r>
+      <w:r>
+        <w:rPr>
+          <w:rFonts w:ascii="Segoe UI" w:hAnsi="Segoe UI" w:cs="Segoe UI"/>
+          <w:color w:val="000000"/>
+          <w:sz w:val="24"/>
+          <w:szCs w:val="24"/>
+        </w:rPr>
+        <w:t> and </w:t>
+      </w:r>
+      <w:r>
+        <w:rPr>
+          <w:rStyle w:val="HTMLCode"/>
+          <w:rFonts w:ascii="Segoe UI" w:hAnsi="Segoe UI" w:cs="Segoe UI"/>
+          <w:color w:val="000000"/>
+          <w:sz w:val="24"/>
+          <w:szCs w:val="24"/>
+        </w:rPr>
+        <w:t>private</w:t>
+      </w:r>
+      <w:r>
+        <w:rPr>
+          <w:rFonts w:ascii="Segoe UI" w:hAnsi="Segoe UI" w:cs="Segoe UI"/>
+          <w:color w:val="000000"/>
+          <w:sz w:val="24"/>
+          <w:szCs w:val="24"/>
+        </w:rPr>
+        <w:t>. Features tagged as </w:t>
+      </w:r>
+      <w:r>
+        <w:rPr>
+          <w:rStyle w:val="HTMLCode"/>
+          <w:rFonts w:ascii="Segoe UI" w:hAnsi="Segoe UI" w:cs="Segoe UI"/>
+          <w:color w:val="000000"/>
+          <w:sz w:val="24"/>
+          <w:szCs w:val="24"/>
+        </w:rPr>
+        <w:t>public</w:t>
+      </w:r>
+      <w:r>
+        <w:rPr>
+          <w:rFonts w:ascii="Segoe UI" w:hAnsi="Segoe UI" w:cs="Segoe UI"/>
+          <w:color w:val="000000"/>
+          <w:sz w:val="24"/>
+          <w:szCs w:val="24"/>
+        </w:rPr>
+        <w:t> can be used by any class. Private features can be used only by the class that defines them. If you don’t specify either </w:t>
+      </w:r>
+      <w:r>
+        <w:rPr>
+          <w:rStyle w:val="HTMLCode"/>
+          <w:rFonts w:ascii="Segoe UI" w:hAnsi="Segoe UI" w:cs="Segoe UI"/>
+          <w:color w:val="000000"/>
+          <w:sz w:val="24"/>
+          <w:szCs w:val="24"/>
+        </w:rPr>
+        <w:t>public</w:t>
+      </w:r>
+      <w:r>
+        <w:rPr>
+          <w:rFonts w:ascii="Segoe UI" w:hAnsi="Segoe UI" w:cs="Segoe UI"/>
+          <w:color w:val="000000"/>
+          <w:sz w:val="24"/>
+          <w:szCs w:val="24"/>
+        </w:rPr>
+        <w:t> or </w:t>
+      </w:r>
+      <w:r>
+        <w:rPr>
+          <w:rStyle w:val="HTMLCode"/>
+          <w:rFonts w:ascii="Segoe UI" w:hAnsi="Segoe UI" w:cs="Segoe UI"/>
+          <w:color w:val="000000"/>
+          <w:sz w:val="24"/>
+          <w:szCs w:val="24"/>
+        </w:rPr>
+        <w:t>private</w:t>
+      </w:r>
+      <w:r>
+        <w:rPr>
+          <w:rFonts w:ascii="Segoe UI" w:hAnsi="Segoe UI" w:cs="Segoe UI"/>
+          <w:color w:val="000000"/>
+          <w:sz w:val="24"/>
+          <w:szCs w:val="24"/>
+        </w:rPr>
+        <w:t>, the feature (that is, the class, method, or variable) can be accessed by all methods in the same </w:t>
+      </w:r>
+      <w:r>
+        <w:rPr>
+          <w:rStyle w:val="Emphasis"/>
+          <w:rFonts w:ascii="Segoe UI" w:hAnsi="Segoe UI" w:cs="Segoe UI"/>
+          <w:color w:val="000000"/>
+          <w:sz w:val="24"/>
+          <w:szCs w:val="24"/>
+        </w:rPr>
+        <w:t>package</w:t>
+      </w:r>
+      <w:r>
+        <w:rPr>
+          <w:rFonts w:ascii="Segoe UI" w:hAnsi="Segoe UI" w:cs="Segoe UI"/>
+          <w:color w:val="000000"/>
+          <w:sz w:val="24"/>
+          <w:szCs w:val="24"/>
+        </w:rPr>
+        <w:t>.</w:t>
+      </w:r>
+    </w:p>
+    <w:p>
+      <w:pPr>
+        <w:tabs>
+          <w:tab w:val="left" w:pos="916"/>
+          <w:tab w:val="left" w:pos="1832"/>
+          <w:tab w:val="left" w:pos="2748"/>
+          <w:tab w:val="left" w:pos="3664"/>
+          <w:tab w:val="left" w:pos="4580"/>
+          <w:tab w:val="left" w:pos="5496"/>
+          <w:tab w:val="left" w:pos="6412"/>
+          <w:tab w:val="left" w:pos="7328"/>
+          <w:tab w:val="left" w:pos="8244"/>
+          <w:tab w:val="left" w:pos="9160"/>
+          <w:tab w:val="left" w:pos="10076"/>
+          <w:tab w:val="left" w:pos="10992"/>
+          <w:tab w:val="left" w:pos="11908"/>
+          <w:tab w:val="left" w:pos="12824"/>
+          <w:tab w:val="left" w:pos="13740"/>
+          <w:tab w:val="left" w:pos="14656"/>
+        </w:tabs>
+        <w:spacing w:before="20" w:after="20" w:line="360" w:lineRule="atLeast"/>
+        <w:rPr>
+          <w:rFonts w:ascii="Segoe UI" w:hAnsi="Segoe UI" w:cs="Segoe UI"/>
+          <w:color w:val="000000"/>
+          <w:sz w:val="24"/>
+          <w:szCs w:val="24"/>
+        </w:rPr>
+      </w:pPr>
+      <w:r>
+        <w:rPr>
+          <w:rFonts w:ascii="Segoe UI" w:hAnsi="Segoe UI" w:cs="Segoe UI"/>
+          <w:color w:val="000000"/>
+          <w:sz w:val="24"/>
+          <w:szCs w:val="24"/>
+        </w:rPr>
+        <w:t>Class path</w:t>
+      </w:r>
+    </w:p>
+    <w:p>
+      <w:pPr>
+        <w:tabs>
+          <w:tab w:val="left" w:pos="916"/>
+          <w:tab w:val="left" w:pos="1832"/>
+          <w:tab w:val="left" w:pos="2748"/>
+          <w:tab w:val="left" w:pos="3664"/>
+          <w:tab w:val="left" w:pos="4580"/>
+          <w:tab w:val="left" w:pos="5496"/>
+          <w:tab w:val="left" w:pos="6412"/>
+          <w:tab w:val="left" w:pos="7328"/>
+          <w:tab w:val="left" w:pos="8244"/>
+          <w:tab w:val="left" w:pos="9160"/>
+          <w:tab w:val="left" w:pos="10076"/>
+          <w:tab w:val="left" w:pos="10992"/>
+          <w:tab w:val="left" w:pos="11908"/>
+          <w:tab w:val="left" w:pos="12824"/>
+          <w:tab w:val="left" w:pos="13740"/>
+          <w:tab w:val="left" w:pos="14656"/>
+        </w:tabs>
+        <w:spacing w:before="20" w:after="20" w:line="360" w:lineRule="atLeast"/>
+        <w:rPr>
+          <w:rFonts w:ascii="Segoe UI" w:hAnsi="Segoe UI" w:cs="Segoe UI"/>
+          <w:color w:val="000000"/>
+          <w:sz w:val="24"/>
+          <w:szCs w:val="24"/>
+        </w:rPr>
+      </w:pPr>
+      <w:r>
+        <w:rPr>
+          <w:rFonts w:ascii="Segoe UI" w:hAnsi="Segoe UI" w:cs="Segoe UI"/>
+          <w:color w:val="000000"/>
+          <w:sz w:val="24"/>
+          <w:szCs w:val="24"/>
+        </w:rPr>
+        <w:t>Setting the class path</w:t>
+      </w:r>
+    </w:p>
+    <w:p>
+      <w:pPr>
+        <w:tabs>
+          <w:tab w:val="left" w:pos="916"/>
+          <w:tab w:val="left" w:pos="1832"/>
+          <w:tab w:val="left" w:pos="2748"/>
+          <w:tab w:val="left" w:pos="3664"/>
+          <w:tab w:val="left" w:pos="4580"/>
+          <w:tab w:val="left" w:pos="5496"/>
+          <w:tab w:val="left" w:pos="6412"/>
+          <w:tab w:val="left" w:pos="7328"/>
+          <w:tab w:val="left" w:pos="8244"/>
+          <w:tab w:val="left" w:pos="9160"/>
+          <w:tab w:val="left" w:pos="10076"/>
+          <w:tab w:val="left" w:pos="10992"/>
+          <w:tab w:val="left" w:pos="11908"/>
+          <w:tab w:val="left" w:pos="12824"/>
+          <w:tab w:val="left" w:pos="13740"/>
+          <w:tab w:val="left" w:pos="14656"/>
+        </w:tabs>
+        <w:spacing w:before="20" w:after="20" w:line="360" w:lineRule="atLeast"/>
+        <w:rPr>
+          <w:rFonts w:ascii="Segoe UI" w:hAnsi="Segoe UI" w:cs="Segoe UI"/>
+          <w:color w:val="000000"/>
+          <w:sz w:val="24"/>
+          <w:szCs w:val="24"/>
+        </w:rPr>
+      </w:pPr>
+      <w:r>
+        <w:rPr>
+          <w:rFonts w:ascii="Segoe UI" w:hAnsi="Segoe UI" w:cs="Segoe UI"/>
+          <w:color w:val="000000"/>
+          <w:sz w:val="24"/>
+          <w:szCs w:val="24"/>
+        </w:rPr>
+        <w:t>JAR files</w:t>
       </w:r>
     </w:p>
     <w:sectPr>

--- a/JavaDocs.docx
+++ b/JavaDocs.docx
@@ -8379,25 +8379,7 @@
           <w:sz w:val="24"/>
           <w:szCs w:val="24"/>
         </w:rPr>
-        <w:t xml:space="preserve">You have seen that it is impossible for a method to change a primitive type parameter. </w:t>
-      </w:r>
-      <w:r>
-        <w:rPr>
-          <w:rFonts w:ascii="Segoe UI" w:hAnsi="Segoe UI" w:cs="Segoe UI"/>
-          <w:color w:val="000000"/>
-          <w:sz w:val="24"/>
-          <w:szCs w:val="24"/>
-        </w:rPr>
-        <w:t xml:space="preserve"> </w:t>
-      </w:r>
-      <w:r>
-        <w:rPr>
-          <w:rFonts w:ascii="Segoe UI" w:hAnsi="Segoe UI" w:cs="Segoe UI"/>
-          <w:color w:val="000000"/>
-          <w:sz w:val="24"/>
-          <w:szCs w:val="24"/>
-        </w:rPr>
-        <w:t xml:space="preserve">The situation is different for object parameters. </w:t>
+        <w:t xml:space="preserve">You have seen that it is impossible for a method to change a primitive type parameter.  The situation is different for object parameters. </w:t>
       </w:r>
     </w:p>
     <w:p>
@@ -9807,15 +9789,7 @@
           <w:sz w:val="24"/>
           <w:szCs w:val="24"/>
         </w:rPr>
-        <w:t>static</w:t>
-      </w:r>
-      <w:r>
-        <w:rPr>
-          <w:rFonts w:ascii="Segoe UI" w:hAnsi="Segoe UI" w:cs="Segoe UI"/>
-          <w:sz w:val="24"/>
-          <w:szCs w:val="24"/>
-        </w:rPr>
-        <w:t xml:space="preserve"> </w:t>
+        <w:t xml:space="preserve">static </w:t>
       </w:r>
       <w:proofErr w:type="gramStart"/>
       <w:r>
@@ -9824,15 +9798,7 @@
           <w:sz w:val="24"/>
           <w:szCs w:val="24"/>
         </w:rPr>
-        <w:t>{</w:t>
-      </w:r>
-      <w:r>
-        <w:rPr>
-          <w:rFonts w:ascii="Segoe UI" w:hAnsi="Segoe UI" w:cs="Segoe UI"/>
-          <w:sz w:val="24"/>
-          <w:szCs w:val="24"/>
-        </w:rPr>
-        <w:t xml:space="preserve"> </w:t>
+        <w:t xml:space="preserve">{ </w:t>
       </w:r>
       <w:proofErr w:type="spellStart"/>
       <w:r>
@@ -9963,16 +9929,7 @@
           <w:sz w:val="24"/>
           <w:szCs w:val="24"/>
         </w:rPr>
-        <w:t>c</w:t>
-      </w:r>
-      <w:r>
-        <w:rPr>
-          <w:rFonts w:ascii="Segoe UI" w:hAnsi="Segoe UI" w:cs="Segoe UI"/>
-          <w:color w:val="000000"/>
-          <w:sz w:val="24"/>
-          <w:szCs w:val="24"/>
-        </w:rPr>
-        <w:t>leanup</w:t>
+        <w:t>cleanup</w:t>
       </w:r>
       <w:proofErr w:type="spellEnd"/>
       <w:r>
@@ -10487,44 +10444,6 @@
     </w:p>
     <w:p>
       <w:pPr>
-        <w:tabs>
-          <w:tab w:val="left" w:pos="916"/>
-          <w:tab w:val="left" w:pos="1832"/>
-          <w:tab w:val="left" w:pos="2748"/>
-          <w:tab w:val="left" w:pos="3664"/>
-          <w:tab w:val="left" w:pos="4580"/>
-          <w:tab w:val="left" w:pos="5496"/>
-          <w:tab w:val="left" w:pos="6412"/>
-          <w:tab w:val="left" w:pos="7328"/>
-          <w:tab w:val="left" w:pos="8244"/>
-          <w:tab w:val="left" w:pos="9160"/>
-          <w:tab w:val="left" w:pos="10076"/>
-          <w:tab w:val="left" w:pos="10992"/>
-          <w:tab w:val="left" w:pos="11908"/>
-          <w:tab w:val="left" w:pos="12824"/>
-          <w:tab w:val="left" w:pos="13740"/>
-          <w:tab w:val="left" w:pos="14656"/>
-        </w:tabs>
-        <w:spacing w:before="20" w:after="20" w:line="360" w:lineRule="atLeast"/>
-        <w:rPr>
-          <w:rFonts w:ascii="Segoe UI" w:hAnsi="Segoe UI" w:cs="Segoe UI"/>
-          <w:color w:val="000000"/>
-          <w:sz w:val="24"/>
-          <w:szCs w:val="24"/>
-        </w:rPr>
-      </w:pPr>
-      <w:r>
-        <w:rPr>
-          <w:rFonts w:ascii="Segoe UI" w:hAnsi="Segoe UI" w:cs="Segoe UI"/>
-          <w:color w:val="000000"/>
-          <w:sz w:val="24"/>
-          <w:szCs w:val="24"/>
-        </w:rPr>
-        <w:t>Addition of a Class into a Package</w:t>
-      </w:r>
-    </w:p>
-    <w:p>
-      <w:pPr>
         <w:pStyle w:val="ListParagraph"/>
         <w:numPr>
           <w:ilvl w:val="0"/>
@@ -10559,6 +10478,250 @@
       <w:r>
         <w:rPr>
           <w:rFonts w:ascii="Segoe UI" w:hAnsi="Segoe UI" w:cs="Segoe UI"/>
+          <w:color w:val="000000"/>
+          <w:sz w:val="24"/>
+          <w:szCs w:val="24"/>
+        </w:rPr>
+        <w:t xml:space="preserve">import static </w:t>
+      </w:r>
+      <w:proofErr w:type="spellStart"/>
+      <w:proofErr w:type="gramStart"/>
+      <w:r>
+        <w:rPr>
+          <w:rFonts w:ascii="Segoe UI" w:hAnsi="Segoe UI" w:cs="Segoe UI"/>
+          <w:color w:val="000000"/>
+          <w:sz w:val="24"/>
+          <w:szCs w:val="24"/>
+        </w:rPr>
+        <w:t>java.lang</w:t>
+      </w:r>
+      <w:proofErr w:type="gramEnd"/>
+      <w:r>
+        <w:rPr>
+          <w:rFonts w:ascii="Segoe UI" w:hAnsi="Segoe UI" w:cs="Segoe UI"/>
+          <w:color w:val="000000"/>
+          <w:sz w:val="24"/>
+          <w:szCs w:val="24"/>
+        </w:rPr>
+        <w:t>.System</w:t>
+      </w:r>
+      <w:proofErr w:type="spellEnd"/>
+      <w:r>
+        <w:rPr>
+          <w:rFonts w:ascii="Segoe UI" w:hAnsi="Segoe UI" w:cs="Segoe UI"/>
+          <w:color w:val="000000"/>
+          <w:sz w:val="24"/>
+          <w:szCs w:val="24"/>
+        </w:rPr>
+        <w:t>.*;</w:t>
+      </w:r>
+    </w:p>
+    <w:p>
+      <w:pPr>
+        <w:pStyle w:val="ListParagraph"/>
+        <w:numPr>
+          <w:ilvl w:val="0"/>
+          <w:numId w:val="1"/>
+        </w:numPr>
+        <w:tabs>
+          <w:tab w:val="left" w:pos="916"/>
+          <w:tab w:val="left" w:pos="1832"/>
+          <w:tab w:val="left" w:pos="2748"/>
+          <w:tab w:val="left" w:pos="3664"/>
+          <w:tab w:val="left" w:pos="4580"/>
+          <w:tab w:val="left" w:pos="5496"/>
+          <w:tab w:val="left" w:pos="6412"/>
+          <w:tab w:val="left" w:pos="7328"/>
+          <w:tab w:val="left" w:pos="8244"/>
+          <w:tab w:val="left" w:pos="9160"/>
+          <w:tab w:val="left" w:pos="10076"/>
+          <w:tab w:val="left" w:pos="10992"/>
+          <w:tab w:val="left" w:pos="11908"/>
+          <w:tab w:val="left" w:pos="12824"/>
+          <w:tab w:val="left" w:pos="13740"/>
+          <w:tab w:val="left" w:pos="14656"/>
+        </w:tabs>
+        <w:spacing w:before="20" w:after="20" w:line="360" w:lineRule="atLeast"/>
+        <w:rPr>
+          <w:rFonts w:ascii="Segoe UI" w:hAnsi="Segoe UI" w:cs="Segoe UI"/>
+          <w:color w:val="000000"/>
+          <w:sz w:val="24"/>
+          <w:szCs w:val="24"/>
+        </w:rPr>
+      </w:pPr>
+      <w:proofErr w:type="spellStart"/>
+      <w:proofErr w:type="gramStart"/>
+      <w:r>
+        <w:rPr>
+          <w:rFonts w:ascii="Segoe UI" w:hAnsi="Segoe UI" w:cs="Segoe UI"/>
+          <w:color w:val="000000"/>
+          <w:sz w:val="24"/>
+          <w:szCs w:val="24"/>
+        </w:rPr>
+        <w:t>out.println</w:t>
+      </w:r>
+      <w:proofErr w:type="spellEnd"/>
+      <w:proofErr w:type="gramEnd"/>
+      <w:r>
+        <w:rPr>
+          <w:rFonts w:ascii="Segoe UI" w:hAnsi="Segoe UI" w:cs="Segoe UI"/>
+          <w:color w:val="000000"/>
+          <w:sz w:val="24"/>
+          <w:szCs w:val="24"/>
+        </w:rPr>
+        <w:t xml:space="preserve">('Goodbye, World!'); // i.e., </w:t>
+      </w:r>
+      <w:proofErr w:type="spellStart"/>
+      <w:r>
+        <w:rPr>
+          <w:rFonts w:ascii="Segoe UI" w:hAnsi="Segoe UI" w:cs="Segoe UI"/>
+          <w:color w:val="000000"/>
+          <w:sz w:val="24"/>
+          <w:szCs w:val="24"/>
+        </w:rPr>
+        <w:t>System.out</w:t>
+      </w:r>
+      <w:proofErr w:type="spellEnd"/>
+    </w:p>
+    <w:p>
+      <w:pPr>
+        <w:pStyle w:val="ListParagraph"/>
+        <w:numPr>
+          <w:ilvl w:val="0"/>
+          <w:numId w:val="1"/>
+        </w:numPr>
+        <w:tabs>
+          <w:tab w:val="left" w:pos="916"/>
+          <w:tab w:val="left" w:pos="1832"/>
+          <w:tab w:val="left" w:pos="2748"/>
+          <w:tab w:val="left" w:pos="3664"/>
+          <w:tab w:val="left" w:pos="4580"/>
+          <w:tab w:val="left" w:pos="5496"/>
+          <w:tab w:val="left" w:pos="6412"/>
+          <w:tab w:val="left" w:pos="7328"/>
+          <w:tab w:val="left" w:pos="8244"/>
+          <w:tab w:val="left" w:pos="9160"/>
+          <w:tab w:val="left" w:pos="10076"/>
+          <w:tab w:val="left" w:pos="10992"/>
+          <w:tab w:val="left" w:pos="11908"/>
+          <w:tab w:val="left" w:pos="12824"/>
+          <w:tab w:val="left" w:pos="13740"/>
+          <w:tab w:val="left" w:pos="14656"/>
+        </w:tabs>
+        <w:spacing w:before="20" w:after="20" w:line="360" w:lineRule="atLeast"/>
+        <w:rPr>
+          <w:rFonts w:ascii="Segoe UI" w:hAnsi="Segoe UI" w:cs="Segoe UI"/>
+          <w:color w:val="000000"/>
+          <w:sz w:val="24"/>
+          <w:szCs w:val="24"/>
+        </w:rPr>
+      </w:pPr>
+      <w:proofErr w:type="gramStart"/>
+      <w:r>
+        <w:rPr>
+          <w:rFonts w:ascii="Segoe UI" w:hAnsi="Segoe UI" w:cs="Segoe UI"/>
+          <w:color w:val="000000"/>
+          <w:sz w:val="24"/>
+          <w:szCs w:val="24"/>
+        </w:rPr>
+        <w:t>exit(</w:t>
+      </w:r>
+      <w:proofErr w:type="gramEnd"/>
+      <w:r>
+        <w:rPr>
+          <w:rFonts w:ascii="Segoe UI" w:hAnsi="Segoe UI" w:cs="Segoe UI"/>
+          <w:color w:val="000000"/>
+          <w:sz w:val="24"/>
+          <w:szCs w:val="24"/>
+        </w:rPr>
+        <w:t xml:space="preserve">0); // i.e., </w:t>
+      </w:r>
+      <w:proofErr w:type="spellStart"/>
+      <w:r>
+        <w:rPr>
+          <w:rFonts w:ascii="Segoe UI" w:hAnsi="Segoe UI" w:cs="Segoe UI"/>
+          <w:color w:val="000000"/>
+          <w:sz w:val="24"/>
+          <w:szCs w:val="24"/>
+        </w:rPr>
+        <w:t>System.exit</w:t>
+      </w:r>
+      <w:proofErr w:type="spellEnd"/>
+    </w:p>
+    <w:p>
+      <w:pPr>
+        <w:tabs>
+          <w:tab w:val="left" w:pos="916"/>
+          <w:tab w:val="left" w:pos="1832"/>
+          <w:tab w:val="left" w:pos="2748"/>
+          <w:tab w:val="left" w:pos="3664"/>
+          <w:tab w:val="left" w:pos="4580"/>
+          <w:tab w:val="left" w:pos="5496"/>
+          <w:tab w:val="left" w:pos="6412"/>
+          <w:tab w:val="left" w:pos="7328"/>
+          <w:tab w:val="left" w:pos="8244"/>
+          <w:tab w:val="left" w:pos="9160"/>
+          <w:tab w:val="left" w:pos="10076"/>
+          <w:tab w:val="left" w:pos="10992"/>
+          <w:tab w:val="left" w:pos="11908"/>
+          <w:tab w:val="left" w:pos="12824"/>
+          <w:tab w:val="left" w:pos="13740"/>
+          <w:tab w:val="left" w:pos="14656"/>
+        </w:tabs>
+        <w:spacing w:before="20" w:after="20" w:line="360" w:lineRule="atLeast"/>
+        <w:rPr>
+          <w:rFonts w:ascii="Segoe UI" w:hAnsi="Segoe UI" w:cs="Segoe UI"/>
+          <w:color w:val="000000"/>
+          <w:sz w:val="24"/>
+          <w:szCs w:val="24"/>
+        </w:rPr>
+      </w:pPr>
+      <w:r>
+        <w:rPr>
+          <w:rFonts w:ascii="Segoe UI" w:hAnsi="Segoe UI" w:cs="Segoe UI"/>
+          <w:color w:val="000000"/>
+          <w:sz w:val="24"/>
+          <w:szCs w:val="24"/>
+        </w:rPr>
+        <w:t>Addition of a Class into a Package</w:t>
+      </w:r>
+    </w:p>
+    <w:p>
+      <w:pPr>
+        <w:pStyle w:val="ListParagraph"/>
+        <w:numPr>
+          <w:ilvl w:val="0"/>
+          <w:numId w:val="1"/>
+        </w:numPr>
+        <w:tabs>
+          <w:tab w:val="left" w:pos="916"/>
+          <w:tab w:val="left" w:pos="1832"/>
+          <w:tab w:val="left" w:pos="2748"/>
+          <w:tab w:val="left" w:pos="3664"/>
+          <w:tab w:val="left" w:pos="4580"/>
+          <w:tab w:val="left" w:pos="5496"/>
+          <w:tab w:val="left" w:pos="6412"/>
+          <w:tab w:val="left" w:pos="7328"/>
+          <w:tab w:val="left" w:pos="8244"/>
+          <w:tab w:val="left" w:pos="9160"/>
+          <w:tab w:val="left" w:pos="10076"/>
+          <w:tab w:val="left" w:pos="10992"/>
+          <w:tab w:val="left" w:pos="11908"/>
+          <w:tab w:val="left" w:pos="12824"/>
+          <w:tab w:val="left" w:pos="13740"/>
+          <w:tab w:val="left" w:pos="14656"/>
+        </w:tabs>
+        <w:spacing w:before="20" w:after="20" w:line="360" w:lineRule="atLeast"/>
+        <w:rPr>
+          <w:rFonts w:ascii="Segoe UI" w:hAnsi="Segoe UI" w:cs="Segoe UI"/>
+          <w:color w:val="000000"/>
+          <w:sz w:val="24"/>
+          <w:szCs w:val="24"/>
+        </w:rPr>
+      </w:pPr>
+      <w:r>
+        <w:rPr>
+          <w:rFonts w:ascii="Segoe UI" w:hAnsi="Segoe UI" w:cs="Segoe UI"/>
         </w:rPr>
         <w:t xml:space="preserve">package </w:t>
       </w:r>
@@ -10940,6 +11103,7 @@
           <w:sz w:val="24"/>
           <w:szCs w:val="24"/>
         </w:rPr>
+        <w:lastRenderedPageBreak/>
         <w:t>Class path</w:t>
       </w:r>
     </w:p>

--- a/JavaDocs.docx
+++ b/JavaDocs.docx
@@ -329,7 +329,7 @@
           <w:sz w:val="24"/>
           <w:szCs w:val="24"/>
         </w:rPr>
-        <w:t>initialize variable:</w:t>
+        <w:t>initialize variable</w:t>
       </w:r>
     </w:p>
     <w:p>
@@ -337,7 +337,7 @@
         <w:pStyle w:val="ListParagraph"/>
         <w:numPr>
           <w:ilvl w:val="0"/>
-          <w:numId w:val="1"/>
+          <w:numId w:val="2"/>
         </w:numPr>
         <w:spacing w:line="240" w:lineRule="auto"/>
         <w:rPr>
@@ -352,8 +352,18 @@
           <w:sz w:val="24"/>
           <w:szCs w:val="24"/>
         </w:rPr>
-        <w:t>days = 7</w:t>
-      </w:r>
+        <w:t xml:space="preserve">int </w:t>
+      </w:r>
+      <w:proofErr w:type="spellStart"/>
+      <w:r>
+        <w:rPr>
+          <w:rFonts w:ascii="Segoe UI" w:hAnsi="Segoe UI" w:cs="Segoe UI"/>
+          <w:sz w:val="24"/>
+          <w:szCs w:val="24"/>
+        </w:rPr>
+        <w:t>vacationDays</w:t>
+      </w:r>
+      <w:proofErr w:type="spellEnd"/>
       <w:r>
         <w:rPr>
           <w:rFonts w:ascii="Segoe UI" w:hAnsi="Segoe UI" w:cs="Segoe UI"/>
@@ -361,6 +371,34 @@
           <w:szCs w:val="24"/>
         </w:rPr>
         <w:t>;</w:t>
+      </w:r>
+    </w:p>
+    <w:p>
+      <w:pPr>
+        <w:pStyle w:val="ListParagraph"/>
+        <w:numPr>
+          <w:ilvl w:val="0"/>
+          <w:numId w:val="2"/>
+        </w:numPr>
+        <w:spacing w:line="240" w:lineRule="auto"/>
+      </w:pPr>
+      <w:proofErr w:type="spellStart"/>
+      <w:r>
+        <w:rPr>
+          <w:rFonts w:ascii="Segoe UI" w:hAnsi="Segoe UI" w:cs="Segoe UI"/>
+          <w:sz w:val="24"/>
+          <w:szCs w:val="24"/>
+        </w:rPr>
+        <w:t>vacationDays</w:t>
+      </w:r>
+      <w:proofErr w:type="spellEnd"/>
+      <w:r>
+        <w:rPr>
+          <w:rFonts w:ascii="Segoe UI" w:hAnsi="Segoe UI" w:cs="Segoe UI"/>
+          <w:sz w:val="24"/>
+          <w:szCs w:val="24"/>
+        </w:rPr>
+        <w:t xml:space="preserve"> = 12;</w:t>
       </w:r>
     </w:p>
     <w:p>
@@ -676,25 +714,7 @@
     </w:p>
     <w:p>
       <w:pPr>
-        <w:rPr>
-          <w:rFonts w:ascii="Segoe UI" w:hAnsi="Segoe UI" w:cs="Segoe UI"/>
-          <w:sz w:val="24"/>
-          <w:szCs w:val="24"/>
-        </w:rPr>
-      </w:pPr>
-    </w:p>
-    <w:p>
-      <w:pPr>
-        <w:rPr>
-          <w:rFonts w:ascii="Segoe UI" w:hAnsi="Segoe UI" w:cs="Segoe UI"/>
-          <w:sz w:val="24"/>
-          <w:szCs w:val="24"/>
-        </w:rPr>
-      </w:pPr>
-    </w:p>
-    <w:p>
-      <w:pPr>
-        <w:spacing w:line="240" w:lineRule="auto"/>
+        <w:spacing w:after="0" w:line="240" w:lineRule="auto"/>
         <w:rPr>
           <w:rFonts w:ascii="Segoe UI" w:hAnsi="Segoe UI" w:cs="Segoe UI"/>
           <w:sz w:val="24"/>
@@ -735,7 +755,7 @@
           <w:tab w:val="left" w:pos="13740"/>
           <w:tab w:val="left" w:pos="14656"/>
         </w:tabs>
-        <w:spacing w:before="20" w:after="20" w:line="240" w:lineRule="auto"/>
+        <w:spacing w:before="20" w:after="0" w:line="240" w:lineRule="auto"/>
         <w:rPr>
           <w:rFonts w:ascii="Segoe UI" w:eastAsia="Times New Roman" w:hAnsi="Segoe UI" w:cs="Segoe UI"/>
           <w:color w:val="000000"/>
@@ -776,7 +796,7 @@
           <w:tab w:val="left" w:pos="13740"/>
           <w:tab w:val="left" w:pos="14656"/>
         </w:tabs>
-        <w:spacing w:before="20" w:after="20" w:line="360" w:lineRule="atLeast"/>
+        <w:spacing w:before="20" w:after="0" w:line="360" w:lineRule="atLeast"/>
         <w:rPr>
           <w:rFonts w:ascii="Segoe UI" w:eastAsia="Times New Roman" w:hAnsi="Segoe UI" w:cs="Segoe UI"/>
           <w:color w:val="000000"/>
@@ -847,36 +867,6 @@
           <w:lang w:eastAsia="en-ID"/>
         </w:rPr>
       </w:pPr>
-    </w:p>
-    <w:p>
-      <w:pPr>
-        <w:tabs>
-          <w:tab w:val="left" w:pos="916"/>
-          <w:tab w:val="left" w:pos="1832"/>
-          <w:tab w:val="left" w:pos="2748"/>
-          <w:tab w:val="left" w:pos="3664"/>
-          <w:tab w:val="left" w:pos="4580"/>
-          <w:tab w:val="left" w:pos="5496"/>
-          <w:tab w:val="left" w:pos="6412"/>
-          <w:tab w:val="left" w:pos="7328"/>
-          <w:tab w:val="left" w:pos="8244"/>
-          <w:tab w:val="left" w:pos="9160"/>
-          <w:tab w:val="left" w:pos="10076"/>
-          <w:tab w:val="left" w:pos="10992"/>
-          <w:tab w:val="left" w:pos="11908"/>
-          <w:tab w:val="left" w:pos="12824"/>
-          <w:tab w:val="left" w:pos="13740"/>
-          <w:tab w:val="left" w:pos="14656"/>
-        </w:tabs>
-        <w:spacing w:before="20" w:after="20" w:line="360" w:lineRule="atLeast"/>
-        <w:rPr>
-          <w:rFonts w:ascii="Segoe UI" w:eastAsia="Times New Roman" w:hAnsi="Segoe UI" w:cs="Segoe UI"/>
-          <w:color w:val="000000"/>
-          <w:sz w:val="24"/>
-          <w:szCs w:val="24"/>
-          <w:lang w:eastAsia="en-ID"/>
-        </w:rPr>
-      </w:pPr>
       <w:r>
         <w:rPr>
           <w:rFonts w:ascii="Segoe UI" w:eastAsia="Times New Roman" w:hAnsi="Segoe UI" w:cs="Segoe UI"/>
@@ -957,9 +947,233 @@
           <w:lang w:eastAsia="en-ID"/>
         </w:rPr>
       </w:pPr>
-    </w:p>
-    <w:p>
-      <w:pPr>
+      <w:r>
+        <w:rPr>
+          <w:rFonts w:ascii="Segoe UI" w:eastAsia="Times New Roman" w:hAnsi="Segoe UI" w:cs="Segoe UI"/>
+          <w:color w:val="000000"/>
+          <w:sz w:val="24"/>
+          <w:szCs w:val="24"/>
+          <w:lang w:eastAsia="en-ID"/>
+        </w:rPr>
+        <w:t xml:space="preserve">relational and </w:t>
+      </w:r>
+      <w:proofErr w:type="spellStart"/>
+      <w:r>
+        <w:rPr>
+          <w:rFonts w:ascii="Segoe UI" w:eastAsia="Times New Roman" w:hAnsi="Segoe UI" w:cs="Segoe UI"/>
+          <w:color w:val="000000"/>
+          <w:sz w:val="24"/>
+          <w:szCs w:val="24"/>
+          <w:lang w:eastAsia="en-ID"/>
+        </w:rPr>
+        <w:t>boolean</w:t>
+      </w:r>
+      <w:proofErr w:type="spellEnd"/>
+      <w:r>
+        <w:rPr>
+          <w:rFonts w:ascii="Segoe UI" w:eastAsia="Times New Roman" w:hAnsi="Segoe UI" w:cs="Segoe UI"/>
+          <w:color w:val="000000"/>
+          <w:sz w:val="24"/>
+          <w:szCs w:val="24"/>
+          <w:lang w:eastAsia="en-ID"/>
+        </w:rPr>
+        <w:t xml:space="preserve"> operator</w:t>
+      </w:r>
+    </w:p>
+    <w:p>
+      <w:pPr>
+        <w:pStyle w:val="ListParagraph"/>
+        <w:numPr>
+          <w:ilvl w:val="0"/>
+          <w:numId w:val="1"/>
+        </w:numPr>
+        <w:tabs>
+          <w:tab w:val="left" w:pos="916"/>
+          <w:tab w:val="left" w:pos="1832"/>
+          <w:tab w:val="left" w:pos="2748"/>
+          <w:tab w:val="left" w:pos="3664"/>
+          <w:tab w:val="left" w:pos="4580"/>
+          <w:tab w:val="left" w:pos="5496"/>
+          <w:tab w:val="left" w:pos="6412"/>
+          <w:tab w:val="left" w:pos="7328"/>
+          <w:tab w:val="left" w:pos="8244"/>
+          <w:tab w:val="left" w:pos="9160"/>
+          <w:tab w:val="left" w:pos="10076"/>
+          <w:tab w:val="left" w:pos="10992"/>
+          <w:tab w:val="left" w:pos="11908"/>
+          <w:tab w:val="left" w:pos="12824"/>
+          <w:tab w:val="left" w:pos="13740"/>
+          <w:tab w:val="left" w:pos="14656"/>
+        </w:tabs>
+        <w:spacing w:before="20" w:after="20" w:line="360" w:lineRule="atLeast"/>
+        <w:rPr>
+          <w:rFonts w:ascii="Segoe UI" w:eastAsia="Times New Roman" w:hAnsi="Segoe UI" w:cs="Segoe UI"/>
+          <w:color w:val="000000"/>
+          <w:sz w:val="24"/>
+          <w:szCs w:val="24"/>
+          <w:lang w:eastAsia="en-ID"/>
+        </w:rPr>
+      </w:pPr>
+      <w:r>
+        <w:rPr>
+          <w:rFonts w:ascii="Segoe UI" w:eastAsia="Times New Roman" w:hAnsi="Segoe UI" w:cs="Segoe UI"/>
+          <w:color w:val="000000"/>
+          <w:sz w:val="24"/>
+          <w:szCs w:val="24"/>
+          <w:lang w:eastAsia="en-ID"/>
+        </w:rPr>
+        <w:t>1 &amp;&amp; 1</w:t>
+      </w:r>
+    </w:p>
+    <w:p>
+      <w:pPr>
+        <w:pStyle w:val="ListParagraph"/>
+        <w:numPr>
+          <w:ilvl w:val="0"/>
+          <w:numId w:val="1"/>
+        </w:numPr>
+        <w:tabs>
+          <w:tab w:val="left" w:pos="916"/>
+          <w:tab w:val="left" w:pos="1832"/>
+          <w:tab w:val="left" w:pos="2748"/>
+          <w:tab w:val="left" w:pos="3664"/>
+          <w:tab w:val="left" w:pos="4580"/>
+          <w:tab w:val="left" w:pos="5496"/>
+          <w:tab w:val="left" w:pos="6412"/>
+          <w:tab w:val="left" w:pos="7328"/>
+          <w:tab w:val="left" w:pos="8244"/>
+          <w:tab w:val="left" w:pos="9160"/>
+          <w:tab w:val="left" w:pos="10076"/>
+          <w:tab w:val="left" w:pos="10992"/>
+          <w:tab w:val="left" w:pos="11908"/>
+          <w:tab w:val="left" w:pos="12824"/>
+          <w:tab w:val="left" w:pos="13740"/>
+          <w:tab w:val="left" w:pos="14656"/>
+        </w:tabs>
+        <w:spacing w:before="20" w:after="20" w:line="360" w:lineRule="atLeast"/>
+        <w:rPr>
+          <w:rFonts w:ascii="Segoe UI" w:eastAsia="Times New Roman" w:hAnsi="Segoe UI" w:cs="Segoe UI"/>
+          <w:color w:val="000000"/>
+          <w:sz w:val="24"/>
+          <w:szCs w:val="24"/>
+          <w:lang w:eastAsia="en-ID"/>
+        </w:rPr>
+      </w:pPr>
+      <w:r>
+        <w:rPr>
+          <w:rFonts w:ascii="Segoe UI" w:eastAsia="Times New Roman" w:hAnsi="Segoe UI" w:cs="Segoe UI"/>
+          <w:color w:val="000000"/>
+          <w:sz w:val="24"/>
+          <w:szCs w:val="24"/>
+          <w:lang w:eastAsia="en-ID"/>
+        </w:rPr>
+        <w:t>The </w:t>
+      </w:r>
+      <w:r>
+        <w:rPr>
+          <w:rFonts w:ascii="Segoe UI" w:eastAsia="Times New Roman" w:hAnsi="Segoe UI" w:cs="Segoe UI"/>
+          <w:sz w:val="24"/>
+          <w:szCs w:val="24"/>
+          <w:lang w:eastAsia="en-ID"/>
+        </w:rPr>
+        <w:t>&amp;&amp;</w:t>
+      </w:r>
+      <w:r>
+        <w:rPr>
+          <w:rFonts w:ascii="Segoe UI" w:eastAsia="Times New Roman" w:hAnsi="Segoe UI" w:cs="Segoe UI"/>
+          <w:color w:val="000000"/>
+          <w:sz w:val="24"/>
+          <w:szCs w:val="24"/>
+          <w:lang w:eastAsia="en-ID"/>
+        </w:rPr>
+        <w:t> and </w:t>
+      </w:r>
+      <w:r>
+        <w:rPr>
+          <w:rFonts w:ascii="Segoe UI" w:eastAsia="Times New Roman" w:hAnsi="Segoe UI" w:cs="Segoe UI"/>
+          <w:sz w:val="24"/>
+          <w:szCs w:val="24"/>
+          <w:lang w:eastAsia="en-ID"/>
+        </w:rPr>
+        <w:t>||</w:t>
+      </w:r>
+      <w:r>
+        <w:rPr>
+          <w:rFonts w:ascii="Segoe UI" w:eastAsia="Times New Roman" w:hAnsi="Segoe UI" w:cs="Segoe UI"/>
+          <w:color w:val="000000"/>
+          <w:sz w:val="24"/>
+          <w:szCs w:val="24"/>
+          <w:lang w:eastAsia="en-ID"/>
+        </w:rPr>
+        <w:t> operators are evaluated in “short circuit” fashion: The second argument is not evaluated if the first argument already determines the value. If you combine two expressions with the </w:t>
+      </w:r>
+      <w:r>
+        <w:rPr>
+          <w:rFonts w:ascii="Segoe UI" w:eastAsia="Times New Roman" w:hAnsi="Segoe UI" w:cs="Segoe UI"/>
+          <w:sz w:val="24"/>
+          <w:szCs w:val="24"/>
+          <w:lang w:eastAsia="en-ID"/>
+        </w:rPr>
+        <w:t>&amp;&amp;</w:t>
+      </w:r>
+      <w:r>
+        <w:rPr>
+          <w:rFonts w:ascii="Segoe UI" w:eastAsia="Times New Roman" w:hAnsi="Segoe UI" w:cs="Segoe UI"/>
+          <w:color w:val="000000"/>
+          <w:sz w:val="24"/>
+          <w:szCs w:val="24"/>
+          <w:lang w:eastAsia="en-ID"/>
+        </w:rPr>
+        <w:t> operator</w:t>
+      </w:r>
+    </w:p>
+    <w:p>
+      <w:pPr>
+        <w:tabs>
+          <w:tab w:val="left" w:pos="916"/>
+          <w:tab w:val="left" w:pos="1832"/>
+          <w:tab w:val="left" w:pos="2748"/>
+          <w:tab w:val="left" w:pos="3664"/>
+          <w:tab w:val="left" w:pos="4580"/>
+          <w:tab w:val="left" w:pos="5496"/>
+          <w:tab w:val="left" w:pos="6412"/>
+          <w:tab w:val="left" w:pos="7328"/>
+          <w:tab w:val="left" w:pos="8244"/>
+          <w:tab w:val="left" w:pos="9160"/>
+          <w:tab w:val="left" w:pos="10076"/>
+          <w:tab w:val="left" w:pos="10992"/>
+          <w:tab w:val="left" w:pos="11908"/>
+          <w:tab w:val="left" w:pos="12824"/>
+          <w:tab w:val="left" w:pos="13740"/>
+          <w:tab w:val="left" w:pos="14656"/>
+        </w:tabs>
+        <w:spacing w:before="20" w:after="20" w:line="360" w:lineRule="atLeast"/>
+        <w:rPr>
+          <w:rFonts w:ascii="Segoe UI" w:eastAsia="Times New Roman" w:hAnsi="Segoe UI" w:cs="Segoe UI"/>
+          <w:color w:val="000000"/>
+          <w:sz w:val="24"/>
+          <w:szCs w:val="24"/>
+          <w:lang w:eastAsia="en-ID"/>
+        </w:rPr>
+      </w:pPr>
+      <w:r>
+        <w:rPr>
+          <w:rFonts w:ascii="Segoe UI" w:eastAsia="Times New Roman" w:hAnsi="Segoe UI" w:cs="Segoe UI"/>
+          <w:color w:val="000000"/>
+          <w:sz w:val="24"/>
+          <w:szCs w:val="24"/>
+          <w:lang w:eastAsia="en-ID"/>
+        </w:rPr>
+        <w:t>Conditional operator</w:t>
+      </w:r>
+    </w:p>
+    <w:p>
+      <w:pPr>
+        <w:pStyle w:val="ListParagraph"/>
+        <w:numPr>
+          <w:ilvl w:val="0"/>
+          <w:numId w:val="1"/>
+        </w:numPr>
         <w:tabs>
           <w:tab w:val="left" w:pos="916"/>
           <w:tab w:val="left" w:pos="1832"/>
@@ -1019,36 +1233,6 @@
         </w:rPr>
         <w:t xml:space="preserve"> x: y</w:t>
       </w:r>
-    </w:p>
-    <w:p>
-      <w:pPr>
-        <w:tabs>
-          <w:tab w:val="left" w:pos="916"/>
-          <w:tab w:val="left" w:pos="1832"/>
-          <w:tab w:val="left" w:pos="2748"/>
-          <w:tab w:val="left" w:pos="3664"/>
-          <w:tab w:val="left" w:pos="4580"/>
-          <w:tab w:val="left" w:pos="5496"/>
-          <w:tab w:val="left" w:pos="6412"/>
-          <w:tab w:val="left" w:pos="7328"/>
-          <w:tab w:val="left" w:pos="8244"/>
-          <w:tab w:val="left" w:pos="9160"/>
-          <w:tab w:val="left" w:pos="10076"/>
-          <w:tab w:val="left" w:pos="10992"/>
-          <w:tab w:val="left" w:pos="11908"/>
-          <w:tab w:val="left" w:pos="12824"/>
-          <w:tab w:val="left" w:pos="13740"/>
-          <w:tab w:val="left" w:pos="14656"/>
-        </w:tabs>
-        <w:spacing w:before="20" w:after="20" w:line="360" w:lineRule="atLeast"/>
-        <w:rPr>
-          <w:rFonts w:ascii="Segoe UI" w:eastAsia="Times New Roman" w:hAnsi="Segoe UI" w:cs="Segoe UI"/>
-          <w:color w:val="000000"/>
-          <w:sz w:val="24"/>
-          <w:szCs w:val="24"/>
-          <w:lang w:eastAsia="en-ID"/>
-        </w:rPr>
-      </w:pPr>
     </w:p>
     <w:p>
       <w:pPr>
@@ -1713,27 +1897,25 @@
           <w:sz w:val="24"/>
           <w:szCs w:val="24"/>
         </w:rPr>
-        <w:t xml:space="preserve">Don’t use == to compare string. It only determines </w:t>
-      </w:r>
-      <w:proofErr w:type="spellStart"/>
-      <w:r>
-        <w:rPr>
-          <w:rFonts w:ascii="Segoe UI" w:hAnsi="Segoe UI" w:cs="Segoe UI"/>
-          <w:color w:val="000000"/>
-          <w:sz w:val="24"/>
-          <w:szCs w:val="24"/>
-        </w:rPr>
-        <w:t>wheter</w:t>
-      </w:r>
-      <w:proofErr w:type="spellEnd"/>
-      <w:r>
-        <w:rPr>
-          <w:rFonts w:ascii="Segoe UI" w:hAnsi="Segoe UI" w:cs="Segoe UI"/>
-          <w:color w:val="000000"/>
-          <w:sz w:val="24"/>
-          <w:szCs w:val="24"/>
-        </w:rPr>
-        <w:t xml:space="preserve"> or not the strings are stored in same location</w:t>
+        <w:t>Don’t use == to compare string. It only determines whet</w:t>
+      </w:r>
+      <w:r>
+        <w:rPr>
+          <w:rFonts w:ascii="Segoe UI" w:hAnsi="Segoe UI" w:cs="Segoe UI"/>
+          <w:color w:val="000000"/>
+          <w:sz w:val="24"/>
+          <w:szCs w:val="24"/>
+        </w:rPr>
+        <w:t>h</w:t>
+      </w:r>
+      <w:r>
+        <w:rPr>
+          <w:rFonts w:ascii="Segoe UI" w:hAnsi="Segoe UI" w:cs="Segoe UI"/>
+          <w:color w:val="000000"/>
+          <w:sz w:val="24"/>
+          <w:szCs w:val="24"/>
+        </w:rPr>
+        <w:t>er or not the strings are stored in same location</w:t>
       </w:r>
     </w:p>
     <w:p>
@@ -3741,34 +3923,120 @@
     </w:p>
     <w:p>
       <w:pPr>
+        <w:tabs>
+          <w:tab w:val="left" w:pos="916"/>
+          <w:tab w:val="left" w:pos="1832"/>
+          <w:tab w:val="left" w:pos="2748"/>
+          <w:tab w:val="left" w:pos="3664"/>
+          <w:tab w:val="left" w:pos="4580"/>
+          <w:tab w:val="left" w:pos="5496"/>
+          <w:tab w:val="left" w:pos="6412"/>
+          <w:tab w:val="left" w:pos="7328"/>
+          <w:tab w:val="left" w:pos="8244"/>
+          <w:tab w:val="left" w:pos="9160"/>
+          <w:tab w:val="left" w:pos="10076"/>
+          <w:tab w:val="left" w:pos="10992"/>
+          <w:tab w:val="left" w:pos="11908"/>
+          <w:tab w:val="left" w:pos="12824"/>
+          <w:tab w:val="left" w:pos="13740"/>
+          <w:tab w:val="left" w:pos="14656"/>
+        </w:tabs>
+        <w:spacing w:before="20" w:after="20" w:line="360" w:lineRule="atLeast"/>
+        <w:rPr>
+          <w:rFonts w:ascii="Segoe UI" w:eastAsia="Times New Roman" w:hAnsi="Segoe UI" w:cs="Segoe UI"/>
+          <w:color w:val="000000"/>
+          <w:sz w:val="24"/>
+          <w:szCs w:val="24"/>
+          <w:lang w:eastAsia="en-ID"/>
+        </w:rPr>
+      </w:pPr>
+      <w:r>
+        <w:rPr>
+          <w:rFonts w:ascii="Segoe UI" w:eastAsia="Times New Roman" w:hAnsi="Segoe UI" w:cs="Segoe UI"/>
+          <w:color w:val="000000"/>
+          <w:sz w:val="24"/>
+          <w:szCs w:val="24"/>
+          <w:lang w:eastAsia="en-ID"/>
+        </w:rPr>
+        <w:t>Foreach</w:t>
+      </w:r>
+    </w:p>
+    <w:p>
+      <w:pPr>
         <w:pStyle w:val="ListParagraph"/>
-        <w:tabs>
-          <w:tab w:val="left" w:pos="916"/>
-          <w:tab w:val="left" w:pos="1832"/>
-          <w:tab w:val="left" w:pos="2748"/>
-          <w:tab w:val="left" w:pos="3664"/>
-          <w:tab w:val="left" w:pos="4580"/>
-          <w:tab w:val="left" w:pos="5496"/>
-          <w:tab w:val="left" w:pos="6412"/>
-          <w:tab w:val="left" w:pos="7328"/>
-          <w:tab w:val="left" w:pos="8244"/>
-          <w:tab w:val="left" w:pos="9160"/>
-          <w:tab w:val="left" w:pos="10076"/>
-          <w:tab w:val="left" w:pos="10992"/>
-          <w:tab w:val="left" w:pos="11908"/>
-          <w:tab w:val="left" w:pos="12824"/>
-          <w:tab w:val="left" w:pos="13740"/>
-          <w:tab w:val="left" w:pos="14656"/>
-        </w:tabs>
-        <w:spacing w:before="20" w:after="20" w:line="360" w:lineRule="atLeast"/>
-        <w:rPr>
-          <w:rFonts w:ascii="Segoe UI" w:eastAsia="Times New Roman" w:hAnsi="Segoe UI" w:cs="Segoe UI"/>
-          <w:color w:val="000000"/>
-          <w:sz w:val="24"/>
-          <w:szCs w:val="24"/>
-          <w:lang w:eastAsia="en-ID"/>
-        </w:rPr>
-      </w:pPr>
+        <w:numPr>
+          <w:ilvl w:val="0"/>
+          <w:numId w:val="1"/>
+        </w:numPr>
+        <w:tabs>
+          <w:tab w:val="left" w:pos="916"/>
+          <w:tab w:val="left" w:pos="1832"/>
+          <w:tab w:val="left" w:pos="2748"/>
+          <w:tab w:val="left" w:pos="3664"/>
+          <w:tab w:val="left" w:pos="4580"/>
+          <w:tab w:val="left" w:pos="5496"/>
+          <w:tab w:val="left" w:pos="6412"/>
+          <w:tab w:val="left" w:pos="7328"/>
+          <w:tab w:val="left" w:pos="8244"/>
+          <w:tab w:val="left" w:pos="9160"/>
+          <w:tab w:val="left" w:pos="10076"/>
+          <w:tab w:val="left" w:pos="10992"/>
+          <w:tab w:val="left" w:pos="11908"/>
+          <w:tab w:val="left" w:pos="12824"/>
+          <w:tab w:val="left" w:pos="13740"/>
+          <w:tab w:val="left" w:pos="14656"/>
+        </w:tabs>
+        <w:spacing w:before="20" w:after="20" w:line="360" w:lineRule="atLeast"/>
+        <w:rPr>
+          <w:rFonts w:ascii="Segoe UI" w:eastAsia="Times New Roman" w:hAnsi="Segoe UI" w:cs="Segoe UI"/>
+          <w:color w:val="000000"/>
+          <w:sz w:val="24"/>
+          <w:szCs w:val="24"/>
+          <w:lang w:eastAsia="en-ID"/>
+        </w:rPr>
+      </w:pPr>
+      <w:r>
+        <w:rPr>
+          <w:rFonts w:ascii="Segoe UI" w:eastAsia="Times New Roman" w:hAnsi="Segoe UI" w:cs="Segoe UI"/>
+          <w:color w:val="000000"/>
+          <w:sz w:val="24"/>
+          <w:szCs w:val="24"/>
+          <w:lang w:eastAsia="en-ID"/>
+        </w:rPr>
+        <w:t xml:space="preserve">for (int </w:t>
+      </w:r>
+      <w:proofErr w:type="gramStart"/>
+      <w:r>
+        <w:rPr>
+          <w:rFonts w:ascii="Segoe UI" w:eastAsia="Times New Roman" w:hAnsi="Segoe UI" w:cs="Segoe UI"/>
+          <w:color w:val="000000"/>
+          <w:sz w:val="24"/>
+          <w:szCs w:val="24"/>
+          <w:lang w:eastAsia="en-ID"/>
+        </w:rPr>
+        <w:t>element :</w:t>
+      </w:r>
+      <w:proofErr w:type="gramEnd"/>
+      <w:r>
+        <w:rPr>
+          <w:rFonts w:ascii="Segoe UI" w:eastAsia="Times New Roman" w:hAnsi="Segoe UI" w:cs="Segoe UI"/>
+          <w:color w:val="000000"/>
+          <w:sz w:val="24"/>
+          <w:szCs w:val="24"/>
+          <w:lang w:eastAsia="en-ID"/>
+        </w:rPr>
+        <w:t xml:space="preserve"> a)</w:t>
+      </w:r>
+      <w:r>
+        <w:rPr>
+          <w:rFonts w:ascii="Segoe UI" w:eastAsia="Times New Roman" w:hAnsi="Segoe UI" w:cs="Segoe UI"/>
+          <w:color w:val="000000"/>
+          <w:sz w:val="24"/>
+          <w:szCs w:val="24"/>
+          <w:lang w:eastAsia="en-ID"/>
+        </w:rPr>
+        <w:t>{</w:t>
+      </w:r>
     </w:p>
     <w:p>
       <w:pPr>
@@ -3800,6 +4068,38 @@
           <w:lang w:eastAsia="en-ID"/>
         </w:rPr>
       </w:pPr>
+      <w:r>
+        <w:rPr>
+          <w:rFonts w:ascii="Segoe UI" w:eastAsia="Times New Roman" w:hAnsi="Segoe UI" w:cs="Segoe UI"/>
+          <w:color w:val="000000"/>
+          <w:sz w:val="24"/>
+          <w:szCs w:val="24"/>
+          <w:lang w:eastAsia="en-ID"/>
+        </w:rPr>
+        <w:tab/>
+      </w:r>
+      <w:proofErr w:type="spellStart"/>
+      <w:r>
+        <w:rPr>
+          <w:rFonts w:ascii="Segoe UI" w:eastAsia="Times New Roman" w:hAnsi="Segoe UI" w:cs="Segoe UI"/>
+          <w:color w:val="000000"/>
+          <w:sz w:val="24"/>
+          <w:szCs w:val="24"/>
+          <w:lang w:eastAsia="en-ID"/>
+        </w:rPr>
+        <w:t>System.out.println</w:t>
+      </w:r>
+      <w:proofErr w:type="spellEnd"/>
+      <w:r>
+        <w:rPr>
+          <w:rFonts w:ascii="Segoe UI" w:eastAsia="Times New Roman" w:hAnsi="Segoe UI" w:cs="Segoe UI"/>
+          <w:color w:val="000000"/>
+          <w:sz w:val="24"/>
+          <w:szCs w:val="24"/>
+          <w:lang w:eastAsia="en-ID"/>
+        </w:rPr>
+        <w:t>(element);</w:t>
+      </w:r>
     </w:p>
     <w:p>
       <w:pPr>
@@ -3831,264 +4131,53 @@
           <w:lang w:eastAsia="en-ID"/>
         </w:rPr>
       </w:pPr>
-    </w:p>
-    <w:p>
-      <w:pPr>
-        <w:tabs>
-          <w:tab w:val="left" w:pos="916"/>
-          <w:tab w:val="left" w:pos="1832"/>
-          <w:tab w:val="left" w:pos="2748"/>
-          <w:tab w:val="left" w:pos="3664"/>
-          <w:tab w:val="left" w:pos="4580"/>
-          <w:tab w:val="left" w:pos="5496"/>
-          <w:tab w:val="left" w:pos="6412"/>
-          <w:tab w:val="left" w:pos="7328"/>
-          <w:tab w:val="left" w:pos="8244"/>
-          <w:tab w:val="left" w:pos="9160"/>
-          <w:tab w:val="left" w:pos="10076"/>
-          <w:tab w:val="left" w:pos="10992"/>
-          <w:tab w:val="left" w:pos="11908"/>
-          <w:tab w:val="left" w:pos="12824"/>
-          <w:tab w:val="left" w:pos="13740"/>
-          <w:tab w:val="left" w:pos="14656"/>
-        </w:tabs>
-        <w:spacing w:before="20" w:after="20" w:line="360" w:lineRule="atLeast"/>
-        <w:rPr>
-          <w:rFonts w:ascii="Segoe UI" w:eastAsia="Times New Roman" w:hAnsi="Segoe UI" w:cs="Segoe UI"/>
-          <w:color w:val="000000"/>
-          <w:sz w:val="24"/>
-          <w:szCs w:val="24"/>
-          <w:lang w:eastAsia="en-ID"/>
-        </w:rPr>
-      </w:pPr>
-      <w:r>
-        <w:rPr>
-          <w:rFonts w:ascii="Segoe UI" w:eastAsia="Times New Roman" w:hAnsi="Segoe UI" w:cs="Segoe UI"/>
-          <w:color w:val="000000"/>
-          <w:sz w:val="24"/>
-          <w:szCs w:val="24"/>
-          <w:lang w:eastAsia="en-ID"/>
-        </w:rPr>
-        <w:t>Foreach</w:t>
-      </w:r>
-    </w:p>
-    <w:p>
-      <w:pPr>
-        <w:pStyle w:val="ListParagraph"/>
-        <w:numPr>
-          <w:ilvl w:val="0"/>
-          <w:numId w:val="1"/>
-        </w:numPr>
-        <w:tabs>
-          <w:tab w:val="left" w:pos="916"/>
-          <w:tab w:val="left" w:pos="1832"/>
-          <w:tab w:val="left" w:pos="2748"/>
-          <w:tab w:val="left" w:pos="3664"/>
-          <w:tab w:val="left" w:pos="4580"/>
-          <w:tab w:val="left" w:pos="5496"/>
-          <w:tab w:val="left" w:pos="6412"/>
-          <w:tab w:val="left" w:pos="7328"/>
-          <w:tab w:val="left" w:pos="8244"/>
-          <w:tab w:val="left" w:pos="9160"/>
-          <w:tab w:val="left" w:pos="10076"/>
-          <w:tab w:val="left" w:pos="10992"/>
-          <w:tab w:val="left" w:pos="11908"/>
-          <w:tab w:val="left" w:pos="12824"/>
-          <w:tab w:val="left" w:pos="13740"/>
-          <w:tab w:val="left" w:pos="14656"/>
-        </w:tabs>
-        <w:spacing w:before="20" w:after="20" w:line="360" w:lineRule="atLeast"/>
-        <w:rPr>
-          <w:rFonts w:ascii="Segoe UI" w:eastAsia="Times New Roman" w:hAnsi="Segoe UI" w:cs="Segoe UI"/>
-          <w:color w:val="000000"/>
-          <w:sz w:val="24"/>
-          <w:szCs w:val="24"/>
-          <w:lang w:eastAsia="en-ID"/>
-        </w:rPr>
-      </w:pPr>
-      <w:r>
-        <w:rPr>
-          <w:rFonts w:ascii="Segoe UI" w:eastAsia="Times New Roman" w:hAnsi="Segoe UI" w:cs="Segoe UI"/>
-          <w:color w:val="000000"/>
-          <w:sz w:val="24"/>
-          <w:szCs w:val="24"/>
-          <w:lang w:eastAsia="en-ID"/>
+      <w:r>
+        <w:rPr>
+          <w:rFonts w:ascii="Segoe UI" w:eastAsia="Times New Roman" w:hAnsi="Segoe UI" w:cs="Segoe UI"/>
+          <w:color w:val="000000"/>
+          <w:sz w:val="24"/>
+          <w:szCs w:val="24"/>
+          <w:lang w:eastAsia="en-ID"/>
+        </w:rPr>
+        <w:t>}</w:t>
+      </w:r>
+    </w:p>
+    <w:p>
+      <w:pPr>
+        <w:tabs>
+          <w:tab w:val="left" w:pos="916"/>
+          <w:tab w:val="left" w:pos="1832"/>
+          <w:tab w:val="left" w:pos="2748"/>
+          <w:tab w:val="left" w:pos="3664"/>
+          <w:tab w:val="left" w:pos="4580"/>
+          <w:tab w:val="left" w:pos="5496"/>
+          <w:tab w:val="left" w:pos="6412"/>
+          <w:tab w:val="left" w:pos="7328"/>
+          <w:tab w:val="left" w:pos="8244"/>
+          <w:tab w:val="left" w:pos="9160"/>
+          <w:tab w:val="left" w:pos="10076"/>
+          <w:tab w:val="left" w:pos="10992"/>
+          <w:tab w:val="left" w:pos="11908"/>
+          <w:tab w:val="left" w:pos="12824"/>
+          <w:tab w:val="left" w:pos="13740"/>
+          <w:tab w:val="left" w:pos="14656"/>
+        </w:tabs>
+        <w:spacing w:before="20" w:after="20" w:line="360" w:lineRule="atLeast"/>
+        <w:rPr>
+          <w:rFonts w:ascii="Segoe UI" w:hAnsi="Segoe UI" w:cs="Segoe UI"/>
+          <w:color w:val="000000"/>
+          <w:sz w:val="24"/>
+          <w:szCs w:val="24"/>
+        </w:rPr>
+      </w:pPr>
+      <w:r>
+        <w:rPr>
+          <w:rFonts w:ascii="Segoe UI" w:hAnsi="Segoe UI" w:cs="Segoe UI"/>
+          <w:color w:val="000000"/>
+          <w:sz w:val="24"/>
+          <w:szCs w:val="24"/>
         </w:rPr>
         <w:lastRenderedPageBreak/>
-        <w:t xml:space="preserve">for (int </w:t>
-      </w:r>
-      <w:proofErr w:type="gramStart"/>
-      <w:r>
-        <w:rPr>
-          <w:rFonts w:ascii="Segoe UI" w:eastAsia="Times New Roman" w:hAnsi="Segoe UI" w:cs="Segoe UI"/>
-          <w:color w:val="000000"/>
-          <w:sz w:val="24"/>
-          <w:szCs w:val="24"/>
-          <w:lang w:eastAsia="en-ID"/>
-        </w:rPr>
-        <w:t>element :</w:t>
-      </w:r>
-      <w:proofErr w:type="gramEnd"/>
-      <w:r>
-        <w:rPr>
-          <w:rFonts w:ascii="Segoe UI" w:eastAsia="Times New Roman" w:hAnsi="Segoe UI" w:cs="Segoe UI"/>
-          <w:color w:val="000000"/>
-          <w:sz w:val="24"/>
-          <w:szCs w:val="24"/>
-          <w:lang w:eastAsia="en-ID"/>
-        </w:rPr>
-        <w:t xml:space="preserve"> a)</w:t>
-      </w:r>
-      <w:r>
-        <w:rPr>
-          <w:rFonts w:ascii="Segoe UI" w:eastAsia="Times New Roman" w:hAnsi="Segoe UI" w:cs="Segoe UI"/>
-          <w:color w:val="000000"/>
-          <w:sz w:val="24"/>
-          <w:szCs w:val="24"/>
-          <w:lang w:eastAsia="en-ID"/>
-        </w:rPr>
-        <w:t>{</w:t>
-      </w:r>
-    </w:p>
-    <w:p>
-      <w:pPr>
-        <w:pStyle w:val="ListParagraph"/>
-        <w:tabs>
-          <w:tab w:val="left" w:pos="916"/>
-          <w:tab w:val="left" w:pos="1832"/>
-          <w:tab w:val="left" w:pos="2748"/>
-          <w:tab w:val="left" w:pos="3664"/>
-          <w:tab w:val="left" w:pos="4580"/>
-          <w:tab w:val="left" w:pos="5496"/>
-          <w:tab w:val="left" w:pos="6412"/>
-          <w:tab w:val="left" w:pos="7328"/>
-          <w:tab w:val="left" w:pos="8244"/>
-          <w:tab w:val="left" w:pos="9160"/>
-          <w:tab w:val="left" w:pos="10076"/>
-          <w:tab w:val="left" w:pos="10992"/>
-          <w:tab w:val="left" w:pos="11908"/>
-          <w:tab w:val="left" w:pos="12824"/>
-          <w:tab w:val="left" w:pos="13740"/>
-          <w:tab w:val="left" w:pos="14656"/>
-        </w:tabs>
-        <w:spacing w:before="20" w:after="20" w:line="360" w:lineRule="atLeast"/>
-        <w:rPr>
-          <w:rFonts w:ascii="Segoe UI" w:eastAsia="Times New Roman" w:hAnsi="Segoe UI" w:cs="Segoe UI"/>
-          <w:color w:val="000000"/>
-          <w:sz w:val="24"/>
-          <w:szCs w:val="24"/>
-          <w:lang w:eastAsia="en-ID"/>
-        </w:rPr>
-      </w:pPr>
-      <w:r>
-        <w:rPr>
-          <w:rFonts w:ascii="Segoe UI" w:eastAsia="Times New Roman" w:hAnsi="Segoe UI" w:cs="Segoe UI"/>
-          <w:color w:val="000000"/>
-          <w:sz w:val="24"/>
-          <w:szCs w:val="24"/>
-          <w:lang w:eastAsia="en-ID"/>
-        </w:rPr>
-        <w:tab/>
-      </w:r>
-      <w:proofErr w:type="spellStart"/>
-      <w:r>
-        <w:rPr>
-          <w:rFonts w:ascii="Segoe UI" w:eastAsia="Times New Roman" w:hAnsi="Segoe UI" w:cs="Segoe UI"/>
-          <w:color w:val="000000"/>
-          <w:sz w:val="24"/>
-          <w:szCs w:val="24"/>
-          <w:lang w:eastAsia="en-ID"/>
-        </w:rPr>
-        <w:t>System.out.println</w:t>
-      </w:r>
-      <w:proofErr w:type="spellEnd"/>
-      <w:r>
-        <w:rPr>
-          <w:rFonts w:ascii="Segoe UI" w:eastAsia="Times New Roman" w:hAnsi="Segoe UI" w:cs="Segoe UI"/>
-          <w:color w:val="000000"/>
-          <w:sz w:val="24"/>
-          <w:szCs w:val="24"/>
-          <w:lang w:eastAsia="en-ID"/>
-        </w:rPr>
-        <w:t>(element);</w:t>
-      </w:r>
-    </w:p>
-    <w:p>
-      <w:pPr>
-        <w:pStyle w:val="ListParagraph"/>
-        <w:tabs>
-          <w:tab w:val="left" w:pos="916"/>
-          <w:tab w:val="left" w:pos="1832"/>
-          <w:tab w:val="left" w:pos="2748"/>
-          <w:tab w:val="left" w:pos="3664"/>
-          <w:tab w:val="left" w:pos="4580"/>
-          <w:tab w:val="left" w:pos="5496"/>
-          <w:tab w:val="left" w:pos="6412"/>
-          <w:tab w:val="left" w:pos="7328"/>
-          <w:tab w:val="left" w:pos="8244"/>
-          <w:tab w:val="left" w:pos="9160"/>
-          <w:tab w:val="left" w:pos="10076"/>
-          <w:tab w:val="left" w:pos="10992"/>
-          <w:tab w:val="left" w:pos="11908"/>
-          <w:tab w:val="left" w:pos="12824"/>
-          <w:tab w:val="left" w:pos="13740"/>
-          <w:tab w:val="left" w:pos="14656"/>
-        </w:tabs>
-        <w:spacing w:before="20" w:after="20" w:line="360" w:lineRule="atLeast"/>
-        <w:rPr>
-          <w:rFonts w:ascii="Segoe UI" w:eastAsia="Times New Roman" w:hAnsi="Segoe UI" w:cs="Segoe UI"/>
-          <w:color w:val="000000"/>
-          <w:sz w:val="24"/>
-          <w:szCs w:val="24"/>
-          <w:lang w:eastAsia="en-ID"/>
-        </w:rPr>
-      </w:pPr>
-      <w:r>
-        <w:rPr>
-          <w:rFonts w:ascii="Segoe UI" w:eastAsia="Times New Roman" w:hAnsi="Segoe UI" w:cs="Segoe UI"/>
-          <w:color w:val="000000"/>
-          <w:sz w:val="24"/>
-          <w:szCs w:val="24"/>
-          <w:lang w:eastAsia="en-ID"/>
-        </w:rPr>
-        <w:t>}</w:t>
-      </w:r>
-    </w:p>
-    <w:p>
-      <w:pPr>
-        <w:tabs>
-          <w:tab w:val="left" w:pos="916"/>
-          <w:tab w:val="left" w:pos="1832"/>
-          <w:tab w:val="left" w:pos="2748"/>
-          <w:tab w:val="left" w:pos="3664"/>
-          <w:tab w:val="left" w:pos="4580"/>
-          <w:tab w:val="left" w:pos="5496"/>
-          <w:tab w:val="left" w:pos="6412"/>
-          <w:tab w:val="left" w:pos="7328"/>
-          <w:tab w:val="left" w:pos="8244"/>
-          <w:tab w:val="left" w:pos="9160"/>
-          <w:tab w:val="left" w:pos="10076"/>
-          <w:tab w:val="left" w:pos="10992"/>
-          <w:tab w:val="left" w:pos="11908"/>
-          <w:tab w:val="left" w:pos="12824"/>
-          <w:tab w:val="left" w:pos="13740"/>
-          <w:tab w:val="left" w:pos="14656"/>
-        </w:tabs>
-        <w:spacing w:before="20" w:after="20" w:line="360" w:lineRule="atLeast"/>
-        <w:rPr>
-          <w:rFonts w:ascii="Segoe UI" w:hAnsi="Segoe UI" w:cs="Segoe UI"/>
-          <w:color w:val="000000"/>
-          <w:sz w:val="24"/>
-          <w:szCs w:val="24"/>
-        </w:rPr>
-      </w:pPr>
-      <w:r>
-        <w:rPr>
-          <w:rFonts w:ascii="Segoe UI" w:hAnsi="Segoe UI" w:cs="Segoe UI"/>
-          <w:color w:val="000000"/>
-          <w:sz w:val="24"/>
-          <w:szCs w:val="24"/>
-        </w:rPr>
         <w:t>Array copying</w:t>
       </w:r>
     </w:p>
@@ -6151,6 +6240,166 @@
           <w:sz w:val="24"/>
           <w:szCs w:val="24"/>
         </w:rPr>
+        <w:t>Encapsulation</w:t>
+      </w:r>
+    </w:p>
+    <w:p>
+      <w:pPr>
+        <w:pStyle w:val="ListParagraph"/>
+        <w:numPr>
+          <w:ilvl w:val="0"/>
+          <w:numId w:val="1"/>
+        </w:numPr>
+        <w:tabs>
+          <w:tab w:val="left" w:pos="916"/>
+          <w:tab w:val="left" w:pos="1832"/>
+          <w:tab w:val="left" w:pos="2748"/>
+          <w:tab w:val="left" w:pos="3664"/>
+          <w:tab w:val="left" w:pos="4580"/>
+          <w:tab w:val="left" w:pos="5496"/>
+          <w:tab w:val="left" w:pos="6412"/>
+          <w:tab w:val="left" w:pos="7328"/>
+          <w:tab w:val="left" w:pos="8244"/>
+          <w:tab w:val="left" w:pos="9160"/>
+          <w:tab w:val="left" w:pos="10076"/>
+          <w:tab w:val="left" w:pos="10992"/>
+          <w:tab w:val="left" w:pos="11908"/>
+          <w:tab w:val="left" w:pos="12824"/>
+          <w:tab w:val="left" w:pos="13740"/>
+          <w:tab w:val="left" w:pos="14656"/>
+        </w:tabs>
+        <w:spacing w:before="20" w:after="20" w:line="360" w:lineRule="atLeast"/>
+        <w:rPr>
+          <w:rFonts w:ascii="Segoe UI" w:hAnsi="Segoe UI" w:cs="Segoe UI"/>
+          <w:color w:val="000000"/>
+          <w:sz w:val="24"/>
+          <w:szCs w:val="24"/>
+        </w:rPr>
+      </w:pPr>
+      <w:r>
+        <w:rPr>
+          <w:rFonts w:ascii="Segoe UI" w:hAnsi="Segoe UI" w:cs="Segoe UI"/>
+          <w:color w:val="000000"/>
+          <w:sz w:val="24"/>
+          <w:szCs w:val="24"/>
+        </w:rPr>
+        <w:t>The key to making encapsulation work is to have methods </w:t>
+      </w:r>
+      <w:r>
+        <w:rPr>
+          <w:i/>
+          <w:iCs/>
+          <w:sz w:val="24"/>
+          <w:szCs w:val="24"/>
+        </w:rPr>
+        <w:t>never</w:t>
+      </w:r>
+      <w:r>
+        <w:rPr>
+          <w:rFonts w:ascii="Segoe UI" w:hAnsi="Segoe UI" w:cs="Segoe UI"/>
+          <w:color w:val="000000"/>
+          <w:sz w:val="24"/>
+          <w:szCs w:val="24"/>
+        </w:rPr>
+        <w:t xml:space="preserve"> directly access instance fields in a class other than their own. </w:t>
+      </w:r>
+    </w:p>
+    <w:p>
+      <w:pPr>
+        <w:pStyle w:val="ListParagraph"/>
+        <w:numPr>
+          <w:ilvl w:val="0"/>
+          <w:numId w:val="1"/>
+        </w:numPr>
+        <w:tabs>
+          <w:tab w:val="left" w:pos="916"/>
+          <w:tab w:val="left" w:pos="1832"/>
+          <w:tab w:val="left" w:pos="2748"/>
+          <w:tab w:val="left" w:pos="3664"/>
+          <w:tab w:val="left" w:pos="4580"/>
+          <w:tab w:val="left" w:pos="5496"/>
+          <w:tab w:val="left" w:pos="6412"/>
+          <w:tab w:val="left" w:pos="7328"/>
+          <w:tab w:val="left" w:pos="8244"/>
+          <w:tab w:val="left" w:pos="9160"/>
+          <w:tab w:val="left" w:pos="10076"/>
+          <w:tab w:val="left" w:pos="10992"/>
+          <w:tab w:val="left" w:pos="11908"/>
+          <w:tab w:val="left" w:pos="12824"/>
+          <w:tab w:val="left" w:pos="13740"/>
+          <w:tab w:val="left" w:pos="14656"/>
+        </w:tabs>
+        <w:spacing w:before="20" w:after="20" w:line="360" w:lineRule="atLeast"/>
+        <w:rPr>
+          <w:rFonts w:ascii="Segoe UI" w:hAnsi="Segoe UI" w:cs="Segoe UI"/>
+          <w:color w:val="000000"/>
+          <w:sz w:val="24"/>
+          <w:szCs w:val="24"/>
+        </w:rPr>
+      </w:pPr>
+      <w:r>
+        <w:rPr>
+          <w:rFonts w:ascii="Segoe UI" w:hAnsi="Segoe UI" w:cs="Segoe UI"/>
+          <w:color w:val="000000"/>
+          <w:sz w:val="24"/>
+          <w:szCs w:val="24"/>
+        </w:rPr>
+        <w:t>Programs should interact with object data </w:t>
+      </w:r>
+      <w:r>
+        <w:rPr>
+          <w:i/>
+          <w:iCs/>
+          <w:sz w:val="24"/>
+          <w:szCs w:val="24"/>
+        </w:rPr>
+        <w:t>only</w:t>
+      </w:r>
+      <w:r>
+        <w:rPr>
+          <w:rFonts w:ascii="Segoe UI" w:hAnsi="Segoe UI" w:cs="Segoe UI"/>
+          <w:color w:val="000000"/>
+          <w:sz w:val="24"/>
+          <w:szCs w:val="24"/>
+        </w:rPr>
+        <w:t> through the object’s methods.</w:t>
+      </w:r>
+    </w:p>
+    <w:p>
+      <w:pPr>
+        <w:tabs>
+          <w:tab w:val="left" w:pos="916"/>
+          <w:tab w:val="left" w:pos="1832"/>
+          <w:tab w:val="left" w:pos="2748"/>
+          <w:tab w:val="left" w:pos="3664"/>
+          <w:tab w:val="left" w:pos="4580"/>
+          <w:tab w:val="left" w:pos="5496"/>
+          <w:tab w:val="left" w:pos="6412"/>
+          <w:tab w:val="left" w:pos="7328"/>
+          <w:tab w:val="left" w:pos="8244"/>
+          <w:tab w:val="left" w:pos="9160"/>
+          <w:tab w:val="left" w:pos="10076"/>
+          <w:tab w:val="left" w:pos="10992"/>
+          <w:tab w:val="left" w:pos="11908"/>
+          <w:tab w:val="left" w:pos="12824"/>
+          <w:tab w:val="left" w:pos="13740"/>
+          <w:tab w:val="left" w:pos="14656"/>
+        </w:tabs>
+        <w:spacing w:before="20" w:after="20" w:line="360" w:lineRule="atLeast"/>
+        <w:rPr>
+          <w:rFonts w:ascii="Segoe UI" w:hAnsi="Segoe UI" w:cs="Segoe UI"/>
+          <w:color w:val="000000"/>
+          <w:sz w:val="24"/>
+          <w:szCs w:val="24"/>
+        </w:rPr>
+      </w:pPr>
+      <w:r>
+        <w:rPr>
+          <w:rFonts w:ascii="Segoe UI" w:hAnsi="Segoe UI" w:cs="Segoe UI"/>
+          <w:color w:val="000000"/>
+          <w:sz w:val="24"/>
+          <w:szCs w:val="24"/>
+        </w:rPr>
         <w:t>Mutator and Accessor methods</w:t>
       </w:r>
     </w:p>
@@ -6630,6 +6879,7 @@
           <w:rFonts w:ascii="Segoe UI" w:hAnsi="Segoe UI" w:cs="Segoe UI"/>
           <w:color w:val="000000"/>
         </w:rPr>
+        <w:lastRenderedPageBreak/>
         <w:t>A constructor has no return value.</w:t>
       </w:r>
     </w:p>
@@ -6849,7 +7099,6 @@
           <w:szCs w:val="24"/>
           <w:lang w:eastAsia="en-ID"/>
         </w:rPr>
-        <w:lastRenderedPageBreak/>
         <w:t>{</w:t>
       </w:r>
     </w:p>
@@ -8078,6 +8327,7 @@
           <w:sz w:val="24"/>
           <w:szCs w:val="24"/>
         </w:rPr>
+        <w:lastRenderedPageBreak/>
         <w:t>Method parameters</w:t>
       </w:r>
     </w:p>
@@ -8216,7 +8466,6 @@
           <w:sz w:val="24"/>
           <w:szCs w:val="24"/>
         </w:rPr>
-        <w:lastRenderedPageBreak/>
         <w:t>A method cannot modify a parameter of a primitive type (that is, numbers or </w:t>
       </w:r>
       <w:proofErr w:type="spellStart"/>
@@ -9522,6 +9771,7 @@
           <w:sz w:val="24"/>
           <w:szCs w:val="24"/>
         </w:rPr>
+        <w:lastRenderedPageBreak/>
         <w:t>Parameter names</w:t>
       </w:r>
     </w:p>
@@ -11008,7 +11258,17 @@
           <w:sz w:val="24"/>
           <w:szCs w:val="24"/>
         </w:rPr>
-        <w:t> can be used by any class. Private features can be used only by the class that defines them. If you don’t specify either </w:t>
+        <w:t xml:space="preserve"> can be used by any class. Private features can be </w:t>
+      </w:r>
+      <w:r>
+        <w:rPr>
+          <w:rFonts w:ascii="Segoe UI" w:hAnsi="Segoe UI" w:cs="Segoe UI"/>
+          <w:color w:val="000000"/>
+          <w:sz w:val="24"/>
+          <w:szCs w:val="24"/>
+        </w:rPr>
+        <w:lastRenderedPageBreak/>
+        <w:t>used only by the class that defines them. If you don’t specify either </w:t>
       </w:r>
       <w:r>
         <w:rPr>
@@ -11103,7 +11363,6 @@
           <w:sz w:val="24"/>
           <w:szCs w:val="24"/>
         </w:rPr>
-        <w:lastRenderedPageBreak/>
         <w:t>Class path</w:t>
       </w:r>
     </w:p>
@@ -11181,6 +11440,173 @@
           <w:szCs w:val="24"/>
         </w:rPr>
         <w:t>JAR files</w:t>
+      </w:r>
+    </w:p>
+    <w:p>
+      <w:pPr>
+        <w:pStyle w:val="ListParagraph"/>
+        <w:numPr>
+          <w:ilvl w:val="0"/>
+          <w:numId w:val="1"/>
+        </w:numPr>
+        <w:tabs>
+          <w:tab w:val="left" w:pos="916"/>
+          <w:tab w:val="left" w:pos="1832"/>
+          <w:tab w:val="left" w:pos="2748"/>
+          <w:tab w:val="left" w:pos="3664"/>
+          <w:tab w:val="left" w:pos="4580"/>
+          <w:tab w:val="left" w:pos="5496"/>
+          <w:tab w:val="left" w:pos="6412"/>
+          <w:tab w:val="left" w:pos="7328"/>
+          <w:tab w:val="left" w:pos="8244"/>
+          <w:tab w:val="left" w:pos="9160"/>
+          <w:tab w:val="left" w:pos="10076"/>
+          <w:tab w:val="left" w:pos="10992"/>
+          <w:tab w:val="left" w:pos="11908"/>
+          <w:tab w:val="left" w:pos="12824"/>
+          <w:tab w:val="left" w:pos="13740"/>
+          <w:tab w:val="left" w:pos="14656"/>
+        </w:tabs>
+        <w:spacing w:before="20" w:after="20" w:line="360" w:lineRule="atLeast"/>
+        <w:rPr>
+          <w:rFonts w:ascii="Segoe UI" w:hAnsi="Segoe UI" w:cs="Segoe UI"/>
+          <w:color w:val="000000"/>
+          <w:sz w:val="24"/>
+          <w:szCs w:val="24"/>
+        </w:rPr>
+      </w:pPr>
+      <w:r>
+        <w:rPr>
+          <w:rFonts w:ascii="Segoe UI" w:hAnsi="Segoe UI" w:cs="Segoe UI"/>
+          <w:color w:val="000000"/>
+          <w:sz w:val="24"/>
+          <w:szCs w:val="24"/>
+        </w:rPr>
+        <w:t>Setting class path</w:t>
+      </w:r>
+    </w:p>
+    <w:p>
+      <w:pPr>
+        <w:pStyle w:val="ListParagraph"/>
+        <w:numPr>
+          <w:ilvl w:val="0"/>
+          <w:numId w:val="1"/>
+        </w:numPr>
+        <w:tabs>
+          <w:tab w:val="left" w:pos="916"/>
+          <w:tab w:val="left" w:pos="1832"/>
+          <w:tab w:val="left" w:pos="2748"/>
+          <w:tab w:val="left" w:pos="3664"/>
+          <w:tab w:val="left" w:pos="4580"/>
+          <w:tab w:val="left" w:pos="5496"/>
+          <w:tab w:val="left" w:pos="6412"/>
+          <w:tab w:val="left" w:pos="7328"/>
+          <w:tab w:val="left" w:pos="8244"/>
+          <w:tab w:val="left" w:pos="9160"/>
+          <w:tab w:val="left" w:pos="10076"/>
+          <w:tab w:val="left" w:pos="10992"/>
+          <w:tab w:val="left" w:pos="11908"/>
+          <w:tab w:val="left" w:pos="12824"/>
+          <w:tab w:val="left" w:pos="13740"/>
+          <w:tab w:val="left" w:pos="14656"/>
+        </w:tabs>
+        <w:spacing w:before="20" w:after="20" w:line="360" w:lineRule="atLeast"/>
+        <w:rPr>
+          <w:rFonts w:ascii="Segoe UI" w:hAnsi="Segoe UI" w:cs="Segoe UI"/>
+          <w:color w:val="000000"/>
+          <w:sz w:val="24"/>
+          <w:szCs w:val="24"/>
+        </w:rPr>
+      </w:pPr>
+      <w:r>
+        <w:rPr>
+          <w:rFonts w:ascii="Segoe UI" w:hAnsi="Segoe UI" w:cs="Segoe UI"/>
+          <w:color w:val="000000"/>
+          <w:sz w:val="24"/>
+          <w:szCs w:val="24"/>
+        </w:rPr>
+        <w:t>Creating jar files</w:t>
+      </w:r>
+    </w:p>
+    <w:p>
+      <w:pPr>
+        <w:tabs>
+          <w:tab w:val="left" w:pos="916"/>
+          <w:tab w:val="left" w:pos="1832"/>
+          <w:tab w:val="left" w:pos="2748"/>
+          <w:tab w:val="left" w:pos="3664"/>
+          <w:tab w:val="left" w:pos="4580"/>
+          <w:tab w:val="left" w:pos="5496"/>
+          <w:tab w:val="left" w:pos="6412"/>
+          <w:tab w:val="left" w:pos="7328"/>
+          <w:tab w:val="left" w:pos="8244"/>
+          <w:tab w:val="left" w:pos="9160"/>
+          <w:tab w:val="left" w:pos="10076"/>
+          <w:tab w:val="left" w:pos="10992"/>
+          <w:tab w:val="left" w:pos="11908"/>
+          <w:tab w:val="left" w:pos="12824"/>
+          <w:tab w:val="left" w:pos="13740"/>
+          <w:tab w:val="left" w:pos="14656"/>
+        </w:tabs>
+        <w:spacing w:before="20" w:after="20" w:line="360" w:lineRule="atLeast"/>
+        <w:rPr>
+          <w:rFonts w:ascii="Segoe UI" w:hAnsi="Segoe UI" w:cs="Segoe UI"/>
+          <w:color w:val="000000"/>
+          <w:sz w:val="24"/>
+          <w:szCs w:val="24"/>
+        </w:rPr>
+      </w:pPr>
+      <w:r>
+        <w:rPr>
+          <w:rFonts w:ascii="Segoe UI" w:hAnsi="Segoe UI" w:cs="Segoe UI"/>
+          <w:color w:val="000000"/>
+          <w:sz w:val="24"/>
+          <w:szCs w:val="24"/>
+        </w:rPr>
+        <w:t>Documentation comments</w:t>
+      </w:r>
+    </w:p>
+    <w:p>
+      <w:pPr>
+        <w:pStyle w:val="ListParagraph"/>
+        <w:numPr>
+          <w:ilvl w:val="0"/>
+          <w:numId w:val="1"/>
+        </w:numPr>
+        <w:tabs>
+          <w:tab w:val="left" w:pos="916"/>
+          <w:tab w:val="left" w:pos="1832"/>
+          <w:tab w:val="left" w:pos="2748"/>
+          <w:tab w:val="left" w:pos="3664"/>
+          <w:tab w:val="left" w:pos="4580"/>
+          <w:tab w:val="left" w:pos="5496"/>
+          <w:tab w:val="left" w:pos="6412"/>
+          <w:tab w:val="left" w:pos="7328"/>
+          <w:tab w:val="left" w:pos="8244"/>
+          <w:tab w:val="left" w:pos="9160"/>
+          <w:tab w:val="left" w:pos="10076"/>
+          <w:tab w:val="left" w:pos="10992"/>
+          <w:tab w:val="left" w:pos="11908"/>
+          <w:tab w:val="left" w:pos="12824"/>
+          <w:tab w:val="left" w:pos="13740"/>
+          <w:tab w:val="left" w:pos="14656"/>
+        </w:tabs>
+        <w:spacing w:before="20" w:after="20" w:line="360" w:lineRule="atLeast"/>
+        <w:rPr>
+          <w:rFonts w:ascii="Segoe UI" w:hAnsi="Segoe UI" w:cs="Segoe UI"/>
+          <w:color w:val="000000"/>
+          <w:sz w:val="24"/>
+          <w:szCs w:val="24"/>
+        </w:rPr>
+      </w:pPr>
+      <w:r>
+        <w:rPr>
+          <w:rFonts w:ascii="Segoe UI" w:hAnsi="Segoe UI" w:cs="Segoe UI"/>
+          <w:color w:val="000000"/>
+          <w:sz w:val="24"/>
+          <w:szCs w:val="24"/>
+        </w:rPr>
+        <w:t>Class comments</w:t>
       </w:r>
     </w:p>
     <w:sectPr>
@@ -11307,8 +11733,123 @@
       </w:rPr>
     </w:lvl>
   </w:abstractNum>
+  <w:abstractNum w:abstractNumId="1" w15:restartNumberingAfterBreak="0">
+    <w:nsid w:val="5C51565B"/>
+    <w:multiLevelType w:val="hybridMultilevel"/>
+    <w:tmpl w:val="474209FE"/>
+    <w:lvl w:ilvl="0" w:tplc="858CCB30">
+      <w:numFmt w:val="bullet"/>
+      <w:lvlText w:val="-"/>
+      <w:lvlJc w:val="left"/>
+      <w:pPr>
+        <w:ind w:left="720" w:hanging="360"/>
+      </w:pPr>
+      <w:rPr>
+        <w:rFonts w:ascii="Calibri" w:eastAsiaTheme="minorHAnsi" w:hAnsi="Calibri" w:cs="Calibri" w:hint="default"/>
+      </w:rPr>
+    </w:lvl>
+    <w:lvl w:ilvl="1" w:tplc="38090003" w:tentative="1">
+      <w:start w:val="1"/>
+      <w:numFmt w:val="bullet"/>
+      <w:lvlText w:val="o"/>
+      <w:lvlJc w:val="left"/>
+      <w:pPr>
+        <w:ind w:left="1440" w:hanging="360"/>
+      </w:pPr>
+      <w:rPr>
+        <w:rFonts w:ascii="Courier New" w:hAnsi="Courier New" w:cs="Courier New" w:hint="default"/>
+      </w:rPr>
+    </w:lvl>
+    <w:lvl w:ilvl="2" w:tplc="38090005" w:tentative="1">
+      <w:start w:val="1"/>
+      <w:numFmt w:val="bullet"/>
+      <w:lvlText w:val=""/>
+      <w:lvlJc w:val="left"/>
+      <w:pPr>
+        <w:ind w:left="2160" w:hanging="360"/>
+      </w:pPr>
+      <w:rPr>
+        <w:rFonts w:ascii="Wingdings" w:hAnsi="Wingdings" w:hint="default"/>
+      </w:rPr>
+    </w:lvl>
+    <w:lvl w:ilvl="3" w:tplc="38090001" w:tentative="1">
+      <w:start w:val="1"/>
+      <w:numFmt w:val="bullet"/>
+      <w:lvlText w:val=""/>
+      <w:lvlJc w:val="left"/>
+      <w:pPr>
+        <w:ind w:left="2880" w:hanging="360"/>
+      </w:pPr>
+      <w:rPr>
+        <w:rFonts w:ascii="Symbol" w:hAnsi="Symbol" w:hint="default"/>
+      </w:rPr>
+    </w:lvl>
+    <w:lvl w:ilvl="4" w:tplc="38090003" w:tentative="1">
+      <w:start w:val="1"/>
+      <w:numFmt w:val="bullet"/>
+      <w:lvlText w:val="o"/>
+      <w:lvlJc w:val="left"/>
+      <w:pPr>
+        <w:ind w:left="3600" w:hanging="360"/>
+      </w:pPr>
+      <w:rPr>
+        <w:rFonts w:ascii="Courier New" w:hAnsi="Courier New" w:cs="Courier New" w:hint="default"/>
+      </w:rPr>
+    </w:lvl>
+    <w:lvl w:ilvl="5" w:tplc="38090005" w:tentative="1">
+      <w:start w:val="1"/>
+      <w:numFmt w:val="bullet"/>
+      <w:lvlText w:val=""/>
+      <w:lvlJc w:val="left"/>
+      <w:pPr>
+        <w:ind w:left="4320" w:hanging="360"/>
+      </w:pPr>
+      <w:rPr>
+        <w:rFonts w:ascii="Wingdings" w:hAnsi="Wingdings" w:hint="default"/>
+      </w:rPr>
+    </w:lvl>
+    <w:lvl w:ilvl="6" w:tplc="38090001" w:tentative="1">
+      <w:start w:val="1"/>
+      <w:numFmt w:val="bullet"/>
+      <w:lvlText w:val=""/>
+      <w:lvlJc w:val="left"/>
+      <w:pPr>
+        <w:ind w:left="5040" w:hanging="360"/>
+      </w:pPr>
+      <w:rPr>
+        <w:rFonts w:ascii="Symbol" w:hAnsi="Symbol" w:hint="default"/>
+      </w:rPr>
+    </w:lvl>
+    <w:lvl w:ilvl="7" w:tplc="38090003" w:tentative="1">
+      <w:start w:val="1"/>
+      <w:numFmt w:val="bullet"/>
+      <w:lvlText w:val="o"/>
+      <w:lvlJc w:val="left"/>
+      <w:pPr>
+        <w:ind w:left="5760" w:hanging="360"/>
+      </w:pPr>
+      <w:rPr>
+        <w:rFonts w:ascii="Courier New" w:hAnsi="Courier New" w:cs="Courier New" w:hint="default"/>
+      </w:rPr>
+    </w:lvl>
+    <w:lvl w:ilvl="8" w:tplc="38090005" w:tentative="1">
+      <w:start w:val="1"/>
+      <w:numFmt w:val="bullet"/>
+      <w:lvlText w:val=""/>
+      <w:lvlJc w:val="left"/>
+      <w:pPr>
+        <w:ind w:left="6480" w:hanging="360"/>
+      </w:pPr>
+      <w:rPr>
+        <w:rFonts w:ascii="Wingdings" w:hAnsi="Wingdings" w:hint="default"/>
+      </w:rPr>
+    </w:lvl>
+  </w:abstractNum>
   <w:num w:numId="1">
     <w:abstractNumId w:val="0"/>
+  </w:num>
+  <w:num w:numId="2">
+    <w:abstractNumId w:val="1"/>
   </w:num>
 </w:numbering>
 </file>
@@ -11715,7 +12256,6 @@
   <w:style w:type="character" w:default="1" w:styleId="DefaultParagraphFont">
     <w:name w:val="Default Paragraph Font"/>
     <w:uiPriority w:val="1"/>
-    <w:semiHidden/>
     <w:unhideWhenUsed/>
   </w:style>
   <w:style w:type="table" w:default="1" w:styleId="TableNormal">

--- a/JavaDocs.docx
+++ b/JavaDocs.docx
@@ -5915,7 +5915,27 @@
           <w:sz w:val="24"/>
           <w:szCs w:val="24"/>
         </w:rPr>
-        <w:t>Constructor name == Class name</w:t>
+        <w:t>In the Java programming language, you use </w:t>
+      </w:r>
+      <w:r>
+        <w:rPr>
+          <w:b/>
+          <w:bCs/>
+          <w:i/>
+          <w:iCs/>
+          <w:sz w:val="24"/>
+          <w:szCs w:val="24"/>
+        </w:rPr>
+        <w:t>constructors</w:t>
+      </w:r>
+      <w:r>
+        <w:rPr>
+          <w:rFonts w:ascii="Segoe UI" w:hAnsi="Segoe UI" w:cs="Segoe UI"/>
+          <w:color w:val="000000"/>
+          <w:sz w:val="24"/>
+          <w:szCs w:val="24"/>
+        </w:rPr>
+        <w:t> to construct new instances. A constructor is a special method whose purpose is to construct and initialize objects.</w:t>
       </w:r>
     </w:p>
     <w:p>
@@ -5958,7 +5978,7 @@
           <w:sz w:val="24"/>
           <w:szCs w:val="24"/>
         </w:rPr>
-        <w:t>To construct a Date object, combine constructor with new operator</w:t>
+        <w:t>Constructor name == Class name</w:t>
       </w:r>
     </w:p>
     <w:p>
@@ -6001,27 +6021,7 @@
           <w:sz w:val="24"/>
           <w:szCs w:val="24"/>
         </w:rPr>
-        <w:t xml:space="preserve">new </w:t>
-      </w:r>
-      <w:proofErr w:type="gramStart"/>
-      <w:r>
-        <w:rPr>
-          <w:rFonts w:ascii="Segoe UI" w:hAnsi="Segoe UI" w:cs="Segoe UI"/>
-          <w:color w:val="000000"/>
-          <w:sz w:val="24"/>
-          <w:szCs w:val="24"/>
-        </w:rPr>
-        <w:t>Date(</w:t>
-      </w:r>
-      <w:proofErr w:type="gramEnd"/>
-      <w:r>
-        <w:rPr>
-          <w:rFonts w:ascii="Segoe UI" w:hAnsi="Segoe UI" w:cs="Segoe UI"/>
-          <w:color w:val="000000"/>
-          <w:sz w:val="24"/>
-          <w:szCs w:val="24"/>
-        </w:rPr>
-        <w:t>)</w:t>
+        <w:t>To construct a Date object, combine constructor with new operator</w:t>
       </w:r>
     </w:p>
     <w:p>
@@ -6064,7 +6064,27 @@
           <w:sz w:val="24"/>
           <w:szCs w:val="24"/>
         </w:rPr>
-        <w:t>apply method to object</w:t>
+        <w:t xml:space="preserve">new </w:t>
+      </w:r>
+      <w:proofErr w:type="gramStart"/>
+      <w:r>
+        <w:rPr>
+          <w:rFonts w:ascii="Segoe UI" w:hAnsi="Segoe UI" w:cs="Segoe UI"/>
+          <w:color w:val="000000"/>
+          <w:sz w:val="24"/>
+          <w:szCs w:val="24"/>
+        </w:rPr>
+        <w:t>Date(</w:t>
+      </w:r>
+      <w:proofErr w:type="gramEnd"/>
+      <w:r>
+        <w:rPr>
+          <w:rFonts w:ascii="Segoe UI" w:hAnsi="Segoe UI" w:cs="Segoe UI"/>
+          <w:color w:val="000000"/>
+          <w:sz w:val="24"/>
+          <w:szCs w:val="24"/>
+        </w:rPr>
+        <w:t>)</w:t>
       </w:r>
     </w:p>
     <w:p>
@@ -6107,38 +6127,7 @@
           <w:sz w:val="24"/>
           <w:szCs w:val="24"/>
         </w:rPr>
-        <w:t>String s = new Date(</w:t>
-      </w:r>
-      <w:proofErr w:type="gramStart"/>
-      <w:r>
-        <w:rPr>
-          <w:rFonts w:ascii="Segoe UI" w:hAnsi="Segoe UI" w:cs="Segoe UI"/>
-          <w:color w:val="000000"/>
-          <w:sz w:val="24"/>
-          <w:szCs w:val="24"/>
-        </w:rPr>
-        <w:t>).</w:t>
-      </w:r>
-      <w:proofErr w:type="spellStart"/>
-      <w:r>
-        <w:rPr>
-          <w:rFonts w:ascii="Segoe UI" w:hAnsi="Segoe UI" w:cs="Segoe UI"/>
-          <w:color w:val="000000"/>
-          <w:sz w:val="24"/>
-          <w:szCs w:val="24"/>
-        </w:rPr>
-        <w:t>toString</w:t>
-      </w:r>
-      <w:proofErr w:type="spellEnd"/>
-      <w:proofErr w:type="gramEnd"/>
-      <w:r>
-        <w:rPr>
-          <w:rFonts w:ascii="Segoe UI" w:hAnsi="Segoe UI" w:cs="Segoe UI"/>
-          <w:color w:val="000000"/>
-          <w:sz w:val="24"/>
-          <w:szCs w:val="24"/>
-        </w:rPr>
-        <w:t>();</w:t>
+        <w:t>apply method to object</w:t>
       </w:r>
     </w:p>
     <w:p>
@@ -6181,66 +6170,38 @@
           <w:sz w:val="24"/>
           <w:szCs w:val="24"/>
         </w:rPr>
-        <w:t>It is important to realize that an object variable doesn’t actually contain an object. It only </w:t>
-      </w:r>
-      <w:r>
-        <w:rPr>
-          <w:rStyle w:val="Emphasis"/>
-          <w:rFonts w:ascii="Segoe UI" w:hAnsi="Segoe UI" w:cs="Segoe UI"/>
-          <w:b/>
-          <w:bCs/>
-          <w:color w:val="000000"/>
-          <w:sz w:val="24"/>
-          <w:szCs w:val="24"/>
-        </w:rPr>
-        <w:t>refers</w:t>
-      </w:r>
-      <w:r>
-        <w:rPr>
-          <w:rFonts w:ascii="Segoe UI" w:hAnsi="Segoe UI" w:cs="Segoe UI"/>
-          <w:color w:val="000000"/>
-          <w:sz w:val="24"/>
-          <w:szCs w:val="24"/>
-        </w:rPr>
-        <w:t> to an object.</w:t>
-      </w:r>
-    </w:p>
-    <w:p>
-      <w:pPr>
-        <w:tabs>
-          <w:tab w:val="left" w:pos="916"/>
-          <w:tab w:val="left" w:pos="1832"/>
-          <w:tab w:val="left" w:pos="2748"/>
-          <w:tab w:val="left" w:pos="3664"/>
-          <w:tab w:val="left" w:pos="4580"/>
-          <w:tab w:val="left" w:pos="5496"/>
-          <w:tab w:val="left" w:pos="6412"/>
-          <w:tab w:val="left" w:pos="7328"/>
-          <w:tab w:val="left" w:pos="8244"/>
-          <w:tab w:val="left" w:pos="9160"/>
-          <w:tab w:val="left" w:pos="10076"/>
-          <w:tab w:val="left" w:pos="10992"/>
-          <w:tab w:val="left" w:pos="11908"/>
-          <w:tab w:val="left" w:pos="12824"/>
-          <w:tab w:val="left" w:pos="13740"/>
-          <w:tab w:val="left" w:pos="14656"/>
-        </w:tabs>
-        <w:spacing w:before="20" w:after="20" w:line="360" w:lineRule="atLeast"/>
-        <w:rPr>
-          <w:rFonts w:ascii="Segoe UI" w:hAnsi="Segoe UI" w:cs="Segoe UI"/>
-          <w:color w:val="000000"/>
-          <w:sz w:val="24"/>
-          <w:szCs w:val="24"/>
-        </w:rPr>
-      </w:pPr>
-      <w:r>
-        <w:rPr>
-          <w:rFonts w:ascii="Segoe UI" w:hAnsi="Segoe UI" w:cs="Segoe UI"/>
-          <w:color w:val="000000"/>
-          <w:sz w:val="24"/>
-          <w:szCs w:val="24"/>
-        </w:rPr>
-        <w:t>Encapsulation</w:t>
+        <w:t>String s = new Date(</w:t>
+      </w:r>
+      <w:proofErr w:type="gramStart"/>
+      <w:r>
+        <w:rPr>
+          <w:rFonts w:ascii="Segoe UI" w:hAnsi="Segoe UI" w:cs="Segoe UI"/>
+          <w:color w:val="000000"/>
+          <w:sz w:val="24"/>
+          <w:szCs w:val="24"/>
+        </w:rPr>
+        <w:t>).</w:t>
+      </w:r>
+      <w:proofErr w:type="spellStart"/>
+      <w:r>
+        <w:rPr>
+          <w:rFonts w:ascii="Segoe UI" w:hAnsi="Segoe UI" w:cs="Segoe UI"/>
+          <w:color w:val="000000"/>
+          <w:sz w:val="24"/>
+          <w:szCs w:val="24"/>
+        </w:rPr>
+        <w:t>toString</w:t>
+      </w:r>
+      <w:proofErr w:type="spellEnd"/>
+      <w:proofErr w:type="gramEnd"/>
+      <w:r>
+        <w:rPr>
+          <w:rFonts w:ascii="Segoe UI" w:hAnsi="Segoe UI" w:cs="Segoe UI"/>
+          <w:color w:val="000000"/>
+          <w:sz w:val="24"/>
+          <w:szCs w:val="24"/>
+        </w:rPr>
+        <w:t>();</w:t>
       </w:r>
     </w:p>
     <w:p>
@@ -6283,25 +6244,66 @@
           <w:sz w:val="24"/>
           <w:szCs w:val="24"/>
         </w:rPr>
-        <w:t>The key to making encapsulation work is to have methods </w:t>
-      </w:r>
-      <w:r>
-        <w:rPr>
-          <w:i/>
-          <w:iCs/>
-          <w:sz w:val="24"/>
-          <w:szCs w:val="24"/>
-        </w:rPr>
-        <w:t>never</w:t>
-      </w:r>
-      <w:r>
-        <w:rPr>
-          <w:rFonts w:ascii="Segoe UI" w:hAnsi="Segoe UI" w:cs="Segoe UI"/>
-          <w:color w:val="000000"/>
-          <w:sz w:val="24"/>
-          <w:szCs w:val="24"/>
-        </w:rPr>
-        <w:t xml:space="preserve"> directly access instance fields in a class other than their own. </w:t>
+        <w:t>It is important to realize that an object variable doesn’t actually contain an object. It only </w:t>
+      </w:r>
+      <w:r>
+        <w:rPr>
+          <w:rStyle w:val="Emphasis"/>
+          <w:rFonts w:ascii="Segoe UI" w:hAnsi="Segoe UI" w:cs="Segoe UI"/>
+          <w:b/>
+          <w:bCs/>
+          <w:color w:val="000000"/>
+          <w:sz w:val="24"/>
+          <w:szCs w:val="24"/>
+        </w:rPr>
+        <w:t>refers</w:t>
+      </w:r>
+      <w:r>
+        <w:rPr>
+          <w:rFonts w:ascii="Segoe UI" w:hAnsi="Segoe UI" w:cs="Segoe UI"/>
+          <w:color w:val="000000"/>
+          <w:sz w:val="24"/>
+          <w:szCs w:val="24"/>
+        </w:rPr>
+        <w:t> to an object.</w:t>
+      </w:r>
+    </w:p>
+    <w:p>
+      <w:pPr>
+        <w:tabs>
+          <w:tab w:val="left" w:pos="916"/>
+          <w:tab w:val="left" w:pos="1832"/>
+          <w:tab w:val="left" w:pos="2748"/>
+          <w:tab w:val="left" w:pos="3664"/>
+          <w:tab w:val="left" w:pos="4580"/>
+          <w:tab w:val="left" w:pos="5496"/>
+          <w:tab w:val="left" w:pos="6412"/>
+          <w:tab w:val="left" w:pos="7328"/>
+          <w:tab w:val="left" w:pos="8244"/>
+          <w:tab w:val="left" w:pos="9160"/>
+          <w:tab w:val="left" w:pos="10076"/>
+          <w:tab w:val="left" w:pos="10992"/>
+          <w:tab w:val="left" w:pos="11908"/>
+          <w:tab w:val="left" w:pos="12824"/>
+          <w:tab w:val="left" w:pos="13740"/>
+          <w:tab w:val="left" w:pos="14656"/>
+        </w:tabs>
+        <w:spacing w:before="20" w:after="20" w:line="360" w:lineRule="atLeast"/>
+        <w:rPr>
+          <w:rFonts w:ascii="Segoe UI" w:hAnsi="Segoe UI" w:cs="Segoe UI"/>
+          <w:color w:val="000000"/>
+          <w:sz w:val="24"/>
+          <w:szCs w:val="24"/>
+        </w:rPr>
+      </w:pPr>
+      <w:r>
+        <w:rPr>
+          <w:rFonts w:ascii="Segoe UI" w:hAnsi="Segoe UI" w:cs="Segoe UI"/>
+          <w:color w:val="000000"/>
+          <w:sz w:val="24"/>
+          <w:szCs w:val="24"/>
+        </w:rPr>
+        <w:t>Encapsulation</w:t>
       </w:r>
     </w:p>
     <w:p>
@@ -6344,7 +6346,7 @@
           <w:sz w:val="24"/>
           <w:szCs w:val="24"/>
         </w:rPr>
-        <w:t>Programs should interact with object data </w:t>
+        <w:t>The key to making encapsulation work is to have methods </w:t>
       </w:r>
       <w:r>
         <w:rPr>
@@ -6353,54 +6355,16 @@
           <w:sz w:val="24"/>
           <w:szCs w:val="24"/>
         </w:rPr>
-        <w:t>only</w:t>
-      </w:r>
-      <w:r>
-        <w:rPr>
-          <w:rFonts w:ascii="Segoe UI" w:hAnsi="Segoe UI" w:cs="Segoe UI"/>
-          <w:color w:val="000000"/>
-          <w:sz w:val="24"/>
-          <w:szCs w:val="24"/>
-        </w:rPr>
-        <w:t> through the object’s methods.</w:t>
-      </w:r>
-    </w:p>
-    <w:p>
-      <w:pPr>
-        <w:tabs>
-          <w:tab w:val="left" w:pos="916"/>
-          <w:tab w:val="left" w:pos="1832"/>
-          <w:tab w:val="left" w:pos="2748"/>
-          <w:tab w:val="left" w:pos="3664"/>
-          <w:tab w:val="left" w:pos="4580"/>
-          <w:tab w:val="left" w:pos="5496"/>
-          <w:tab w:val="left" w:pos="6412"/>
-          <w:tab w:val="left" w:pos="7328"/>
-          <w:tab w:val="left" w:pos="8244"/>
-          <w:tab w:val="left" w:pos="9160"/>
-          <w:tab w:val="left" w:pos="10076"/>
-          <w:tab w:val="left" w:pos="10992"/>
-          <w:tab w:val="left" w:pos="11908"/>
-          <w:tab w:val="left" w:pos="12824"/>
-          <w:tab w:val="left" w:pos="13740"/>
-          <w:tab w:val="left" w:pos="14656"/>
-        </w:tabs>
-        <w:spacing w:before="20" w:after="20" w:line="360" w:lineRule="atLeast"/>
-        <w:rPr>
-          <w:rFonts w:ascii="Segoe UI" w:hAnsi="Segoe UI" w:cs="Segoe UI"/>
-          <w:color w:val="000000"/>
-          <w:sz w:val="24"/>
-          <w:szCs w:val="24"/>
-        </w:rPr>
-      </w:pPr>
-      <w:r>
-        <w:rPr>
-          <w:rFonts w:ascii="Segoe UI" w:hAnsi="Segoe UI" w:cs="Segoe UI"/>
-          <w:color w:val="000000"/>
-          <w:sz w:val="24"/>
-          <w:szCs w:val="24"/>
-        </w:rPr>
-        <w:t>Mutator and Accessor methods</w:t>
+        <w:t>never</w:t>
+      </w:r>
+      <w:r>
+        <w:rPr>
+          <w:rFonts w:ascii="Segoe UI" w:hAnsi="Segoe UI" w:cs="Segoe UI"/>
+          <w:color w:val="000000"/>
+          <w:sz w:val="24"/>
+          <w:szCs w:val="24"/>
+        </w:rPr>
+        <w:t xml:space="preserve"> directly access instance fields in a class other than their own. </w:t>
       </w:r>
     </w:p>
     <w:p>
@@ -6443,6 +6407,105 @@
           <w:sz w:val="24"/>
           <w:szCs w:val="24"/>
         </w:rPr>
+        <w:t>Programs should interact with object data </w:t>
+      </w:r>
+      <w:r>
+        <w:rPr>
+          <w:i/>
+          <w:iCs/>
+          <w:sz w:val="24"/>
+          <w:szCs w:val="24"/>
+        </w:rPr>
+        <w:t>only</w:t>
+      </w:r>
+      <w:r>
+        <w:rPr>
+          <w:rFonts w:ascii="Segoe UI" w:hAnsi="Segoe UI" w:cs="Segoe UI"/>
+          <w:color w:val="000000"/>
+          <w:sz w:val="24"/>
+          <w:szCs w:val="24"/>
+        </w:rPr>
+        <w:t> through the object’s methods.</w:t>
+      </w:r>
+    </w:p>
+    <w:p>
+      <w:pPr>
+        <w:tabs>
+          <w:tab w:val="left" w:pos="916"/>
+          <w:tab w:val="left" w:pos="1832"/>
+          <w:tab w:val="left" w:pos="2748"/>
+          <w:tab w:val="left" w:pos="3664"/>
+          <w:tab w:val="left" w:pos="4580"/>
+          <w:tab w:val="left" w:pos="5496"/>
+          <w:tab w:val="left" w:pos="6412"/>
+          <w:tab w:val="left" w:pos="7328"/>
+          <w:tab w:val="left" w:pos="8244"/>
+          <w:tab w:val="left" w:pos="9160"/>
+          <w:tab w:val="left" w:pos="10076"/>
+          <w:tab w:val="left" w:pos="10992"/>
+          <w:tab w:val="left" w:pos="11908"/>
+          <w:tab w:val="left" w:pos="12824"/>
+          <w:tab w:val="left" w:pos="13740"/>
+          <w:tab w:val="left" w:pos="14656"/>
+        </w:tabs>
+        <w:spacing w:before="20" w:after="20" w:line="360" w:lineRule="atLeast"/>
+        <w:rPr>
+          <w:rFonts w:ascii="Segoe UI" w:hAnsi="Segoe UI" w:cs="Segoe UI"/>
+          <w:color w:val="000000"/>
+          <w:sz w:val="24"/>
+          <w:szCs w:val="24"/>
+        </w:rPr>
+      </w:pPr>
+      <w:r>
+        <w:rPr>
+          <w:rFonts w:ascii="Segoe UI" w:hAnsi="Segoe UI" w:cs="Segoe UI"/>
+          <w:color w:val="000000"/>
+          <w:sz w:val="24"/>
+          <w:szCs w:val="24"/>
+        </w:rPr>
+        <w:t>Mutator and Accessor methods</w:t>
+      </w:r>
+    </w:p>
+    <w:p>
+      <w:pPr>
+        <w:pStyle w:val="ListParagraph"/>
+        <w:numPr>
+          <w:ilvl w:val="0"/>
+          <w:numId w:val="1"/>
+        </w:numPr>
+        <w:tabs>
+          <w:tab w:val="left" w:pos="916"/>
+          <w:tab w:val="left" w:pos="1832"/>
+          <w:tab w:val="left" w:pos="2748"/>
+          <w:tab w:val="left" w:pos="3664"/>
+          <w:tab w:val="left" w:pos="4580"/>
+          <w:tab w:val="left" w:pos="5496"/>
+          <w:tab w:val="left" w:pos="6412"/>
+          <w:tab w:val="left" w:pos="7328"/>
+          <w:tab w:val="left" w:pos="8244"/>
+          <w:tab w:val="left" w:pos="9160"/>
+          <w:tab w:val="left" w:pos="10076"/>
+          <w:tab w:val="left" w:pos="10992"/>
+          <w:tab w:val="left" w:pos="11908"/>
+          <w:tab w:val="left" w:pos="12824"/>
+          <w:tab w:val="left" w:pos="13740"/>
+          <w:tab w:val="left" w:pos="14656"/>
+        </w:tabs>
+        <w:spacing w:before="20" w:after="20" w:line="360" w:lineRule="atLeast"/>
+        <w:rPr>
+          <w:rFonts w:ascii="Segoe UI" w:hAnsi="Segoe UI" w:cs="Segoe UI"/>
+          <w:color w:val="000000"/>
+          <w:sz w:val="24"/>
+          <w:szCs w:val="24"/>
+        </w:rPr>
+      </w:pPr>
+      <w:r>
+        <w:rPr>
+          <w:rFonts w:ascii="Segoe UI" w:hAnsi="Segoe UI" w:cs="Segoe UI"/>
+          <w:color w:val="000000"/>
+          <w:sz w:val="24"/>
+          <w:szCs w:val="24"/>
+        </w:rPr>
         <w:t>In contrast, methods that only access objects without modifying them are sometimes called </w:t>
       </w:r>
       <w:r>
@@ -6505,6 +6568,72 @@
           <w:szCs w:val="24"/>
         </w:rPr>
         <w:t> are accessor methods.</w:t>
+      </w:r>
+    </w:p>
+    <w:p>
+      <w:pPr>
+        <w:pStyle w:val="ListParagraph"/>
+        <w:numPr>
+          <w:ilvl w:val="0"/>
+          <w:numId w:val="1"/>
+        </w:numPr>
+        <w:tabs>
+          <w:tab w:val="left" w:pos="916"/>
+          <w:tab w:val="left" w:pos="1832"/>
+          <w:tab w:val="left" w:pos="2748"/>
+          <w:tab w:val="left" w:pos="3664"/>
+          <w:tab w:val="left" w:pos="4580"/>
+          <w:tab w:val="left" w:pos="5496"/>
+          <w:tab w:val="left" w:pos="6412"/>
+          <w:tab w:val="left" w:pos="7328"/>
+          <w:tab w:val="left" w:pos="8244"/>
+          <w:tab w:val="left" w:pos="9160"/>
+          <w:tab w:val="left" w:pos="10076"/>
+          <w:tab w:val="left" w:pos="10992"/>
+          <w:tab w:val="left" w:pos="11908"/>
+          <w:tab w:val="left" w:pos="12824"/>
+          <w:tab w:val="left" w:pos="13740"/>
+          <w:tab w:val="left" w:pos="14656"/>
+        </w:tabs>
+        <w:spacing w:before="20" w:after="20" w:line="360" w:lineRule="atLeast"/>
+        <w:rPr>
+          <w:rFonts w:ascii="Segoe UI" w:hAnsi="Segoe UI" w:cs="Segoe UI"/>
+          <w:color w:val="000000"/>
+          <w:sz w:val="24"/>
+          <w:szCs w:val="24"/>
+        </w:rPr>
+      </w:pPr>
+      <w:proofErr w:type="spellStart"/>
+      <w:r>
+        <w:rPr>
+          <w:rStyle w:val="HTMLCode"/>
+          <w:rFonts w:ascii="Segoe UI" w:eastAsiaTheme="minorHAnsi" w:hAnsi="Segoe UI" w:cs="Segoe UI"/>
+          <w:color w:val="000000"/>
+          <w:sz w:val="24"/>
+          <w:szCs w:val="24"/>
+        </w:rPr>
+        <w:t>GregorianCalendar.</w:t>
+      </w:r>
+      <w:r>
+        <w:rPr>
+          <w:rStyle w:val="HTMLCode"/>
+          <w:rFonts w:ascii="Segoe UI" w:eastAsiaTheme="minorHAnsi" w:hAnsi="Segoe UI" w:cs="Segoe UI"/>
+          <w:color w:val="000000"/>
+          <w:sz w:val="24"/>
+          <w:szCs w:val="24"/>
+        </w:rPr>
+        <w:t>add</w:t>
+      </w:r>
+      <w:proofErr w:type="spellEnd"/>
+      <w:r>
+        <w:rPr>
+          <w:rStyle w:val="HTMLCode"/>
+          <w:rFonts w:ascii="Segoe UI" w:eastAsiaTheme="minorHAnsi" w:hAnsi="Segoe UI" w:cs="Segoe UI"/>
+          <w:color w:val="000000"/>
+          <w:sz w:val="24"/>
+          <w:szCs w:val="24"/>
+        </w:rPr>
+        <w:t xml:space="preserve"> are mutator methods</w:t>
       </w:r>
     </w:p>
     <w:p>
@@ -6813,6 +6942,7 @@
           <w:rFonts w:ascii="Segoe UI" w:hAnsi="Segoe UI" w:cs="Segoe UI"/>
           <w:color w:val="000000"/>
         </w:rPr>
+        <w:lastRenderedPageBreak/>
         <w:t>A constructor has the same name as the class.</w:t>
       </w:r>
     </w:p>
@@ -6879,7 +7009,6 @@
           <w:rFonts w:ascii="Segoe UI" w:hAnsi="Segoe UI" w:cs="Segoe UI"/>
           <w:color w:val="000000"/>
         </w:rPr>
-        <w:lastRenderedPageBreak/>
         <w:t>A constructor has no return value.</w:t>
       </w:r>
     </w:p>
@@ -6924,6 +7053,26 @@
     </w:p>
     <w:p>
       <w:pPr>
+        <w:pStyle w:val="bullet"/>
+        <w:spacing w:before="0" w:beforeAutospacing="0" w:after="120" w:afterAutospacing="0"/>
+        <w:jc w:val="both"/>
+        <w:rPr>
+          <w:rFonts w:ascii="Segoe UI" w:hAnsi="Segoe UI" w:cs="Segoe UI"/>
+          <w:color w:val="000000"/>
+        </w:rPr>
+      </w:pPr>
+      <w:proofErr w:type="spellStart"/>
+      <w:r>
+        <w:rPr>
+          <w:rFonts w:ascii="Segoe UI" w:hAnsi="Segoe UI" w:cs="Segoe UI"/>
+          <w:color w:val="000000"/>
+        </w:rPr>
+        <w:t>NullPointerExceptions</w:t>
+      </w:r>
+      <w:proofErr w:type="spellEnd"/>
+    </w:p>
+    <w:p>
+      <w:pPr>
         <w:tabs>
           <w:tab w:val="left" w:pos="916"/>
           <w:tab w:val="left" w:pos="1832"/>
@@ -8086,13 +8235,101 @@
           <w:szCs w:val="24"/>
         </w:rPr>
       </w:pPr>
-      <w:r>
-        <w:rPr>
-          <w:rFonts w:ascii="Segoe UI" w:hAnsi="Segoe UI" w:cs="Segoe UI"/>
-          <w:color w:val="000000"/>
-          <w:sz w:val="24"/>
-          <w:szCs w:val="24"/>
-        </w:rPr>
+    </w:p>
+    <w:p>
+      <w:pPr>
+        <w:tabs>
+          <w:tab w:val="left" w:pos="916"/>
+          <w:tab w:val="left" w:pos="1832"/>
+          <w:tab w:val="left" w:pos="2748"/>
+          <w:tab w:val="left" w:pos="3664"/>
+          <w:tab w:val="left" w:pos="4580"/>
+          <w:tab w:val="left" w:pos="5496"/>
+          <w:tab w:val="left" w:pos="6412"/>
+          <w:tab w:val="left" w:pos="7328"/>
+          <w:tab w:val="left" w:pos="8244"/>
+          <w:tab w:val="left" w:pos="9160"/>
+          <w:tab w:val="left" w:pos="10076"/>
+          <w:tab w:val="left" w:pos="10992"/>
+          <w:tab w:val="left" w:pos="11908"/>
+          <w:tab w:val="left" w:pos="12824"/>
+          <w:tab w:val="left" w:pos="13740"/>
+          <w:tab w:val="left" w:pos="14656"/>
+        </w:tabs>
+        <w:spacing w:before="20" w:after="20" w:line="360" w:lineRule="atLeast"/>
+        <w:rPr>
+          <w:rFonts w:ascii="Segoe UI" w:hAnsi="Segoe UI" w:cs="Segoe UI"/>
+          <w:color w:val="000000"/>
+          <w:sz w:val="24"/>
+          <w:szCs w:val="24"/>
+        </w:rPr>
+      </w:pPr>
+    </w:p>
+    <w:p>
+      <w:pPr>
+        <w:tabs>
+          <w:tab w:val="left" w:pos="916"/>
+          <w:tab w:val="left" w:pos="1832"/>
+          <w:tab w:val="left" w:pos="2748"/>
+          <w:tab w:val="left" w:pos="3664"/>
+          <w:tab w:val="left" w:pos="4580"/>
+          <w:tab w:val="left" w:pos="5496"/>
+          <w:tab w:val="left" w:pos="6412"/>
+          <w:tab w:val="left" w:pos="7328"/>
+          <w:tab w:val="left" w:pos="8244"/>
+          <w:tab w:val="left" w:pos="9160"/>
+          <w:tab w:val="left" w:pos="10076"/>
+          <w:tab w:val="left" w:pos="10992"/>
+          <w:tab w:val="left" w:pos="11908"/>
+          <w:tab w:val="left" w:pos="12824"/>
+          <w:tab w:val="left" w:pos="13740"/>
+          <w:tab w:val="left" w:pos="14656"/>
+        </w:tabs>
+        <w:spacing w:before="20" w:after="20" w:line="360" w:lineRule="atLeast"/>
+        <w:rPr>
+          <w:rFonts w:ascii="Segoe UI" w:hAnsi="Segoe UI" w:cs="Segoe UI"/>
+          <w:color w:val="000000"/>
+          <w:sz w:val="24"/>
+          <w:szCs w:val="24"/>
+        </w:rPr>
+      </w:pPr>
+    </w:p>
+    <w:p>
+      <w:pPr>
+        <w:tabs>
+          <w:tab w:val="left" w:pos="916"/>
+          <w:tab w:val="left" w:pos="1832"/>
+          <w:tab w:val="left" w:pos="2748"/>
+          <w:tab w:val="left" w:pos="3664"/>
+          <w:tab w:val="left" w:pos="4580"/>
+          <w:tab w:val="left" w:pos="5496"/>
+          <w:tab w:val="left" w:pos="6412"/>
+          <w:tab w:val="left" w:pos="7328"/>
+          <w:tab w:val="left" w:pos="8244"/>
+          <w:tab w:val="left" w:pos="9160"/>
+          <w:tab w:val="left" w:pos="10076"/>
+          <w:tab w:val="left" w:pos="10992"/>
+          <w:tab w:val="left" w:pos="11908"/>
+          <w:tab w:val="left" w:pos="12824"/>
+          <w:tab w:val="left" w:pos="13740"/>
+          <w:tab w:val="left" w:pos="14656"/>
+        </w:tabs>
+        <w:spacing w:before="20" w:after="20" w:line="360" w:lineRule="atLeast"/>
+        <w:rPr>
+          <w:rFonts w:ascii="Segoe UI" w:hAnsi="Segoe UI" w:cs="Segoe UI"/>
+          <w:color w:val="000000"/>
+          <w:sz w:val="24"/>
+          <w:szCs w:val="24"/>
+        </w:rPr>
+      </w:pPr>
+      <w:r>
+        <w:rPr>
+          <w:rFonts w:ascii="Segoe UI" w:hAnsi="Segoe UI" w:cs="Segoe UI"/>
+          <w:color w:val="000000"/>
+          <w:sz w:val="24"/>
+          <w:szCs w:val="24"/>
+        </w:rPr>
+        <w:lastRenderedPageBreak/>
         <w:t>Static methods</w:t>
       </w:r>
     </w:p>
@@ -8327,7 +8564,6 @@
           <w:sz w:val="24"/>
           <w:szCs w:val="24"/>
         </w:rPr>
-        <w:lastRenderedPageBreak/>
         <w:t>Method parameters</w:t>
       </w:r>
     </w:p>
@@ -9402,39 +9638,100 @@
     </w:p>
     <w:p>
       <w:pPr>
-        <w:tabs>
-          <w:tab w:val="left" w:pos="916"/>
-          <w:tab w:val="left" w:pos="1832"/>
-          <w:tab w:val="left" w:pos="2748"/>
-          <w:tab w:val="left" w:pos="3664"/>
-          <w:tab w:val="left" w:pos="4580"/>
-          <w:tab w:val="left" w:pos="5496"/>
-          <w:tab w:val="left" w:pos="6412"/>
-          <w:tab w:val="left" w:pos="7328"/>
-          <w:tab w:val="left" w:pos="8244"/>
-          <w:tab w:val="left" w:pos="9160"/>
-          <w:tab w:val="left" w:pos="10076"/>
-          <w:tab w:val="left" w:pos="10992"/>
-          <w:tab w:val="left" w:pos="11908"/>
-          <w:tab w:val="left" w:pos="12824"/>
-          <w:tab w:val="left" w:pos="13740"/>
-          <w:tab w:val="left" w:pos="14656"/>
-        </w:tabs>
-        <w:spacing w:before="20" w:after="20" w:line="360" w:lineRule="atLeast"/>
-        <w:rPr>
-          <w:rFonts w:ascii="Segoe UI" w:hAnsi="Segoe UI" w:cs="Segoe UI"/>
-          <w:color w:val="000000"/>
-          <w:sz w:val="24"/>
-          <w:szCs w:val="24"/>
-        </w:rPr>
-      </w:pPr>
-      <w:r>
-        <w:rPr>
-          <w:rFonts w:ascii="Segoe UI" w:hAnsi="Segoe UI" w:cs="Segoe UI"/>
-          <w:color w:val="000000"/>
-          <w:sz w:val="24"/>
-          <w:szCs w:val="24"/>
-        </w:rPr>
+        <w:pStyle w:val="ListParagraph"/>
+        <w:tabs>
+          <w:tab w:val="left" w:pos="916"/>
+          <w:tab w:val="left" w:pos="1832"/>
+          <w:tab w:val="left" w:pos="2748"/>
+          <w:tab w:val="left" w:pos="3664"/>
+          <w:tab w:val="left" w:pos="4580"/>
+          <w:tab w:val="left" w:pos="5496"/>
+          <w:tab w:val="left" w:pos="6412"/>
+          <w:tab w:val="left" w:pos="7328"/>
+          <w:tab w:val="left" w:pos="8244"/>
+          <w:tab w:val="left" w:pos="9160"/>
+          <w:tab w:val="left" w:pos="10076"/>
+          <w:tab w:val="left" w:pos="10992"/>
+          <w:tab w:val="left" w:pos="11908"/>
+          <w:tab w:val="left" w:pos="12824"/>
+          <w:tab w:val="left" w:pos="13740"/>
+          <w:tab w:val="left" w:pos="14656"/>
+        </w:tabs>
+        <w:spacing w:before="20" w:after="20" w:line="360" w:lineRule="atLeast"/>
+        <w:rPr>
+          <w:rFonts w:ascii="Segoe UI" w:hAnsi="Segoe UI" w:cs="Segoe UI"/>
+          <w:color w:val="000000"/>
+          <w:sz w:val="24"/>
+          <w:szCs w:val="24"/>
+        </w:rPr>
+      </w:pPr>
+    </w:p>
+    <w:p>
+      <w:pPr>
+        <w:pStyle w:val="ListParagraph"/>
+        <w:tabs>
+          <w:tab w:val="left" w:pos="916"/>
+          <w:tab w:val="left" w:pos="1832"/>
+          <w:tab w:val="left" w:pos="2748"/>
+          <w:tab w:val="left" w:pos="3664"/>
+          <w:tab w:val="left" w:pos="4580"/>
+          <w:tab w:val="left" w:pos="5496"/>
+          <w:tab w:val="left" w:pos="6412"/>
+          <w:tab w:val="left" w:pos="7328"/>
+          <w:tab w:val="left" w:pos="8244"/>
+          <w:tab w:val="left" w:pos="9160"/>
+          <w:tab w:val="left" w:pos="10076"/>
+          <w:tab w:val="left" w:pos="10992"/>
+          <w:tab w:val="left" w:pos="11908"/>
+          <w:tab w:val="left" w:pos="12824"/>
+          <w:tab w:val="left" w:pos="13740"/>
+          <w:tab w:val="left" w:pos="14656"/>
+        </w:tabs>
+        <w:spacing w:before="20" w:after="20" w:line="360" w:lineRule="atLeast"/>
+        <w:rPr>
+          <w:rFonts w:ascii="Segoe UI" w:hAnsi="Segoe UI" w:cs="Segoe UI"/>
+          <w:color w:val="000000"/>
+          <w:sz w:val="24"/>
+          <w:szCs w:val="24"/>
+        </w:rPr>
+      </w:pPr>
+    </w:p>
+    <w:p>
+      <w:pPr>
+        <w:tabs>
+          <w:tab w:val="left" w:pos="916"/>
+          <w:tab w:val="left" w:pos="1832"/>
+          <w:tab w:val="left" w:pos="2748"/>
+          <w:tab w:val="left" w:pos="3664"/>
+          <w:tab w:val="left" w:pos="4580"/>
+          <w:tab w:val="left" w:pos="5496"/>
+          <w:tab w:val="left" w:pos="6412"/>
+          <w:tab w:val="left" w:pos="7328"/>
+          <w:tab w:val="left" w:pos="8244"/>
+          <w:tab w:val="left" w:pos="9160"/>
+          <w:tab w:val="left" w:pos="10076"/>
+          <w:tab w:val="left" w:pos="10992"/>
+          <w:tab w:val="left" w:pos="11908"/>
+          <w:tab w:val="left" w:pos="12824"/>
+          <w:tab w:val="left" w:pos="13740"/>
+          <w:tab w:val="left" w:pos="14656"/>
+        </w:tabs>
+        <w:spacing w:before="20" w:after="20" w:line="360" w:lineRule="atLeast"/>
+        <w:rPr>
+          <w:rFonts w:ascii="Segoe UI" w:hAnsi="Segoe UI" w:cs="Segoe UI"/>
+          <w:color w:val="000000"/>
+          <w:sz w:val="24"/>
+          <w:szCs w:val="24"/>
+        </w:rPr>
+      </w:pPr>
+      <w:r>
+        <w:rPr>
+          <w:rFonts w:ascii="Segoe UI" w:hAnsi="Segoe UI" w:cs="Segoe UI"/>
+          <w:color w:val="000000"/>
+          <w:sz w:val="24"/>
+          <w:szCs w:val="24"/>
+        </w:rPr>
+        <w:lastRenderedPageBreak/>
         <w:t>Constructor with no arguments</w:t>
       </w:r>
     </w:p>
@@ -9771,7 +10068,6 @@
           <w:sz w:val="24"/>
           <w:szCs w:val="24"/>
         </w:rPr>
-        <w:lastRenderedPageBreak/>
         <w:t>Parameter names</w:t>
       </w:r>
     </w:p>
@@ -10874,6 +11170,7 @@
           <w:sz w:val="24"/>
           <w:szCs w:val="24"/>
         </w:rPr>
+        <w:lastRenderedPageBreak/>
         <w:t>exit(</w:t>
       </w:r>
       <w:proofErr w:type="gramEnd"/>
@@ -11258,17 +11555,7 @@
           <w:sz w:val="24"/>
           <w:szCs w:val="24"/>
         </w:rPr>
-        <w:t xml:space="preserve"> can be used by any class. Private features can be </w:t>
-      </w:r>
-      <w:r>
-        <w:rPr>
-          <w:rFonts w:ascii="Segoe UI" w:hAnsi="Segoe UI" w:cs="Segoe UI"/>
-          <w:color w:val="000000"/>
-          <w:sz w:val="24"/>
-          <w:szCs w:val="24"/>
-        </w:rPr>
-        <w:lastRenderedPageBreak/>
-        <w:t>used only by the class that defines them. If you don’t specify either </w:t>
+        <w:t> can be used by any class. Private features can be used only by the class that defines them. If you don’t specify either </w:t>
       </w:r>
       <w:r>
         <w:rPr>
@@ -11608,6 +11895,4216 @@
         </w:rPr>
         <w:t>Class comments</w:t>
       </w:r>
+    </w:p>
+    <w:p>
+      <w:pPr>
+        <w:tabs>
+          <w:tab w:val="left" w:pos="916"/>
+          <w:tab w:val="left" w:pos="1832"/>
+          <w:tab w:val="left" w:pos="2748"/>
+          <w:tab w:val="left" w:pos="3664"/>
+          <w:tab w:val="left" w:pos="4580"/>
+          <w:tab w:val="left" w:pos="5496"/>
+          <w:tab w:val="left" w:pos="6412"/>
+          <w:tab w:val="left" w:pos="7328"/>
+          <w:tab w:val="left" w:pos="8244"/>
+          <w:tab w:val="left" w:pos="9160"/>
+          <w:tab w:val="left" w:pos="10076"/>
+          <w:tab w:val="left" w:pos="10992"/>
+          <w:tab w:val="left" w:pos="11908"/>
+          <w:tab w:val="left" w:pos="12824"/>
+          <w:tab w:val="left" w:pos="13740"/>
+          <w:tab w:val="left" w:pos="14656"/>
+        </w:tabs>
+        <w:spacing w:before="20" w:after="20" w:line="360" w:lineRule="atLeast"/>
+        <w:ind w:left="720"/>
+        <w:rPr>
+          <w:rFonts w:ascii="Segoe UI" w:hAnsi="Segoe UI" w:cs="Segoe UI"/>
+          <w:color w:val="000000"/>
+          <w:sz w:val="24"/>
+          <w:szCs w:val="24"/>
+        </w:rPr>
+      </w:pPr>
+      <w:r>
+        <w:rPr>
+          <w:rFonts w:ascii="Segoe UI" w:hAnsi="Segoe UI" w:cs="Segoe UI"/>
+          <w:color w:val="000000"/>
+          <w:sz w:val="24"/>
+          <w:szCs w:val="24"/>
+        </w:rPr>
+        <w:t>/**</w:t>
+      </w:r>
+    </w:p>
+    <w:p>
+      <w:pPr>
+        <w:tabs>
+          <w:tab w:val="left" w:pos="916"/>
+          <w:tab w:val="left" w:pos="1832"/>
+          <w:tab w:val="left" w:pos="2748"/>
+          <w:tab w:val="left" w:pos="3664"/>
+          <w:tab w:val="left" w:pos="4580"/>
+          <w:tab w:val="left" w:pos="5496"/>
+          <w:tab w:val="left" w:pos="6412"/>
+          <w:tab w:val="left" w:pos="7328"/>
+          <w:tab w:val="left" w:pos="8244"/>
+          <w:tab w:val="left" w:pos="9160"/>
+          <w:tab w:val="left" w:pos="10076"/>
+          <w:tab w:val="left" w:pos="10992"/>
+          <w:tab w:val="left" w:pos="11908"/>
+          <w:tab w:val="left" w:pos="12824"/>
+          <w:tab w:val="left" w:pos="13740"/>
+          <w:tab w:val="left" w:pos="14656"/>
+        </w:tabs>
+        <w:spacing w:before="20" w:after="20" w:line="360" w:lineRule="atLeast"/>
+        <w:ind w:left="720"/>
+        <w:rPr>
+          <w:rFonts w:ascii="Segoe UI" w:hAnsi="Segoe UI" w:cs="Segoe UI"/>
+          <w:color w:val="000000"/>
+          <w:sz w:val="24"/>
+          <w:szCs w:val="24"/>
+        </w:rPr>
+      </w:pPr>
+      <w:r>
+        <w:rPr>
+          <w:rFonts w:ascii="Segoe UI" w:hAnsi="Segoe UI" w:cs="Segoe UI"/>
+          <w:color w:val="000000"/>
+          <w:sz w:val="24"/>
+          <w:szCs w:val="24"/>
+        </w:rPr>
+        <w:t xml:space="preserve"> * A {@code Card} object represents a playing </w:t>
+      </w:r>
+      <w:proofErr w:type="spellStart"/>
+      <w:proofErr w:type="gramStart"/>
+      <w:r>
+        <w:rPr>
+          <w:rFonts w:ascii="Segoe UI" w:hAnsi="Segoe UI" w:cs="Segoe UI"/>
+          <w:color w:val="000000"/>
+          <w:sz w:val="24"/>
+          <w:szCs w:val="24"/>
+        </w:rPr>
+        <w:t>card,such</w:t>
+      </w:r>
+      <w:proofErr w:type="spellEnd"/>
+      <w:proofErr w:type="gramEnd"/>
+    </w:p>
+    <w:p>
+      <w:pPr>
+        <w:tabs>
+          <w:tab w:val="left" w:pos="916"/>
+          <w:tab w:val="left" w:pos="1832"/>
+          <w:tab w:val="left" w:pos="2748"/>
+          <w:tab w:val="left" w:pos="3664"/>
+          <w:tab w:val="left" w:pos="4580"/>
+          <w:tab w:val="left" w:pos="5496"/>
+          <w:tab w:val="left" w:pos="6412"/>
+          <w:tab w:val="left" w:pos="7328"/>
+          <w:tab w:val="left" w:pos="8244"/>
+          <w:tab w:val="left" w:pos="9160"/>
+          <w:tab w:val="left" w:pos="10076"/>
+          <w:tab w:val="left" w:pos="10992"/>
+          <w:tab w:val="left" w:pos="11908"/>
+          <w:tab w:val="left" w:pos="12824"/>
+          <w:tab w:val="left" w:pos="13740"/>
+          <w:tab w:val="left" w:pos="14656"/>
+        </w:tabs>
+        <w:spacing w:before="20" w:after="20" w:line="360" w:lineRule="atLeast"/>
+        <w:ind w:left="720"/>
+        <w:rPr>
+          <w:rFonts w:ascii="Segoe UI" w:hAnsi="Segoe UI" w:cs="Segoe UI"/>
+          <w:color w:val="000000"/>
+          <w:sz w:val="24"/>
+          <w:szCs w:val="24"/>
+        </w:rPr>
+      </w:pPr>
+      <w:r>
+        <w:rPr>
+          <w:rFonts w:ascii="Segoe UI" w:hAnsi="Segoe UI" w:cs="Segoe UI"/>
+          <w:color w:val="000000"/>
+          <w:sz w:val="24"/>
+          <w:szCs w:val="24"/>
+        </w:rPr>
+        <w:t xml:space="preserve"> * as 'Queen of Hearts'. A card has a suit (Diamond, Heart,</w:t>
+      </w:r>
+    </w:p>
+    <w:p>
+      <w:pPr>
+        <w:tabs>
+          <w:tab w:val="left" w:pos="916"/>
+          <w:tab w:val="left" w:pos="1832"/>
+          <w:tab w:val="left" w:pos="2748"/>
+          <w:tab w:val="left" w:pos="3664"/>
+          <w:tab w:val="left" w:pos="4580"/>
+          <w:tab w:val="left" w:pos="5496"/>
+          <w:tab w:val="left" w:pos="6412"/>
+          <w:tab w:val="left" w:pos="7328"/>
+          <w:tab w:val="left" w:pos="8244"/>
+          <w:tab w:val="left" w:pos="9160"/>
+          <w:tab w:val="left" w:pos="10076"/>
+          <w:tab w:val="left" w:pos="10992"/>
+          <w:tab w:val="left" w:pos="11908"/>
+          <w:tab w:val="left" w:pos="12824"/>
+          <w:tab w:val="left" w:pos="13740"/>
+          <w:tab w:val="left" w:pos="14656"/>
+        </w:tabs>
+        <w:spacing w:before="20" w:after="20" w:line="360" w:lineRule="atLeast"/>
+        <w:ind w:left="720"/>
+        <w:rPr>
+          <w:rFonts w:ascii="Segoe UI" w:hAnsi="Segoe UI" w:cs="Segoe UI"/>
+          <w:color w:val="000000"/>
+          <w:sz w:val="24"/>
+          <w:szCs w:val="24"/>
+        </w:rPr>
+      </w:pPr>
+      <w:r>
+        <w:rPr>
+          <w:rFonts w:ascii="Segoe UI" w:hAnsi="Segoe UI" w:cs="Segoe UI"/>
+          <w:color w:val="000000"/>
+          <w:sz w:val="24"/>
+          <w:szCs w:val="24"/>
+        </w:rPr>
+        <w:t xml:space="preserve"> * Spade or Club) and a value (1 = Ace, 2 . . . 10, 11 = Jack,</w:t>
+      </w:r>
+    </w:p>
+    <w:p>
+      <w:pPr>
+        <w:tabs>
+          <w:tab w:val="left" w:pos="916"/>
+          <w:tab w:val="left" w:pos="1832"/>
+          <w:tab w:val="left" w:pos="2748"/>
+          <w:tab w:val="left" w:pos="3664"/>
+          <w:tab w:val="left" w:pos="4580"/>
+          <w:tab w:val="left" w:pos="5496"/>
+          <w:tab w:val="left" w:pos="6412"/>
+          <w:tab w:val="left" w:pos="7328"/>
+          <w:tab w:val="left" w:pos="8244"/>
+          <w:tab w:val="left" w:pos="9160"/>
+          <w:tab w:val="left" w:pos="10076"/>
+          <w:tab w:val="left" w:pos="10992"/>
+          <w:tab w:val="left" w:pos="11908"/>
+          <w:tab w:val="left" w:pos="12824"/>
+          <w:tab w:val="left" w:pos="13740"/>
+          <w:tab w:val="left" w:pos="14656"/>
+        </w:tabs>
+        <w:spacing w:before="20" w:after="20" w:line="360" w:lineRule="atLeast"/>
+        <w:ind w:left="720"/>
+        <w:rPr>
+          <w:rFonts w:ascii="Segoe UI" w:hAnsi="Segoe UI" w:cs="Segoe UI"/>
+          <w:color w:val="000000"/>
+          <w:sz w:val="24"/>
+          <w:szCs w:val="24"/>
+        </w:rPr>
+      </w:pPr>
+      <w:r>
+        <w:rPr>
+          <w:rFonts w:ascii="Segoe UI" w:hAnsi="Segoe UI" w:cs="Segoe UI"/>
+          <w:color w:val="000000"/>
+          <w:sz w:val="24"/>
+          <w:szCs w:val="24"/>
+        </w:rPr>
+        <w:t xml:space="preserve"> * 12 = Queen, 13 = King)</w:t>
+      </w:r>
+    </w:p>
+    <w:p>
+      <w:pPr>
+        <w:tabs>
+          <w:tab w:val="left" w:pos="916"/>
+          <w:tab w:val="left" w:pos="1832"/>
+          <w:tab w:val="left" w:pos="2748"/>
+          <w:tab w:val="left" w:pos="3664"/>
+          <w:tab w:val="left" w:pos="4580"/>
+          <w:tab w:val="left" w:pos="5496"/>
+          <w:tab w:val="left" w:pos="6412"/>
+          <w:tab w:val="left" w:pos="7328"/>
+          <w:tab w:val="left" w:pos="8244"/>
+          <w:tab w:val="left" w:pos="9160"/>
+          <w:tab w:val="left" w:pos="10076"/>
+          <w:tab w:val="left" w:pos="10992"/>
+          <w:tab w:val="left" w:pos="11908"/>
+          <w:tab w:val="left" w:pos="12824"/>
+          <w:tab w:val="left" w:pos="13740"/>
+          <w:tab w:val="left" w:pos="14656"/>
+        </w:tabs>
+        <w:spacing w:before="20" w:after="20" w:line="360" w:lineRule="atLeast"/>
+        <w:ind w:left="720"/>
+        <w:rPr>
+          <w:rFonts w:ascii="Segoe UI" w:hAnsi="Segoe UI" w:cs="Segoe UI"/>
+          <w:color w:val="000000"/>
+          <w:sz w:val="24"/>
+          <w:szCs w:val="24"/>
+        </w:rPr>
+      </w:pPr>
+      <w:r>
+        <w:rPr>
+          <w:rFonts w:ascii="Segoe UI" w:hAnsi="Segoe UI" w:cs="Segoe UI"/>
+          <w:color w:val="000000"/>
+          <w:sz w:val="24"/>
+          <w:szCs w:val="24"/>
+        </w:rPr>
+        <w:t xml:space="preserve"> */</w:t>
+      </w:r>
+    </w:p>
+    <w:p>
+      <w:pPr>
+        <w:tabs>
+          <w:tab w:val="left" w:pos="916"/>
+          <w:tab w:val="left" w:pos="1832"/>
+          <w:tab w:val="left" w:pos="2748"/>
+          <w:tab w:val="left" w:pos="3664"/>
+          <w:tab w:val="left" w:pos="4580"/>
+          <w:tab w:val="left" w:pos="5496"/>
+          <w:tab w:val="left" w:pos="6412"/>
+          <w:tab w:val="left" w:pos="7328"/>
+          <w:tab w:val="left" w:pos="8244"/>
+          <w:tab w:val="left" w:pos="9160"/>
+          <w:tab w:val="left" w:pos="10076"/>
+          <w:tab w:val="left" w:pos="10992"/>
+          <w:tab w:val="left" w:pos="11908"/>
+          <w:tab w:val="left" w:pos="12824"/>
+          <w:tab w:val="left" w:pos="13740"/>
+          <w:tab w:val="left" w:pos="14656"/>
+        </w:tabs>
+        <w:spacing w:before="20" w:after="20" w:line="360" w:lineRule="atLeast"/>
+        <w:ind w:left="720"/>
+        <w:rPr>
+          <w:rFonts w:ascii="Segoe UI" w:hAnsi="Segoe UI" w:cs="Segoe UI"/>
+          <w:color w:val="000000"/>
+          <w:sz w:val="24"/>
+          <w:szCs w:val="24"/>
+        </w:rPr>
+      </w:pPr>
+      <w:r>
+        <w:rPr>
+          <w:rFonts w:ascii="Segoe UI" w:hAnsi="Segoe UI" w:cs="Segoe UI"/>
+          <w:color w:val="000000"/>
+          <w:sz w:val="24"/>
+          <w:szCs w:val="24"/>
+        </w:rPr>
+        <w:t>public class Card</w:t>
+      </w:r>
+    </w:p>
+    <w:p>
+      <w:pPr>
+        <w:tabs>
+          <w:tab w:val="left" w:pos="916"/>
+          <w:tab w:val="left" w:pos="1832"/>
+          <w:tab w:val="left" w:pos="2748"/>
+          <w:tab w:val="left" w:pos="3664"/>
+          <w:tab w:val="left" w:pos="4580"/>
+          <w:tab w:val="left" w:pos="5496"/>
+          <w:tab w:val="left" w:pos="6412"/>
+          <w:tab w:val="left" w:pos="7328"/>
+          <w:tab w:val="left" w:pos="8244"/>
+          <w:tab w:val="left" w:pos="9160"/>
+          <w:tab w:val="left" w:pos="10076"/>
+          <w:tab w:val="left" w:pos="10992"/>
+          <w:tab w:val="left" w:pos="11908"/>
+          <w:tab w:val="left" w:pos="12824"/>
+          <w:tab w:val="left" w:pos="13740"/>
+          <w:tab w:val="left" w:pos="14656"/>
+        </w:tabs>
+        <w:spacing w:before="20" w:after="20" w:line="360" w:lineRule="atLeast"/>
+        <w:ind w:left="720"/>
+        <w:rPr>
+          <w:rFonts w:ascii="Segoe UI" w:hAnsi="Segoe UI" w:cs="Segoe UI"/>
+          <w:color w:val="000000"/>
+          <w:sz w:val="24"/>
+          <w:szCs w:val="24"/>
+        </w:rPr>
+      </w:pPr>
+      <w:r>
+        <w:rPr>
+          <w:rFonts w:ascii="Segoe UI" w:hAnsi="Segoe UI" w:cs="Segoe UI"/>
+          <w:color w:val="000000"/>
+          <w:sz w:val="24"/>
+          <w:szCs w:val="24"/>
+        </w:rPr>
+        <w:t>{</w:t>
+      </w:r>
+    </w:p>
+    <w:p>
+      <w:pPr>
+        <w:tabs>
+          <w:tab w:val="left" w:pos="916"/>
+          <w:tab w:val="left" w:pos="1832"/>
+          <w:tab w:val="left" w:pos="2748"/>
+          <w:tab w:val="left" w:pos="3664"/>
+          <w:tab w:val="left" w:pos="4580"/>
+          <w:tab w:val="left" w:pos="5496"/>
+          <w:tab w:val="left" w:pos="6412"/>
+          <w:tab w:val="left" w:pos="7328"/>
+          <w:tab w:val="left" w:pos="8244"/>
+          <w:tab w:val="left" w:pos="9160"/>
+          <w:tab w:val="left" w:pos="10076"/>
+          <w:tab w:val="left" w:pos="10992"/>
+          <w:tab w:val="left" w:pos="11908"/>
+          <w:tab w:val="left" w:pos="12824"/>
+          <w:tab w:val="left" w:pos="13740"/>
+          <w:tab w:val="left" w:pos="14656"/>
+        </w:tabs>
+        <w:spacing w:before="20" w:after="20" w:line="360" w:lineRule="atLeast"/>
+        <w:ind w:left="720"/>
+        <w:rPr>
+          <w:rFonts w:ascii="Segoe UI" w:hAnsi="Segoe UI" w:cs="Segoe UI"/>
+          <w:color w:val="000000"/>
+          <w:sz w:val="24"/>
+          <w:szCs w:val="24"/>
+        </w:rPr>
+      </w:pPr>
+      <w:r>
+        <w:rPr>
+          <w:rFonts w:ascii="Segoe UI" w:hAnsi="Segoe UI" w:cs="Segoe UI"/>
+          <w:color w:val="000000"/>
+          <w:sz w:val="24"/>
+          <w:szCs w:val="24"/>
+        </w:rPr>
+        <w:t>   . . .</w:t>
+      </w:r>
+    </w:p>
+    <w:p>
+      <w:pPr>
+        <w:tabs>
+          <w:tab w:val="left" w:pos="916"/>
+          <w:tab w:val="left" w:pos="1832"/>
+          <w:tab w:val="left" w:pos="2748"/>
+          <w:tab w:val="left" w:pos="3664"/>
+          <w:tab w:val="left" w:pos="4580"/>
+          <w:tab w:val="left" w:pos="5496"/>
+          <w:tab w:val="left" w:pos="6412"/>
+          <w:tab w:val="left" w:pos="7328"/>
+          <w:tab w:val="left" w:pos="8244"/>
+          <w:tab w:val="left" w:pos="9160"/>
+          <w:tab w:val="left" w:pos="10076"/>
+          <w:tab w:val="left" w:pos="10992"/>
+          <w:tab w:val="left" w:pos="11908"/>
+          <w:tab w:val="left" w:pos="12824"/>
+          <w:tab w:val="left" w:pos="13740"/>
+          <w:tab w:val="left" w:pos="14656"/>
+        </w:tabs>
+        <w:spacing w:before="20" w:after="20" w:line="360" w:lineRule="atLeast"/>
+        <w:ind w:left="720"/>
+        <w:rPr>
+          <w:rFonts w:ascii="Segoe UI" w:hAnsi="Segoe UI" w:cs="Segoe UI"/>
+          <w:color w:val="000000"/>
+          <w:sz w:val="24"/>
+          <w:szCs w:val="24"/>
+        </w:rPr>
+      </w:pPr>
+      <w:r>
+        <w:rPr>
+          <w:rFonts w:ascii="Segoe UI" w:hAnsi="Segoe UI" w:cs="Segoe UI"/>
+          <w:color w:val="000000"/>
+          <w:sz w:val="24"/>
+          <w:szCs w:val="24"/>
+        </w:rPr>
+        <w:t>}</w:t>
+      </w:r>
+    </w:p>
+    <w:p>
+      <w:pPr>
+        <w:pStyle w:val="ListParagraph"/>
+        <w:numPr>
+          <w:ilvl w:val="0"/>
+          <w:numId w:val="1"/>
+        </w:numPr>
+        <w:tabs>
+          <w:tab w:val="left" w:pos="916"/>
+          <w:tab w:val="left" w:pos="1832"/>
+          <w:tab w:val="left" w:pos="2748"/>
+          <w:tab w:val="left" w:pos="3664"/>
+          <w:tab w:val="left" w:pos="4580"/>
+          <w:tab w:val="left" w:pos="5496"/>
+          <w:tab w:val="left" w:pos="6412"/>
+          <w:tab w:val="left" w:pos="7328"/>
+          <w:tab w:val="left" w:pos="8244"/>
+          <w:tab w:val="left" w:pos="9160"/>
+          <w:tab w:val="left" w:pos="10076"/>
+          <w:tab w:val="left" w:pos="10992"/>
+          <w:tab w:val="left" w:pos="11908"/>
+          <w:tab w:val="left" w:pos="12824"/>
+          <w:tab w:val="left" w:pos="13740"/>
+          <w:tab w:val="left" w:pos="14656"/>
+        </w:tabs>
+        <w:spacing w:before="20" w:after="20" w:line="360" w:lineRule="atLeast"/>
+        <w:rPr>
+          <w:rFonts w:ascii="Segoe UI" w:hAnsi="Segoe UI" w:cs="Segoe UI"/>
+          <w:color w:val="000000"/>
+          <w:sz w:val="24"/>
+          <w:szCs w:val="24"/>
+        </w:rPr>
+      </w:pPr>
+      <w:r>
+        <w:rPr>
+          <w:rFonts w:ascii="Segoe UI" w:hAnsi="Segoe UI" w:cs="Segoe UI"/>
+          <w:color w:val="000000"/>
+          <w:sz w:val="24"/>
+          <w:szCs w:val="24"/>
+        </w:rPr>
+        <w:t>Method comments</w:t>
+      </w:r>
+    </w:p>
+    <w:p>
+      <w:pPr>
+        <w:tabs>
+          <w:tab w:val="left" w:pos="916"/>
+          <w:tab w:val="left" w:pos="1832"/>
+          <w:tab w:val="left" w:pos="2748"/>
+          <w:tab w:val="left" w:pos="3664"/>
+          <w:tab w:val="left" w:pos="4580"/>
+          <w:tab w:val="left" w:pos="5496"/>
+          <w:tab w:val="left" w:pos="6412"/>
+          <w:tab w:val="left" w:pos="7328"/>
+          <w:tab w:val="left" w:pos="8244"/>
+          <w:tab w:val="left" w:pos="9160"/>
+          <w:tab w:val="left" w:pos="10076"/>
+          <w:tab w:val="left" w:pos="10992"/>
+          <w:tab w:val="left" w:pos="11908"/>
+          <w:tab w:val="left" w:pos="12824"/>
+          <w:tab w:val="left" w:pos="13740"/>
+          <w:tab w:val="left" w:pos="14656"/>
+        </w:tabs>
+        <w:spacing w:before="20" w:after="20" w:line="360" w:lineRule="atLeast"/>
+        <w:ind w:left="720"/>
+        <w:rPr>
+          <w:rFonts w:ascii="Segoe UI" w:hAnsi="Segoe UI" w:cs="Segoe UI"/>
+          <w:color w:val="000000"/>
+          <w:sz w:val="24"/>
+          <w:szCs w:val="24"/>
+        </w:rPr>
+      </w:pPr>
+      <w:r>
+        <w:rPr>
+          <w:rFonts w:ascii="Segoe UI" w:hAnsi="Segoe UI" w:cs="Segoe UI"/>
+          <w:color w:val="000000"/>
+          <w:sz w:val="24"/>
+          <w:szCs w:val="24"/>
+        </w:rPr>
+        <w:t>/**</w:t>
+      </w:r>
+    </w:p>
+    <w:p>
+      <w:pPr>
+        <w:tabs>
+          <w:tab w:val="left" w:pos="916"/>
+          <w:tab w:val="left" w:pos="1832"/>
+          <w:tab w:val="left" w:pos="2748"/>
+          <w:tab w:val="left" w:pos="3664"/>
+          <w:tab w:val="left" w:pos="4580"/>
+          <w:tab w:val="left" w:pos="5496"/>
+          <w:tab w:val="left" w:pos="6412"/>
+          <w:tab w:val="left" w:pos="7328"/>
+          <w:tab w:val="left" w:pos="8244"/>
+          <w:tab w:val="left" w:pos="9160"/>
+          <w:tab w:val="left" w:pos="10076"/>
+          <w:tab w:val="left" w:pos="10992"/>
+          <w:tab w:val="left" w:pos="11908"/>
+          <w:tab w:val="left" w:pos="12824"/>
+          <w:tab w:val="left" w:pos="13740"/>
+          <w:tab w:val="left" w:pos="14656"/>
+        </w:tabs>
+        <w:spacing w:before="20" w:after="20" w:line="360" w:lineRule="atLeast"/>
+        <w:ind w:left="720"/>
+        <w:rPr>
+          <w:rFonts w:ascii="Segoe UI" w:hAnsi="Segoe UI" w:cs="Segoe UI"/>
+          <w:color w:val="000000"/>
+          <w:sz w:val="24"/>
+          <w:szCs w:val="24"/>
+        </w:rPr>
+      </w:pPr>
+      <w:r>
+        <w:rPr>
+          <w:rFonts w:ascii="Segoe UI" w:hAnsi="Segoe UI" w:cs="Segoe UI"/>
+          <w:color w:val="000000"/>
+          <w:sz w:val="24"/>
+          <w:szCs w:val="24"/>
+        </w:rPr>
+        <w:t xml:space="preserve"> * Raises the salary of an employee.</w:t>
+      </w:r>
+    </w:p>
+    <w:p>
+      <w:pPr>
+        <w:tabs>
+          <w:tab w:val="left" w:pos="916"/>
+          <w:tab w:val="left" w:pos="1832"/>
+          <w:tab w:val="left" w:pos="2748"/>
+          <w:tab w:val="left" w:pos="3664"/>
+          <w:tab w:val="left" w:pos="4580"/>
+          <w:tab w:val="left" w:pos="5496"/>
+          <w:tab w:val="left" w:pos="6412"/>
+          <w:tab w:val="left" w:pos="7328"/>
+          <w:tab w:val="left" w:pos="8244"/>
+          <w:tab w:val="left" w:pos="9160"/>
+          <w:tab w:val="left" w:pos="10076"/>
+          <w:tab w:val="left" w:pos="10992"/>
+          <w:tab w:val="left" w:pos="11908"/>
+          <w:tab w:val="left" w:pos="12824"/>
+          <w:tab w:val="left" w:pos="13740"/>
+          <w:tab w:val="left" w:pos="14656"/>
+        </w:tabs>
+        <w:spacing w:before="20" w:after="20" w:line="360" w:lineRule="atLeast"/>
+        <w:ind w:left="720"/>
+        <w:rPr>
+          <w:rFonts w:ascii="Segoe UI" w:hAnsi="Segoe UI" w:cs="Segoe UI"/>
+          <w:color w:val="000000"/>
+          <w:sz w:val="24"/>
+          <w:szCs w:val="24"/>
+        </w:rPr>
+      </w:pPr>
+      <w:r>
+        <w:rPr>
+          <w:rFonts w:ascii="Segoe UI" w:hAnsi="Segoe UI" w:cs="Segoe UI"/>
+          <w:color w:val="000000"/>
+          <w:sz w:val="24"/>
+          <w:szCs w:val="24"/>
+        </w:rPr>
+        <w:t xml:space="preserve"> * @</w:t>
+      </w:r>
+      <w:proofErr w:type="gramStart"/>
+      <w:r>
+        <w:rPr>
+          <w:rFonts w:ascii="Segoe UI" w:hAnsi="Segoe UI" w:cs="Segoe UI"/>
+          <w:color w:val="000000"/>
+          <w:sz w:val="24"/>
+          <w:szCs w:val="24"/>
+        </w:rPr>
+        <w:t>param  </w:t>
+      </w:r>
+      <w:proofErr w:type="spellStart"/>
+      <w:r>
+        <w:rPr>
+          <w:rFonts w:ascii="Segoe UI" w:hAnsi="Segoe UI" w:cs="Segoe UI"/>
+          <w:color w:val="000000"/>
+          <w:sz w:val="24"/>
+          <w:szCs w:val="24"/>
+        </w:rPr>
+        <w:t>byPercent</w:t>
+      </w:r>
+      <w:proofErr w:type="spellEnd"/>
+      <w:proofErr w:type="gramEnd"/>
+      <w:r>
+        <w:rPr>
+          <w:rFonts w:ascii="Segoe UI" w:hAnsi="Segoe UI" w:cs="Segoe UI"/>
+          <w:color w:val="000000"/>
+          <w:sz w:val="24"/>
+          <w:szCs w:val="24"/>
+        </w:rPr>
+        <w:t xml:space="preserve"> the percentage by which to raise the salary (e.g., 10 means 10%)</w:t>
+      </w:r>
+    </w:p>
+    <w:p>
+      <w:pPr>
+        <w:tabs>
+          <w:tab w:val="left" w:pos="916"/>
+          <w:tab w:val="left" w:pos="1832"/>
+          <w:tab w:val="left" w:pos="2748"/>
+          <w:tab w:val="left" w:pos="3664"/>
+          <w:tab w:val="left" w:pos="4580"/>
+          <w:tab w:val="left" w:pos="5496"/>
+          <w:tab w:val="left" w:pos="6412"/>
+          <w:tab w:val="left" w:pos="7328"/>
+          <w:tab w:val="left" w:pos="8244"/>
+          <w:tab w:val="left" w:pos="9160"/>
+          <w:tab w:val="left" w:pos="10076"/>
+          <w:tab w:val="left" w:pos="10992"/>
+          <w:tab w:val="left" w:pos="11908"/>
+          <w:tab w:val="left" w:pos="12824"/>
+          <w:tab w:val="left" w:pos="13740"/>
+          <w:tab w:val="left" w:pos="14656"/>
+        </w:tabs>
+        <w:spacing w:before="20" w:after="20" w:line="360" w:lineRule="atLeast"/>
+        <w:ind w:left="720"/>
+        <w:rPr>
+          <w:rFonts w:ascii="Segoe UI" w:hAnsi="Segoe UI" w:cs="Segoe UI"/>
+          <w:color w:val="000000"/>
+          <w:sz w:val="24"/>
+          <w:szCs w:val="24"/>
+        </w:rPr>
+      </w:pPr>
+      <w:r>
+        <w:rPr>
+          <w:rFonts w:ascii="Segoe UI" w:hAnsi="Segoe UI" w:cs="Segoe UI"/>
+          <w:color w:val="000000"/>
+          <w:sz w:val="24"/>
+          <w:szCs w:val="24"/>
+        </w:rPr>
+        <w:t xml:space="preserve"> * @</w:t>
+      </w:r>
+      <w:proofErr w:type="gramStart"/>
+      <w:r>
+        <w:rPr>
+          <w:rFonts w:ascii="Segoe UI" w:hAnsi="Segoe UI" w:cs="Segoe UI"/>
+          <w:color w:val="000000"/>
+          <w:sz w:val="24"/>
+          <w:szCs w:val="24"/>
+        </w:rPr>
+        <w:t>return  the</w:t>
+      </w:r>
+      <w:proofErr w:type="gramEnd"/>
+      <w:r>
+        <w:rPr>
+          <w:rFonts w:ascii="Segoe UI" w:hAnsi="Segoe UI" w:cs="Segoe UI"/>
+          <w:color w:val="000000"/>
+          <w:sz w:val="24"/>
+          <w:szCs w:val="24"/>
+        </w:rPr>
+        <w:t xml:space="preserve"> amount of the raise</w:t>
+      </w:r>
+    </w:p>
+    <w:p>
+      <w:pPr>
+        <w:tabs>
+          <w:tab w:val="left" w:pos="916"/>
+          <w:tab w:val="left" w:pos="1832"/>
+          <w:tab w:val="left" w:pos="2748"/>
+          <w:tab w:val="left" w:pos="3664"/>
+          <w:tab w:val="left" w:pos="4580"/>
+          <w:tab w:val="left" w:pos="5496"/>
+          <w:tab w:val="left" w:pos="6412"/>
+          <w:tab w:val="left" w:pos="7328"/>
+          <w:tab w:val="left" w:pos="8244"/>
+          <w:tab w:val="left" w:pos="9160"/>
+          <w:tab w:val="left" w:pos="10076"/>
+          <w:tab w:val="left" w:pos="10992"/>
+          <w:tab w:val="left" w:pos="11908"/>
+          <w:tab w:val="left" w:pos="12824"/>
+          <w:tab w:val="left" w:pos="13740"/>
+          <w:tab w:val="left" w:pos="14656"/>
+        </w:tabs>
+        <w:spacing w:before="20" w:after="20" w:line="360" w:lineRule="atLeast"/>
+        <w:ind w:left="720"/>
+        <w:rPr>
+          <w:rFonts w:ascii="Segoe UI" w:hAnsi="Segoe UI" w:cs="Segoe UI"/>
+          <w:color w:val="000000"/>
+          <w:sz w:val="24"/>
+          <w:szCs w:val="24"/>
+        </w:rPr>
+      </w:pPr>
+      <w:r>
+        <w:rPr>
+          <w:rFonts w:ascii="Segoe UI" w:hAnsi="Segoe UI" w:cs="Segoe UI"/>
+          <w:color w:val="000000"/>
+          <w:sz w:val="24"/>
+          <w:szCs w:val="24"/>
+        </w:rPr>
+        <w:t xml:space="preserve"> */</w:t>
+      </w:r>
+    </w:p>
+    <w:p>
+      <w:pPr>
+        <w:tabs>
+          <w:tab w:val="left" w:pos="916"/>
+          <w:tab w:val="left" w:pos="1832"/>
+          <w:tab w:val="left" w:pos="2748"/>
+          <w:tab w:val="left" w:pos="3664"/>
+          <w:tab w:val="left" w:pos="4580"/>
+          <w:tab w:val="left" w:pos="5496"/>
+          <w:tab w:val="left" w:pos="6412"/>
+          <w:tab w:val="left" w:pos="7328"/>
+          <w:tab w:val="left" w:pos="8244"/>
+          <w:tab w:val="left" w:pos="9160"/>
+          <w:tab w:val="left" w:pos="10076"/>
+          <w:tab w:val="left" w:pos="10992"/>
+          <w:tab w:val="left" w:pos="11908"/>
+          <w:tab w:val="left" w:pos="12824"/>
+          <w:tab w:val="left" w:pos="13740"/>
+          <w:tab w:val="left" w:pos="14656"/>
+        </w:tabs>
+        <w:spacing w:before="20" w:after="20" w:line="360" w:lineRule="atLeast"/>
+        <w:ind w:left="720"/>
+        <w:rPr>
+          <w:rFonts w:ascii="Segoe UI" w:hAnsi="Segoe UI" w:cs="Segoe UI"/>
+          <w:color w:val="000000"/>
+          <w:sz w:val="24"/>
+          <w:szCs w:val="24"/>
+        </w:rPr>
+      </w:pPr>
+      <w:r>
+        <w:rPr>
+          <w:rFonts w:ascii="Segoe UI" w:hAnsi="Segoe UI" w:cs="Segoe UI"/>
+          <w:color w:val="000000"/>
+          <w:sz w:val="24"/>
+          <w:szCs w:val="24"/>
+        </w:rPr>
+        <w:lastRenderedPageBreak/>
+        <w:t xml:space="preserve">public double </w:t>
+      </w:r>
+      <w:proofErr w:type="spellStart"/>
+      <w:proofErr w:type="gramStart"/>
+      <w:r>
+        <w:rPr>
+          <w:rFonts w:ascii="Segoe UI" w:hAnsi="Segoe UI" w:cs="Segoe UI"/>
+          <w:color w:val="000000"/>
+          <w:sz w:val="24"/>
+          <w:szCs w:val="24"/>
+        </w:rPr>
+        <w:t>raiseSalary</w:t>
+      </w:r>
+      <w:proofErr w:type="spellEnd"/>
+      <w:r>
+        <w:rPr>
+          <w:rFonts w:ascii="Segoe UI" w:hAnsi="Segoe UI" w:cs="Segoe UI"/>
+          <w:color w:val="000000"/>
+          <w:sz w:val="24"/>
+          <w:szCs w:val="24"/>
+        </w:rPr>
+        <w:t>(</w:t>
+      </w:r>
+      <w:proofErr w:type="gramEnd"/>
+      <w:r>
+        <w:rPr>
+          <w:rFonts w:ascii="Segoe UI" w:hAnsi="Segoe UI" w:cs="Segoe UI"/>
+          <w:color w:val="000000"/>
+          <w:sz w:val="24"/>
+          <w:szCs w:val="24"/>
+        </w:rPr>
+        <w:t xml:space="preserve">double </w:t>
+      </w:r>
+      <w:proofErr w:type="spellStart"/>
+      <w:r>
+        <w:rPr>
+          <w:rFonts w:ascii="Segoe UI" w:hAnsi="Segoe UI" w:cs="Segoe UI"/>
+          <w:color w:val="000000"/>
+          <w:sz w:val="24"/>
+          <w:szCs w:val="24"/>
+        </w:rPr>
+        <w:t>byPercent</w:t>
+      </w:r>
+      <w:proofErr w:type="spellEnd"/>
+      <w:r>
+        <w:rPr>
+          <w:rFonts w:ascii="Segoe UI" w:hAnsi="Segoe UI" w:cs="Segoe UI"/>
+          <w:color w:val="000000"/>
+          <w:sz w:val="24"/>
+          <w:szCs w:val="24"/>
+        </w:rPr>
+        <w:t>)</w:t>
+      </w:r>
+    </w:p>
+    <w:p>
+      <w:pPr>
+        <w:tabs>
+          <w:tab w:val="left" w:pos="916"/>
+          <w:tab w:val="left" w:pos="1832"/>
+          <w:tab w:val="left" w:pos="2748"/>
+          <w:tab w:val="left" w:pos="3664"/>
+          <w:tab w:val="left" w:pos="4580"/>
+          <w:tab w:val="left" w:pos="5496"/>
+          <w:tab w:val="left" w:pos="6412"/>
+          <w:tab w:val="left" w:pos="7328"/>
+          <w:tab w:val="left" w:pos="8244"/>
+          <w:tab w:val="left" w:pos="9160"/>
+          <w:tab w:val="left" w:pos="10076"/>
+          <w:tab w:val="left" w:pos="10992"/>
+          <w:tab w:val="left" w:pos="11908"/>
+          <w:tab w:val="left" w:pos="12824"/>
+          <w:tab w:val="left" w:pos="13740"/>
+          <w:tab w:val="left" w:pos="14656"/>
+        </w:tabs>
+        <w:spacing w:before="20" w:after="20" w:line="360" w:lineRule="atLeast"/>
+        <w:ind w:left="720"/>
+        <w:rPr>
+          <w:rFonts w:ascii="Segoe UI" w:hAnsi="Segoe UI" w:cs="Segoe UI"/>
+          <w:color w:val="000000"/>
+          <w:sz w:val="24"/>
+          <w:szCs w:val="24"/>
+        </w:rPr>
+      </w:pPr>
+      <w:r>
+        <w:rPr>
+          <w:rFonts w:ascii="Segoe UI" w:hAnsi="Segoe UI" w:cs="Segoe UI"/>
+          <w:color w:val="000000"/>
+          <w:sz w:val="24"/>
+          <w:szCs w:val="24"/>
+        </w:rPr>
+        <w:t>{</w:t>
+      </w:r>
+    </w:p>
+    <w:p>
+      <w:pPr>
+        <w:tabs>
+          <w:tab w:val="left" w:pos="916"/>
+          <w:tab w:val="left" w:pos="1832"/>
+          <w:tab w:val="left" w:pos="2748"/>
+          <w:tab w:val="left" w:pos="3664"/>
+          <w:tab w:val="left" w:pos="4580"/>
+          <w:tab w:val="left" w:pos="5496"/>
+          <w:tab w:val="left" w:pos="6412"/>
+          <w:tab w:val="left" w:pos="7328"/>
+          <w:tab w:val="left" w:pos="8244"/>
+          <w:tab w:val="left" w:pos="9160"/>
+          <w:tab w:val="left" w:pos="10076"/>
+          <w:tab w:val="left" w:pos="10992"/>
+          <w:tab w:val="left" w:pos="11908"/>
+          <w:tab w:val="left" w:pos="12824"/>
+          <w:tab w:val="left" w:pos="13740"/>
+          <w:tab w:val="left" w:pos="14656"/>
+        </w:tabs>
+        <w:spacing w:before="20" w:after="20" w:line="360" w:lineRule="atLeast"/>
+        <w:ind w:left="720"/>
+        <w:rPr>
+          <w:rFonts w:ascii="Segoe UI" w:hAnsi="Segoe UI" w:cs="Segoe UI"/>
+          <w:color w:val="000000"/>
+          <w:sz w:val="24"/>
+          <w:szCs w:val="24"/>
+        </w:rPr>
+      </w:pPr>
+      <w:r>
+        <w:rPr>
+          <w:rFonts w:ascii="Segoe UI" w:hAnsi="Segoe UI" w:cs="Segoe UI"/>
+          <w:color w:val="000000"/>
+          <w:sz w:val="24"/>
+          <w:szCs w:val="24"/>
+        </w:rPr>
+        <w:t xml:space="preserve">   double raise = salary * </w:t>
+      </w:r>
+      <w:proofErr w:type="spellStart"/>
+      <w:r>
+        <w:rPr>
+          <w:rFonts w:ascii="Segoe UI" w:hAnsi="Segoe UI" w:cs="Segoe UI"/>
+          <w:color w:val="000000"/>
+          <w:sz w:val="24"/>
+          <w:szCs w:val="24"/>
+        </w:rPr>
+        <w:t>byPercent</w:t>
+      </w:r>
+      <w:proofErr w:type="spellEnd"/>
+      <w:r>
+        <w:rPr>
+          <w:rFonts w:ascii="Segoe UI" w:hAnsi="Segoe UI" w:cs="Segoe UI"/>
+          <w:color w:val="000000"/>
+          <w:sz w:val="24"/>
+          <w:szCs w:val="24"/>
+        </w:rPr>
+        <w:t xml:space="preserve"> / 100;</w:t>
+      </w:r>
+    </w:p>
+    <w:p>
+      <w:pPr>
+        <w:tabs>
+          <w:tab w:val="left" w:pos="916"/>
+          <w:tab w:val="left" w:pos="1832"/>
+          <w:tab w:val="left" w:pos="2748"/>
+          <w:tab w:val="left" w:pos="3664"/>
+          <w:tab w:val="left" w:pos="4580"/>
+          <w:tab w:val="left" w:pos="5496"/>
+          <w:tab w:val="left" w:pos="6412"/>
+          <w:tab w:val="left" w:pos="7328"/>
+          <w:tab w:val="left" w:pos="8244"/>
+          <w:tab w:val="left" w:pos="9160"/>
+          <w:tab w:val="left" w:pos="10076"/>
+          <w:tab w:val="left" w:pos="10992"/>
+          <w:tab w:val="left" w:pos="11908"/>
+          <w:tab w:val="left" w:pos="12824"/>
+          <w:tab w:val="left" w:pos="13740"/>
+          <w:tab w:val="left" w:pos="14656"/>
+        </w:tabs>
+        <w:spacing w:before="20" w:after="20" w:line="360" w:lineRule="atLeast"/>
+        <w:ind w:left="720"/>
+        <w:rPr>
+          <w:rFonts w:ascii="Segoe UI" w:hAnsi="Segoe UI" w:cs="Segoe UI"/>
+          <w:color w:val="000000"/>
+          <w:sz w:val="24"/>
+          <w:szCs w:val="24"/>
+        </w:rPr>
+      </w:pPr>
+      <w:r>
+        <w:rPr>
+          <w:rFonts w:ascii="Segoe UI" w:hAnsi="Segoe UI" w:cs="Segoe UI"/>
+          <w:color w:val="000000"/>
+          <w:sz w:val="24"/>
+          <w:szCs w:val="24"/>
+        </w:rPr>
+        <w:t>   salary += raise;</w:t>
+      </w:r>
+    </w:p>
+    <w:p>
+      <w:pPr>
+        <w:tabs>
+          <w:tab w:val="left" w:pos="916"/>
+          <w:tab w:val="left" w:pos="1832"/>
+          <w:tab w:val="left" w:pos="2748"/>
+          <w:tab w:val="left" w:pos="3664"/>
+          <w:tab w:val="left" w:pos="4580"/>
+          <w:tab w:val="left" w:pos="5496"/>
+          <w:tab w:val="left" w:pos="6412"/>
+          <w:tab w:val="left" w:pos="7328"/>
+          <w:tab w:val="left" w:pos="8244"/>
+          <w:tab w:val="left" w:pos="9160"/>
+          <w:tab w:val="left" w:pos="10076"/>
+          <w:tab w:val="left" w:pos="10992"/>
+          <w:tab w:val="left" w:pos="11908"/>
+          <w:tab w:val="left" w:pos="12824"/>
+          <w:tab w:val="left" w:pos="13740"/>
+          <w:tab w:val="left" w:pos="14656"/>
+        </w:tabs>
+        <w:spacing w:before="20" w:after="20" w:line="360" w:lineRule="atLeast"/>
+        <w:ind w:left="720"/>
+        <w:rPr>
+          <w:rFonts w:ascii="Segoe UI" w:hAnsi="Segoe UI" w:cs="Segoe UI"/>
+          <w:color w:val="000000"/>
+          <w:sz w:val="24"/>
+          <w:szCs w:val="24"/>
+        </w:rPr>
+      </w:pPr>
+      <w:r>
+        <w:rPr>
+          <w:rFonts w:ascii="Segoe UI" w:hAnsi="Segoe UI" w:cs="Segoe UI"/>
+          <w:color w:val="000000"/>
+          <w:sz w:val="24"/>
+          <w:szCs w:val="24"/>
+        </w:rPr>
+        <w:t>   return raise;</w:t>
+      </w:r>
+    </w:p>
+    <w:p>
+      <w:pPr>
+        <w:tabs>
+          <w:tab w:val="left" w:pos="916"/>
+          <w:tab w:val="left" w:pos="1832"/>
+          <w:tab w:val="left" w:pos="2748"/>
+          <w:tab w:val="left" w:pos="3664"/>
+          <w:tab w:val="left" w:pos="4580"/>
+          <w:tab w:val="left" w:pos="5496"/>
+          <w:tab w:val="left" w:pos="6412"/>
+          <w:tab w:val="left" w:pos="7328"/>
+          <w:tab w:val="left" w:pos="8244"/>
+          <w:tab w:val="left" w:pos="9160"/>
+          <w:tab w:val="left" w:pos="10076"/>
+          <w:tab w:val="left" w:pos="10992"/>
+          <w:tab w:val="left" w:pos="11908"/>
+          <w:tab w:val="left" w:pos="12824"/>
+          <w:tab w:val="left" w:pos="13740"/>
+          <w:tab w:val="left" w:pos="14656"/>
+        </w:tabs>
+        <w:spacing w:before="20" w:after="20" w:line="360" w:lineRule="atLeast"/>
+        <w:ind w:left="720"/>
+        <w:rPr>
+          <w:rFonts w:ascii="Segoe UI" w:hAnsi="Segoe UI" w:cs="Segoe UI"/>
+          <w:color w:val="000000"/>
+          <w:sz w:val="24"/>
+          <w:szCs w:val="24"/>
+        </w:rPr>
+      </w:pPr>
+      <w:r>
+        <w:rPr>
+          <w:rFonts w:ascii="Segoe UI" w:hAnsi="Segoe UI" w:cs="Segoe UI"/>
+          <w:color w:val="000000"/>
+          <w:sz w:val="24"/>
+          <w:szCs w:val="24"/>
+        </w:rPr>
+        <w:t>}</w:t>
+      </w:r>
+    </w:p>
+    <w:p>
+      <w:pPr>
+        <w:pStyle w:val="ListParagraph"/>
+        <w:numPr>
+          <w:ilvl w:val="0"/>
+          <w:numId w:val="1"/>
+        </w:numPr>
+        <w:tabs>
+          <w:tab w:val="left" w:pos="916"/>
+          <w:tab w:val="left" w:pos="1832"/>
+          <w:tab w:val="left" w:pos="2748"/>
+          <w:tab w:val="left" w:pos="3664"/>
+          <w:tab w:val="left" w:pos="4580"/>
+          <w:tab w:val="left" w:pos="5496"/>
+          <w:tab w:val="left" w:pos="6412"/>
+          <w:tab w:val="left" w:pos="7328"/>
+          <w:tab w:val="left" w:pos="8244"/>
+          <w:tab w:val="left" w:pos="9160"/>
+          <w:tab w:val="left" w:pos="10076"/>
+          <w:tab w:val="left" w:pos="10992"/>
+          <w:tab w:val="left" w:pos="11908"/>
+          <w:tab w:val="left" w:pos="12824"/>
+          <w:tab w:val="left" w:pos="13740"/>
+          <w:tab w:val="left" w:pos="14656"/>
+        </w:tabs>
+        <w:spacing w:before="20" w:after="20" w:line="360" w:lineRule="atLeast"/>
+        <w:rPr>
+          <w:rFonts w:ascii="Segoe UI" w:hAnsi="Segoe UI" w:cs="Segoe UI"/>
+          <w:color w:val="000000"/>
+          <w:sz w:val="24"/>
+          <w:szCs w:val="24"/>
+        </w:rPr>
+      </w:pPr>
+      <w:r>
+        <w:rPr>
+          <w:rFonts w:ascii="Segoe UI" w:hAnsi="Segoe UI" w:cs="Segoe UI"/>
+          <w:color w:val="000000"/>
+          <w:sz w:val="24"/>
+          <w:szCs w:val="24"/>
+        </w:rPr>
+        <w:t>Field comments</w:t>
+      </w:r>
+    </w:p>
+    <w:p>
+      <w:pPr>
+        <w:pStyle w:val="ListParagraph"/>
+        <w:tabs>
+          <w:tab w:val="left" w:pos="916"/>
+          <w:tab w:val="left" w:pos="1832"/>
+          <w:tab w:val="left" w:pos="2748"/>
+          <w:tab w:val="left" w:pos="3664"/>
+          <w:tab w:val="left" w:pos="4580"/>
+          <w:tab w:val="left" w:pos="5496"/>
+          <w:tab w:val="left" w:pos="6412"/>
+          <w:tab w:val="left" w:pos="7328"/>
+          <w:tab w:val="left" w:pos="8244"/>
+          <w:tab w:val="left" w:pos="9160"/>
+          <w:tab w:val="left" w:pos="10076"/>
+          <w:tab w:val="left" w:pos="10992"/>
+          <w:tab w:val="left" w:pos="11908"/>
+          <w:tab w:val="left" w:pos="12824"/>
+          <w:tab w:val="left" w:pos="13740"/>
+          <w:tab w:val="left" w:pos="14656"/>
+        </w:tabs>
+        <w:spacing w:before="20" w:after="20" w:line="360" w:lineRule="atLeast"/>
+        <w:jc w:val="both"/>
+        <w:rPr>
+          <w:rFonts w:ascii="Segoe UI" w:eastAsia="Times New Roman" w:hAnsi="Segoe UI" w:cs="Segoe UI"/>
+          <w:color w:val="000000"/>
+          <w:sz w:val="24"/>
+          <w:szCs w:val="24"/>
+          <w:lang w:eastAsia="en-ID"/>
+        </w:rPr>
+      </w:pPr>
+      <w:r>
+        <w:rPr>
+          <w:rFonts w:ascii="Segoe UI" w:eastAsia="Times New Roman" w:hAnsi="Segoe UI" w:cs="Segoe UI"/>
+          <w:color w:val="000000"/>
+          <w:sz w:val="24"/>
+          <w:szCs w:val="24"/>
+          <w:lang w:eastAsia="en-ID"/>
+        </w:rPr>
+        <w:t>/**</w:t>
+      </w:r>
+    </w:p>
+    <w:p>
+      <w:pPr>
+        <w:pStyle w:val="ListParagraph"/>
+        <w:tabs>
+          <w:tab w:val="left" w:pos="916"/>
+          <w:tab w:val="left" w:pos="1832"/>
+          <w:tab w:val="left" w:pos="2748"/>
+          <w:tab w:val="left" w:pos="3664"/>
+          <w:tab w:val="left" w:pos="4580"/>
+          <w:tab w:val="left" w:pos="5496"/>
+          <w:tab w:val="left" w:pos="6412"/>
+          <w:tab w:val="left" w:pos="7328"/>
+          <w:tab w:val="left" w:pos="8244"/>
+          <w:tab w:val="left" w:pos="9160"/>
+          <w:tab w:val="left" w:pos="10076"/>
+          <w:tab w:val="left" w:pos="10992"/>
+          <w:tab w:val="left" w:pos="11908"/>
+          <w:tab w:val="left" w:pos="12824"/>
+          <w:tab w:val="left" w:pos="13740"/>
+          <w:tab w:val="left" w:pos="14656"/>
+        </w:tabs>
+        <w:spacing w:before="20" w:after="20" w:line="360" w:lineRule="atLeast"/>
+        <w:jc w:val="both"/>
+        <w:rPr>
+          <w:rFonts w:ascii="Segoe UI" w:eastAsia="Times New Roman" w:hAnsi="Segoe UI" w:cs="Segoe UI"/>
+          <w:color w:val="000000"/>
+          <w:sz w:val="24"/>
+          <w:szCs w:val="24"/>
+          <w:lang w:eastAsia="en-ID"/>
+        </w:rPr>
+      </w:pPr>
+      <w:r>
+        <w:rPr>
+          <w:rFonts w:ascii="Segoe UI" w:eastAsia="Times New Roman" w:hAnsi="Segoe UI" w:cs="Segoe UI"/>
+          <w:color w:val="000000"/>
+          <w:sz w:val="24"/>
+          <w:szCs w:val="24"/>
+          <w:lang w:eastAsia="en-ID"/>
+        </w:rPr>
+        <w:t> * The 'Hearts' card suit</w:t>
+      </w:r>
+    </w:p>
+    <w:p>
+      <w:pPr>
+        <w:pStyle w:val="ListParagraph"/>
+        <w:tabs>
+          <w:tab w:val="left" w:pos="916"/>
+          <w:tab w:val="left" w:pos="1832"/>
+          <w:tab w:val="left" w:pos="2748"/>
+          <w:tab w:val="left" w:pos="3664"/>
+          <w:tab w:val="left" w:pos="4580"/>
+          <w:tab w:val="left" w:pos="5496"/>
+          <w:tab w:val="left" w:pos="6412"/>
+          <w:tab w:val="left" w:pos="7328"/>
+          <w:tab w:val="left" w:pos="8244"/>
+          <w:tab w:val="left" w:pos="9160"/>
+          <w:tab w:val="left" w:pos="10076"/>
+          <w:tab w:val="left" w:pos="10992"/>
+          <w:tab w:val="left" w:pos="11908"/>
+          <w:tab w:val="left" w:pos="12824"/>
+          <w:tab w:val="left" w:pos="13740"/>
+          <w:tab w:val="left" w:pos="14656"/>
+        </w:tabs>
+        <w:spacing w:before="20" w:after="20" w:line="360" w:lineRule="atLeast"/>
+        <w:jc w:val="both"/>
+        <w:rPr>
+          <w:rFonts w:ascii="Segoe UI" w:eastAsia="Times New Roman" w:hAnsi="Segoe UI" w:cs="Segoe UI"/>
+          <w:color w:val="000000"/>
+          <w:sz w:val="24"/>
+          <w:szCs w:val="24"/>
+          <w:lang w:eastAsia="en-ID"/>
+        </w:rPr>
+      </w:pPr>
+      <w:r>
+        <w:rPr>
+          <w:rFonts w:ascii="Segoe UI" w:eastAsia="Times New Roman" w:hAnsi="Segoe UI" w:cs="Segoe UI"/>
+          <w:color w:val="000000"/>
+          <w:sz w:val="24"/>
+          <w:szCs w:val="24"/>
+          <w:lang w:eastAsia="en-ID"/>
+        </w:rPr>
+        <w:t> */</w:t>
+      </w:r>
+    </w:p>
+    <w:p>
+      <w:pPr>
+        <w:pStyle w:val="ListParagraph"/>
+        <w:tabs>
+          <w:tab w:val="left" w:pos="916"/>
+          <w:tab w:val="left" w:pos="1832"/>
+          <w:tab w:val="left" w:pos="2748"/>
+          <w:tab w:val="left" w:pos="3664"/>
+          <w:tab w:val="left" w:pos="4580"/>
+          <w:tab w:val="left" w:pos="5496"/>
+          <w:tab w:val="left" w:pos="6412"/>
+          <w:tab w:val="left" w:pos="7328"/>
+          <w:tab w:val="left" w:pos="8244"/>
+          <w:tab w:val="left" w:pos="9160"/>
+          <w:tab w:val="left" w:pos="10076"/>
+          <w:tab w:val="left" w:pos="10992"/>
+          <w:tab w:val="left" w:pos="11908"/>
+          <w:tab w:val="left" w:pos="12824"/>
+          <w:tab w:val="left" w:pos="13740"/>
+          <w:tab w:val="left" w:pos="14656"/>
+        </w:tabs>
+        <w:spacing w:before="20" w:after="20" w:line="360" w:lineRule="atLeast"/>
+        <w:jc w:val="both"/>
+        <w:rPr>
+          <w:rFonts w:ascii="Segoe UI" w:eastAsia="Times New Roman" w:hAnsi="Segoe UI" w:cs="Segoe UI"/>
+          <w:color w:val="000000"/>
+          <w:sz w:val="24"/>
+          <w:szCs w:val="24"/>
+          <w:lang w:eastAsia="en-ID"/>
+        </w:rPr>
+      </w:pPr>
+      <w:r>
+        <w:rPr>
+          <w:rFonts w:ascii="Segoe UI" w:eastAsia="Times New Roman" w:hAnsi="Segoe UI" w:cs="Segoe UI"/>
+          <w:color w:val="000000"/>
+          <w:sz w:val="24"/>
+          <w:szCs w:val="24"/>
+          <w:lang w:eastAsia="en-ID"/>
+        </w:rPr>
+        <w:t>public static final int HEARTS = 1;</w:t>
+      </w:r>
+    </w:p>
+    <w:p>
+      <w:pPr>
+        <w:tabs>
+          <w:tab w:val="left" w:pos="916"/>
+          <w:tab w:val="left" w:pos="1832"/>
+          <w:tab w:val="left" w:pos="2748"/>
+          <w:tab w:val="left" w:pos="3664"/>
+          <w:tab w:val="left" w:pos="4580"/>
+          <w:tab w:val="left" w:pos="5496"/>
+          <w:tab w:val="left" w:pos="6412"/>
+          <w:tab w:val="left" w:pos="7328"/>
+          <w:tab w:val="left" w:pos="8244"/>
+          <w:tab w:val="left" w:pos="9160"/>
+          <w:tab w:val="left" w:pos="10076"/>
+          <w:tab w:val="left" w:pos="10992"/>
+          <w:tab w:val="left" w:pos="11908"/>
+          <w:tab w:val="left" w:pos="12824"/>
+          <w:tab w:val="left" w:pos="13740"/>
+          <w:tab w:val="left" w:pos="14656"/>
+        </w:tabs>
+        <w:spacing w:before="20" w:after="20" w:line="360" w:lineRule="atLeast"/>
+        <w:jc w:val="both"/>
+        <w:rPr>
+          <w:rFonts w:ascii="Segoe UI" w:eastAsia="Times New Roman" w:hAnsi="Segoe UI" w:cs="Segoe UI"/>
+          <w:color w:val="000000"/>
+          <w:sz w:val="24"/>
+          <w:szCs w:val="24"/>
+          <w:lang w:eastAsia="en-ID"/>
+        </w:rPr>
+      </w:pPr>
+    </w:p>
+    <w:p>
+      <w:pPr>
+        <w:tabs>
+          <w:tab w:val="left" w:pos="916"/>
+          <w:tab w:val="left" w:pos="1832"/>
+          <w:tab w:val="left" w:pos="2748"/>
+          <w:tab w:val="left" w:pos="3664"/>
+          <w:tab w:val="left" w:pos="4580"/>
+          <w:tab w:val="left" w:pos="5496"/>
+          <w:tab w:val="left" w:pos="6412"/>
+          <w:tab w:val="left" w:pos="7328"/>
+          <w:tab w:val="left" w:pos="8244"/>
+          <w:tab w:val="left" w:pos="9160"/>
+          <w:tab w:val="left" w:pos="10076"/>
+          <w:tab w:val="left" w:pos="10992"/>
+          <w:tab w:val="left" w:pos="11908"/>
+          <w:tab w:val="left" w:pos="12824"/>
+          <w:tab w:val="left" w:pos="13740"/>
+          <w:tab w:val="left" w:pos="14656"/>
+        </w:tabs>
+        <w:spacing w:before="20" w:after="20" w:line="360" w:lineRule="atLeast"/>
+        <w:jc w:val="center"/>
+        <w:rPr>
+          <w:rFonts w:ascii="Segoe UI" w:eastAsia="Times New Roman" w:hAnsi="Segoe UI" w:cs="Segoe UI"/>
+          <w:b/>
+          <w:bCs/>
+          <w:color w:val="000000"/>
+          <w:sz w:val="32"/>
+          <w:szCs w:val="32"/>
+          <w:lang w:eastAsia="en-ID"/>
+        </w:rPr>
+      </w:pPr>
+      <w:r>
+        <w:rPr>
+          <w:rFonts w:ascii="Segoe UI" w:eastAsia="Times New Roman" w:hAnsi="Segoe UI" w:cs="Segoe UI"/>
+          <w:b/>
+          <w:bCs/>
+          <w:color w:val="000000"/>
+          <w:sz w:val="32"/>
+          <w:szCs w:val="32"/>
+          <w:lang w:eastAsia="en-ID"/>
+        </w:rPr>
+        <w:t>IMPORTANT NOTES!</w:t>
+      </w:r>
+    </w:p>
+    <w:p>
+      <w:pPr>
+        <w:pStyle w:val="ListParagraph"/>
+        <w:numPr>
+          <w:ilvl w:val="0"/>
+          <w:numId w:val="3"/>
+        </w:numPr>
+        <w:spacing w:before="72" w:after="72" w:line="240" w:lineRule="auto"/>
+        <w:jc w:val="both"/>
+        <w:rPr>
+          <w:rFonts w:ascii="Segoe UI" w:eastAsia="Times New Roman" w:hAnsi="Segoe UI" w:cs="Segoe UI"/>
+          <w:color w:val="000000"/>
+          <w:sz w:val="24"/>
+          <w:szCs w:val="24"/>
+          <w:lang w:eastAsia="en-ID"/>
+        </w:rPr>
+      </w:pPr>
+      <w:r>
+        <w:rPr>
+          <w:rFonts w:ascii="Segoe UI" w:eastAsia="Times New Roman" w:hAnsi="Segoe UI" w:cs="Segoe UI"/>
+          <w:i/>
+          <w:iCs/>
+          <w:color w:val="000000"/>
+          <w:sz w:val="24"/>
+          <w:szCs w:val="24"/>
+          <w:lang w:eastAsia="en-ID"/>
+        </w:rPr>
+        <w:t>Always keep data private.</w:t>
+      </w:r>
+    </w:p>
+    <w:p>
+      <w:pPr>
+        <w:spacing w:before="72" w:after="72" w:line="240" w:lineRule="auto"/>
+        <w:ind w:left="360" w:firstLine="360"/>
+        <w:jc w:val="both"/>
+        <w:rPr>
+          <w:rFonts w:ascii="Segoe UI" w:eastAsia="Times New Roman" w:hAnsi="Segoe UI" w:cs="Segoe UI"/>
+          <w:color w:val="000000"/>
+          <w:sz w:val="24"/>
+          <w:szCs w:val="24"/>
+          <w:lang w:eastAsia="en-ID"/>
+        </w:rPr>
+      </w:pPr>
+      <w:r>
+        <w:rPr>
+          <w:rFonts w:ascii="Segoe UI" w:eastAsia="Times New Roman" w:hAnsi="Segoe UI" w:cs="Segoe UI"/>
+          <w:color w:val="000000"/>
+          <w:sz w:val="24"/>
+          <w:szCs w:val="24"/>
+          <w:lang w:eastAsia="en-ID"/>
+        </w:rPr>
+        <w:t xml:space="preserve">This is first and foremost; doing anything else violates encapsulation. You may need to write an accessor or mutator method occasionally, but you are still better off keeping the instance fields private. Bitter experience shows that the data representation may change, but how this data </w:t>
+      </w:r>
+      <w:proofErr w:type="gramStart"/>
+      <w:r>
+        <w:rPr>
+          <w:rFonts w:ascii="Segoe UI" w:eastAsia="Times New Roman" w:hAnsi="Segoe UI" w:cs="Segoe UI"/>
+          <w:color w:val="000000"/>
+          <w:sz w:val="24"/>
+          <w:szCs w:val="24"/>
+          <w:lang w:eastAsia="en-ID"/>
+        </w:rPr>
+        <w:t>are</w:t>
+      </w:r>
+      <w:proofErr w:type="gramEnd"/>
+      <w:r>
+        <w:rPr>
+          <w:rFonts w:ascii="Segoe UI" w:eastAsia="Times New Roman" w:hAnsi="Segoe UI" w:cs="Segoe UI"/>
+          <w:color w:val="000000"/>
+          <w:sz w:val="24"/>
+          <w:szCs w:val="24"/>
+          <w:lang w:eastAsia="en-ID"/>
+        </w:rPr>
+        <w:t xml:space="preserve"> used will change much less frequently. When data are kept private, changes in their representation will not affect the users of the class, and bugs are easier to detect.</w:t>
+      </w:r>
+    </w:p>
+    <w:p>
+      <w:pPr>
+        <w:spacing w:before="72" w:after="72" w:line="240" w:lineRule="auto"/>
+        <w:ind w:left="360" w:firstLine="360"/>
+        <w:jc w:val="both"/>
+        <w:rPr>
+          <w:rFonts w:ascii="Segoe UI" w:eastAsia="Times New Roman" w:hAnsi="Segoe UI" w:cs="Segoe UI"/>
+          <w:color w:val="000000"/>
+          <w:sz w:val="24"/>
+          <w:szCs w:val="24"/>
+          <w:lang w:eastAsia="en-ID"/>
+        </w:rPr>
+      </w:pPr>
+    </w:p>
+    <w:p>
+      <w:pPr>
+        <w:pStyle w:val="ListParagraph"/>
+        <w:numPr>
+          <w:ilvl w:val="0"/>
+          <w:numId w:val="3"/>
+        </w:numPr>
+        <w:spacing w:before="72" w:after="72" w:line="240" w:lineRule="auto"/>
+        <w:jc w:val="both"/>
+        <w:rPr>
+          <w:rFonts w:ascii="Segoe UI" w:eastAsia="Times New Roman" w:hAnsi="Segoe UI" w:cs="Segoe UI"/>
+          <w:color w:val="000000"/>
+          <w:sz w:val="24"/>
+          <w:szCs w:val="24"/>
+          <w:lang w:eastAsia="en-ID"/>
+        </w:rPr>
+      </w:pPr>
+      <w:r>
+        <w:rPr>
+          <w:rFonts w:ascii="Segoe UI" w:eastAsia="Times New Roman" w:hAnsi="Segoe UI" w:cs="Segoe UI"/>
+          <w:i/>
+          <w:iCs/>
+          <w:color w:val="000000"/>
+          <w:sz w:val="24"/>
+          <w:szCs w:val="24"/>
+          <w:lang w:eastAsia="en-ID"/>
+        </w:rPr>
+        <w:t>Always initialize data.</w:t>
+      </w:r>
+    </w:p>
+    <w:p>
+      <w:pPr>
+        <w:spacing w:before="72" w:after="72" w:line="240" w:lineRule="auto"/>
+        <w:ind w:left="360" w:firstLine="360"/>
+        <w:jc w:val="both"/>
+        <w:rPr>
+          <w:rFonts w:ascii="Segoe UI" w:eastAsia="Times New Roman" w:hAnsi="Segoe UI" w:cs="Segoe UI"/>
+          <w:color w:val="000000"/>
+          <w:sz w:val="24"/>
+          <w:szCs w:val="24"/>
+          <w:lang w:eastAsia="en-ID"/>
+        </w:rPr>
+      </w:pPr>
+      <w:r>
+        <w:rPr>
+          <w:rFonts w:ascii="Segoe UI" w:eastAsia="Times New Roman" w:hAnsi="Segoe UI" w:cs="Segoe UI"/>
+          <w:color w:val="000000"/>
+          <w:sz w:val="24"/>
+          <w:szCs w:val="24"/>
+          <w:lang w:eastAsia="en-ID"/>
+        </w:rPr>
+        <w:t>Java won’t initialize local variables for you, but it will initialize instance fields of objects. Don’t rely on the defaults, but initialize all variables explicitly, either by supplying a default or by setting defaults in all constructors.</w:t>
+      </w:r>
+    </w:p>
+    <w:p>
+      <w:pPr>
+        <w:spacing w:before="72" w:after="72" w:line="240" w:lineRule="auto"/>
+        <w:ind w:left="360" w:firstLine="360"/>
+        <w:jc w:val="both"/>
+        <w:rPr>
+          <w:rFonts w:ascii="Segoe UI" w:eastAsia="Times New Roman" w:hAnsi="Segoe UI" w:cs="Segoe UI"/>
+          <w:color w:val="000000"/>
+          <w:sz w:val="24"/>
+          <w:szCs w:val="24"/>
+          <w:lang w:eastAsia="en-ID"/>
+        </w:rPr>
+      </w:pPr>
+    </w:p>
+    <w:p>
+      <w:pPr>
+        <w:pStyle w:val="ListParagraph"/>
+        <w:numPr>
+          <w:ilvl w:val="0"/>
+          <w:numId w:val="3"/>
+        </w:numPr>
+        <w:spacing w:before="72" w:after="72" w:line="240" w:lineRule="auto"/>
+        <w:jc w:val="both"/>
+        <w:rPr>
+          <w:rFonts w:ascii="Segoe UI" w:eastAsia="Times New Roman" w:hAnsi="Segoe UI" w:cs="Segoe UI"/>
+          <w:color w:val="000000"/>
+          <w:sz w:val="24"/>
+          <w:szCs w:val="24"/>
+          <w:lang w:eastAsia="en-ID"/>
+        </w:rPr>
+      </w:pPr>
+      <w:r>
+        <w:rPr>
+          <w:rFonts w:ascii="Segoe UI" w:eastAsia="Times New Roman" w:hAnsi="Segoe UI" w:cs="Segoe UI"/>
+          <w:i/>
+          <w:iCs/>
+          <w:color w:val="000000"/>
+          <w:sz w:val="24"/>
+          <w:szCs w:val="24"/>
+          <w:lang w:eastAsia="en-ID"/>
+        </w:rPr>
+        <w:t>Don’t use too many basic types in a class.</w:t>
+      </w:r>
+    </w:p>
+    <w:p>
+      <w:pPr>
+        <w:spacing w:before="72" w:after="72" w:line="240" w:lineRule="auto"/>
+        <w:ind w:left="360" w:firstLine="360"/>
+        <w:jc w:val="both"/>
+        <w:rPr>
+          <w:rFonts w:ascii="Segoe UI" w:eastAsia="Times New Roman" w:hAnsi="Segoe UI" w:cs="Segoe UI"/>
+          <w:color w:val="000000"/>
+          <w:sz w:val="24"/>
+          <w:szCs w:val="24"/>
+          <w:lang w:eastAsia="en-ID"/>
+        </w:rPr>
+      </w:pPr>
+      <w:r>
+        <w:rPr>
+          <w:rFonts w:ascii="Segoe UI" w:eastAsia="Times New Roman" w:hAnsi="Segoe UI" w:cs="Segoe UI"/>
+          <w:color w:val="000000"/>
+          <w:sz w:val="24"/>
+          <w:szCs w:val="24"/>
+          <w:lang w:eastAsia="en-ID"/>
+        </w:rPr>
+        <w:t>The idea is to replace multiple </w:t>
+      </w:r>
+      <w:r>
+        <w:rPr>
+          <w:rFonts w:ascii="Segoe UI" w:eastAsia="Times New Roman" w:hAnsi="Segoe UI" w:cs="Segoe UI"/>
+          <w:i/>
+          <w:iCs/>
+          <w:color w:val="000000"/>
+          <w:sz w:val="24"/>
+          <w:szCs w:val="24"/>
+          <w:lang w:eastAsia="en-ID"/>
+        </w:rPr>
+        <w:t>related</w:t>
+      </w:r>
+      <w:r>
+        <w:rPr>
+          <w:rFonts w:ascii="Segoe UI" w:eastAsia="Times New Roman" w:hAnsi="Segoe UI" w:cs="Segoe UI"/>
+          <w:color w:val="000000"/>
+          <w:sz w:val="24"/>
+          <w:szCs w:val="24"/>
+          <w:lang w:eastAsia="en-ID"/>
+        </w:rPr>
+        <w:t> uses of basic types with other classes. This keeps your classes easier to understand and to change. For example, replace the following instance fields in a </w:t>
+      </w:r>
+      <w:r>
+        <w:rPr>
+          <w:rFonts w:ascii="Courier" w:eastAsia="Times New Roman" w:hAnsi="Courier" w:cs="Courier New"/>
+          <w:color w:val="000000"/>
+          <w:sz w:val="24"/>
+          <w:szCs w:val="24"/>
+          <w:lang w:eastAsia="en-ID"/>
+        </w:rPr>
+        <w:t>Customer</w:t>
+      </w:r>
+      <w:r>
+        <w:rPr>
+          <w:rFonts w:ascii="Segoe UI" w:eastAsia="Times New Roman" w:hAnsi="Segoe UI" w:cs="Segoe UI"/>
+          <w:color w:val="000000"/>
+          <w:sz w:val="24"/>
+          <w:szCs w:val="24"/>
+          <w:lang w:eastAsia="en-ID"/>
+        </w:rPr>
+        <w:t> class:</w:t>
+      </w:r>
+    </w:p>
+    <w:p>
+      <w:pPr>
+        <w:tabs>
+          <w:tab w:val="left" w:pos="916"/>
+          <w:tab w:val="left" w:pos="1832"/>
+          <w:tab w:val="left" w:pos="2748"/>
+          <w:tab w:val="left" w:pos="3664"/>
+          <w:tab w:val="left" w:pos="4580"/>
+          <w:tab w:val="left" w:pos="5496"/>
+          <w:tab w:val="left" w:pos="6412"/>
+          <w:tab w:val="left" w:pos="7328"/>
+          <w:tab w:val="left" w:pos="8244"/>
+          <w:tab w:val="left" w:pos="9160"/>
+          <w:tab w:val="left" w:pos="10076"/>
+          <w:tab w:val="left" w:pos="10992"/>
+          <w:tab w:val="left" w:pos="11908"/>
+          <w:tab w:val="left" w:pos="12824"/>
+          <w:tab w:val="left" w:pos="13740"/>
+          <w:tab w:val="left" w:pos="14656"/>
+        </w:tabs>
+        <w:spacing w:before="20" w:after="20" w:line="360" w:lineRule="atLeast"/>
+        <w:ind w:left="400"/>
+        <w:jc w:val="both"/>
+        <w:rPr>
+          <w:rFonts w:ascii="Courier" w:eastAsia="Times New Roman" w:hAnsi="Courier" w:cs="Courier New"/>
+          <w:color w:val="000000"/>
+          <w:sz w:val="24"/>
+          <w:szCs w:val="24"/>
+          <w:lang w:eastAsia="en-ID"/>
+        </w:rPr>
+      </w:pPr>
+      <w:r>
+        <w:rPr>
+          <w:rFonts w:ascii="Courier" w:eastAsia="Times New Roman" w:hAnsi="Courier" w:cs="Courier New"/>
+          <w:color w:val="000000"/>
+          <w:sz w:val="24"/>
+          <w:szCs w:val="24"/>
+          <w:lang w:eastAsia="en-ID"/>
+        </w:rPr>
+        <w:t>private String street;</w:t>
+      </w:r>
+    </w:p>
+    <w:p>
+      <w:pPr>
+        <w:tabs>
+          <w:tab w:val="left" w:pos="916"/>
+          <w:tab w:val="left" w:pos="1832"/>
+          <w:tab w:val="left" w:pos="2748"/>
+          <w:tab w:val="left" w:pos="3664"/>
+          <w:tab w:val="left" w:pos="4580"/>
+          <w:tab w:val="left" w:pos="5496"/>
+          <w:tab w:val="left" w:pos="6412"/>
+          <w:tab w:val="left" w:pos="7328"/>
+          <w:tab w:val="left" w:pos="8244"/>
+          <w:tab w:val="left" w:pos="9160"/>
+          <w:tab w:val="left" w:pos="10076"/>
+          <w:tab w:val="left" w:pos="10992"/>
+          <w:tab w:val="left" w:pos="11908"/>
+          <w:tab w:val="left" w:pos="12824"/>
+          <w:tab w:val="left" w:pos="13740"/>
+          <w:tab w:val="left" w:pos="14656"/>
+        </w:tabs>
+        <w:spacing w:before="20" w:after="20" w:line="360" w:lineRule="atLeast"/>
+        <w:ind w:left="400"/>
+        <w:jc w:val="both"/>
+        <w:rPr>
+          <w:rFonts w:ascii="Courier" w:eastAsia="Times New Roman" w:hAnsi="Courier" w:cs="Courier New"/>
+          <w:color w:val="000000"/>
+          <w:sz w:val="24"/>
+          <w:szCs w:val="24"/>
+          <w:lang w:eastAsia="en-ID"/>
+        </w:rPr>
+      </w:pPr>
+      <w:r>
+        <w:rPr>
+          <w:rFonts w:ascii="Courier" w:eastAsia="Times New Roman" w:hAnsi="Courier" w:cs="Courier New"/>
+          <w:color w:val="000000"/>
+          <w:sz w:val="24"/>
+          <w:szCs w:val="24"/>
+          <w:lang w:eastAsia="en-ID"/>
+        </w:rPr>
+        <w:t>private String city;</w:t>
+      </w:r>
+    </w:p>
+    <w:p>
+      <w:pPr>
+        <w:tabs>
+          <w:tab w:val="left" w:pos="916"/>
+          <w:tab w:val="left" w:pos="1832"/>
+          <w:tab w:val="left" w:pos="2748"/>
+          <w:tab w:val="left" w:pos="3664"/>
+          <w:tab w:val="left" w:pos="4580"/>
+          <w:tab w:val="left" w:pos="5496"/>
+          <w:tab w:val="left" w:pos="6412"/>
+          <w:tab w:val="left" w:pos="7328"/>
+          <w:tab w:val="left" w:pos="8244"/>
+          <w:tab w:val="left" w:pos="9160"/>
+          <w:tab w:val="left" w:pos="10076"/>
+          <w:tab w:val="left" w:pos="10992"/>
+          <w:tab w:val="left" w:pos="11908"/>
+          <w:tab w:val="left" w:pos="12824"/>
+          <w:tab w:val="left" w:pos="13740"/>
+          <w:tab w:val="left" w:pos="14656"/>
+        </w:tabs>
+        <w:spacing w:before="20" w:after="20" w:line="360" w:lineRule="atLeast"/>
+        <w:ind w:left="400"/>
+        <w:jc w:val="both"/>
+        <w:rPr>
+          <w:rFonts w:ascii="Courier" w:eastAsia="Times New Roman" w:hAnsi="Courier" w:cs="Courier New"/>
+          <w:color w:val="000000"/>
+          <w:sz w:val="24"/>
+          <w:szCs w:val="24"/>
+          <w:lang w:eastAsia="en-ID"/>
+        </w:rPr>
+      </w:pPr>
+      <w:r>
+        <w:rPr>
+          <w:rFonts w:ascii="Courier" w:eastAsia="Times New Roman" w:hAnsi="Courier" w:cs="Courier New"/>
+          <w:color w:val="000000"/>
+          <w:sz w:val="24"/>
+          <w:szCs w:val="24"/>
+          <w:lang w:eastAsia="en-ID"/>
+        </w:rPr>
+        <w:t>private String state;</w:t>
+      </w:r>
+    </w:p>
+    <w:p>
+      <w:pPr>
+        <w:tabs>
+          <w:tab w:val="left" w:pos="916"/>
+          <w:tab w:val="left" w:pos="1832"/>
+          <w:tab w:val="left" w:pos="2748"/>
+          <w:tab w:val="left" w:pos="3664"/>
+          <w:tab w:val="left" w:pos="4580"/>
+          <w:tab w:val="left" w:pos="5496"/>
+          <w:tab w:val="left" w:pos="6412"/>
+          <w:tab w:val="left" w:pos="7328"/>
+          <w:tab w:val="left" w:pos="8244"/>
+          <w:tab w:val="left" w:pos="9160"/>
+          <w:tab w:val="left" w:pos="10076"/>
+          <w:tab w:val="left" w:pos="10992"/>
+          <w:tab w:val="left" w:pos="11908"/>
+          <w:tab w:val="left" w:pos="12824"/>
+          <w:tab w:val="left" w:pos="13740"/>
+          <w:tab w:val="left" w:pos="14656"/>
+        </w:tabs>
+        <w:spacing w:before="20" w:after="20" w:line="360" w:lineRule="atLeast"/>
+        <w:ind w:left="400"/>
+        <w:jc w:val="both"/>
+        <w:rPr>
+          <w:rFonts w:ascii="Courier" w:eastAsia="Times New Roman" w:hAnsi="Courier" w:cs="Courier New"/>
+          <w:color w:val="000000"/>
+          <w:sz w:val="24"/>
+          <w:szCs w:val="24"/>
+          <w:lang w:eastAsia="en-ID"/>
+        </w:rPr>
+      </w:pPr>
+      <w:r>
+        <w:rPr>
+          <w:rFonts w:ascii="Courier" w:eastAsia="Times New Roman" w:hAnsi="Courier" w:cs="Courier New"/>
+          <w:color w:val="000000"/>
+          <w:sz w:val="24"/>
+          <w:szCs w:val="24"/>
+          <w:lang w:eastAsia="en-ID"/>
+        </w:rPr>
+        <w:t>private int zip;</w:t>
+      </w:r>
+    </w:p>
+    <w:p>
+      <w:pPr>
+        <w:spacing w:before="240" w:after="240" w:line="240" w:lineRule="auto"/>
+        <w:ind w:left="360"/>
+        <w:jc w:val="both"/>
+        <w:rPr>
+          <w:rFonts w:ascii="Segoe UI" w:eastAsia="Times New Roman" w:hAnsi="Segoe UI" w:cs="Segoe UI"/>
+          <w:color w:val="000000"/>
+          <w:sz w:val="24"/>
+          <w:szCs w:val="24"/>
+          <w:lang w:eastAsia="en-ID"/>
+        </w:rPr>
+      </w:pPr>
+      <w:r>
+        <w:rPr>
+          <w:rFonts w:ascii="Segoe UI" w:eastAsia="Times New Roman" w:hAnsi="Segoe UI" w:cs="Segoe UI"/>
+          <w:color w:val="000000"/>
+          <w:sz w:val="24"/>
+          <w:szCs w:val="24"/>
+          <w:lang w:eastAsia="en-ID"/>
+        </w:rPr>
+        <w:t>with a new class called </w:t>
+      </w:r>
+      <w:r>
+        <w:rPr>
+          <w:rFonts w:ascii="Courier" w:eastAsia="Times New Roman" w:hAnsi="Courier" w:cs="Courier New"/>
+          <w:color w:val="000000"/>
+          <w:sz w:val="24"/>
+          <w:szCs w:val="24"/>
+          <w:lang w:eastAsia="en-ID"/>
+        </w:rPr>
+        <w:t>Address</w:t>
+      </w:r>
+      <w:r>
+        <w:rPr>
+          <w:rFonts w:ascii="Segoe UI" w:eastAsia="Times New Roman" w:hAnsi="Segoe UI" w:cs="Segoe UI"/>
+          <w:color w:val="000000"/>
+          <w:sz w:val="24"/>
+          <w:szCs w:val="24"/>
+          <w:lang w:eastAsia="en-ID"/>
+        </w:rPr>
+        <w:t>. This way, you can easily cope with changes to addresses, such as the need to deal with international addresses.</w:t>
+      </w:r>
+    </w:p>
+    <w:p>
+      <w:pPr>
+        <w:pStyle w:val="ListParagraph"/>
+        <w:numPr>
+          <w:ilvl w:val="0"/>
+          <w:numId w:val="3"/>
+        </w:numPr>
+        <w:spacing w:before="72" w:after="72" w:line="240" w:lineRule="auto"/>
+        <w:jc w:val="both"/>
+        <w:rPr>
+          <w:rFonts w:ascii="Segoe UI" w:eastAsia="Times New Roman" w:hAnsi="Segoe UI" w:cs="Segoe UI"/>
+          <w:color w:val="000000"/>
+          <w:sz w:val="24"/>
+          <w:szCs w:val="24"/>
+          <w:lang w:eastAsia="en-ID"/>
+        </w:rPr>
+      </w:pPr>
+      <w:r>
+        <w:rPr>
+          <w:rFonts w:ascii="Segoe UI" w:eastAsia="Times New Roman" w:hAnsi="Segoe UI" w:cs="Segoe UI"/>
+          <w:i/>
+          <w:iCs/>
+          <w:color w:val="000000"/>
+          <w:sz w:val="24"/>
+          <w:szCs w:val="24"/>
+          <w:lang w:eastAsia="en-ID"/>
+        </w:rPr>
+        <w:t>Not all fields need individual field accessors and mutators.</w:t>
+      </w:r>
+    </w:p>
+    <w:p>
+      <w:pPr>
+        <w:spacing w:before="72" w:after="72" w:line="240" w:lineRule="auto"/>
+        <w:ind w:left="360" w:firstLine="360"/>
+        <w:jc w:val="both"/>
+        <w:rPr>
+          <w:rFonts w:ascii="Segoe UI" w:eastAsia="Times New Roman" w:hAnsi="Segoe UI" w:cs="Segoe UI"/>
+          <w:color w:val="000000"/>
+          <w:sz w:val="24"/>
+          <w:szCs w:val="24"/>
+          <w:lang w:eastAsia="en-ID"/>
+        </w:rPr>
+      </w:pPr>
+      <w:r>
+        <w:rPr>
+          <w:rFonts w:ascii="Segoe UI" w:eastAsia="Times New Roman" w:hAnsi="Segoe UI" w:cs="Segoe UI"/>
+          <w:color w:val="000000"/>
+          <w:sz w:val="24"/>
+          <w:szCs w:val="24"/>
+          <w:lang w:eastAsia="en-ID"/>
+        </w:rPr>
+        <w:lastRenderedPageBreak/>
+        <w:t>You may need to get and set an employee’s salary. You certainly won’t need to change the hiring date once the object is constructed. And, quite often, objects have instance fields that you don’t want others to get or set, such as an array of state abbreviations in an </w:t>
+      </w:r>
+      <w:r>
+        <w:rPr>
+          <w:rFonts w:ascii="Courier" w:eastAsia="Times New Roman" w:hAnsi="Courier" w:cs="Courier New"/>
+          <w:color w:val="000000"/>
+          <w:sz w:val="24"/>
+          <w:szCs w:val="24"/>
+          <w:lang w:eastAsia="en-ID"/>
+        </w:rPr>
+        <w:t>Address</w:t>
+      </w:r>
+      <w:r>
+        <w:rPr>
+          <w:rFonts w:ascii="Segoe UI" w:eastAsia="Times New Roman" w:hAnsi="Segoe UI" w:cs="Segoe UI"/>
+          <w:color w:val="000000"/>
+          <w:sz w:val="24"/>
+          <w:szCs w:val="24"/>
+          <w:lang w:eastAsia="en-ID"/>
+        </w:rPr>
+        <w:t> class.</w:t>
+      </w:r>
+    </w:p>
+    <w:p>
+      <w:pPr>
+        <w:spacing w:before="72" w:after="72" w:line="240" w:lineRule="auto"/>
+        <w:ind w:left="360" w:firstLine="360"/>
+        <w:jc w:val="both"/>
+        <w:rPr>
+          <w:rFonts w:ascii="Segoe UI" w:eastAsia="Times New Roman" w:hAnsi="Segoe UI" w:cs="Segoe UI"/>
+          <w:color w:val="000000"/>
+          <w:sz w:val="24"/>
+          <w:szCs w:val="24"/>
+          <w:lang w:eastAsia="en-ID"/>
+        </w:rPr>
+      </w:pPr>
+    </w:p>
+    <w:p>
+      <w:pPr>
+        <w:pStyle w:val="ListParagraph"/>
+        <w:numPr>
+          <w:ilvl w:val="0"/>
+          <w:numId w:val="3"/>
+        </w:numPr>
+        <w:spacing w:before="72" w:after="72" w:line="240" w:lineRule="auto"/>
+        <w:jc w:val="both"/>
+        <w:rPr>
+          <w:rFonts w:ascii="Segoe UI" w:eastAsia="Times New Roman" w:hAnsi="Segoe UI" w:cs="Segoe UI"/>
+          <w:color w:val="000000"/>
+          <w:sz w:val="24"/>
+          <w:szCs w:val="24"/>
+          <w:lang w:eastAsia="en-ID"/>
+        </w:rPr>
+      </w:pPr>
+      <w:r>
+        <w:rPr>
+          <w:rFonts w:ascii="Segoe UI" w:eastAsia="Times New Roman" w:hAnsi="Segoe UI" w:cs="Segoe UI"/>
+          <w:i/>
+          <w:iCs/>
+          <w:color w:val="000000"/>
+          <w:sz w:val="24"/>
+          <w:szCs w:val="24"/>
+          <w:lang w:eastAsia="en-ID"/>
+        </w:rPr>
+        <w:t>Break up classes that have too many responsibilities.</w:t>
+      </w:r>
+    </w:p>
+    <w:p>
+      <w:pPr>
+        <w:spacing w:before="72" w:after="72" w:line="240" w:lineRule="auto"/>
+        <w:ind w:left="360" w:firstLine="360"/>
+        <w:jc w:val="both"/>
+        <w:rPr>
+          <w:rFonts w:ascii="Segoe UI" w:eastAsia="Times New Roman" w:hAnsi="Segoe UI" w:cs="Segoe UI"/>
+          <w:color w:val="000000"/>
+          <w:sz w:val="24"/>
+          <w:szCs w:val="24"/>
+          <w:lang w:eastAsia="en-ID"/>
+        </w:rPr>
+      </w:pPr>
+      <w:r>
+        <w:rPr>
+          <w:rFonts w:ascii="Segoe UI" w:eastAsia="Times New Roman" w:hAnsi="Segoe UI" w:cs="Segoe UI"/>
+          <w:color w:val="000000"/>
+          <w:sz w:val="24"/>
+          <w:szCs w:val="24"/>
+          <w:lang w:eastAsia="en-ID"/>
+        </w:rPr>
+        <w:t>This hint is, of course, vague: “too many” is obviously in the eye of the beholder. However, if there is an obvious way to break one complicated class into two classes that are conceptually simpler, seize the opportunity. (On the other hand, don’t go overboard; ten classes, each with only one method, are usually an overkill.)</w:t>
+      </w:r>
+    </w:p>
+    <w:p>
+      <w:pPr>
+        <w:spacing w:before="72" w:after="72" w:line="240" w:lineRule="auto"/>
+        <w:ind w:left="360"/>
+        <w:jc w:val="both"/>
+        <w:rPr>
+          <w:rFonts w:ascii="Segoe UI" w:eastAsia="Times New Roman" w:hAnsi="Segoe UI" w:cs="Segoe UI"/>
+          <w:color w:val="000000"/>
+          <w:sz w:val="24"/>
+          <w:szCs w:val="24"/>
+          <w:lang w:eastAsia="en-ID"/>
+        </w:rPr>
+      </w:pPr>
+      <w:r>
+        <w:rPr>
+          <w:rFonts w:ascii="Segoe UI" w:eastAsia="Times New Roman" w:hAnsi="Segoe UI" w:cs="Segoe UI"/>
+          <w:color w:val="000000"/>
+          <w:sz w:val="24"/>
+          <w:szCs w:val="24"/>
+          <w:lang w:eastAsia="en-ID"/>
+        </w:rPr>
+        <w:t>Here is an example of a bad design:</w:t>
+      </w:r>
+    </w:p>
+    <w:p>
+      <w:pPr>
+        <w:tabs>
+          <w:tab w:val="left" w:pos="916"/>
+          <w:tab w:val="left" w:pos="1832"/>
+          <w:tab w:val="left" w:pos="2748"/>
+          <w:tab w:val="left" w:pos="3664"/>
+          <w:tab w:val="left" w:pos="4580"/>
+          <w:tab w:val="left" w:pos="5496"/>
+          <w:tab w:val="left" w:pos="6412"/>
+          <w:tab w:val="left" w:pos="7328"/>
+          <w:tab w:val="left" w:pos="8244"/>
+          <w:tab w:val="left" w:pos="9160"/>
+          <w:tab w:val="left" w:pos="10076"/>
+          <w:tab w:val="left" w:pos="10992"/>
+          <w:tab w:val="left" w:pos="11908"/>
+          <w:tab w:val="left" w:pos="12824"/>
+          <w:tab w:val="left" w:pos="13740"/>
+          <w:tab w:val="left" w:pos="14656"/>
+        </w:tabs>
+        <w:spacing w:before="20" w:after="20" w:line="360" w:lineRule="atLeast"/>
+        <w:ind w:left="400"/>
+        <w:jc w:val="both"/>
+        <w:rPr>
+          <w:rFonts w:ascii="Courier" w:eastAsia="Times New Roman" w:hAnsi="Courier" w:cs="Courier New"/>
+          <w:color w:val="000000"/>
+          <w:sz w:val="24"/>
+          <w:szCs w:val="24"/>
+          <w:lang w:eastAsia="en-ID"/>
+        </w:rPr>
+      </w:pPr>
+      <w:r>
+        <w:rPr>
+          <w:rFonts w:ascii="Courier" w:eastAsia="Times New Roman" w:hAnsi="Courier" w:cs="Courier New"/>
+          <w:color w:val="000000"/>
+          <w:sz w:val="24"/>
+          <w:szCs w:val="24"/>
+          <w:lang w:eastAsia="en-ID"/>
+        </w:rPr>
+        <w:t xml:space="preserve">public class </w:t>
+      </w:r>
+      <w:proofErr w:type="spellStart"/>
+      <w:r>
+        <w:rPr>
+          <w:rFonts w:ascii="Courier" w:eastAsia="Times New Roman" w:hAnsi="Courier" w:cs="Courier New"/>
+          <w:color w:val="000000"/>
+          <w:sz w:val="24"/>
+          <w:szCs w:val="24"/>
+          <w:lang w:eastAsia="en-ID"/>
+        </w:rPr>
+        <w:t>CardDeck</w:t>
+      </w:r>
+      <w:proofErr w:type="spellEnd"/>
+      <w:r>
+        <w:rPr>
+          <w:rFonts w:ascii="Courier" w:eastAsia="Times New Roman" w:hAnsi="Courier" w:cs="Courier New"/>
+          <w:color w:val="000000"/>
+          <w:sz w:val="24"/>
+          <w:szCs w:val="24"/>
+          <w:lang w:eastAsia="en-ID"/>
+        </w:rPr>
+        <w:t xml:space="preserve"> // bad design</w:t>
+      </w:r>
+    </w:p>
+    <w:p>
+      <w:pPr>
+        <w:tabs>
+          <w:tab w:val="left" w:pos="916"/>
+          <w:tab w:val="left" w:pos="1832"/>
+          <w:tab w:val="left" w:pos="2748"/>
+          <w:tab w:val="left" w:pos="3664"/>
+          <w:tab w:val="left" w:pos="4580"/>
+          <w:tab w:val="left" w:pos="5496"/>
+          <w:tab w:val="left" w:pos="6412"/>
+          <w:tab w:val="left" w:pos="7328"/>
+          <w:tab w:val="left" w:pos="8244"/>
+          <w:tab w:val="left" w:pos="9160"/>
+          <w:tab w:val="left" w:pos="10076"/>
+          <w:tab w:val="left" w:pos="10992"/>
+          <w:tab w:val="left" w:pos="11908"/>
+          <w:tab w:val="left" w:pos="12824"/>
+          <w:tab w:val="left" w:pos="13740"/>
+          <w:tab w:val="left" w:pos="14656"/>
+        </w:tabs>
+        <w:spacing w:before="20" w:after="20" w:line="360" w:lineRule="atLeast"/>
+        <w:ind w:left="400"/>
+        <w:jc w:val="both"/>
+        <w:rPr>
+          <w:rFonts w:ascii="Courier" w:eastAsia="Times New Roman" w:hAnsi="Courier" w:cs="Courier New"/>
+          <w:color w:val="000000"/>
+          <w:sz w:val="24"/>
+          <w:szCs w:val="24"/>
+          <w:lang w:eastAsia="en-ID"/>
+        </w:rPr>
+      </w:pPr>
+      <w:r>
+        <w:rPr>
+          <w:rFonts w:ascii="Courier" w:eastAsia="Times New Roman" w:hAnsi="Courier" w:cs="Courier New"/>
+          <w:color w:val="000000"/>
+          <w:sz w:val="24"/>
+          <w:szCs w:val="24"/>
+          <w:lang w:eastAsia="en-ID"/>
+        </w:rPr>
+        <w:t>{</w:t>
+      </w:r>
+    </w:p>
+    <w:p>
+      <w:pPr>
+        <w:tabs>
+          <w:tab w:val="left" w:pos="916"/>
+          <w:tab w:val="left" w:pos="1832"/>
+          <w:tab w:val="left" w:pos="2748"/>
+          <w:tab w:val="left" w:pos="3664"/>
+          <w:tab w:val="left" w:pos="4580"/>
+          <w:tab w:val="left" w:pos="5496"/>
+          <w:tab w:val="left" w:pos="6412"/>
+          <w:tab w:val="left" w:pos="7328"/>
+          <w:tab w:val="left" w:pos="8244"/>
+          <w:tab w:val="left" w:pos="9160"/>
+          <w:tab w:val="left" w:pos="10076"/>
+          <w:tab w:val="left" w:pos="10992"/>
+          <w:tab w:val="left" w:pos="11908"/>
+          <w:tab w:val="left" w:pos="12824"/>
+          <w:tab w:val="left" w:pos="13740"/>
+          <w:tab w:val="left" w:pos="14656"/>
+        </w:tabs>
+        <w:spacing w:before="20" w:after="20" w:line="360" w:lineRule="atLeast"/>
+        <w:ind w:left="400"/>
+        <w:jc w:val="both"/>
+        <w:rPr>
+          <w:rFonts w:ascii="Courier" w:eastAsia="Times New Roman" w:hAnsi="Courier" w:cs="Courier New"/>
+          <w:color w:val="000000"/>
+          <w:sz w:val="24"/>
+          <w:szCs w:val="24"/>
+          <w:lang w:eastAsia="en-ID"/>
+        </w:rPr>
+      </w:pPr>
+      <w:r>
+        <w:rPr>
+          <w:rFonts w:ascii="Courier" w:eastAsia="Times New Roman" w:hAnsi="Courier" w:cs="Courier New"/>
+          <w:color w:val="000000"/>
+          <w:sz w:val="24"/>
+          <w:szCs w:val="24"/>
+          <w:lang w:eastAsia="en-ID"/>
+        </w:rPr>
+        <w:t xml:space="preserve">   private </w:t>
+      </w:r>
+      <w:proofErr w:type="gramStart"/>
+      <w:r>
+        <w:rPr>
+          <w:rFonts w:ascii="Courier" w:eastAsia="Times New Roman" w:hAnsi="Courier" w:cs="Courier New"/>
+          <w:color w:val="000000"/>
+          <w:sz w:val="24"/>
+          <w:szCs w:val="24"/>
+          <w:lang w:eastAsia="en-ID"/>
+        </w:rPr>
+        <w:t>int[</w:t>
+      </w:r>
+      <w:proofErr w:type="gramEnd"/>
+      <w:r>
+        <w:rPr>
+          <w:rFonts w:ascii="Courier" w:eastAsia="Times New Roman" w:hAnsi="Courier" w:cs="Courier New"/>
+          <w:color w:val="000000"/>
+          <w:sz w:val="24"/>
+          <w:szCs w:val="24"/>
+          <w:lang w:eastAsia="en-ID"/>
+        </w:rPr>
+        <w:t>] value;</w:t>
+      </w:r>
+    </w:p>
+    <w:p>
+      <w:pPr>
+        <w:tabs>
+          <w:tab w:val="left" w:pos="916"/>
+          <w:tab w:val="left" w:pos="1832"/>
+          <w:tab w:val="left" w:pos="2748"/>
+          <w:tab w:val="left" w:pos="3664"/>
+          <w:tab w:val="left" w:pos="4580"/>
+          <w:tab w:val="left" w:pos="5496"/>
+          <w:tab w:val="left" w:pos="6412"/>
+          <w:tab w:val="left" w:pos="7328"/>
+          <w:tab w:val="left" w:pos="8244"/>
+          <w:tab w:val="left" w:pos="9160"/>
+          <w:tab w:val="left" w:pos="10076"/>
+          <w:tab w:val="left" w:pos="10992"/>
+          <w:tab w:val="left" w:pos="11908"/>
+          <w:tab w:val="left" w:pos="12824"/>
+          <w:tab w:val="left" w:pos="13740"/>
+          <w:tab w:val="left" w:pos="14656"/>
+        </w:tabs>
+        <w:spacing w:before="20" w:after="20" w:line="360" w:lineRule="atLeast"/>
+        <w:ind w:left="400"/>
+        <w:jc w:val="both"/>
+        <w:rPr>
+          <w:rFonts w:ascii="Courier" w:eastAsia="Times New Roman" w:hAnsi="Courier" w:cs="Courier New"/>
+          <w:color w:val="000000"/>
+          <w:sz w:val="24"/>
+          <w:szCs w:val="24"/>
+          <w:lang w:eastAsia="en-ID"/>
+        </w:rPr>
+      </w:pPr>
+      <w:r>
+        <w:rPr>
+          <w:rFonts w:ascii="Courier" w:eastAsia="Times New Roman" w:hAnsi="Courier" w:cs="Courier New"/>
+          <w:color w:val="000000"/>
+          <w:sz w:val="24"/>
+          <w:szCs w:val="24"/>
+          <w:lang w:eastAsia="en-ID"/>
+        </w:rPr>
+        <w:t xml:space="preserve">   private </w:t>
+      </w:r>
+      <w:proofErr w:type="gramStart"/>
+      <w:r>
+        <w:rPr>
+          <w:rFonts w:ascii="Courier" w:eastAsia="Times New Roman" w:hAnsi="Courier" w:cs="Courier New"/>
+          <w:color w:val="000000"/>
+          <w:sz w:val="24"/>
+          <w:szCs w:val="24"/>
+          <w:lang w:eastAsia="en-ID"/>
+        </w:rPr>
+        <w:t>int[</w:t>
+      </w:r>
+      <w:proofErr w:type="gramEnd"/>
+      <w:r>
+        <w:rPr>
+          <w:rFonts w:ascii="Courier" w:eastAsia="Times New Roman" w:hAnsi="Courier" w:cs="Courier New"/>
+          <w:color w:val="000000"/>
+          <w:sz w:val="24"/>
+          <w:szCs w:val="24"/>
+          <w:lang w:eastAsia="en-ID"/>
+        </w:rPr>
+        <w:t>] suit;</w:t>
+      </w:r>
+    </w:p>
+    <w:p>
+      <w:pPr>
+        <w:tabs>
+          <w:tab w:val="left" w:pos="916"/>
+          <w:tab w:val="left" w:pos="1832"/>
+          <w:tab w:val="left" w:pos="2748"/>
+          <w:tab w:val="left" w:pos="3664"/>
+          <w:tab w:val="left" w:pos="4580"/>
+          <w:tab w:val="left" w:pos="5496"/>
+          <w:tab w:val="left" w:pos="6412"/>
+          <w:tab w:val="left" w:pos="7328"/>
+          <w:tab w:val="left" w:pos="8244"/>
+          <w:tab w:val="left" w:pos="9160"/>
+          <w:tab w:val="left" w:pos="10076"/>
+          <w:tab w:val="left" w:pos="10992"/>
+          <w:tab w:val="left" w:pos="11908"/>
+          <w:tab w:val="left" w:pos="12824"/>
+          <w:tab w:val="left" w:pos="13740"/>
+          <w:tab w:val="left" w:pos="14656"/>
+        </w:tabs>
+        <w:spacing w:before="20" w:after="20" w:line="360" w:lineRule="atLeast"/>
+        <w:ind w:left="400"/>
+        <w:jc w:val="both"/>
+        <w:rPr>
+          <w:rFonts w:ascii="Courier" w:eastAsia="Times New Roman" w:hAnsi="Courier" w:cs="Courier New"/>
+          <w:color w:val="000000"/>
+          <w:sz w:val="24"/>
+          <w:szCs w:val="24"/>
+          <w:lang w:eastAsia="en-ID"/>
+        </w:rPr>
+      </w:pPr>
+      <w:r>
+        <w:rPr>
+          <w:rFonts w:ascii="Courier" w:eastAsia="Times New Roman" w:hAnsi="Courier" w:cs="Courier New"/>
+          <w:color w:val="000000"/>
+          <w:sz w:val="24"/>
+          <w:szCs w:val="24"/>
+          <w:lang w:eastAsia="en-ID"/>
+        </w:rPr>
+        <w:t xml:space="preserve">   public </w:t>
+      </w:r>
+      <w:proofErr w:type="spellStart"/>
+      <w:proofErr w:type="gramStart"/>
+      <w:r>
+        <w:rPr>
+          <w:rFonts w:ascii="Courier" w:eastAsia="Times New Roman" w:hAnsi="Courier" w:cs="Courier New"/>
+          <w:color w:val="000000"/>
+          <w:sz w:val="24"/>
+          <w:szCs w:val="24"/>
+          <w:lang w:eastAsia="en-ID"/>
+        </w:rPr>
+        <w:t>CardDeck</w:t>
+      </w:r>
+      <w:proofErr w:type="spellEnd"/>
+      <w:r>
+        <w:rPr>
+          <w:rFonts w:ascii="Courier" w:eastAsia="Times New Roman" w:hAnsi="Courier" w:cs="Courier New"/>
+          <w:color w:val="000000"/>
+          <w:sz w:val="24"/>
+          <w:szCs w:val="24"/>
+          <w:lang w:eastAsia="en-ID"/>
+        </w:rPr>
+        <w:t>(</w:t>
+      </w:r>
+      <w:proofErr w:type="gramEnd"/>
+      <w:r>
+        <w:rPr>
+          <w:rFonts w:ascii="Courier" w:eastAsia="Times New Roman" w:hAnsi="Courier" w:cs="Courier New"/>
+          <w:color w:val="000000"/>
+          <w:sz w:val="24"/>
+          <w:szCs w:val="24"/>
+          <w:lang w:eastAsia="en-ID"/>
+        </w:rPr>
+        <w:t>) { . . . }</w:t>
+      </w:r>
+    </w:p>
+    <w:p>
+      <w:pPr>
+        <w:tabs>
+          <w:tab w:val="left" w:pos="916"/>
+          <w:tab w:val="left" w:pos="1832"/>
+          <w:tab w:val="left" w:pos="2748"/>
+          <w:tab w:val="left" w:pos="3664"/>
+          <w:tab w:val="left" w:pos="4580"/>
+          <w:tab w:val="left" w:pos="5496"/>
+          <w:tab w:val="left" w:pos="6412"/>
+          <w:tab w:val="left" w:pos="7328"/>
+          <w:tab w:val="left" w:pos="8244"/>
+          <w:tab w:val="left" w:pos="9160"/>
+          <w:tab w:val="left" w:pos="10076"/>
+          <w:tab w:val="left" w:pos="10992"/>
+          <w:tab w:val="left" w:pos="11908"/>
+          <w:tab w:val="left" w:pos="12824"/>
+          <w:tab w:val="left" w:pos="13740"/>
+          <w:tab w:val="left" w:pos="14656"/>
+        </w:tabs>
+        <w:spacing w:before="20" w:after="20" w:line="360" w:lineRule="atLeast"/>
+        <w:ind w:left="400"/>
+        <w:jc w:val="both"/>
+        <w:rPr>
+          <w:rFonts w:ascii="Courier" w:eastAsia="Times New Roman" w:hAnsi="Courier" w:cs="Courier New"/>
+          <w:color w:val="000000"/>
+          <w:sz w:val="24"/>
+          <w:szCs w:val="24"/>
+          <w:lang w:eastAsia="en-ID"/>
+        </w:rPr>
+      </w:pPr>
+      <w:r>
+        <w:rPr>
+          <w:rFonts w:ascii="Courier" w:eastAsia="Times New Roman" w:hAnsi="Courier" w:cs="Courier New"/>
+          <w:color w:val="000000"/>
+          <w:sz w:val="24"/>
+          <w:szCs w:val="24"/>
+          <w:lang w:eastAsia="en-ID"/>
+        </w:rPr>
+        <w:t xml:space="preserve">   public void </w:t>
+      </w:r>
+      <w:proofErr w:type="gramStart"/>
+      <w:r>
+        <w:rPr>
+          <w:rFonts w:ascii="Courier" w:eastAsia="Times New Roman" w:hAnsi="Courier" w:cs="Courier New"/>
+          <w:color w:val="000000"/>
+          <w:sz w:val="24"/>
+          <w:szCs w:val="24"/>
+          <w:lang w:eastAsia="en-ID"/>
+        </w:rPr>
+        <w:t>shuffle(</w:t>
+      </w:r>
+      <w:proofErr w:type="gramEnd"/>
+      <w:r>
+        <w:rPr>
+          <w:rFonts w:ascii="Courier" w:eastAsia="Times New Roman" w:hAnsi="Courier" w:cs="Courier New"/>
+          <w:color w:val="000000"/>
+          <w:sz w:val="24"/>
+          <w:szCs w:val="24"/>
+          <w:lang w:eastAsia="en-ID"/>
+        </w:rPr>
+        <w:t>) { . . . }</w:t>
+      </w:r>
+    </w:p>
+    <w:p>
+      <w:pPr>
+        <w:tabs>
+          <w:tab w:val="left" w:pos="916"/>
+          <w:tab w:val="left" w:pos="1832"/>
+          <w:tab w:val="left" w:pos="2748"/>
+          <w:tab w:val="left" w:pos="3664"/>
+          <w:tab w:val="left" w:pos="4580"/>
+          <w:tab w:val="left" w:pos="5496"/>
+          <w:tab w:val="left" w:pos="6412"/>
+          <w:tab w:val="left" w:pos="7328"/>
+          <w:tab w:val="left" w:pos="8244"/>
+          <w:tab w:val="left" w:pos="9160"/>
+          <w:tab w:val="left" w:pos="10076"/>
+          <w:tab w:val="left" w:pos="10992"/>
+          <w:tab w:val="left" w:pos="11908"/>
+          <w:tab w:val="left" w:pos="12824"/>
+          <w:tab w:val="left" w:pos="13740"/>
+          <w:tab w:val="left" w:pos="14656"/>
+        </w:tabs>
+        <w:spacing w:before="20" w:after="20" w:line="360" w:lineRule="atLeast"/>
+        <w:ind w:left="400"/>
+        <w:jc w:val="both"/>
+        <w:rPr>
+          <w:rFonts w:ascii="Courier" w:eastAsia="Times New Roman" w:hAnsi="Courier" w:cs="Courier New"/>
+          <w:color w:val="000000"/>
+          <w:sz w:val="24"/>
+          <w:szCs w:val="24"/>
+          <w:lang w:eastAsia="en-ID"/>
+        </w:rPr>
+      </w:pPr>
+      <w:r>
+        <w:rPr>
+          <w:rFonts w:ascii="Courier" w:eastAsia="Times New Roman" w:hAnsi="Courier" w:cs="Courier New"/>
+          <w:color w:val="000000"/>
+          <w:sz w:val="24"/>
+          <w:szCs w:val="24"/>
+          <w:lang w:eastAsia="en-ID"/>
+        </w:rPr>
+        <w:t xml:space="preserve">   public int </w:t>
+      </w:r>
+      <w:proofErr w:type="spellStart"/>
+      <w:proofErr w:type="gramStart"/>
+      <w:r>
+        <w:rPr>
+          <w:rFonts w:ascii="Courier" w:eastAsia="Times New Roman" w:hAnsi="Courier" w:cs="Courier New"/>
+          <w:color w:val="000000"/>
+          <w:sz w:val="24"/>
+          <w:szCs w:val="24"/>
+          <w:lang w:eastAsia="en-ID"/>
+        </w:rPr>
+        <w:t>getTopValue</w:t>
+      </w:r>
+      <w:proofErr w:type="spellEnd"/>
+      <w:r>
+        <w:rPr>
+          <w:rFonts w:ascii="Courier" w:eastAsia="Times New Roman" w:hAnsi="Courier" w:cs="Courier New"/>
+          <w:color w:val="000000"/>
+          <w:sz w:val="24"/>
+          <w:szCs w:val="24"/>
+          <w:lang w:eastAsia="en-ID"/>
+        </w:rPr>
+        <w:t>(</w:t>
+      </w:r>
+      <w:proofErr w:type="gramEnd"/>
+      <w:r>
+        <w:rPr>
+          <w:rFonts w:ascii="Courier" w:eastAsia="Times New Roman" w:hAnsi="Courier" w:cs="Courier New"/>
+          <w:color w:val="000000"/>
+          <w:sz w:val="24"/>
+          <w:szCs w:val="24"/>
+          <w:lang w:eastAsia="en-ID"/>
+        </w:rPr>
+        <w:t>) { . . . }</w:t>
+      </w:r>
+    </w:p>
+    <w:p>
+      <w:pPr>
+        <w:tabs>
+          <w:tab w:val="left" w:pos="916"/>
+          <w:tab w:val="left" w:pos="1832"/>
+          <w:tab w:val="left" w:pos="2748"/>
+          <w:tab w:val="left" w:pos="3664"/>
+          <w:tab w:val="left" w:pos="4580"/>
+          <w:tab w:val="left" w:pos="5496"/>
+          <w:tab w:val="left" w:pos="6412"/>
+          <w:tab w:val="left" w:pos="7328"/>
+          <w:tab w:val="left" w:pos="8244"/>
+          <w:tab w:val="left" w:pos="9160"/>
+          <w:tab w:val="left" w:pos="10076"/>
+          <w:tab w:val="left" w:pos="10992"/>
+          <w:tab w:val="left" w:pos="11908"/>
+          <w:tab w:val="left" w:pos="12824"/>
+          <w:tab w:val="left" w:pos="13740"/>
+          <w:tab w:val="left" w:pos="14656"/>
+        </w:tabs>
+        <w:spacing w:before="20" w:after="20" w:line="360" w:lineRule="atLeast"/>
+        <w:ind w:left="400"/>
+        <w:jc w:val="both"/>
+        <w:rPr>
+          <w:rFonts w:ascii="Courier" w:eastAsia="Times New Roman" w:hAnsi="Courier" w:cs="Courier New"/>
+          <w:color w:val="000000"/>
+          <w:sz w:val="24"/>
+          <w:szCs w:val="24"/>
+          <w:lang w:eastAsia="en-ID"/>
+        </w:rPr>
+      </w:pPr>
+      <w:r>
+        <w:rPr>
+          <w:rFonts w:ascii="Courier" w:eastAsia="Times New Roman" w:hAnsi="Courier" w:cs="Courier New"/>
+          <w:color w:val="000000"/>
+          <w:sz w:val="24"/>
+          <w:szCs w:val="24"/>
+          <w:lang w:eastAsia="en-ID"/>
+        </w:rPr>
+        <w:t xml:space="preserve">   public int </w:t>
+      </w:r>
+      <w:proofErr w:type="spellStart"/>
+      <w:proofErr w:type="gramStart"/>
+      <w:r>
+        <w:rPr>
+          <w:rFonts w:ascii="Courier" w:eastAsia="Times New Roman" w:hAnsi="Courier" w:cs="Courier New"/>
+          <w:color w:val="000000"/>
+          <w:sz w:val="24"/>
+          <w:szCs w:val="24"/>
+          <w:lang w:eastAsia="en-ID"/>
+        </w:rPr>
+        <w:t>getTopSuit</w:t>
+      </w:r>
+      <w:proofErr w:type="spellEnd"/>
+      <w:r>
+        <w:rPr>
+          <w:rFonts w:ascii="Courier" w:eastAsia="Times New Roman" w:hAnsi="Courier" w:cs="Courier New"/>
+          <w:color w:val="000000"/>
+          <w:sz w:val="24"/>
+          <w:szCs w:val="24"/>
+          <w:lang w:eastAsia="en-ID"/>
+        </w:rPr>
+        <w:t>(</w:t>
+      </w:r>
+      <w:proofErr w:type="gramEnd"/>
+      <w:r>
+        <w:rPr>
+          <w:rFonts w:ascii="Courier" w:eastAsia="Times New Roman" w:hAnsi="Courier" w:cs="Courier New"/>
+          <w:color w:val="000000"/>
+          <w:sz w:val="24"/>
+          <w:szCs w:val="24"/>
+          <w:lang w:eastAsia="en-ID"/>
+        </w:rPr>
+        <w:t>) { . . . }</w:t>
+      </w:r>
+    </w:p>
+    <w:p>
+      <w:pPr>
+        <w:tabs>
+          <w:tab w:val="left" w:pos="916"/>
+          <w:tab w:val="left" w:pos="1832"/>
+          <w:tab w:val="left" w:pos="2748"/>
+          <w:tab w:val="left" w:pos="3664"/>
+          <w:tab w:val="left" w:pos="4580"/>
+          <w:tab w:val="left" w:pos="5496"/>
+          <w:tab w:val="left" w:pos="6412"/>
+          <w:tab w:val="left" w:pos="7328"/>
+          <w:tab w:val="left" w:pos="8244"/>
+          <w:tab w:val="left" w:pos="9160"/>
+          <w:tab w:val="left" w:pos="10076"/>
+          <w:tab w:val="left" w:pos="10992"/>
+          <w:tab w:val="left" w:pos="11908"/>
+          <w:tab w:val="left" w:pos="12824"/>
+          <w:tab w:val="left" w:pos="13740"/>
+          <w:tab w:val="left" w:pos="14656"/>
+        </w:tabs>
+        <w:spacing w:before="20" w:after="20" w:line="360" w:lineRule="atLeast"/>
+        <w:ind w:left="400"/>
+        <w:jc w:val="both"/>
+        <w:rPr>
+          <w:rFonts w:ascii="Courier" w:eastAsia="Times New Roman" w:hAnsi="Courier" w:cs="Courier New"/>
+          <w:color w:val="000000"/>
+          <w:sz w:val="24"/>
+          <w:szCs w:val="24"/>
+          <w:lang w:eastAsia="en-ID"/>
+        </w:rPr>
+      </w:pPr>
+      <w:r>
+        <w:rPr>
+          <w:rFonts w:ascii="Courier" w:eastAsia="Times New Roman" w:hAnsi="Courier" w:cs="Courier New"/>
+          <w:color w:val="000000"/>
+          <w:sz w:val="24"/>
+          <w:szCs w:val="24"/>
+          <w:lang w:eastAsia="en-ID"/>
+        </w:rPr>
+        <w:t xml:space="preserve">   public void </w:t>
+      </w:r>
+      <w:proofErr w:type="gramStart"/>
+      <w:r>
+        <w:rPr>
+          <w:rFonts w:ascii="Courier" w:eastAsia="Times New Roman" w:hAnsi="Courier" w:cs="Courier New"/>
+          <w:color w:val="000000"/>
+          <w:sz w:val="24"/>
+          <w:szCs w:val="24"/>
+          <w:lang w:eastAsia="en-ID"/>
+        </w:rPr>
+        <w:t>draw(</w:t>
+      </w:r>
+      <w:proofErr w:type="gramEnd"/>
+      <w:r>
+        <w:rPr>
+          <w:rFonts w:ascii="Courier" w:eastAsia="Times New Roman" w:hAnsi="Courier" w:cs="Courier New"/>
+          <w:color w:val="000000"/>
+          <w:sz w:val="24"/>
+          <w:szCs w:val="24"/>
+          <w:lang w:eastAsia="en-ID"/>
+        </w:rPr>
+        <w:t>) { . . . }</w:t>
+      </w:r>
+    </w:p>
+    <w:p>
+      <w:pPr>
+        <w:tabs>
+          <w:tab w:val="left" w:pos="916"/>
+          <w:tab w:val="left" w:pos="1832"/>
+          <w:tab w:val="left" w:pos="2748"/>
+          <w:tab w:val="left" w:pos="3664"/>
+          <w:tab w:val="left" w:pos="4580"/>
+          <w:tab w:val="left" w:pos="5496"/>
+          <w:tab w:val="left" w:pos="6412"/>
+          <w:tab w:val="left" w:pos="7328"/>
+          <w:tab w:val="left" w:pos="8244"/>
+          <w:tab w:val="left" w:pos="9160"/>
+          <w:tab w:val="left" w:pos="10076"/>
+          <w:tab w:val="left" w:pos="10992"/>
+          <w:tab w:val="left" w:pos="11908"/>
+          <w:tab w:val="left" w:pos="12824"/>
+          <w:tab w:val="left" w:pos="13740"/>
+          <w:tab w:val="left" w:pos="14656"/>
+        </w:tabs>
+        <w:spacing w:before="20" w:after="20" w:line="360" w:lineRule="atLeast"/>
+        <w:ind w:left="400"/>
+        <w:jc w:val="both"/>
+        <w:rPr>
+          <w:rFonts w:ascii="Courier" w:eastAsia="Times New Roman" w:hAnsi="Courier" w:cs="Courier New"/>
+          <w:color w:val="000000"/>
+          <w:sz w:val="24"/>
+          <w:szCs w:val="24"/>
+          <w:lang w:eastAsia="en-ID"/>
+        </w:rPr>
+      </w:pPr>
+      <w:r>
+        <w:rPr>
+          <w:rFonts w:ascii="Courier" w:eastAsia="Times New Roman" w:hAnsi="Courier" w:cs="Courier New"/>
+          <w:color w:val="000000"/>
+          <w:sz w:val="24"/>
+          <w:szCs w:val="24"/>
+          <w:lang w:eastAsia="en-ID"/>
+        </w:rPr>
+        <w:t>}</w:t>
+      </w:r>
+    </w:p>
+    <w:p>
+      <w:pPr>
+        <w:spacing w:before="72" w:after="72" w:line="240" w:lineRule="auto"/>
+        <w:ind w:left="360"/>
+        <w:jc w:val="both"/>
+        <w:rPr>
+          <w:rFonts w:ascii="Segoe UI" w:eastAsia="Times New Roman" w:hAnsi="Segoe UI" w:cs="Segoe UI"/>
+          <w:color w:val="000000"/>
+          <w:sz w:val="24"/>
+          <w:szCs w:val="24"/>
+          <w:lang w:eastAsia="en-ID"/>
+        </w:rPr>
+      </w:pPr>
+      <w:r>
+        <w:rPr>
+          <w:rFonts w:ascii="Segoe UI" w:eastAsia="Times New Roman" w:hAnsi="Segoe UI" w:cs="Segoe UI"/>
+          <w:color w:val="000000"/>
+          <w:sz w:val="24"/>
+          <w:szCs w:val="24"/>
+          <w:lang w:eastAsia="en-ID"/>
+        </w:rPr>
+        <w:t>This class really implements two separate concepts: a </w:t>
+      </w:r>
+      <w:r>
+        <w:rPr>
+          <w:rFonts w:ascii="Segoe UI" w:eastAsia="Times New Roman" w:hAnsi="Segoe UI" w:cs="Segoe UI"/>
+          <w:i/>
+          <w:iCs/>
+          <w:color w:val="000000"/>
+          <w:sz w:val="24"/>
+          <w:szCs w:val="24"/>
+          <w:lang w:eastAsia="en-ID"/>
+        </w:rPr>
+        <w:t>deck of cards</w:t>
+      </w:r>
+      <w:r>
+        <w:rPr>
+          <w:rFonts w:ascii="Segoe UI" w:eastAsia="Times New Roman" w:hAnsi="Segoe UI" w:cs="Segoe UI"/>
+          <w:color w:val="000000"/>
+          <w:sz w:val="24"/>
+          <w:szCs w:val="24"/>
+          <w:lang w:eastAsia="en-ID"/>
+        </w:rPr>
+        <w:t>, with its </w:t>
+      </w:r>
+      <w:r>
+        <w:rPr>
+          <w:rFonts w:ascii="Courier" w:eastAsia="Times New Roman" w:hAnsi="Courier" w:cs="Courier New"/>
+          <w:color w:val="000000"/>
+          <w:sz w:val="24"/>
+          <w:szCs w:val="24"/>
+          <w:lang w:eastAsia="en-ID"/>
+        </w:rPr>
+        <w:t>shuffle</w:t>
+      </w:r>
+      <w:r>
+        <w:rPr>
+          <w:rFonts w:ascii="Segoe UI" w:eastAsia="Times New Roman" w:hAnsi="Segoe UI" w:cs="Segoe UI"/>
+          <w:color w:val="000000"/>
+          <w:sz w:val="24"/>
+          <w:szCs w:val="24"/>
+          <w:lang w:eastAsia="en-ID"/>
+        </w:rPr>
+        <w:t> and </w:t>
+      </w:r>
+      <w:r>
+        <w:rPr>
+          <w:rFonts w:ascii="Courier" w:eastAsia="Times New Roman" w:hAnsi="Courier" w:cs="Courier New"/>
+          <w:color w:val="000000"/>
+          <w:sz w:val="24"/>
+          <w:szCs w:val="24"/>
+          <w:lang w:eastAsia="en-ID"/>
+        </w:rPr>
+        <w:t>draw</w:t>
+      </w:r>
+      <w:r>
+        <w:rPr>
+          <w:rFonts w:ascii="Segoe UI" w:eastAsia="Times New Roman" w:hAnsi="Segoe UI" w:cs="Segoe UI"/>
+          <w:color w:val="000000"/>
+          <w:sz w:val="24"/>
+          <w:szCs w:val="24"/>
+          <w:lang w:eastAsia="en-ID"/>
+        </w:rPr>
+        <w:t> methods, and a </w:t>
+      </w:r>
+      <w:r>
+        <w:rPr>
+          <w:rFonts w:ascii="Segoe UI" w:eastAsia="Times New Roman" w:hAnsi="Segoe UI" w:cs="Segoe UI"/>
+          <w:i/>
+          <w:iCs/>
+          <w:color w:val="000000"/>
+          <w:sz w:val="24"/>
+          <w:szCs w:val="24"/>
+          <w:lang w:eastAsia="en-ID"/>
+        </w:rPr>
+        <w:t>card</w:t>
+      </w:r>
+      <w:r>
+        <w:rPr>
+          <w:rFonts w:ascii="Segoe UI" w:eastAsia="Times New Roman" w:hAnsi="Segoe UI" w:cs="Segoe UI"/>
+          <w:color w:val="000000"/>
+          <w:sz w:val="24"/>
+          <w:szCs w:val="24"/>
+          <w:lang w:eastAsia="en-ID"/>
+        </w:rPr>
+        <w:t>, with the methods to inspect its value and suit. It makes sense to introduce a </w:t>
+      </w:r>
+      <w:r>
+        <w:rPr>
+          <w:rFonts w:ascii="Courier" w:eastAsia="Times New Roman" w:hAnsi="Courier" w:cs="Courier New"/>
+          <w:color w:val="000000"/>
+          <w:sz w:val="24"/>
+          <w:szCs w:val="24"/>
+          <w:lang w:eastAsia="en-ID"/>
+        </w:rPr>
+        <w:t>Card</w:t>
+      </w:r>
+      <w:r>
+        <w:rPr>
+          <w:rFonts w:ascii="Segoe UI" w:eastAsia="Times New Roman" w:hAnsi="Segoe UI" w:cs="Segoe UI"/>
+          <w:color w:val="000000"/>
+          <w:sz w:val="24"/>
+          <w:szCs w:val="24"/>
+          <w:lang w:eastAsia="en-ID"/>
+        </w:rPr>
+        <w:t> class that represents an individual card. Now you have two classes, each with its own responsibilities:</w:t>
+      </w:r>
+    </w:p>
+    <w:p>
+      <w:pPr>
+        <w:tabs>
+          <w:tab w:val="left" w:pos="916"/>
+          <w:tab w:val="left" w:pos="1832"/>
+          <w:tab w:val="left" w:pos="2748"/>
+          <w:tab w:val="left" w:pos="3664"/>
+          <w:tab w:val="left" w:pos="4580"/>
+          <w:tab w:val="left" w:pos="5496"/>
+          <w:tab w:val="left" w:pos="6412"/>
+          <w:tab w:val="left" w:pos="7328"/>
+          <w:tab w:val="left" w:pos="8244"/>
+          <w:tab w:val="left" w:pos="9160"/>
+          <w:tab w:val="left" w:pos="10076"/>
+          <w:tab w:val="left" w:pos="10992"/>
+          <w:tab w:val="left" w:pos="11908"/>
+          <w:tab w:val="left" w:pos="12824"/>
+          <w:tab w:val="left" w:pos="13740"/>
+          <w:tab w:val="left" w:pos="14656"/>
+        </w:tabs>
+        <w:spacing w:before="20" w:after="20" w:line="360" w:lineRule="atLeast"/>
+        <w:ind w:left="400"/>
+        <w:jc w:val="both"/>
+        <w:rPr>
+          <w:rFonts w:ascii="Courier" w:eastAsia="Times New Roman" w:hAnsi="Courier" w:cs="Courier New"/>
+          <w:color w:val="000000"/>
+          <w:sz w:val="24"/>
+          <w:szCs w:val="24"/>
+          <w:lang w:eastAsia="en-ID"/>
+        </w:rPr>
+      </w:pPr>
+      <w:r>
+        <w:rPr>
+          <w:rFonts w:ascii="Courier" w:eastAsia="Times New Roman" w:hAnsi="Courier" w:cs="Courier New"/>
+          <w:color w:val="000000"/>
+          <w:sz w:val="24"/>
+          <w:szCs w:val="24"/>
+          <w:lang w:eastAsia="en-ID"/>
+        </w:rPr>
+        <w:t xml:space="preserve">public class </w:t>
+      </w:r>
+      <w:proofErr w:type="spellStart"/>
+      <w:r>
+        <w:rPr>
+          <w:rFonts w:ascii="Courier" w:eastAsia="Times New Roman" w:hAnsi="Courier" w:cs="Courier New"/>
+          <w:color w:val="000000"/>
+          <w:sz w:val="24"/>
+          <w:szCs w:val="24"/>
+          <w:lang w:eastAsia="en-ID"/>
+        </w:rPr>
+        <w:t>CardDeck</w:t>
+      </w:r>
+      <w:proofErr w:type="spellEnd"/>
+    </w:p>
+    <w:p>
+      <w:pPr>
+        <w:tabs>
+          <w:tab w:val="left" w:pos="916"/>
+          <w:tab w:val="left" w:pos="1832"/>
+          <w:tab w:val="left" w:pos="2748"/>
+          <w:tab w:val="left" w:pos="3664"/>
+          <w:tab w:val="left" w:pos="4580"/>
+          <w:tab w:val="left" w:pos="5496"/>
+          <w:tab w:val="left" w:pos="6412"/>
+          <w:tab w:val="left" w:pos="7328"/>
+          <w:tab w:val="left" w:pos="8244"/>
+          <w:tab w:val="left" w:pos="9160"/>
+          <w:tab w:val="left" w:pos="10076"/>
+          <w:tab w:val="left" w:pos="10992"/>
+          <w:tab w:val="left" w:pos="11908"/>
+          <w:tab w:val="left" w:pos="12824"/>
+          <w:tab w:val="left" w:pos="13740"/>
+          <w:tab w:val="left" w:pos="14656"/>
+        </w:tabs>
+        <w:spacing w:before="20" w:after="20" w:line="360" w:lineRule="atLeast"/>
+        <w:ind w:left="400"/>
+        <w:jc w:val="both"/>
+        <w:rPr>
+          <w:rFonts w:ascii="Courier" w:eastAsia="Times New Roman" w:hAnsi="Courier" w:cs="Courier New"/>
+          <w:color w:val="000000"/>
+          <w:sz w:val="24"/>
+          <w:szCs w:val="24"/>
+          <w:lang w:eastAsia="en-ID"/>
+        </w:rPr>
+      </w:pPr>
+      <w:r>
+        <w:rPr>
+          <w:rFonts w:ascii="Courier" w:eastAsia="Times New Roman" w:hAnsi="Courier" w:cs="Courier New"/>
+          <w:color w:val="000000"/>
+          <w:sz w:val="24"/>
+          <w:szCs w:val="24"/>
+          <w:lang w:eastAsia="en-ID"/>
+        </w:rPr>
+        <w:t>{</w:t>
+      </w:r>
+    </w:p>
+    <w:p>
+      <w:pPr>
+        <w:tabs>
+          <w:tab w:val="left" w:pos="916"/>
+          <w:tab w:val="left" w:pos="1832"/>
+          <w:tab w:val="left" w:pos="2748"/>
+          <w:tab w:val="left" w:pos="3664"/>
+          <w:tab w:val="left" w:pos="4580"/>
+          <w:tab w:val="left" w:pos="5496"/>
+          <w:tab w:val="left" w:pos="6412"/>
+          <w:tab w:val="left" w:pos="7328"/>
+          <w:tab w:val="left" w:pos="8244"/>
+          <w:tab w:val="left" w:pos="9160"/>
+          <w:tab w:val="left" w:pos="10076"/>
+          <w:tab w:val="left" w:pos="10992"/>
+          <w:tab w:val="left" w:pos="11908"/>
+          <w:tab w:val="left" w:pos="12824"/>
+          <w:tab w:val="left" w:pos="13740"/>
+          <w:tab w:val="left" w:pos="14656"/>
+        </w:tabs>
+        <w:spacing w:before="20" w:after="20" w:line="360" w:lineRule="atLeast"/>
+        <w:ind w:left="400"/>
+        <w:jc w:val="both"/>
+        <w:rPr>
+          <w:rFonts w:ascii="Courier" w:eastAsia="Times New Roman" w:hAnsi="Courier" w:cs="Courier New"/>
+          <w:color w:val="000000"/>
+          <w:sz w:val="24"/>
+          <w:szCs w:val="24"/>
+          <w:lang w:eastAsia="en-ID"/>
+        </w:rPr>
+      </w:pPr>
+      <w:r>
+        <w:rPr>
+          <w:rFonts w:ascii="Courier" w:eastAsia="Times New Roman" w:hAnsi="Courier" w:cs="Courier New"/>
+          <w:color w:val="000000"/>
+          <w:sz w:val="24"/>
+          <w:szCs w:val="24"/>
+          <w:lang w:eastAsia="en-ID"/>
+        </w:rPr>
+        <w:t xml:space="preserve">   private </w:t>
+      </w:r>
+      <w:proofErr w:type="gramStart"/>
+      <w:r>
+        <w:rPr>
+          <w:rFonts w:ascii="Courier" w:eastAsia="Times New Roman" w:hAnsi="Courier" w:cs="Courier New"/>
+          <w:color w:val="000000"/>
+          <w:sz w:val="24"/>
+          <w:szCs w:val="24"/>
+          <w:lang w:eastAsia="en-ID"/>
+        </w:rPr>
+        <w:t>Card[</w:t>
+      </w:r>
+      <w:proofErr w:type="gramEnd"/>
+      <w:r>
+        <w:rPr>
+          <w:rFonts w:ascii="Courier" w:eastAsia="Times New Roman" w:hAnsi="Courier" w:cs="Courier New"/>
+          <w:color w:val="000000"/>
+          <w:sz w:val="24"/>
+          <w:szCs w:val="24"/>
+          <w:lang w:eastAsia="en-ID"/>
+        </w:rPr>
+        <w:t>] cards;</w:t>
+      </w:r>
+    </w:p>
+    <w:p>
+      <w:pPr>
+        <w:tabs>
+          <w:tab w:val="left" w:pos="916"/>
+          <w:tab w:val="left" w:pos="1832"/>
+          <w:tab w:val="left" w:pos="2748"/>
+          <w:tab w:val="left" w:pos="3664"/>
+          <w:tab w:val="left" w:pos="4580"/>
+          <w:tab w:val="left" w:pos="5496"/>
+          <w:tab w:val="left" w:pos="6412"/>
+          <w:tab w:val="left" w:pos="7328"/>
+          <w:tab w:val="left" w:pos="8244"/>
+          <w:tab w:val="left" w:pos="9160"/>
+          <w:tab w:val="left" w:pos="10076"/>
+          <w:tab w:val="left" w:pos="10992"/>
+          <w:tab w:val="left" w:pos="11908"/>
+          <w:tab w:val="left" w:pos="12824"/>
+          <w:tab w:val="left" w:pos="13740"/>
+          <w:tab w:val="left" w:pos="14656"/>
+        </w:tabs>
+        <w:spacing w:before="20" w:after="20" w:line="360" w:lineRule="atLeast"/>
+        <w:ind w:left="400"/>
+        <w:jc w:val="both"/>
+        <w:rPr>
+          <w:rFonts w:ascii="Courier" w:eastAsia="Times New Roman" w:hAnsi="Courier" w:cs="Courier New"/>
+          <w:color w:val="000000"/>
+          <w:sz w:val="24"/>
+          <w:szCs w:val="24"/>
+          <w:lang w:eastAsia="en-ID"/>
+        </w:rPr>
+      </w:pPr>
+      <w:r>
+        <w:rPr>
+          <w:rFonts w:ascii="Courier" w:eastAsia="Times New Roman" w:hAnsi="Courier" w:cs="Courier New"/>
+          <w:color w:val="000000"/>
+          <w:sz w:val="24"/>
+          <w:szCs w:val="24"/>
+          <w:lang w:eastAsia="en-ID"/>
+        </w:rPr>
+        <w:t xml:space="preserve">   public </w:t>
+      </w:r>
+      <w:proofErr w:type="spellStart"/>
+      <w:proofErr w:type="gramStart"/>
+      <w:r>
+        <w:rPr>
+          <w:rFonts w:ascii="Courier" w:eastAsia="Times New Roman" w:hAnsi="Courier" w:cs="Courier New"/>
+          <w:color w:val="000000"/>
+          <w:sz w:val="24"/>
+          <w:szCs w:val="24"/>
+          <w:lang w:eastAsia="en-ID"/>
+        </w:rPr>
+        <w:t>CardDeck</w:t>
+      </w:r>
+      <w:proofErr w:type="spellEnd"/>
+      <w:r>
+        <w:rPr>
+          <w:rFonts w:ascii="Courier" w:eastAsia="Times New Roman" w:hAnsi="Courier" w:cs="Courier New"/>
+          <w:color w:val="000000"/>
+          <w:sz w:val="24"/>
+          <w:szCs w:val="24"/>
+          <w:lang w:eastAsia="en-ID"/>
+        </w:rPr>
+        <w:t>(</w:t>
+      </w:r>
+      <w:proofErr w:type="gramEnd"/>
+      <w:r>
+        <w:rPr>
+          <w:rFonts w:ascii="Courier" w:eastAsia="Times New Roman" w:hAnsi="Courier" w:cs="Courier New"/>
+          <w:color w:val="000000"/>
+          <w:sz w:val="24"/>
+          <w:szCs w:val="24"/>
+          <w:lang w:eastAsia="en-ID"/>
+        </w:rPr>
+        <w:t>) { . . . }</w:t>
+      </w:r>
+    </w:p>
+    <w:p>
+      <w:pPr>
+        <w:tabs>
+          <w:tab w:val="left" w:pos="916"/>
+          <w:tab w:val="left" w:pos="1832"/>
+          <w:tab w:val="left" w:pos="2748"/>
+          <w:tab w:val="left" w:pos="3664"/>
+          <w:tab w:val="left" w:pos="4580"/>
+          <w:tab w:val="left" w:pos="5496"/>
+          <w:tab w:val="left" w:pos="6412"/>
+          <w:tab w:val="left" w:pos="7328"/>
+          <w:tab w:val="left" w:pos="8244"/>
+          <w:tab w:val="left" w:pos="9160"/>
+          <w:tab w:val="left" w:pos="10076"/>
+          <w:tab w:val="left" w:pos="10992"/>
+          <w:tab w:val="left" w:pos="11908"/>
+          <w:tab w:val="left" w:pos="12824"/>
+          <w:tab w:val="left" w:pos="13740"/>
+          <w:tab w:val="left" w:pos="14656"/>
+        </w:tabs>
+        <w:spacing w:before="20" w:after="20" w:line="360" w:lineRule="atLeast"/>
+        <w:ind w:left="400"/>
+        <w:jc w:val="both"/>
+        <w:rPr>
+          <w:rFonts w:ascii="Courier" w:eastAsia="Times New Roman" w:hAnsi="Courier" w:cs="Courier New"/>
+          <w:color w:val="000000"/>
+          <w:sz w:val="24"/>
+          <w:szCs w:val="24"/>
+          <w:lang w:eastAsia="en-ID"/>
+        </w:rPr>
+      </w:pPr>
+      <w:r>
+        <w:rPr>
+          <w:rFonts w:ascii="Courier" w:eastAsia="Times New Roman" w:hAnsi="Courier" w:cs="Courier New"/>
+          <w:color w:val="000000"/>
+          <w:sz w:val="24"/>
+          <w:szCs w:val="24"/>
+          <w:lang w:eastAsia="en-ID"/>
+        </w:rPr>
+        <w:t xml:space="preserve">   public void </w:t>
+      </w:r>
+      <w:proofErr w:type="gramStart"/>
+      <w:r>
+        <w:rPr>
+          <w:rFonts w:ascii="Courier" w:eastAsia="Times New Roman" w:hAnsi="Courier" w:cs="Courier New"/>
+          <w:color w:val="000000"/>
+          <w:sz w:val="24"/>
+          <w:szCs w:val="24"/>
+          <w:lang w:eastAsia="en-ID"/>
+        </w:rPr>
+        <w:t>shuffle(</w:t>
+      </w:r>
+      <w:proofErr w:type="gramEnd"/>
+      <w:r>
+        <w:rPr>
+          <w:rFonts w:ascii="Courier" w:eastAsia="Times New Roman" w:hAnsi="Courier" w:cs="Courier New"/>
+          <w:color w:val="000000"/>
+          <w:sz w:val="24"/>
+          <w:szCs w:val="24"/>
+          <w:lang w:eastAsia="en-ID"/>
+        </w:rPr>
+        <w:t>) { . . . }</w:t>
+      </w:r>
+    </w:p>
+    <w:p>
+      <w:pPr>
+        <w:tabs>
+          <w:tab w:val="left" w:pos="916"/>
+          <w:tab w:val="left" w:pos="1832"/>
+          <w:tab w:val="left" w:pos="2748"/>
+          <w:tab w:val="left" w:pos="3664"/>
+          <w:tab w:val="left" w:pos="4580"/>
+          <w:tab w:val="left" w:pos="5496"/>
+          <w:tab w:val="left" w:pos="6412"/>
+          <w:tab w:val="left" w:pos="7328"/>
+          <w:tab w:val="left" w:pos="8244"/>
+          <w:tab w:val="left" w:pos="9160"/>
+          <w:tab w:val="left" w:pos="10076"/>
+          <w:tab w:val="left" w:pos="10992"/>
+          <w:tab w:val="left" w:pos="11908"/>
+          <w:tab w:val="left" w:pos="12824"/>
+          <w:tab w:val="left" w:pos="13740"/>
+          <w:tab w:val="left" w:pos="14656"/>
+        </w:tabs>
+        <w:spacing w:before="20" w:after="20" w:line="360" w:lineRule="atLeast"/>
+        <w:ind w:left="400"/>
+        <w:jc w:val="both"/>
+        <w:rPr>
+          <w:rFonts w:ascii="Courier" w:eastAsia="Times New Roman" w:hAnsi="Courier" w:cs="Courier New"/>
+          <w:color w:val="000000"/>
+          <w:sz w:val="24"/>
+          <w:szCs w:val="24"/>
+          <w:lang w:eastAsia="en-ID"/>
+        </w:rPr>
+      </w:pPr>
+      <w:r>
+        <w:rPr>
+          <w:rFonts w:ascii="Courier" w:eastAsia="Times New Roman" w:hAnsi="Courier" w:cs="Courier New"/>
+          <w:color w:val="000000"/>
+          <w:sz w:val="24"/>
+          <w:szCs w:val="24"/>
+          <w:lang w:eastAsia="en-ID"/>
+        </w:rPr>
+        <w:t xml:space="preserve">   public Card </w:t>
+      </w:r>
+      <w:proofErr w:type="spellStart"/>
+      <w:proofErr w:type="gramStart"/>
+      <w:r>
+        <w:rPr>
+          <w:rFonts w:ascii="Courier" w:eastAsia="Times New Roman" w:hAnsi="Courier" w:cs="Courier New"/>
+          <w:color w:val="000000"/>
+          <w:sz w:val="24"/>
+          <w:szCs w:val="24"/>
+          <w:lang w:eastAsia="en-ID"/>
+        </w:rPr>
+        <w:t>getTop</w:t>
+      </w:r>
+      <w:proofErr w:type="spellEnd"/>
+      <w:r>
+        <w:rPr>
+          <w:rFonts w:ascii="Courier" w:eastAsia="Times New Roman" w:hAnsi="Courier" w:cs="Courier New"/>
+          <w:color w:val="000000"/>
+          <w:sz w:val="24"/>
+          <w:szCs w:val="24"/>
+          <w:lang w:eastAsia="en-ID"/>
+        </w:rPr>
+        <w:t>(</w:t>
+      </w:r>
+      <w:proofErr w:type="gramEnd"/>
+      <w:r>
+        <w:rPr>
+          <w:rFonts w:ascii="Courier" w:eastAsia="Times New Roman" w:hAnsi="Courier" w:cs="Courier New"/>
+          <w:color w:val="000000"/>
+          <w:sz w:val="24"/>
+          <w:szCs w:val="24"/>
+          <w:lang w:eastAsia="en-ID"/>
+        </w:rPr>
+        <w:t>) { . . . }</w:t>
+      </w:r>
+    </w:p>
+    <w:p>
+      <w:pPr>
+        <w:tabs>
+          <w:tab w:val="left" w:pos="916"/>
+          <w:tab w:val="left" w:pos="1832"/>
+          <w:tab w:val="left" w:pos="2748"/>
+          <w:tab w:val="left" w:pos="3664"/>
+          <w:tab w:val="left" w:pos="4580"/>
+          <w:tab w:val="left" w:pos="5496"/>
+          <w:tab w:val="left" w:pos="6412"/>
+          <w:tab w:val="left" w:pos="7328"/>
+          <w:tab w:val="left" w:pos="8244"/>
+          <w:tab w:val="left" w:pos="9160"/>
+          <w:tab w:val="left" w:pos="10076"/>
+          <w:tab w:val="left" w:pos="10992"/>
+          <w:tab w:val="left" w:pos="11908"/>
+          <w:tab w:val="left" w:pos="12824"/>
+          <w:tab w:val="left" w:pos="13740"/>
+          <w:tab w:val="left" w:pos="14656"/>
+        </w:tabs>
+        <w:spacing w:before="20" w:after="20" w:line="360" w:lineRule="atLeast"/>
+        <w:ind w:left="400"/>
+        <w:jc w:val="both"/>
+        <w:rPr>
+          <w:rFonts w:ascii="Courier" w:eastAsia="Times New Roman" w:hAnsi="Courier" w:cs="Courier New"/>
+          <w:color w:val="000000"/>
+          <w:sz w:val="24"/>
+          <w:szCs w:val="24"/>
+          <w:lang w:eastAsia="en-ID"/>
+        </w:rPr>
+      </w:pPr>
+      <w:r>
+        <w:rPr>
+          <w:rFonts w:ascii="Courier" w:eastAsia="Times New Roman" w:hAnsi="Courier" w:cs="Courier New"/>
+          <w:color w:val="000000"/>
+          <w:sz w:val="24"/>
+          <w:szCs w:val="24"/>
+          <w:lang w:eastAsia="en-ID"/>
+        </w:rPr>
+        <w:t xml:space="preserve">   public void </w:t>
+      </w:r>
+      <w:proofErr w:type="gramStart"/>
+      <w:r>
+        <w:rPr>
+          <w:rFonts w:ascii="Courier" w:eastAsia="Times New Roman" w:hAnsi="Courier" w:cs="Courier New"/>
+          <w:color w:val="000000"/>
+          <w:sz w:val="24"/>
+          <w:szCs w:val="24"/>
+          <w:lang w:eastAsia="en-ID"/>
+        </w:rPr>
+        <w:t>draw(</w:t>
+      </w:r>
+      <w:proofErr w:type="gramEnd"/>
+      <w:r>
+        <w:rPr>
+          <w:rFonts w:ascii="Courier" w:eastAsia="Times New Roman" w:hAnsi="Courier" w:cs="Courier New"/>
+          <w:color w:val="000000"/>
+          <w:sz w:val="24"/>
+          <w:szCs w:val="24"/>
+          <w:lang w:eastAsia="en-ID"/>
+        </w:rPr>
+        <w:t>) { . . . }</w:t>
+      </w:r>
+    </w:p>
+    <w:p>
+      <w:pPr>
+        <w:tabs>
+          <w:tab w:val="left" w:pos="916"/>
+          <w:tab w:val="left" w:pos="1832"/>
+          <w:tab w:val="left" w:pos="2748"/>
+          <w:tab w:val="left" w:pos="3664"/>
+          <w:tab w:val="left" w:pos="4580"/>
+          <w:tab w:val="left" w:pos="5496"/>
+          <w:tab w:val="left" w:pos="6412"/>
+          <w:tab w:val="left" w:pos="7328"/>
+          <w:tab w:val="left" w:pos="8244"/>
+          <w:tab w:val="left" w:pos="9160"/>
+          <w:tab w:val="left" w:pos="10076"/>
+          <w:tab w:val="left" w:pos="10992"/>
+          <w:tab w:val="left" w:pos="11908"/>
+          <w:tab w:val="left" w:pos="12824"/>
+          <w:tab w:val="left" w:pos="13740"/>
+          <w:tab w:val="left" w:pos="14656"/>
+        </w:tabs>
+        <w:spacing w:before="20" w:after="20" w:line="360" w:lineRule="atLeast"/>
+        <w:ind w:left="400"/>
+        <w:jc w:val="both"/>
+        <w:rPr>
+          <w:rFonts w:ascii="Courier" w:eastAsia="Times New Roman" w:hAnsi="Courier" w:cs="Courier New"/>
+          <w:color w:val="000000"/>
+          <w:sz w:val="24"/>
+          <w:szCs w:val="24"/>
+          <w:lang w:eastAsia="en-ID"/>
+        </w:rPr>
+      </w:pPr>
+      <w:r>
+        <w:rPr>
+          <w:rFonts w:ascii="Courier" w:eastAsia="Times New Roman" w:hAnsi="Courier" w:cs="Courier New"/>
+          <w:color w:val="000000"/>
+          <w:sz w:val="24"/>
+          <w:szCs w:val="24"/>
+          <w:lang w:eastAsia="en-ID"/>
+        </w:rPr>
+        <w:t>}</w:t>
+      </w:r>
+    </w:p>
+    <w:p>
+      <w:pPr>
+        <w:tabs>
+          <w:tab w:val="left" w:pos="916"/>
+          <w:tab w:val="left" w:pos="1832"/>
+          <w:tab w:val="left" w:pos="2748"/>
+          <w:tab w:val="left" w:pos="3664"/>
+          <w:tab w:val="left" w:pos="4580"/>
+          <w:tab w:val="left" w:pos="5496"/>
+          <w:tab w:val="left" w:pos="6412"/>
+          <w:tab w:val="left" w:pos="7328"/>
+          <w:tab w:val="left" w:pos="8244"/>
+          <w:tab w:val="left" w:pos="9160"/>
+          <w:tab w:val="left" w:pos="10076"/>
+          <w:tab w:val="left" w:pos="10992"/>
+          <w:tab w:val="left" w:pos="11908"/>
+          <w:tab w:val="left" w:pos="12824"/>
+          <w:tab w:val="left" w:pos="13740"/>
+          <w:tab w:val="left" w:pos="14656"/>
+        </w:tabs>
+        <w:spacing w:before="20" w:after="20" w:line="360" w:lineRule="atLeast"/>
+        <w:ind w:left="400"/>
+        <w:jc w:val="both"/>
+        <w:rPr>
+          <w:rFonts w:ascii="Courier" w:eastAsia="Times New Roman" w:hAnsi="Courier" w:cs="Courier New"/>
+          <w:color w:val="000000"/>
+          <w:sz w:val="24"/>
+          <w:szCs w:val="24"/>
+          <w:lang w:eastAsia="en-ID"/>
+        </w:rPr>
+      </w:pPr>
+      <w:r>
+        <w:rPr>
+          <w:rFonts w:ascii="Courier" w:eastAsia="Times New Roman" w:hAnsi="Courier" w:cs="Courier New"/>
+          <w:color w:val="000000"/>
+          <w:sz w:val="24"/>
+          <w:szCs w:val="24"/>
+          <w:lang w:eastAsia="en-ID"/>
+        </w:rPr>
+        <w:t>public class Card</w:t>
+      </w:r>
+    </w:p>
+    <w:p>
+      <w:pPr>
+        <w:tabs>
+          <w:tab w:val="left" w:pos="916"/>
+          <w:tab w:val="left" w:pos="1832"/>
+          <w:tab w:val="left" w:pos="2748"/>
+          <w:tab w:val="left" w:pos="3664"/>
+          <w:tab w:val="left" w:pos="4580"/>
+          <w:tab w:val="left" w:pos="5496"/>
+          <w:tab w:val="left" w:pos="6412"/>
+          <w:tab w:val="left" w:pos="7328"/>
+          <w:tab w:val="left" w:pos="8244"/>
+          <w:tab w:val="left" w:pos="9160"/>
+          <w:tab w:val="left" w:pos="10076"/>
+          <w:tab w:val="left" w:pos="10992"/>
+          <w:tab w:val="left" w:pos="11908"/>
+          <w:tab w:val="left" w:pos="12824"/>
+          <w:tab w:val="left" w:pos="13740"/>
+          <w:tab w:val="left" w:pos="14656"/>
+        </w:tabs>
+        <w:spacing w:before="20" w:after="20" w:line="360" w:lineRule="atLeast"/>
+        <w:ind w:left="400"/>
+        <w:jc w:val="both"/>
+        <w:rPr>
+          <w:rFonts w:ascii="Courier" w:eastAsia="Times New Roman" w:hAnsi="Courier" w:cs="Courier New"/>
+          <w:color w:val="000000"/>
+          <w:sz w:val="24"/>
+          <w:szCs w:val="24"/>
+          <w:lang w:eastAsia="en-ID"/>
+        </w:rPr>
+      </w:pPr>
+      <w:r>
+        <w:rPr>
+          <w:rFonts w:ascii="Courier" w:eastAsia="Times New Roman" w:hAnsi="Courier" w:cs="Courier New"/>
+          <w:color w:val="000000"/>
+          <w:sz w:val="24"/>
+          <w:szCs w:val="24"/>
+          <w:lang w:eastAsia="en-ID"/>
+        </w:rPr>
+        <w:t>{</w:t>
+      </w:r>
+    </w:p>
+    <w:p>
+      <w:pPr>
+        <w:tabs>
+          <w:tab w:val="left" w:pos="916"/>
+          <w:tab w:val="left" w:pos="1832"/>
+          <w:tab w:val="left" w:pos="2748"/>
+          <w:tab w:val="left" w:pos="3664"/>
+          <w:tab w:val="left" w:pos="4580"/>
+          <w:tab w:val="left" w:pos="5496"/>
+          <w:tab w:val="left" w:pos="6412"/>
+          <w:tab w:val="left" w:pos="7328"/>
+          <w:tab w:val="left" w:pos="8244"/>
+          <w:tab w:val="left" w:pos="9160"/>
+          <w:tab w:val="left" w:pos="10076"/>
+          <w:tab w:val="left" w:pos="10992"/>
+          <w:tab w:val="left" w:pos="11908"/>
+          <w:tab w:val="left" w:pos="12824"/>
+          <w:tab w:val="left" w:pos="13740"/>
+          <w:tab w:val="left" w:pos="14656"/>
+        </w:tabs>
+        <w:spacing w:before="20" w:after="20" w:line="360" w:lineRule="atLeast"/>
+        <w:ind w:left="400"/>
+        <w:jc w:val="both"/>
+        <w:rPr>
+          <w:rFonts w:ascii="Courier" w:eastAsia="Times New Roman" w:hAnsi="Courier" w:cs="Courier New"/>
+          <w:color w:val="000000"/>
+          <w:sz w:val="24"/>
+          <w:szCs w:val="24"/>
+          <w:lang w:eastAsia="en-ID"/>
+        </w:rPr>
+      </w:pPr>
+      <w:r>
+        <w:rPr>
+          <w:rFonts w:ascii="Courier" w:eastAsia="Times New Roman" w:hAnsi="Courier" w:cs="Courier New"/>
+          <w:color w:val="000000"/>
+          <w:sz w:val="24"/>
+          <w:szCs w:val="24"/>
+          <w:lang w:eastAsia="en-ID"/>
+        </w:rPr>
+        <w:t>   private int value;</w:t>
+      </w:r>
+    </w:p>
+    <w:p>
+      <w:pPr>
+        <w:tabs>
+          <w:tab w:val="left" w:pos="916"/>
+          <w:tab w:val="left" w:pos="1832"/>
+          <w:tab w:val="left" w:pos="2748"/>
+          <w:tab w:val="left" w:pos="3664"/>
+          <w:tab w:val="left" w:pos="4580"/>
+          <w:tab w:val="left" w:pos="5496"/>
+          <w:tab w:val="left" w:pos="6412"/>
+          <w:tab w:val="left" w:pos="7328"/>
+          <w:tab w:val="left" w:pos="8244"/>
+          <w:tab w:val="left" w:pos="9160"/>
+          <w:tab w:val="left" w:pos="10076"/>
+          <w:tab w:val="left" w:pos="10992"/>
+          <w:tab w:val="left" w:pos="11908"/>
+          <w:tab w:val="left" w:pos="12824"/>
+          <w:tab w:val="left" w:pos="13740"/>
+          <w:tab w:val="left" w:pos="14656"/>
+        </w:tabs>
+        <w:spacing w:before="20" w:after="20" w:line="360" w:lineRule="atLeast"/>
+        <w:ind w:left="400"/>
+        <w:jc w:val="both"/>
+        <w:rPr>
+          <w:rFonts w:ascii="Courier" w:eastAsia="Times New Roman" w:hAnsi="Courier" w:cs="Courier New"/>
+          <w:color w:val="000000"/>
+          <w:sz w:val="24"/>
+          <w:szCs w:val="24"/>
+          <w:lang w:eastAsia="en-ID"/>
+        </w:rPr>
+      </w:pPr>
+      <w:r>
+        <w:rPr>
+          <w:rFonts w:ascii="Courier" w:eastAsia="Times New Roman" w:hAnsi="Courier" w:cs="Courier New"/>
+          <w:color w:val="000000"/>
+          <w:sz w:val="24"/>
+          <w:szCs w:val="24"/>
+          <w:lang w:eastAsia="en-ID"/>
+        </w:rPr>
+        <w:t>   private int suit;</w:t>
+      </w:r>
+    </w:p>
+    <w:p>
+      <w:pPr>
+        <w:tabs>
+          <w:tab w:val="left" w:pos="916"/>
+          <w:tab w:val="left" w:pos="1832"/>
+          <w:tab w:val="left" w:pos="2748"/>
+          <w:tab w:val="left" w:pos="3664"/>
+          <w:tab w:val="left" w:pos="4580"/>
+          <w:tab w:val="left" w:pos="5496"/>
+          <w:tab w:val="left" w:pos="6412"/>
+          <w:tab w:val="left" w:pos="7328"/>
+          <w:tab w:val="left" w:pos="8244"/>
+          <w:tab w:val="left" w:pos="9160"/>
+          <w:tab w:val="left" w:pos="10076"/>
+          <w:tab w:val="left" w:pos="10992"/>
+          <w:tab w:val="left" w:pos="11908"/>
+          <w:tab w:val="left" w:pos="12824"/>
+          <w:tab w:val="left" w:pos="13740"/>
+          <w:tab w:val="left" w:pos="14656"/>
+        </w:tabs>
+        <w:spacing w:before="20" w:after="20" w:line="360" w:lineRule="atLeast"/>
+        <w:ind w:left="400"/>
+        <w:jc w:val="both"/>
+        <w:rPr>
+          <w:rFonts w:ascii="Courier" w:eastAsia="Times New Roman" w:hAnsi="Courier" w:cs="Courier New"/>
+          <w:color w:val="000000"/>
+          <w:sz w:val="24"/>
+          <w:szCs w:val="24"/>
+          <w:lang w:eastAsia="en-ID"/>
+        </w:rPr>
+      </w:pPr>
+      <w:r>
+        <w:rPr>
+          <w:rFonts w:ascii="Courier" w:eastAsia="Times New Roman" w:hAnsi="Courier" w:cs="Courier New"/>
+          <w:color w:val="000000"/>
+          <w:sz w:val="24"/>
+          <w:szCs w:val="24"/>
+          <w:lang w:eastAsia="en-ID"/>
+        </w:rPr>
+        <w:lastRenderedPageBreak/>
+        <w:t xml:space="preserve">   public </w:t>
+      </w:r>
+      <w:proofErr w:type="gramStart"/>
+      <w:r>
+        <w:rPr>
+          <w:rFonts w:ascii="Courier" w:eastAsia="Times New Roman" w:hAnsi="Courier" w:cs="Courier New"/>
+          <w:color w:val="000000"/>
+          <w:sz w:val="24"/>
+          <w:szCs w:val="24"/>
+          <w:lang w:eastAsia="en-ID"/>
+        </w:rPr>
+        <w:t>Card(</w:t>
+      </w:r>
+      <w:proofErr w:type="gramEnd"/>
+      <w:r>
+        <w:rPr>
+          <w:rFonts w:ascii="Courier" w:eastAsia="Times New Roman" w:hAnsi="Courier" w:cs="Courier New"/>
+          <w:color w:val="000000"/>
+          <w:sz w:val="24"/>
+          <w:szCs w:val="24"/>
+          <w:lang w:eastAsia="en-ID"/>
+        </w:rPr>
+        <w:t xml:space="preserve">int </w:t>
+      </w:r>
+      <w:proofErr w:type="spellStart"/>
+      <w:r>
+        <w:rPr>
+          <w:rFonts w:ascii="Courier" w:eastAsia="Times New Roman" w:hAnsi="Courier" w:cs="Courier New"/>
+          <w:color w:val="000000"/>
+          <w:sz w:val="24"/>
+          <w:szCs w:val="24"/>
+          <w:lang w:eastAsia="en-ID"/>
+        </w:rPr>
+        <w:t>aValue</w:t>
+      </w:r>
+      <w:proofErr w:type="spellEnd"/>
+      <w:r>
+        <w:rPr>
+          <w:rFonts w:ascii="Courier" w:eastAsia="Times New Roman" w:hAnsi="Courier" w:cs="Courier New"/>
+          <w:color w:val="000000"/>
+          <w:sz w:val="24"/>
+          <w:szCs w:val="24"/>
+          <w:lang w:eastAsia="en-ID"/>
+        </w:rPr>
+        <w:t xml:space="preserve">, int </w:t>
+      </w:r>
+      <w:proofErr w:type="spellStart"/>
+      <w:r>
+        <w:rPr>
+          <w:rFonts w:ascii="Courier" w:eastAsia="Times New Roman" w:hAnsi="Courier" w:cs="Courier New"/>
+          <w:color w:val="000000"/>
+          <w:sz w:val="24"/>
+          <w:szCs w:val="24"/>
+          <w:lang w:eastAsia="en-ID"/>
+        </w:rPr>
+        <w:t>aSuit</w:t>
+      </w:r>
+      <w:proofErr w:type="spellEnd"/>
+      <w:r>
+        <w:rPr>
+          <w:rFonts w:ascii="Courier" w:eastAsia="Times New Roman" w:hAnsi="Courier" w:cs="Courier New"/>
+          <w:color w:val="000000"/>
+          <w:sz w:val="24"/>
+          <w:szCs w:val="24"/>
+          <w:lang w:eastAsia="en-ID"/>
+        </w:rPr>
+        <w:t>) { . . . }</w:t>
+      </w:r>
+    </w:p>
+    <w:p>
+      <w:pPr>
+        <w:tabs>
+          <w:tab w:val="left" w:pos="916"/>
+          <w:tab w:val="left" w:pos="1832"/>
+          <w:tab w:val="left" w:pos="2748"/>
+          <w:tab w:val="left" w:pos="3664"/>
+          <w:tab w:val="left" w:pos="4580"/>
+          <w:tab w:val="left" w:pos="5496"/>
+          <w:tab w:val="left" w:pos="6412"/>
+          <w:tab w:val="left" w:pos="7328"/>
+          <w:tab w:val="left" w:pos="8244"/>
+          <w:tab w:val="left" w:pos="9160"/>
+          <w:tab w:val="left" w:pos="10076"/>
+          <w:tab w:val="left" w:pos="10992"/>
+          <w:tab w:val="left" w:pos="11908"/>
+          <w:tab w:val="left" w:pos="12824"/>
+          <w:tab w:val="left" w:pos="13740"/>
+          <w:tab w:val="left" w:pos="14656"/>
+        </w:tabs>
+        <w:spacing w:before="20" w:after="20" w:line="360" w:lineRule="atLeast"/>
+        <w:ind w:left="400"/>
+        <w:jc w:val="both"/>
+        <w:rPr>
+          <w:rFonts w:ascii="Courier" w:eastAsia="Times New Roman" w:hAnsi="Courier" w:cs="Courier New"/>
+          <w:color w:val="000000"/>
+          <w:sz w:val="24"/>
+          <w:szCs w:val="24"/>
+          <w:lang w:eastAsia="en-ID"/>
+        </w:rPr>
+      </w:pPr>
+      <w:r>
+        <w:rPr>
+          <w:rFonts w:ascii="Courier" w:eastAsia="Times New Roman" w:hAnsi="Courier" w:cs="Courier New"/>
+          <w:color w:val="000000"/>
+          <w:sz w:val="24"/>
+          <w:szCs w:val="24"/>
+          <w:lang w:eastAsia="en-ID"/>
+        </w:rPr>
+        <w:t xml:space="preserve">   public int </w:t>
+      </w:r>
+      <w:proofErr w:type="spellStart"/>
+      <w:proofErr w:type="gramStart"/>
+      <w:r>
+        <w:rPr>
+          <w:rFonts w:ascii="Courier" w:eastAsia="Times New Roman" w:hAnsi="Courier" w:cs="Courier New"/>
+          <w:color w:val="000000"/>
+          <w:sz w:val="24"/>
+          <w:szCs w:val="24"/>
+          <w:lang w:eastAsia="en-ID"/>
+        </w:rPr>
+        <w:t>getValue</w:t>
+      </w:r>
+      <w:proofErr w:type="spellEnd"/>
+      <w:r>
+        <w:rPr>
+          <w:rFonts w:ascii="Courier" w:eastAsia="Times New Roman" w:hAnsi="Courier" w:cs="Courier New"/>
+          <w:color w:val="000000"/>
+          <w:sz w:val="24"/>
+          <w:szCs w:val="24"/>
+          <w:lang w:eastAsia="en-ID"/>
+        </w:rPr>
+        <w:t>(</w:t>
+      </w:r>
+      <w:proofErr w:type="gramEnd"/>
+      <w:r>
+        <w:rPr>
+          <w:rFonts w:ascii="Courier" w:eastAsia="Times New Roman" w:hAnsi="Courier" w:cs="Courier New"/>
+          <w:color w:val="000000"/>
+          <w:sz w:val="24"/>
+          <w:szCs w:val="24"/>
+          <w:lang w:eastAsia="en-ID"/>
+        </w:rPr>
+        <w:t>) { . . . }</w:t>
+      </w:r>
+    </w:p>
+    <w:p>
+      <w:pPr>
+        <w:tabs>
+          <w:tab w:val="left" w:pos="916"/>
+          <w:tab w:val="left" w:pos="1832"/>
+          <w:tab w:val="left" w:pos="2748"/>
+          <w:tab w:val="left" w:pos="3664"/>
+          <w:tab w:val="left" w:pos="4580"/>
+          <w:tab w:val="left" w:pos="5496"/>
+          <w:tab w:val="left" w:pos="6412"/>
+          <w:tab w:val="left" w:pos="7328"/>
+          <w:tab w:val="left" w:pos="8244"/>
+          <w:tab w:val="left" w:pos="9160"/>
+          <w:tab w:val="left" w:pos="10076"/>
+          <w:tab w:val="left" w:pos="10992"/>
+          <w:tab w:val="left" w:pos="11908"/>
+          <w:tab w:val="left" w:pos="12824"/>
+          <w:tab w:val="left" w:pos="13740"/>
+          <w:tab w:val="left" w:pos="14656"/>
+        </w:tabs>
+        <w:spacing w:before="20" w:after="20" w:line="360" w:lineRule="atLeast"/>
+        <w:ind w:left="400"/>
+        <w:jc w:val="both"/>
+        <w:rPr>
+          <w:rFonts w:ascii="Courier" w:eastAsia="Times New Roman" w:hAnsi="Courier" w:cs="Courier New"/>
+          <w:color w:val="000000"/>
+          <w:sz w:val="24"/>
+          <w:szCs w:val="24"/>
+          <w:lang w:eastAsia="en-ID"/>
+        </w:rPr>
+      </w:pPr>
+      <w:r>
+        <w:rPr>
+          <w:rFonts w:ascii="Courier" w:eastAsia="Times New Roman" w:hAnsi="Courier" w:cs="Courier New"/>
+          <w:color w:val="000000"/>
+          <w:sz w:val="24"/>
+          <w:szCs w:val="24"/>
+          <w:lang w:eastAsia="en-ID"/>
+        </w:rPr>
+        <w:t xml:space="preserve">   public int </w:t>
+      </w:r>
+      <w:proofErr w:type="spellStart"/>
+      <w:proofErr w:type="gramStart"/>
+      <w:r>
+        <w:rPr>
+          <w:rFonts w:ascii="Courier" w:eastAsia="Times New Roman" w:hAnsi="Courier" w:cs="Courier New"/>
+          <w:color w:val="000000"/>
+          <w:sz w:val="24"/>
+          <w:szCs w:val="24"/>
+          <w:lang w:eastAsia="en-ID"/>
+        </w:rPr>
+        <w:t>getSuit</w:t>
+      </w:r>
+      <w:proofErr w:type="spellEnd"/>
+      <w:r>
+        <w:rPr>
+          <w:rFonts w:ascii="Courier" w:eastAsia="Times New Roman" w:hAnsi="Courier" w:cs="Courier New"/>
+          <w:color w:val="000000"/>
+          <w:sz w:val="24"/>
+          <w:szCs w:val="24"/>
+          <w:lang w:eastAsia="en-ID"/>
+        </w:rPr>
+        <w:t>(</w:t>
+      </w:r>
+      <w:proofErr w:type="gramEnd"/>
+      <w:r>
+        <w:rPr>
+          <w:rFonts w:ascii="Courier" w:eastAsia="Times New Roman" w:hAnsi="Courier" w:cs="Courier New"/>
+          <w:color w:val="000000"/>
+          <w:sz w:val="24"/>
+          <w:szCs w:val="24"/>
+          <w:lang w:eastAsia="en-ID"/>
+        </w:rPr>
+        <w:t>) { . . . }</w:t>
+      </w:r>
+    </w:p>
+    <w:p>
+      <w:pPr>
+        <w:tabs>
+          <w:tab w:val="left" w:pos="916"/>
+          <w:tab w:val="left" w:pos="1832"/>
+          <w:tab w:val="left" w:pos="2748"/>
+          <w:tab w:val="left" w:pos="3664"/>
+          <w:tab w:val="left" w:pos="4580"/>
+          <w:tab w:val="left" w:pos="5496"/>
+          <w:tab w:val="left" w:pos="6412"/>
+          <w:tab w:val="left" w:pos="7328"/>
+          <w:tab w:val="left" w:pos="8244"/>
+          <w:tab w:val="left" w:pos="9160"/>
+          <w:tab w:val="left" w:pos="10076"/>
+          <w:tab w:val="left" w:pos="10992"/>
+          <w:tab w:val="left" w:pos="11908"/>
+          <w:tab w:val="left" w:pos="12824"/>
+          <w:tab w:val="left" w:pos="13740"/>
+          <w:tab w:val="left" w:pos="14656"/>
+        </w:tabs>
+        <w:spacing w:before="20" w:after="20" w:line="360" w:lineRule="atLeast"/>
+        <w:ind w:left="400"/>
+        <w:jc w:val="both"/>
+        <w:rPr>
+          <w:rFonts w:ascii="Courier" w:eastAsia="Times New Roman" w:hAnsi="Courier" w:cs="Courier New"/>
+          <w:color w:val="000000"/>
+          <w:sz w:val="24"/>
+          <w:szCs w:val="24"/>
+          <w:lang w:eastAsia="en-ID"/>
+        </w:rPr>
+      </w:pPr>
+      <w:r>
+        <w:rPr>
+          <w:rFonts w:ascii="Courier" w:eastAsia="Times New Roman" w:hAnsi="Courier" w:cs="Courier New"/>
+          <w:color w:val="000000"/>
+          <w:sz w:val="24"/>
+          <w:szCs w:val="24"/>
+          <w:lang w:eastAsia="en-ID"/>
+        </w:rPr>
+        <w:t>}</w:t>
+      </w:r>
+    </w:p>
+    <w:p>
+      <w:pPr>
+        <w:pStyle w:val="ListParagraph"/>
+        <w:numPr>
+          <w:ilvl w:val="0"/>
+          <w:numId w:val="3"/>
+        </w:numPr>
+        <w:spacing w:before="72" w:after="72" w:line="240" w:lineRule="auto"/>
+        <w:jc w:val="both"/>
+        <w:rPr>
+          <w:rFonts w:ascii="Segoe UI" w:eastAsia="Times New Roman" w:hAnsi="Segoe UI" w:cs="Segoe UI"/>
+          <w:color w:val="000000"/>
+          <w:sz w:val="24"/>
+          <w:szCs w:val="24"/>
+          <w:lang w:eastAsia="en-ID"/>
+        </w:rPr>
+      </w:pPr>
+      <w:r>
+        <w:rPr>
+          <w:rFonts w:ascii="Segoe UI" w:eastAsia="Times New Roman" w:hAnsi="Segoe UI" w:cs="Segoe UI"/>
+          <w:i/>
+          <w:iCs/>
+          <w:color w:val="000000"/>
+          <w:sz w:val="24"/>
+          <w:szCs w:val="24"/>
+          <w:lang w:eastAsia="en-ID"/>
+        </w:rPr>
+        <w:t>Make the names of your classes and methods reflect their responsibilities.</w:t>
+      </w:r>
+    </w:p>
+    <w:p>
+      <w:pPr>
+        <w:spacing w:before="72" w:after="72" w:line="240" w:lineRule="auto"/>
+        <w:ind w:left="360"/>
+        <w:jc w:val="both"/>
+        <w:rPr>
+          <w:rFonts w:ascii="Segoe UI" w:eastAsia="Times New Roman" w:hAnsi="Segoe UI" w:cs="Segoe UI"/>
+          <w:color w:val="000000"/>
+          <w:sz w:val="24"/>
+          <w:szCs w:val="24"/>
+          <w:lang w:eastAsia="en-ID"/>
+        </w:rPr>
+      </w:pPr>
+      <w:r>
+        <w:rPr>
+          <w:rFonts w:ascii="Segoe UI" w:eastAsia="Times New Roman" w:hAnsi="Segoe UI" w:cs="Segoe UI"/>
+          <w:color w:val="000000"/>
+          <w:sz w:val="24"/>
+          <w:szCs w:val="24"/>
+          <w:lang w:eastAsia="en-ID"/>
+        </w:rPr>
+        <w:t>Just as variables should have meaningful names that reflect what they represent, so should classes. (The standard library certainly contains some dubious examples, such as the </w:t>
+      </w:r>
+      <w:r>
+        <w:rPr>
+          <w:rFonts w:ascii="Courier" w:eastAsia="Times New Roman" w:hAnsi="Courier" w:cs="Courier New"/>
+          <w:color w:val="000000"/>
+          <w:sz w:val="24"/>
+          <w:szCs w:val="24"/>
+          <w:lang w:eastAsia="en-ID"/>
+        </w:rPr>
+        <w:t>Date</w:t>
+      </w:r>
+      <w:r>
+        <w:rPr>
+          <w:rFonts w:ascii="Segoe UI" w:eastAsia="Times New Roman" w:hAnsi="Segoe UI" w:cs="Segoe UI"/>
+          <w:color w:val="000000"/>
+          <w:sz w:val="24"/>
+          <w:szCs w:val="24"/>
+          <w:lang w:eastAsia="en-ID"/>
+        </w:rPr>
+        <w:t> class that describes time.)</w:t>
+      </w:r>
+    </w:p>
+    <w:p>
+      <w:pPr>
+        <w:spacing w:before="72" w:after="72" w:line="240" w:lineRule="auto"/>
+        <w:ind w:left="360"/>
+        <w:jc w:val="both"/>
+        <w:rPr>
+          <w:rFonts w:ascii="Segoe UI" w:eastAsia="Times New Roman" w:hAnsi="Segoe UI" w:cs="Segoe UI"/>
+          <w:color w:val="000000"/>
+          <w:sz w:val="24"/>
+          <w:szCs w:val="24"/>
+          <w:lang w:eastAsia="en-ID"/>
+        </w:rPr>
+      </w:pPr>
+      <w:r>
+        <w:rPr>
+          <w:rFonts w:ascii="Segoe UI" w:eastAsia="Times New Roman" w:hAnsi="Segoe UI" w:cs="Segoe UI"/>
+          <w:color w:val="000000"/>
+          <w:sz w:val="24"/>
+          <w:szCs w:val="24"/>
+          <w:lang w:eastAsia="en-ID"/>
+        </w:rPr>
+        <w:t>A good convention is that a class name should be a noun (</w:t>
+      </w:r>
+      <w:r>
+        <w:rPr>
+          <w:rFonts w:ascii="Courier" w:eastAsia="Times New Roman" w:hAnsi="Courier" w:cs="Courier New"/>
+          <w:color w:val="000000"/>
+          <w:sz w:val="24"/>
+          <w:szCs w:val="24"/>
+          <w:lang w:eastAsia="en-ID"/>
+        </w:rPr>
+        <w:t>Order</w:t>
+      </w:r>
+      <w:r>
+        <w:rPr>
+          <w:rFonts w:ascii="Segoe UI" w:eastAsia="Times New Roman" w:hAnsi="Segoe UI" w:cs="Segoe UI"/>
+          <w:color w:val="000000"/>
+          <w:sz w:val="24"/>
+          <w:szCs w:val="24"/>
+          <w:lang w:eastAsia="en-ID"/>
+        </w:rPr>
+        <w:t>), or a noun preceded by an adjective (</w:t>
+      </w:r>
+      <w:proofErr w:type="spellStart"/>
+      <w:r>
+        <w:rPr>
+          <w:rFonts w:ascii="Courier" w:eastAsia="Times New Roman" w:hAnsi="Courier" w:cs="Courier New"/>
+          <w:color w:val="000000"/>
+          <w:sz w:val="24"/>
+          <w:szCs w:val="24"/>
+          <w:lang w:eastAsia="en-ID"/>
+        </w:rPr>
+        <w:t>RushOrder</w:t>
+      </w:r>
+      <w:proofErr w:type="spellEnd"/>
+      <w:r>
+        <w:rPr>
+          <w:rFonts w:ascii="Segoe UI" w:eastAsia="Times New Roman" w:hAnsi="Segoe UI" w:cs="Segoe UI"/>
+          <w:color w:val="000000"/>
+          <w:sz w:val="24"/>
+          <w:szCs w:val="24"/>
+          <w:lang w:eastAsia="en-ID"/>
+        </w:rPr>
+        <w:t>) or a gerund (an “-</w:t>
+      </w:r>
+      <w:proofErr w:type="spellStart"/>
+      <w:r>
+        <w:rPr>
+          <w:rFonts w:ascii="Segoe UI" w:eastAsia="Times New Roman" w:hAnsi="Segoe UI" w:cs="Segoe UI"/>
+          <w:color w:val="000000"/>
+          <w:sz w:val="24"/>
+          <w:szCs w:val="24"/>
+          <w:lang w:eastAsia="en-ID"/>
+        </w:rPr>
+        <w:t>ing</w:t>
+      </w:r>
+      <w:proofErr w:type="spellEnd"/>
+      <w:r>
+        <w:rPr>
+          <w:rFonts w:ascii="Segoe UI" w:eastAsia="Times New Roman" w:hAnsi="Segoe UI" w:cs="Segoe UI"/>
+          <w:color w:val="000000"/>
+          <w:sz w:val="24"/>
+          <w:szCs w:val="24"/>
+          <w:lang w:eastAsia="en-ID"/>
+        </w:rPr>
+        <w:t>” word, as in </w:t>
+      </w:r>
+      <w:proofErr w:type="spellStart"/>
+      <w:r>
+        <w:rPr>
+          <w:rFonts w:ascii="Courier" w:eastAsia="Times New Roman" w:hAnsi="Courier" w:cs="Courier New"/>
+          <w:color w:val="000000"/>
+          <w:sz w:val="24"/>
+          <w:szCs w:val="24"/>
+          <w:lang w:eastAsia="en-ID"/>
+        </w:rPr>
+        <w:t>BillingAddress</w:t>
+      </w:r>
+      <w:proofErr w:type="spellEnd"/>
+      <w:r>
+        <w:rPr>
+          <w:rFonts w:ascii="Segoe UI" w:eastAsia="Times New Roman" w:hAnsi="Segoe UI" w:cs="Segoe UI"/>
+          <w:color w:val="000000"/>
+          <w:sz w:val="24"/>
+          <w:szCs w:val="24"/>
+          <w:lang w:eastAsia="en-ID"/>
+        </w:rPr>
+        <w:t>). As for methods, follow the standard convention that accessor methods begin with a lowercase </w:t>
+      </w:r>
+      <w:r>
+        <w:rPr>
+          <w:rFonts w:ascii="Courier" w:eastAsia="Times New Roman" w:hAnsi="Courier" w:cs="Courier New"/>
+          <w:color w:val="000000"/>
+          <w:sz w:val="24"/>
+          <w:szCs w:val="24"/>
+          <w:lang w:eastAsia="en-ID"/>
+        </w:rPr>
+        <w:t>get</w:t>
+      </w:r>
+      <w:r>
+        <w:rPr>
+          <w:rFonts w:ascii="Segoe UI" w:eastAsia="Times New Roman" w:hAnsi="Segoe UI" w:cs="Segoe UI"/>
+          <w:color w:val="000000"/>
+          <w:sz w:val="24"/>
+          <w:szCs w:val="24"/>
+          <w:lang w:eastAsia="en-ID"/>
+        </w:rPr>
+        <w:t> (</w:t>
+      </w:r>
+      <w:proofErr w:type="spellStart"/>
+      <w:r>
+        <w:rPr>
+          <w:rFonts w:ascii="Courier" w:eastAsia="Times New Roman" w:hAnsi="Courier" w:cs="Courier New"/>
+          <w:color w:val="000000"/>
+          <w:sz w:val="24"/>
+          <w:szCs w:val="24"/>
+          <w:lang w:eastAsia="en-ID"/>
+        </w:rPr>
+        <w:t>getSalary</w:t>
+      </w:r>
+      <w:proofErr w:type="spellEnd"/>
+      <w:r>
+        <w:rPr>
+          <w:rFonts w:ascii="Segoe UI" w:eastAsia="Times New Roman" w:hAnsi="Segoe UI" w:cs="Segoe UI"/>
+          <w:color w:val="000000"/>
+          <w:sz w:val="24"/>
+          <w:szCs w:val="24"/>
+          <w:lang w:eastAsia="en-ID"/>
+        </w:rPr>
+        <w:t>) and mutator methods use a lowercase </w:t>
+      </w:r>
+      <w:r>
+        <w:rPr>
+          <w:rFonts w:ascii="Courier" w:eastAsia="Times New Roman" w:hAnsi="Courier" w:cs="Courier New"/>
+          <w:color w:val="000000"/>
+          <w:sz w:val="24"/>
+          <w:szCs w:val="24"/>
+          <w:lang w:eastAsia="en-ID"/>
+        </w:rPr>
+        <w:t>set</w:t>
+      </w:r>
+      <w:r>
+        <w:rPr>
+          <w:rFonts w:ascii="Segoe UI" w:eastAsia="Times New Roman" w:hAnsi="Segoe UI" w:cs="Segoe UI"/>
+          <w:color w:val="000000"/>
+          <w:sz w:val="24"/>
+          <w:szCs w:val="24"/>
+          <w:lang w:eastAsia="en-ID"/>
+        </w:rPr>
+        <w:t> (</w:t>
+      </w:r>
+      <w:proofErr w:type="spellStart"/>
+      <w:r>
+        <w:rPr>
+          <w:rFonts w:ascii="Courier" w:eastAsia="Times New Roman" w:hAnsi="Courier" w:cs="Courier New"/>
+          <w:color w:val="000000"/>
+          <w:sz w:val="24"/>
+          <w:szCs w:val="24"/>
+          <w:lang w:eastAsia="en-ID"/>
+        </w:rPr>
+        <w:t>setSalary</w:t>
+      </w:r>
+      <w:proofErr w:type="spellEnd"/>
+      <w:r>
+        <w:rPr>
+          <w:rFonts w:ascii="Segoe UI" w:eastAsia="Times New Roman" w:hAnsi="Segoe UI" w:cs="Segoe UI"/>
+          <w:color w:val="000000"/>
+          <w:sz w:val="24"/>
+          <w:szCs w:val="24"/>
+          <w:lang w:eastAsia="en-ID"/>
+        </w:rPr>
+        <w:t>).</w:t>
+      </w:r>
+    </w:p>
+    <w:p>
+      <w:pPr>
+        <w:spacing w:before="72" w:after="72" w:line="240" w:lineRule="auto"/>
+        <w:ind w:left="360"/>
+        <w:jc w:val="both"/>
+        <w:rPr>
+          <w:rFonts w:ascii="Segoe UI" w:eastAsia="Times New Roman" w:hAnsi="Segoe UI" w:cs="Segoe UI"/>
+          <w:color w:val="000000"/>
+          <w:sz w:val="24"/>
+          <w:szCs w:val="24"/>
+          <w:lang w:eastAsia="en-ID"/>
+        </w:rPr>
+      </w:pPr>
+    </w:p>
+    <w:p>
+      <w:pPr>
+        <w:pStyle w:val="ListParagraph"/>
+        <w:numPr>
+          <w:ilvl w:val="0"/>
+          <w:numId w:val="3"/>
+        </w:numPr>
+        <w:spacing w:before="72" w:after="72" w:line="240" w:lineRule="auto"/>
+        <w:jc w:val="both"/>
+        <w:rPr>
+          <w:rFonts w:ascii="Segoe UI" w:eastAsia="Times New Roman" w:hAnsi="Segoe UI" w:cs="Segoe UI"/>
+          <w:color w:val="000000"/>
+          <w:sz w:val="24"/>
+          <w:szCs w:val="24"/>
+          <w:lang w:eastAsia="en-ID"/>
+        </w:rPr>
+      </w:pPr>
+      <w:r>
+        <w:rPr>
+          <w:rFonts w:ascii="Segoe UI" w:eastAsia="Times New Roman" w:hAnsi="Segoe UI" w:cs="Segoe UI"/>
+          <w:i/>
+          <w:iCs/>
+          <w:color w:val="000000"/>
+          <w:sz w:val="24"/>
+          <w:szCs w:val="24"/>
+          <w:lang w:eastAsia="en-ID"/>
+        </w:rPr>
+        <w:t>Prefer immutable classes.</w:t>
+      </w:r>
+    </w:p>
+    <w:p>
+      <w:pPr>
+        <w:spacing w:before="72" w:after="72" w:line="240" w:lineRule="auto"/>
+        <w:ind w:left="360" w:firstLine="360"/>
+        <w:jc w:val="both"/>
+        <w:rPr>
+          <w:rFonts w:ascii="Segoe UI" w:eastAsia="Times New Roman" w:hAnsi="Segoe UI" w:cs="Segoe UI"/>
+          <w:color w:val="000000"/>
+          <w:sz w:val="24"/>
+          <w:szCs w:val="24"/>
+          <w:lang w:eastAsia="en-ID"/>
+        </w:rPr>
+      </w:pPr>
+      <w:r>
+        <w:rPr>
+          <w:rFonts w:ascii="Segoe UI" w:eastAsia="Times New Roman" w:hAnsi="Segoe UI" w:cs="Segoe UI"/>
+          <w:color w:val="000000"/>
+          <w:sz w:val="24"/>
+          <w:szCs w:val="24"/>
+          <w:lang w:eastAsia="en-ID"/>
+        </w:rPr>
+        <w:t>The </w:t>
+      </w:r>
+      <w:proofErr w:type="spellStart"/>
+      <w:r>
+        <w:rPr>
+          <w:rFonts w:ascii="Courier" w:eastAsia="Times New Roman" w:hAnsi="Courier" w:cs="Courier New"/>
+          <w:color w:val="000000"/>
+          <w:sz w:val="24"/>
+          <w:szCs w:val="24"/>
+          <w:lang w:eastAsia="en-ID"/>
+        </w:rPr>
+        <w:t>LocalDate</w:t>
+      </w:r>
+      <w:proofErr w:type="spellEnd"/>
+      <w:r>
+        <w:rPr>
+          <w:rFonts w:ascii="Segoe UI" w:eastAsia="Times New Roman" w:hAnsi="Segoe UI" w:cs="Segoe UI"/>
+          <w:color w:val="000000"/>
+          <w:sz w:val="24"/>
+          <w:szCs w:val="24"/>
+          <w:lang w:eastAsia="en-ID"/>
+        </w:rPr>
+        <w:t> class, and other classes from the </w:t>
+      </w:r>
+      <w:proofErr w:type="spellStart"/>
+      <w:proofErr w:type="gramStart"/>
+      <w:r>
+        <w:rPr>
+          <w:rFonts w:ascii="Courier" w:eastAsia="Times New Roman" w:hAnsi="Courier" w:cs="Courier New"/>
+          <w:color w:val="000000"/>
+          <w:sz w:val="24"/>
+          <w:szCs w:val="24"/>
+          <w:lang w:eastAsia="en-ID"/>
+        </w:rPr>
+        <w:t>java.time</w:t>
+      </w:r>
+      <w:proofErr w:type="spellEnd"/>
+      <w:proofErr w:type="gramEnd"/>
+      <w:r>
+        <w:rPr>
+          <w:rFonts w:ascii="Segoe UI" w:eastAsia="Times New Roman" w:hAnsi="Segoe UI" w:cs="Segoe UI"/>
+          <w:color w:val="000000"/>
+          <w:sz w:val="24"/>
+          <w:szCs w:val="24"/>
+          <w:lang w:eastAsia="en-ID"/>
+        </w:rPr>
+        <w:t> package, are immutable—no method can modify the state of an object. Instead of mutating objects, methods such as </w:t>
+      </w:r>
+      <w:proofErr w:type="spellStart"/>
+      <w:r>
+        <w:rPr>
+          <w:rFonts w:ascii="Courier" w:eastAsia="Times New Roman" w:hAnsi="Courier" w:cs="Courier New"/>
+          <w:color w:val="000000"/>
+          <w:sz w:val="24"/>
+          <w:szCs w:val="24"/>
+          <w:lang w:eastAsia="en-ID"/>
+        </w:rPr>
+        <w:t>plusDays</w:t>
+      </w:r>
+      <w:proofErr w:type="spellEnd"/>
+      <w:r>
+        <w:rPr>
+          <w:rFonts w:ascii="Segoe UI" w:eastAsia="Times New Roman" w:hAnsi="Segoe UI" w:cs="Segoe UI"/>
+          <w:color w:val="000000"/>
+          <w:sz w:val="24"/>
+          <w:szCs w:val="24"/>
+          <w:lang w:eastAsia="en-ID"/>
+        </w:rPr>
+        <w:t> return new objects with the modified state.</w:t>
+      </w:r>
+    </w:p>
+    <w:p>
+      <w:pPr>
+        <w:spacing w:before="72" w:after="72" w:line="240" w:lineRule="auto"/>
+        <w:ind w:left="360" w:firstLine="360"/>
+        <w:jc w:val="both"/>
+        <w:rPr>
+          <w:rFonts w:ascii="Segoe UI" w:eastAsia="Times New Roman" w:hAnsi="Segoe UI" w:cs="Segoe UI"/>
+          <w:color w:val="000000"/>
+          <w:sz w:val="24"/>
+          <w:szCs w:val="24"/>
+          <w:lang w:eastAsia="en-ID"/>
+        </w:rPr>
+      </w:pPr>
+      <w:r>
+        <w:rPr>
+          <w:rFonts w:ascii="Segoe UI" w:eastAsia="Times New Roman" w:hAnsi="Segoe UI" w:cs="Segoe UI"/>
+          <w:color w:val="000000"/>
+          <w:sz w:val="24"/>
+          <w:szCs w:val="24"/>
+          <w:lang w:eastAsia="en-ID"/>
+        </w:rPr>
+        <w:t>The problem with mutation is that it can happen concurrently when multiple threads try to update an object at the same time. The results are unpredictable. When classes are immutable, it is safe to share their objects among multiple threads.</w:t>
+      </w:r>
+    </w:p>
+    <w:p>
+      <w:pPr>
+        <w:spacing w:before="72" w:after="72" w:line="240" w:lineRule="auto"/>
+        <w:ind w:left="360"/>
+        <w:jc w:val="both"/>
+        <w:rPr>
+          <w:rFonts w:ascii="Segoe UI" w:eastAsia="Times New Roman" w:hAnsi="Segoe UI" w:cs="Segoe UI"/>
+          <w:color w:val="000000"/>
+          <w:sz w:val="24"/>
+          <w:szCs w:val="24"/>
+          <w:lang w:eastAsia="en-ID"/>
+        </w:rPr>
+      </w:pPr>
+      <w:r>
+        <w:rPr>
+          <w:rFonts w:ascii="Segoe UI" w:eastAsia="Times New Roman" w:hAnsi="Segoe UI" w:cs="Segoe UI"/>
+          <w:color w:val="000000"/>
+          <w:sz w:val="24"/>
+          <w:szCs w:val="24"/>
+          <w:lang w:eastAsia="en-ID"/>
+        </w:rPr>
+        <w:t>Therefore, it is a good idea to make classes immutable when you can. This is particularly easy with classes that represent values, such as a string or a point in time. Computations can simply yield new values instead of updating existing ones.</w:t>
+      </w:r>
+    </w:p>
+    <w:p>
+      <w:pPr>
+        <w:spacing w:before="72" w:after="72" w:line="240" w:lineRule="auto"/>
+        <w:ind w:left="360" w:firstLine="360"/>
+        <w:jc w:val="both"/>
+        <w:rPr>
+          <w:rFonts w:ascii="Segoe UI" w:eastAsia="Times New Roman" w:hAnsi="Segoe UI" w:cs="Segoe UI"/>
+          <w:color w:val="000000"/>
+          <w:sz w:val="24"/>
+          <w:szCs w:val="24"/>
+          <w:lang w:eastAsia="en-ID"/>
+        </w:rPr>
+      </w:pPr>
+      <w:r>
+        <w:rPr>
+          <w:rFonts w:ascii="Segoe UI" w:eastAsia="Times New Roman" w:hAnsi="Segoe UI" w:cs="Segoe UI"/>
+          <w:color w:val="000000"/>
+          <w:sz w:val="24"/>
+          <w:szCs w:val="24"/>
+          <w:lang w:eastAsia="en-ID"/>
+        </w:rPr>
+        <w:t>Of course, not all classes should be immutable. It would be strange to have the </w:t>
+      </w:r>
+      <w:proofErr w:type="spellStart"/>
+      <w:r>
+        <w:rPr>
+          <w:rFonts w:ascii="Courier" w:eastAsia="Times New Roman" w:hAnsi="Courier" w:cs="Courier New"/>
+          <w:color w:val="000000"/>
+          <w:sz w:val="24"/>
+          <w:szCs w:val="24"/>
+          <w:lang w:eastAsia="en-ID"/>
+        </w:rPr>
+        <w:t>raiseSalary</w:t>
+      </w:r>
+      <w:proofErr w:type="spellEnd"/>
+      <w:r>
+        <w:rPr>
+          <w:rFonts w:ascii="Segoe UI" w:eastAsia="Times New Roman" w:hAnsi="Segoe UI" w:cs="Segoe UI"/>
+          <w:color w:val="000000"/>
+          <w:sz w:val="24"/>
+          <w:szCs w:val="24"/>
+          <w:lang w:eastAsia="en-ID"/>
+        </w:rPr>
+        <w:t> method return a new </w:t>
+      </w:r>
+      <w:r>
+        <w:rPr>
+          <w:rFonts w:ascii="Courier" w:eastAsia="Times New Roman" w:hAnsi="Courier" w:cs="Courier New"/>
+          <w:color w:val="000000"/>
+          <w:sz w:val="24"/>
+          <w:szCs w:val="24"/>
+          <w:lang w:eastAsia="en-ID"/>
+        </w:rPr>
+        <w:t>Employee</w:t>
+      </w:r>
+      <w:r>
+        <w:rPr>
+          <w:rFonts w:ascii="Segoe UI" w:eastAsia="Times New Roman" w:hAnsi="Segoe UI" w:cs="Segoe UI"/>
+          <w:color w:val="000000"/>
+          <w:sz w:val="24"/>
+          <w:szCs w:val="24"/>
+          <w:lang w:eastAsia="en-ID"/>
+        </w:rPr>
+        <w:t> object when an employee gets a raise.</w:t>
+      </w:r>
+    </w:p>
+    <w:p>
+      <w:pPr>
+        <w:tabs>
+          <w:tab w:val="left" w:pos="916"/>
+          <w:tab w:val="left" w:pos="1832"/>
+          <w:tab w:val="left" w:pos="2748"/>
+          <w:tab w:val="left" w:pos="3664"/>
+          <w:tab w:val="left" w:pos="4580"/>
+          <w:tab w:val="left" w:pos="5496"/>
+          <w:tab w:val="left" w:pos="6412"/>
+          <w:tab w:val="left" w:pos="7328"/>
+          <w:tab w:val="left" w:pos="8244"/>
+          <w:tab w:val="left" w:pos="9160"/>
+          <w:tab w:val="left" w:pos="10076"/>
+          <w:tab w:val="left" w:pos="10992"/>
+          <w:tab w:val="left" w:pos="11908"/>
+          <w:tab w:val="left" w:pos="12824"/>
+          <w:tab w:val="left" w:pos="13740"/>
+          <w:tab w:val="left" w:pos="14656"/>
+        </w:tabs>
+        <w:spacing w:before="20" w:after="20" w:line="360" w:lineRule="atLeast"/>
+        <w:jc w:val="both"/>
+        <w:rPr>
+          <w:rFonts w:ascii="Segoe UI" w:eastAsia="Times New Roman" w:hAnsi="Segoe UI" w:cs="Segoe UI"/>
+          <w:color w:val="000000"/>
+          <w:sz w:val="24"/>
+          <w:szCs w:val="24"/>
+          <w:lang w:eastAsia="en-ID"/>
+        </w:rPr>
+      </w:pPr>
+    </w:p>
+    <w:p>
+      <w:pPr>
+        <w:pStyle w:val="ListParagraph"/>
+        <w:tabs>
+          <w:tab w:val="left" w:pos="916"/>
+          <w:tab w:val="left" w:pos="1832"/>
+          <w:tab w:val="left" w:pos="2748"/>
+          <w:tab w:val="left" w:pos="3664"/>
+          <w:tab w:val="left" w:pos="4580"/>
+          <w:tab w:val="left" w:pos="5496"/>
+          <w:tab w:val="left" w:pos="6412"/>
+          <w:tab w:val="left" w:pos="7328"/>
+          <w:tab w:val="left" w:pos="8244"/>
+          <w:tab w:val="left" w:pos="9160"/>
+          <w:tab w:val="left" w:pos="10076"/>
+          <w:tab w:val="left" w:pos="10992"/>
+          <w:tab w:val="left" w:pos="11908"/>
+          <w:tab w:val="left" w:pos="12824"/>
+          <w:tab w:val="left" w:pos="13740"/>
+          <w:tab w:val="left" w:pos="14656"/>
+        </w:tabs>
+        <w:spacing w:before="20" w:after="20" w:line="360" w:lineRule="atLeast"/>
+        <w:rPr>
+          <w:rFonts w:ascii="Segoe UI" w:hAnsi="Segoe UI" w:cs="Segoe UI"/>
+          <w:color w:val="000000"/>
+          <w:sz w:val="24"/>
+          <w:szCs w:val="24"/>
+        </w:rPr>
+      </w:pPr>
     </w:p>
     <w:sectPr>
       <w:pgSz w:w="11906" w:h="16838"/>
@@ -11845,11 +16342,103 @@
       </w:rPr>
     </w:lvl>
   </w:abstractNum>
+  <w:abstractNum w:abstractNumId="2" w15:restartNumberingAfterBreak="0">
+    <w:nsid w:val="6B555E62"/>
+    <w:multiLevelType w:val="hybridMultilevel"/>
+    <w:tmpl w:val="75082B28"/>
+    <w:lvl w:ilvl="0" w:tplc="3809000F">
+      <w:start w:val="1"/>
+      <w:numFmt w:val="decimal"/>
+      <w:lvlText w:val="%1."/>
+      <w:lvlJc w:val="left"/>
+      <w:pPr>
+        <w:ind w:left="720" w:hanging="360"/>
+      </w:pPr>
+      <w:rPr>
+        <w:rFonts w:hint="default"/>
+      </w:rPr>
+    </w:lvl>
+    <w:lvl w:ilvl="1" w:tplc="38090019" w:tentative="1">
+      <w:start w:val="1"/>
+      <w:numFmt w:val="lowerLetter"/>
+      <w:lvlText w:val="%2."/>
+      <w:lvlJc w:val="left"/>
+      <w:pPr>
+        <w:ind w:left="1440" w:hanging="360"/>
+      </w:pPr>
+    </w:lvl>
+    <w:lvl w:ilvl="2" w:tplc="3809001B" w:tentative="1">
+      <w:start w:val="1"/>
+      <w:numFmt w:val="lowerRoman"/>
+      <w:lvlText w:val="%3."/>
+      <w:lvlJc w:val="right"/>
+      <w:pPr>
+        <w:ind w:left="2160" w:hanging="180"/>
+      </w:pPr>
+    </w:lvl>
+    <w:lvl w:ilvl="3" w:tplc="3809000F" w:tentative="1">
+      <w:start w:val="1"/>
+      <w:numFmt w:val="decimal"/>
+      <w:lvlText w:val="%4."/>
+      <w:lvlJc w:val="left"/>
+      <w:pPr>
+        <w:ind w:left="2880" w:hanging="360"/>
+      </w:pPr>
+    </w:lvl>
+    <w:lvl w:ilvl="4" w:tplc="38090019" w:tentative="1">
+      <w:start w:val="1"/>
+      <w:numFmt w:val="lowerLetter"/>
+      <w:lvlText w:val="%5."/>
+      <w:lvlJc w:val="left"/>
+      <w:pPr>
+        <w:ind w:left="3600" w:hanging="360"/>
+      </w:pPr>
+    </w:lvl>
+    <w:lvl w:ilvl="5" w:tplc="3809001B" w:tentative="1">
+      <w:start w:val="1"/>
+      <w:numFmt w:val="lowerRoman"/>
+      <w:lvlText w:val="%6."/>
+      <w:lvlJc w:val="right"/>
+      <w:pPr>
+        <w:ind w:left="4320" w:hanging="180"/>
+      </w:pPr>
+    </w:lvl>
+    <w:lvl w:ilvl="6" w:tplc="3809000F" w:tentative="1">
+      <w:start w:val="1"/>
+      <w:numFmt w:val="decimal"/>
+      <w:lvlText w:val="%7."/>
+      <w:lvlJc w:val="left"/>
+      <w:pPr>
+        <w:ind w:left="5040" w:hanging="360"/>
+      </w:pPr>
+    </w:lvl>
+    <w:lvl w:ilvl="7" w:tplc="38090019" w:tentative="1">
+      <w:start w:val="1"/>
+      <w:numFmt w:val="lowerLetter"/>
+      <w:lvlText w:val="%8."/>
+      <w:lvlJc w:val="left"/>
+      <w:pPr>
+        <w:ind w:left="5760" w:hanging="360"/>
+      </w:pPr>
+    </w:lvl>
+    <w:lvl w:ilvl="8" w:tplc="3809001B" w:tentative="1">
+      <w:start w:val="1"/>
+      <w:numFmt w:val="lowerRoman"/>
+      <w:lvlText w:val="%9."/>
+      <w:lvlJc w:val="right"/>
+      <w:pPr>
+        <w:ind w:left="6480" w:hanging="180"/>
+      </w:pPr>
+    </w:lvl>
+  </w:abstractNum>
   <w:num w:numId="1">
     <w:abstractNumId w:val="0"/>
   </w:num>
   <w:num w:numId="2">
     <w:abstractNumId w:val="1"/>
+  </w:num>
+  <w:num w:numId="3">
+    <w:abstractNumId w:val="2"/>
   </w:num>
 </w:numbering>
 </file>
@@ -12404,6 +16993,34 @@
       <w:lang w:eastAsia="en-ID"/>
     </w:rPr>
   </w:style>
+  <w:style w:type="paragraph" w:customStyle="1" w:styleId="number">
+    <w:name w:val="number"/>
+    <w:basedOn w:val="Normal"/>
+    <w:rsid w:val="0095697C"/>
+    <w:pPr>
+      <w:spacing w:before="100" w:beforeAutospacing="1" w:after="100" w:afterAutospacing="1" w:line="240" w:lineRule="auto"/>
+    </w:pPr>
+    <w:rPr>
+      <w:rFonts w:ascii="Times New Roman" w:eastAsia="Times New Roman" w:hAnsi="Times New Roman" w:cs="Times New Roman"/>
+      <w:sz w:val="24"/>
+      <w:szCs w:val="24"/>
+      <w:lang w:eastAsia="en-ID"/>
+    </w:rPr>
+  </w:style>
+  <w:style w:type="paragraph" w:customStyle="1" w:styleId="numbern">
+    <w:name w:val="numbern"/>
+    <w:basedOn w:val="Normal"/>
+    <w:rsid w:val="0095697C"/>
+    <w:pPr>
+      <w:spacing w:before="100" w:beforeAutospacing="1" w:after="100" w:afterAutospacing="1" w:line="240" w:lineRule="auto"/>
+    </w:pPr>
+    <w:rPr>
+      <w:rFonts w:ascii="Times New Roman" w:eastAsia="Times New Roman" w:hAnsi="Times New Roman" w:cs="Times New Roman"/>
+      <w:sz w:val="24"/>
+      <w:szCs w:val="24"/>
+      <w:lang w:eastAsia="en-ID"/>
+    </w:rPr>
+  </w:style>
 </w:styles>
 </file>
 
